--- a/My Notes prep on Prereq.docx
+++ b/My Notes prep on Prereq.docx
@@ -1043,7 +1043,25 @@
           <w:sz w:val="24"/>
           <w:szCs w:val="24"/>
         </w:rPr>
-        <w:t>&lt;meta name="description" content="React Js Course"&gt;</w:t>
+        <w:t xml:space="preserve">&lt;meta name="description" content="React </w:t>
+      </w:r>
+      <w:proofErr w:type="spellStart"/>
+      <w:r>
+        <w:rPr>
+          <w:rFonts w:ascii="Times New Roman" w:hAnsi="Times New Roman" w:cs="Times New Roman"/>
+          <w:sz w:val="24"/>
+          <w:szCs w:val="24"/>
+        </w:rPr>
+        <w:t>Js</w:t>
+      </w:r>
+      <w:proofErr w:type="spellEnd"/>
+      <w:r>
+        <w:rPr>
+          <w:rFonts w:ascii="Times New Roman" w:hAnsi="Times New Roman" w:cs="Times New Roman"/>
+          <w:sz w:val="24"/>
+          <w:szCs w:val="24"/>
+        </w:rPr>
+        <w:t xml:space="preserve"> Course"&gt;</w:t>
       </w:r>
     </w:p>
     <w:p>
@@ -1081,24 +1099,64 @@
           <w:sz w:val="24"/>
           <w:szCs w:val="24"/>
         </w:rPr>
-        <w:t>Http-equiv (refresh)</w:t>
-      </w:r>
-    </w:p>
-    <w:p>
-      <w:pPr>
-        <w:rPr>
-          <w:rFonts w:ascii="Times New Roman" w:hAnsi="Times New Roman" w:cs="Times New Roman"/>
-          <w:sz w:val="24"/>
-          <w:szCs w:val="24"/>
-        </w:rPr>
-      </w:pPr>
-      <w:r>
-        <w:rPr>
-          <w:rFonts w:ascii="Times New Roman" w:hAnsi="Times New Roman" w:cs="Times New Roman"/>
-          <w:sz w:val="24"/>
-          <w:szCs w:val="24"/>
-        </w:rPr>
-        <w:t>&lt;meta http-equiv="refresh" content="5000"&gt;</w:t>
+        <w:t>Http-</w:t>
+      </w:r>
+      <w:proofErr w:type="spellStart"/>
+      <w:r>
+        <w:rPr>
+          <w:rFonts w:ascii="Times New Roman" w:hAnsi="Times New Roman" w:cs="Times New Roman"/>
+          <w:b/>
+          <w:bCs/>
+          <w:sz w:val="24"/>
+          <w:szCs w:val="24"/>
+        </w:rPr>
+        <w:t>equiv</w:t>
+      </w:r>
+      <w:proofErr w:type="spellEnd"/>
+      <w:r>
+        <w:rPr>
+          <w:rFonts w:ascii="Times New Roman" w:hAnsi="Times New Roman" w:cs="Times New Roman"/>
+          <w:b/>
+          <w:bCs/>
+          <w:sz w:val="24"/>
+          <w:szCs w:val="24"/>
+        </w:rPr>
+        <w:t xml:space="preserve"> (refresh)</w:t>
+      </w:r>
+    </w:p>
+    <w:p>
+      <w:pPr>
+        <w:rPr>
+          <w:rFonts w:ascii="Times New Roman" w:hAnsi="Times New Roman" w:cs="Times New Roman"/>
+          <w:sz w:val="24"/>
+          <w:szCs w:val="24"/>
+        </w:rPr>
+      </w:pPr>
+      <w:r>
+        <w:rPr>
+          <w:rFonts w:ascii="Times New Roman" w:hAnsi="Times New Roman" w:cs="Times New Roman"/>
+          <w:sz w:val="24"/>
+          <w:szCs w:val="24"/>
+        </w:rPr>
+        <w:t>&lt;meta http-</w:t>
+      </w:r>
+      <w:proofErr w:type="spellStart"/>
+      <w:r>
+        <w:rPr>
+          <w:rFonts w:ascii="Times New Roman" w:hAnsi="Times New Roman" w:cs="Times New Roman"/>
+          <w:sz w:val="24"/>
+          <w:szCs w:val="24"/>
+        </w:rPr>
+        <w:t>equiv</w:t>
+      </w:r>
+      <w:proofErr w:type="spellEnd"/>
+      <w:r>
+        <w:rPr>
+          <w:rFonts w:ascii="Times New Roman" w:hAnsi="Times New Roman" w:cs="Times New Roman"/>
+          <w:sz w:val="24"/>
+          <w:szCs w:val="24"/>
+        </w:rPr>
+        <w:t>="refresh" content="5000"&gt;</w:t>
       </w:r>
     </w:p>
     <w:p>
@@ -2113,7 +2171,31 @@
           <w:sz w:val="24"/>
           <w:szCs w:val="24"/>
         </w:rPr>
-        <w:t>&lt;br/&gt; giving next line.</w:t>
+        <w:t>&lt;</w:t>
+      </w:r>
+      <w:proofErr w:type="spellStart"/>
+      <w:r>
+        <w:rPr>
+          <w:rFonts w:ascii="Times New Roman" w:hAnsi="Times New Roman" w:cs="Times New Roman"/>
+          <w:b/>
+          <w:bCs/>
+          <w:color w:val="385623" w:themeColor="accent6" w:themeShade="80"/>
+          <w:sz w:val="24"/>
+          <w:szCs w:val="24"/>
+        </w:rPr>
+        <w:t>br</w:t>
+      </w:r>
+      <w:proofErr w:type="spellEnd"/>
+      <w:r>
+        <w:rPr>
+          <w:rFonts w:ascii="Times New Roman" w:hAnsi="Times New Roman" w:cs="Times New Roman"/>
+          <w:b/>
+          <w:bCs/>
+          <w:color w:val="385623" w:themeColor="accent6" w:themeShade="80"/>
+          <w:sz w:val="24"/>
+          <w:szCs w:val="24"/>
+        </w:rPr>
+        <w:t>/&gt; giving next line.</w:t>
       </w:r>
     </w:p>
     <w:p>
@@ -2158,7 +2240,31 @@
           <w:sz w:val="24"/>
           <w:szCs w:val="24"/>
         </w:rPr>
-        <w:t>: Bold and strong are like same, for whole parah we can go with strong for particular things we can go with bold</w:t>
+        <w:t xml:space="preserve">: Bold and strong are like same, for whole </w:t>
+      </w:r>
+      <w:proofErr w:type="spellStart"/>
+      <w:r>
+        <w:rPr>
+          <w:rFonts w:ascii="Times New Roman" w:hAnsi="Times New Roman" w:cs="Times New Roman"/>
+          <w:b/>
+          <w:bCs/>
+          <w:color w:val="385623" w:themeColor="accent6" w:themeShade="80"/>
+          <w:sz w:val="24"/>
+          <w:szCs w:val="24"/>
+        </w:rPr>
+        <w:t>parah</w:t>
+      </w:r>
+      <w:proofErr w:type="spellEnd"/>
+      <w:r>
+        <w:rPr>
+          <w:rFonts w:ascii="Times New Roman" w:hAnsi="Times New Roman" w:cs="Times New Roman"/>
+          <w:b/>
+          <w:bCs/>
+          <w:color w:val="385623" w:themeColor="accent6" w:themeShade="80"/>
+          <w:sz w:val="24"/>
+          <w:szCs w:val="24"/>
+        </w:rPr>
+        <w:t xml:space="preserve"> we can go with strong for particular things we can go with bold</w:t>
       </w:r>
     </w:p>
     <w:p>
@@ -2184,7 +2290,51 @@
           <w:sz w:val="24"/>
           <w:szCs w:val="24"/>
         </w:rPr>
-        <w:t>&lt;i&gt; and &lt;em&gt; Elements:</w:t>
+        <w:t>&lt;</w:t>
+      </w:r>
+      <w:proofErr w:type="spellStart"/>
+      <w:r>
+        <w:rPr>
+          <w:rFonts w:ascii="Times New Roman" w:hAnsi="Times New Roman" w:cs="Times New Roman"/>
+          <w:b/>
+          <w:bCs/>
+          <w:sz w:val="24"/>
+          <w:szCs w:val="24"/>
+        </w:rPr>
+        <w:t>i</w:t>
+      </w:r>
+      <w:proofErr w:type="spellEnd"/>
+      <w:r>
+        <w:rPr>
+          <w:rFonts w:ascii="Times New Roman" w:hAnsi="Times New Roman" w:cs="Times New Roman"/>
+          <w:b/>
+          <w:bCs/>
+          <w:sz w:val="24"/>
+          <w:szCs w:val="24"/>
+        </w:rPr>
+        <w:t>&gt; and &lt;</w:t>
+      </w:r>
+      <w:proofErr w:type="spellStart"/>
+      <w:r>
+        <w:rPr>
+          <w:rFonts w:ascii="Times New Roman" w:hAnsi="Times New Roman" w:cs="Times New Roman"/>
+          <w:b/>
+          <w:bCs/>
+          <w:sz w:val="24"/>
+          <w:szCs w:val="24"/>
+        </w:rPr>
+        <w:t>em</w:t>
+      </w:r>
+      <w:proofErr w:type="spellEnd"/>
+      <w:r>
+        <w:rPr>
+          <w:rFonts w:ascii="Times New Roman" w:hAnsi="Times New Roman" w:cs="Times New Roman"/>
+          <w:b/>
+          <w:bCs/>
+          <w:sz w:val="24"/>
+          <w:szCs w:val="24"/>
+        </w:rPr>
+        <w:t>&gt; Elements:</w:t>
       </w:r>
       <w:r>
         <w:rPr>
@@ -2425,8 +2575,13 @@
         <w:pStyle w:val="Heading1"/>
       </w:pPr>
       <w:r>
-        <w:t>HTML Preformatter</w:t>
-      </w:r>
+        <w:t xml:space="preserve">HTML </w:t>
+      </w:r>
+      <w:proofErr w:type="spellStart"/>
+      <w:r>
+        <w:t>Preformatter</w:t>
+      </w:r>
+      <w:proofErr w:type="spellEnd"/>
     </w:p>
     <w:p>
       <w:pPr>
@@ -3060,7 +3215,25 @@
           <w:sz w:val="24"/>
           <w:szCs w:val="24"/>
         </w:rPr>
-        <w:t>adding css file</w:t>
+        <w:t xml:space="preserve">adding </w:t>
+      </w:r>
+      <w:proofErr w:type="spellStart"/>
+      <w:r>
+        <w:rPr>
+          <w:rFonts w:ascii="Times New Roman" w:hAnsi="Times New Roman" w:cs="Times New Roman"/>
+          <w:sz w:val="24"/>
+          <w:szCs w:val="24"/>
+        </w:rPr>
+        <w:t>css</w:t>
+      </w:r>
+      <w:proofErr w:type="spellEnd"/>
+      <w:r>
+        <w:rPr>
+          <w:rFonts w:ascii="Times New Roman" w:hAnsi="Times New Roman" w:cs="Times New Roman"/>
+          <w:sz w:val="24"/>
+          <w:szCs w:val="24"/>
+        </w:rPr>
+        <w:t xml:space="preserve"> file</w:t>
       </w:r>
     </w:p>
     <w:p>
@@ -3185,7 +3358,25 @@
           <w:sz w:val="24"/>
           <w:szCs w:val="24"/>
         </w:rPr>
-        <w:t>By default no styles will be added.</w:t>
+        <w:t xml:space="preserve">By </w:t>
+      </w:r>
+      <w:proofErr w:type="gramStart"/>
+      <w:r>
+        <w:rPr>
+          <w:rFonts w:ascii="Times New Roman" w:hAnsi="Times New Roman" w:cs="Times New Roman"/>
+          <w:sz w:val="24"/>
+          <w:szCs w:val="24"/>
+        </w:rPr>
+        <w:t>default</w:t>
+      </w:r>
+      <w:proofErr w:type="gramEnd"/>
+      <w:r>
+        <w:rPr>
+          <w:rFonts w:ascii="Times New Roman" w:hAnsi="Times New Roman" w:cs="Times New Roman"/>
+          <w:sz w:val="24"/>
+          <w:szCs w:val="24"/>
+        </w:rPr>
+        <w:t xml:space="preserve"> no styles will be added.</w:t>
       </w:r>
     </w:p>
     <w:p>
@@ -3291,7 +3482,31 @@
           <w:sz w:val="24"/>
           <w:szCs w:val="24"/>
         </w:rPr>
-        <w:t>It’s a self-closing tag &lt;img /&gt;</w:t>
+        <w:t>It’s a self-closing tag &lt;</w:t>
+      </w:r>
+      <w:proofErr w:type="spellStart"/>
+      <w:r>
+        <w:rPr>
+          <w:rFonts w:ascii="Times New Roman" w:hAnsi="Times New Roman" w:cs="Times New Roman"/>
+          <w:b/>
+          <w:bCs/>
+          <w:color w:val="385623" w:themeColor="accent6" w:themeShade="80"/>
+          <w:sz w:val="24"/>
+          <w:szCs w:val="24"/>
+        </w:rPr>
+        <w:t>img</w:t>
+      </w:r>
+      <w:proofErr w:type="spellEnd"/>
+      <w:r>
+        <w:rPr>
+          <w:rFonts w:ascii="Times New Roman" w:hAnsi="Times New Roman" w:cs="Times New Roman"/>
+          <w:b/>
+          <w:bCs/>
+          <w:color w:val="385623" w:themeColor="accent6" w:themeShade="80"/>
+          <w:sz w:val="24"/>
+          <w:szCs w:val="24"/>
+        </w:rPr>
+        <w:t xml:space="preserve"> /&gt;</w:t>
       </w:r>
     </w:p>
     <w:p>
@@ -3339,7 +3554,29 @@
           <w:sz w:val="24"/>
           <w:szCs w:val="24"/>
         </w:rPr>
-        <w:t xml:space="preserve">&lt;img src="path/to/image.jpg" alt="description"&gt;  </w:t>
+        <w:t>&lt;</w:t>
+      </w:r>
+      <w:proofErr w:type="spellStart"/>
+      <w:r>
+        <w:rPr>
+          <w:rFonts w:ascii="Times New Roman" w:hAnsi="Times New Roman" w:cs="Times New Roman"/>
+          <w:b/>
+          <w:bCs/>
+          <w:sz w:val="24"/>
+          <w:szCs w:val="24"/>
+        </w:rPr>
+        <w:t>img</w:t>
+      </w:r>
+      <w:proofErr w:type="spellEnd"/>
+      <w:r>
+        <w:rPr>
+          <w:rFonts w:ascii="Times New Roman" w:hAnsi="Times New Roman" w:cs="Times New Roman"/>
+          <w:b/>
+          <w:bCs/>
+          <w:sz w:val="24"/>
+          <w:szCs w:val="24"/>
+        </w:rPr>
+        <w:t xml:space="preserve"> src="path/to/image.jpg" alt="description"&gt;  </w:t>
       </w:r>
       <w:r>
         <w:rPr>
@@ -3581,6 +3818,7 @@
           <w:szCs w:val="24"/>
         </w:rPr>
       </w:pPr>
+      <w:proofErr w:type="spellStart"/>
       <w:r>
         <w:rPr>
           <w:rFonts w:ascii="Times New Roman" w:hAnsi="Times New Roman" w:cs="Times New Roman"/>
@@ -3591,6 +3829,7 @@
         </w:rPr>
         <w:t>thead</w:t>
       </w:r>
+      <w:proofErr w:type="spellEnd"/>
     </w:p>
     <w:p>
       <w:pPr>
@@ -3607,6 +3846,7 @@
           <w:szCs w:val="24"/>
         </w:rPr>
       </w:pPr>
+      <w:proofErr w:type="spellStart"/>
       <w:r>
         <w:rPr>
           <w:rFonts w:ascii="Times New Roman" w:hAnsi="Times New Roman" w:cs="Times New Roman"/>
@@ -3617,6 +3857,7 @@
         </w:rPr>
         <w:t>tbody</w:t>
       </w:r>
+      <w:proofErr w:type="spellEnd"/>
     </w:p>
     <w:p>
       <w:pPr>
@@ -3633,6 +3874,7 @@
           <w:szCs w:val="24"/>
         </w:rPr>
       </w:pPr>
+      <w:proofErr w:type="spellStart"/>
       <w:r>
         <w:rPr>
           <w:rFonts w:ascii="Times New Roman" w:hAnsi="Times New Roman" w:cs="Times New Roman"/>
@@ -3643,6 +3885,7 @@
         </w:rPr>
         <w:t>tfoot</w:t>
       </w:r>
+      <w:proofErr w:type="spellEnd"/>
     </w:p>
     <w:p>
       <w:pPr>
@@ -3685,6 +3928,7 @@
           <w:szCs w:val="24"/>
         </w:rPr>
       </w:pPr>
+      <w:proofErr w:type="spellStart"/>
       <w:r>
         <w:rPr>
           <w:rFonts w:ascii="Times New Roman" w:hAnsi="Times New Roman" w:cs="Times New Roman"/>
@@ -3696,6 +3940,7 @@
         <w:lastRenderedPageBreak/>
         <w:t>th</w:t>
       </w:r>
+      <w:proofErr w:type="spellEnd"/>
     </w:p>
     <w:p>
       <w:pPr>
@@ -3738,6 +3983,7 @@
           <w:szCs w:val="24"/>
         </w:rPr>
       </w:pPr>
+      <w:proofErr w:type="spellStart"/>
       <w:r>
         <w:rPr>
           <w:rFonts w:ascii="Times New Roman" w:hAnsi="Times New Roman" w:cs="Times New Roman"/>
@@ -3748,6 +3994,7 @@
         </w:rPr>
         <w:t>Colspan</w:t>
       </w:r>
+      <w:proofErr w:type="spellEnd"/>
     </w:p>
     <w:p>
       <w:pPr>
@@ -3764,6 +4011,7 @@
           <w:szCs w:val="24"/>
         </w:rPr>
       </w:pPr>
+      <w:proofErr w:type="spellStart"/>
       <w:r>
         <w:rPr>
           <w:rFonts w:ascii="Times New Roman" w:hAnsi="Times New Roman" w:cs="Times New Roman"/>
@@ -3774,6 +4022,7 @@
         </w:rPr>
         <w:t>Rowspan</w:t>
       </w:r>
+      <w:proofErr w:type="spellEnd"/>
     </w:p>
     <w:p>
       <w:pPr>
@@ -3887,8 +4136,45 @@
           <w:sz w:val="24"/>
           <w:szCs w:val="24"/>
         </w:rPr>
-        <w:t>above, below, box, lhs, rhs</w:t>
-      </w:r>
+        <w:t xml:space="preserve">above, below, box, </w:t>
+      </w:r>
+      <w:proofErr w:type="spellStart"/>
+      <w:r>
+        <w:rPr>
+          <w:rFonts w:ascii="Times New Roman" w:hAnsi="Times New Roman" w:cs="Times New Roman"/>
+          <w:b/>
+          <w:bCs/>
+          <w:color w:val="1F3864" w:themeColor="accent1" w:themeShade="80"/>
+          <w:sz w:val="24"/>
+          <w:szCs w:val="24"/>
+        </w:rPr>
+        <w:t>lhs</w:t>
+      </w:r>
+      <w:proofErr w:type="spellEnd"/>
+      <w:r>
+        <w:rPr>
+          <w:rFonts w:ascii="Times New Roman" w:hAnsi="Times New Roman" w:cs="Times New Roman"/>
+          <w:b/>
+          <w:bCs/>
+          <w:color w:val="1F3864" w:themeColor="accent1" w:themeShade="80"/>
+          <w:sz w:val="24"/>
+          <w:szCs w:val="24"/>
+        </w:rPr>
+        <w:t xml:space="preserve">, </w:t>
+      </w:r>
+      <w:proofErr w:type="spellStart"/>
+      <w:r>
+        <w:rPr>
+          <w:rFonts w:ascii="Times New Roman" w:hAnsi="Times New Roman" w:cs="Times New Roman"/>
+          <w:b/>
+          <w:bCs/>
+          <w:color w:val="1F3864" w:themeColor="accent1" w:themeShade="80"/>
+          <w:sz w:val="24"/>
+          <w:szCs w:val="24"/>
+        </w:rPr>
+        <w:t>rhs</w:t>
+      </w:r>
+      <w:proofErr w:type="spellEnd"/>
     </w:p>
     <w:p>
       <w:pPr>
@@ -4003,6 +4289,7 @@
           <w:szCs w:val="24"/>
         </w:rPr>
       </w:pPr>
+      <w:proofErr w:type="spellStart"/>
       <w:r>
         <w:rPr>
           <w:rFonts w:ascii="Times New Roman" w:hAnsi="Times New Roman" w:cs="Times New Roman"/>
@@ -4011,6 +4298,7 @@
         </w:rPr>
         <w:t>cellspacing</w:t>
       </w:r>
+      <w:proofErr w:type="spellEnd"/>
       <w:r>
         <w:rPr>
           <w:rFonts w:ascii="Times New Roman" w:hAnsi="Times New Roman" w:cs="Times New Roman"/>
@@ -4113,8 +4401,9 @@
           <w:sz w:val="24"/>
           <w:szCs w:val="24"/>
         </w:rPr>
-        <w:t>: This attribute</w:t>
-      </w:r>
+        <w:t xml:space="preserve">: </w:t>
+      </w:r>
+      <w:proofErr w:type="gramStart"/>
       <w:r>
         <w:rPr>
           <w:rFonts w:ascii="Times New Roman" w:hAnsi="Times New Roman" w:cs="Times New Roman"/>
@@ -4124,8 +4413,20 @@
           <w:sz w:val="24"/>
           <w:szCs w:val="24"/>
         </w:rPr>
+        <w:t>This attribute</w:t>
+      </w:r>
+      <w:r>
+        <w:rPr>
+          <w:rFonts w:ascii="Times New Roman" w:hAnsi="Times New Roman" w:cs="Times New Roman"/>
+          <w:b/>
+          <w:bCs/>
+          <w:color w:val="1F3864" w:themeColor="accent1" w:themeShade="80"/>
+          <w:sz w:val="24"/>
+          <w:szCs w:val="24"/>
+        </w:rPr>
         <w:t>/properties</w:t>
       </w:r>
+      <w:proofErr w:type="gramEnd"/>
       <w:r>
         <w:rPr>
           <w:rFonts w:ascii="Times New Roman" w:hAnsi="Times New Roman" w:cs="Times New Roman"/>
@@ -4135,7 +4436,31 @@
           <w:sz w:val="24"/>
           <w:szCs w:val="24"/>
         </w:rPr>
-        <w:t xml:space="preserve"> specifies the horizontal alignment of the table within its containing element. The possible values are "left", "center", or "right".</w:t>
+        <w:t xml:space="preserve"> specifies the horizontal alignment of the table within its containing element. The possible values are "left", "</w:t>
+      </w:r>
+      <w:proofErr w:type="spellStart"/>
+      <w:r>
+        <w:rPr>
+          <w:rFonts w:ascii="Times New Roman" w:hAnsi="Times New Roman" w:cs="Times New Roman"/>
+          <w:b/>
+          <w:bCs/>
+          <w:color w:val="1F3864" w:themeColor="accent1" w:themeShade="80"/>
+          <w:sz w:val="24"/>
+          <w:szCs w:val="24"/>
+        </w:rPr>
+        <w:t>center</w:t>
+      </w:r>
+      <w:proofErr w:type="spellEnd"/>
+      <w:r>
+        <w:rPr>
+          <w:rFonts w:ascii="Times New Roman" w:hAnsi="Times New Roman" w:cs="Times New Roman"/>
+          <w:b/>
+          <w:bCs/>
+          <w:color w:val="1F3864" w:themeColor="accent1" w:themeShade="80"/>
+          <w:sz w:val="24"/>
+          <w:szCs w:val="24"/>
+        </w:rPr>
+        <w:t>", or "right".</w:t>
       </w:r>
     </w:p>
     <w:p>
@@ -4345,7 +4670,31 @@
           <w:sz w:val="24"/>
           <w:szCs w:val="24"/>
         </w:rPr>
-        <w:t>&lt;ol&gt;</w:t>
+        <w:t>&lt;</w:t>
+      </w:r>
+      <w:proofErr w:type="spellStart"/>
+      <w:r>
+        <w:rPr>
+          <w:rFonts w:ascii="Times New Roman" w:hAnsi="Times New Roman" w:cs="Times New Roman"/>
+          <w:b/>
+          <w:bCs/>
+          <w:color w:val="833C0B" w:themeColor="accent2" w:themeShade="80"/>
+          <w:sz w:val="24"/>
+          <w:szCs w:val="24"/>
+        </w:rPr>
+        <w:t>ol</w:t>
+      </w:r>
+      <w:proofErr w:type="spellEnd"/>
+      <w:r>
+        <w:rPr>
+          <w:rFonts w:ascii="Times New Roman" w:hAnsi="Times New Roman" w:cs="Times New Roman"/>
+          <w:b/>
+          <w:bCs/>
+          <w:color w:val="833C0B" w:themeColor="accent2" w:themeShade="80"/>
+          <w:sz w:val="24"/>
+          <w:szCs w:val="24"/>
+        </w:rPr>
+        <w:t>&gt;</w:t>
       </w:r>
     </w:p>
     <w:p>
@@ -4407,7 +4756,31 @@
           <w:sz w:val="24"/>
           <w:szCs w:val="24"/>
         </w:rPr>
-        <w:t>&lt;/ol&gt;</w:t>
+        <w:t>&lt;/</w:t>
+      </w:r>
+      <w:proofErr w:type="spellStart"/>
+      <w:r>
+        <w:rPr>
+          <w:rFonts w:ascii="Times New Roman" w:hAnsi="Times New Roman" w:cs="Times New Roman"/>
+          <w:b/>
+          <w:bCs/>
+          <w:color w:val="833C0B" w:themeColor="accent2" w:themeShade="80"/>
+          <w:sz w:val="24"/>
+          <w:szCs w:val="24"/>
+        </w:rPr>
+        <w:t>ol</w:t>
+      </w:r>
+      <w:proofErr w:type="spellEnd"/>
+      <w:r>
+        <w:rPr>
+          <w:rFonts w:ascii="Times New Roman" w:hAnsi="Times New Roman" w:cs="Times New Roman"/>
+          <w:b/>
+          <w:bCs/>
+          <w:color w:val="833C0B" w:themeColor="accent2" w:themeShade="80"/>
+          <w:sz w:val="24"/>
+          <w:szCs w:val="24"/>
+        </w:rPr>
+        <w:t>&gt;</w:t>
       </w:r>
     </w:p>
     <w:p>
@@ -4431,7 +4804,31 @@
           <w:szCs w:val="24"/>
         </w:rPr>
         <w:lastRenderedPageBreak/>
-        <w:t xml:space="preserve">--- can have any number of li inside this ol, li is sub element </w:t>
+        <w:t xml:space="preserve">--- can have any number of li inside this </w:t>
+      </w:r>
+      <w:proofErr w:type="spellStart"/>
+      <w:r>
+        <w:rPr>
+          <w:rFonts w:ascii="Times New Roman" w:hAnsi="Times New Roman" w:cs="Times New Roman"/>
+          <w:b/>
+          <w:bCs/>
+          <w:color w:val="2F5496" w:themeColor="accent1" w:themeShade="BF"/>
+          <w:sz w:val="24"/>
+          <w:szCs w:val="24"/>
+        </w:rPr>
+        <w:t>ol</w:t>
+      </w:r>
+      <w:proofErr w:type="spellEnd"/>
+      <w:r>
+        <w:rPr>
+          <w:rFonts w:ascii="Times New Roman" w:hAnsi="Times New Roman" w:cs="Times New Roman"/>
+          <w:b/>
+          <w:bCs/>
+          <w:color w:val="2F5496" w:themeColor="accent1" w:themeShade="BF"/>
+          <w:sz w:val="24"/>
+          <w:szCs w:val="24"/>
+        </w:rPr>
+        <w:t xml:space="preserve">, li is sub element </w:t>
       </w:r>
     </w:p>
     <w:p>
@@ -4589,7 +4986,15 @@
         <w:pStyle w:val="Heading1"/>
       </w:pPr>
       <w:r>
-        <w:t>HTML Iframes :</w:t>
+        <w:t xml:space="preserve">HTML </w:t>
+      </w:r>
+      <w:proofErr w:type="spellStart"/>
+      <w:r>
+        <w:t>Iframes</w:t>
+      </w:r>
+      <w:proofErr w:type="spellEnd"/>
+      <w:r>
+        <w:t xml:space="preserve"> :</w:t>
       </w:r>
     </w:p>
     <w:p>
@@ -4753,7 +5158,31 @@
           <w:sz w:val="24"/>
           <w:szCs w:val="24"/>
         </w:rPr>
-        <w:t xml:space="preserve">&lt;iframe src ="http://www.example.com"&gt;&lt;/iframe&gt; </w:t>
+        <w:t>&lt;</w:t>
+      </w:r>
+      <w:proofErr w:type="spellStart"/>
+      <w:r>
+        <w:rPr>
+          <w:rFonts w:ascii="Times New Roman" w:hAnsi="Times New Roman" w:cs="Times New Roman"/>
+          <w:b/>
+          <w:bCs/>
+          <w:color w:val="385623" w:themeColor="accent6" w:themeShade="80"/>
+          <w:sz w:val="24"/>
+          <w:szCs w:val="24"/>
+        </w:rPr>
+        <w:t>iframe</w:t>
+      </w:r>
+      <w:proofErr w:type="spellEnd"/>
+      <w:r>
+        <w:rPr>
+          <w:rFonts w:ascii="Times New Roman" w:hAnsi="Times New Roman" w:cs="Times New Roman"/>
+          <w:b/>
+          <w:bCs/>
+          <w:color w:val="385623" w:themeColor="accent6" w:themeShade="80"/>
+          <w:sz w:val="24"/>
+          <w:szCs w:val="24"/>
+        </w:rPr>
+        <w:t xml:space="preserve"> src ="http://www.example.com"&gt;&lt;/iframe&gt; </w:t>
       </w:r>
     </w:p>
     <w:p>
@@ -4783,7 +5212,61 @@
           <w:sz w:val="24"/>
           <w:szCs w:val="24"/>
         </w:rPr>
-        <w:t>This attribute specifies the width of the iframe. The value can be specified as a positive integer followed by a unit of measurement, such as "px" or "em".</w:t>
+        <w:t xml:space="preserve">This attribute specifies the width of the </w:t>
+      </w:r>
+      <w:proofErr w:type="spellStart"/>
+      <w:r>
+        <w:rPr>
+          <w:rFonts w:ascii="Times New Roman" w:hAnsi="Times New Roman" w:cs="Times New Roman"/>
+          <w:sz w:val="24"/>
+          <w:szCs w:val="24"/>
+        </w:rPr>
+        <w:t>iframe</w:t>
+      </w:r>
+      <w:proofErr w:type="spellEnd"/>
+      <w:r>
+        <w:rPr>
+          <w:rFonts w:ascii="Times New Roman" w:hAnsi="Times New Roman" w:cs="Times New Roman"/>
+          <w:sz w:val="24"/>
+          <w:szCs w:val="24"/>
+        </w:rPr>
+        <w:t>. The value can be specified as a positive integer followed by a unit of measurement, such as "</w:t>
+      </w:r>
+      <w:proofErr w:type="spellStart"/>
+      <w:r>
+        <w:rPr>
+          <w:rFonts w:ascii="Times New Roman" w:hAnsi="Times New Roman" w:cs="Times New Roman"/>
+          <w:sz w:val="24"/>
+          <w:szCs w:val="24"/>
+        </w:rPr>
+        <w:t>px</w:t>
+      </w:r>
+      <w:proofErr w:type="spellEnd"/>
+      <w:r>
+        <w:rPr>
+          <w:rFonts w:ascii="Times New Roman" w:hAnsi="Times New Roman" w:cs="Times New Roman"/>
+          <w:sz w:val="24"/>
+          <w:szCs w:val="24"/>
+        </w:rPr>
+        <w:t>" or "</w:t>
+      </w:r>
+      <w:proofErr w:type="spellStart"/>
+      <w:r>
+        <w:rPr>
+          <w:rFonts w:ascii="Times New Roman" w:hAnsi="Times New Roman" w:cs="Times New Roman"/>
+          <w:sz w:val="24"/>
+          <w:szCs w:val="24"/>
+        </w:rPr>
+        <w:t>em</w:t>
+      </w:r>
+      <w:proofErr w:type="spellEnd"/>
+      <w:r>
+        <w:rPr>
+          <w:rFonts w:ascii="Times New Roman" w:hAnsi="Times New Roman" w:cs="Times New Roman"/>
+          <w:sz w:val="24"/>
+          <w:szCs w:val="24"/>
+        </w:rPr>
+        <w:t>".</w:t>
       </w:r>
     </w:p>
     <w:p>
@@ -4807,7 +5290,55 @@
           <w:sz w:val="24"/>
           <w:szCs w:val="24"/>
         </w:rPr>
-        <w:t>&lt;iframe src="http://www.example.com" width="500px"&gt;&lt;/iframe&gt;</w:t>
+        <w:t>&lt;</w:t>
+      </w:r>
+      <w:proofErr w:type="spellStart"/>
+      <w:r>
+        <w:rPr>
+          <w:rFonts w:ascii="Times New Roman" w:hAnsi="Times New Roman" w:cs="Times New Roman"/>
+          <w:b/>
+          <w:bCs/>
+          <w:color w:val="385623" w:themeColor="accent6" w:themeShade="80"/>
+          <w:sz w:val="24"/>
+          <w:szCs w:val="24"/>
+        </w:rPr>
+        <w:t>iframe</w:t>
+      </w:r>
+      <w:proofErr w:type="spellEnd"/>
+      <w:r>
+        <w:rPr>
+          <w:rFonts w:ascii="Times New Roman" w:hAnsi="Times New Roman" w:cs="Times New Roman"/>
+          <w:b/>
+          <w:bCs/>
+          <w:color w:val="385623" w:themeColor="accent6" w:themeShade="80"/>
+          <w:sz w:val="24"/>
+          <w:szCs w:val="24"/>
+        </w:rPr>
+        <w:t xml:space="preserve"> src="http://www.example.com" width="500px"&gt;&lt;/</w:t>
+      </w:r>
+      <w:proofErr w:type="spellStart"/>
+      <w:r>
+        <w:rPr>
+          <w:rFonts w:ascii="Times New Roman" w:hAnsi="Times New Roman" w:cs="Times New Roman"/>
+          <w:b/>
+          <w:bCs/>
+          <w:color w:val="385623" w:themeColor="accent6" w:themeShade="80"/>
+          <w:sz w:val="24"/>
+          <w:szCs w:val="24"/>
+        </w:rPr>
+        <w:t>iframe</w:t>
+      </w:r>
+      <w:proofErr w:type="spellEnd"/>
+      <w:r>
+        <w:rPr>
+          <w:rFonts w:ascii="Times New Roman" w:hAnsi="Times New Roman" w:cs="Times New Roman"/>
+          <w:b/>
+          <w:bCs/>
+          <w:color w:val="385623" w:themeColor="accent6" w:themeShade="80"/>
+          <w:sz w:val="24"/>
+          <w:szCs w:val="24"/>
+        </w:rPr>
+        <w:t>&gt;</w:t>
       </w:r>
     </w:p>
     <w:p>
@@ -4835,7 +5366,61 @@
           <w:sz w:val="24"/>
           <w:szCs w:val="24"/>
         </w:rPr>
-        <w:t xml:space="preserve">This attribute specifies the height of the iframe. The value can be specified as a positive integer followed by a unit of measurement, such as "px" or "em". </w:t>
+        <w:t xml:space="preserve">This attribute specifies the height of the </w:t>
+      </w:r>
+      <w:proofErr w:type="spellStart"/>
+      <w:r>
+        <w:rPr>
+          <w:rFonts w:ascii="Times New Roman" w:hAnsi="Times New Roman" w:cs="Times New Roman"/>
+          <w:sz w:val="24"/>
+          <w:szCs w:val="24"/>
+        </w:rPr>
+        <w:t>iframe</w:t>
+      </w:r>
+      <w:proofErr w:type="spellEnd"/>
+      <w:r>
+        <w:rPr>
+          <w:rFonts w:ascii="Times New Roman" w:hAnsi="Times New Roman" w:cs="Times New Roman"/>
+          <w:sz w:val="24"/>
+          <w:szCs w:val="24"/>
+        </w:rPr>
+        <w:t>. The value can be specified as a positive integer followed by a unit of measurement, such as "</w:t>
+      </w:r>
+      <w:proofErr w:type="spellStart"/>
+      <w:r>
+        <w:rPr>
+          <w:rFonts w:ascii="Times New Roman" w:hAnsi="Times New Roman" w:cs="Times New Roman"/>
+          <w:sz w:val="24"/>
+          <w:szCs w:val="24"/>
+        </w:rPr>
+        <w:t>px</w:t>
+      </w:r>
+      <w:proofErr w:type="spellEnd"/>
+      <w:r>
+        <w:rPr>
+          <w:rFonts w:ascii="Times New Roman" w:hAnsi="Times New Roman" w:cs="Times New Roman"/>
+          <w:sz w:val="24"/>
+          <w:szCs w:val="24"/>
+        </w:rPr>
+        <w:t>" or "</w:t>
+      </w:r>
+      <w:proofErr w:type="spellStart"/>
+      <w:r>
+        <w:rPr>
+          <w:rFonts w:ascii="Times New Roman" w:hAnsi="Times New Roman" w:cs="Times New Roman"/>
+          <w:sz w:val="24"/>
+          <w:szCs w:val="24"/>
+        </w:rPr>
+        <w:t>em</w:t>
+      </w:r>
+      <w:proofErr w:type="spellEnd"/>
+      <w:r>
+        <w:rPr>
+          <w:rFonts w:ascii="Times New Roman" w:hAnsi="Times New Roman" w:cs="Times New Roman"/>
+          <w:sz w:val="24"/>
+          <w:szCs w:val="24"/>
+        </w:rPr>
+        <w:t xml:space="preserve">". </w:t>
       </w:r>
     </w:p>
     <w:p>
@@ -4859,7 +5444,55 @@
           <w:sz w:val="24"/>
           <w:szCs w:val="24"/>
         </w:rPr>
-        <w:t xml:space="preserve">&lt;iframe src="http://www.example.com" height="300px"&gt;&lt;/iframe&gt; </w:t>
+        <w:t>&lt;</w:t>
+      </w:r>
+      <w:proofErr w:type="spellStart"/>
+      <w:r>
+        <w:rPr>
+          <w:rFonts w:ascii="Times New Roman" w:hAnsi="Times New Roman" w:cs="Times New Roman"/>
+          <w:b/>
+          <w:bCs/>
+          <w:color w:val="385623" w:themeColor="accent6" w:themeShade="80"/>
+          <w:sz w:val="24"/>
+          <w:szCs w:val="24"/>
+        </w:rPr>
+        <w:t>iframe</w:t>
+      </w:r>
+      <w:proofErr w:type="spellEnd"/>
+      <w:r>
+        <w:rPr>
+          <w:rFonts w:ascii="Times New Roman" w:hAnsi="Times New Roman" w:cs="Times New Roman"/>
+          <w:b/>
+          <w:bCs/>
+          <w:color w:val="385623" w:themeColor="accent6" w:themeShade="80"/>
+          <w:sz w:val="24"/>
+          <w:szCs w:val="24"/>
+        </w:rPr>
+        <w:t xml:space="preserve"> src="http://www.example.com" height="300px"&gt;&lt;/</w:t>
+      </w:r>
+      <w:proofErr w:type="spellStart"/>
+      <w:r>
+        <w:rPr>
+          <w:rFonts w:ascii="Times New Roman" w:hAnsi="Times New Roman" w:cs="Times New Roman"/>
+          <w:b/>
+          <w:bCs/>
+          <w:color w:val="385623" w:themeColor="accent6" w:themeShade="80"/>
+          <w:sz w:val="24"/>
+          <w:szCs w:val="24"/>
+        </w:rPr>
+        <w:t>iframe</w:t>
+      </w:r>
+      <w:proofErr w:type="spellEnd"/>
+      <w:r>
+        <w:rPr>
+          <w:rFonts w:ascii="Times New Roman" w:hAnsi="Times New Roman" w:cs="Times New Roman"/>
+          <w:b/>
+          <w:bCs/>
+          <w:color w:val="385623" w:themeColor="accent6" w:themeShade="80"/>
+          <w:sz w:val="24"/>
+          <w:szCs w:val="24"/>
+        </w:rPr>
+        <w:t xml:space="preserve">&gt; </w:t>
       </w:r>
     </w:p>
     <w:p>
@@ -4887,7 +5520,25 @@
           <w:sz w:val="24"/>
           <w:szCs w:val="24"/>
         </w:rPr>
-        <w:t>This attribute specifies a name for the iframe. This name can be used as the target of links, form submissions, and JavaScript functions.</w:t>
+        <w:t xml:space="preserve">This attribute specifies a name for the </w:t>
+      </w:r>
+      <w:proofErr w:type="spellStart"/>
+      <w:r>
+        <w:rPr>
+          <w:rFonts w:ascii="Times New Roman" w:hAnsi="Times New Roman" w:cs="Times New Roman"/>
+          <w:sz w:val="24"/>
+          <w:szCs w:val="24"/>
+        </w:rPr>
+        <w:t>iframe</w:t>
+      </w:r>
+      <w:proofErr w:type="spellEnd"/>
+      <w:r>
+        <w:rPr>
+          <w:rFonts w:ascii="Times New Roman" w:hAnsi="Times New Roman" w:cs="Times New Roman"/>
+          <w:sz w:val="24"/>
+          <w:szCs w:val="24"/>
+        </w:rPr>
+        <w:t>. This name can be used as the target of links, form submissions, and JavaScript functions.</w:t>
       </w:r>
     </w:p>
     <w:p>
@@ -4911,7 +5562,79 @@
           <w:sz w:val="24"/>
           <w:szCs w:val="24"/>
         </w:rPr>
-        <w:t>&lt;iframe src="http://www.example.com" name="myframe"&gt;&lt;/iframe&gt;</w:t>
+        <w:t>&lt;</w:t>
+      </w:r>
+      <w:proofErr w:type="spellStart"/>
+      <w:r>
+        <w:rPr>
+          <w:rFonts w:ascii="Times New Roman" w:hAnsi="Times New Roman" w:cs="Times New Roman"/>
+          <w:b/>
+          <w:bCs/>
+          <w:color w:val="385623" w:themeColor="accent6" w:themeShade="80"/>
+          <w:sz w:val="24"/>
+          <w:szCs w:val="24"/>
+        </w:rPr>
+        <w:t>iframe</w:t>
+      </w:r>
+      <w:proofErr w:type="spellEnd"/>
+      <w:r>
+        <w:rPr>
+          <w:rFonts w:ascii="Times New Roman" w:hAnsi="Times New Roman" w:cs="Times New Roman"/>
+          <w:b/>
+          <w:bCs/>
+          <w:color w:val="385623" w:themeColor="accent6" w:themeShade="80"/>
+          <w:sz w:val="24"/>
+          <w:szCs w:val="24"/>
+        </w:rPr>
+        <w:t xml:space="preserve"> src="http://www.example.com" name="</w:t>
+      </w:r>
+      <w:proofErr w:type="spellStart"/>
+      <w:r>
+        <w:rPr>
+          <w:rFonts w:ascii="Times New Roman" w:hAnsi="Times New Roman" w:cs="Times New Roman"/>
+          <w:b/>
+          <w:bCs/>
+          <w:color w:val="385623" w:themeColor="accent6" w:themeShade="80"/>
+          <w:sz w:val="24"/>
+          <w:szCs w:val="24"/>
+        </w:rPr>
+        <w:t>myframe</w:t>
+      </w:r>
+      <w:proofErr w:type="spellEnd"/>
+      <w:r>
+        <w:rPr>
+          <w:rFonts w:ascii="Times New Roman" w:hAnsi="Times New Roman" w:cs="Times New Roman"/>
+          <w:b/>
+          <w:bCs/>
+          <w:color w:val="385623" w:themeColor="accent6" w:themeShade="80"/>
+          <w:sz w:val="24"/>
+          <w:szCs w:val="24"/>
+        </w:rPr>
+        <w:t>"&gt;&lt;/</w:t>
+      </w:r>
+      <w:proofErr w:type="spellStart"/>
+      <w:r>
+        <w:rPr>
+          <w:rFonts w:ascii="Times New Roman" w:hAnsi="Times New Roman" w:cs="Times New Roman"/>
+          <w:b/>
+          <w:bCs/>
+          <w:color w:val="385623" w:themeColor="accent6" w:themeShade="80"/>
+          <w:sz w:val="24"/>
+          <w:szCs w:val="24"/>
+        </w:rPr>
+        <w:t>iframe</w:t>
+      </w:r>
+      <w:proofErr w:type="spellEnd"/>
+      <w:r>
+        <w:rPr>
+          <w:rFonts w:ascii="Times New Roman" w:hAnsi="Times New Roman" w:cs="Times New Roman"/>
+          <w:b/>
+          <w:bCs/>
+          <w:color w:val="385623" w:themeColor="accent6" w:themeShade="80"/>
+          <w:sz w:val="24"/>
+          <w:szCs w:val="24"/>
+        </w:rPr>
+        <w:t>&gt;</w:t>
       </w:r>
     </w:p>
     <w:p>
@@ -4941,7 +5664,25 @@
           <w:sz w:val="24"/>
           <w:szCs w:val="24"/>
         </w:rPr>
-        <w:t>This attribute specifies whether or not the iframe should have a border. The value can be "0" or "1".</w:t>
+        <w:t xml:space="preserve">This attribute specifies whether or not the </w:t>
+      </w:r>
+      <w:proofErr w:type="spellStart"/>
+      <w:r>
+        <w:rPr>
+          <w:rFonts w:ascii="Times New Roman" w:hAnsi="Times New Roman" w:cs="Times New Roman"/>
+          <w:sz w:val="24"/>
+          <w:szCs w:val="24"/>
+        </w:rPr>
+        <w:t>iframe</w:t>
+      </w:r>
+      <w:proofErr w:type="spellEnd"/>
+      <w:r>
+        <w:rPr>
+          <w:rFonts w:ascii="Times New Roman" w:hAnsi="Times New Roman" w:cs="Times New Roman"/>
+          <w:sz w:val="24"/>
+          <w:szCs w:val="24"/>
+        </w:rPr>
+        <w:t xml:space="preserve"> should have a border. The value can be "0" or "1".</w:t>
       </w:r>
       <w:r>
         <w:rPr>
@@ -4975,7 +5716,55 @@
           <w:sz w:val="24"/>
           <w:szCs w:val="24"/>
         </w:rPr>
-        <w:t>&lt;iframe src="http://www.example.com" frameborder="0"&gt;&lt;/iframe&gt;</w:t>
+        <w:t>&lt;</w:t>
+      </w:r>
+      <w:proofErr w:type="spellStart"/>
+      <w:r>
+        <w:rPr>
+          <w:rFonts w:ascii="Times New Roman" w:hAnsi="Times New Roman" w:cs="Times New Roman"/>
+          <w:b/>
+          <w:bCs/>
+          <w:color w:val="385623" w:themeColor="accent6" w:themeShade="80"/>
+          <w:sz w:val="24"/>
+          <w:szCs w:val="24"/>
+        </w:rPr>
+        <w:t>iframe</w:t>
+      </w:r>
+      <w:proofErr w:type="spellEnd"/>
+      <w:r>
+        <w:rPr>
+          <w:rFonts w:ascii="Times New Roman" w:hAnsi="Times New Roman" w:cs="Times New Roman"/>
+          <w:b/>
+          <w:bCs/>
+          <w:color w:val="385623" w:themeColor="accent6" w:themeShade="80"/>
+          <w:sz w:val="24"/>
+          <w:szCs w:val="24"/>
+        </w:rPr>
+        <w:t xml:space="preserve"> src="http://www.example.com" frameborder="0"&gt;&lt;/</w:t>
+      </w:r>
+      <w:proofErr w:type="spellStart"/>
+      <w:r>
+        <w:rPr>
+          <w:rFonts w:ascii="Times New Roman" w:hAnsi="Times New Roman" w:cs="Times New Roman"/>
+          <w:b/>
+          <w:bCs/>
+          <w:color w:val="385623" w:themeColor="accent6" w:themeShade="80"/>
+          <w:sz w:val="24"/>
+          <w:szCs w:val="24"/>
+        </w:rPr>
+        <w:t>iframe</w:t>
+      </w:r>
+      <w:proofErr w:type="spellEnd"/>
+      <w:r>
+        <w:rPr>
+          <w:rFonts w:ascii="Times New Roman" w:hAnsi="Times New Roman" w:cs="Times New Roman"/>
+          <w:b/>
+          <w:bCs/>
+          <w:color w:val="385623" w:themeColor="accent6" w:themeShade="80"/>
+          <w:sz w:val="24"/>
+          <w:szCs w:val="24"/>
+        </w:rPr>
+        <w:t>&gt;</w:t>
       </w:r>
     </w:p>
     <w:p>
@@ -5003,7 +5792,25 @@
           <w:sz w:val="24"/>
           <w:szCs w:val="24"/>
         </w:rPr>
-        <w:t>This attribute specifies whether or not the iframe should have scrollbars. The value can be "yes", "no", or "auto".</w:t>
+        <w:t xml:space="preserve">This attribute specifies whether or not the </w:t>
+      </w:r>
+      <w:proofErr w:type="spellStart"/>
+      <w:r>
+        <w:rPr>
+          <w:rFonts w:ascii="Times New Roman" w:hAnsi="Times New Roman" w:cs="Times New Roman"/>
+          <w:sz w:val="24"/>
+          <w:szCs w:val="24"/>
+        </w:rPr>
+        <w:t>iframe</w:t>
+      </w:r>
+      <w:proofErr w:type="spellEnd"/>
+      <w:r>
+        <w:rPr>
+          <w:rFonts w:ascii="Times New Roman" w:hAnsi="Times New Roman" w:cs="Times New Roman"/>
+          <w:sz w:val="24"/>
+          <w:szCs w:val="24"/>
+        </w:rPr>
+        <w:t xml:space="preserve"> should have scrollbars. The value can be "yes", "no", or "auto".</w:t>
       </w:r>
     </w:p>
     <w:p>
@@ -5027,7 +5834,55 @@
           <w:sz w:val="24"/>
           <w:szCs w:val="24"/>
         </w:rPr>
-        <w:t>&lt;iframe src="http://www.example.com" scrolling="auto"&gt;&lt;/iframe&gt;</w:t>
+        <w:t>&lt;</w:t>
+      </w:r>
+      <w:proofErr w:type="spellStart"/>
+      <w:r>
+        <w:rPr>
+          <w:rFonts w:ascii="Times New Roman" w:hAnsi="Times New Roman" w:cs="Times New Roman"/>
+          <w:b/>
+          <w:bCs/>
+          <w:color w:val="385623" w:themeColor="accent6" w:themeShade="80"/>
+          <w:sz w:val="24"/>
+          <w:szCs w:val="24"/>
+        </w:rPr>
+        <w:t>iframe</w:t>
+      </w:r>
+      <w:proofErr w:type="spellEnd"/>
+      <w:r>
+        <w:rPr>
+          <w:rFonts w:ascii="Times New Roman" w:hAnsi="Times New Roman" w:cs="Times New Roman"/>
+          <w:b/>
+          <w:bCs/>
+          <w:color w:val="385623" w:themeColor="accent6" w:themeShade="80"/>
+          <w:sz w:val="24"/>
+          <w:szCs w:val="24"/>
+        </w:rPr>
+        <w:t xml:space="preserve"> src="http://www.example.com" scrolling="auto"&gt;&lt;/</w:t>
+      </w:r>
+      <w:proofErr w:type="spellStart"/>
+      <w:r>
+        <w:rPr>
+          <w:rFonts w:ascii="Times New Roman" w:hAnsi="Times New Roman" w:cs="Times New Roman"/>
+          <w:b/>
+          <w:bCs/>
+          <w:color w:val="385623" w:themeColor="accent6" w:themeShade="80"/>
+          <w:sz w:val="24"/>
+          <w:szCs w:val="24"/>
+        </w:rPr>
+        <w:t>iframe</w:t>
+      </w:r>
+      <w:proofErr w:type="spellEnd"/>
+      <w:r>
+        <w:rPr>
+          <w:rFonts w:ascii="Times New Roman" w:hAnsi="Times New Roman" w:cs="Times New Roman"/>
+          <w:b/>
+          <w:bCs/>
+          <w:color w:val="385623" w:themeColor="accent6" w:themeShade="80"/>
+          <w:sz w:val="24"/>
+          <w:szCs w:val="24"/>
+        </w:rPr>
+        <w:t>&gt;</w:t>
       </w:r>
     </w:p>
     <w:p>
@@ -5041,23 +5896,71 @@
           <w:szCs w:val="24"/>
         </w:rPr>
       </w:pPr>
-      <w:r>
-        <w:rPr>
-          <w:rFonts w:ascii="Times New Roman" w:hAnsi="Times New Roman" w:cs="Times New Roman"/>
-          <w:b/>
-          <w:bCs/>
-          <w:sz w:val="24"/>
-          <w:szCs w:val="24"/>
-        </w:rPr>
-        <w:t xml:space="preserve">allowfullscreen: </w:t>
-      </w:r>
-      <w:r>
-        <w:rPr>
-          <w:rFonts w:ascii="Times New Roman" w:hAnsi="Times New Roman" w:cs="Times New Roman"/>
-          <w:sz w:val="24"/>
-          <w:szCs w:val="24"/>
-        </w:rPr>
-        <w:t>This attribute specifies whether or not the iframe should be allowed to enter fullscreen mode. The value can be "true" or "false".</w:t>
+      <w:proofErr w:type="spellStart"/>
+      <w:r>
+        <w:rPr>
+          <w:rFonts w:ascii="Times New Roman" w:hAnsi="Times New Roman" w:cs="Times New Roman"/>
+          <w:b/>
+          <w:bCs/>
+          <w:sz w:val="24"/>
+          <w:szCs w:val="24"/>
+        </w:rPr>
+        <w:t>allowfullscreen</w:t>
+      </w:r>
+      <w:proofErr w:type="spellEnd"/>
+      <w:r>
+        <w:rPr>
+          <w:rFonts w:ascii="Times New Roman" w:hAnsi="Times New Roman" w:cs="Times New Roman"/>
+          <w:b/>
+          <w:bCs/>
+          <w:sz w:val="24"/>
+          <w:szCs w:val="24"/>
+        </w:rPr>
+        <w:t xml:space="preserve">: </w:t>
+      </w:r>
+      <w:r>
+        <w:rPr>
+          <w:rFonts w:ascii="Times New Roman" w:hAnsi="Times New Roman" w:cs="Times New Roman"/>
+          <w:sz w:val="24"/>
+          <w:szCs w:val="24"/>
+        </w:rPr>
+        <w:t xml:space="preserve">This attribute specifies whether or not the </w:t>
+      </w:r>
+      <w:proofErr w:type="spellStart"/>
+      <w:r>
+        <w:rPr>
+          <w:rFonts w:ascii="Times New Roman" w:hAnsi="Times New Roman" w:cs="Times New Roman"/>
+          <w:sz w:val="24"/>
+          <w:szCs w:val="24"/>
+        </w:rPr>
+        <w:t>iframe</w:t>
+      </w:r>
+      <w:proofErr w:type="spellEnd"/>
+      <w:r>
+        <w:rPr>
+          <w:rFonts w:ascii="Times New Roman" w:hAnsi="Times New Roman" w:cs="Times New Roman"/>
+          <w:sz w:val="24"/>
+          <w:szCs w:val="24"/>
+        </w:rPr>
+        <w:t xml:space="preserve"> should be allowed to enter </w:t>
+      </w:r>
+      <w:proofErr w:type="spellStart"/>
+      <w:r>
+        <w:rPr>
+          <w:rFonts w:ascii="Times New Roman" w:hAnsi="Times New Roman" w:cs="Times New Roman"/>
+          <w:sz w:val="24"/>
+          <w:szCs w:val="24"/>
+        </w:rPr>
+        <w:t>fullscreen</w:t>
+      </w:r>
+      <w:proofErr w:type="spellEnd"/>
+      <w:r>
+        <w:rPr>
+          <w:rFonts w:ascii="Times New Roman" w:hAnsi="Times New Roman" w:cs="Times New Roman"/>
+          <w:sz w:val="24"/>
+          <w:szCs w:val="24"/>
+        </w:rPr>
+        <w:t xml:space="preserve"> mode. The value can be "true" or "false".</w:t>
       </w:r>
       <w:r>
         <w:rPr>
@@ -5092,7 +5995,79 @@
           <w:szCs w:val="24"/>
         </w:rPr>
         <w:lastRenderedPageBreak/>
-        <w:t>&lt;iframe src="http://www.example.com" allowfullscreen="true"&gt;&lt;/iframe&gt;</w:t>
+        <w:t>&lt;</w:t>
+      </w:r>
+      <w:proofErr w:type="spellStart"/>
+      <w:r>
+        <w:rPr>
+          <w:rFonts w:ascii="Times New Roman" w:hAnsi="Times New Roman" w:cs="Times New Roman"/>
+          <w:b/>
+          <w:bCs/>
+          <w:color w:val="385623" w:themeColor="accent6" w:themeShade="80"/>
+          <w:sz w:val="24"/>
+          <w:szCs w:val="24"/>
+        </w:rPr>
+        <w:t>iframe</w:t>
+      </w:r>
+      <w:proofErr w:type="spellEnd"/>
+      <w:r>
+        <w:rPr>
+          <w:rFonts w:ascii="Times New Roman" w:hAnsi="Times New Roman" w:cs="Times New Roman"/>
+          <w:b/>
+          <w:bCs/>
+          <w:color w:val="385623" w:themeColor="accent6" w:themeShade="80"/>
+          <w:sz w:val="24"/>
+          <w:szCs w:val="24"/>
+        </w:rPr>
+        <w:t xml:space="preserve"> src="http://www.example.com" </w:t>
+      </w:r>
+      <w:proofErr w:type="spellStart"/>
+      <w:r>
+        <w:rPr>
+          <w:rFonts w:ascii="Times New Roman" w:hAnsi="Times New Roman" w:cs="Times New Roman"/>
+          <w:b/>
+          <w:bCs/>
+          <w:color w:val="385623" w:themeColor="accent6" w:themeShade="80"/>
+          <w:sz w:val="24"/>
+          <w:szCs w:val="24"/>
+        </w:rPr>
+        <w:t>allowfullscreen</w:t>
+      </w:r>
+      <w:proofErr w:type="spellEnd"/>
+      <w:r>
+        <w:rPr>
+          <w:rFonts w:ascii="Times New Roman" w:hAnsi="Times New Roman" w:cs="Times New Roman"/>
+          <w:b/>
+          <w:bCs/>
+          <w:color w:val="385623" w:themeColor="accent6" w:themeShade="80"/>
+          <w:sz w:val="24"/>
+          <w:szCs w:val="24"/>
+        </w:rPr>
+        <w:t>="true"&gt;&lt;/</w:t>
+      </w:r>
+      <w:proofErr w:type="spellStart"/>
+      <w:r>
+        <w:rPr>
+          <w:rFonts w:ascii="Times New Roman" w:hAnsi="Times New Roman" w:cs="Times New Roman"/>
+          <w:b/>
+          <w:bCs/>
+          <w:color w:val="385623" w:themeColor="accent6" w:themeShade="80"/>
+          <w:sz w:val="24"/>
+          <w:szCs w:val="24"/>
+        </w:rPr>
+        <w:t>iframe</w:t>
+      </w:r>
+      <w:proofErr w:type="spellEnd"/>
+      <w:r>
+        <w:rPr>
+          <w:rFonts w:ascii="Times New Roman" w:hAnsi="Times New Roman" w:cs="Times New Roman"/>
+          <w:b/>
+          <w:bCs/>
+          <w:color w:val="385623" w:themeColor="accent6" w:themeShade="80"/>
+          <w:sz w:val="24"/>
+          <w:szCs w:val="24"/>
+        </w:rPr>
+        <w:t>&gt;</w:t>
       </w:r>
     </w:p>
     <w:p>
@@ -5120,7 +6095,25 @@
           <w:sz w:val="24"/>
           <w:szCs w:val="24"/>
         </w:rPr>
-        <w:t>This attribute specifies a space-separated list of features that the iframe is allowed to use. Example:</w:t>
+        <w:t xml:space="preserve">This attribute specifies a space-separated list of features that the </w:t>
+      </w:r>
+      <w:proofErr w:type="spellStart"/>
+      <w:r>
+        <w:rPr>
+          <w:rFonts w:ascii="Times New Roman" w:hAnsi="Times New Roman" w:cs="Times New Roman"/>
+          <w:sz w:val="24"/>
+          <w:szCs w:val="24"/>
+        </w:rPr>
+        <w:t>iframe</w:t>
+      </w:r>
+      <w:proofErr w:type="spellEnd"/>
+      <w:r>
+        <w:rPr>
+          <w:rFonts w:ascii="Times New Roman" w:hAnsi="Times New Roman" w:cs="Times New Roman"/>
+          <w:sz w:val="24"/>
+          <w:szCs w:val="24"/>
+        </w:rPr>
+        <w:t xml:space="preserve"> is allowed to use. Example:</w:t>
       </w:r>
     </w:p>
     <w:p>
@@ -5144,7 +6137,55 @@
           <w:sz w:val="24"/>
           <w:szCs w:val="24"/>
         </w:rPr>
-        <w:t>&lt;iframe src="http://www.example.com" allow="camera; microphone"&gt;&lt;/iframe&gt;</w:t>
+        <w:t>&lt;</w:t>
+      </w:r>
+      <w:proofErr w:type="spellStart"/>
+      <w:r>
+        <w:rPr>
+          <w:rFonts w:ascii="Times New Roman" w:hAnsi="Times New Roman" w:cs="Times New Roman"/>
+          <w:b/>
+          <w:bCs/>
+          <w:color w:val="385623" w:themeColor="accent6" w:themeShade="80"/>
+          <w:sz w:val="24"/>
+          <w:szCs w:val="24"/>
+        </w:rPr>
+        <w:t>iframe</w:t>
+      </w:r>
+      <w:proofErr w:type="spellEnd"/>
+      <w:r>
+        <w:rPr>
+          <w:rFonts w:ascii="Times New Roman" w:hAnsi="Times New Roman" w:cs="Times New Roman"/>
+          <w:b/>
+          <w:bCs/>
+          <w:color w:val="385623" w:themeColor="accent6" w:themeShade="80"/>
+          <w:sz w:val="24"/>
+          <w:szCs w:val="24"/>
+        </w:rPr>
+        <w:t xml:space="preserve"> src="http://www.example.com" allow="camera; microphone"&gt;&lt;/</w:t>
+      </w:r>
+      <w:proofErr w:type="spellStart"/>
+      <w:r>
+        <w:rPr>
+          <w:rFonts w:ascii="Times New Roman" w:hAnsi="Times New Roman" w:cs="Times New Roman"/>
+          <w:b/>
+          <w:bCs/>
+          <w:color w:val="385623" w:themeColor="accent6" w:themeShade="80"/>
+          <w:sz w:val="24"/>
+          <w:szCs w:val="24"/>
+        </w:rPr>
+        <w:t>iframe</w:t>
+      </w:r>
+      <w:proofErr w:type="spellEnd"/>
+      <w:r>
+        <w:rPr>
+          <w:rFonts w:ascii="Times New Roman" w:hAnsi="Times New Roman" w:cs="Times New Roman"/>
+          <w:b/>
+          <w:bCs/>
+          <w:color w:val="385623" w:themeColor="accent6" w:themeShade="80"/>
+          <w:sz w:val="24"/>
+          <w:szCs w:val="24"/>
+        </w:rPr>
+        <w:t>&gt;</w:t>
       </w:r>
     </w:p>
     <w:p>
@@ -5216,7 +6257,29 @@
           <w:sz w:val="24"/>
           <w:szCs w:val="24"/>
         </w:rPr>
-        <w:t>&lt;kbd&gt; For Keyboard Input</w:t>
+        <w:t>&lt;</w:t>
+      </w:r>
+      <w:proofErr w:type="spellStart"/>
+      <w:r>
+        <w:rPr>
+          <w:rFonts w:ascii="Times New Roman" w:hAnsi="Times New Roman" w:cs="Times New Roman"/>
+          <w:b/>
+          <w:bCs/>
+          <w:sz w:val="24"/>
+          <w:szCs w:val="24"/>
+        </w:rPr>
+        <w:t>kbd</w:t>
+      </w:r>
+      <w:proofErr w:type="spellEnd"/>
+      <w:r>
+        <w:rPr>
+          <w:rFonts w:ascii="Times New Roman" w:hAnsi="Times New Roman" w:cs="Times New Roman"/>
+          <w:b/>
+          <w:bCs/>
+          <w:sz w:val="24"/>
+          <w:szCs w:val="24"/>
+        </w:rPr>
+        <w:t>&gt; For Keyboard Input</w:t>
       </w:r>
     </w:p>
     <w:p>
@@ -5512,6 +6575,7 @@
           <w:szCs w:val="24"/>
         </w:rPr>
       </w:pPr>
+      <w:proofErr w:type="spellStart"/>
       <w:r>
         <w:rPr>
           <w:rFonts w:ascii="Times New Roman" w:hAnsi="Times New Roman" w:cs="Times New Roman"/>
@@ -5522,6 +6586,7 @@
         </w:rPr>
         <w:t>Behavior</w:t>
       </w:r>
+      <w:proofErr w:type="spellEnd"/>
     </w:p>
     <w:p>
       <w:pPr>
@@ -5538,6 +6603,7 @@
           <w:szCs w:val="24"/>
         </w:rPr>
       </w:pPr>
+      <w:proofErr w:type="spellStart"/>
       <w:r>
         <w:rPr>
           <w:rFonts w:ascii="Times New Roman" w:hAnsi="Times New Roman" w:cs="Times New Roman"/>
@@ -5548,6 +6614,7 @@
         </w:rPr>
         <w:t>Scrolldelay</w:t>
       </w:r>
+      <w:proofErr w:type="spellEnd"/>
     </w:p>
     <w:p>
       <w:pPr>
@@ -5564,6 +6631,7 @@
           <w:szCs w:val="24"/>
         </w:rPr>
       </w:pPr>
+      <w:proofErr w:type="spellStart"/>
       <w:r>
         <w:rPr>
           <w:rFonts w:ascii="Times New Roman" w:hAnsi="Times New Roman" w:cs="Times New Roman"/>
@@ -5574,6 +6642,7 @@
         </w:rPr>
         <w:t>Scrollamount</w:t>
       </w:r>
+      <w:proofErr w:type="spellEnd"/>
     </w:p>
     <w:p>
       <w:pPr>
@@ -5598,8 +6667,20 @@
           <w:sz w:val="24"/>
           <w:szCs w:val="24"/>
         </w:rPr>
-        <w:t>Loop etc..</w:t>
-      </w:r>
+        <w:t xml:space="preserve">Loop </w:t>
+      </w:r>
+      <w:proofErr w:type="gramStart"/>
+      <w:r>
+        <w:rPr>
+          <w:rFonts w:ascii="Times New Roman" w:hAnsi="Times New Roman" w:cs="Times New Roman"/>
+          <w:b/>
+          <w:bCs/>
+          <w:sz w:val="24"/>
+          <w:szCs w:val="24"/>
+        </w:rPr>
+        <w:t>etc..</w:t>
+      </w:r>
+      <w:proofErr w:type="gramEnd"/>
     </w:p>
     <w:p>
       <w:pPr>
@@ -5675,7 +6756,31 @@
           <w:sz w:val="24"/>
           <w:szCs w:val="24"/>
         </w:rPr>
-        <w:t>Form are used to take the data from users.</w:t>
+        <w:t xml:space="preserve">Form </w:t>
+      </w:r>
+      <w:proofErr w:type="gramStart"/>
+      <w:r>
+        <w:rPr>
+          <w:rFonts w:ascii="Times New Roman" w:hAnsi="Times New Roman" w:cs="Times New Roman"/>
+          <w:b/>
+          <w:bCs/>
+          <w:color w:val="385623" w:themeColor="accent6" w:themeShade="80"/>
+          <w:sz w:val="24"/>
+          <w:szCs w:val="24"/>
+        </w:rPr>
+        <w:t>are</w:t>
+      </w:r>
+      <w:proofErr w:type="gramEnd"/>
+      <w:r>
+        <w:rPr>
+          <w:rFonts w:ascii="Times New Roman" w:hAnsi="Times New Roman" w:cs="Times New Roman"/>
+          <w:b/>
+          <w:bCs/>
+          <w:color w:val="385623" w:themeColor="accent6" w:themeShade="80"/>
+          <w:sz w:val="24"/>
+          <w:szCs w:val="24"/>
+        </w:rPr>
+        <w:t xml:space="preserve"> used to take the data from users.</w:t>
       </w:r>
     </w:p>
     <w:p>
@@ -5964,6 +7069,7 @@
           <w:szCs w:val="24"/>
         </w:rPr>
       </w:pPr>
+      <w:proofErr w:type="spellStart"/>
       <w:r>
         <w:rPr>
           <w:rFonts w:ascii="Times New Roman" w:hAnsi="Times New Roman" w:cs="Times New Roman"/>
@@ -5975,6 +7081,7 @@
         <w:lastRenderedPageBreak/>
         <w:t>Textarea</w:t>
       </w:r>
+      <w:proofErr w:type="spellEnd"/>
     </w:p>
     <w:p>
       <w:pPr>
@@ -6095,16 +7202,62 @@
           <w:szCs w:val="24"/>
         </w:rPr>
       </w:pPr>
-      <w:r>
-        <w:rPr>
-          <w:rFonts w:ascii="Times New Roman" w:hAnsi="Times New Roman" w:cs="Times New Roman"/>
-          <w:b/>
-          <w:bCs/>
-          <w:sz w:val="24"/>
-          <w:szCs w:val="24"/>
-        </w:rPr>
-        <w:t>minlength and maxlength etc..</w:t>
-      </w:r>
+      <w:proofErr w:type="spellStart"/>
+      <w:r>
+        <w:rPr>
+          <w:rFonts w:ascii="Times New Roman" w:hAnsi="Times New Roman" w:cs="Times New Roman"/>
+          <w:b/>
+          <w:bCs/>
+          <w:sz w:val="24"/>
+          <w:szCs w:val="24"/>
+        </w:rPr>
+        <w:t>minlength</w:t>
+      </w:r>
+      <w:proofErr w:type="spellEnd"/>
+      <w:r>
+        <w:rPr>
+          <w:rFonts w:ascii="Times New Roman" w:hAnsi="Times New Roman" w:cs="Times New Roman"/>
+          <w:b/>
+          <w:bCs/>
+          <w:sz w:val="24"/>
+          <w:szCs w:val="24"/>
+        </w:rPr>
+        <w:t xml:space="preserve"> and </w:t>
+      </w:r>
+      <w:proofErr w:type="spellStart"/>
+      <w:r>
+        <w:rPr>
+          <w:rFonts w:ascii="Times New Roman" w:hAnsi="Times New Roman" w:cs="Times New Roman"/>
+          <w:b/>
+          <w:bCs/>
+          <w:sz w:val="24"/>
+          <w:szCs w:val="24"/>
+        </w:rPr>
+        <w:t>maxlength</w:t>
+      </w:r>
+      <w:proofErr w:type="spellEnd"/>
+      <w:r>
+        <w:rPr>
+          <w:rFonts w:ascii="Times New Roman" w:hAnsi="Times New Roman" w:cs="Times New Roman"/>
+          <w:b/>
+          <w:bCs/>
+          <w:sz w:val="24"/>
+          <w:szCs w:val="24"/>
+        </w:rPr>
+        <w:t xml:space="preserve"> </w:t>
+      </w:r>
+      <w:proofErr w:type="gramStart"/>
+      <w:r>
+        <w:rPr>
+          <w:rFonts w:ascii="Times New Roman" w:hAnsi="Times New Roman" w:cs="Times New Roman"/>
+          <w:b/>
+          <w:bCs/>
+          <w:sz w:val="24"/>
+          <w:szCs w:val="24"/>
+        </w:rPr>
+        <w:t>etc..</w:t>
+      </w:r>
+      <w:proofErr w:type="gramEnd"/>
     </w:p>
     <w:p>
       <w:pPr>
@@ -6129,6 +7282,7 @@
           <w:szCs w:val="24"/>
         </w:rPr>
       </w:pPr>
+      <w:proofErr w:type="spellStart"/>
       <w:r>
         <w:rPr>
           <w:rFonts w:ascii="Times New Roman" w:hAnsi="Times New Roman" w:cs="Times New Roman"/>
@@ -6139,6 +7293,7 @@
         </w:rPr>
         <w:t>color</w:t>
       </w:r>
+      <w:proofErr w:type="spellEnd"/>
     </w:p>
     <w:p>
       <w:pPr>
@@ -6389,6 +7544,7 @@
           <w:szCs w:val="24"/>
         </w:rPr>
       </w:pPr>
+      <w:proofErr w:type="spellStart"/>
       <w:r>
         <w:rPr>
           <w:rFonts w:ascii="Times New Roman" w:hAnsi="Times New Roman" w:cs="Times New Roman"/>
@@ -6399,6 +7555,7 @@
         </w:rPr>
         <w:t>Url</w:t>
       </w:r>
+      <w:proofErr w:type="spellEnd"/>
     </w:p>
     <w:p>
       <w:pPr>
@@ -7391,8 +8548,21 @@
           <w:sz w:val="24"/>
           <w:szCs w:val="24"/>
         </w:rPr>
-        <w:t>TAGS                                          Key:Value</w:t>
-      </w:r>
+        <w:t xml:space="preserve">TAGS                                          </w:t>
+      </w:r>
+      <w:proofErr w:type="spellStart"/>
+      <w:r>
+        <w:rPr>
+          <w:rFonts w:ascii="Times New Roman" w:hAnsi="Times New Roman" w:cs="Times New Roman"/>
+          <w:b/>
+          <w:bCs/>
+          <w:color w:val="833C0B" w:themeColor="accent2" w:themeShade="80"/>
+          <w:sz w:val="24"/>
+          <w:szCs w:val="24"/>
+        </w:rPr>
+        <w:t>Key:Value</w:t>
+      </w:r>
+      <w:proofErr w:type="spellEnd"/>
     </w:p>
     <w:p>
       <w:pPr>
@@ -7790,7 +8960,25 @@
           <w:sz w:val="24"/>
           <w:szCs w:val="24"/>
         </w:rPr>
-        <w:t>Every properties will give style/designs.</w:t>
+        <w:t xml:space="preserve">Every </w:t>
+      </w:r>
+      <w:proofErr w:type="gramStart"/>
+      <w:r>
+        <w:rPr>
+          <w:rFonts w:ascii="Times New Roman" w:hAnsi="Times New Roman" w:cs="Times New Roman"/>
+          <w:sz w:val="24"/>
+          <w:szCs w:val="24"/>
+        </w:rPr>
+        <w:t>properties</w:t>
+      </w:r>
+      <w:proofErr w:type="gramEnd"/>
+      <w:r>
+        <w:rPr>
+          <w:rFonts w:ascii="Times New Roman" w:hAnsi="Times New Roman" w:cs="Times New Roman"/>
+          <w:sz w:val="24"/>
+          <w:szCs w:val="24"/>
+        </w:rPr>
+        <w:t xml:space="preserve"> will give style/designs.</w:t>
       </w:r>
     </w:p>
     <w:p>
@@ -7922,7 +9110,31 @@
           <w:sz w:val="24"/>
           <w:szCs w:val="24"/>
         </w:rPr>
-        <w:t>Example: container  p{ color:red }</w:t>
+        <w:t xml:space="preserve">Example: container  p{ </w:t>
+      </w:r>
+      <w:proofErr w:type="spellStart"/>
+      <w:r>
+        <w:rPr>
+          <w:rFonts w:ascii="Times New Roman" w:hAnsi="Times New Roman" w:cs="Times New Roman"/>
+          <w:b/>
+          <w:bCs/>
+          <w:color w:val="00B0F0"/>
+          <w:sz w:val="24"/>
+          <w:szCs w:val="24"/>
+        </w:rPr>
+        <w:t>color:red</w:t>
+      </w:r>
+      <w:proofErr w:type="spellEnd"/>
+      <w:r>
+        <w:rPr>
+          <w:rFonts w:ascii="Times New Roman" w:hAnsi="Times New Roman" w:cs="Times New Roman"/>
+          <w:b/>
+          <w:bCs/>
+          <w:color w:val="00B0F0"/>
+          <w:sz w:val="24"/>
+          <w:szCs w:val="24"/>
+        </w:rPr>
+        <w:t xml:space="preserve"> }</w:t>
       </w:r>
     </w:p>
     <w:p>
@@ -8000,7 +9212,31 @@
           <w:sz w:val="24"/>
           <w:szCs w:val="24"/>
         </w:rPr>
-        <w:t>Example: div +  p{ color:red }</w:t>
+        <w:t xml:space="preserve">Example: div +  p{ </w:t>
+      </w:r>
+      <w:proofErr w:type="spellStart"/>
+      <w:r>
+        <w:rPr>
+          <w:rFonts w:ascii="Times New Roman" w:hAnsi="Times New Roman" w:cs="Times New Roman"/>
+          <w:b/>
+          <w:bCs/>
+          <w:color w:val="00B0F0"/>
+          <w:sz w:val="24"/>
+          <w:szCs w:val="24"/>
+        </w:rPr>
+        <w:t>color:red</w:t>
+      </w:r>
+      <w:proofErr w:type="spellEnd"/>
+      <w:r>
+        <w:rPr>
+          <w:rFonts w:ascii="Times New Roman" w:hAnsi="Times New Roman" w:cs="Times New Roman"/>
+          <w:b/>
+          <w:bCs/>
+          <w:color w:val="00B0F0"/>
+          <w:sz w:val="24"/>
+          <w:szCs w:val="24"/>
+        </w:rPr>
+        <w:t xml:space="preserve"> }</w:t>
       </w:r>
     </w:p>
     <w:p>
@@ -8103,7 +9339,31 @@
           <w:sz w:val="24"/>
           <w:szCs w:val="24"/>
         </w:rPr>
-        <w:t>Example: container &gt; p{ color:red }</w:t>
+        <w:t xml:space="preserve">Example: container &gt; p{ </w:t>
+      </w:r>
+      <w:proofErr w:type="spellStart"/>
+      <w:r>
+        <w:rPr>
+          <w:rFonts w:ascii="Times New Roman" w:hAnsi="Times New Roman" w:cs="Times New Roman"/>
+          <w:b/>
+          <w:bCs/>
+          <w:color w:val="00B0F0"/>
+          <w:sz w:val="24"/>
+          <w:szCs w:val="24"/>
+        </w:rPr>
+        <w:t>color:red</w:t>
+      </w:r>
+      <w:proofErr w:type="spellEnd"/>
+      <w:r>
+        <w:rPr>
+          <w:rFonts w:ascii="Times New Roman" w:hAnsi="Times New Roman" w:cs="Times New Roman"/>
+          <w:b/>
+          <w:bCs/>
+          <w:color w:val="00B0F0"/>
+          <w:sz w:val="24"/>
+          <w:szCs w:val="24"/>
+        </w:rPr>
+        <w:t xml:space="preserve"> }</w:t>
       </w:r>
     </w:p>
     <w:p>
@@ -8195,7 +9455,31 @@
           <w:sz w:val="24"/>
           <w:szCs w:val="24"/>
         </w:rPr>
-        <w:t>Example: container ~ p{ color:red }</w:t>
+        <w:t xml:space="preserve">Example: container ~ p{ </w:t>
+      </w:r>
+      <w:proofErr w:type="spellStart"/>
+      <w:r>
+        <w:rPr>
+          <w:rFonts w:ascii="Times New Roman" w:hAnsi="Times New Roman" w:cs="Times New Roman"/>
+          <w:b/>
+          <w:bCs/>
+          <w:color w:val="00B0F0"/>
+          <w:sz w:val="24"/>
+          <w:szCs w:val="24"/>
+        </w:rPr>
+        <w:t>color:red</w:t>
+      </w:r>
+      <w:proofErr w:type="spellEnd"/>
+      <w:r>
+        <w:rPr>
+          <w:rFonts w:ascii="Times New Roman" w:hAnsi="Times New Roman" w:cs="Times New Roman"/>
+          <w:b/>
+          <w:bCs/>
+          <w:color w:val="00B0F0"/>
+          <w:sz w:val="24"/>
+          <w:szCs w:val="24"/>
+        </w:rPr>
+        <w:t xml:space="preserve"> }</w:t>
       </w:r>
     </w:p>
     <w:p>
@@ -8543,8 +9827,13 @@
         <w:pStyle w:val="Heading1"/>
       </w:pPr>
       <w:r>
-        <w:t>CSS Colors</w:t>
-      </w:r>
+        <w:t xml:space="preserve">CSS </w:t>
+      </w:r>
+      <w:proofErr w:type="spellStart"/>
+      <w:r>
+        <w:t>Colors</w:t>
+      </w:r>
+      <w:proofErr w:type="spellEnd"/>
     </w:p>
     <w:p>
       <w:pPr>
@@ -8590,8 +9879,20 @@
           <w:sz w:val="24"/>
           <w:szCs w:val="24"/>
         </w:rPr>
-        <w:t>RGB Colors</w:t>
-      </w:r>
+        <w:t xml:space="preserve">RGB </w:t>
+      </w:r>
+      <w:proofErr w:type="spellStart"/>
+      <w:r>
+        <w:rPr>
+          <w:rFonts w:ascii="Times New Roman" w:hAnsi="Times New Roman" w:cs="Times New Roman"/>
+          <w:b/>
+          <w:bCs/>
+          <w:sz w:val="24"/>
+          <w:szCs w:val="24"/>
+        </w:rPr>
+        <w:t>Colors</w:t>
+      </w:r>
+      <w:proofErr w:type="spellEnd"/>
     </w:p>
     <w:p>
       <w:pPr>
@@ -8616,8 +9917,20 @@
           <w:sz w:val="24"/>
           <w:szCs w:val="24"/>
         </w:rPr>
-        <w:t>HEX Colors</w:t>
-      </w:r>
+        <w:t xml:space="preserve">HEX </w:t>
+      </w:r>
+      <w:proofErr w:type="spellStart"/>
+      <w:r>
+        <w:rPr>
+          <w:rFonts w:ascii="Times New Roman" w:hAnsi="Times New Roman" w:cs="Times New Roman"/>
+          <w:b/>
+          <w:bCs/>
+          <w:sz w:val="24"/>
+          <w:szCs w:val="24"/>
+        </w:rPr>
+        <w:t>Colors</w:t>
+      </w:r>
+      <w:proofErr w:type="spellEnd"/>
     </w:p>
     <w:p>
       <w:pPr>
@@ -8642,8 +9955,20 @@
           <w:sz w:val="24"/>
           <w:szCs w:val="24"/>
         </w:rPr>
-        <w:t>HSL Colors</w:t>
-      </w:r>
+        <w:t xml:space="preserve">HSL </w:t>
+      </w:r>
+      <w:proofErr w:type="spellStart"/>
+      <w:r>
+        <w:rPr>
+          <w:rFonts w:ascii="Times New Roman" w:hAnsi="Times New Roman" w:cs="Times New Roman"/>
+          <w:b/>
+          <w:bCs/>
+          <w:sz w:val="24"/>
+          <w:szCs w:val="24"/>
+        </w:rPr>
+        <w:t>Colors</w:t>
+      </w:r>
+      <w:proofErr w:type="spellEnd"/>
     </w:p>
     <w:p>
       <w:pPr>
@@ -8722,7 +10047,25 @@
           <w:sz w:val="24"/>
           <w:szCs w:val="24"/>
         </w:rPr>
-        <w:t xml:space="preserve">This property sets the background color of an </w:t>
+        <w:t xml:space="preserve">This property sets the background </w:t>
+      </w:r>
+      <w:proofErr w:type="spellStart"/>
+      <w:r>
+        <w:rPr>
+          <w:rFonts w:ascii="Times New Roman" w:hAnsi="Times New Roman" w:cs="Times New Roman"/>
+          <w:sz w:val="24"/>
+          <w:szCs w:val="24"/>
+        </w:rPr>
+        <w:t>color</w:t>
+      </w:r>
+      <w:proofErr w:type="spellEnd"/>
+      <w:r>
+        <w:rPr>
+          <w:rFonts w:ascii="Times New Roman" w:hAnsi="Times New Roman" w:cs="Times New Roman"/>
+          <w:sz w:val="24"/>
+          <w:szCs w:val="24"/>
+        </w:rPr>
+        <w:t xml:space="preserve"> of an </w:t>
       </w:r>
       <w:r>
         <w:rPr>
@@ -8770,7 +10113,25 @@
           <w:sz w:val="24"/>
           <w:szCs w:val="24"/>
         </w:rPr>
-        <w:t>r keyword, a hexadecimal value, hsl.</w:t>
+        <w:t xml:space="preserve">r keyword, a hexadecimal value, </w:t>
+      </w:r>
+      <w:proofErr w:type="spellStart"/>
+      <w:r>
+        <w:rPr>
+          <w:rFonts w:ascii="Times New Roman" w:hAnsi="Times New Roman" w:cs="Times New Roman"/>
+          <w:sz w:val="24"/>
+          <w:szCs w:val="24"/>
+        </w:rPr>
+        <w:t>hsl</w:t>
+      </w:r>
+      <w:proofErr w:type="spellEnd"/>
+      <w:r>
+        <w:rPr>
+          <w:rFonts w:ascii="Times New Roman" w:hAnsi="Times New Roman" w:cs="Times New Roman"/>
+          <w:sz w:val="24"/>
+          <w:szCs w:val="24"/>
+        </w:rPr>
+        <w:t>.</w:t>
       </w:r>
     </w:p>
     <w:p>
@@ -8798,7 +10159,55 @@
           <w:sz w:val="24"/>
           <w:szCs w:val="24"/>
         </w:rPr>
-        <w:t>background-color: &lt;ColorName&gt;</w:t>
+        <w:t>background-</w:t>
+      </w:r>
+      <w:proofErr w:type="spellStart"/>
+      <w:r>
+        <w:rPr>
+          <w:rFonts w:ascii="Times New Roman" w:hAnsi="Times New Roman" w:cs="Times New Roman"/>
+          <w:b/>
+          <w:bCs/>
+          <w:color w:val="1F3864" w:themeColor="accent1" w:themeShade="80"/>
+          <w:sz w:val="24"/>
+          <w:szCs w:val="24"/>
+        </w:rPr>
+        <w:t>color</w:t>
+      </w:r>
+      <w:proofErr w:type="spellEnd"/>
+      <w:r>
+        <w:rPr>
+          <w:rFonts w:ascii="Times New Roman" w:hAnsi="Times New Roman" w:cs="Times New Roman"/>
+          <w:b/>
+          <w:bCs/>
+          <w:color w:val="1F3864" w:themeColor="accent1" w:themeShade="80"/>
+          <w:sz w:val="24"/>
+          <w:szCs w:val="24"/>
+        </w:rPr>
+        <w:t>: &lt;</w:t>
+      </w:r>
+      <w:proofErr w:type="spellStart"/>
+      <w:r>
+        <w:rPr>
+          <w:rFonts w:ascii="Times New Roman" w:hAnsi="Times New Roman" w:cs="Times New Roman"/>
+          <w:b/>
+          <w:bCs/>
+          <w:color w:val="1F3864" w:themeColor="accent1" w:themeShade="80"/>
+          <w:sz w:val="24"/>
+          <w:szCs w:val="24"/>
+        </w:rPr>
+        <w:t>ColorName</w:t>
+      </w:r>
+      <w:proofErr w:type="spellEnd"/>
+      <w:r>
+        <w:rPr>
+          <w:rFonts w:ascii="Times New Roman" w:hAnsi="Times New Roman" w:cs="Times New Roman"/>
+          <w:b/>
+          <w:bCs/>
+          <w:color w:val="1F3864" w:themeColor="accent1" w:themeShade="80"/>
+          <w:sz w:val="24"/>
+          <w:szCs w:val="24"/>
+        </w:rPr>
+        <w:t>&gt;</w:t>
       </w:r>
     </w:p>
     <w:p>
@@ -8827,7 +10236,31 @@
           <w:szCs w:val="24"/>
         </w:rPr>
         <w:lastRenderedPageBreak/>
-        <w:t>body {background-color: coral;}</w:t>
+        <w:t>body {background-</w:t>
+      </w:r>
+      <w:proofErr w:type="spellStart"/>
+      <w:r>
+        <w:rPr>
+          <w:rFonts w:ascii="Times New Roman" w:hAnsi="Times New Roman" w:cs="Times New Roman"/>
+          <w:b/>
+          <w:bCs/>
+          <w:color w:val="385623" w:themeColor="accent6" w:themeShade="80"/>
+          <w:sz w:val="24"/>
+          <w:szCs w:val="24"/>
+        </w:rPr>
+        <w:t>color</w:t>
+      </w:r>
+      <w:proofErr w:type="spellEnd"/>
+      <w:r>
+        <w:rPr>
+          <w:rFonts w:ascii="Times New Roman" w:hAnsi="Times New Roman" w:cs="Times New Roman"/>
+          <w:b/>
+          <w:bCs/>
+          <w:color w:val="385623" w:themeColor="accent6" w:themeShade="80"/>
+          <w:sz w:val="24"/>
+          <w:szCs w:val="24"/>
+        </w:rPr>
+        <w:t>: coral;}</w:t>
       </w:r>
     </w:p>
     <w:p>
@@ -8855,7 +10288,31 @@
           <w:sz w:val="24"/>
           <w:szCs w:val="24"/>
         </w:rPr>
-        <w:t>body {background-color: #92a8d1;}</w:t>
+        <w:t>body {background-</w:t>
+      </w:r>
+      <w:proofErr w:type="spellStart"/>
+      <w:r>
+        <w:rPr>
+          <w:rFonts w:ascii="Times New Roman" w:hAnsi="Times New Roman" w:cs="Times New Roman"/>
+          <w:b/>
+          <w:bCs/>
+          <w:color w:val="385623" w:themeColor="accent6" w:themeShade="80"/>
+          <w:sz w:val="24"/>
+          <w:szCs w:val="24"/>
+        </w:rPr>
+        <w:t>color</w:t>
+      </w:r>
+      <w:proofErr w:type="spellEnd"/>
+      <w:r>
+        <w:rPr>
+          <w:rFonts w:ascii="Times New Roman" w:hAnsi="Times New Roman" w:cs="Times New Roman"/>
+          <w:b/>
+          <w:bCs/>
+          <w:color w:val="385623" w:themeColor="accent6" w:themeShade="80"/>
+          <w:sz w:val="24"/>
+          <w:szCs w:val="24"/>
+        </w:rPr>
+        <w:t>: #92a8d1;}</w:t>
       </w:r>
     </w:p>
     <w:p>
@@ -8883,7 +10340,55 @@
           <w:sz w:val="24"/>
           <w:szCs w:val="24"/>
         </w:rPr>
-        <w:t>body {background-color: rgb(201, 76, 76);}</w:t>
+        <w:t>body {background-</w:t>
+      </w:r>
+      <w:proofErr w:type="spellStart"/>
+      <w:r>
+        <w:rPr>
+          <w:rFonts w:ascii="Times New Roman" w:hAnsi="Times New Roman" w:cs="Times New Roman"/>
+          <w:b/>
+          <w:bCs/>
+          <w:color w:val="385623" w:themeColor="accent6" w:themeShade="80"/>
+          <w:sz w:val="24"/>
+          <w:szCs w:val="24"/>
+        </w:rPr>
+        <w:t>color</w:t>
+      </w:r>
+      <w:proofErr w:type="spellEnd"/>
+      <w:r>
+        <w:rPr>
+          <w:rFonts w:ascii="Times New Roman" w:hAnsi="Times New Roman" w:cs="Times New Roman"/>
+          <w:b/>
+          <w:bCs/>
+          <w:color w:val="385623" w:themeColor="accent6" w:themeShade="80"/>
+          <w:sz w:val="24"/>
+          <w:szCs w:val="24"/>
+        </w:rPr>
+        <w:t>: </w:t>
+      </w:r>
+      <w:proofErr w:type="spellStart"/>
+      <w:r>
+        <w:rPr>
+          <w:rFonts w:ascii="Times New Roman" w:hAnsi="Times New Roman" w:cs="Times New Roman"/>
+          <w:b/>
+          <w:bCs/>
+          <w:color w:val="385623" w:themeColor="accent6" w:themeShade="80"/>
+          <w:sz w:val="24"/>
+          <w:szCs w:val="24"/>
+        </w:rPr>
+        <w:t>rgb</w:t>
+      </w:r>
+      <w:proofErr w:type="spellEnd"/>
+      <w:r>
+        <w:rPr>
+          <w:rFonts w:ascii="Times New Roman" w:hAnsi="Times New Roman" w:cs="Times New Roman"/>
+          <w:b/>
+          <w:bCs/>
+          <w:color w:val="385623" w:themeColor="accent6" w:themeShade="80"/>
+          <w:sz w:val="24"/>
+          <w:szCs w:val="24"/>
+        </w:rPr>
+        <w:t>(201, 76, 76);}</w:t>
       </w:r>
     </w:p>
     <w:p>
@@ -8911,7 +10416,55 @@
           <w:sz w:val="24"/>
           <w:szCs w:val="24"/>
         </w:rPr>
-        <w:t>body {background-color: hsl(89, 43%, 51%);}</w:t>
+        <w:t>body {background-</w:t>
+      </w:r>
+      <w:proofErr w:type="spellStart"/>
+      <w:r>
+        <w:rPr>
+          <w:rFonts w:ascii="Times New Roman" w:hAnsi="Times New Roman" w:cs="Times New Roman"/>
+          <w:b/>
+          <w:bCs/>
+          <w:color w:val="385623" w:themeColor="accent6" w:themeShade="80"/>
+          <w:sz w:val="24"/>
+          <w:szCs w:val="24"/>
+        </w:rPr>
+        <w:t>color</w:t>
+      </w:r>
+      <w:proofErr w:type="spellEnd"/>
+      <w:r>
+        <w:rPr>
+          <w:rFonts w:ascii="Times New Roman" w:hAnsi="Times New Roman" w:cs="Times New Roman"/>
+          <w:b/>
+          <w:bCs/>
+          <w:color w:val="385623" w:themeColor="accent6" w:themeShade="80"/>
+          <w:sz w:val="24"/>
+          <w:szCs w:val="24"/>
+        </w:rPr>
+        <w:t>: </w:t>
+      </w:r>
+      <w:proofErr w:type="spellStart"/>
+      <w:r>
+        <w:rPr>
+          <w:rFonts w:ascii="Times New Roman" w:hAnsi="Times New Roman" w:cs="Times New Roman"/>
+          <w:b/>
+          <w:bCs/>
+          <w:color w:val="385623" w:themeColor="accent6" w:themeShade="80"/>
+          <w:sz w:val="24"/>
+          <w:szCs w:val="24"/>
+        </w:rPr>
+        <w:t>hsl</w:t>
+      </w:r>
+      <w:proofErr w:type="spellEnd"/>
+      <w:r>
+        <w:rPr>
+          <w:rFonts w:ascii="Times New Roman" w:hAnsi="Times New Roman" w:cs="Times New Roman"/>
+          <w:b/>
+          <w:bCs/>
+          <w:color w:val="385623" w:themeColor="accent6" w:themeShade="80"/>
+          <w:sz w:val="24"/>
+          <w:szCs w:val="24"/>
+        </w:rPr>
+        <w:t>(89, 43%, 51%);}</w:t>
       </w:r>
     </w:p>
     <w:p>
@@ -9206,6 +10759,7 @@
           <w:szCs w:val="24"/>
         </w:rPr>
       </w:pPr>
+      <w:proofErr w:type="spellStart"/>
       <w:r>
         <w:rPr>
           <w:rFonts w:ascii="Times New Roman" w:hAnsi="Times New Roman" w:cs="Times New Roman"/>
@@ -9217,22 +10771,41 @@
         </w:rPr>
         <w:t>color</w:t>
       </w:r>
-    </w:p>
-    <w:p>
-      <w:pPr>
-        <w:rPr>
-          <w:rFonts w:ascii="Times New Roman" w:hAnsi="Times New Roman" w:cs="Times New Roman"/>
-          <w:sz w:val="24"/>
-          <w:szCs w:val="24"/>
-        </w:rPr>
-      </w:pPr>
-      <w:r>
-        <w:rPr>
-          <w:rFonts w:ascii="Times New Roman" w:hAnsi="Times New Roman" w:cs="Times New Roman"/>
-          <w:sz w:val="24"/>
-          <w:szCs w:val="24"/>
-        </w:rPr>
-        <w:t>Used to color the HTML element</w:t>
+      <w:proofErr w:type="spellEnd"/>
+    </w:p>
+    <w:p>
+      <w:pPr>
+        <w:rPr>
+          <w:rFonts w:ascii="Times New Roman" w:hAnsi="Times New Roman" w:cs="Times New Roman"/>
+          <w:sz w:val="24"/>
+          <w:szCs w:val="24"/>
+        </w:rPr>
+      </w:pPr>
+      <w:r>
+        <w:rPr>
+          <w:rFonts w:ascii="Times New Roman" w:hAnsi="Times New Roman" w:cs="Times New Roman"/>
+          <w:sz w:val="24"/>
+          <w:szCs w:val="24"/>
+        </w:rPr>
+        <w:t xml:space="preserve">Used to </w:t>
+      </w:r>
+      <w:proofErr w:type="spellStart"/>
+      <w:r>
+        <w:rPr>
+          <w:rFonts w:ascii="Times New Roman" w:hAnsi="Times New Roman" w:cs="Times New Roman"/>
+          <w:sz w:val="24"/>
+          <w:szCs w:val="24"/>
+        </w:rPr>
+        <w:t>color</w:t>
+      </w:r>
+      <w:proofErr w:type="spellEnd"/>
+      <w:r>
+        <w:rPr>
+          <w:rFonts w:ascii="Times New Roman" w:hAnsi="Times New Roman" w:cs="Times New Roman"/>
+          <w:sz w:val="24"/>
+          <w:szCs w:val="24"/>
+        </w:rPr>
+        <w:t xml:space="preserve"> the HTML element</w:t>
       </w:r>
       <w:r>
         <w:rPr>
@@ -9268,13 +10841,23 @@
           <w:szCs w:val="24"/>
         </w:rPr>
       </w:pPr>
-      <w:r>
-        <w:rPr>
-          <w:rFonts w:ascii="Times New Roman" w:hAnsi="Times New Roman" w:cs="Times New Roman"/>
-          <w:sz w:val="24"/>
-          <w:szCs w:val="24"/>
-        </w:rPr>
-        <w:t>Color: blue;</w:t>
+      <w:proofErr w:type="spellStart"/>
+      <w:r>
+        <w:rPr>
+          <w:rFonts w:ascii="Times New Roman" w:hAnsi="Times New Roman" w:cs="Times New Roman"/>
+          <w:sz w:val="24"/>
+          <w:szCs w:val="24"/>
+        </w:rPr>
+        <w:t>Color</w:t>
+      </w:r>
+      <w:proofErr w:type="spellEnd"/>
+      <w:r>
+        <w:rPr>
+          <w:rFonts w:ascii="Times New Roman" w:hAnsi="Times New Roman" w:cs="Times New Roman"/>
+          <w:sz w:val="24"/>
+          <w:szCs w:val="24"/>
+        </w:rPr>
+        <w:t>: blue;</w:t>
       </w:r>
     </w:p>
     <w:p>
@@ -9370,24 +10953,60 @@
           <w:sz w:val="24"/>
           <w:szCs w:val="24"/>
         </w:rPr>
-        <w:t>Ex: style = “direction: ltr”</w:t>
-      </w:r>
-    </w:p>
-    <w:p>
-      <w:pPr>
-        <w:rPr>
-          <w:rFonts w:ascii="Times New Roman" w:hAnsi="Times New Roman" w:cs="Times New Roman"/>
-          <w:sz w:val="24"/>
-          <w:szCs w:val="24"/>
-        </w:rPr>
-      </w:pPr>
-      <w:r>
-        <w:rPr>
-          <w:rFonts w:ascii="Times New Roman" w:hAnsi="Times New Roman" w:cs="Times New Roman"/>
-          <w:sz w:val="24"/>
-          <w:szCs w:val="24"/>
-        </w:rPr>
-        <w:t>Ex: style = “direction: rtl”</w:t>
+        <w:t xml:space="preserve">Ex: style = “direction: </w:t>
+      </w:r>
+      <w:proofErr w:type="spellStart"/>
+      <w:r>
+        <w:rPr>
+          <w:rFonts w:ascii="Times New Roman" w:hAnsi="Times New Roman" w:cs="Times New Roman"/>
+          <w:sz w:val="24"/>
+          <w:szCs w:val="24"/>
+        </w:rPr>
+        <w:t>ltr</w:t>
+      </w:r>
+      <w:proofErr w:type="spellEnd"/>
+      <w:r>
+        <w:rPr>
+          <w:rFonts w:ascii="Times New Roman" w:hAnsi="Times New Roman" w:cs="Times New Roman"/>
+          <w:sz w:val="24"/>
+          <w:szCs w:val="24"/>
+        </w:rPr>
+        <w:t>”</w:t>
+      </w:r>
+    </w:p>
+    <w:p>
+      <w:pPr>
+        <w:rPr>
+          <w:rFonts w:ascii="Times New Roman" w:hAnsi="Times New Roman" w:cs="Times New Roman"/>
+          <w:sz w:val="24"/>
+          <w:szCs w:val="24"/>
+        </w:rPr>
+      </w:pPr>
+      <w:r>
+        <w:rPr>
+          <w:rFonts w:ascii="Times New Roman" w:hAnsi="Times New Roman" w:cs="Times New Roman"/>
+          <w:sz w:val="24"/>
+          <w:szCs w:val="24"/>
+        </w:rPr>
+        <w:t xml:space="preserve">Ex: style = “direction: </w:t>
+      </w:r>
+      <w:proofErr w:type="spellStart"/>
+      <w:r>
+        <w:rPr>
+          <w:rFonts w:ascii="Times New Roman" w:hAnsi="Times New Roman" w:cs="Times New Roman"/>
+          <w:sz w:val="24"/>
+          <w:szCs w:val="24"/>
+        </w:rPr>
+        <w:t>rtl</w:t>
+      </w:r>
+      <w:proofErr w:type="spellEnd"/>
+      <w:r>
+        <w:rPr>
+          <w:rFonts w:ascii="Times New Roman" w:hAnsi="Times New Roman" w:cs="Times New Roman"/>
+          <w:sz w:val="24"/>
+          <w:szCs w:val="24"/>
+        </w:rPr>
+        <w:t>”</w:t>
       </w:r>
     </w:p>
     <w:p>
@@ -10016,8 +11635,21 @@
           <w:sz w:val="24"/>
           <w:szCs w:val="24"/>
         </w:rPr>
-        <w:t>h-space v-space blur color</w:t>
-      </w:r>
+        <w:t xml:space="preserve">h-space v-space blur </w:t>
+      </w:r>
+      <w:proofErr w:type="spellStart"/>
+      <w:r>
+        <w:rPr>
+          <w:rFonts w:ascii="Times New Roman" w:hAnsi="Times New Roman" w:cs="Times New Roman"/>
+          <w:b/>
+          <w:bCs/>
+          <w:color w:val="1F3864" w:themeColor="accent1" w:themeShade="80"/>
+          <w:sz w:val="24"/>
+          <w:szCs w:val="24"/>
+        </w:rPr>
+        <w:t>color</w:t>
+      </w:r>
+      <w:proofErr w:type="spellEnd"/>
     </w:p>
     <w:p>
       <w:pPr>
@@ -10256,7 +11888,31 @@
           <w:sz w:val="24"/>
           <w:szCs w:val="24"/>
         </w:rPr>
-        <w:t>Add border(property) to HTML element, to add border need to define width, style, color.</w:t>
+        <w:t xml:space="preserve">Add border(property) to HTML element, to add border need to define width, style, </w:t>
+      </w:r>
+      <w:proofErr w:type="spellStart"/>
+      <w:r>
+        <w:rPr>
+          <w:rFonts w:ascii="Times New Roman" w:hAnsi="Times New Roman" w:cs="Times New Roman"/>
+          <w:b/>
+          <w:bCs/>
+          <w:color w:val="385623" w:themeColor="accent6" w:themeShade="80"/>
+          <w:sz w:val="24"/>
+          <w:szCs w:val="24"/>
+        </w:rPr>
+        <w:t>color</w:t>
+      </w:r>
+      <w:proofErr w:type="spellEnd"/>
+      <w:r>
+        <w:rPr>
+          <w:rFonts w:ascii="Times New Roman" w:hAnsi="Times New Roman" w:cs="Times New Roman"/>
+          <w:b/>
+          <w:bCs/>
+          <w:color w:val="385623" w:themeColor="accent6" w:themeShade="80"/>
+          <w:sz w:val="24"/>
+          <w:szCs w:val="24"/>
+        </w:rPr>
+        <w:t>.</w:t>
       </w:r>
     </w:p>
     <w:p>
@@ -10340,8 +11996,21 @@
           <w:sz w:val="24"/>
           <w:szCs w:val="24"/>
         </w:rPr>
-        <w:t>border-color</w:t>
-      </w:r>
+        <w:t>border-</w:t>
+      </w:r>
+      <w:proofErr w:type="spellStart"/>
+      <w:r>
+        <w:rPr>
+          <w:rFonts w:ascii="Times New Roman" w:hAnsi="Times New Roman" w:cs="Times New Roman"/>
+          <w:b/>
+          <w:bCs/>
+          <w:color w:val="2F5496" w:themeColor="accent1" w:themeShade="BF"/>
+          <w:sz w:val="24"/>
+          <w:szCs w:val="24"/>
+        </w:rPr>
+        <w:t>color</w:t>
+      </w:r>
+      <w:proofErr w:type="spellEnd"/>
     </w:p>
     <w:p>
       <w:pPr>
@@ -10376,6 +12045,7 @@
         </w:rPr>
         <w:t xml:space="preserve">, </w:t>
       </w:r>
+      <w:proofErr w:type="gramStart"/>
       <w:r>
         <w:rPr>
           <w:rFonts w:ascii="Times New Roman" w:hAnsi="Times New Roman" w:cs="Times New Roman"/>
@@ -10385,7 +12055,19 @@
           <w:sz w:val="24"/>
           <w:szCs w:val="24"/>
         </w:rPr>
-        <w:t xml:space="preserve">If use </w:t>
+        <w:t>If</w:t>
+      </w:r>
+      <w:proofErr w:type="gramEnd"/>
+      <w:r>
+        <w:rPr>
+          <w:rFonts w:ascii="Times New Roman" w:hAnsi="Times New Roman" w:cs="Times New Roman"/>
+          <w:b/>
+          <w:bCs/>
+          <w:color w:val="385623" w:themeColor="accent6" w:themeShade="80"/>
+          <w:sz w:val="24"/>
+          <w:szCs w:val="24"/>
+        </w:rPr>
+        <w:t xml:space="preserve"> use </w:t>
       </w:r>
       <w:r>
         <w:rPr>
@@ -10668,7 +12350,31 @@
           <w:sz w:val="24"/>
           <w:szCs w:val="24"/>
         </w:rPr>
-        <w:t>(equal space from left and right, exactly center)</w:t>
+        <w:t xml:space="preserve">(equal space from left and right, exactly </w:t>
+      </w:r>
+      <w:proofErr w:type="spellStart"/>
+      <w:r>
+        <w:rPr>
+          <w:rFonts w:ascii="Times New Roman" w:hAnsi="Times New Roman" w:cs="Times New Roman"/>
+          <w:b/>
+          <w:bCs/>
+          <w:color w:val="385623" w:themeColor="accent6" w:themeShade="80"/>
+          <w:sz w:val="24"/>
+          <w:szCs w:val="24"/>
+        </w:rPr>
+        <w:t>center</w:t>
+      </w:r>
+      <w:proofErr w:type="spellEnd"/>
+      <w:r>
+        <w:rPr>
+          <w:rFonts w:ascii="Times New Roman" w:hAnsi="Times New Roman" w:cs="Times New Roman"/>
+          <w:b/>
+          <w:bCs/>
+          <w:color w:val="385623" w:themeColor="accent6" w:themeShade="80"/>
+          <w:sz w:val="24"/>
+          <w:szCs w:val="24"/>
+        </w:rPr>
+        <w:t>)</w:t>
       </w:r>
     </w:p>
     <w:p>
@@ -10806,7 +12512,31 @@
           <w:sz w:val="24"/>
           <w:szCs w:val="24"/>
         </w:rPr>
-        <w:t>: it use to generate space between border and content of the element (or) used to generate space inside the border.</w:t>
+        <w:t xml:space="preserve">: it </w:t>
+      </w:r>
+      <w:proofErr w:type="gramStart"/>
+      <w:r>
+        <w:rPr>
+          <w:rFonts w:ascii="Times New Roman" w:hAnsi="Times New Roman" w:cs="Times New Roman"/>
+          <w:b/>
+          <w:bCs/>
+          <w:color w:val="385623" w:themeColor="accent6" w:themeShade="80"/>
+          <w:sz w:val="24"/>
+          <w:szCs w:val="24"/>
+        </w:rPr>
+        <w:t>use</w:t>
+      </w:r>
+      <w:proofErr w:type="gramEnd"/>
+      <w:r>
+        <w:rPr>
+          <w:rFonts w:ascii="Times New Roman" w:hAnsi="Times New Roman" w:cs="Times New Roman"/>
+          <w:b/>
+          <w:bCs/>
+          <w:color w:val="385623" w:themeColor="accent6" w:themeShade="80"/>
+          <w:sz w:val="24"/>
+          <w:szCs w:val="24"/>
+        </w:rPr>
+        <w:t xml:space="preserve"> to generate space between border and content of the element (or) used to generate space inside the border.</w:t>
       </w:r>
     </w:p>
     <w:p>
@@ -11285,8 +13015,20 @@
           <w:sz w:val="24"/>
           <w:szCs w:val="24"/>
         </w:rPr>
-        <w:t>outline-color</w:t>
-      </w:r>
+        <w:t>outline-</w:t>
+      </w:r>
+      <w:proofErr w:type="spellStart"/>
+      <w:r>
+        <w:rPr>
+          <w:rFonts w:ascii="Times New Roman" w:hAnsi="Times New Roman" w:cs="Times New Roman"/>
+          <w:b/>
+          <w:bCs/>
+          <w:sz w:val="24"/>
+          <w:szCs w:val="24"/>
+        </w:rPr>
+        <w:t>color</w:t>
+      </w:r>
+      <w:proofErr w:type="spellEnd"/>
     </w:p>
     <w:p>
       <w:pPr>
@@ -11935,7 +13677,73 @@
           <w:sz w:val="24"/>
           <w:szCs w:val="24"/>
         </w:rPr>
-        <w:t>(em,rem,vh, vw,vmax,vmin ,px,%)</w:t>
+        <w:t>(</w:t>
+      </w:r>
+      <w:proofErr w:type="spellStart"/>
+      <w:r>
+        <w:rPr>
+          <w:rFonts w:ascii="Times New Roman" w:hAnsi="Times New Roman" w:cs="Times New Roman"/>
+          <w:b/>
+          <w:bCs/>
+          <w:sz w:val="24"/>
+          <w:szCs w:val="24"/>
+        </w:rPr>
+        <w:t>em,rem,vh</w:t>
+      </w:r>
+      <w:proofErr w:type="spellEnd"/>
+      <w:r>
+        <w:rPr>
+          <w:rFonts w:ascii="Times New Roman" w:hAnsi="Times New Roman" w:cs="Times New Roman"/>
+          <w:b/>
+          <w:bCs/>
+          <w:sz w:val="24"/>
+          <w:szCs w:val="24"/>
+        </w:rPr>
+        <w:t xml:space="preserve">, </w:t>
+      </w:r>
+      <w:proofErr w:type="spellStart"/>
+      <w:r>
+        <w:rPr>
+          <w:rFonts w:ascii="Times New Roman" w:hAnsi="Times New Roman" w:cs="Times New Roman"/>
+          <w:b/>
+          <w:bCs/>
+          <w:sz w:val="24"/>
+          <w:szCs w:val="24"/>
+        </w:rPr>
+        <w:t>vw,vmax,vmin</w:t>
+      </w:r>
+      <w:proofErr w:type="spellEnd"/>
+      <w:r>
+        <w:rPr>
+          <w:rFonts w:ascii="Times New Roman" w:hAnsi="Times New Roman" w:cs="Times New Roman"/>
+          <w:b/>
+          <w:bCs/>
+          <w:sz w:val="24"/>
+          <w:szCs w:val="24"/>
+        </w:rPr>
+        <w:t xml:space="preserve"> ,</w:t>
+      </w:r>
+      <w:proofErr w:type="spellStart"/>
+      <w:r>
+        <w:rPr>
+          <w:rFonts w:ascii="Times New Roman" w:hAnsi="Times New Roman" w:cs="Times New Roman"/>
+          <w:b/>
+          <w:bCs/>
+          <w:sz w:val="24"/>
+          <w:szCs w:val="24"/>
+        </w:rPr>
+        <w:t>px</w:t>
+      </w:r>
+      <w:proofErr w:type="spellEnd"/>
+      <w:r>
+        <w:rPr>
+          <w:rFonts w:ascii="Times New Roman" w:hAnsi="Times New Roman" w:cs="Times New Roman"/>
+          <w:b/>
+          <w:bCs/>
+          <w:sz w:val="24"/>
+          <w:szCs w:val="24"/>
+        </w:rPr>
+        <w:t>,%)</w:t>
       </w:r>
     </w:p>
     <w:p>
@@ -12533,15 +14341,27 @@
           <w:szCs w:val="24"/>
         </w:rPr>
       </w:pPr>
-      <w:r>
-        <w:rPr>
-          <w:rFonts w:ascii="Times New Roman" w:hAnsi="Times New Roman" w:cs="Times New Roman"/>
-          <w:b/>
-          <w:bCs/>
-          <w:sz w:val="24"/>
-          <w:szCs w:val="24"/>
-        </w:rPr>
-        <w:t>::first-letter</w:t>
+      <w:proofErr w:type="gramStart"/>
+      <w:r>
+        <w:rPr>
+          <w:rFonts w:ascii="Times New Roman" w:hAnsi="Times New Roman" w:cs="Times New Roman"/>
+          <w:b/>
+          <w:bCs/>
+          <w:sz w:val="24"/>
+          <w:szCs w:val="24"/>
+        </w:rPr>
+        <w:t>::</w:t>
+      </w:r>
+      <w:proofErr w:type="gramEnd"/>
+      <w:r>
+        <w:rPr>
+          <w:rFonts w:ascii="Times New Roman" w:hAnsi="Times New Roman" w:cs="Times New Roman"/>
+          <w:b/>
+          <w:bCs/>
+          <w:sz w:val="24"/>
+          <w:szCs w:val="24"/>
+        </w:rPr>
+        <w:t>first-letter</w:t>
       </w:r>
     </w:p>
     <w:p>
@@ -12559,15 +14379,27 @@
           <w:szCs w:val="24"/>
         </w:rPr>
       </w:pPr>
-      <w:r>
-        <w:rPr>
-          <w:rFonts w:ascii="Times New Roman" w:hAnsi="Times New Roman" w:cs="Times New Roman"/>
-          <w:b/>
-          <w:bCs/>
-          <w:sz w:val="24"/>
-          <w:szCs w:val="24"/>
-        </w:rPr>
-        <w:t>::first-line</w:t>
+      <w:proofErr w:type="gramStart"/>
+      <w:r>
+        <w:rPr>
+          <w:rFonts w:ascii="Times New Roman" w:hAnsi="Times New Roman" w:cs="Times New Roman"/>
+          <w:b/>
+          <w:bCs/>
+          <w:sz w:val="24"/>
+          <w:szCs w:val="24"/>
+        </w:rPr>
+        <w:t>::</w:t>
+      </w:r>
+      <w:proofErr w:type="gramEnd"/>
+      <w:r>
+        <w:rPr>
+          <w:rFonts w:ascii="Times New Roman" w:hAnsi="Times New Roman" w:cs="Times New Roman"/>
+          <w:b/>
+          <w:bCs/>
+          <w:sz w:val="24"/>
+          <w:szCs w:val="24"/>
+        </w:rPr>
+        <w:t>first-line</w:t>
       </w:r>
     </w:p>
     <w:p>
@@ -12585,15 +14417,27 @@
           <w:szCs w:val="24"/>
         </w:rPr>
       </w:pPr>
-      <w:r>
-        <w:rPr>
-          <w:rFonts w:ascii="Times New Roman" w:hAnsi="Times New Roman" w:cs="Times New Roman"/>
-          <w:b/>
-          <w:bCs/>
-          <w:sz w:val="24"/>
-          <w:szCs w:val="24"/>
-        </w:rPr>
-        <w:t>::marker (UL/OL List)</w:t>
+      <w:proofErr w:type="gramStart"/>
+      <w:r>
+        <w:rPr>
+          <w:rFonts w:ascii="Times New Roman" w:hAnsi="Times New Roman" w:cs="Times New Roman"/>
+          <w:b/>
+          <w:bCs/>
+          <w:sz w:val="24"/>
+          <w:szCs w:val="24"/>
+        </w:rPr>
+        <w:t>::</w:t>
+      </w:r>
+      <w:proofErr w:type="gramEnd"/>
+      <w:r>
+        <w:rPr>
+          <w:rFonts w:ascii="Times New Roman" w:hAnsi="Times New Roman" w:cs="Times New Roman"/>
+          <w:b/>
+          <w:bCs/>
+          <w:sz w:val="24"/>
+          <w:szCs w:val="24"/>
+        </w:rPr>
+        <w:t>marker (UL/OL List)</w:t>
       </w:r>
     </w:p>
     <w:p>
@@ -12611,15 +14455,27 @@
           <w:szCs w:val="24"/>
         </w:rPr>
       </w:pPr>
-      <w:r>
-        <w:rPr>
-          <w:rFonts w:ascii="Times New Roman" w:hAnsi="Times New Roman" w:cs="Times New Roman"/>
-          <w:b/>
-          <w:bCs/>
-          <w:sz w:val="24"/>
-          <w:szCs w:val="24"/>
-        </w:rPr>
-        <w:t>::selection</w:t>
+      <w:proofErr w:type="gramStart"/>
+      <w:r>
+        <w:rPr>
+          <w:rFonts w:ascii="Times New Roman" w:hAnsi="Times New Roman" w:cs="Times New Roman"/>
+          <w:b/>
+          <w:bCs/>
+          <w:sz w:val="24"/>
+          <w:szCs w:val="24"/>
+        </w:rPr>
+        <w:t>::</w:t>
+      </w:r>
+      <w:proofErr w:type="gramEnd"/>
+      <w:r>
+        <w:rPr>
+          <w:rFonts w:ascii="Times New Roman" w:hAnsi="Times New Roman" w:cs="Times New Roman"/>
+          <w:b/>
+          <w:bCs/>
+          <w:sz w:val="24"/>
+          <w:szCs w:val="24"/>
+        </w:rPr>
+        <w:t>selection</w:t>
       </w:r>
     </w:p>
     <w:p>
@@ -12781,8 +14637,13 @@
         <w:pStyle w:val="Heading1"/>
       </w:pPr>
       <w:r>
-        <w:t>CSS Accent-Color</w:t>
-      </w:r>
+        <w:t>CSS Accent-</w:t>
+      </w:r>
+      <w:proofErr w:type="spellStart"/>
+      <w:r>
+        <w:t>Color</w:t>
+      </w:r>
+      <w:proofErr w:type="spellEnd"/>
     </w:p>
     <w:p>
       <w:pPr>
@@ -13051,15 +14912,27 @@
           <w:szCs w:val="24"/>
         </w:rPr>
       </w:pPr>
-      <w:r>
-        <w:rPr>
-          <w:rFonts w:ascii="Times New Roman" w:hAnsi="Times New Roman" w:cs="Times New Roman"/>
-          <w:b/>
-          <w:bCs/>
-          <w:sz w:val="24"/>
-          <w:szCs w:val="24"/>
-        </w:rPr>
-        <w:t>rotateX() Method</w:t>
+      <w:proofErr w:type="spellStart"/>
+      <w:r>
+        <w:rPr>
+          <w:rFonts w:ascii="Times New Roman" w:hAnsi="Times New Roman" w:cs="Times New Roman"/>
+          <w:b/>
+          <w:bCs/>
+          <w:sz w:val="24"/>
+          <w:szCs w:val="24"/>
+        </w:rPr>
+        <w:t>rotateX</w:t>
+      </w:r>
+      <w:proofErr w:type="spellEnd"/>
+      <w:r>
+        <w:rPr>
+          <w:rFonts w:ascii="Times New Roman" w:hAnsi="Times New Roman" w:cs="Times New Roman"/>
+          <w:b/>
+          <w:bCs/>
+          <w:sz w:val="24"/>
+          <w:szCs w:val="24"/>
+        </w:rPr>
+        <w:t>() Method</w:t>
       </w:r>
     </w:p>
     <w:p>
@@ -13077,15 +14950,27 @@
           <w:szCs w:val="24"/>
         </w:rPr>
       </w:pPr>
-      <w:r>
-        <w:rPr>
-          <w:rFonts w:ascii="Times New Roman" w:hAnsi="Times New Roman" w:cs="Times New Roman"/>
-          <w:b/>
-          <w:bCs/>
-          <w:sz w:val="24"/>
-          <w:szCs w:val="24"/>
-        </w:rPr>
-        <w:t>rotateY() Method</w:t>
+      <w:proofErr w:type="spellStart"/>
+      <w:r>
+        <w:rPr>
+          <w:rFonts w:ascii="Times New Roman" w:hAnsi="Times New Roman" w:cs="Times New Roman"/>
+          <w:b/>
+          <w:bCs/>
+          <w:sz w:val="24"/>
+          <w:szCs w:val="24"/>
+        </w:rPr>
+        <w:t>rotateY</w:t>
+      </w:r>
+      <w:proofErr w:type="spellEnd"/>
+      <w:r>
+        <w:rPr>
+          <w:rFonts w:ascii="Times New Roman" w:hAnsi="Times New Roman" w:cs="Times New Roman"/>
+          <w:b/>
+          <w:bCs/>
+          <w:sz w:val="24"/>
+          <w:szCs w:val="24"/>
+        </w:rPr>
+        <w:t>() Method</w:t>
       </w:r>
     </w:p>
     <w:p>
@@ -13103,15 +14988,27 @@
           <w:szCs w:val="24"/>
         </w:rPr>
       </w:pPr>
-      <w:r>
-        <w:rPr>
-          <w:rFonts w:ascii="Times New Roman" w:hAnsi="Times New Roman" w:cs="Times New Roman"/>
-          <w:b/>
-          <w:bCs/>
-          <w:sz w:val="24"/>
-          <w:szCs w:val="24"/>
-        </w:rPr>
-        <w:t>rotateZ() Method</w:t>
+      <w:proofErr w:type="spellStart"/>
+      <w:r>
+        <w:rPr>
+          <w:rFonts w:ascii="Times New Roman" w:hAnsi="Times New Roman" w:cs="Times New Roman"/>
+          <w:b/>
+          <w:bCs/>
+          <w:sz w:val="24"/>
+          <w:szCs w:val="24"/>
+        </w:rPr>
+        <w:t>rotateZ</w:t>
+      </w:r>
+      <w:proofErr w:type="spellEnd"/>
+      <w:r>
+        <w:rPr>
+          <w:rFonts w:ascii="Times New Roman" w:hAnsi="Times New Roman" w:cs="Times New Roman"/>
+          <w:b/>
+          <w:bCs/>
+          <w:sz w:val="24"/>
+          <w:szCs w:val="24"/>
+        </w:rPr>
+        <w:t>() Method</w:t>
       </w:r>
     </w:p>
     <w:p>
@@ -13533,7 +15430,25 @@
           <w:sz w:val="24"/>
           <w:szCs w:val="24"/>
         </w:rPr>
-        <w:t>We can create layout in horizontal or vertical direction, we can create only one direction at a time.</w:t>
+        <w:t xml:space="preserve">We can create layout in horizontal or vertical </w:t>
+      </w:r>
+      <w:proofErr w:type="gramStart"/>
+      <w:r>
+        <w:rPr>
+          <w:rFonts w:ascii="Times New Roman" w:hAnsi="Times New Roman" w:cs="Times New Roman"/>
+          <w:sz w:val="24"/>
+          <w:szCs w:val="24"/>
+        </w:rPr>
+        <w:t>direction,</w:t>
+      </w:r>
+      <w:proofErr w:type="gramEnd"/>
+      <w:r>
+        <w:rPr>
+          <w:rFonts w:ascii="Times New Roman" w:hAnsi="Times New Roman" w:cs="Times New Roman"/>
+          <w:sz w:val="24"/>
+          <w:szCs w:val="24"/>
+        </w:rPr>
+        <w:t xml:space="preserve"> we can create only one direction at a time.</w:t>
       </w:r>
     </w:p>
     <w:p>
@@ -13595,7 +15510,25 @@
           <w:sz w:val="24"/>
           <w:szCs w:val="24"/>
         </w:rPr>
-        <w:t>Body{ display:flex; }-</w:t>
+        <w:t xml:space="preserve">Body{ </w:t>
+      </w:r>
+      <w:proofErr w:type="spellStart"/>
+      <w:r>
+        <w:rPr>
+          <w:rFonts w:ascii="Times New Roman" w:hAnsi="Times New Roman" w:cs="Times New Roman"/>
+          <w:sz w:val="24"/>
+          <w:szCs w:val="24"/>
+        </w:rPr>
+        <w:t>display:flex</w:t>
+      </w:r>
+      <w:proofErr w:type="spellEnd"/>
+      <w:r>
+        <w:rPr>
+          <w:rFonts w:ascii="Times New Roman" w:hAnsi="Times New Roman" w:cs="Times New Roman"/>
+          <w:sz w:val="24"/>
+          <w:szCs w:val="24"/>
+        </w:rPr>
+        <w:t>; }-</w:t>
       </w:r>
       <w:r>
         <w:rPr>
@@ -14781,15 +16714,27 @@
           <w:szCs w:val="24"/>
         </w:rPr>
       </w:pPr>
-      <w:r>
-        <w:rPr>
-          <w:rFonts w:ascii="Times New Roman" w:hAnsi="Times New Roman" w:cs="Times New Roman"/>
-          <w:b/>
-          <w:bCs/>
-          <w:sz w:val="24"/>
-          <w:szCs w:val="24"/>
-        </w:rPr>
-        <w:t>Colors Background:</w:t>
+      <w:proofErr w:type="spellStart"/>
+      <w:r>
+        <w:rPr>
+          <w:rFonts w:ascii="Times New Roman" w:hAnsi="Times New Roman" w:cs="Times New Roman"/>
+          <w:b/>
+          <w:bCs/>
+          <w:sz w:val="24"/>
+          <w:szCs w:val="24"/>
+        </w:rPr>
+        <w:t>Colors</w:t>
+      </w:r>
+      <w:proofErr w:type="spellEnd"/>
+      <w:r>
+        <w:rPr>
+          <w:rFonts w:ascii="Times New Roman" w:hAnsi="Times New Roman" w:cs="Times New Roman"/>
+          <w:b/>
+          <w:bCs/>
+          <w:sz w:val="24"/>
+          <w:szCs w:val="24"/>
+        </w:rPr>
+        <w:t xml:space="preserve"> Background:</w:t>
       </w:r>
     </w:p>
     <w:p>
@@ -15098,25 +17043,40 @@
       <w:pPr>
         <w:pStyle w:val="Heading1"/>
       </w:pPr>
-      <w:r>
-        <w:t>Javascript?</w:t>
-      </w:r>
-    </w:p>
-    <w:p>
-      <w:pPr>
-        <w:rPr>
-          <w:rFonts w:ascii="Times New Roman" w:hAnsi="Times New Roman" w:cs="Times New Roman"/>
-          <w:sz w:val="24"/>
-          <w:szCs w:val="24"/>
-        </w:rPr>
-      </w:pPr>
-      <w:r>
-        <w:rPr>
-          <w:rFonts w:ascii="Times New Roman" w:hAnsi="Times New Roman" w:cs="Times New Roman"/>
-          <w:sz w:val="24"/>
-          <w:szCs w:val="24"/>
-        </w:rPr>
-        <w:t xml:space="preserve">Javascript is </w:t>
+      <w:proofErr w:type="spellStart"/>
+      <w:r>
+        <w:t>Javascript</w:t>
+      </w:r>
+      <w:proofErr w:type="spellEnd"/>
+      <w:r>
+        <w:t>?</w:t>
+      </w:r>
+    </w:p>
+    <w:p>
+      <w:pPr>
+        <w:rPr>
+          <w:rFonts w:ascii="Times New Roman" w:hAnsi="Times New Roman" w:cs="Times New Roman"/>
+          <w:sz w:val="24"/>
+          <w:szCs w:val="24"/>
+        </w:rPr>
+      </w:pPr>
+      <w:proofErr w:type="spellStart"/>
+      <w:r>
+        <w:rPr>
+          <w:rFonts w:ascii="Times New Roman" w:hAnsi="Times New Roman" w:cs="Times New Roman"/>
+          <w:sz w:val="24"/>
+          <w:szCs w:val="24"/>
+        </w:rPr>
+        <w:t>Javascript</w:t>
+      </w:r>
+      <w:proofErr w:type="spellEnd"/>
+      <w:r>
+        <w:rPr>
+          <w:rFonts w:ascii="Times New Roman" w:hAnsi="Times New Roman" w:cs="Times New Roman"/>
+          <w:sz w:val="24"/>
+          <w:szCs w:val="24"/>
+        </w:rPr>
+        <w:t xml:space="preserve"> is </w:t>
       </w:r>
       <w:r>
         <w:rPr>
@@ -15132,7 +17092,25 @@
           <w:sz w:val="24"/>
           <w:szCs w:val="24"/>
         </w:rPr>
-        <w:t xml:space="preserve"> and also client side scripting language</w:t>
+        <w:t xml:space="preserve"> and also </w:t>
+      </w:r>
+      <w:proofErr w:type="gramStart"/>
+      <w:r>
+        <w:rPr>
+          <w:rFonts w:ascii="Times New Roman" w:hAnsi="Times New Roman" w:cs="Times New Roman"/>
+          <w:sz w:val="24"/>
+          <w:szCs w:val="24"/>
+        </w:rPr>
+        <w:t>client side</w:t>
+      </w:r>
+      <w:proofErr w:type="gramEnd"/>
+      <w:r>
+        <w:rPr>
+          <w:rFonts w:ascii="Times New Roman" w:hAnsi="Times New Roman" w:cs="Times New Roman"/>
+          <w:sz w:val="24"/>
+          <w:szCs w:val="24"/>
+        </w:rPr>
+        <w:t xml:space="preserve"> scripting language</w:t>
       </w:r>
     </w:p>
     <w:p>
@@ -15174,7 +17152,25 @@
           <w:sz w:val="24"/>
           <w:szCs w:val="24"/>
         </w:rPr>
-        <w:t>Each and every browser will have its own javascript engine.</w:t>
+        <w:t xml:space="preserve">Each and every browser will have its own </w:t>
+      </w:r>
+      <w:proofErr w:type="spellStart"/>
+      <w:r>
+        <w:rPr>
+          <w:rFonts w:ascii="Times New Roman" w:hAnsi="Times New Roman" w:cs="Times New Roman"/>
+          <w:sz w:val="24"/>
+          <w:szCs w:val="24"/>
+        </w:rPr>
+        <w:t>javascript</w:t>
+      </w:r>
+      <w:proofErr w:type="spellEnd"/>
+      <w:r>
+        <w:rPr>
+          <w:rFonts w:ascii="Times New Roman" w:hAnsi="Times New Roman" w:cs="Times New Roman"/>
+          <w:sz w:val="24"/>
+          <w:szCs w:val="24"/>
+        </w:rPr>
+        <w:t xml:space="preserve"> engine.</w:t>
       </w:r>
     </w:p>
     <w:p>
@@ -15234,7 +17230,15 @@
         <w:pStyle w:val="Heading1"/>
       </w:pPr>
       <w:r>
-        <w:t>Purpose of Javascript?</w:t>
+        <w:t xml:space="preserve">Purpose of </w:t>
+      </w:r>
+      <w:proofErr w:type="spellStart"/>
+      <w:r>
+        <w:t>Javascript</w:t>
+      </w:r>
+      <w:proofErr w:type="spellEnd"/>
+      <w:r>
+        <w:t>?</w:t>
       </w:r>
     </w:p>
     <w:p>
@@ -15259,7 +17263,15 @@
         <w:pStyle w:val="Heading1"/>
       </w:pPr>
       <w:r>
-        <w:t>Ways to write Javascript?</w:t>
+        <w:t xml:space="preserve">Ways to write </w:t>
+      </w:r>
+      <w:proofErr w:type="spellStart"/>
+      <w:r>
+        <w:t>Javascript</w:t>
+      </w:r>
+      <w:proofErr w:type="spellEnd"/>
+      <w:r>
+        <w:t>?</w:t>
       </w:r>
     </w:p>
     <w:p>
@@ -15318,8 +17330,13 @@
         <w:pStyle w:val="Heading1"/>
       </w:pPr>
       <w:r>
-        <w:t>Best place to write Javascript</w:t>
-      </w:r>
+        <w:t xml:space="preserve">Best place to write </w:t>
+      </w:r>
+      <w:proofErr w:type="spellStart"/>
+      <w:r>
+        <w:t>Javascript</w:t>
+      </w:r>
+      <w:proofErr w:type="spellEnd"/>
       <w:r>
         <w:t xml:space="preserve"> code</w:t>
       </w:r>
@@ -15358,7 +17375,15 @@
         <w:pStyle w:val="Heading1"/>
       </w:pPr>
       <w:r>
-        <w:t xml:space="preserve">Debugging in Javascript </w:t>
+        <w:t xml:space="preserve">Debugging in </w:t>
+      </w:r>
+      <w:proofErr w:type="spellStart"/>
+      <w:r>
+        <w:t>Javascript</w:t>
+      </w:r>
+      <w:proofErr w:type="spellEnd"/>
+      <w:r>
+        <w:t xml:space="preserve"> </w:t>
       </w:r>
       <w:r>
         <w:tab/>
@@ -15397,13 +17422,41 @@
           <w:szCs w:val="24"/>
         </w:rPr>
       </w:pPr>
-      <w:r>
-        <w:rPr>
-          <w:rFonts w:ascii="Times New Roman" w:hAnsi="Times New Roman" w:cs="Times New Roman"/>
-          <w:sz w:val="24"/>
-          <w:szCs w:val="24"/>
-        </w:rPr>
-        <w:t xml:space="preserve">console.assert(exp,message); //only error occurs it will be printed </w:t>
+      <w:proofErr w:type="spellStart"/>
+      <w:r>
+        <w:rPr>
+          <w:rFonts w:ascii="Times New Roman" w:hAnsi="Times New Roman" w:cs="Times New Roman"/>
+          <w:sz w:val="24"/>
+          <w:szCs w:val="24"/>
+        </w:rPr>
+        <w:t>console.assert</w:t>
+      </w:r>
+      <w:proofErr w:type="spellEnd"/>
+      <w:r>
+        <w:rPr>
+          <w:rFonts w:ascii="Times New Roman" w:hAnsi="Times New Roman" w:cs="Times New Roman"/>
+          <w:sz w:val="24"/>
+          <w:szCs w:val="24"/>
+        </w:rPr>
+        <w:t>(</w:t>
+      </w:r>
+      <w:proofErr w:type="spellStart"/>
+      <w:r>
+        <w:rPr>
+          <w:rFonts w:ascii="Times New Roman" w:hAnsi="Times New Roman" w:cs="Times New Roman"/>
+          <w:sz w:val="24"/>
+          <w:szCs w:val="24"/>
+        </w:rPr>
+        <w:t>exp,message</w:t>
+      </w:r>
+      <w:proofErr w:type="spellEnd"/>
+      <w:r>
+        <w:rPr>
+          <w:rFonts w:ascii="Times New Roman" w:hAnsi="Times New Roman" w:cs="Times New Roman"/>
+          <w:sz w:val="24"/>
+          <w:szCs w:val="24"/>
+        </w:rPr>
+        <w:t xml:space="preserve">); //only error occurs it will be printed </w:t>
       </w:r>
     </w:p>
     <w:p>
@@ -15487,8 +17540,13 @@
         <w:pStyle w:val="Heading1"/>
       </w:pPr>
       <w:r>
-        <w:t>Variables and datatypes in Javascript</w:t>
-      </w:r>
+        <w:t xml:space="preserve">Variables and datatypes in </w:t>
+      </w:r>
+      <w:proofErr w:type="spellStart"/>
+      <w:r>
+        <w:t>Javascript</w:t>
+      </w:r>
+      <w:proofErr w:type="spellEnd"/>
     </w:p>
     <w:p>
       <w:pPr>
@@ -15540,7 +17598,25 @@
           <w:sz w:val="24"/>
           <w:szCs w:val="24"/>
         </w:rPr>
-        <w:t xml:space="preserve">1. Variable name should contain only letter,digits,symbols($) and (_)underscore </w:t>
+        <w:t xml:space="preserve">1. Variable name should contain only </w:t>
+      </w:r>
+      <w:proofErr w:type="spellStart"/>
+      <w:r>
+        <w:rPr>
+          <w:rFonts w:ascii="Times New Roman" w:hAnsi="Times New Roman" w:cs="Times New Roman"/>
+          <w:sz w:val="24"/>
+          <w:szCs w:val="24"/>
+        </w:rPr>
+        <w:t>letter,digits,symbols</w:t>
+      </w:r>
+      <w:proofErr w:type="spellEnd"/>
+      <w:r>
+        <w:rPr>
+          <w:rFonts w:ascii="Times New Roman" w:hAnsi="Times New Roman" w:cs="Times New Roman"/>
+          <w:sz w:val="24"/>
+          <w:szCs w:val="24"/>
+        </w:rPr>
+        <w:t xml:space="preserve">($) and (_)underscore </w:t>
       </w:r>
     </w:p>
     <w:p>
@@ -15746,13 +17822,41 @@
           <w:szCs w:val="24"/>
         </w:rPr>
       </w:pPr>
-      <w:r>
-        <w:rPr>
-          <w:rFonts w:ascii="Times New Roman" w:hAnsi="Times New Roman" w:cs="Times New Roman"/>
-          <w:sz w:val="24"/>
-          <w:szCs w:val="24"/>
-        </w:rPr>
-        <w:t>typeof n =&gt; number , typeof m =&gt; number</w:t>
+      <w:proofErr w:type="spellStart"/>
+      <w:r>
+        <w:rPr>
+          <w:rFonts w:ascii="Times New Roman" w:hAnsi="Times New Roman" w:cs="Times New Roman"/>
+          <w:sz w:val="24"/>
+          <w:szCs w:val="24"/>
+        </w:rPr>
+        <w:t>typeof</w:t>
+      </w:r>
+      <w:proofErr w:type="spellEnd"/>
+      <w:r>
+        <w:rPr>
+          <w:rFonts w:ascii="Times New Roman" w:hAnsi="Times New Roman" w:cs="Times New Roman"/>
+          <w:sz w:val="24"/>
+          <w:szCs w:val="24"/>
+        </w:rPr>
+        <w:t xml:space="preserve"> n =&gt; number , </w:t>
+      </w:r>
+      <w:proofErr w:type="spellStart"/>
+      <w:r>
+        <w:rPr>
+          <w:rFonts w:ascii="Times New Roman" w:hAnsi="Times New Roman" w:cs="Times New Roman"/>
+          <w:sz w:val="24"/>
+          <w:szCs w:val="24"/>
+        </w:rPr>
+        <w:t>typeof</w:t>
+      </w:r>
+      <w:proofErr w:type="spellEnd"/>
+      <w:r>
+        <w:rPr>
+          <w:rFonts w:ascii="Times New Roman" w:hAnsi="Times New Roman" w:cs="Times New Roman"/>
+          <w:sz w:val="24"/>
+          <w:szCs w:val="24"/>
+        </w:rPr>
+        <w:t xml:space="preserve"> m =&gt; number</w:t>
       </w:r>
     </w:p>
     <w:p>
@@ -15764,13 +17868,41 @@
           <w:szCs w:val="24"/>
         </w:rPr>
       </w:pPr>
-      <w:r>
-        <w:rPr>
-          <w:rFonts w:ascii="Times New Roman" w:hAnsi="Times New Roman" w:cs="Times New Roman"/>
-          <w:sz w:val="24"/>
-          <w:szCs w:val="24"/>
-        </w:rPr>
-        <w:t xml:space="preserve">typeof typeof n =&gt; string </w:t>
+      <w:proofErr w:type="spellStart"/>
+      <w:r>
+        <w:rPr>
+          <w:rFonts w:ascii="Times New Roman" w:hAnsi="Times New Roman" w:cs="Times New Roman"/>
+          <w:sz w:val="24"/>
+          <w:szCs w:val="24"/>
+        </w:rPr>
+        <w:t>typeof</w:t>
+      </w:r>
+      <w:proofErr w:type="spellEnd"/>
+      <w:r>
+        <w:rPr>
+          <w:rFonts w:ascii="Times New Roman" w:hAnsi="Times New Roman" w:cs="Times New Roman"/>
+          <w:sz w:val="24"/>
+          <w:szCs w:val="24"/>
+        </w:rPr>
+        <w:t xml:space="preserve"> </w:t>
+      </w:r>
+      <w:proofErr w:type="spellStart"/>
+      <w:r>
+        <w:rPr>
+          <w:rFonts w:ascii="Times New Roman" w:hAnsi="Times New Roman" w:cs="Times New Roman"/>
+          <w:sz w:val="24"/>
+          <w:szCs w:val="24"/>
+        </w:rPr>
+        <w:t>typeof</w:t>
+      </w:r>
+      <w:proofErr w:type="spellEnd"/>
+      <w:r>
+        <w:rPr>
+          <w:rFonts w:ascii="Times New Roman" w:hAnsi="Times New Roman" w:cs="Times New Roman"/>
+          <w:sz w:val="24"/>
+          <w:szCs w:val="24"/>
+        </w:rPr>
+        <w:t xml:space="preserve"> n =&gt; string </w:t>
       </w:r>
       <w:r>
         <w:rPr>
@@ -15815,8 +17947,20 @@
           <w:sz w:val="24"/>
           <w:szCs w:val="24"/>
         </w:rPr>
-        <w:t>2. BigInt</w:t>
-      </w:r>
+        <w:t xml:space="preserve">2. </w:t>
+      </w:r>
+      <w:proofErr w:type="spellStart"/>
+      <w:r>
+        <w:rPr>
+          <w:rFonts w:ascii="Times New Roman" w:hAnsi="Times New Roman" w:cs="Times New Roman"/>
+          <w:b/>
+          <w:bCs/>
+          <w:sz w:val="24"/>
+          <w:szCs w:val="24"/>
+        </w:rPr>
+        <w:t>BigInt</w:t>
+      </w:r>
+      <w:proofErr w:type="spellEnd"/>
     </w:p>
     <w:p>
       <w:pPr>
@@ -16063,7 +18207,25 @@
           <w:sz w:val="24"/>
           <w:szCs w:val="24"/>
         </w:rPr>
-        <w:t>In javascript you declare a variable and not assign any value then it will hold undefined it.</w:t>
+        <w:t xml:space="preserve">In </w:t>
+      </w:r>
+      <w:proofErr w:type="spellStart"/>
+      <w:r>
+        <w:rPr>
+          <w:rFonts w:ascii="Times New Roman" w:hAnsi="Times New Roman" w:cs="Times New Roman"/>
+          <w:sz w:val="24"/>
+          <w:szCs w:val="24"/>
+        </w:rPr>
+        <w:t>javascript</w:t>
+      </w:r>
+      <w:proofErr w:type="spellEnd"/>
+      <w:r>
+        <w:rPr>
+          <w:rFonts w:ascii="Times New Roman" w:hAnsi="Times New Roman" w:cs="Times New Roman"/>
+          <w:sz w:val="24"/>
+          <w:szCs w:val="24"/>
+        </w:rPr>
+        <w:t xml:space="preserve"> you declare a variable and not assign any value then it will hold undefined it.</w:t>
       </w:r>
     </w:p>
     <w:p>
@@ -16153,7 +18315,25 @@
           <w:sz w:val="24"/>
           <w:szCs w:val="24"/>
         </w:rPr>
-        <w:t xml:space="preserve"> in javascript null means "reference to non-existing object " –( The </w:t>
+        <w:t xml:space="preserve"> in </w:t>
+      </w:r>
+      <w:proofErr w:type="spellStart"/>
+      <w:r>
+        <w:rPr>
+          <w:rFonts w:ascii="Times New Roman" w:hAnsi="Times New Roman" w:cs="Times New Roman"/>
+          <w:sz w:val="24"/>
+          <w:szCs w:val="24"/>
+        </w:rPr>
+        <w:t>javascript</w:t>
+      </w:r>
+      <w:proofErr w:type="spellEnd"/>
+      <w:r>
+        <w:rPr>
+          <w:rFonts w:ascii="Times New Roman" w:hAnsi="Times New Roman" w:cs="Times New Roman"/>
+          <w:sz w:val="24"/>
+          <w:szCs w:val="24"/>
+        </w:rPr>
+        <w:t xml:space="preserve"> null means "reference to non-existing object " –( The </w:t>
       </w:r>
       <w:r>
         <w:rPr>
@@ -16201,13 +18381,23 @@
           <w:szCs w:val="24"/>
         </w:rPr>
       </w:pPr>
-      <w:r>
-        <w:rPr>
-          <w:rFonts w:ascii="Times New Roman" w:hAnsi="Times New Roman" w:cs="Times New Roman"/>
-          <w:sz w:val="24"/>
-          <w:szCs w:val="24"/>
-        </w:rPr>
-        <w:t xml:space="preserve">typeof a =&gt; object </w:t>
+      <w:proofErr w:type="spellStart"/>
+      <w:r>
+        <w:rPr>
+          <w:rFonts w:ascii="Times New Roman" w:hAnsi="Times New Roman" w:cs="Times New Roman"/>
+          <w:sz w:val="24"/>
+          <w:szCs w:val="24"/>
+        </w:rPr>
+        <w:t>typeof</w:t>
+      </w:r>
+      <w:proofErr w:type="spellEnd"/>
+      <w:r>
+        <w:rPr>
+          <w:rFonts w:ascii="Times New Roman" w:hAnsi="Times New Roman" w:cs="Times New Roman"/>
+          <w:sz w:val="24"/>
+          <w:szCs w:val="24"/>
+        </w:rPr>
+        <w:t xml:space="preserve"> a =&gt; object </w:t>
       </w:r>
     </w:p>
     <w:p>
@@ -16538,32 +18728,25 @@
           <w:sz w:val="24"/>
           <w:szCs w:val="24"/>
         </w:rPr>
-        <w:t xml:space="preserve">: </w:t>
-      </w:r>
-      <w:r>
-        <w:rPr>
-          <w:rFonts w:ascii="Times New Roman" w:hAnsi="Times New Roman" w:cs="Times New Roman"/>
-          <w:sz w:val="24"/>
-          <w:szCs w:val="24"/>
-        </w:rPr>
-        <w:t>Reserved words (keywords) cannot be used as variable names, but they can be used as object keys.</w:t>
-      </w:r>
-    </w:p>
-    <w:p>
-      <w:pPr>
-        <w:rPr>
-          <w:rFonts w:ascii="Times New Roman" w:hAnsi="Times New Roman" w:cs="Times New Roman"/>
-          <w:b/>
-          <w:bCs/>
-          <w:sz w:val="24"/>
-          <w:szCs w:val="24"/>
-        </w:rPr>
-      </w:pPr>
-      <w:r>
-        <w:rPr>
-          <w:rFonts w:ascii="Times New Roman" w:hAnsi="Times New Roman" w:cs="Times New Roman"/>
-          <w:b/>
-          <w:bCs/>
+        <w:t>: Reserved words (keywords) cannot be used as variable names, but they can be used as object keys.</w:t>
+      </w:r>
+    </w:p>
+    <w:p>
+      <w:pPr>
+        <w:rPr>
+          <w:rFonts w:ascii="Times New Roman" w:hAnsi="Times New Roman" w:cs="Times New Roman"/>
+          <w:b/>
+          <w:bCs/>
+          <w:sz w:val="24"/>
+          <w:szCs w:val="24"/>
+        </w:rPr>
+      </w:pPr>
+      <w:r>
+        <w:rPr>
+          <w:rFonts w:ascii="Times New Roman" w:hAnsi="Times New Roman" w:cs="Times New Roman"/>
+          <w:b/>
+          <w:bCs/>
+          <w:noProof/>
           <w:sz w:val="24"/>
           <w:szCs w:val="24"/>
         </w:rPr>
@@ -16608,6 +18791,7 @@
           <w:rFonts w:ascii="Times New Roman" w:hAnsi="Times New Roman" w:cs="Times New Roman"/>
           <w:b/>
           <w:bCs/>
+          <w:noProof/>
           <w:sz w:val="24"/>
           <w:szCs w:val="24"/>
         </w:rPr>
@@ -16755,6 +18939,7 @@
       <w:r>
         <w:rPr>
           <w:rFonts w:ascii="Times New Roman" w:hAnsi="Times New Roman" w:cs="Times New Roman"/>
+          <w:noProof/>
           <w:sz w:val="24"/>
           <w:szCs w:val="24"/>
         </w:rPr>
@@ -16860,13 +19045,23 @@
           <w:szCs w:val="24"/>
         </w:rPr>
       </w:pPr>
-      <w:r>
-        <w:rPr>
-          <w:rFonts w:ascii="Times New Roman" w:hAnsi="Times New Roman" w:cs="Times New Roman"/>
-          <w:sz w:val="24"/>
-          <w:szCs w:val="24"/>
-        </w:rPr>
-        <w:t>objectName.newKey = value</w:t>
+      <w:proofErr w:type="spellStart"/>
+      <w:r>
+        <w:rPr>
+          <w:rFonts w:ascii="Times New Roman" w:hAnsi="Times New Roman" w:cs="Times New Roman"/>
+          <w:sz w:val="24"/>
+          <w:szCs w:val="24"/>
+        </w:rPr>
+        <w:t>objectName.newKey</w:t>
+      </w:r>
+      <w:proofErr w:type="spellEnd"/>
+      <w:r>
+        <w:rPr>
+          <w:rFonts w:ascii="Times New Roman" w:hAnsi="Times New Roman" w:cs="Times New Roman"/>
+          <w:sz w:val="24"/>
+          <w:szCs w:val="24"/>
+        </w:rPr>
+        <w:t xml:space="preserve"> = value</w:t>
       </w:r>
       <w:r>
         <w:rPr>
@@ -16889,6 +19084,7 @@
       <w:r>
         <w:rPr>
           <w:rFonts w:ascii="Times New Roman" w:hAnsi="Times New Roman" w:cs="Times New Roman"/>
+          <w:noProof/>
           <w:sz w:val="24"/>
           <w:szCs w:val="24"/>
         </w:rPr>
@@ -16947,7 +19143,7 @@
           <w:sz w:val="24"/>
           <w:szCs w:val="24"/>
         </w:rPr>
-        <w:t>Modify</w:t>
+        <w:t>Modify property from the object</w:t>
       </w:r>
       <w:r>
         <w:rPr>
@@ -16958,39 +19154,6 @@
           <w:sz w:val="24"/>
           <w:szCs w:val="24"/>
         </w:rPr>
-        <w:t xml:space="preserve"> property </w:t>
-      </w:r>
-      <w:r>
-        <w:rPr>
-          <w:rFonts w:ascii="Times New Roman" w:hAnsi="Times New Roman" w:cs="Times New Roman"/>
-          <w:b/>
-          <w:bCs/>
-          <w:color w:val="1F3864" w:themeColor="accent1" w:themeShade="80"/>
-          <w:sz w:val="24"/>
-          <w:szCs w:val="24"/>
-        </w:rPr>
-        <w:t>from</w:t>
-      </w:r>
-      <w:r>
-        <w:rPr>
-          <w:rFonts w:ascii="Times New Roman" w:hAnsi="Times New Roman" w:cs="Times New Roman"/>
-          <w:b/>
-          <w:bCs/>
-          <w:color w:val="1F3864" w:themeColor="accent1" w:themeShade="80"/>
-          <w:sz w:val="24"/>
-          <w:szCs w:val="24"/>
-        </w:rPr>
-        <w:t xml:space="preserve"> the object</w:t>
-      </w:r>
-      <w:r>
-        <w:rPr>
-          <w:rFonts w:ascii="Times New Roman" w:hAnsi="Times New Roman" w:cs="Times New Roman"/>
-          <w:b/>
-          <w:bCs/>
-          <w:color w:val="1F3864" w:themeColor="accent1" w:themeShade="80"/>
-          <w:sz w:val="24"/>
-          <w:szCs w:val="24"/>
-        </w:rPr>
         <w:tab/>
       </w:r>
     </w:p>
@@ -17059,6 +19222,7 @@
       <w:r>
         <w:rPr>
           <w:rFonts w:ascii="Times New Roman" w:hAnsi="Times New Roman" w:cs="Times New Roman"/>
+          <w:noProof/>
           <w:sz w:val="24"/>
           <w:szCs w:val="24"/>
         </w:rPr>
@@ -17119,18 +19283,7 @@
           <w:sz w:val="24"/>
           <w:szCs w:val="24"/>
         </w:rPr>
-        <w:t>Delete</w:t>
-      </w:r>
-      <w:r>
-        <w:rPr>
-          <w:rFonts w:ascii="Times New Roman" w:hAnsi="Times New Roman" w:cs="Times New Roman"/>
-          <w:b/>
-          <w:bCs/>
-          <w:color w:val="1F3864" w:themeColor="accent1" w:themeShade="80"/>
-          <w:sz w:val="24"/>
-          <w:szCs w:val="24"/>
-        </w:rPr>
-        <w:t xml:space="preserve"> property from the object</w:t>
+        <w:t>Delete property from the object</w:t>
       </w:r>
     </w:p>
     <w:p>
@@ -17151,18 +19304,7 @@
           <w:sz w:val="24"/>
           <w:szCs w:val="24"/>
         </w:rPr>
-        <w:t xml:space="preserve">Hint: </w:t>
-      </w:r>
-      <w:r>
-        <w:rPr>
-          <w:rFonts w:ascii="Times New Roman" w:hAnsi="Times New Roman" w:cs="Times New Roman"/>
-          <w:b/>
-          <w:bCs/>
-          <w:color w:val="C00000"/>
-          <w:sz w:val="24"/>
-          <w:szCs w:val="24"/>
-        </w:rPr>
-        <w:t xml:space="preserve">Yes, </w:t>
+        <w:t xml:space="preserve">Hint: Yes, </w:t>
       </w:r>
       <w:r>
         <w:rPr>
@@ -17185,6 +19327,7 @@
       <w:r>
         <w:rPr>
           <w:rFonts w:ascii="Times New Roman" w:hAnsi="Times New Roman" w:cs="Times New Roman"/>
+          <w:noProof/>
           <w:sz w:val="24"/>
           <w:szCs w:val="24"/>
         </w:rPr>
@@ -17281,7 +19424,25 @@
           <w:sz w:val="24"/>
           <w:szCs w:val="24"/>
         </w:rPr>
-        <w:t xml:space="preserve">: Collection of element or ordered </w:t>
+        <w:t xml:space="preserve">: Collection of </w:t>
+      </w:r>
+      <w:proofErr w:type="gramStart"/>
+      <w:r>
+        <w:rPr>
+          <w:rFonts w:ascii="Times New Roman" w:hAnsi="Times New Roman" w:cs="Times New Roman"/>
+          <w:sz w:val="24"/>
+          <w:szCs w:val="24"/>
+        </w:rPr>
+        <w:t>element</w:t>
+      </w:r>
+      <w:proofErr w:type="gramEnd"/>
+      <w:r>
+        <w:rPr>
+          <w:rFonts w:ascii="Times New Roman" w:hAnsi="Times New Roman" w:cs="Times New Roman"/>
+          <w:sz w:val="24"/>
+          <w:szCs w:val="24"/>
+        </w:rPr>
+        <w:t xml:space="preserve"> or ordered </w:t>
       </w:r>
       <w:r>
         <w:rPr>
@@ -17322,6 +19483,7 @@
           <w:szCs w:val="24"/>
         </w:rPr>
       </w:pPr>
+      <w:proofErr w:type="spellStart"/>
       <w:r>
         <w:rPr>
           <w:rFonts w:ascii="Times New Roman" w:hAnsi="Times New Roman" w:cs="Times New Roman"/>
@@ -17336,7 +19498,34 @@
           <w:sz w:val="24"/>
           <w:szCs w:val="24"/>
         </w:rPr>
-        <w:t>er arr = new Array();</w:t>
+        <w:t>er</w:t>
+      </w:r>
+      <w:proofErr w:type="spellEnd"/>
+      <w:r>
+        <w:rPr>
+          <w:rFonts w:ascii="Times New Roman" w:hAnsi="Times New Roman" w:cs="Times New Roman"/>
+          <w:sz w:val="24"/>
+          <w:szCs w:val="24"/>
+        </w:rPr>
+        <w:t xml:space="preserve"> </w:t>
+      </w:r>
+      <w:proofErr w:type="spellStart"/>
+      <w:r>
+        <w:rPr>
+          <w:rFonts w:ascii="Times New Roman" w:hAnsi="Times New Roman" w:cs="Times New Roman"/>
+          <w:sz w:val="24"/>
+          <w:szCs w:val="24"/>
+        </w:rPr>
+        <w:t>arr</w:t>
+      </w:r>
+      <w:proofErr w:type="spellEnd"/>
+      <w:r>
+        <w:rPr>
+          <w:rFonts w:ascii="Times New Roman" w:hAnsi="Times New Roman" w:cs="Times New Roman"/>
+          <w:sz w:val="24"/>
+          <w:szCs w:val="24"/>
+        </w:rPr>
+        <w:t xml:space="preserve"> = new Array();</w:t>
       </w:r>
       <w:r>
         <w:rPr>
@@ -17366,7 +19555,25 @@
           <w:sz w:val="24"/>
           <w:szCs w:val="24"/>
         </w:rPr>
-        <w:t>let arr = {};</w:t>
+        <w:t xml:space="preserve">let </w:t>
+      </w:r>
+      <w:proofErr w:type="spellStart"/>
+      <w:r>
+        <w:rPr>
+          <w:rFonts w:ascii="Times New Roman" w:hAnsi="Times New Roman" w:cs="Times New Roman"/>
+          <w:sz w:val="24"/>
+          <w:szCs w:val="24"/>
+        </w:rPr>
+        <w:t>arr</w:t>
+      </w:r>
+      <w:proofErr w:type="spellEnd"/>
+      <w:r>
+        <w:rPr>
+          <w:rFonts w:ascii="Times New Roman" w:hAnsi="Times New Roman" w:cs="Times New Roman"/>
+          <w:sz w:val="24"/>
+          <w:szCs w:val="24"/>
+        </w:rPr>
+        <w:t xml:space="preserve"> = {};</w:t>
       </w:r>
     </w:p>
     <w:p>
@@ -17530,13 +19737,23 @@
         </w:rPr>
         <w:t xml:space="preserve">, </w:t>
       </w:r>
-      <w:r>
-        <w:rPr>
-          <w:rFonts w:ascii="Times New Roman" w:hAnsi="Times New Roman" w:cs="Times New Roman"/>
-          <w:sz w:val="24"/>
-          <w:szCs w:val="24"/>
-        </w:rPr>
-        <w:t>indexOf()</w:t>
+      <w:proofErr w:type="spellStart"/>
+      <w:r>
+        <w:rPr>
+          <w:rFonts w:ascii="Times New Roman" w:hAnsi="Times New Roman" w:cs="Times New Roman"/>
+          <w:sz w:val="24"/>
+          <w:szCs w:val="24"/>
+        </w:rPr>
+        <w:t>indexOf</w:t>
+      </w:r>
+      <w:proofErr w:type="spellEnd"/>
+      <w:r>
+        <w:rPr>
+          <w:rFonts w:ascii="Times New Roman" w:hAnsi="Times New Roman" w:cs="Times New Roman"/>
+          <w:sz w:val="24"/>
+          <w:szCs w:val="24"/>
+        </w:rPr>
+        <w:t>()</w:t>
       </w:r>
       <w:r>
         <w:rPr>
@@ -17546,13 +19763,23 @@
         </w:rPr>
         <w:t xml:space="preserve">, </w:t>
       </w:r>
-      <w:r>
-        <w:rPr>
-          <w:rFonts w:ascii="Times New Roman" w:hAnsi="Times New Roman" w:cs="Times New Roman"/>
-          <w:sz w:val="24"/>
-          <w:szCs w:val="24"/>
-        </w:rPr>
-        <w:t>forEach()</w:t>
+      <w:proofErr w:type="spellStart"/>
+      <w:r>
+        <w:rPr>
+          <w:rFonts w:ascii="Times New Roman" w:hAnsi="Times New Roman" w:cs="Times New Roman"/>
+          <w:sz w:val="24"/>
+          <w:szCs w:val="24"/>
+        </w:rPr>
+        <w:t>forEach</w:t>
+      </w:r>
+      <w:proofErr w:type="spellEnd"/>
+      <w:r>
+        <w:rPr>
+          <w:rFonts w:ascii="Times New Roman" w:hAnsi="Times New Roman" w:cs="Times New Roman"/>
+          <w:sz w:val="24"/>
+          <w:szCs w:val="24"/>
+        </w:rPr>
+        <w:t>()</w:t>
       </w:r>
       <w:r>
         <w:rPr>
@@ -17658,13 +19885,23 @@
         </w:rPr>
         <w:t xml:space="preserve">, </w:t>
       </w:r>
-      <w:r>
-        <w:rPr>
-          <w:rFonts w:ascii="Times New Roman" w:hAnsi="Times New Roman" w:cs="Times New Roman"/>
-          <w:sz w:val="24"/>
-          <w:szCs w:val="24"/>
-        </w:rPr>
-        <w:t>concat()</w:t>
+      <w:proofErr w:type="spellStart"/>
+      <w:r>
+        <w:rPr>
+          <w:rFonts w:ascii="Times New Roman" w:hAnsi="Times New Roman" w:cs="Times New Roman"/>
+          <w:sz w:val="24"/>
+          <w:szCs w:val="24"/>
+        </w:rPr>
+        <w:t>concat</w:t>
+      </w:r>
+      <w:proofErr w:type="spellEnd"/>
+      <w:r>
+        <w:rPr>
+          <w:rFonts w:ascii="Times New Roman" w:hAnsi="Times New Roman" w:cs="Times New Roman"/>
+          <w:sz w:val="24"/>
+          <w:szCs w:val="24"/>
+        </w:rPr>
+        <w:t>()</w:t>
       </w:r>
       <w:r>
         <w:rPr>
@@ -17839,6 +20076,209 @@
           <w:sz w:val="24"/>
           <w:szCs w:val="24"/>
         </w:rPr>
+        <w:t xml:space="preserve"> will act on start of the array. (</w:t>
+      </w:r>
+      <w:r>
+        <w:rPr>
+          <w:rFonts w:ascii="Times New Roman" w:hAnsi="Times New Roman" w:cs="Times New Roman"/>
+          <w:b/>
+          <w:bCs/>
+          <w:color w:val="833C0B" w:themeColor="accent2" w:themeShade="80"/>
+          <w:sz w:val="24"/>
+          <w:szCs w:val="24"/>
+        </w:rPr>
+        <w:t xml:space="preserve">add and remove at </w:t>
+      </w:r>
+      <w:r>
+        <w:rPr>
+          <w:rFonts w:ascii="Times New Roman" w:hAnsi="Times New Roman" w:cs="Times New Roman"/>
+          <w:b/>
+          <w:bCs/>
+          <w:color w:val="833C0B" w:themeColor="accent2" w:themeShade="80"/>
+          <w:sz w:val="24"/>
+          <w:szCs w:val="24"/>
+        </w:rPr>
+        <w:t>start</w:t>
+      </w:r>
+      <w:r>
+        <w:rPr>
+          <w:rFonts w:ascii="Times New Roman" w:hAnsi="Times New Roman" w:cs="Times New Roman"/>
+          <w:sz w:val="24"/>
+          <w:szCs w:val="24"/>
+        </w:rPr>
+        <w:t>)</w:t>
+      </w:r>
+    </w:p>
+    <w:p>
+      <w:pPr>
+        <w:rPr>
+          <w:rFonts w:ascii="Times New Roman" w:hAnsi="Times New Roman" w:cs="Times New Roman"/>
+          <w:b/>
+          <w:bCs/>
+          <w:sz w:val="24"/>
+          <w:szCs w:val="24"/>
+        </w:rPr>
+      </w:pPr>
+      <w:r>
+        <w:rPr>
+          <w:rFonts w:ascii="Times New Roman" w:hAnsi="Times New Roman" w:cs="Times New Roman"/>
+          <w:b/>
+          <w:bCs/>
+          <w:sz w:val="24"/>
+          <w:szCs w:val="24"/>
+        </w:rPr>
+        <w:t>s</w:t>
+      </w:r>
+      <w:r>
+        <w:rPr>
+          <w:rFonts w:ascii="Times New Roman" w:hAnsi="Times New Roman" w:cs="Times New Roman"/>
+          <w:b/>
+          <w:bCs/>
+          <w:sz w:val="24"/>
+          <w:szCs w:val="24"/>
+        </w:rPr>
+        <w:t xml:space="preserve">lice </w:t>
+      </w:r>
+      <w:r>
+        <w:rPr>
+          <w:rFonts w:ascii="Times New Roman" w:hAnsi="Times New Roman" w:cs="Times New Roman"/>
+          <w:sz w:val="24"/>
+          <w:szCs w:val="24"/>
+        </w:rPr>
+        <w:t>r</w:t>
+      </w:r>
+      <w:r>
+        <w:rPr>
+          <w:rFonts w:ascii="Times New Roman" w:hAnsi="Times New Roman" w:cs="Times New Roman"/>
+          <w:sz w:val="24"/>
+          <w:szCs w:val="24"/>
+        </w:rPr>
+        <w:t>eturn a part of the array (</w:t>
+      </w:r>
+      <w:r>
+        <w:rPr>
+          <w:rFonts w:ascii="Times New Roman" w:hAnsi="Times New Roman" w:cs="Times New Roman"/>
+          <w:b/>
+          <w:bCs/>
+          <w:color w:val="833C0B" w:themeColor="accent2" w:themeShade="80"/>
+          <w:sz w:val="24"/>
+          <w:szCs w:val="24"/>
+        </w:rPr>
+        <w:t>does not modify original</w:t>
+      </w:r>
+      <w:r>
+        <w:rPr>
+          <w:rFonts w:ascii="Times New Roman" w:hAnsi="Times New Roman" w:cs="Times New Roman"/>
+          <w:sz w:val="24"/>
+          <w:szCs w:val="24"/>
+        </w:rPr>
+        <w:t>)</w:t>
+      </w:r>
+    </w:p>
+    <w:p>
+      <w:pPr>
+        <w:rPr>
+          <w:rFonts w:ascii="Times New Roman" w:hAnsi="Times New Roman" w:cs="Times New Roman"/>
+          <w:b/>
+          <w:bCs/>
+          <w:sz w:val="24"/>
+          <w:szCs w:val="24"/>
+        </w:rPr>
+      </w:pPr>
+      <w:r>
+        <w:rPr>
+          <w:rFonts w:ascii="Times New Roman" w:hAnsi="Times New Roman" w:cs="Times New Roman"/>
+          <w:b/>
+          <w:bCs/>
+          <w:sz w:val="24"/>
+          <w:szCs w:val="24"/>
+        </w:rPr>
+        <w:t>s</w:t>
+      </w:r>
+      <w:r>
+        <w:rPr>
+          <w:rFonts w:ascii="Times New Roman" w:hAnsi="Times New Roman" w:cs="Times New Roman"/>
+          <w:b/>
+          <w:bCs/>
+          <w:sz w:val="24"/>
+          <w:szCs w:val="24"/>
+        </w:rPr>
+        <w:t xml:space="preserve">plice </w:t>
+      </w:r>
+      <w:r>
+        <w:rPr>
+          <w:rFonts w:ascii="Times New Roman" w:hAnsi="Times New Roman" w:cs="Times New Roman"/>
+          <w:sz w:val="24"/>
+          <w:szCs w:val="24"/>
+        </w:rPr>
+        <w:t>a</w:t>
+      </w:r>
+      <w:r>
+        <w:rPr>
+          <w:rFonts w:ascii="Times New Roman" w:hAnsi="Times New Roman" w:cs="Times New Roman"/>
+          <w:sz w:val="24"/>
+          <w:szCs w:val="24"/>
+        </w:rPr>
+        <w:t>dds/removes elements (</w:t>
+      </w:r>
+      <w:r>
+        <w:rPr>
+          <w:rFonts w:ascii="Times New Roman" w:hAnsi="Times New Roman" w:cs="Times New Roman"/>
+          <w:b/>
+          <w:bCs/>
+          <w:color w:val="833C0B" w:themeColor="accent2" w:themeShade="80"/>
+          <w:sz w:val="24"/>
+          <w:szCs w:val="24"/>
+        </w:rPr>
+        <w:t>modifies original array</w:t>
+      </w:r>
+      <w:r>
+        <w:rPr>
+          <w:rFonts w:ascii="Times New Roman" w:hAnsi="Times New Roman" w:cs="Times New Roman"/>
+          <w:sz w:val="24"/>
+          <w:szCs w:val="24"/>
+        </w:rPr>
+        <w:t>)</w:t>
+      </w:r>
+    </w:p>
+    <w:p>
+      <w:pPr>
+        <w:rPr>
+          <w:rFonts w:ascii="Times New Roman" w:hAnsi="Times New Roman" w:cs="Times New Roman"/>
+          <w:b/>
+          <w:bCs/>
+          <w:sz w:val="24"/>
+          <w:szCs w:val="24"/>
+        </w:rPr>
+      </w:pPr>
+      <w:r>
+        <w:rPr>
+          <w:rFonts w:ascii="Times New Roman" w:hAnsi="Times New Roman" w:cs="Times New Roman"/>
+          <w:b/>
+          <w:bCs/>
+          <w:sz w:val="24"/>
+          <w:szCs w:val="24"/>
+        </w:rPr>
+        <w:t>f</w:t>
+      </w:r>
+      <w:r>
+        <w:rPr>
+          <w:rFonts w:ascii="Times New Roman" w:hAnsi="Times New Roman" w:cs="Times New Roman"/>
+          <w:b/>
+          <w:bCs/>
+          <w:sz w:val="24"/>
+          <w:szCs w:val="24"/>
+        </w:rPr>
+        <w:t>ind</w:t>
+      </w:r>
+      <w:r>
+        <w:rPr>
+          <w:rFonts w:ascii="Times New Roman" w:hAnsi="Times New Roman" w:cs="Times New Roman"/>
+          <w:b/>
+          <w:bCs/>
+          <w:sz w:val="24"/>
+          <w:szCs w:val="24"/>
+        </w:rPr>
         <w:t xml:space="preserve"> </w:t>
       </w:r>
       <w:r>
@@ -17847,23 +20287,54 @@
           <w:sz w:val="24"/>
           <w:szCs w:val="24"/>
         </w:rPr>
-        <w:t xml:space="preserve">will act on </w:t>
-      </w:r>
-      <w:r>
-        <w:rPr>
-          <w:rFonts w:ascii="Times New Roman" w:hAnsi="Times New Roman" w:cs="Times New Roman"/>
-          <w:sz w:val="24"/>
-          <w:szCs w:val="24"/>
-        </w:rPr>
-        <w:t>start</w:t>
-      </w:r>
-      <w:r>
-        <w:rPr>
-          <w:rFonts w:ascii="Times New Roman" w:hAnsi="Times New Roman" w:cs="Times New Roman"/>
-          <w:sz w:val="24"/>
-          <w:szCs w:val="24"/>
-        </w:rPr>
-        <w:t xml:space="preserve"> of the array. (</w:t>
+        <w:t>r</w:t>
+      </w:r>
+      <w:r>
+        <w:rPr>
+          <w:rFonts w:ascii="Times New Roman" w:hAnsi="Times New Roman" w:cs="Times New Roman"/>
+          <w:sz w:val="24"/>
+          <w:szCs w:val="24"/>
+        </w:rPr>
+        <w:t>eturns the first element that matches a condition</w:t>
+      </w:r>
+    </w:p>
+    <w:p>
+      <w:pPr>
+        <w:rPr>
+          <w:rFonts w:ascii="Times New Roman" w:hAnsi="Times New Roman" w:cs="Times New Roman"/>
+          <w:b/>
+          <w:bCs/>
+          <w:sz w:val="24"/>
+          <w:szCs w:val="24"/>
+        </w:rPr>
+      </w:pPr>
+      <w:proofErr w:type="spellStart"/>
+      <w:r>
+        <w:rPr>
+          <w:rFonts w:ascii="Times New Roman" w:hAnsi="Times New Roman" w:cs="Times New Roman"/>
+          <w:b/>
+          <w:bCs/>
+          <w:sz w:val="24"/>
+          <w:szCs w:val="24"/>
+        </w:rPr>
+        <w:t>indexOf</w:t>
+      </w:r>
+      <w:proofErr w:type="spellEnd"/>
+      <w:r>
+        <w:rPr>
+          <w:rFonts w:ascii="Times New Roman" w:hAnsi="Times New Roman" w:cs="Times New Roman"/>
+          <w:sz w:val="24"/>
+          <w:szCs w:val="24"/>
+        </w:rPr>
+        <w:t xml:space="preserve"> r</w:t>
+      </w:r>
+      <w:r>
+        <w:rPr>
+          <w:rFonts w:ascii="Times New Roman" w:hAnsi="Times New Roman" w:cs="Times New Roman"/>
+          <w:sz w:val="24"/>
+          <w:szCs w:val="24"/>
+        </w:rPr>
+        <w:t>eturns the index of a value (</w:t>
       </w:r>
       <w:r>
         <w:rPr>
@@ -17874,18 +20345,7 @@
           <w:sz w:val="24"/>
           <w:szCs w:val="24"/>
         </w:rPr>
-        <w:t xml:space="preserve">add and remove at </w:t>
-      </w:r>
-      <w:r>
-        <w:rPr>
-          <w:rFonts w:ascii="Times New Roman" w:hAnsi="Times New Roman" w:cs="Times New Roman"/>
-          <w:b/>
-          <w:bCs/>
-          <w:color w:val="833C0B" w:themeColor="accent2" w:themeShade="80"/>
-          <w:sz w:val="24"/>
-          <w:szCs w:val="24"/>
-        </w:rPr>
-        <w:t>start</w:t>
+        <w:t>-1 if not found</w:t>
       </w:r>
       <w:r>
         <w:rPr>
@@ -17906,259 +20366,7 @@
           <w:szCs w:val="24"/>
         </w:rPr>
       </w:pPr>
-      <w:r>
-        <w:rPr>
-          <w:rFonts w:ascii="Times New Roman" w:hAnsi="Times New Roman" w:cs="Times New Roman"/>
-          <w:b/>
-          <w:bCs/>
-          <w:sz w:val="24"/>
-          <w:szCs w:val="24"/>
-        </w:rPr>
-        <w:t>s</w:t>
-      </w:r>
-      <w:r>
-        <w:rPr>
-          <w:rFonts w:ascii="Times New Roman" w:hAnsi="Times New Roman" w:cs="Times New Roman"/>
-          <w:b/>
-          <w:bCs/>
-          <w:sz w:val="24"/>
-          <w:szCs w:val="24"/>
-        </w:rPr>
-        <w:t xml:space="preserve">lice </w:t>
-      </w:r>
-      <w:r>
-        <w:rPr>
-          <w:rFonts w:ascii="Times New Roman" w:hAnsi="Times New Roman" w:cs="Times New Roman"/>
-          <w:sz w:val="24"/>
-          <w:szCs w:val="24"/>
-        </w:rPr>
-        <w:t>r</w:t>
-      </w:r>
-      <w:r>
-        <w:rPr>
-          <w:rFonts w:ascii="Times New Roman" w:hAnsi="Times New Roman" w:cs="Times New Roman"/>
-          <w:sz w:val="24"/>
-          <w:szCs w:val="24"/>
-        </w:rPr>
-        <w:t>eturn</w:t>
-      </w:r>
-      <w:r>
-        <w:rPr>
-          <w:rFonts w:ascii="Times New Roman" w:hAnsi="Times New Roman" w:cs="Times New Roman"/>
-          <w:sz w:val="24"/>
-          <w:szCs w:val="24"/>
-        </w:rPr>
-        <w:t xml:space="preserve"> a part of the array (</w:t>
-      </w:r>
-      <w:r>
-        <w:rPr>
-          <w:rFonts w:ascii="Times New Roman" w:hAnsi="Times New Roman" w:cs="Times New Roman"/>
-          <w:b/>
-          <w:bCs/>
-          <w:color w:val="833C0B" w:themeColor="accent2" w:themeShade="80"/>
-          <w:sz w:val="24"/>
-          <w:szCs w:val="24"/>
-        </w:rPr>
-        <w:t>does not modify original</w:t>
-      </w:r>
-      <w:r>
-        <w:rPr>
-          <w:rFonts w:ascii="Times New Roman" w:hAnsi="Times New Roman" w:cs="Times New Roman"/>
-          <w:sz w:val="24"/>
-          <w:szCs w:val="24"/>
-        </w:rPr>
-        <w:t>)</w:t>
-      </w:r>
-    </w:p>
-    <w:p>
-      <w:pPr>
-        <w:rPr>
-          <w:rFonts w:ascii="Times New Roman" w:hAnsi="Times New Roman" w:cs="Times New Roman"/>
-          <w:b/>
-          <w:bCs/>
-          <w:sz w:val="24"/>
-          <w:szCs w:val="24"/>
-        </w:rPr>
-      </w:pPr>
-      <w:r>
-        <w:rPr>
-          <w:rFonts w:ascii="Times New Roman" w:hAnsi="Times New Roman" w:cs="Times New Roman"/>
-          <w:b/>
-          <w:bCs/>
-          <w:sz w:val="24"/>
-          <w:szCs w:val="24"/>
-        </w:rPr>
-        <w:t>s</w:t>
-      </w:r>
-      <w:r>
-        <w:rPr>
-          <w:rFonts w:ascii="Times New Roman" w:hAnsi="Times New Roman" w:cs="Times New Roman"/>
-          <w:b/>
-          <w:bCs/>
-          <w:sz w:val="24"/>
-          <w:szCs w:val="24"/>
-        </w:rPr>
-        <w:t xml:space="preserve">plice </w:t>
-      </w:r>
-      <w:r>
-        <w:rPr>
-          <w:rFonts w:ascii="Times New Roman" w:hAnsi="Times New Roman" w:cs="Times New Roman"/>
-          <w:sz w:val="24"/>
-          <w:szCs w:val="24"/>
-        </w:rPr>
-        <w:t>a</w:t>
-      </w:r>
-      <w:r>
-        <w:rPr>
-          <w:rFonts w:ascii="Times New Roman" w:hAnsi="Times New Roman" w:cs="Times New Roman"/>
-          <w:sz w:val="24"/>
-          <w:szCs w:val="24"/>
-        </w:rPr>
-        <w:t>dds/removes elements (</w:t>
-      </w:r>
-      <w:r>
-        <w:rPr>
-          <w:rFonts w:ascii="Times New Roman" w:hAnsi="Times New Roman" w:cs="Times New Roman"/>
-          <w:b/>
-          <w:bCs/>
-          <w:color w:val="833C0B" w:themeColor="accent2" w:themeShade="80"/>
-          <w:sz w:val="24"/>
-          <w:szCs w:val="24"/>
-        </w:rPr>
-        <w:t>modifies original array</w:t>
-      </w:r>
-      <w:r>
-        <w:rPr>
-          <w:rFonts w:ascii="Times New Roman" w:hAnsi="Times New Roman" w:cs="Times New Roman"/>
-          <w:sz w:val="24"/>
-          <w:szCs w:val="24"/>
-        </w:rPr>
-        <w:t>)</w:t>
-      </w:r>
-    </w:p>
-    <w:p>
-      <w:pPr>
-        <w:rPr>
-          <w:rFonts w:ascii="Times New Roman" w:hAnsi="Times New Roman" w:cs="Times New Roman"/>
-          <w:b/>
-          <w:bCs/>
-          <w:sz w:val="24"/>
-          <w:szCs w:val="24"/>
-        </w:rPr>
-      </w:pPr>
-      <w:r>
-        <w:rPr>
-          <w:rFonts w:ascii="Times New Roman" w:hAnsi="Times New Roman" w:cs="Times New Roman"/>
-          <w:b/>
-          <w:bCs/>
-          <w:sz w:val="24"/>
-          <w:szCs w:val="24"/>
-        </w:rPr>
-        <w:t>f</w:t>
-      </w:r>
-      <w:r>
-        <w:rPr>
-          <w:rFonts w:ascii="Times New Roman" w:hAnsi="Times New Roman" w:cs="Times New Roman"/>
-          <w:b/>
-          <w:bCs/>
-          <w:sz w:val="24"/>
-          <w:szCs w:val="24"/>
-        </w:rPr>
-        <w:t>ind</w:t>
-      </w:r>
-      <w:r>
-        <w:rPr>
-          <w:rFonts w:ascii="Times New Roman" w:hAnsi="Times New Roman" w:cs="Times New Roman"/>
-          <w:b/>
-          <w:bCs/>
-          <w:sz w:val="24"/>
-          <w:szCs w:val="24"/>
-        </w:rPr>
-        <w:t xml:space="preserve"> </w:t>
-      </w:r>
-      <w:r>
-        <w:rPr>
-          <w:rFonts w:ascii="Times New Roman" w:hAnsi="Times New Roman" w:cs="Times New Roman"/>
-          <w:sz w:val="24"/>
-          <w:szCs w:val="24"/>
-        </w:rPr>
-        <w:t>r</w:t>
-      </w:r>
-      <w:r>
-        <w:rPr>
-          <w:rFonts w:ascii="Times New Roman" w:hAnsi="Times New Roman" w:cs="Times New Roman"/>
-          <w:sz w:val="24"/>
-          <w:szCs w:val="24"/>
-        </w:rPr>
-        <w:t>eturns the first element that matches a condition</w:t>
-      </w:r>
-    </w:p>
-    <w:p>
-      <w:pPr>
-        <w:rPr>
-          <w:rFonts w:ascii="Times New Roman" w:hAnsi="Times New Roman" w:cs="Times New Roman"/>
-          <w:b/>
-          <w:bCs/>
-          <w:sz w:val="24"/>
-          <w:szCs w:val="24"/>
-        </w:rPr>
-      </w:pPr>
-      <w:r>
-        <w:rPr>
-          <w:rFonts w:ascii="Times New Roman" w:hAnsi="Times New Roman" w:cs="Times New Roman"/>
-          <w:b/>
-          <w:bCs/>
-          <w:sz w:val="24"/>
-          <w:szCs w:val="24"/>
-        </w:rPr>
-        <w:t>indexOf</w:t>
-      </w:r>
-      <w:r>
-        <w:rPr>
-          <w:rFonts w:ascii="Times New Roman" w:hAnsi="Times New Roman" w:cs="Times New Roman"/>
-          <w:sz w:val="24"/>
-          <w:szCs w:val="24"/>
-        </w:rPr>
-        <w:t xml:space="preserve"> r</w:t>
-      </w:r>
-      <w:r>
-        <w:rPr>
-          <w:rFonts w:ascii="Times New Roman" w:hAnsi="Times New Roman" w:cs="Times New Roman"/>
-          <w:sz w:val="24"/>
-          <w:szCs w:val="24"/>
-        </w:rPr>
-        <w:t>eturns the index of a value (</w:t>
-      </w:r>
-      <w:r>
-        <w:rPr>
-          <w:rFonts w:ascii="Times New Roman" w:hAnsi="Times New Roman" w:cs="Times New Roman"/>
-          <w:b/>
-          <w:bCs/>
-          <w:color w:val="833C0B" w:themeColor="accent2" w:themeShade="80"/>
-          <w:sz w:val="24"/>
-          <w:szCs w:val="24"/>
-        </w:rPr>
-        <w:t>-1 if not found</w:t>
-      </w:r>
-      <w:r>
-        <w:rPr>
-          <w:rFonts w:ascii="Times New Roman" w:hAnsi="Times New Roman" w:cs="Times New Roman"/>
-          <w:sz w:val="24"/>
-          <w:szCs w:val="24"/>
-        </w:rPr>
-        <w:t>)</w:t>
-      </w:r>
-    </w:p>
-    <w:p>
-      <w:pPr>
-        <w:rPr>
-          <w:rFonts w:ascii="Times New Roman" w:hAnsi="Times New Roman" w:cs="Times New Roman"/>
-          <w:b/>
-          <w:bCs/>
-          <w:sz w:val="24"/>
-          <w:szCs w:val="24"/>
-        </w:rPr>
-      </w:pPr>
+      <w:proofErr w:type="spellStart"/>
       <w:r>
         <w:rPr>
           <w:rFonts w:ascii="Times New Roman" w:hAnsi="Times New Roman" w:cs="Times New Roman"/>
@@ -18170,6 +20378,7 @@
         <w:lastRenderedPageBreak/>
         <w:t>forEach</w:t>
       </w:r>
+      <w:proofErr w:type="spellEnd"/>
       <w:r>
         <w:rPr>
           <w:rFonts w:ascii="Times New Roman" w:hAnsi="Times New Roman" w:cs="Times New Roman"/>
@@ -18473,15 +20682,7 @@
           <w:sz w:val="24"/>
           <w:szCs w:val="24"/>
         </w:rPr>
-        <w:t>r</w:t>
-      </w:r>
-      <w:r>
-        <w:rPr>
-          <w:rFonts w:ascii="Times New Roman" w:hAnsi="Times New Roman" w:cs="Times New Roman"/>
-          <w:sz w:val="24"/>
-          <w:szCs w:val="24"/>
-        </w:rPr>
-        <w:t>everses the array order</w:t>
+        <w:t>reverses the array order</w:t>
       </w:r>
     </w:p>
     <w:p>
@@ -18520,27 +20721,20 @@
           <w:sz w:val="24"/>
           <w:szCs w:val="24"/>
         </w:rPr>
-        <w:t>r</w:t>
-      </w:r>
-      <w:r>
-        <w:rPr>
-          <w:rFonts w:ascii="Times New Roman" w:hAnsi="Times New Roman" w:cs="Times New Roman"/>
-          <w:sz w:val="24"/>
-          <w:szCs w:val="24"/>
-        </w:rPr>
-        <w:t>educes array to a single value</w:t>
-      </w:r>
-    </w:p>
-    <w:p>
-      <w:pPr>
-        <w:rPr>
-          <w:rFonts w:ascii="Times New Roman" w:hAnsi="Times New Roman" w:cs="Times New Roman"/>
-          <w:b/>
-          <w:bCs/>
-          <w:sz w:val="24"/>
-          <w:szCs w:val="24"/>
-        </w:rPr>
-      </w:pPr>
+        <w:t>reduces array to a single value</w:t>
+      </w:r>
+    </w:p>
+    <w:p>
+      <w:pPr>
+        <w:rPr>
+          <w:rFonts w:ascii="Times New Roman" w:hAnsi="Times New Roman" w:cs="Times New Roman"/>
+          <w:b/>
+          <w:bCs/>
+          <w:sz w:val="24"/>
+          <w:szCs w:val="24"/>
+        </w:rPr>
+      </w:pPr>
+      <w:proofErr w:type="spellStart"/>
       <w:r>
         <w:rPr>
           <w:rFonts w:ascii="Times New Roman" w:hAnsi="Times New Roman" w:cs="Times New Roman"/>
@@ -18551,6 +20745,7 @@
         </w:rPr>
         <w:t>concat</w:t>
       </w:r>
+      <w:proofErr w:type="spellEnd"/>
       <w:r>
         <w:rPr>
           <w:rFonts w:ascii="Times New Roman" w:hAnsi="Times New Roman" w:cs="Times New Roman"/>
@@ -18567,15 +20762,7 @@
           <w:sz w:val="24"/>
           <w:szCs w:val="24"/>
         </w:rPr>
-        <w:t>m</w:t>
-      </w:r>
-      <w:r>
-        <w:rPr>
-          <w:rFonts w:ascii="Times New Roman" w:hAnsi="Times New Roman" w:cs="Times New Roman"/>
-          <w:sz w:val="24"/>
-          <w:szCs w:val="24"/>
-        </w:rPr>
-        <w:t>erges arrays</w:t>
+        <w:t>merges arrays</w:t>
       </w:r>
     </w:p>
     <w:p>
@@ -18614,23 +20801,13 @@
           <w:sz w:val="24"/>
           <w:szCs w:val="24"/>
         </w:rPr>
-        <w:t>j</w:t>
-      </w:r>
-      <w:r>
-        <w:rPr>
-          <w:rFonts w:ascii="Times New Roman" w:hAnsi="Times New Roman" w:cs="Times New Roman"/>
-          <w:sz w:val="24"/>
-          <w:szCs w:val="24"/>
-        </w:rPr>
-        <w:t>oins elements into a string</w:t>
-      </w:r>
-    </w:p>
-    <w:p>
-      <w:pPr>
-        <w:rPr>
-          <w:rFonts w:ascii="Times New Roman" w:hAnsi="Times New Roman" w:cs="Times New Roman"/>
-          <w:b/>
-          <w:bCs/>
+        <w:t>joins elements into a string</w:t>
+      </w:r>
+    </w:p>
+    <w:p>
+      <w:pPr>
+        <w:rPr>
+          <w:rFonts w:ascii="Times New Roman" w:hAnsi="Times New Roman" w:cs="Times New Roman"/>
           <w:sz w:val="24"/>
           <w:szCs w:val="24"/>
         </w:rPr>
@@ -18654,28 +20831,101 @@
           <w:sz w:val="24"/>
           <w:szCs w:val="24"/>
         </w:rPr>
-        <w:t>f</w:t>
-      </w:r>
-      <w:r>
-        <w:rPr>
-          <w:rFonts w:ascii="Times New Roman" w:hAnsi="Times New Roman" w:cs="Times New Roman"/>
-          <w:sz w:val="24"/>
-          <w:szCs w:val="24"/>
-        </w:rPr>
-        <w:t>lattens nested arrays</w:t>
-      </w:r>
-    </w:p>
-    <w:p>
-      <w:pPr>
-        <w:rPr>
-          <w:rFonts w:ascii="Times New Roman" w:hAnsi="Times New Roman" w:cs="Times New Roman"/>
-          <w:sz w:val="24"/>
-          <w:szCs w:val="24"/>
-        </w:rPr>
-      </w:pPr>
-      <w:r>
-        <w:rPr>
-          <w:rFonts w:ascii="Times New Roman" w:hAnsi="Times New Roman" w:cs="Times New Roman"/>
+        <w:t>flattens nested arrays</w:t>
+      </w:r>
+    </w:p>
+    <w:p>
+      <w:pPr>
+        <w:rPr>
+          <w:rFonts w:ascii="Times New Roman" w:hAnsi="Times New Roman" w:cs="Times New Roman"/>
+          <w:b/>
+          <w:bCs/>
+          <w:sz w:val="24"/>
+          <w:szCs w:val="24"/>
+        </w:rPr>
+      </w:pPr>
+      <w:r>
+        <w:rPr>
+          <w:rFonts w:ascii="Times New Roman" w:hAnsi="Times New Roman" w:cs="Times New Roman"/>
+          <w:b/>
+          <w:bCs/>
+          <w:color w:val="EE0000"/>
+          <w:sz w:val="24"/>
+          <w:szCs w:val="24"/>
+        </w:rPr>
+        <w:t>Hint:</w:t>
+      </w:r>
+      <w:r>
+        <w:rPr>
+          <w:rFonts w:ascii="Times New Roman" w:hAnsi="Times New Roman" w:cs="Times New Roman"/>
+          <w:color w:val="EE0000"/>
+          <w:sz w:val="24"/>
+          <w:szCs w:val="24"/>
+        </w:rPr>
+        <w:t xml:space="preserve"> </w:t>
+      </w:r>
+      <w:r>
+        <w:rPr>
+          <w:rFonts w:ascii="Times New Roman" w:hAnsi="Times New Roman" w:cs="Times New Roman"/>
+          <w:b/>
+          <w:bCs/>
+          <w:color w:val="1F3864" w:themeColor="accent1" w:themeShade="80"/>
+          <w:sz w:val="24"/>
+          <w:szCs w:val="24"/>
+        </w:rPr>
+        <w:t>Array Length</w:t>
+      </w:r>
+      <w:r>
+        <w:rPr>
+          <w:rFonts w:ascii="Times New Roman" w:hAnsi="Times New Roman" w:cs="Times New Roman"/>
+          <w:color w:val="EE0000"/>
+          <w:sz w:val="24"/>
+          <w:szCs w:val="24"/>
+        </w:rPr>
+        <w:t xml:space="preserve"> </w:t>
+      </w:r>
+      <w:r>
+        <w:rPr>
+          <w:rFonts w:ascii="Times New Roman" w:hAnsi="Times New Roman" w:cs="Times New Roman"/>
+          <w:color w:val="833C0B" w:themeColor="accent2" w:themeShade="80"/>
+          <w:sz w:val="24"/>
+          <w:szCs w:val="24"/>
+        </w:rPr>
+        <w:sym w:font="Wingdings" w:char="F0E8"/>
+      </w:r>
+      <w:r>
+        <w:rPr>
+          <w:rFonts w:ascii="Times New Roman" w:hAnsi="Times New Roman" w:cs="Times New Roman"/>
+          <w:color w:val="EE0000"/>
+          <w:sz w:val="24"/>
+          <w:szCs w:val="24"/>
+        </w:rPr>
+        <w:t xml:space="preserve"> </w:t>
+      </w:r>
+      <w:r>
+        <w:rPr>
+          <w:rFonts w:ascii="Times New Roman" w:hAnsi="Times New Roman" w:cs="Times New Roman"/>
+          <w:b/>
+          <w:bCs/>
+          <w:color w:val="385623" w:themeColor="accent6" w:themeShade="80"/>
+          <w:sz w:val="24"/>
+          <w:szCs w:val="24"/>
+        </w:rPr>
+        <w:t>Greatest Numerical Index + 1;</w:t>
+      </w:r>
+    </w:p>
+    <w:p>
+      <w:pPr>
+        <w:rPr>
+          <w:rFonts w:ascii="Times New Roman" w:hAnsi="Times New Roman" w:cs="Times New Roman"/>
+          <w:sz w:val="24"/>
+          <w:szCs w:val="24"/>
+        </w:rPr>
+      </w:pPr>
+      <w:r>
+        <w:rPr>
+          <w:rFonts w:ascii="Times New Roman" w:hAnsi="Times New Roman" w:cs="Times New Roman"/>
+          <w:noProof/>
           <w:sz w:val="24"/>
           <w:szCs w:val="24"/>
         </w:rPr>
@@ -18721,7 +20971,246 @@
         <w:pStyle w:val="Heading1"/>
       </w:pPr>
       <w:r>
-        <w:t>Destructuring?</w:t>
+        <w:t>Map?</w:t>
+      </w:r>
+    </w:p>
+    <w:p>
+      <w:pPr>
+        <w:rPr>
+          <w:rFonts w:ascii="Times New Roman" w:hAnsi="Times New Roman" w:cs="Times New Roman"/>
+          <w:sz w:val="24"/>
+          <w:szCs w:val="24"/>
+        </w:rPr>
+      </w:pPr>
+      <w:r>
+        <w:rPr>
+          <w:rFonts w:ascii="Times New Roman" w:hAnsi="Times New Roman" w:cs="Times New Roman"/>
+          <w:sz w:val="24"/>
+          <w:szCs w:val="24"/>
+        </w:rPr>
+        <w:t>When you want to iterate over each and every element perform some computation or some transformation.</w:t>
+      </w:r>
+    </w:p>
+    <w:p>
+      <w:pPr>
+        <w:rPr>
+          <w:rFonts w:ascii="Times New Roman" w:hAnsi="Times New Roman" w:cs="Times New Roman"/>
+          <w:sz w:val="24"/>
+          <w:szCs w:val="24"/>
+        </w:rPr>
+      </w:pPr>
+      <w:r>
+        <w:rPr>
+          <w:rFonts w:ascii="Times New Roman" w:hAnsi="Times New Roman" w:cs="Times New Roman"/>
+          <w:sz w:val="24"/>
+          <w:szCs w:val="24"/>
+        </w:rPr>
+        <w:t>map always return new array by performing action on original array.</w:t>
+      </w:r>
+    </w:p>
+    <w:p>
+      <w:pPr>
+        <w:rPr>
+          <w:rFonts w:ascii="Times New Roman" w:hAnsi="Times New Roman" w:cs="Times New Roman"/>
+          <w:sz w:val="24"/>
+          <w:szCs w:val="24"/>
+        </w:rPr>
+      </w:pPr>
+      <w:r>
+        <w:rPr>
+          <w:rFonts w:ascii="Times New Roman" w:hAnsi="Times New Roman" w:cs="Times New Roman"/>
+          <w:sz w:val="24"/>
+          <w:szCs w:val="24"/>
+        </w:rPr>
+        <w:t xml:space="preserve">Example: </w:t>
+      </w:r>
+      <w:r>
+        <w:rPr>
+          <w:rFonts w:ascii="Times New Roman" w:hAnsi="Times New Roman" w:cs="Times New Roman"/>
+          <w:b/>
+          <w:bCs/>
+          <w:sz w:val="24"/>
+          <w:szCs w:val="24"/>
+        </w:rPr>
+        <w:t>const</w:t>
+      </w:r>
+      <w:r>
+        <w:rPr>
+          <w:rFonts w:ascii="Times New Roman" w:hAnsi="Times New Roman" w:cs="Times New Roman"/>
+          <w:sz w:val="24"/>
+          <w:szCs w:val="24"/>
+        </w:rPr>
+        <w:t xml:space="preserve"> </w:t>
+      </w:r>
+      <w:r>
+        <w:rPr>
+          <w:rFonts w:ascii="Times New Roman" w:hAnsi="Times New Roman" w:cs="Times New Roman"/>
+          <w:i/>
+          <w:iCs/>
+          <w:sz w:val="24"/>
+          <w:szCs w:val="24"/>
+        </w:rPr>
+        <w:t>number</w:t>
+      </w:r>
+      <w:r>
+        <w:rPr>
+          <w:rFonts w:ascii="Times New Roman" w:hAnsi="Times New Roman" w:cs="Times New Roman"/>
+          <w:sz w:val="24"/>
+          <w:szCs w:val="24"/>
+        </w:rPr>
+        <w:t xml:space="preserve"> = [2,4,6,8];</w:t>
+      </w:r>
+    </w:p>
+    <w:p>
+      <w:pPr>
+        <w:rPr>
+          <w:rFonts w:ascii="Times New Roman" w:hAnsi="Times New Roman" w:cs="Times New Roman"/>
+          <w:sz w:val="24"/>
+          <w:szCs w:val="24"/>
+        </w:rPr>
+      </w:pPr>
+      <w:r>
+        <w:rPr>
+          <w:rFonts w:ascii="Times New Roman" w:hAnsi="Times New Roman" w:cs="Times New Roman"/>
+          <w:noProof/>
+          <w:sz w:val="24"/>
+          <w:szCs w:val="24"/>
+        </w:rPr>
+        <w:lastRenderedPageBreak/>
+        <w:drawing>
+          <wp:inline distT="0" distB="0" distL="0" distR="0" wp14:anchorId="388D8F56" wp14:editId="29C0B7A7">
+            <wp:extent cx="5731510" cy="2256155"/>
+            <wp:effectExtent l="0" t="0" r="2540" b="0"/>
+            <wp:docPr id="361583000" name="Picture 1"/>
+            <wp:cNvGraphicFramePr>
+              <a:graphicFrameLocks xmlns:a="http://schemas.openxmlformats.org/drawingml/2006/main" noChangeAspect="1"/>
+            </wp:cNvGraphicFramePr>
+            <a:graphic xmlns:a="http://schemas.openxmlformats.org/drawingml/2006/main">
+              <a:graphicData uri="http://schemas.openxmlformats.org/drawingml/2006/picture">
+                <pic:pic xmlns:pic="http://schemas.openxmlformats.org/drawingml/2006/picture">
+                  <pic:nvPicPr>
+                    <pic:cNvPr id="361583000" name=""/>
+                    <pic:cNvPicPr/>
+                  </pic:nvPicPr>
+                  <pic:blipFill>
+                    <a:blip r:embed="rId44"/>
+                    <a:stretch>
+                      <a:fillRect/>
+                    </a:stretch>
+                  </pic:blipFill>
+                  <pic:spPr>
+                    <a:xfrm>
+                      <a:off x="0" y="0"/>
+                      <a:ext cx="5731510" cy="2256155"/>
+                    </a:xfrm>
+                    <a:prstGeom prst="rect">
+                      <a:avLst/>
+                    </a:prstGeom>
+                  </pic:spPr>
+                </pic:pic>
+              </a:graphicData>
+            </a:graphic>
+          </wp:inline>
+        </w:drawing>
+      </w:r>
+    </w:p>
+    <w:p>
+      <w:pPr>
+        <w:rPr>
+          <w:rFonts w:ascii="Times New Roman" w:hAnsi="Times New Roman" w:cs="Times New Roman"/>
+          <w:sz w:val="24"/>
+          <w:szCs w:val="24"/>
+        </w:rPr>
+      </w:pPr>
+      <w:r>
+        <w:rPr>
+          <w:rFonts w:ascii="Times New Roman" w:hAnsi="Times New Roman" w:cs="Times New Roman"/>
+          <w:sz w:val="24"/>
+          <w:szCs w:val="24"/>
+        </w:rPr>
+        <w:t>Another Example:</w:t>
+      </w:r>
+    </w:p>
+    <w:p>
+      <w:pPr>
+        <w:rPr>
+          <w:rFonts w:ascii="Times New Roman" w:hAnsi="Times New Roman" w:cs="Times New Roman"/>
+          <w:sz w:val="24"/>
+          <w:szCs w:val="24"/>
+        </w:rPr>
+      </w:pPr>
+    </w:p>
+    <w:p>
+      <w:pPr>
+        <w:rPr>
+          <w:rFonts w:ascii="Times New Roman" w:hAnsi="Times New Roman" w:cs="Times New Roman"/>
+          <w:sz w:val="24"/>
+          <w:szCs w:val="24"/>
+        </w:rPr>
+      </w:pPr>
+      <w:r>
+        <w:rPr>
+          <w:rFonts w:ascii="Times New Roman" w:hAnsi="Times New Roman" w:cs="Times New Roman"/>
+          <w:noProof/>
+          <w:sz w:val="24"/>
+          <w:szCs w:val="24"/>
+        </w:rPr>
+        <w:drawing>
+          <wp:inline distT="0" distB="0" distL="0" distR="0" wp14:anchorId="61523A3D" wp14:editId="2A911552">
+            <wp:extent cx="5731510" cy="3165475"/>
+            <wp:effectExtent l="0" t="0" r="2540" b="0"/>
+            <wp:docPr id="1545208805" name="Picture 1"/>
+            <wp:cNvGraphicFramePr>
+              <a:graphicFrameLocks xmlns:a="http://schemas.openxmlformats.org/drawingml/2006/main" noChangeAspect="1"/>
+            </wp:cNvGraphicFramePr>
+            <a:graphic xmlns:a="http://schemas.openxmlformats.org/drawingml/2006/main">
+              <a:graphicData uri="http://schemas.openxmlformats.org/drawingml/2006/picture">
+                <pic:pic xmlns:pic="http://schemas.openxmlformats.org/drawingml/2006/picture">
+                  <pic:nvPicPr>
+                    <pic:cNvPr id="1545208805" name=""/>
+                    <pic:cNvPicPr/>
+                  </pic:nvPicPr>
+                  <pic:blipFill>
+                    <a:blip r:embed="rId45"/>
+                    <a:stretch>
+                      <a:fillRect/>
+                    </a:stretch>
+                  </pic:blipFill>
+                  <pic:spPr>
+                    <a:xfrm>
+                      <a:off x="0" y="0"/>
+                      <a:ext cx="5731510" cy="3165475"/>
+                    </a:xfrm>
+                    <a:prstGeom prst="rect">
+                      <a:avLst/>
+                    </a:prstGeom>
+                  </pic:spPr>
+                </pic:pic>
+              </a:graphicData>
+            </a:graphic>
+          </wp:inline>
+        </w:drawing>
+      </w:r>
+    </w:p>
+    <w:p>
+      <w:pPr>
+        <w:rPr>
+          <w:rFonts w:ascii="Times New Roman" w:hAnsi="Times New Roman" w:cs="Times New Roman"/>
+          <w:i/>
+          <w:iCs/>
+          <w:sz w:val="24"/>
+          <w:szCs w:val="24"/>
+        </w:rPr>
+      </w:pPr>
+      <w:r>
+        <w:rPr>
+          <w:rFonts w:ascii="Times New Roman" w:hAnsi="Times New Roman" w:cs="Times New Roman"/>
+          <w:i/>
+          <w:iCs/>
+          <w:sz w:val="24"/>
+          <w:szCs w:val="24"/>
+        </w:rPr>
+        <w:t>Note: if you return more values, it must have return keyword in flower braces.</w:t>
       </w:r>
     </w:p>
     <w:p>
@@ -18729,158 +21218,162 @@
         <w:pStyle w:val="Heading1"/>
       </w:pPr>
       <w:r>
-        <w:t>Optional Chaining?</w:t>
-      </w:r>
-    </w:p>
-    <w:p>
-      <w:pPr>
-        <w:rPr>
-          <w:rFonts w:ascii="Times New Roman" w:hAnsi="Times New Roman" w:cs="Times New Roman"/>
-          <w:sz w:val="24"/>
-          <w:szCs w:val="24"/>
-        </w:rPr>
-      </w:pPr>
-      <w:r>
-        <w:rPr>
-          <w:rFonts w:ascii="Times New Roman" w:hAnsi="Times New Roman" w:cs="Times New Roman"/>
-          <w:sz w:val="24"/>
-          <w:szCs w:val="24"/>
-        </w:rPr>
-        <w:t>If trying to access a property that is not existing as a part of object it will throw an error in order to overcome we hav optional chaining.</w:t>
-      </w:r>
-    </w:p>
-    <w:p>
-      <w:pPr>
-        <w:rPr>
-          <w:rFonts w:ascii="Times New Roman" w:hAnsi="Times New Roman" w:cs="Times New Roman"/>
-          <w:sz w:val="24"/>
-          <w:szCs w:val="24"/>
-        </w:rPr>
-      </w:pPr>
-      <w:r>
-        <w:rPr>
-          <w:rFonts w:ascii="Times New Roman" w:hAnsi="Times New Roman" w:cs="Times New Roman"/>
-          <w:sz w:val="24"/>
-          <w:szCs w:val="24"/>
-        </w:rPr>
-        <w:t>Let data ={};</w:t>
-      </w:r>
-    </w:p>
-    <w:p>
-      <w:pPr>
-        <w:rPr>
-          <w:rFonts w:ascii="Times New Roman" w:hAnsi="Times New Roman" w:cs="Times New Roman"/>
-          <w:sz w:val="24"/>
-          <w:szCs w:val="24"/>
-        </w:rPr>
-      </w:pPr>
-      <w:r>
-        <w:rPr>
-          <w:rFonts w:ascii="Times New Roman" w:hAnsi="Times New Roman" w:cs="Times New Roman"/>
-          <w:sz w:val="24"/>
-          <w:szCs w:val="24"/>
-        </w:rPr>
-        <w:t>Console.log(data.address)=</w:t>
-      </w:r>
-      <w:r>
-        <w:rPr>
-          <w:rFonts w:ascii="Times New Roman" w:hAnsi="Times New Roman" w:cs="Times New Roman"/>
-          <w:sz w:val="24"/>
-          <w:szCs w:val="24"/>
-        </w:rPr>
-        <w:sym w:font="Wingdings" w:char="F0E8"/>
-      </w:r>
-      <w:r>
-        <w:rPr>
-          <w:rFonts w:ascii="Times New Roman" w:hAnsi="Times New Roman" w:cs="Times New Roman"/>
-          <w:sz w:val="24"/>
-          <w:szCs w:val="24"/>
-        </w:rPr>
-        <w:t>undefined.</w:t>
-      </w:r>
-    </w:p>
-    <w:p>
-      <w:pPr>
-        <w:rPr>
-          <w:rFonts w:ascii="Times New Roman" w:hAnsi="Times New Roman" w:cs="Times New Roman"/>
-          <w:sz w:val="24"/>
-          <w:szCs w:val="24"/>
-        </w:rPr>
-      </w:pPr>
-      <w:r>
-        <w:rPr>
-          <w:rFonts w:ascii="Times New Roman" w:hAnsi="Times New Roman" w:cs="Times New Roman"/>
-          <w:sz w:val="24"/>
-          <w:szCs w:val="24"/>
-        </w:rPr>
-        <w:t>Console.log(data.address.city)=</w:t>
-      </w:r>
-      <w:r>
-        <w:rPr>
-          <w:rFonts w:ascii="Times New Roman" w:hAnsi="Times New Roman" w:cs="Times New Roman"/>
-          <w:sz w:val="24"/>
-          <w:szCs w:val="24"/>
-        </w:rPr>
-        <w:sym w:font="Wingdings" w:char="F0E8"/>
-      </w:r>
-      <w:r>
-        <w:rPr>
-          <w:rFonts w:ascii="Times New Roman" w:hAnsi="Times New Roman" w:cs="Times New Roman"/>
-          <w:sz w:val="24"/>
-          <w:szCs w:val="24"/>
-        </w:rPr>
-        <w:t>Error.</w:t>
-      </w:r>
-    </w:p>
-    <w:p>
-      <w:pPr>
-        <w:rPr>
-          <w:rFonts w:ascii="Times New Roman" w:hAnsi="Times New Roman" w:cs="Times New Roman"/>
-          <w:sz w:val="24"/>
-          <w:szCs w:val="24"/>
-        </w:rPr>
-      </w:pPr>
-      <w:r>
-        <w:rPr>
-          <w:rFonts w:ascii="Times New Roman" w:hAnsi="Times New Roman" w:cs="Times New Roman"/>
-          <w:sz w:val="24"/>
-          <w:szCs w:val="24"/>
-        </w:rPr>
-        <w:t>In order to avoid such error, we have an optional chaining.</w:t>
-      </w:r>
-    </w:p>
-    <w:p>
-      <w:pPr>
-        <w:rPr>
-          <w:rFonts w:ascii="Times New Roman" w:hAnsi="Times New Roman" w:cs="Times New Roman"/>
-          <w:sz w:val="24"/>
-          <w:szCs w:val="24"/>
-        </w:rPr>
-      </w:pPr>
-      <w:r>
-        <w:rPr>
-          <w:rFonts w:ascii="Times New Roman" w:hAnsi="Times New Roman" w:cs="Times New Roman"/>
+        <w:t>Filter?</w:t>
+      </w:r>
+    </w:p>
+    <w:p>
+      <w:pPr>
+        <w:rPr>
+          <w:rFonts w:ascii="Times New Roman" w:hAnsi="Times New Roman" w:cs="Times New Roman"/>
+          <w:i/>
+          <w:iCs/>
+          <w:sz w:val="24"/>
+          <w:szCs w:val="24"/>
+        </w:rPr>
+      </w:pPr>
+      <w:r>
+        <w:rPr>
+          <w:rFonts w:ascii="Times New Roman" w:hAnsi="Times New Roman" w:cs="Times New Roman"/>
+          <w:i/>
+          <w:iCs/>
+          <w:sz w:val="24"/>
+          <w:szCs w:val="24"/>
+        </w:rPr>
+        <w:t>Need to filter based on Conditional based.</w:t>
+      </w:r>
+    </w:p>
+    <w:p>
+      <w:pPr>
+        <w:rPr>
+          <w:rFonts w:ascii="Times New Roman" w:hAnsi="Times New Roman" w:cs="Times New Roman"/>
+          <w:i/>
+          <w:iCs/>
+          <w:sz w:val="24"/>
+          <w:szCs w:val="24"/>
+        </w:rPr>
+      </w:pPr>
+      <w:r>
+        <w:rPr>
+          <w:rFonts w:ascii="Times New Roman" w:hAnsi="Times New Roman" w:cs="Times New Roman"/>
+          <w:i/>
+          <w:iCs/>
+          <w:sz w:val="24"/>
+          <w:szCs w:val="24"/>
+        </w:rPr>
+        <w:t>Act on Each and every element with condition.</w:t>
+      </w:r>
+    </w:p>
+    <w:p>
+      <w:pPr>
+        <w:rPr>
+          <w:rFonts w:ascii="Times New Roman" w:hAnsi="Times New Roman" w:cs="Times New Roman"/>
+          <w:i/>
+          <w:iCs/>
+          <w:sz w:val="24"/>
+          <w:szCs w:val="24"/>
+        </w:rPr>
+      </w:pPr>
+      <w:r>
+        <w:rPr>
+          <w:rFonts w:ascii="Times New Roman" w:hAnsi="Times New Roman" w:cs="Times New Roman"/>
+          <w:i/>
+          <w:iCs/>
+          <w:noProof/>
           <w:sz w:val="24"/>
           <w:szCs w:val="24"/>
         </w:rPr>
         <w:lastRenderedPageBreak/>
-        <w:t>Console.log(data?.address?.city)=</w:t>
-      </w:r>
-      <w:r>
-        <w:rPr>
-          <w:rFonts w:ascii="Times New Roman" w:hAnsi="Times New Roman" w:cs="Times New Roman"/>
-          <w:sz w:val="24"/>
-          <w:szCs w:val="24"/>
-        </w:rPr>
-        <w:sym w:font="Wingdings" w:char="F0E8"/>
-      </w:r>
-      <w:r>
-        <w:rPr>
-          <w:rFonts w:ascii="Times New Roman" w:hAnsi="Times New Roman" w:cs="Times New Roman"/>
-          <w:sz w:val="24"/>
-          <w:szCs w:val="24"/>
-        </w:rPr>
-        <w:t>it says undefined.</w:t>
+        <w:drawing>
+          <wp:inline distT="0" distB="0" distL="0" distR="0" wp14:anchorId="1AEBB87E" wp14:editId="60117B1C">
+            <wp:extent cx="5731510" cy="3804920"/>
+            <wp:effectExtent l="0" t="0" r="2540" b="5080"/>
+            <wp:docPr id="1679161911" name="Picture 1"/>
+            <wp:cNvGraphicFramePr>
+              <a:graphicFrameLocks xmlns:a="http://schemas.openxmlformats.org/drawingml/2006/main" noChangeAspect="1"/>
+            </wp:cNvGraphicFramePr>
+            <a:graphic xmlns:a="http://schemas.openxmlformats.org/drawingml/2006/main">
+              <a:graphicData uri="http://schemas.openxmlformats.org/drawingml/2006/picture">
+                <pic:pic xmlns:pic="http://schemas.openxmlformats.org/drawingml/2006/picture">
+                  <pic:nvPicPr>
+                    <pic:cNvPr id="1679161911" name=""/>
+                    <pic:cNvPicPr/>
+                  </pic:nvPicPr>
+                  <pic:blipFill>
+                    <a:blip r:embed="rId46"/>
+                    <a:stretch>
+                      <a:fillRect/>
+                    </a:stretch>
+                  </pic:blipFill>
+                  <pic:spPr>
+                    <a:xfrm>
+                      <a:off x="0" y="0"/>
+                      <a:ext cx="5731510" cy="3804920"/>
+                    </a:xfrm>
+                    <a:prstGeom prst="rect">
+                      <a:avLst/>
+                    </a:prstGeom>
+                  </pic:spPr>
+                </pic:pic>
+              </a:graphicData>
+            </a:graphic>
+          </wp:inline>
+        </w:drawing>
+      </w:r>
+    </w:p>
+    <w:p>
+      <w:pPr>
+        <w:rPr>
+          <w:rFonts w:ascii="Times New Roman" w:hAnsi="Times New Roman" w:cs="Times New Roman"/>
+          <w:i/>
+          <w:iCs/>
+          <w:sz w:val="24"/>
+          <w:szCs w:val="24"/>
+        </w:rPr>
+      </w:pPr>
+      <w:r>
+        <w:rPr>
+          <w:rFonts w:ascii="Times New Roman" w:hAnsi="Times New Roman" w:cs="Times New Roman"/>
+          <w:i/>
+          <w:iCs/>
+          <w:noProof/>
+          <w:sz w:val="24"/>
+          <w:szCs w:val="24"/>
+        </w:rPr>
+        <w:drawing>
+          <wp:inline distT="0" distB="0" distL="0" distR="0" wp14:anchorId="19ACCA00" wp14:editId="14CE19E6">
+            <wp:extent cx="5731510" cy="3856355"/>
+            <wp:effectExtent l="0" t="0" r="2540" b="0"/>
+            <wp:docPr id="1805644322" name="Picture 1"/>
+            <wp:cNvGraphicFramePr>
+              <a:graphicFrameLocks xmlns:a="http://schemas.openxmlformats.org/drawingml/2006/main" noChangeAspect="1"/>
+            </wp:cNvGraphicFramePr>
+            <a:graphic xmlns:a="http://schemas.openxmlformats.org/drawingml/2006/main">
+              <a:graphicData uri="http://schemas.openxmlformats.org/drawingml/2006/picture">
+                <pic:pic xmlns:pic="http://schemas.openxmlformats.org/drawingml/2006/picture">
+                  <pic:nvPicPr>
+                    <pic:cNvPr id="1805644322" name=""/>
+                    <pic:cNvPicPr/>
+                  </pic:nvPicPr>
+                  <pic:blipFill>
+                    <a:blip r:embed="rId47"/>
+                    <a:stretch>
+                      <a:fillRect/>
+                    </a:stretch>
+                  </pic:blipFill>
+                  <pic:spPr>
+                    <a:xfrm>
+                      <a:off x="0" y="0"/>
+                      <a:ext cx="5731510" cy="3856355"/>
+                    </a:xfrm>
+                    <a:prstGeom prst="rect">
+                      <a:avLst/>
+                    </a:prstGeom>
+                  </pic:spPr>
+                </pic:pic>
+              </a:graphicData>
+            </a:graphic>
+          </wp:inline>
+        </w:drawing>
       </w:r>
     </w:p>
     <w:p>
@@ -18888,6 +21381,15 @@
         <w:pStyle w:val="Heading1"/>
       </w:pPr>
       <w:r>
+        <w:t>Function</w:t>
+      </w:r>
+    </w:p>
+    <w:p/>
+    <w:p>
+      <w:pPr>
+        <w:pStyle w:val="Heading1"/>
+      </w:pPr>
+      <w:r>
         <w:t>Arrow Function?</w:t>
       </w:r>
     </w:p>
@@ -18905,6 +21407,7 @@
           <w:sz w:val="24"/>
           <w:szCs w:val="24"/>
         </w:rPr>
+        <w:lastRenderedPageBreak/>
         <w:t>arrow function is a simplified code, or reduce of lines.</w:t>
       </w:r>
     </w:p>
@@ -18912,8 +21415,8 @@
       <w:pPr>
         <w:rPr>
           <w:rFonts w:ascii="Times New Roman" w:hAnsi="Times New Roman" w:cs="Times New Roman"/>
-          <w:b/>
-          <w:bCs/>
+          <w:i/>
+          <w:iCs/>
           <w:sz w:val="24"/>
           <w:szCs w:val="24"/>
         </w:rPr>
@@ -18928,7 +21431,7 @@
           <w:szCs w:val="24"/>
         </w:rPr>
         <w:drawing>
-          <wp:inline distT="0" distB="0" distL="0" distR="0" wp14:anchorId="42651E04" wp14:editId="76FACF5C">
+          <wp:inline distT="0" distB="0" distL="0" distR="0" wp14:anchorId="03CBF4C0" wp14:editId="20C58594">
             <wp:extent cx="5731510" cy="3475990"/>
             <wp:effectExtent l="0" t="0" r="2540" b="0"/>
             <wp:docPr id="1134619202" name="Picture 1"/>
@@ -18943,7 +21446,7 @@
                     <pic:cNvPicPr/>
                   </pic:nvPicPr>
                   <pic:blipFill>
-                    <a:blip r:embed="rId44"/>
+                    <a:blip r:embed="rId48"/>
                     <a:stretch>
                       <a:fillRect/>
                     </a:stretch>
@@ -18968,307 +21471,13 @@
       <w:pPr>
         <w:pStyle w:val="Heading1"/>
       </w:pPr>
-      <w:r>
-        <w:t>Map?</w:t>
-      </w:r>
-    </w:p>
-    <w:p>
-      <w:pPr>
-        <w:rPr>
-          <w:rFonts w:ascii="Times New Roman" w:hAnsi="Times New Roman" w:cs="Times New Roman"/>
-          <w:sz w:val="24"/>
-          <w:szCs w:val="24"/>
-        </w:rPr>
-      </w:pPr>
-      <w:r>
-        <w:rPr>
-          <w:rFonts w:ascii="Times New Roman" w:hAnsi="Times New Roman" w:cs="Times New Roman"/>
-          <w:sz w:val="24"/>
-          <w:szCs w:val="24"/>
-        </w:rPr>
-        <w:t xml:space="preserve">When you want to iterate over each and </w:t>
-      </w:r>
-      <w:r>
-        <w:rPr>
-          <w:rFonts w:ascii="Times New Roman" w:hAnsi="Times New Roman" w:cs="Times New Roman"/>
-          <w:sz w:val="24"/>
-          <w:szCs w:val="24"/>
-        </w:rPr>
-        <w:t>every</w:t>
-      </w:r>
-      <w:r>
-        <w:rPr>
-          <w:rFonts w:ascii="Times New Roman" w:hAnsi="Times New Roman" w:cs="Times New Roman"/>
-          <w:sz w:val="24"/>
-          <w:szCs w:val="24"/>
-        </w:rPr>
-        <w:t xml:space="preserve"> element</w:t>
-      </w:r>
-      <w:r>
-        <w:rPr>
-          <w:rFonts w:ascii="Times New Roman" w:hAnsi="Times New Roman" w:cs="Times New Roman"/>
-          <w:sz w:val="24"/>
-          <w:szCs w:val="24"/>
-        </w:rPr>
-        <w:t xml:space="preserve"> perform some computation or some transformation.</w:t>
-      </w:r>
-    </w:p>
-    <w:p>
-      <w:pPr>
-        <w:rPr>
-          <w:rFonts w:ascii="Times New Roman" w:hAnsi="Times New Roman" w:cs="Times New Roman"/>
-          <w:sz w:val="24"/>
-          <w:szCs w:val="24"/>
-        </w:rPr>
-      </w:pPr>
-      <w:r>
-        <w:rPr>
-          <w:rFonts w:ascii="Times New Roman" w:hAnsi="Times New Roman" w:cs="Times New Roman"/>
-          <w:sz w:val="24"/>
-          <w:szCs w:val="24"/>
-        </w:rPr>
-        <w:t>map always return new array by performing action on original array.</w:t>
-      </w:r>
-    </w:p>
-    <w:p>
-      <w:pPr>
-        <w:rPr>
-          <w:rFonts w:ascii="Times New Roman" w:hAnsi="Times New Roman" w:cs="Times New Roman"/>
-          <w:sz w:val="24"/>
-          <w:szCs w:val="24"/>
-        </w:rPr>
-      </w:pPr>
-      <w:r>
-        <w:rPr>
-          <w:rFonts w:ascii="Times New Roman" w:hAnsi="Times New Roman" w:cs="Times New Roman"/>
-          <w:sz w:val="24"/>
-          <w:szCs w:val="24"/>
-        </w:rPr>
-        <w:t xml:space="preserve">Example: </w:t>
-      </w:r>
-      <w:r>
-        <w:rPr>
-          <w:rFonts w:ascii="Times New Roman" w:hAnsi="Times New Roman" w:cs="Times New Roman"/>
-          <w:b/>
-          <w:bCs/>
-          <w:sz w:val="24"/>
-          <w:szCs w:val="24"/>
-        </w:rPr>
-        <w:t>const</w:t>
-      </w:r>
-      <w:r>
-        <w:rPr>
-          <w:rFonts w:ascii="Times New Roman" w:hAnsi="Times New Roman" w:cs="Times New Roman"/>
-          <w:sz w:val="24"/>
-          <w:szCs w:val="24"/>
-        </w:rPr>
-        <w:t xml:space="preserve"> </w:t>
-      </w:r>
-      <w:r>
-        <w:rPr>
-          <w:rFonts w:ascii="Times New Roman" w:hAnsi="Times New Roman" w:cs="Times New Roman"/>
-          <w:i/>
-          <w:iCs/>
-          <w:sz w:val="24"/>
-          <w:szCs w:val="24"/>
-        </w:rPr>
-        <w:t>number</w:t>
-      </w:r>
-      <w:r>
-        <w:rPr>
-          <w:rFonts w:ascii="Times New Roman" w:hAnsi="Times New Roman" w:cs="Times New Roman"/>
-          <w:sz w:val="24"/>
-          <w:szCs w:val="24"/>
-        </w:rPr>
-        <w:t xml:space="preserve"> = [</w:t>
-      </w:r>
-      <w:r>
-        <w:rPr>
-          <w:rFonts w:ascii="Times New Roman" w:hAnsi="Times New Roman" w:cs="Times New Roman"/>
-          <w:sz w:val="24"/>
-          <w:szCs w:val="24"/>
-        </w:rPr>
-        <w:t>2,4,6,8</w:t>
-      </w:r>
-      <w:r>
-        <w:rPr>
-          <w:rFonts w:ascii="Times New Roman" w:hAnsi="Times New Roman" w:cs="Times New Roman"/>
-          <w:sz w:val="24"/>
-          <w:szCs w:val="24"/>
-        </w:rPr>
-        <w:t>];</w:t>
-      </w:r>
-    </w:p>
-    <w:p>
-      <w:pPr>
-        <w:rPr>
-          <w:rFonts w:ascii="Times New Roman" w:hAnsi="Times New Roman" w:cs="Times New Roman"/>
-          <w:sz w:val="24"/>
-          <w:szCs w:val="24"/>
-        </w:rPr>
-      </w:pPr>
-      <w:r>
-        <w:rPr>
-          <w:rFonts w:ascii="Times New Roman" w:hAnsi="Times New Roman" w:cs="Times New Roman"/>
-          <w:noProof/>
-          <w:sz w:val="24"/>
-          <w:szCs w:val="24"/>
-        </w:rPr>
-        <w:drawing>
-          <wp:inline distT="0" distB="0" distL="0" distR="0" wp14:anchorId="1FAB95FF" wp14:editId="34679BB2">
-            <wp:extent cx="5731510" cy="2256155"/>
-            <wp:effectExtent l="0" t="0" r="2540" b="0"/>
-            <wp:docPr id="361583000" name="Picture 1"/>
-            <wp:cNvGraphicFramePr>
-              <a:graphicFrameLocks xmlns:a="http://schemas.openxmlformats.org/drawingml/2006/main" noChangeAspect="1"/>
-            </wp:cNvGraphicFramePr>
-            <a:graphic xmlns:a="http://schemas.openxmlformats.org/drawingml/2006/main">
-              <a:graphicData uri="http://schemas.openxmlformats.org/drawingml/2006/picture">
-                <pic:pic xmlns:pic="http://schemas.openxmlformats.org/drawingml/2006/picture">
-                  <pic:nvPicPr>
-                    <pic:cNvPr id="361583000" name=""/>
-                    <pic:cNvPicPr/>
-                  </pic:nvPicPr>
-                  <pic:blipFill>
-                    <a:blip r:embed="rId45"/>
-                    <a:stretch>
-                      <a:fillRect/>
-                    </a:stretch>
-                  </pic:blipFill>
-                  <pic:spPr>
-                    <a:xfrm>
-                      <a:off x="0" y="0"/>
-                      <a:ext cx="5731510" cy="2256155"/>
-                    </a:xfrm>
-                    <a:prstGeom prst="rect">
-                      <a:avLst/>
-                    </a:prstGeom>
-                  </pic:spPr>
-                </pic:pic>
-              </a:graphicData>
-            </a:graphic>
-          </wp:inline>
-        </w:drawing>
-      </w:r>
-    </w:p>
-    <w:p>
-      <w:pPr>
-        <w:rPr>
-          <w:rFonts w:ascii="Times New Roman" w:hAnsi="Times New Roman" w:cs="Times New Roman"/>
-          <w:sz w:val="24"/>
-          <w:szCs w:val="24"/>
-        </w:rPr>
-      </w:pPr>
-      <w:r>
-        <w:rPr>
-          <w:rFonts w:ascii="Times New Roman" w:hAnsi="Times New Roman" w:cs="Times New Roman"/>
-          <w:sz w:val="24"/>
-          <w:szCs w:val="24"/>
-        </w:rPr>
-        <w:t>Another Example:</w:t>
-      </w:r>
-    </w:p>
-    <w:p>
-      <w:pPr>
-        <w:rPr>
-          <w:rFonts w:ascii="Times New Roman" w:hAnsi="Times New Roman" w:cs="Times New Roman"/>
-          <w:sz w:val="24"/>
-          <w:szCs w:val="24"/>
-        </w:rPr>
-      </w:pPr>
-    </w:p>
-    <w:p>
-      <w:pPr>
-        <w:rPr>
-          <w:rFonts w:ascii="Times New Roman" w:hAnsi="Times New Roman" w:cs="Times New Roman"/>
-          <w:sz w:val="24"/>
-          <w:szCs w:val="24"/>
-        </w:rPr>
-      </w:pPr>
-      <w:r>
-        <w:rPr>
-          <w:rFonts w:ascii="Times New Roman" w:hAnsi="Times New Roman" w:cs="Times New Roman"/>
-          <w:noProof/>
-          <w:sz w:val="24"/>
-          <w:szCs w:val="24"/>
-        </w:rPr>
-        <w:lastRenderedPageBreak/>
-        <w:drawing>
-          <wp:inline distT="0" distB="0" distL="0" distR="0" wp14:anchorId="1CEE14B5" wp14:editId="1331351D">
-            <wp:extent cx="5731510" cy="3165475"/>
-            <wp:effectExtent l="0" t="0" r="2540" b="0"/>
-            <wp:docPr id="1545208805" name="Picture 1"/>
-            <wp:cNvGraphicFramePr>
-              <a:graphicFrameLocks xmlns:a="http://schemas.openxmlformats.org/drawingml/2006/main" noChangeAspect="1"/>
-            </wp:cNvGraphicFramePr>
-            <a:graphic xmlns:a="http://schemas.openxmlformats.org/drawingml/2006/main">
-              <a:graphicData uri="http://schemas.openxmlformats.org/drawingml/2006/picture">
-                <pic:pic xmlns:pic="http://schemas.openxmlformats.org/drawingml/2006/picture">
-                  <pic:nvPicPr>
-                    <pic:cNvPr id="1545208805" name=""/>
-                    <pic:cNvPicPr/>
-                  </pic:nvPicPr>
-                  <pic:blipFill>
-                    <a:blip r:embed="rId46"/>
-                    <a:stretch>
-                      <a:fillRect/>
-                    </a:stretch>
-                  </pic:blipFill>
-                  <pic:spPr>
-                    <a:xfrm>
-                      <a:off x="0" y="0"/>
-                      <a:ext cx="5731510" cy="3165475"/>
-                    </a:xfrm>
-                    <a:prstGeom prst="rect">
-                      <a:avLst/>
-                    </a:prstGeom>
-                  </pic:spPr>
-                </pic:pic>
-              </a:graphicData>
-            </a:graphic>
-          </wp:inline>
-        </w:drawing>
-      </w:r>
-    </w:p>
-    <w:p>
-      <w:pPr>
-        <w:rPr>
-          <w:rFonts w:ascii="Times New Roman" w:hAnsi="Times New Roman" w:cs="Times New Roman"/>
-          <w:i/>
-          <w:iCs/>
-          <w:sz w:val="24"/>
-          <w:szCs w:val="24"/>
-        </w:rPr>
-      </w:pPr>
-      <w:r>
-        <w:rPr>
-          <w:rFonts w:ascii="Times New Roman" w:hAnsi="Times New Roman" w:cs="Times New Roman"/>
-          <w:i/>
-          <w:iCs/>
-          <w:sz w:val="24"/>
-          <w:szCs w:val="24"/>
-        </w:rPr>
-        <w:t>Note:</w:t>
-      </w:r>
-      <w:r>
-        <w:rPr>
-          <w:rFonts w:ascii="Times New Roman" w:hAnsi="Times New Roman" w:cs="Times New Roman"/>
-          <w:i/>
-          <w:iCs/>
-          <w:sz w:val="24"/>
-          <w:szCs w:val="24"/>
-        </w:rPr>
-        <w:t xml:space="preserve"> </w:t>
-      </w:r>
-      <w:r>
-        <w:rPr>
-          <w:rFonts w:ascii="Times New Roman" w:hAnsi="Times New Roman" w:cs="Times New Roman"/>
-          <w:i/>
-          <w:iCs/>
-          <w:sz w:val="24"/>
-          <w:szCs w:val="24"/>
-        </w:rPr>
-        <w:t>if you return more values it must have return keyword in flower braces.</w:t>
+      <w:proofErr w:type="spellStart"/>
+      <w:r>
+        <w:t>Destructuring</w:t>
+      </w:r>
+      <w:proofErr w:type="spellEnd"/>
+      <w:r>
+        <w:t>?</w:t>
       </w:r>
     </w:p>
     <w:p>
@@ -19276,226 +21485,255 @@
         <w:pStyle w:val="Heading1"/>
       </w:pPr>
       <w:r>
-        <w:t>Filter?</w:t>
-      </w:r>
-    </w:p>
-    <w:p>
-      <w:pPr>
-        <w:rPr>
-          <w:rFonts w:ascii="Times New Roman" w:hAnsi="Times New Roman" w:cs="Times New Roman"/>
-          <w:i/>
-          <w:iCs/>
-          <w:sz w:val="24"/>
-          <w:szCs w:val="24"/>
-        </w:rPr>
-      </w:pPr>
-      <w:r>
-        <w:rPr>
-          <w:rFonts w:ascii="Times New Roman" w:hAnsi="Times New Roman" w:cs="Times New Roman"/>
-          <w:i/>
-          <w:iCs/>
-          <w:sz w:val="24"/>
-          <w:szCs w:val="24"/>
-        </w:rPr>
-        <w:t>Need to filter based on Conditional based.</w:t>
-      </w:r>
-    </w:p>
-    <w:p>
-      <w:pPr>
-        <w:rPr>
-          <w:rFonts w:ascii="Times New Roman" w:hAnsi="Times New Roman" w:cs="Times New Roman"/>
-          <w:i/>
-          <w:iCs/>
-          <w:sz w:val="24"/>
-          <w:szCs w:val="24"/>
-        </w:rPr>
-      </w:pPr>
-      <w:r>
-        <w:rPr>
-          <w:rFonts w:ascii="Times New Roman" w:hAnsi="Times New Roman" w:cs="Times New Roman"/>
-          <w:i/>
-          <w:iCs/>
-          <w:sz w:val="24"/>
-          <w:szCs w:val="24"/>
-        </w:rPr>
-        <w:t>Act on Each and every element with condition.</w:t>
-      </w:r>
-    </w:p>
-    <w:p>
-      <w:pPr>
-        <w:rPr>
-          <w:rFonts w:ascii="Times New Roman" w:hAnsi="Times New Roman" w:cs="Times New Roman"/>
-          <w:i/>
-          <w:iCs/>
-          <w:sz w:val="24"/>
-          <w:szCs w:val="24"/>
-        </w:rPr>
-      </w:pPr>
-      <w:r>
-        <w:rPr>
-          <w:rFonts w:ascii="Times New Roman" w:hAnsi="Times New Roman" w:cs="Times New Roman"/>
-          <w:i/>
-          <w:iCs/>
-          <w:noProof/>
-          <w:sz w:val="24"/>
-          <w:szCs w:val="24"/>
-        </w:rPr>
-        <w:drawing>
-          <wp:inline distT="0" distB="0" distL="0" distR="0" wp14:anchorId="11547ADF" wp14:editId="01E2B5BE">
-            <wp:extent cx="5731510" cy="3804920"/>
-            <wp:effectExtent l="0" t="0" r="2540" b="5080"/>
-            <wp:docPr id="1679161911" name="Picture 1"/>
-            <wp:cNvGraphicFramePr>
-              <a:graphicFrameLocks xmlns:a="http://schemas.openxmlformats.org/drawingml/2006/main" noChangeAspect="1"/>
-            </wp:cNvGraphicFramePr>
-            <a:graphic xmlns:a="http://schemas.openxmlformats.org/drawingml/2006/main">
-              <a:graphicData uri="http://schemas.openxmlformats.org/drawingml/2006/picture">
-                <pic:pic xmlns:pic="http://schemas.openxmlformats.org/drawingml/2006/picture">
-                  <pic:nvPicPr>
-                    <pic:cNvPr id="1679161911" name=""/>
-                    <pic:cNvPicPr/>
-                  </pic:nvPicPr>
-                  <pic:blipFill>
-                    <a:blip r:embed="rId47"/>
-                    <a:stretch>
-                      <a:fillRect/>
-                    </a:stretch>
-                  </pic:blipFill>
-                  <pic:spPr>
-                    <a:xfrm>
-                      <a:off x="0" y="0"/>
-                      <a:ext cx="5731510" cy="3804920"/>
-                    </a:xfrm>
-                    <a:prstGeom prst="rect">
-                      <a:avLst/>
-                    </a:prstGeom>
-                  </pic:spPr>
-                </pic:pic>
-              </a:graphicData>
-            </a:graphic>
-          </wp:inline>
-        </w:drawing>
-      </w:r>
-    </w:p>
-    <w:p>
-      <w:pPr>
-        <w:rPr>
-          <w:rFonts w:ascii="Times New Roman" w:hAnsi="Times New Roman" w:cs="Times New Roman"/>
-          <w:i/>
-          <w:iCs/>
-          <w:sz w:val="24"/>
-          <w:szCs w:val="24"/>
-        </w:rPr>
-      </w:pPr>
-      <w:r>
-        <w:rPr>
-          <w:rFonts w:ascii="Times New Roman" w:hAnsi="Times New Roman" w:cs="Times New Roman"/>
-          <w:i/>
-          <w:iCs/>
-          <w:noProof/>
-          <w:sz w:val="24"/>
-          <w:szCs w:val="24"/>
-        </w:rPr>
-        <w:lastRenderedPageBreak/>
-        <w:drawing>
-          <wp:inline distT="0" distB="0" distL="0" distR="0" wp14:anchorId="281E1B8D" wp14:editId="2D954DB3">
-            <wp:extent cx="5731510" cy="3856355"/>
-            <wp:effectExtent l="0" t="0" r="2540" b="0"/>
-            <wp:docPr id="1805644322" name="Picture 1"/>
-            <wp:cNvGraphicFramePr>
-              <a:graphicFrameLocks xmlns:a="http://schemas.openxmlformats.org/drawingml/2006/main" noChangeAspect="1"/>
-            </wp:cNvGraphicFramePr>
-            <a:graphic xmlns:a="http://schemas.openxmlformats.org/drawingml/2006/main">
-              <a:graphicData uri="http://schemas.openxmlformats.org/drawingml/2006/picture">
-                <pic:pic xmlns:pic="http://schemas.openxmlformats.org/drawingml/2006/picture">
-                  <pic:nvPicPr>
-                    <pic:cNvPr id="1805644322" name=""/>
-                    <pic:cNvPicPr/>
-                  </pic:nvPicPr>
-                  <pic:blipFill>
-                    <a:blip r:embed="rId48"/>
-                    <a:stretch>
-                      <a:fillRect/>
-                    </a:stretch>
-                  </pic:blipFill>
-                  <pic:spPr>
-                    <a:xfrm>
-                      <a:off x="0" y="0"/>
-                      <a:ext cx="5731510" cy="3856355"/>
-                    </a:xfrm>
-                    <a:prstGeom prst="rect">
-                      <a:avLst/>
-                    </a:prstGeom>
-                  </pic:spPr>
-                </pic:pic>
-              </a:graphicData>
-            </a:graphic>
-          </wp:inline>
-        </w:drawing>
-      </w:r>
-    </w:p>
-    <w:p>
-      <w:pPr>
-        <w:rPr>
-          <w:rFonts w:ascii="Times New Roman" w:hAnsi="Times New Roman" w:cs="Times New Roman"/>
-          <w:i/>
-          <w:iCs/>
-          <w:sz w:val="24"/>
-          <w:szCs w:val="24"/>
-        </w:rPr>
-      </w:pPr>
-      <w:r>
-        <w:rPr>
-          <w:rFonts w:ascii="Times New Roman" w:hAnsi="Times New Roman" w:cs="Times New Roman"/>
-          <w:i/>
-          <w:iCs/>
-          <w:sz w:val="24"/>
-          <w:szCs w:val="24"/>
-        </w:rPr>
-        <w:br w:type="page"/>
-      </w:r>
-    </w:p>
-    <w:p>
-      <w:pPr>
-        <w:rPr>
-          <w:rFonts w:ascii="Times New Roman" w:hAnsi="Times New Roman" w:cs="Times New Roman"/>
-          <w:i/>
-          <w:iCs/>
-          <w:sz w:val="24"/>
-          <w:szCs w:val="24"/>
-        </w:rPr>
-      </w:pPr>
-    </w:p>
-    <w:p>
-      <w:pPr>
-        <w:rPr>
-          <w:rFonts w:ascii="Times New Roman" w:hAnsi="Times New Roman" w:cs="Times New Roman"/>
-          <w:b/>
-          <w:bCs/>
-          <w:i/>
-          <w:iCs/>
-          <w:sz w:val="24"/>
-          <w:szCs w:val="24"/>
-        </w:rPr>
-      </w:pPr>
-    </w:p>
-    <w:p>
-      <w:pPr>
-        <w:rPr>
-          <w:rFonts w:ascii="Times New Roman" w:hAnsi="Times New Roman" w:cs="Times New Roman"/>
-          <w:i/>
-          <w:iCs/>
-          <w:sz w:val="24"/>
-          <w:szCs w:val="24"/>
-        </w:rPr>
-      </w:pPr>
-    </w:p>
-    <w:p>
-      <w:pPr>
-        <w:rPr>
-          <w:rFonts w:ascii="Times New Roman" w:hAnsi="Times New Roman" w:cs="Times New Roman"/>
-          <w:i/>
-          <w:iCs/>
+        <w:t>Optional Chaining?</w:t>
+      </w:r>
+    </w:p>
+    <w:p>
+      <w:pPr>
+        <w:rPr>
+          <w:rFonts w:ascii="Times New Roman" w:hAnsi="Times New Roman" w:cs="Times New Roman"/>
+          <w:sz w:val="24"/>
+          <w:szCs w:val="24"/>
+        </w:rPr>
+      </w:pPr>
+      <w:r>
+        <w:rPr>
+          <w:rFonts w:ascii="Times New Roman" w:hAnsi="Times New Roman" w:cs="Times New Roman"/>
+          <w:sz w:val="24"/>
+          <w:szCs w:val="24"/>
+        </w:rPr>
+        <w:t xml:space="preserve">If trying to access a property that is not existing as a part of object it will throw an error in order to </w:t>
+      </w:r>
+      <w:proofErr w:type="gramStart"/>
+      <w:r>
+        <w:rPr>
+          <w:rFonts w:ascii="Times New Roman" w:hAnsi="Times New Roman" w:cs="Times New Roman"/>
+          <w:sz w:val="24"/>
+          <w:szCs w:val="24"/>
+        </w:rPr>
+        <w:t>overcome</w:t>
+      </w:r>
+      <w:proofErr w:type="gramEnd"/>
+      <w:r>
+        <w:rPr>
+          <w:rFonts w:ascii="Times New Roman" w:hAnsi="Times New Roman" w:cs="Times New Roman"/>
+          <w:sz w:val="24"/>
+          <w:szCs w:val="24"/>
+        </w:rPr>
+        <w:t xml:space="preserve"> we </w:t>
+      </w:r>
+      <w:proofErr w:type="spellStart"/>
+      <w:r>
+        <w:rPr>
+          <w:rFonts w:ascii="Times New Roman" w:hAnsi="Times New Roman" w:cs="Times New Roman"/>
+          <w:sz w:val="24"/>
+          <w:szCs w:val="24"/>
+        </w:rPr>
+        <w:t>hav</w:t>
+      </w:r>
+      <w:proofErr w:type="spellEnd"/>
+      <w:r>
+        <w:rPr>
+          <w:rFonts w:ascii="Times New Roman" w:hAnsi="Times New Roman" w:cs="Times New Roman"/>
+          <w:sz w:val="24"/>
+          <w:szCs w:val="24"/>
+        </w:rPr>
+        <w:t xml:space="preserve"> optional chaining.</w:t>
+      </w:r>
+    </w:p>
+    <w:p>
+      <w:pPr>
+        <w:rPr>
+          <w:rFonts w:ascii="Times New Roman" w:hAnsi="Times New Roman" w:cs="Times New Roman"/>
+          <w:sz w:val="24"/>
+          <w:szCs w:val="24"/>
+        </w:rPr>
+      </w:pPr>
+      <w:r>
+        <w:rPr>
+          <w:rFonts w:ascii="Times New Roman" w:hAnsi="Times New Roman" w:cs="Times New Roman"/>
+          <w:sz w:val="24"/>
+          <w:szCs w:val="24"/>
+        </w:rPr>
+        <w:t>Let data ={};</w:t>
+      </w:r>
+    </w:p>
+    <w:p>
+      <w:pPr>
+        <w:rPr>
+          <w:rFonts w:ascii="Times New Roman" w:hAnsi="Times New Roman" w:cs="Times New Roman"/>
+          <w:sz w:val="24"/>
+          <w:szCs w:val="24"/>
+        </w:rPr>
+      </w:pPr>
+      <w:r>
+        <w:rPr>
+          <w:rFonts w:ascii="Times New Roman" w:hAnsi="Times New Roman" w:cs="Times New Roman"/>
+          <w:sz w:val="24"/>
+          <w:szCs w:val="24"/>
+        </w:rPr>
+        <w:t>Console.log(</w:t>
+      </w:r>
+      <w:proofErr w:type="spellStart"/>
+      <w:r>
+        <w:rPr>
+          <w:rFonts w:ascii="Times New Roman" w:hAnsi="Times New Roman" w:cs="Times New Roman"/>
+          <w:sz w:val="24"/>
+          <w:szCs w:val="24"/>
+        </w:rPr>
+        <w:t>data.address</w:t>
+      </w:r>
+      <w:proofErr w:type="spellEnd"/>
+      <w:r>
+        <w:rPr>
+          <w:rFonts w:ascii="Times New Roman" w:hAnsi="Times New Roman" w:cs="Times New Roman"/>
+          <w:sz w:val="24"/>
+          <w:szCs w:val="24"/>
+        </w:rPr>
+        <w:t>)=</w:t>
+      </w:r>
+      <w:r>
+        <w:rPr>
+          <w:rFonts w:ascii="Times New Roman" w:hAnsi="Times New Roman" w:cs="Times New Roman"/>
+          <w:sz w:val="24"/>
+          <w:szCs w:val="24"/>
+        </w:rPr>
+        <w:sym w:font="Wingdings" w:char="F0E8"/>
+      </w:r>
+      <w:r>
+        <w:rPr>
+          <w:rFonts w:ascii="Times New Roman" w:hAnsi="Times New Roman" w:cs="Times New Roman"/>
+          <w:sz w:val="24"/>
+          <w:szCs w:val="24"/>
+        </w:rPr>
+        <w:t>undefined.</w:t>
+      </w:r>
+    </w:p>
+    <w:p>
+      <w:pPr>
+        <w:rPr>
+          <w:rFonts w:ascii="Times New Roman" w:hAnsi="Times New Roman" w:cs="Times New Roman"/>
+          <w:sz w:val="24"/>
+          <w:szCs w:val="24"/>
+        </w:rPr>
+      </w:pPr>
+      <w:r>
+        <w:rPr>
+          <w:rFonts w:ascii="Times New Roman" w:hAnsi="Times New Roman" w:cs="Times New Roman"/>
+          <w:sz w:val="24"/>
+          <w:szCs w:val="24"/>
+        </w:rPr>
+        <w:t>Console.log(</w:t>
+      </w:r>
+      <w:proofErr w:type="spellStart"/>
+      <w:r>
+        <w:rPr>
+          <w:rFonts w:ascii="Times New Roman" w:hAnsi="Times New Roman" w:cs="Times New Roman"/>
+          <w:sz w:val="24"/>
+          <w:szCs w:val="24"/>
+        </w:rPr>
+        <w:t>data.address.city</w:t>
+      </w:r>
+      <w:proofErr w:type="spellEnd"/>
+      <w:r>
+        <w:rPr>
+          <w:rFonts w:ascii="Times New Roman" w:hAnsi="Times New Roman" w:cs="Times New Roman"/>
+          <w:sz w:val="24"/>
+          <w:szCs w:val="24"/>
+        </w:rPr>
+        <w:t>)=</w:t>
+      </w:r>
+      <w:r>
+        <w:rPr>
+          <w:rFonts w:ascii="Times New Roman" w:hAnsi="Times New Roman" w:cs="Times New Roman"/>
+          <w:sz w:val="24"/>
+          <w:szCs w:val="24"/>
+        </w:rPr>
+        <w:sym w:font="Wingdings" w:char="F0E8"/>
+      </w:r>
+      <w:r>
+        <w:rPr>
+          <w:rFonts w:ascii="Times New Roman" w:hAnsi="Times New Roman" w:cs="Times New Roman"/>
+          <w:sz w:val="24"/>
+          <w:szCs w:val="24"/>
+        </w:rPr>
+        <w:t>Error.</w:t>
+      </w:r>
+    </w:p>
+    <w:p>
+      <w:pPr>
+        <w:rPr>
+          <w:rFonts w:ascii="Times New Roman" w:hAnsi="Times New Roman" w:cs="Times New Roman"/>
+          <w:sz w:val="24"/>
+          <w:szCs w:val="24"/>
+        </w:rPr>
+      </w:pPr>
+      <w:r>
+        <w:rPr>
+          <w:rFonts w:ascii="Times New Roman" w:hAnsi="Times New Roman" w:cs="Times New Roman"/>
+          <w:sz w:val="24"/>
+          <w:szCs w:val="24"/>
+        </w:rPr>
+        <w:t>In order to avoid such error, we have an optional chaining.</w:t>
+      </w:r>
+    </w:p>
+    <w:p>
+      <w:pPr>
+        <w:rPr>
+          <w:rFonts w:ascii="Times New Roman" w:hAnsi="Times New Roman" w:cs="Times New Roman"/>
+          <w:sz w:val="24"/>
+          <w:szCs w:val="24"/>
+        </w:rPr>
+      </w:pPr>
+      <w:r>
+        <w:rPr>
+          <w:rFonts w:ascii="Times New Roman" w:hAnsi="Times New Roman" w:cs="Times New Roman"/>
+          <w:sz w:val="24"/>
+          <w:szCs w:val="24"/>
+        </w:rPr>
+        <w:t>Console.log(</w:t>
+      </w:r>
+      <w:proofErr w:type="spellStart"/>
+      <w:r>
+        <w:rPr>
+          <w:rFonts w:ascii="Times New Roman" w:hAnsi="Times New Roman" w:cs="Times New Roman"/>
+          <w:sz w:val="24"/>
+          <w:szCs w:val="24"/>
+        </w:rPr>
+        <w:t>data?.address?.city</w:t>
+      </w:r>
+      <w:proofErr w:type="spellEnd"/>
+      <w:r>
+        <w:rPr>
+          <w:rFonts w:ascii="Times New Roman" w:hAnsi="Times New Roman" w:cs="Times New Roman"/>
+          <w:sz w:val="24"/>
+          <w:szCs w:val="24"/>
+        </w:rPr>
+        <w:t>)=</w:t>
+      </w:r>
+      <w:r>
+        <w:rPr>
+          <w:rFonts w:ascii="Times New Roman" w:hAnsi="Times New Roman" w:cs="Times New Roman"/>
+          <w:sz w:val="24"/>
+          <w:szCs w:val="24"/>
+        </w:rPr>
+        <w:sym w:font="Wingdings" w:char="F0E8"/>
+      </w:r>
+      <w:r>
+        <w:rPr>
+          <w:rFonts w:ascii="Times New Roman" w:hAnsi="Times New Roman" w:cs="Times New Roman"/>
+          <w:sz w:val="24"/>
+          <w:szCs w:val="24"/>
+        </w:rPr>
+        <w:t>it says undefined.</w:t>
+      </w:r>
+    </w:p>
+    <w:p>
+      <w:pPr>
+        <w:rPr>
+          <w:rFonts w:ascii="Times New Roman" w:hAnsi="Times New Roman" w:cs="Times New Roman"/>
+          <w:b/>
+          <w:bCs/>
           <w:sz w:val="24"/>
           <w:szCs w:val="24"/>
         </w:rPr>
@@ -25419,6 +27657,7 @@
   <w:style w:type="character" w:default="1" w:styleId="DefaultParagraphFont">
     <w:name w:val="Default Paragraph Font"/>
     <w:uiPriority w:val="1"/>
+    <w:semiHidden/>
     <w:unhideWhenUsed/>
   </w:style>
   <w:style w:type="table" w:default="1" w:styleId="TableNormal">

--- a/My Notes prep on Prereq.docx
+++ b/My Notes prep on Prereq.docx
@@ -21139,15 +21139,6 @@
           <w:szCs w:val="24"/>
         </w:rPr>
       </w:pPr>
-    </w:p>
-    <w:p>
-      <w:pPr>
-        <w:rPr>
-          <w:rFonts w:ascii="Times New Roman" w:hAnsi="Times New Roman" w:cs="Times New Roman"/>
-          <w:sz w:val="24"/>
-          <w:szCs w:val="24"/>
-        </w:rPr>
-      </w:pPr>
       <w:r>
         <w:rPr>
           <w:rFonts w:ascii="Times New Roman" w:hAnsi="Times New Roman" w:cs="Times New Roman"/>
@@ -21196,17 +21187,13 @@
       <w:pPr>
         <w:rPr>
           <w:rFonts w:ascii="Times New Roman" w:hAnsi="Times New Roman" w:cs="Times New Roman"/>
-          <w:i/>
-          <w:iCs/>
-          <w:sz w:val="24"/>
-          <w:szCs w:val="24"/>
-        </w:rPr>
-      </w:pPr>
-      <w:r>
-        <w:rPr>
-          <w:rFonts w:ascii="Times New Roman" w:hAnsi="Times New Roman" w:cs="Times New Roman"/>
-          <w:i/>
-          <w:iCs/>
+          <w:sz w:val="24"/>
+          <w:szCs w:val="24"/>
+        </w:rPr>
+      </w:pPr>
+      <w:r>
+        <w:rPr>
+          <w:rFonts w:ascii="Times New Roman" w:hAnsi="Times New Roman" w:cs="Times New Roman"/>
           <w:sz w:val="24"/>
           <w:szCs w:val="24"/>
         </w:rPr>
@@ -21225,17 +21212,13 @@
       <w:pPr>
         <w:rPr>
           <w:rFonts w:ascii="Times New Roman" w:hAnsi="Times New Roman" w:cs="Times New Roman"/>
-          <w:i/>
-          <w:iCs/>
-          <w:sz w:val="24"/>
-          <w:szCs w:val="24"/>
-        </w:rPr>
-      </w:pPr>
-      <w:r>
-        <w:rPr>
-          <w:rFonts w:ascii="Times New Roman" w:hAnsi="Times New Roman" w:cs="Times New Roman"/>
-          <w:i/>
-          <w:iCs/>
+          <w:sz w:val="24"/>
+          <w:szCs w:val="24"/>
+        </w:rPr>
+      </w:pPr>
+      <w:r>
+        <w:rPr>
+          <w:rFonts w:ascii="Times New Roman" w:hAnsi="Times New Roman" w:cs="Times New Roman"/>
           <w:sz w:val="24"/>
           <w:szCs w:val="24"/>
         </w:rPr>
@@ -21246,17 +21229,13 @@
       <w:pPr>
         <w:rPr>
           <w:rFonts w:ascii="Times New Roman" w:hAnsi="Times New Roman" w:cs="Times New Roman"/>
-          <w:i/>
-          <w:iCs/>
-          <w:sz w:val="24"/>
-          <w:szCs w:val="24"/>
-        </w:rPr>
-      </w:pPr>
-      <w:r>
-        <w:rPr>
-          <w:rFonts w:ascii="Times New Roman" w:hAnsi="Times New Roman" w:cs="Times New Roman"/>
-          <w:i/>
-          <w:iCs/>
+          <w:sz w:val="24"/>
+          <w:szCs w:val="24"/>
+        </w:rPr>
+      </w:pPr>
+      <w:r>
+        <w:rPr>
+          <w:rFonts w:ascii="Times New Roman" w:hAnsi="Times New Roman" w:cs="Times New Roman"/>
           <w:sz w:val="24"/>
           <w:szCs w:val="24"/>
         </w:rPr>
@@ -21384,12 +21363,737 @@
         <w:t>Function</w:t>
       </w:r>
     </w:p>
-    <w:p/>
+    <w:p>
+      <w:pPr>
+        <w:rPr>
+          <w:rFonts w:ascii="Times New Roman" w:hAnsi="Times New Roman" w:cs="Times New Roman"/>
+          <w:sz w:val="24"/>
+          <w:szCs w:val="24"/>
+        </w:rPr>
+      </w:pPr>
+      <w:r>
+        <w:rPr>
+          <w:rFonts w:ascii="Times New Roman" w:hAnsi="Times New Roman" w:cs="Times New Roman"/>
+          <w:sz w:val="24"/>
+          <w:szCs w:val="24"/>
+        </w:rPr>
+        <w:t>Functions are building blocks, allow not to repeat the code.</w:t>
+      </w:r>
+    </w:p>
+    <w:p>
+      <w:pPr>
+        <w:tabs>
+          <w:tab w:val="num" w:pos="720"/>
+        </w:tabs>
+        <w:rPr>
+          <w:rFonts w:ascii="Times New Roman" w:hAnsi="Times New Roman" w:cs="Times New Roman"/>
+          <w:sz w:val="24"/>
+          <w:szCs w:val="24"/>
+        </w:rPr>
+      </w:pPr>
+      <w:r>
+        <w:rPr>
+          <w:rFonts w:ascii="Times New Roman" w:hAnsi="Times New Roman" w:cs="Times New Roman"/>
+          <w:b/>
+          <w:bCs/>
+          <w:sz w:val="24"/>
+          <w:szCs w:val="24"/>
+        </w:rPr>
+        <w:t>Parameters</w:t>
+      </w:r>
+      <w:r>
+        <w:rPr>
+          <w:rFonts w:ascii="Times New Roman" w:hAnsi="Times New Roman" w:cs="Times New Roman"/>
+          <w:sz w:val="24"/>
+          <w:szCs w:val="24"/>
+        </w:rPr>
+        <w:t> → Variables in the function definition.</w:t>
+      </w:r>
+    </w:p>
+    <w:p>
+      <w:pPr>
+        <w:tabs>
+          <w:tab w:val="num" w:pos="720"/>
+        </w:tabs>
+        <w:rPr>
+          <w:rFonts w:ascii="Times New Roman" w:hAnsi="Times New Roman" w:cs="Times New Roman"/>
+          <w:sz w:val="24"/>
+          <w:szCs w:val="24"/>
+        </w:rPr>
+      </w:pPr>
+      <w:r>
+        <w:rPr>
+          <w:rFonts w:ascii="Times New Roman" w:hAnsi="Times New Roman" w:cs="Times New Roman"/>
+          <w:b/>
+          <w:bCs/>
+          <w:sz w:val="24"/>
+          <w:szCs w:val="24"/>
+        </w:rPr>
+        <w:lastRenderedPageBreak/>
+        <w:t>Arguments</w:t>
+      </w:r>
+      <w:r>
+        <w:rPr>
+          <w:rFonts w:ascii="Times New Roman" w:hAnsi="Times New Roman" w:cs="Times New Roman"/>
+          <w:sz w:val="24"/>
+          <w:szCs w:val="24"/>
+        </w:rPr>
+        <w:t> → Values passed to the function when calling it.</w:t>
+      </w:r>
+    </w:p>
+    <w:p>
+      <w:pPr>
+        <w:tabs>
+          <w:tab w:val="num" w:pos="720"/>
+        </w:tabs>
+        <w:rPr>
+          <w:rFonts w:ascii="Times New Roman" w:hAnsi="Times New Roman" w:cs="Times New Roman"/>
+          <w:sz w:val="24"/>
+          <w:szCs w:val="24"/>
+        </w:rPr>
+      </w:pPr>
+      <w:r>
+        <w:rPr>
+          <w:rFonts w:ascii="Times New Roman" w:hAnsi="Times New Roman" w:cs="Times New Roman"/>
+          <w:sz w:val="24"/>
+          <w:szCs w:val="24"/>
+        </w:rPr>
+        <w:t xml:space="preserve">Two types: </w:t>
+      </w:r>
+      <w:r>
+        <w:rPr>
+          <w:rFonts w:ascii="Times New Roman" w:hAnsi="Times New Roman" w:cs="Times New Roman"/>
+          <w:sz w:val="24"/>
+          <w:szCs w:val="24"/>
+        </w:rPr>
+        <w:t>Function Declaration</w:t>
+      </w:r>
+      <w:r>
+        <w:rPr>
+          <w:rFonts w:ascii="Times New Roman" w:hAnsi="Times New Roman" w:cs="Times New Roman"/>
+          <w:sz w:val="24"/>
+          <w:szCs w:val="24"/>
+        </w:rPr>
+        <w:t xml:space="preserve"> and </w:t>
+      </w:r>
+      <w:r>
+        <w:rPr>
+          <w:rFonts w:ascii="Times New Roman" w:hAnsi="Times New Roman" w:cs="Times New Roman"/>
+          <w:sz w:val="24"/>
+          <w:szCs w:val="24"/>
+        </w:rPr>
+        <w:t xml:space="preserve">Function </w:t>
+      </w:r>
+      <w:r>
+        <w:rPr>
+          <w:rFonts w:ascii="Times New Roman" w:hAnsi="Times New Roman" w:cs="Times New Roman"/>
+          <w:sz w:val="24"/>
+          <w:szCs w:val="24"/>
+        </w:rPr>
+        <w:t>Expression</w:t>
+      </w:r>
+    </w:p>
+    <w:p>
+      <w:pPr>
+        <w:tabs>
+          <w:tab w:val="num" w:pos="720"/>
+        </w:tabs>
+        <w:rPr>
+          <w:rFonts w:ascii="Times New Roman" w:hAnsi="Times New Roman" w:cs="Times New Roman"/>
+          <w:sz w:val="24"/>
+          <w:szCs w:val="24"/>
+        </w:rPr>
+      </w:pPr>
+      <w:r>
+        <w:rPr>
+          <w:rFonts w:ascii="Times New Roman" w:hAnsi="Times New Roman" w:cs="Times New Roman"/>
+          <w:sz w:val="24"/>
+          <w:szCs w:val="24"/>
+        </w:rPr>
+        <w:t>Function Declaration</w:t>
+      </w:r>
+    </w:p>
+    <w:p>
+      <w:pPr>
+        <w:tabs>
+          <w:tab w:val="num" w:pos="720"/>
+        </w:tabs>
+        <w:rPr>
+          <w:rFonts w:ascii="Times New Roman" w:hAnsi="Times New Roman" w:cs="Times New Roman"/>
+          <w:sz w:val="24"/>
+          <w:szCs w:val="24"/>
+        </w:rPr>
+      </w:pPr>
+      <w:r>
+        <w:rPr>
+          <w:rFonts w:ascii="Times New Roman" w:hAnsi="Times New Roman" w:cs="Times New Roman"/>
+          <w:sz w:val="24"/>
+          <w:szCs w:val="24"/>
+        </w:rPr>
+        <w:tab/>
+      </w:r>
+      <w:r>
+        <w:rPr>
+          <w:rFonts w:ascii="Times New Roman" w:hAnsi="Times New Roman" w:cs="Times New Roman"/>
+          <w:sz w:val="24"/>
+          <w:szCs w:val="24"/>
+        </w:rPr>
+        <w:t xml:space="preserve"> supports hoisting.</w:t>
+      </w:r>
+    </w:p>
+    <w:p>
+      <w:pPr>
+        <w:tabs>
+          <w:tab w:val="num" w:pos="720"/>
+        </w:tabs>
+        <w:rPr>
+          <w:rFonts w:ascii="Times New Roman" w:hAnsi="Times New Roman" w:cs="Times New Roman"/>
+          <w:sz w:val="24"/>
+          <w:szCs w:val="24"/>
+        </w:rPr>
+      </w:pPr>
+      <w:r>
+        <w:rPr>
+          <w:rFonts w:ascii="Times New Roman" w:hAnsi="Times New Roman" w:cs="Times New Roman"/>
+          <w:sz w:val="24"/>
+          <w:szCs w:val="24"/>
+        </w:rPr>
+        <w:tab/>
+      </w:r>
+      <w:r>
+        <w:rPr>
+          <w:rFonts w:ascii="Times New Roman" w:hAnsi="Times New Roman" w:cs="Times New Roman"/>
+          <w:sz w:val="24"/>
+          <w:szCs w:val="24"/>
+        </w:rPr>
+        <w:t>a named function using the function keyword.</w:t>
+      </w:r>
+    </w:p>
+    <w:p>
+      <w:pPr>
+        <w:tabs>
+          <w:tab w:val="num" w:pos="720"/>
+        </w:tabs>
+        <w:rPr>
+          <w:rFonts w:ascii="Times New Roman" w:hAnsi="Times New Roman" w:cs="Times New Roman"/>
+          <w:sz w:val="24"/>
+          <w:szCs w:val="24"/>
+        </w:rPr>
+      </w:pPr>
+      <w:r>
+        <w:rPr>
+          <w:rFonts w:ascii="Times New Roman" w:hAnsi="Times New Roman" w:cs="Times New Roman"/>
+          <w:sz w:val="24"/>
+          <w:szCs w:val="24"/>
+        </w:rPr>
+        <w:t xml:space="preserve">Function </w:t>
+      </w:r>
+      <w:r>
+        <w:rPr>
+          <w:rFonts w:ascii="Times New Roman" w:hAnsi="Times New Roman" w:cs="Times New Roman"/>
+          <w:sz w:val="24"/>
+          <w:szCs w:val="24"/>
+        </w:rPr>
+        <w:t>Expression</w:t>
+      </w:r>
+      <w:r>
+        <w:rPr>
+          <w:rFonts w:ascii="Times New Roman" w:hAnsi="Times New Roman" w:cs="Times New Roman"/>
+          <w:sz w:val="24"/>
+          <w:szCs w:val="24"/>
+        </w:rPr>
+        <w:t xml:space="preserve"> </w:t>
+      </w:r>
+      <w:r>
+        <w:rPr>
+          <w:rFonts w:ascii="Times New Roman" w:hAnsi="Times New Roman" w:cs="Times New Roman"/>
+          <w:sz w:val="24"/>
+          <w:szCs w:val="24"/>
+        </w:rPr>
+        <w:sym w:font="Wingdings" w:char="F0E0"/>
+      </w:r>
+      <w:r>
+        <w:rPr>
+          <w:rFonts w:ascii="Times New Roman" w:hAnsi="Times New Roman" w:cs="Times New Roman"/>
+          <w:sz w:val="24"/>
+          <w:szCs w:val="24"/>
+        </w:rPr>
+        <w:t xml:space="preserve"> </w:t>
+      </w:r>
+    </w:p>
+    <w:p>
+      <w:pPr>
+        <w:tabs>
+          <w:tab w:val="num" w:pos="720"/>
+        </w:tabs>
+        <w:rPr>
+          <w:rFonts w:ascii="Times New Roman" w:hAnsi="Times New Roman" w:cs="Times New Roman"/>
+          <w:sz w:val="24"/>
+          <w:szCs w:val="24"/>
+        </w:rPr>
+      </w:pPr>
+      <w:r>
+        <w:rPr>
+          <w:rFonts w:ascii="Times New Roman" w:hAnsi="Times New Roman" w:cs="Times New Roman"/>
+          <w:sz w:val="24"/>
+          <w:szCs w:val="24"/>
+        </w:rPr>
+        <w:tab/>
+      </w:r>
+      <w:r>
+        <w:rPr>
+          <w:rFonts w:ascii="Times New Roman" w:hAnsi="Times New Roman" w:cs="Times New Roman"/>
+          <w:sz w:val="24"/>
+          <w:szCs w:val="24"/>
+        </w:rPr>
+        <w:t>doesn’t support hoisting.</w:t>
+      </w:r>
+    </w:p>
+    <w:p>
+      <w:pPr>
+        <w:ind w:firstLine="720"/>
+        <w:rPr>
+          <w:rFonts w:ascii="Times New Roman" w:hAnsi="Times New Roman" w:cs="Times New Roman"/>
+          <w:sz w:val="24"/>
+          <w:szCs w:val="24"/>
+        </w:rPr>
+      </w:pPr>
+      <w:r>
+        <w:rPr>
+          <w:rFonts w:ascii="Times New Roman" w:hAnsi="Times New Roman" w:cs="Times New Roman"/>
+          <w:sz w:val="24"/>
+          <w:szCs w:val="24"/>
+        </w:rPr>
+        <w:t>defines a function and assigns it to a variable</w:t>
+      </w:r>
+    </w:p>
     <w:p>
       <w:pPr>
         <w:pStyle w:val="Heading1"/>
       </w:pPr>
       <w:r>
+        <w:t>Conditional Statements</w:t>
+      </w:r>
+      <w:r>
+        <w:t>?</w:t>
+      </w:r>
+    </w:p>
+    <w:p>
+      <w:pPr>
+        <w:rPr>
+          <w:rFonts w:ascii="Times New Roman" w:hAnsi="Times New Roman" w:cs="Times New Roman"/>
+          <w:sz w:val="24"/>
+          <w:szCs w:val="24"/>
+        </w:rPr>
+      </w:pPr>
+      <w:r>
+        <w:rPr>
+          <w:rFonts w:ascii="Times New Roman" w:hAnsi="Times New Roman" w:cs="Times New Roman"/>
+          <w:b/>
+          <w:bCs/>
+          <w:sz w:val="24"/>
+          <w:szCs w:val="24"/>
+        </w:rPr>
+        <w:t>execute different code blocks</w:t>
+      </w:r>
+      <w:r>
+        <w:rPr>
+          <w:rFonts w:ascii="Times New Roman" w:hAnsi="Times New Roman" w:cs="Times New Roman"/>
+          <w:sz w:val="24"/>
+          <w:szCs w:val="24"/>
+        </w:rPr>
+        <w:t xml:space="preserve"> based on certain conditions (true/false).</w:t>
+      </w:r>
+    </w:p>
+    <w:p>
+      <w:pPr>
+        <w:rPr>
+          <w:rFonts w:ascii="Times New Roman" w:hAnsi="Times New Roman" w:cs="Times New Roman"/>
+          <w:sz w:val="24"/>
+          <w:szCs w:val="24"/>
+        </w:rPr>
+      </w:pPr>
+      <w:r>
+        <w:rPr>
+          <w:rFonts w:ascii="Times New Roman" w:hAnsi="Times New Roman" w:cs="Times New Roman"/>
+          <w:sz w:val="24"/>
+          <w:szCs w:val="24"/>
+        </w:rPr>
+        <w:t>If, if else, if elseif else</w:t>
+      </w:r>
+      <w:r>
+        <w:rPr>
+          <w:rFonts w:ascii="Times New Roman" w:hAnsi="Times New Roman" w:cs="Times New Roman"/>
+          <w:sz w:val="24"/>
+          <w:szCs w:val="24"/>
+        </w:rPr>
+        <w:t>:</w:t>
+      </w:r>
+      <w:r>
+        <w:rPr>
+          <w:rFonts w:ascii="Times New Roman" w:hAnsi="Times New Roman" w:cs="Times New Roman"/>
+          <w:sz w:val="24"/>
+          <w:szCs w:val="24"/>
+        </w:rPr>
+        <w:br/>
+        <w:t xml:space="preserve">drawback of multiple elseif condition is </w:t>
+      </w:r>
+      <w:r>
+        <w:rPr>
+          <w:rFonts w:ascii="Times New Roman" w:hAnsi="Times New Roman" w:cs="Times New Roman"/>
+          <w:sz w:val="24"/>
+          <w:szCs w:val="24"/>
+        </w:rPr>
+        <w:t>Poor Readability</w:t>
+      </w:r>
+      <w:r>
+        <w:rPr>
+          <w:rFonts w:ascii="Times New Roman" w:hAnsi="Times New Roman" w:cs="Times New Roman"/>
+          <w:sz w:val="24"/>
+          <w:szCs w:val="24"/>
+        </w:rPr>
+        <w:t xml:space="preserve">, </w:t>
+      </w:r>
+      <w:r>
+        <w:rPr>
+          <w:rFonts w:ascii="Times New Roman" w:hAnsi="Times New Roman" w:cs="Times New Roman"/>
+          <w:sz w:val="24"/>
+          <w:szCs w:val="24"/>
+        </w:rPr>
+        <w:t>Hard to Maintain</w:t>
+      </w:r>
+      <w:r>
+        <w:rPr>
+          <w:rFonts w:ascii="Times New Roman" w:hAnsi="Times New Roman" w:cs="Times New Roman"/>
+          <w:sz w:val="24"/>
+          <w:szCs w:val="24"/>
+        </w:rPr>
+        <w:t xml:space="preserve">, </w:t>
+      </w:r>
+      <w:r>
+        <w:rPr>
+          <w:rFonts w:ascii="Times New Roman" w:hAnsi="Times New Roman" w:cs="Times New Roman"/>
+          <w:sz w:val="24"/>
+          <w:szCs w:val="24"/>
+        </w:rPr>
+        <w:t>Performance (in some cases)</w:t>
+      </w:r>
+      <w:r>
+        <w:rPr>
+          <w:rFonts w:ascii="Times New Roman" w:hAnsi="Times New Roman" w:cs="Times New Roman"/>
+          <w:sz w:val="24"/>
+          <w:szCs w:val="24"/>
+        </w:rPr>
+        <w:t xml:space="preserve">, </w:t>
+      </w:r>
+      <w:r>
+        <w:rPr>
+          <w:rFonts w:ascii="Times New Roman" w:hAnsi="Times New Roman" w:cs="Times New Roman"/>
+          <w:sz w:val="24"/>
+          <w:szCs w:val="24"/>
+        </w:rPr>
+        <w:t>Not Scalable</w:t>
+      </w:r>
+      <w:r>
+        <w:rPr>
+          <w:rFonts w:ascii="Times New Roman" w:hAnsi="Times New Roman" w:cs="Times New Roman"/>
+          <w:sz w:val="24"/>
+          <w:szCs w:val="24"/>
+        </w:rPr>
+        <w:t>.</w:t>
+      </w:r>
+    </w:p>
+    <w:p>
+      <w:pPr>
+        <w:rPr>
+          <w:rFonts w:ascii="Times New Roman" w:hAnsi="Times New Roman" w:cs="Times New Roman"/>
+          <w:sz w:val="24"/>
+          <w:szCs w:val="24"/>
+        </w:rPr>
+      </w:pPr>
+      <w:r>
+        <w:rPr>
+          <w:rFonts w:ascii="Times New Roman" w:hAnsi="Times New Roman" w:cs="Times New Roman"/>
+          <w:sz w:val="24"/>
+          <w:szCs w:val="24"/>
+        </w:rPr>
+        <w:t>Switch</w:t>
+      </w:r>
+      <w:r>
+        <w:rPr>
+          <w:rFonts w:ascii="Times New Roman" w:hAnsi="Times New Roman" w:cs="Times New Roman"/>
+          <w:sz w:val="24"/>
+          <w:szCs w:val="24"/>
+        </w:rPr>
+        <w:t>: Used to select one of many code blocks to be executed.</w:t>
+      </w:r>
+    </w:p>
+    <w:p>
+      <w:pPr>
+        <w:rPr>
+          <w:rFonts w:ascii="Times New Roman" w:hAnsi="Times New Roman" w:cs="Times New Roman"/>
+          <w:sz w:val="24"/>
+          <w:szCs w:val="24"/>
+        </w:rPr>
+      </w:pPr>
+      <w:r>
+        <w:rPr>
+          <w:rFonts w:ascii="Times New Roman" w:hAnsi="Times New Roman" w:cs="Times New Roman"/>
+          <w:sz w:val="24"/>
+          <w:szCs w:val="24"/>
+        </w:rPr>
+        <w:t>Ternary Operator (shorthand if...else)</w:t>
+      </w:r>
+    </w:p>
+    <w:p>
+      <w:pPr>
+        <w:ind w:firstLine="720"/>
+        <w:rPr>
+          <w:rFonts w:ascii="Times New Roman" w:hAnsi="Times New Roman" w:cs="Times New Roman"/>
+          <w:sz w:val="24"/>
+          <w:szCs w:val="24"/>
+        </w:rPr>
+      </w:pPr>
+      <w:r>
+        <w:rPr>
+          <w:rFonts w:ascii="Times New Roman" w:hAnsi="Times New Roman" w:cs="Times New Roman"/>
+          <w:sz w:val="24"/>
+          <w:szCs w:val="24"/>
+        </w:rPr>
+        <w:t xml:space="preserve">condition ? </w:t>
+      </w:r>
+      <w:proofErr w:type="spellStart"/>
+      <w:r>
+        <w:rPr>
+          <w:rFonts w:ascii="Times New Roman" w:hAnsi="Times New Roman" w:cs="Times New Roman"/>
+          <w:sz w:val="24"/>
+          <w:szCs w:val="24"/>
+        </w:rPr>
+        <w:t>trueBlock</w:t>
+      </w:r>
+      <w:proofErr w:type="spellEnd"/>
+      <w:r>
+        <w:rPr>
+          <w:rFonts w:ascii="Times New Roman" w:hAnsi="Times New Roman" w:cs="Times New Roman"/>
+          <w:sz w:val="24"/>
+          <w:szCs w:val="24"/>
+        </w:rPr>
+        <w:t xml:space="preserve"> : </w:t>
+      </w:r>
+      <w:proofErr w:type="spellStart"/>
+      <w:r>
+        <w:rPr>
+          <w:rFonts w:ascii="Times New Roman" w:hAnsi="Times New Roman" w:cs="Times New Roman"/>
+          <w:sz w:val="24"/>
+          <w:szCs w:val="24"/>
+        </w:rPr>
+        <w:t>falseBlock</w:t>
+      </w:r>
+      <w:proofErr w:type="spellEnd"/>
+      <w:r>
+        <w:rPr>
+          <w:rFonts w:ascii="Times New Roman" w:hAnsi="Times New Roman" w:cs="Times New Roman"/>
+          <w:sz w:val="24"/>
+          <w:szCs w:val="24"/>
+        </w:rPr>
+        <w:t>;</w:t>
+      </w:r>
+    </w:p>
+    <w:p>
+      <w:pPr>
+        <w:ind w:firstLine="720"/>
+        <w:rPr>
+          <w:rFonts w:ascii="Times New Roman" w:hAnsi="Times New Roman" w:cs="Times New Roman"/>
+          <w:sz w:val="24"/>
+          <w:szCs w:val="24"/>
+        </w:rPr>
+      </w:pPr>
+      <w:r>
+        <w:rPr>
+          <w:rFonts w:ascii="Times New Roman" w:hAnsi="Times New Roman" w:cs="Times New Roman"/>
+          <w:sz w:val="24"/>
+          <w:szCs w:val="24"/>
+        </w:rPr>
+        <w:t xml:space="preserve">let </w:t>
+      </w:r>
+      <w:proofErr w:type="spellStart"/>
+      <w:r>
+        <w:rPr>
+          <w:rFonts w:ascii="Times New Roman" w:hAnsi="Times New Roman" w:cs="Times New Roman"/>
+          <w:sz w:val="24"/>
+          <w:szCs w:val="24"/>
+        </w:rPr>
+        <w:t>num</w:t>
+      </w:r>
+      <w:proofErr w:type="spellEnd"/>
+      <w:r>
+        <w:rPr>
+          <w:rFonts w:ascii="Times New Roman" w:hAnsi="Times New Roman" w:cs="Times New Roman"/>
+          <w:sz w:val="24"/>
+          <w:szCs w:val="24"/>
+        </w:rPr>
+        <w:t xml:space="preserve"> = 13;</w:t>
+      </w:r>
+    </w:p>
+    <w:p>
+      <w:pPr>
+        <w:ind w:firstLine="720"/>
+        <w:rPr>
+          <w:rFonts w:ascii="Times New Roman" w:hAnsi="Times New Roman" w:cs="Times New Roman"/>
+          <w:sz w:val="24"/>
+          <w:szCs w:val="24"/>
+        </w:rPr>
+      </w:pPr>
+      <w:r>
+        <w:rPr>
+          <w:rFonts w:ascii="Times New Roman" w:hAnsi="Times New Roman" w:cs="Times New Roman"/>
+          <w:sz w:val="24"/>
+          <w:szCs w:val="24"/>
+        </w:rPr>
+        <w:t xml:space="preserve">let result = </w:t>
+      </w:r>
+      <w:proofErr w:type="spellStart"/>
+      <w:r>
+        <w:rPr>
+          <w:rFonts w:ascii="Times New Roman" w:hAnsi="Times New Roman" w:cs="Times New Roman"/>
+          <w:sz w:val="24"/>
+          <w:szCs w:val="24"/>
+        </w:rPr>
+        <w:t>num</w:t>
+      </w:r>
+      <w:proofErr w:type="spellEnd"/>
+      <w:r>
+        <w:rPr>
+          <w:rFonts w:ascii="Times New Roman" w:hAnsi="Times New Roman" w:cs="Times New Roman"/>
+          <w:sz w:val="24"/>
+          <w:szCs w:val="24"/>
+        </w:rPr>
+        <w:t xml:space="preserve"> % 2 == 0 ? "even" : "odd";</w:t>
+      </w:r>
+    </w:p>
+    <w:p>
+      <w:pPr>
+        <w:ind w:firstLine="720"/>
+        <w:rPr>
+          <w:rFonts w:ascii="Times New Roman" w:hAnsi="Times New Roman" w:cs="Times New Roman"/>
+          <w:sz w:val="24"/>
+          <w:szCs w:val="24"/>
+        </w:rPr>
+      </w:pPr>
+      <w:r>
+        <w:rPr>
+          <w:rFonts w:ascii="Times New Roman" w:hAnsi="Times New Roman" w:cs="Times New Roman"/>
+          <w:sz w:val="24"/>
+          <w:szCs w:val="24"/>
+        </w:rPr>
+        <w:t>console.log(result); // Output: "odd"</w:t>
+      </w:r>
+    </w:p>
+    <w:p>
+      <w:pPr>
+        <w:rPr>
+          <w:rFonts w:ascii="Times New Roman" w:hAnsi="Times New Roman" w:cs="Times New Roman"/>
+          <w:sz w:val="24"/>
+          <w:szCs w:val="24"/>
+        </w:rPr>
+      </w:pPr>
+      <w:r>
+        <w:rPr>
+          <w:rFonts w:ascii="Times New Roman" w:hAnsi="Times New Roman" w:cs="Times New Roman"/>
+          <w:sz w:val="24"/>
+          <w:szCs w:val="24"/>
+          <w:highlight w:val="yellow"/>
+        </w:rPr>
+        <w:t>Day10</w:t>
+      </w:r>
+    </w:p>
+    <w:p>
+      <w:pPr>
+        <w:rPr>
+          <w:rFonts w:ascii="Times New Roman" w:hAnsi="Times New Roman" w:cs="Times New Roman"/>
+          <w:b/>
+          <w:bCs/>
+          <w:color w:val="833C0B" w:themeColor="accent2" w:themeShade="80"/>
+          <w:sz w:val="24"/>
+          <w:szCs w:val="24"/>
+        </w:rPr>
+      </w:pPr>
+      <w:r>
+        <w:rPr>
+          <w:rFonts w:ascii="Times New Roman" w:hAnsi="Times New Roman" w:cs="Times New Roman"/>
+          <w:b/>
+          <w:bCs/>
+          <w:color w:val="C00000"/>
+          <w:sz w:val="24"/>
+          <w:szCs w:val="24"/>
+        </w:rPr>
+        <w:t>Hint</w:t>
+      </w:r>
+      <w:r>
+        <w:rPr>
+          <w:rFonts w:ascii="Times New Roman" w:hAnsi="Times New Roman" w:cs="Times New Roman"/>
+          <w:b/>
+          <w:bCs/>
+          <w:color w:val="833C0B" w:themeColor="accent2" w:themeShade="80"/>
+          <w:sz w:val="24"/>
+          <w:szCs w:val="24"/>
+        </w:rPr>
+        <w:t xml:space="preserve">: </w:t>
+      </w:r>
+      <w:proofErr w:type="spellStart"/>
+      <w:r>
+        <w:rPr>
+          <w:rFonts w:ascii="Times New Roman" w:hAnsi="Times New Roman" w:cs="Times New Roman"/>
+          <w:b/>
+          <w:bCs/>
+          <w:color w:val="833C0B" w:themeColor="accent2" w:themeShade="80"/>
+          <w:sz w:val="24"/>
+          <w:szCs w:val="24"/>
+        </w:rPr>
+        <w:t>Falsy</w:t>
+      </w:r>
+      <w:proofErr w:type="spellEnd"/>
+      <w:r>
+        <w:rPr>
+          <w:rFonts w:ascii="Times New Roman" w:hAnsi="Times New Roman" w:cs="Times New Roman"/>
+          <w:b/>
+          <w:bCs/>
+          <w:color w:val="833C0B" w:themeColor="accent2" w:themeShade="80"/>
+          <w:sz w:val="24"/>
+          <w:szCs w:val="24"/>
+        </w:rPr>
+        <w:t xml:space="preserve"> values in JavaScript: 0, </w:t>
+      </w:r>
+      <w:proofErr w:type="spellStart"/>
+      <w:r>
+        <w:rPr>
+          <w:rFonts w:ascii="Times New Roman" w:hAnsi="Times New Roman" w:cs="Times New Roman"/>
+          <w:b/>
+          <w:bCs/>
+          <w:color w:val="833C0B" w:themeColor="accent2" w:themeShade="80"/>
+          <w:sz w:val="24"/>
+          <w:szCs w:val="24"/>
+        </w:rPr>
+        <w:t>NaN</w:t>
+      </w:r>
+      <w:proofErr w:type="spellEnd"/>
+      <w:r>
+        <w:rPr>
+          <w:rFonts w:ascii="Times New Roman" w:hAnsi="Times New Roman" w:cs="Times New Roman"/>
+          <w:b/>
+          <w:bCs/>
+          <w:color w:val="833C0B" w:themeColor="accent2" w:themeShade="80"/>
+          <w:sz w:val="24"/>
+          <w:szCs w:val="24"/>
+        </w:rPr>
+        <w:t>, undefined, false</w:t>
+      </w:r>
+    </w:p>
+    <w:p>
+      <w:pPr>
+        <w:pStyle w:val="Heading1"/>
+      </w:pPr>
+      <w:r>
         <w:t>Arrow Function?</w:t>
       </w:r>
     </w:p>
@@ -21407,7 +22111,6 @@
           <w:sz w:val="24"/>
           <w:szCs w:val="24"/>
         </w:rPr>
-        <w:lastRenderedPageBreak/>
         <w:t>arrow function is a simplified code, or reduce of lines.</w:t>
       </w:r>
     </w:p>
@@ -21430,6 +22133,7 @@
           <w:sz w:val="24"/>
           <w:szCs w:val="24"/>
         </w:rPr>
+        <w:lastRenderedPageBreak/>
         <w:drawing>
           <wp:inline distT="0" distB="0" distL="0" distR="0" wp14:anchorId="03CBF4C0" wp14:editId="20C58594">
             <wp:extent cx="5731510" cy="3475990"/>
@@ -24807,6 +25511,155 @@
     </w:lvl>
   </w:abstractNum>
   <w:abstractNum w:abstractNumId="27" w15:restartNumberingAfterBreak="0">
+    <w:nsid w:val="4B391973"/>
+    <w:multiLevelType w:val="multilevel"/>
+    <w:tmpl w:val="0786E956"/>
+    <w:lvl w:ilvl="0">
+      <w:start w:val="1"/>
+      <w:numFmt w:val="bullet"/>
+      <w:lvlText w:val=""/>
+      <w:lvlJc w:val="left"/>
+      <w:pPr>
+        <w:tabs>
+          <w:tab w:val="num" w:pos="720"/>
+        </w:tabs>
+        <w:ind w:left="720" w:hanging="360"/>
+      </w:pPr>
+      <w:rPr>
+        <w:rFonts w:ascii="Symbol" w:hAnsi="Symbol" w:hint="default"/>
+        <w:sz w:val="20"/>
+      </w:rPr>
+    </w:lvl>
+    <w:lvl w:ilvl="1" w:tentative="1">
+      <w:start w:val="1"/>
+      <w:numFmt w:val="bullet"/>
+      <w:lvlText w:val="o"/>
+      <w:lvlJc w:val="left"/>
+      <w:pPr>
+        <w:tabs>
+          <w:tab w:val="num" w:pos="1440"/>
+        </w:tabs>
+        <w:ind w:left="1440" w:hanging="360"/>
+      </w:pPr>
+      <w:rPr>
+        <w:rFonts w:ascii="Courier New" w:hAnsi="Courier New" w:hint="default"/>
+        <w:sz w:val="20"/>
+      </w:rPr>
+    </w:lvl>
+    <w:lvl w:ilvl="2" w:tentative="1">
+      <w:start w:val="1"/>
+      <w:numFmt w:val="bullet"/>
+      <w:lvlText w:val=""/>
+      <w:lvlJc w:val="left"/>
+      <w:pPr>
+        <w:tabs>
+          <w:tab w:val="num" w:pos="2160"/>
+        </w:tabs>
+        <w:ind w:left="2160" w:hanging="360"/>
+      </w:pPr>
+      <w:rPr>
+        <w:rFonts w:ascii="Wingdings" w:hAnsi="Wingdings" w:hint="default"/>
+        <w:sz w:val="20"/>
+      </w:rPr>
+    </w:lvl>
+    <w:lvl w:ilvl="3" w:tentative="1">
+      <w:start w:val="1"/>
+      <w:numFmt w:val="bullet"/>
+      <w:lvlText w:val=""/>
+      <w:lvlJc w:val="left"/>
+      <w:pPr>
+        <w:tabs>
+          <w:tab w:val="num" w:pos="2880"/>
+        </w:tabs>
+        <w:ind w:left="2880" w:hanging="360"/>
+      </w:pPr>
+      <w:rPr>
+        <w:rFonts w:ascii="Wingdings" w:hAnsi="Wingdings" w:hint="default"/>
+        <w:sz w:val="20"/>
+      </w:rPr>
+    </w:lvl>
+    <w:lvl w:ilvl="4" w:tentative="1">
+      <w:start w:val="1"/>
+      <w:numFmt w:val="bullet"/>
+      <w:lvlText w:val=""/>
+      <w:lvlJc w:val="left"/>
+      <w:pPr>
+        <w:tabs>
+          <w:tab w:val="num" w:pos="3600"/>
+        </w:tabs>
+        <w:ind w:left="3600" w:hanging="360"/>
+      </w:pPr>
+      <w:rPr>
+        <w:rFonts w:ascii="Wingdings" w:hAnsi="Wingdings" w:hint="default"/>
+        <w:sz w:val="20"/>
+      </w:rPr>
+    </w:lvl>
+    <w:lvl w:ilvl="5" w:tentative="1">
+      <w:start w:val="1"/>
+      <w:numFmt w:val="bullet"/>
+      <w:lvlText w:val=""/>
+      <w:lvlJc w:val="left"/>
+      <w:pPr>
+        <w:tabs>
+          <w:tab w:val="num" w:pos="4320"/>
+        </w:tabs>
+        <w:ind w:left="4320" w:hanging="360"/>
+      </w:pPr>
+      <w:rPr>
+        <w:rFonts w:ascii="Wingdings" w:hAnsi="Wingdings" w:hint="default"/>
+        <w:sz w:val="20"/>
+      </w:rPr>
+    </w:lvl>
+    <w:lvl w:ilvl="6" w:tentative="1">
+      <w:start w:val="1"/>
+      <w:numFmt w:val="bullet"/>
+      <w:lvlText w:val=""/>
+      <w:lvlJc w:val="left"/>
+      <w:pPr>
+        <w:tabs>
+          <w:tab w:val="num" w:pos="5040"/>
+        </w:tabs>
+        <w:ind w:left="5040" w:hanging="360"/>
+      </w:pPr>
+      <w:rPr>
+        <w:rFonts w:ascii="Wingdings" w:hAnsi="Wingdings" w:hint="default"/>
+        <w:sz w:val="20"/>
+      </w:rPr>
+    </w:lvl>
+    <w:lvl w:ilvl="7" w:tentative="1">
+      <w:start w:val="1"/>
+      <w:numFmt w:val="bullet"/>
+      <w:lvlText w:val=""/>
+      <w:lvlJc w:val="left"/>
+      <w:pPr>
+        <w:tabs>
+          <w:tab w:val="num" w:pos="5760"/>
+        </w:tabs>
+        <w:ind w:left="5760" w:hanging="360"/>
+      </w:pPr>
+      <w:rPr>
+        <w:rFonts w:ascii="Wingdings" w:hAnsi="Wingdings" w:hint="default"/>
+        <w:sz w:val="20"/>
+      </w:rPr>
+    </w:lvl>
+    <w:lvl w:ilvl="8" w:tentative="1">
+      <w:start w:val="1"/>
+      <w:numFmt w:val="bullet"/>
+      <w:lvlText w:val=""/>
+      <w:lvlJc w:val="left"/>
+      <w:pPr>
+        <w:tabs>
+          <w:tab w:val="num" w:pos="6480"/>
+        </w:tabs>
+        <w:ind w:left="6480" w:hanging="360"/>
+      </w:pPr>
+      <w:rPr>
+        <w:rFonts w:ascii="Wingdings" w:hAnsi="Wingdings" w:hint="default"/>
+        <w:sz w:val="20"/>
+      </w:rPr>
+    </w:lvl>
+  </w:abstractNum>
+  <w:abstractNum w:abstractNumId="28" w15:restartNumberingAfterBreak="0">
     <w:nsid w:val="4F5D5A47"/>
     <w:multiLevelType w:val="hybridMultilevel"/>
     <w:tmpl w:val="48425BAA"/>
@@ -24919,7 +25772,7 @@
       </w:rPr>
     </w:lvl>
   </w:abstractNum>
-  <w:abstractNum w:abstractNumId="28" w15:restartNumberingAfterBreak="0">
+  <w:abstractNum w:abstractNumId="29" w15:restartNumberingAfterBreak="0">
     <w:nsid w:val="522803EF"/>
     <w:multiLevelType w:val="hybridMultilevel"/>
     <w:tmpl w:val="0C3A66C4"/>
@@ -25032,7 +25885,7 @@
       </w:rPr>
     </w:lvl>
   </w:abstractNum>
-  <w:abstractNum w:abstractNumId="29" w15:restartNumberingAfterBreak="0">
+  <w:abstractNum w:abstractNumId="30" w15:restartNumberingAfterBreak="0">
     <w:nsid w:val="53F06402"/>
     <w:multiLevelType w:val="hybridMultilevel"/>
     <w:tmpl w:val="E1E46E54"/>
@@ -25145,7 +25998,7 @@
       </w:rPr>
     </w:lvl>
   </w:abstractNum>
-  <w:abstractNum w:abstractNumId="30" w15:restartNumberingAfterBreak="0">
+  <w:abstractNum w:abstractNumId="31" w15:restartNumberingAfterBreak="0">
     <w:nsid w:val="56E72059"/>
     <w:multiLevelType w:val="hybridMultilevel"/>
     <w:tmpl w:val="7B6C62F8"/>
@@ -25258,7 +26111,7 @@
       </w:rPr>
     </w:lvl>
   </w:abstractNum>
-  <w:abstractNum w:abstractNumId="31" w15:restartNumberingAfterBreak="0">
+  <w:abstractNum w:abstractNumId="32" w15:restartNumberingAfterBreak="0">
     <w:nsid w:val="5A7036C9"/>
     <w:multiLevelType w:val="hybridMultilevel"/>
     <w:tmpl w:val="4732CA24"/>
@@ -25371,7 +26224,7 @@
       </w:rPr>
     </w:lvl>
   </w:abstractNum>
-  <w:abstractNum w:abstractNumId="32" w15:restartNumberingAfterBreak="0">
+  <w:abstractNum w:abstractNumId="33" w15:restartNumberingAfterBreak="0">
     <w:nsid w:val="5B970446"/>
     <w:multiLevelType w:val="hybridMultilevel"/>
     <w:tmpl w:val="2EE678EA"/>
@@ -25484,7 +26337,7 @@
       </w:rPr>
     </w:lvl>
   </w:abstractNum>
-  <w:abstractNum w:abstractNumId="33" w15:restartNumberingAfterBreak="0">
+  <w:abstractNum w:abstractNumId="34" w15:restartNumberingAfterBreak="0">
     <w:nsid w:val="5BC30D36"/>
     <w:multiLevelType w:val="hybridMultilevel"/>
     <w:tmpl w:val="F054892C"/>
@@ -25597,7 +26450,7 @@
       </w:rPr>
     </w:lvl>
   </w:abstractNum>
-  <w:abstractNum w:abstractNumId="34" w15:restartNumberingAfterBreak="0">
+  <w:abstractNum w:abstractNumId="35" w15:restartNumberingAfterBreak="0">
     <w:nsid w:val="5D7F1015"/>
     <w:multiLevelType w:val="hybridMultilevel"/>
     <w:tmpl w:val="717AF604"/>
@@ -25710,7 +26563,7 @@
       </w:rPr>
     </w:lvl>
   </w:abstractNum>
-  <w:abstractNum w:abstractNumId="35" w15:restartNumberingAfterBreak="0">
+  <w:abstractNum w:abstractNumId="36" w15:restartNumberingAfterBreak="0">
     <w:nsid w:val="5E6F13ED"/>
     <w:multiLevelType w:val="hybridMultilevel"/>
     <w:tmpl w:val="4B2074CA"/>
@@ -25823,7 +26676,7 @@
       </w:rPr>
     </w:lvl>
   </w:abstractNum>
-  <w:abstractNum w:abstractNumId="36" w15:restartNumberingAfterBreak="0">
+  <w:abstractNum w:abstractNumId="37" w15:restartNumberingAfterBreak="0">
     <w:nsid w:val="5EEF36C7"/>
     <w:multiLevelType w:val="hybridMultilevel"/>
     <w:tmpl w:val="44B8DAE2"/>
@@ -25936,7 +26789,7 @@
       </w:rPr>
     </w:lvl>
   </w:abstractNum>
-  <w:abstractNum w:abstractNumId="37" w15:restartNumberingAfterBreak="0">
+  <w:abstractNum w:abstractNumId="38" w15:restartNumberingAfterBreak="0">
     <w:nsid w:val="5F2609AD"/>
     <w:multiLevelType w:val="hybridMultilevel"/>
     <w:tmpl w:val="DB1ED0D2"/>
@@ -26049,7 +26902,7 @@
       </w:rPr>
     </w:lvl>
   </w:abstractNum>
-  <w:abstractNum w:abstractNumId="38" w15:restartNumberingAfterBreak="0">
+  <w:abstractNum w:abstractNumId="39" w15:restartNumberingAfterBreak="0">
     <w:nsid w:val="65553BF5"/>
     <w:multiLevelType w:val="hybridMultilevel"/>
     <w:tmpl w:val="50986D9E"/>
@@ -26138,7 +26991,7 @@
       </w:pPr>
     </w:lvl>
   </w:abstractNum>
-  <w:abstractNum w:abstractNumId="39" w15:restartNumberingAfterBreak="0">
+  <w:abstractNum w:abstractNumId="40" w15:restartNumberingAfterBreak="0">
     <w:nsid w:val="6E9944DA"/>
     <w:multiLevelType w:val="hybridMultilevel"/>
     <w:tmpl w:val="5B6CCEE6"/>
@@ -26251,7 +27104,7 @@
       </w:rPr>
     </w:lvl>
   </w:abstractNum>
-  <w:abstractNum w:abstractNumId="40" w15:restartNumberingAfterBreak="0">
+  <w:abstractNum w:abstractNumId="41" w15:restartNumberingAfterBreak="0">
     <w:nsid w:val="6ED0019D"/>
     <w:multiLevelType w:val="hybridMultilevel"/>
     <w:tmpl w:val="2048D8F6"/>
@@ -26364,7 +27217,7 @@
       </w:rPr>
     </w:lvl>
   </w:abstractNum>
-  <w:abstractNum w:abstractNumId="41" w15:restartNumberingAfterBreak="0">
+  <w:abstractNum w:abstractNumId="42" w15:restartNumberingAfterBreak="0">
     <w:nsid w:val="790752BC"/>
     <w:multiLevelType w:val="hybridMultilevel"/>
     <w:tmpl w:val="863661B2"/>
@@ -26477,7 +27330,7 @@
       </w:rPr>
     </w:lvl>
   </w:abstractNum>
-  <w:abstractNum w:abstractNumId="42" w15:restartNumberingAfterBreak="0">
+  <w:abstractNum w:abstractNumId="43" w15:restartNumberingAfterBreak="0">
     <w:nsid w:val="7A4A45D1"/>
     <w:multiLevelType w:val="hybridMultilevel"/>
     <w:tmpl w:val="6CFA308A"/>
@@ -26590,7 +27443,7 @@
       </w:rPr>
     </w:lvl>
   </w:abstractNum>
-  <w:abstractNum w:abstractNumId="43" w15:restartNumberingAfterBreak="0">
+  <w:abstractNum w:abstractNumId="44" w15:restartNumberingAfterBreak="0">
     <w:nsid w:val="7B897D4C"/>
     <w:multiLevelType w:val="hybridMultilevel"/>
     <w:tmpl w:val="5726E13C"/>
@@ -26703,7 +27556,7 @@
       </w:rPr>
     </w:lvl>
   </w:abstractNum>
-  <w:abstractNum w:abstractNumId="44" w15:restartNumberingAfterBreak="0">
+  <w:abstractNum w:abstractNumId="45" w15:restartNumberingAfterBreak="0">
     <w:nsid w:val="7C1A4AEC"/>
     <w:multiLevelType w:val="hybridMultilevel"/>
     <w:tmpl w:val="23586ABE"/>
@@ -26816,7 +27669,7 @@
       </w:rPr>
     </w:lvl>
   </w:abstractNum>
-  <w:abstractNum w:abstractNumId="45" w15:restartNumberingAfterBreak="0">
+  <w:abstractNum w:abstractNumId="46" w15:restartNumberingAfterBreak="0">
     <w:nsid w:val="7F3323E8"/>
     <w:multiLevelType w:val="hybridMultilevel"/>
     <w:tmpl w:val="636220BC"/>
@@ -26929,7 +27782,7 @@
       </w:rPr>
     </w:lvl>
   </w:abstractNum>
-  <w:abstractNum w:abstractNumId="46" w15:restartNumberingAfterBreak="0">
+  <w:abstractNum w:abstractNumId="47" w15:restartNumberingAfterBreak="0">
     <w:nsid w:val="7F64741F"/>
     <w:multiLevelType w:val="hybridMultilevel"/>
     <w:tmpl w:val="2E38A9D0"/>
@@ -27046,7 +27899,7 @@
     <w:abstractNumId w:val="10"/>
   </w:num>
   <w:num w:numId="2" w16cid:durableId="954363457">
-    <w:abstractNumId w:val="46"/>
+    <w:abstractNumId w:val="47"/>
   </w:num>
   <w:num w:numId="3" w16cid:durableId="1084447819">
     <w:abstractNumId w:val="0"/>
@@ -27055,7 +27908,7 @@
     <w:abstractNumId w:val="5"/>
   </w:num>
   <w:num w:numId="5" w16cid:durableId="1774596171">
-    <w:abstractNumId w:val="40"/>
+    <w:abstractNumId w:val="41"/>
   </w:num>
   <w:num w:numId="6" w16cid:durableId="45419321">
     <w:abstractNumId w:val="22"/>
@@ -27064,25 +27917,25 @@
     <w:abstractNumId w:val="21"/>
   </w:num>
   <w:num w:numId="8" w16cid:durableId="268897092">
-    <w:abstractNumId w:val="30"/>
+    <w:abstractNumId w:val="31"/>
   </w:num>
   <w:num w:numId="9" w16cid:durableId="145168977">
-    <w:abstractNumId w:val="28"/>
+    <w:abstractNumId w:val="29"/>
   </w:num>
   <w:num w:numId="10" w16cid:durableId="1898513223">
-    <w:abstractNumId w:val="33"/>
+    <w:abstractNumId w:val="34"/>
   </w:num>
   <w:num w:numId="11" w16cid:durableId="444228380">
-    <w:abstractNumId w:val="41"/>
+    <w:abstractNumId w:val="42"/>
   </w:num>
   <w:num w:numId="12" w16cid:durableId="1374379446">
-    <w:abstractNumId w:val="34"/>
+    <w:abstractNumId w:val="35"/>
   </w:num>
   <w:num w:numId="13" w16cid:durableId="1890922994">
-    <w:abstractNumId w:val="35"/>
+    <w:abstractNumId w:val="36"/>
   </w:num>
   <w:num w:numId="14" w16cid:durableId="262497753">
-    <w:abstractNumId w:val="42"/>
+    <w:abstractNumId w:val="43"/>
   </w:num>
   <w:num w:numId="15" w16cid:durableId="1382250782">
     <w:abstractNumId w:val="24"/>
@@ -27094,10 +27947,10 @@
     <w:abstractNumId w:val="6"/>
   </w:num>
   <w:num w:numId="18" w16cid:durableId="1790313708">
-    <w:abstractNumId w:val="39"/>
+    <w:abstractNumId w:val="40"/>
   </w:num>
   <w:num w:numId="19" w16cid:durableId="1480196989">
-    <w:abstractNumId w:val="43"/>
+    <w:abstractNumId w:val="44"/>
   </w:num>
   <w:num w:numId="20" w16cid:durableId="2128817649">
     <w:abstractNumId w:val="18"/>
@@ -27106,7 +27959,7 @@
     <w:abstractNumId w:val="12"/>
   </w:num>
   <w:num w:numId="22" w16cid:durableId="776096731">
-    <w:abstractNumId w:val="36"/>
+    <w:abstractNumId w:val="37"/>
   </w:num>
   <w:num w:numId="23" w16cid:durableId="320080921">
     <w:abstractNumId w:val="25"/>
@@ -27115,7 +27968,7 @@
     <w:abstractNumId w:val="15"/>
   </w:num>
   <w:num w:numId="25" w16cid:durableId="768701180">
-    <w:abstractNumId w:val="44"/>
+    <w:abstractNumId w:val="45"/>
   </w:num>
   <w:num w:numId="26" w16cid:durableId="535314963">
     <w:abstractNumId w:val="11"/>
@@ -27130,19 +27983,19 @@
     <w:abstractNumId w:val="4"/>
   </w:num>
   <w:num w:numId="30" w16cid:durableId="943269335">
-    <w:abstractNumId w:val="32"/>
+    <w:abstractNumId w:val="33"/>
   </w:num>
   <w:num w:numId="31" w16cid:durableId="1936278544">
     <w:abstractNumId w:val="23"/>
   </w:num>
   <w:num w:numId="32" w16cid:durableId="514926312">
-    <w:abstractNumId w:val="27"/>
+    <w:abstractNumId w:val="28"/>
   </w:num>
   <w:num w:numId="33" w16cid:durableId="2115587133">
     <w:abstractNumId w:val="9"/>
   </w:num>
   <w:num w:numId="34" w16cid:durableId="1682781783">
-    <w:abstractNumId w:val="37"/>
+    <w:abstractNumId w:val="38"/>
   </w:num>
   <w:num w:numId="35" w16cid:durableId="349990158">
     <w:abstractNumId w:val="8"/>
@@ -27163,25 +28016,28 @@
     <w:abstractNumId w:val="7"/>
   </w:num>
   <w:num w:numId="41" w16cid:durableId="581524748">
-    <w:abstractNumId w:val="29"/>
+    <w:abstractNumId w:val="30"/>
   </w:num>
   <w:num w:numId="42" w16cid:durableId="613563707">
-    <w:abstractNumId w:val="45"/>
+    <w:abstractNumId w:val="46"/>
   </w:num>
   <w:num w:numId="43" w16cid:durableId="879165775">
-    <w:abstractNumId w:val="31"/>
+    <w:abstractNumId w:val="32"/>
   </w:num>
   <w:num w:numId="44" w16cid:durableId="245382457">
     <w:abstractNumId w:val="1"/>
   </w:num>
   <w:num w:numId="45" w16cid:durableId="367418498">
-    <w:abstractNumId w:val="38"/>
+    <w:abstractNumId w:val="39"/>
   </w:num>
   <w:num w:numId="46" w16cid:durableId="536893209">
     <w:abstractNumId w:val="20"/>
   </w:num>
   <w:num w:numId="47" w16cid:durableId="1097168414">
     <w:abstractNumId w:val="14"/>
+  </w:num>
+  <w:num w:numId="48" w16cid:durableId="494759559">
+    <w:abstractNumId w:val="27"/>
   </w:num>
   <w:numIdMacAtCleanup w:val="40"/>
 </w:numbering>
@@ -27657,7 +28513,6 @@
   <w:style w:type="character" w:default="1" w:styleId="DefaultParagraphFont">
     <w:name w:val="Default Paragraph Font"/>
     <w:uiPriority w:val="1"/>
-    <w:semiHidden/>
     <w:unhideWhenUsed/>
   </w:style>
   <w:style w:type="table" w:default="1" w:styleId="TableNormal">

--- a/My Notes prep on Prereq.docx
+++ b/My Notes prep on Prereq.docx
@@ -21594,15 +21594,7 @@
           <w:sz w:val="24"/>
           <w:szCs w:val="24"/>
         </w:rPr>
-        <w:t>Expression</w:t>
-      </w:r>
-      <w:r>
-        <w:rPr>
-          <w:rFonts w:ascii="Times New Roman" w:hAnsi="Times New Roman" w:cs="Times New Roman"/>
-          <w:sz w:val="24"/>
-          <w:szCs w:val="24"/>
-        </w:rPr>
-        <w:t xml:space="preserve"> </w:t>
+        <w:t xml:space="preserve">Expression </w:t>
       </w:r>
       <w:r>
         <w:rPr>
@@ -21991,21 +21983,13 @@
     </w:p>
     <w:p>
       <w:pPr>
-        <w:rPr>
-          <w:rFonts w:ascii="Times New Roman" w:hAnsi="Times New Roman" w:cs="Times New Roman"/>
-          <w:sz w:val="24"/>
-          <w:szCs w:val="24"/>
-        </w:rPr>
-      </w:pPr>
-      <w:r>
-        <w:rPr>
-          <w:rFonts w:ascii="Times New Roman" w:hAnsi="Times New Roman" w:cs="Times New Roman"/>
-          <w:sz w:val="24"/>
-          <w:szCs w:val="24"/>
-          <w:highlight w:val="yellow"/>
-        </w:rPr>
-        <w:t>Day10</w:t>
-      </w:r>
+        <w:ind w:firstLine="720"/>
+        <w:rPr>
+          <w:rFonts w:ascii="Times New Roman" w:hAnsi="Times New Roman" w:cs="Times New Roman"/>
+          <w:sz w:val="24"/>
+          <w:szCs w:val="24"/>
+        </w:rPr>
+      </w:pPr>
     </w:p>
     <w:p>
       <w:pPr>
@@ -28513,6 +28497,7 @@
   <w:style w:type="character" w:default="1" w:styleId="DefaultParagraphFont">
     <w:name w:val="Default Paragraph Font"/>
     <w:uiPriority w:val="1"/>
+    <w:semiHidden/>
     <w:unhideWhenUsed/>
   </w:style>
   <w:style w:type="table" w:default="1" w:styleId="TableNormal">

--- a/My Notes prep on Prereq.docx
+++ b/My Notes prep on Prereq.docx
@@ -21379,6 +21379,30 @@
         </w:rPr>
         <w:t>Functions are building blocks, allow not to repeat the code.</w:t>
       </w:r>
+      <w:r>
+        <w:rPr>
+          <w:rFonts w:ascii="Times New Roman" w:hAnsi="Times New Roman" w:cs="Times New Roman"/>
+          <w:sz w:val="24"/>
+          <w:szCs w:val="24"/>
+        </w:rPr>
+        <w:t xml:space="preserve"> (Runs </w:t>
+      </w:r>
+      <w:r>
+        <w:rPr>
+          <w:rFonts w:ascii="Times New Roman" w:hAnsi="Times New Roman" w:cs="Times New Roman"/>
+          <w:sz w:val="24"/>
+          <w:szCs w:val="24"/>
+        </w:rPr>
+        <w:t>Only when you call it</w:t>
+      </w:r>
+      <w:r>
+        <w:rPr>
+          <w:rFonts w:ascii="Times New Roman" w:hAnsi="Times New Roman" w:cs="Times New Roman"/>
+          <w:sz w:val="24"/>
+          <w:szCs w:val="24"/>
+        </w:rPr>
+        <w:t>)</w:t>
+      </w:r>
     </w:p>
     <w:p>
       <w:pPr>
@@ -21708,6 +21732,8 @@
       <w:r>
         <w:rPr>
           <w:rFonts w:ascii="Times New Roman" w:hAnsi="Times New Roman" w:cs="Times New Roman"/>
+          <w:b/>
+          <w:bCs/>
           <w:sz w:val="24"/>
           <w:szCs w:val="24"/>
         </w:rPr>
@@ -21806,6 +21832,8 @@
       <w:r>
         <w:rPr>
           <w:rFonts w:ascii="Times New Roman" w:hAnsi="Times New Roman" w:cs="Times New Roman"/>
+          <w:b/>
+          <w:bCs/>
           <w:sz w:val="24"/>
           <w:szCs w:val="24"/>
         </w:rPr>
@@ -21983,9 +22011,183 @@
     </w:p>
     <w:p>
       <w:pPr>
+        <w:pStyle w:val="Heading1"/>
+      </w:pPr>
+      <w:r>
+        <w:t>Loops?</w:t>
+      </w:r>
+    </w:p>
+    <w:p>
+      <w:r>
+        <w:tab/>
+      </w:r>
+      <w:r>
+        <w:rPr>
+          <w:rFonts w:ascii="Times New Roman" w:hAnsi="Times New Roman" w:cs="Times New Roman"/>
+          <w:sz w:val="24"/>
+          <w:szCs w:val="24"/>
+        </w:rPr>
+        <w:t>Loops are way to repeat the same code number of times</w:t>
+      </w:r>
+      <w:r>
+        <w:rPr>
+          <w:rFonts w:ascii="Times New Roman" w:hAnsi="Times New Roman" w:cs="Times New Roman"/>
+          <w:sz w:val="24"/>
+          <w:szCs w:val="24"/>
+        </w:rPr>
+        <w:t xml:space="preserve"> </w:t>
+      </w:r>
+      <w:r>
+        <w:t>Until condition is false</w:t>
+      </w:r>
+      <w:r>
+        <w:t>.</w:t>
+      </w:r>
+    </w:p>
+    <w:p>
+      <w:pPr>
         <w:ind w:firstLine="720"/>
         <w:rPr>
           <w:rFonts w:ascii="Times New Roman" w:hAnsi="Times New Roman" w:cs="Times New Roman"/>
+          <w:b/>
+          <w:bCs/>
+          <w:sz w:val="24"/>
+          <w:szCs w:val="24"/>
+        </w:rPr>
+      </w:pPr>
+      <w:r>
+        <w:rPr>
+          <w:rFonts w:ascii="Times New Roman" w:hAnsi="Times New Roman" w:cs="Times New Roman"/>
+          <w:b/>
+          <w:bCs/>
+          <w:sz w:val="24"/>
+          <w:szCs w:val="24"/>
+        </w:rPr>
+        <w:t>Iteration: Execute a definite number of times.</w:t>
+      </w:r>
+    </w:p>
+    <w:p>
+      <w:pPr>
+        <w:ind w:firstLine="720"/>
+        <w:rPr>
+          <w:rFonts w:ascii="Times New Roman" w:hAnsi="Times New Roman" w:cs="Times New Roman"/>
+          <w:sz w:val="24"/>
+          <w:szCs w:val="24"/>
+        </w:rPr>
+      </w:pPr>
+      <w:r>
+        <w:rPr>
+          <w:rFonts w:ascii="Times New Roman" w:hAnsi="Times New Roman" w:cs="Times New Roman"/>
+          <w:sz w:val="24"/>
+          <w:szCs w:val="24"/>
+        </w:rPr>
+        <w:t xml:space="preserve">Initialization, condition, </w:t>
+      </w:r>
+      <w:proofErr w:type="spellStart"/>
+      <w:r>
+        <w:rPr>
+          <w:rFonts w:ascii="Times New Roman" w:hAnsi="Times New Roman" w:cs="Times New Roman"/>
+          <w:sz w:val="24"/>
+          <w:szCs w:val="24"/>
+        </w:rPr>
+        <w:t>inc</w:t>
+      </w:r>
+      <w:proofErr w:type="spellEnd"/>
+      <w:r>
+        <w:rPr>
+          <w:rFonts w:ascii="Times New Roman" w:hAnsi="Times New Roman" w:cs="Times New Roman"/>
+          <w:sz w:val="24"/>
+          <w:szCs w:val="24"/>
+        </w:rPr>
+        <w:t>/dec</w:t>
+      </w:r>
+    </w:p>
+    <w:p>
+      <w:pPr>
+        <w:ind w:firstLine="720"/>
+        <w:rPr>
+          <w:rFonts w:ascii="Times New Roman" w:hAnsi="Times New Roman" w:cs="Times New Roman"/>
+          <w:b/>
+          <w:bCs/>
+          <w:sz w:val="24"/>
+          <w:szCs w:val="24"/>
+        </w:rPr>
+      </w:pPr>
+      <w:r>
+        <w:rPr>
+          <w:rFonts w:ascii="Times New Roman" w:hAnsi="Times New Roman" w:cs="Times New Roman"/>
+          <w:b/>
+          <w:bCs/>
+          <w:sz w:val="24"/>
+          <w:szCs w:val="24"/>
+        </w:rPr>
+        <w:lastRenderedPageBreak/>
+        <w:drawing>
+          <wp:inline distT="0" distB="0" distL="0" distR="0" wp14:anchorId="7E059C42" wp14:editId="384896C6">
+            <wp:extent cx="4915153" cy="4959605"/>
+            <wp:effectExtent l="0" t="0" r="0" b="0"/>
+            <wp:docPr id="845222512" name="Picture 1"/>
+            <wp:cNvGraphicFramePr>
+              <a:graphicFrameLocks xmlns:a="http://schemas.openxmlformats.org/drawingml/2006/main" noChangeAspect="1"/>
+            </wp:cNvGraphicFramePr>
+            <a:graphic xmlns:a="http://schemas.openxmlformats.org/drawingml/2006/main">
+              <a:graphicData uri="http://schemas.openxmlformats.org/drawingml/2006/picture">
+                <pic:pic xmlns:pic="http://schemas.openxmlformats.org/drawingml/2006/picture">
+                  <pic:nvPicPr>
+                    <pic:cNvPr id="845222512" name=""/>
+                    <pic:cNvPicPr/>
+                  </pic:nvPicPr>
+                  <pic:blipFill>
+                    <a:blip r:embed="rId48"/>
+                    <a:stretch>
+                      <a:fillRect/>
+                    </a:stretch>
+                  </pic:blipFill>
+                  <pic:spPr>
+                    <a:xfrm>
+                      <a:off x="0" y="0"/>
+                      <a:ext cx="4915153" cy="4959605"/>
+                    </a:xfrm>
+                    <a:prstGeom prst="rect">
+                      <a:avLst/>
+                    </a:prstGeom>
+                  </pic:spPr>
+                </pic:pic>
+              </a:graphicData>
+            </a:graphic>
+          </wp:inline>
+        </w:drawing>
+      </w:r>
+    </w:p>
+    <w:p>
+      <w:pPr>
+        <w:rPr>
+          <w:rFonts w:ascii="Times New Roman" w:hAnsi="Times New Roman" w:cs="Times New Roman"/>
+          <w:b/>
+          <w:bCs/>
+          <w:color w:val="538135" w:themeColor="accent6" w:themeShade="BF"/>
+          <w:sz w:val="24"/>
+          <w:szCs w:val="24"/>
+        </w:rPr>
+      </w:pPr>
+      <w:r>
+        <w:rPr>
+          <w:rFonts w:ascii="Times New Roman" w:hAnsi="Times New Roman" w:cs="Times New Roman"/>
+          <w:b/>
+          <w:bCs/>
+          <w:color w:val="538135" w:themeColor="accent6" w:themeShade="BF"/>
+          <w:sz w:val="24"/>
+          <w:szCs w:val="24"/>
+        </w:rPr>
+        <w:t>FOR IN &amp; FOR OF</w:t>
+      </w:r>
+    </w:p>
+    <w:p>
+      <w:pPr>
+        <w:rPr>
+          <w:rFonts w:ascii="Times New Roman" w:hAnsi="Times New Roman" w:cs="Times New Roman"/>
+          <w:b/>
+          <w:bCs/>
           <w:sz w:val="24"/>
           <w:szCs w:val="24"/>
         </w:rPr>
@@ -22134,7 +22336,7 @@
                     <pic:cNvPicPr/>
                   </pic:nvPicPr>
                   <pic:blipFill>
-                    <a:blip r:embed="rId48"/>
+                    <a:blip r:embed="rId49"/>
                     <a:stretch>
                       <a:fillRect/>
                     </a:stretch>
@@ -28497,7 +28699,6 @@
   <w:style w:type="character" w:default="1" w:styleId="DefaultParagraphFont">
     <w:name w:val="Default Paragraph Font"/>
     <w:uiPriority w:val="1"/>
-    <w:semiHidden/>
     <w:unhideWhenUsed/>
   </w:style>
   <w:style w:type="table" w:default="1" w:styleId="TableNormal">

--- a/My Notes prep on Prereq.docx
+++ b/My Notes prep on Prereq.docx
@@ -22118,6 +22118,7 @@
           <w:rFonts w:ascii="Times New Roman" w:hAnsi="Times New Roman" w:cs="Times New Roman"/>
           <w:b/>
           <w:bCs/>
+          <w:noProof/>
           <w:sz w:val="24"/>
           <w:szCs w:val="24"/>
         </w:rPr>
@@ -22188,17 +22189,6 @@
           <w:rFonts w:ascii="Times New Roman" w:hAnsi="Times New Roman" w:cs="Times New Roman"/>
           <w:b/>
           <w:bCs/>
-          <w:sz w:val="24"/>
-          <w:szCs w:val="24"/>
-        </w:rPr>
-      </w:pPr>
-    </w:p>
-    <w:p>
-      <w:pPr>
-        <w:rPr>
-          <w:rFonts w:ascii="Times New Roman" w:hAnsi="Times New Roman" w:cs="Times New Roman"/>
-          <w:b/>
-          <w:bCs/>
           <w:color w:val="833C0B" w:themeColor="accent2" w:themeShade="80"/>
           <w:sz w:val="24"/>
           <w:szCs w:val="24"/>
@@ -22209,6 +22199,222 @@
           <w:rFonts w:ascii="Times New Roman" w:hAnsi="Times New Roman" w:cs="Times New Roman"/>
           <w:b/>
           <w:bCs/>
+          <w:color w:val="538135" w:themeColor="accent6" w:themeShade="BF"/>
+          <w:sz w:val="24"/>
+          <w:szCs w:val="24"/>
+        </w:rPr>
+        <w:t>FOROF</w:t>
+      </w:r>
+      <w:r>
+        <w:rPr>
+          <w:rFonts w:ascii="Times New Roman" w:hAnsi="Times New Roman" w:cs="Times New Roman"/>
+          <w:b/>
+          <w:bCs/>
+          <w:color w:val="833C0B" w:themeColor="accent2" w:themeShade="80"/>
+          <w:sz w:val="24"/>
+          <w:szCs w:val="24"/>
+        </w:rPr>
+        <w:t xml:space="preserve"> </w:t>
+      </w:r>
+      <w:r>
+        <w:rPr>
+          <w:rFonts w:ascii="Times New Roman" w:hAnsi="Times New Roman" w:cs="Times New Roman"/>
+          <w:b/>
+          <w:bCs/>
+          <w:color w:val="833C0B" w:themeColor="accent2" w:themeShade="80"/>
+          <w:sz w:val="24"/>
+          <w:szCs w:val="24"/>
+        </w:rPr>
+        <w:t xml:space="preserve">is used to iterate over </w:t>
+      </w:r>
+      <w:proofErr w:type="spellStart"/>
+      <w:r>
+        <w:rPr>
+          <w:rFonts w:ascii="Times New Roman" w:hAnsi="Times New Roman" w:cs="Times New Roman"/>
+          <w:b/>
+          <w:bCs/>
+          <w:color w:val="833C0B" w:themeColor="accent2" w:themeShade="80"/>
+          <w:sz w:val="24"/>
+          <w:szCs w:val="24"/>
+        </w:rPr>
+        <w:t>iterable</w:t>
+      </w:r>
+      <w:proofErr w:type="spellEnd"/>
+      <w:r>
+        <w:rPr>
+          <w:rFonts w:ascii="Times New Roman" w:hAnsi="Times New Roman" w:cs="Times New Roman"/>
+          <w:b/>
+          <w:bCs/>
+          <w:color w:val="833C0B" w:themeColor="accent2" w:themeShade="80"/>
+          <w:sz w:val="24"/>
+          <w:szCs w:val="24"/>
+        </w:rPr>
+        <w:t xml:space="preserve"> object</w:t>
+      </w:r>
+      <w:r>
+        <w:rPr>
+          <w:rFonts w:ascii="Times New Roman" w:hAnsi="Times New Roman" w:cs="Times New Roman"/>
+          <w:b/>
+          <w:bCs/>
+          <w:color w:val="833C0B" w:themeColor="accent2" w:themeShade="80"/>
+          <w:sz w:val="24"/>
+          <w:szCs w:val="24"/>
+        </w:rPr>
+        <w:t>.</w:t>
+      </w:r>
+    </w:p>
+    <w:p>
+      <w:pPr>
+        <w:rPr>
+          <w:rFonts w:ascii="Times New Roman" w:hAnsi="Times New Roman" w:cs="Times New Roman"/>
+          <w:b/>
+          <w:bCs/>
+          <w:color w:val="833C0B" w:themeColor="accent2" w:themeShade="80"/>
+          <w:sz w:val="24"/>
+          <w:szCs w:val="24"/>
+        </w:rPr>
+      </w:pPr>
+      <w:r>
+        <w:rPr>
+          <w:rFonts w:ascii="Times New Roman" w:hAnsi="Times New Roman" w:cs="Times New Roman"/>
+          <w:b/>
+          <w:bCs/>
+          <w:color w:val="538135" w:themeColor="accent6" w:themeShade="BF"/>
+          <w:sz w:val="24"/>
+          <w:szCs w:val="24"/>
+        </w:rPr>
+        <w:t>FORIN</w:t>
+      </w:r>
+      <w:r>
+        <w:rPr>
+          <w:rFonts w:ascii="Times New Roman" w:hAnsi="Times New Roman" w:cs="Times New Roman"/>
+          <w:b/>
+          <w:bCs/>
+          <w:color w:val="833C0B" w:themeColor="accent2" w:themeShade="80"/>
+          <w:sz w:val="24"/>
+          <w:szCs w:val="24"/>
+        </w:rPr>
+        <w:t xml:space="preserve"> </w:t>
+      </w:r>
+      <w:r>
+        <w:rPr>
+          <w:rFonts w:ascii="Times New Roman" w:hAnsi="Times New Roman" w:cs="Times New Roman"/>
+          <w:b/>
+          <w:bCs/>
+          <w:color w:val="833C0B" w:themeColor="accent2" w:themeShade="80"/>
+          <w:sz w:val="24"/>
+          <w:szCs w:val="24"/>
+        </w:rPr>
+        <w:t>is used to iterate over the enumerable properties (keys) of an object</w:t>
+      </w:r>
+      <w:r>
+        <w:rPr>
+          <w:rFonts w:ascii="Times New Roman" w:hAnsi="Times New Roman" w:cs="Times New Roman"/>
+          <w:b/>
+          <w:bCs/>
+          <w:color w:val="833C0B" w:themeColor="accent2" w:themeShade="80"/>
+          <w:sz w:val="24"/>
+          <w:szCs w:val="24"/>
+        </w:rPr>
+        <w:t>—(</w:t>
+      </w:r>
+      <w:r>
+        <w:t xml:space="preserve"> </w:t>
+      </w:r>
+      <w:r>
+        <w:rPr>
+          <w:rFonts w:ascii="Times New Roman" w:hAnsi="Times New Roman" w:cs="Times New Roman"/>
+          <w:b/>
+          <w:bCs/>
+          <w:color w:val="833C0B" w:themeColor="accent2" w:themeShade="80"/>
+          <w:sz w:val="24"/>
+          <w:szCs w:val="24"/>
+        </w:rPr>
+        <w:t>technically be used on arrays</w:t>
+      </w:r>
+      <w:r>
+        <w:rPr>
+          <w:rFonts w:ascii="Times New Roman" w:hAnsi="Times New Roman" w:cs="Times New Roman"/>
+          <w:b/>
+          <w:bCs/>
+          <w:color w:val="833C0B" w:themeColor="accent2" w:themeShade="80"/>
+          <w:sz w:val="24"/>
+          <w:szCs w:val="24"/>
+        </w:rPr>
+        <w:t>)</w:t>
+      </w:r>
+    </w:p>
+    <w:p>
+      <w:pPr>
+        <w:rPr>
+          <w:rFonts w:ascii="Times New Roman" w:hAnsi="Times New Roman" w:cs="Times New Roman"/>
+          <w:b/>
+          <w:bCs/>
+          <w:sz w:val="24"/>
+          <w:szCs w:val="24"/>
+        </w:rPr>
+      </w:pPr>
+      <w:r>
+        <w:rPr>
+          <w:rFonts w:ascii="Times New Roman" w:hAnsi="Times New Roman" w:cs="Times New Roman"/>
+          <w:b/>
+          <w:bCs/>
+          <w:sz w:val="24"/>
+          <w:szCs w:val="24"/>
+        </w:rPr>
+        <w:drawing>
+          <wp:inline distT="0" distB="0" distL="0" distR="0" wp14:anchorId="7EE0C995" wp14:editId="10A25763">
+            <wp:extent cx="5683542" cy="2425825"/>
+            <wp:effectExtent l="0" t="0" r="0" b="0"/>
+            <wp:docPr id="2104523086" name="Picture 1"/>
+            <wp:cNvGraphicFramePr>
+              <a:graphicFrameLocks xmlns:a="http://schemas.openxmlformats.org/drawingml/2006/main" noChangeAspect="1"/>
+            </wp:cNvGraphicFramePr>
+            <a:graphic xmlns:a="http://schemas.openxmlformats.org/drawingml/2006/main">
+              <a:graphicData uri="http://schemas.openxmlformats.org/drawingml/2006/picture">
+                <pic:pic xmlns:pic="http://schemas.openxmlformats.org/drawingml/2006/picture">
+                  <pic:nvPicPr>
+                    <pic:cNvPr id="2104523086" name=""/>
+                    <pic:cNvPicPr/>
+                  </pic:nvPicPr>
+                  <pic:blipFill>
+                    <a:blip r:embed="rId49"/>
+                    <a:stretch>
+                      <a:fillRect/>
+                    </a:stretch>
+                  </pic:blipFill>
+                  <pic:spPr>
+                    <a:xfrm>
+                      <a:off x="0" y="0"/>
+                      <a:ext cx="5683542" cy="2425825"/>
+                    </a:xfrm>
+                    <a:prstGeom prst="rect">
+                      <a:avLst/>
+                    </a:prstGeom>
+                  </pic:spPr>
+                </pic:pic>
+              </a:graphicData>
+            </a:graphic>
+          </wp:inline>
+        </w:drawing>
+      </w:r>
+    </w:p>
+    <w:p>
+      <w:pPr>
+        <w:rPr>
+          <w:rFonts w:ascii="Times New Roman" w:hAnsi="Times New Roman" w:cs="Times New Roman"/>
+          <w:b/>
+          <w:bCs/>
+          <w:color w:val="833C0B" w:themeColor="accent2" w:themeShade="80"/>
+          <w:sz w:val="24"/>
+          <w:szCs w:val="24"/>
+        </w:rPr>
+      </w:pPr>
+      <w:r>
+        <w:rPr>
+          <w:rFonts w:ascii="Times New Roman" w:hAnsi="Times New Roman" w:cs="Times New Roman"/>
+          <w:b/>
+          <w:bCs/>
           <w:color w:val="C00000"/>
           <w:sz w:val="24"/>
           <w:szCs w:val="24"/>
@@ -22275,6 +22481,1190 @@
         <w:t>, undefined, false</w:t>
       </w:r>
     </w:p>
+    <w:p>
+      <w:pPr>
+        <w:pStyle w:val="Heading1"/>
+      </w:pPr>
+      <w:r>
+        <w:lastRenderedPageBreak/>
+        <w:t>Difference between VAR, LET, CONS</w:t>
+      </w:r>
+    </w:p>
+    <w:p>
+      <w:r>
+        <w:t xml:space="preserve">var, let, and const are used to declare variables. However, they differ in </w:t>
+      </w:r>
+      <w:r>
+        <w:t>behaviour</w:t>
+      </w:r>
+      <w:r>
+        <w:t xml:space="preserve"> with respect to the following three key concepts:</w:t>
+      </w:r>
+    </w:p>
+    <w:p>
+      <w:pPr>
+        <w:rPr>
+          <w:b/>
+          <w:bCs/>
+        </w:rPr>
+      </w:pPr>
+      <w:r>
+        <w:rPr>
+          <w:b/>
+          <w:bCs/>
+          <w:color w:val="EE0000"/>
+        </w:rPr>
+        <w:t>HINT</w:t>
+      </w:r>
+      <w:r>
+        <w:rPr>
+          <w:b/>
+          <w:bCs/>
+        </w:rPr>
+        <w:t>:</w:t>
+      </w:r>
+      <w:r>
+        <w:rPr>
+          <w:rFonts w:ascii="Consolas" w:eastAsia="Times New Roman" w:hAnsi="Consolas" w:cs="Times New Roman"/>
+          <w:b/>
+          <w:bCs/>
+          <w:color w:val="6A9955"/>
+          <w:kern w:val="0"/>
+          <w:sz w:val="21"/>
+          <w:szCs w:val="21"/>
+          <w:lang w:eastAsia="en-IN"/>
+          <w14:ligatures w14:val="none"/>
+        </w:rPr>
+        <w:t xml:space="preserve"> </w:t>
+      </w:r>
+      <w:r>
+        <w:rPr>
+          <w:b/>
+          <w:bCs/>
+        </w:rPr>
+        <w:t xml:space="preserve">ES6 let and const were introduced to reduce the bugs at run time </w:t>
+      </w:r>
+    </w:p>
+    <w:p>
+      <w:pPr>
+        <w:ind w:left="720"/>
+      </w:pPr>
+      <w:r>
+        <w:t>1.</w:t>
+      </w:r>
+      <w:r>
+        <w:rPr>
+          <w:b/>
+          <w:bCs/>
+        </w:rPr>
+        <w:t>Hoisting</w:t>
+      </w:r>
+      <w:r>
+        <w:t>: It moves variable/function declaration to the top of its nearest scope.</w:t>
+      </w:r>
+    </w:p>
+    <w:p>
+      <w:pPr>
+        <w:ind w:left="720"/>
+      </w:pPr>
+      <w:r>
+        <w:t xml:space="preserve">2. </w:t>
+      </w:r>
+      <w:r>
+        <w:rPr>
+          <w:b/>
+          <w:bCs/>
+        </w:rPr>
+        <w:t>Scope and Memory Handling</w:t>
+      </w:r>
+      <w:r>
+        <w:rPr>
+          <w:b/>
+          <w:bCs/>
+        </w:rPr>
+        <w:t>:</w:t>
+      </w:r>
+    </w:p>
+    <w:p>
+      <w:pPr>
+        <w:ind w:left="720"/>
+      </w:pPr>
+      <w:r>
+        <w:t xml:space="preserve">3. </w:t>
+      </w:r>
+      <w:r>
+        <w:rPr>
+          <w:b/>
+          <w:bCs/>
+        </w:rPr>
+        <w:t>Redeclaration and Reassignment</w:t>
+      </w:r>
+      <w:r>
+        <w:rPr>
+          <w:b/>
+          <w:bCs/>
+        </w:rPr>
+        <w:t>:</w:t>
+      </w:r>
+    </w:p>
+    <w:tbl>
+      <w:tblPr>
+        <w:tblStyle w:val="TableGrid"/>
+        <w:tblW w:w="0" w:type="auto"/>
+        <w:tblLook w:val="04A0" w:firstRow="1" w:lastRow="0" w:firstColumn="1" w:lastColumn="0" w:noHBand="0" w:noVBand="1"/>
+      </w:tblPr>
+      <w:tblGrid>
+        <w:gridCol w:w="4284"/>
+        <w:gridCol w:w="1807"/>
+        <w:gridCol w:w="2925"/>
+      </w:tblGrid>
+      <w:tr>
+        <w:trPr>
+          <w:trHeight w:val="290"/>
+        </w:trPr>
+        <w:tc>
+          <w:tcPr>
+            <w:tcW w:w="4284" w:type="dxa"/>
+            <w:noWrap/>
+            <w:hideMark/>
+          </w:tcPr>
+          <w:p>
+            <w:pPr>
+              <w:rPr>
+                <w:rFonts w:ascii="Times New Roman" w:hAnsi="Times New Roman" w:cs="Times New Roman"/>
+                <w:b/>
+                <w:bCs/>
+                <w:color w:val="000000" w:themeColor="text1"/>
+                <w:sz w:val="24"/>
+                <w:szCs w:val="24"/>
+                <w14:shadow w14:blurRad="38100" w14:dist="19050" w14:dir="2700000" w14:sx="100000" w14:sy="100000" w14:kx="0" w14:ky="0" w14:algn="tl">
+                  <w14:schemeClr w14:val="dk1">
+                    <w14:alpha w14:val="60000"/>
+                  </w14:schemeClr>
+                </w14:shadow>
+                <w14:textOutline w14:w="0" w14:cap="flat" w14:cmpd="sng" w14:algn="ctr">
+                  <w14:noFill/>
+                  <w14:prstDash w14:val="solid"/>
+                  <w14:round/>
+                </w14:textOutline>
+              </w:rPr>
+            </w:pPr>
+            <w:r>
+              <w:rPr>
+                <w:rFonts w:ascii="Times New Roman" w:hAnsi="Times New Roman" w:cs="Times New Roman"/>
+                <w:b/>
+                <w:bCs/>
+                <w:color w:val="000000" w:themeColor="text1"/>
+                <w:sz w:val="24"/>
+                <w:szCs w:val="24"/>
+                <w14:shadow w14:blurRad="38100" w14:dist="19050" w14:dir="2700000" w14:sx="100000" w14:sy="100000" w14:kx="0" w14:ky="0" w14:algn="tl">
+                  <w14:schemeClr w14:val="dk1">
+                    <w14:alpha w14:val="60000"/>
+                  </w14:schemeClr>
+                </w14:shadow>
+                <w14:textOutline w14:w="0" w14:cap="flat" w14:cmpd="sng" w14:algn="ctr">
+                  <w14:noFill/>
+                  <w14:prstDash w14:val="solid"/>
+                  <w14:round/>
+                </w14:textOutline>
+              </w:rPr>
+              <w:t>Var</w:t>
+            </w:r>
+          </w:p>
+        </w:tc>
+        <w:tc>
+          <w:tcPr>
+            <w:tcW w:w="1807" w:type="dxa"/>
+            <w:noWrap/>
+            <w:hideMark/>
+          </w:tcPr>
+          <w:p>
+            <w:pPr>
+              <w:rPr>
+                <w:rFonts w:ascii="Times New Roman" w:hAnsi="Times New Roman" w:cs="Times New Roman"/>
+                <w:b/>
+                <w:bCs/>
+                <w:color w:val="000000" w:themeColor="text1"/>
+                <w:sz w:val="24"/>
+                <w:szCs w:val="24"/>
+                <w14:shadow w14:blurRad="38100" w14:dist="19050" w14:dir="2700000" w14:sx="100000" w14:sy="100000" w14:kx="0" w14:ky="0" w14:algn="tl">
+                  <w14:schemeClr w14:val="dk1">
+                    <w14:alpha w14:val="60000"/>
+                  </w14:schemeClr>
+                </w14:shadow>
+                <w14:textOutline w14:w="0" w14:cap="flat" w14:cmpd="sng" w14:algn="ctr">
+                  <w14:noFill/>
+                  <w14:prstDash w14:val="solid"/>
+                  <w14:round/>
+                </w14:textOutline>
+              </w:rPr>
+            </w:pPr>
+            <w:r>
+              <w:rPr>
+                <w:rFonts w:ascii="Times New Roman" w:hAnsi="Times New Roman" w:cs="Times New Roman"/>
+                <w:b/>
+                <w:bCs/>
+                <w:color w:val="000000" w:themeColor="text1"/>
+                <w:sz w:val="24"/>
+                <w:szCs w:val="24"/>
+                <w14:shadow w14:blurRad="38100" w14:dist="19050" w14:dir="2700000" w14:sx="100000" w14:sy="100000" w14:kx="0" w14:ky="0" w14:algn="tl">
+                  <w14:schemeClr w14:val="dk1">
+                    <w14:alpha w14:val="60000"/>
+                  </w14:schemeClr>
+                </w14:shadow>
+                <w14:textOutline w14:w="0" w14:cap="flat" w14:cmpd="sng" w14:algn="ctr">
+                  <w14:noFill/>
+                  <w14:prstDash w14:val="solid"/>
+                  <w14:round/>
+                </w14:textOutline>
+              </w:rPr>
+              <w:t>Let</w:t>
+            </w:r>
+          </w:p>
+        </w:tc>
+        <w:tc>
+          <w:tcPr>
+            <w:tcW w:w="2925" w:type="dxa"/>
+            <w:noWrap/>
+            <w:hideMark/>
+          </w:tcPr>
+          <w:p>
+            <w:pPr>
+              <w:rPr>
+                <w:rFonts w:ascii="Times New Roman" w:hAnsi="Times New Roman" w:cs="Times New Roman"/>
+                <w:b/>
+                <w:bCs/>
+                <w:color w:val="000000" w:themeColor="text1"/>
+                <w:sz w:val="24"/>
+                <w:szCs w:val="24"/>
+                <w14:shadow w14:blurRad="38100" w14:dist="19050" w14:dir="2700000" w14:sx="100000" w14:sy="100000" w14:kx="0" w14:ky="0" w14:algn="tl">
+                  <w14:schemeClr w14:val="dk1">
+                    <w14:alpha w14:val="60000"/>
+                  </w14:schemeClr>
+                </w14:shadow>
+                <w14:textOutline w14:w="0" w14:cap="flat" w14:cmpd="sng" w14:algn="ctr">
+                  <w14:noFill/>
+                  <w14:prstDash w14:val="solid"/>
+                  <w14:round/>
+                </w14:textOutline>
+              </w:rPr>
+            </w:pPr>
+            <w:r>
+              <w:rPr>
+                <w:rFonts w:ascii="Times New Roman" w:hAnsi="Times New Roman" w:cs="Times New Roman"/>
+                <w:b/>
+                <w:bCs/>
+                <w:color w:val="000000" w:themeColor="text1"/>
+                <w:sz w:val="24"/>
+                <w:szCs w:val="24"/>
+                <w14:shadow w14:blurRad="38100" w14:dist="19050" w14:dir="2700000" w14:sx="100000" w14:sy="100000" w14:kx="0" w14:ky="0" w14:algn="tl">
+                  <w14:schemeClr w14:val="dk1">
+                    <w14:alpha w14:val="60000"/>
+                  </w14:schemeClr>
+                </w14:shadow>
+                <w14:textOutline w14:w="0" w14:cap="flat" w14:cmpd="sng" w14:algn="ctr">
+                  <w14:noFill/>
+                  <w14:prstDash w14:val="solid"/>
+                  <w14:round/>
+                </w14:textOutline>
+              </w:rPr>
+              <w:t>Const</w:t>
+            </w:r>
+          </w:p>
+        </w:tc>
+      </w:tr>
+      <w:tr>
+        <w:trPr>
+          <w:trHeight w:val="370"/>
+        </w:trPr>
+        <w:tc>
+          <w:tcPr>
+            <w:tcW w:w="4284" w:type="dxa"/>
+            <w:hideMark/>
+          </w:tcPr>
+          <w:p>
+            <w:pPr>
+              <w:rPr>
+                <w:rFonts w:ascii="Times New Roman" w:hAnsi="Times New Roman" w:cs="Times New Roman"/>
+                <w:color w:val="000000" w:themeColor="text1"/>
+                <w:sz w:val="24"/>
+                <w:szCs w:val="24"/>
+                <w14:shadow w14:blurRad="38100" w14:dist="19050" w14:dir="2700000" w14:sx="100000" w14:sy="100000" w14:kx="0" w14:ky="0" w14:algn="tl">
+                  <w14:schemeClr w14:val="dk1">
+                    <w14:alpha w14:val="60000"/>
+                  </w14:schemeClr>
+                </w14:shadow>
+                <w14:textOutline w14:w="0" w14:cap="flat" w14:cmpd="sng" w14:algn="ctr">
+                  <w14:noFill/>
+                  <w14:prstDash w14:val="solid"/>
+                  <w14:round/>
+                </w14:textOutline>
+              </w:rPr>
+            </w:pPr>
+            <w:bookmarkStart w:id="1" w:name="RANGE!A2"/>
+            <w:r>
+              <w:rPr>
+                <w:rFonts w:ascii="Times New Roman" w:hAnsi="Times New Roman" w:cs="Times New Roman"/>
+                <w:color w:val="000000" w:themeColor="text1"/>
+                <w:sz w:val="24"/>
+                <w:szCs w:val="24"/>
+                <w14:shadow w14:blurRad="38100" w14:dist="19050" w14:dir="2700000" w14:sx="100000" w14:sy="100000" w14:kx="0" w14:ky="0" w14:algn="tl">
+                  <w14:schemeClr w14:val="dk1">
+                    <w14:alpha w14:val="60000"/>
+                  </w14:schemeClr>
+                </w14:shadow>
+                <w14:textOutline w14:w="0" w14:cap="flat" w14:cmpd="sng" w14:algn="ctr">
+                  <w14:noFill/>
+                  <w14:prstDash w14:val="solid"/>
+                  <w14:round/>
+                </w14:textOutline>
+              </w:rPr>
+              <w:t>console.log(a);</w:t>
+            </w:r>
+            <w:bookmarkEnd w:id="1"/>
+          </w:p>
+        </w:tc>
+        <w:tc>
+          <w:tcPr>
+            <w:tcW w:w="4732" w:type="dxa"/>
+            <w:gridSpan w:val="2"/>
+            <w:vMerge w:val="restart"/>
+            <w:noWrap/>
+            <w:hideMark/>
+          </w:tcPr>
+          <w:p>
+            <w:pPr>
+              <w:jc w:val="center"/>
+              <w:rPr>
+                <w:rFonts w:ascii="Times New Roman" w:hAnsi="Times New Roman" w:cs="Times New Roman"/>
+                <w:color w:val="000000" w:themeColor="text1"/>
+                <w:sz w:val="24"/>
+                <w:szCs w:val="24"/>
+                <w14:shadow w14:blurRad="38100" w14:dist="19050" w14:dir="2700000" w14:sx="100000" w14:sy="100000" w14:kx="0" w14:ky="0" w14:algn="tl">
+                  <w14:schemeClr w14:val="dk1">
+                    <w14:alpha w14:val="60000"/>
+                  </w14:schemeClr>
+                </w14:shadow>
+                <w14:textOutline w14:w="0" w14:cap="flat" w14:cmpd="sng" w14:algn="ctr">
+                  <w14:noFill/>
+                  <w14:prstDash w14:val="solid"/>
+                  <w14:round/>
+                </w14:textOutline>
+              </w:rPr>
+            </w:pPr>
+          </w:p>
+          <w:p>
+            <w:pPr>
+              <w:jc w:val="center"/>
+              <w:rPr>
+                <w:rFonts w:ascii="Times New Roman" w:hAnsi="Times New Roman" w:cs="Times New Roman"/>
+                <w:color w:val="000000" w:themeColor="text1"/>
+                <w:sz w:val="24"/>
+                <w:szCs w:val="24"/>
+                <w14:shadow w14:blurRad="38100" w14:dist="19050" w14:dir="2700000" w14:sx="100000" w14:sy="100000" w14:kx="0" w14:ky="0" w14:algn="tl">
+                  <w14:schemeClr w14:val="dk1">
+                    <w14:alpha w14:val="60000"/>
+                  </w14:schemeClr>
+                </w14:shadow>
+                <w14:textOutline w14:w="0" w14:cap="flat" w14:cmpd="sng" w14:algn="ctr">
+                  <w14:noFill/>
+                  <w14:prstDash w14:val="solid"/>
+                  <w14:round/>
+                </w14:textOutline>
+              </w:rPr>
+            </w:pPr>
+          </w:p>
+          <w:p>
+            <w:pPr>
+              <w:jc w:val="center"/>
+              <w:rPr>
+                <w:rFonts w:ascii="Times New Roman" w:hAnsi="Times New Roman" w:cs="Times New Roman"/>
+                <w:color w:val="000000" w:themeColor="text1"/>
+                <w:sz w:val="24"/>
+                <w:szCs w:val="24"/>
+                <w14:shadow w14:blurRad="38100" w14:dist="19050" w14:dir="2700000" w14:sx="100000" w14:sy="100000" w14:kx="0" w14:ky="0" w14:algn="tl">
+                  <w14:schemeClr w14:val="dk1">
+                    <w14:alpha w14:val="60000"/>
+                  </w14:schemeClr>
+                </w14:shadow>
+                <w14:textOutline w14:w="0" w14:cap="flat" w14:cmpd="sng" w14:algn="ctr">
+                  <w14:noFill/>
+                  <w14:prstDash w14:val="solid"/>
+                  <w14:round/>
+                </w14:textOutline>
+              </w:rPr>
+            </w:pPr>
+            <w:r>
+              <w:rPr>
+                <w:rFonts w:ascii="Times New Roman" w:hAnsi="Times New Roman" w:cs="Times New Roman"/>
+                <w:color w:val="000000" w:themeColor="text1"/>
+                <w:sz w:val="24"/>
+                <w:szCs w:val="24"/>
+                <w14:shadow w14:blurRad="38100" w14:dist="19050" w14:dir="2700000" w14:sx="100000" w14:sy="100000" w14:kx="0" w14:ky="0" w14:algn="tl">
+                  <w14:schemeClr w14:val="dk1">
+                    <w14:alpha w14:val="60000"/>
+                  </w14:schemeClr>
+                </w14:shadow>
+                <w14:textOutline w14:w="0" w14:cap="flat" w14:cmpd="sng" w14:algn="ctr">
+                  <w14:noFill/>
+                  <w14:prstDash w14:val="solid"/>
+                  <w14:round/>
+                </w14:textOutline>
+              </w:rPr>
+              <w:t>HOISTING will not support</w:t>
+            </w:r>
+          </w:p>
+        </w:tc>
+      </w:tr>
+      <w:tr>
+        <w:trPr>
+          <w:trHeight w:val="370"/>
+        </w:trPr>
+        <w:tc>
+          <w:tcPr>
+            <w:tcW w:w="4284" w:type="dxa"/>
+            <w:hideMark/>
+          </w:tcPr>
+          <w:p>
+            <w:pPr>
+              <w:rPr>
+                <w:rFonts w:ascii="Times New Roman" w:hAnsi="Times New Roman" w:cs="Times New Roman"/>
+                <w:color w:val="000000" w:themeColor="text1"/>
+                <w:sz w:val="24"/>
+                <w:szCs w:val="24"/>
+                <w14:shadow w14:blurRad="38100" w14:dist="19050" w14:dir="2700000" w14:sx="100000" w14:sy="100000" w14:kx="0" w14:ky="0" w14:algn="tl">
+                  <w14:schemeClr w14:val="dk1">
+                    <w14:alpha w14:val="60000"/>
+                  </w14:schemeClr>
+                </w14:shadow>
+                <w14:textOutline w14:w="0" w14:cap="flat" w14:cmpd="sng" w14:algn="ctr">
+                  <w14:noFill/>
+                  <w14:prstDash w14:val="solid"/>
+                  <w14:round/>
+                </w14:textOutline>
+              </w:rPr>
+            </w:pPr>
+            <w:bookmarkStart w:id="2" w:name="OLE_LINK1"/>
+            <w:r>
+              <w:rPr>
+                <w:rFonts w:ascii="Times New Roman" w:hAnsi="Times New Roman" w:cs="Times New Roman"/>
+                <w:color w:val="000000" w:themeColor="text1"/>
+                <w:sz w:val="24"/>
+                <w:szCs w:val="24"/>
+                <w14:shadow w14:blurRad="38100" w14:dist="19050" w14:dir="2700000" w14:sx="100000" w14:sy="100000" w14:kx="0" w14:ky="0" w14:algn="tl">
+                  <w14:schemeClr w14:val="dk1">
+                    <w14:alpha w14:val="60000"/>
+                  </w14:schemeClr>
+                </w14:shadow>
+                <w14:textOutline w14:w="0" w14:cap="flat" w14:cmpd="sng" w14:algn="ctr">
+                  <w14:noFill/>
+                  <w14:prstDash w14:val="solid"/>
+                  <w14:round/>
+                </w14:textOutline>
+              </w:rPr>
+              <w:t xml:space="preserve">var a = 10; </w:t>
+            </w:r>
+          </w:p>
+        </w:tc>
+        <w:tc>
+          <w:tcPr>
+            <w:tcW w:w="4732" w:type="dxa"/>
+            <w:gridSpan w:val="2"/>
+            <w:vMerge/>
+            <w:hideMark/>
+          </w:tcPr>
+          <w:p>
+            <w:pPr>
+              <w:rPr>
+                <w:rFonts w:ascii="Times New Roman" w:hAnsi="Times New Roman" w:cs="Times New Roman"/>
+                <w:color w:val="000000" w:themeColor="text1"/>
+                <w:sz w:val="24"/>
+                <w:szCs w:val="24"/>
+                <w14:shadow w14:blurRad="38100" w14:dist="19050" w14:dir="2700000" w14:sx="100000" w14:sy="100000" w14:kx="0" w14:ky="0" w14:algn="tl">
+                  <w14:schemeClr w14:val="dk1">
+                    <w14:alpha w14:val="60000"/>
+                  </w14:schemeClr>
+                </w14:shadow>
+                <w14:textOutline w14:w="0" w14:cap="flat" w14:cmpd="sng" w14:algn="ctr">
+                  <w14:noFill/>
+                  <w14:prstDash w14:val="solid"/>
+                  <w14:round/>
+                </w14:textOutline>
+              </w:rPr>
+            </w:pPr>
+          </w:p>
+        </w:tc>
+      </w:tr>
+      <w:tr>
+        <w:trPr>
+          <w:trHeight w:val="370"/>
+        </w:trPr>
+        <w:tc>
+          <w:tcPr>
+            <w:tcW w:w="4284" w:type="dxa"/>
+            <w:hideMark/>
+          </w:tcPr>
+          <w:p>
+            <w:pPr>
+              <w:rPr>
+                <w:rFonts w:ascii="Times New Roman" w:hAnsi="Times New Roman" w:cs="Times New Roman"/>
+                <w:color w:val="000000" w:themeColor="text1"/>
+                <w:sz w:val="24"/>
+                <w:szCs w:val="24"/>
+                <w14:shadow w14:blurRad="38100" w14:dist="19050" w14:dir="2700000" w14:sx="100000" w14:sy="100000" w14:kx="0" w14:ky="0" w14:algn="tl">
+                  <w14:schemeClr w14:val="dk1">
+                    <w14:alpha w14:val="60000"/>
+                  </w14:schemeClr>
+                </w14:shadow>
+                <w14:textOutline w14:w="0" w14:cap="flat" w14:cmpd="sng" w14:algn="ctr">
+                  <w14:noFill/>
+                  <w14:prstDash w14:val="solid"/>
+                  <w14:round/>
+                </w14:textOutline>
+              </w:rPr>
+            </w:pPr>
+            <w:r>
+              <w:rPr>
+                <w:rFonts w:ascii="Times New Roman" w:hAnsi="Times New Roman" w:cs="Times New Roman"/>
+                <w:color w:val="000000" w:themeColor="text1"/>
+                <w:sz w:val="24"/>
+                <w:szCs w:val="24"/>
+                <w14:shadow w14:blurRad="38100" w14:dist="19050" w14:dir="2700000" w14:sx="100000" w14:sy="100000" w14:kx="0" w14:ky="0" w14:algn="tl">
+                  <w14:schemeClr w14:val="dk1">
+                    <w14:alpha w14:val="60000"/>
+                  </w14:schemeClr>
+                </w14:shadow>
+                <w14:textOutline w14:w="0" w14:cap="flat" w14:cmpd="sng" w14:algn="ctr">
+                  <w14:noFill/>
+                  <w14:prstDash w14:val="solid"/>
+                  <w14:round/>
+                </w14:textOutline>
+              </w:rPr>
+              <w:t>Internally var a; console.log(a);//nearest scope a = 10 ;</w:t>
+            </w:r>
+          </w:p>
+        </w:tc>
+        <w:tc>
+          <w:tcPr>
+            <w:tcW w:w="4732" w:type="dxa"/>
+            <w:gridSpan w:val="2"/>
+            <w:vMerge/>
+            <w:hideMark/>
+          </w:tcPr>
+          <w:p>
+            <w:pPr>
+              <w:rPr>
+                <w:rFonts w:ascii="Times New Roman" w:hAnsi="Times New Roman" w:cs="Times New Roman"/>
+                <w:color w:val="000000" w:themeColor="text1"/>
+                <w:sz w:val="24"/>
+                <w:szCs w:val="24"/>
+                <w14:shadow w14:blurRad="38100" w14:dist="19050" w14:dir="2700000" w14:sx="100000" w14:sy="100000" w14:kx="0" w14:ky="0" w14:algn="tl">
+                  <w14:schemeClr w14:val="dk1">
+                    <w14:alpha w14:val="60000"/>
+                  </w14:schemeClr>
+                </w14:shadow>
+                <w14:textOutline w14:w="0" w14:cap="flat" w14:cmpd="sng" w14:algn="ctr">
+                  <w14:noFill/>
+                  <w14:prstDash w14:val="solid"/>
+                  <w14:round/>
+                </w14:textOutline>
+              </w:rPr>
+            </w:pPr>
+          </w:p>
+        </w:tc>
+      </w:tr>
+      <w:bookmarkEnd w:id="2"/>
+      <w:tr>
+        <w:trPr>
+          <w:trHeight w:val="370"/>
+        </w:trPr>
+        <w:tc>
+          <w:tcPr>
+            <w:tcW w:w="4284" w:type="dxa"/>
+            <w:hideMark/>
+          </w:tcPr>
+          <w:p>
+            <w:pPr>
+              <w:rPr>
+                <w:rFonts w:ascii="Times New Roman" w:hAnsi="Times New Roman" w:cs="Times New Roman"/>
+                <w:color w:val="000000" w:themeColor="text1"/>
+                <w:sz w:val="24"/>
+                <w:szCs w:val="24"/>
+                <w14:shadow w14:blurRad="38100" w14:dist="19050" w14:dir="2700000" w14:sx="100000" w14:sy="100000" w14:kx="0" w14:ky="0" w14:algn="tl">
+                  <w14:schemeClr w14:val="dk1">
+                    <w14:alpha w14:val="60000"/>
+                  </w14:schemeClr>
+                </w14:shadow>
+                <w14:textOutline w14:w="0" w14:cap="flat" w14:cmpd="sng" w14:algn="ctr">
+                  <w14:noFill/>
+                  <w14:prstDash w14:val="solid"/>
+                  <w14:round/>
+                </w14:textOutline>
+              </w:rPr>
+            </w:pPr>
+            <w:r>
+              <w:rPr>
+                <w:rFonts w:ascii="Times New Roman" w:hAnsi="Times New Roman" w:cs="Times New Roman"/>
+                <w:color w:val="000000" w:themeColor="text1"/>
+                <w:sz w:val="24"/>
+                <w:szCs w:val="24"/>
+                <w14:shadow w14:blurRad="38100" w14:dist="19050" w14:dir="2700000" w14:sx="100000" w14:sy="100000" w14:kx="0" w14:ky="0" w14:algn="tl">
+                  <w14:schemeClr w14:val="dk1">
+                    <w14:alpha w14:val="60000"/>
+                  </w14:schemeClr>
+                </w14:shadow>
+                <w14:textOutline w14:w="0" w14:cap="flat" w14:cmpd="sng" w14:algn="ctr">
+                  <w14:noFill/>
+                  <w14:prstDash w14:val="solid"/>
+                  <w14:round/>
+                </w14:textOutline>
+              </w:rPr>
+              <w:t>SCOPE/Memory var is a function level scope</w:t>
+            </w:r>
+            <w:r>
+              <w:rPr>
+                <w:rFonts w:ascii="Times New Roman" w:hAnsi="Times New Roman" w:cs="Times New Roman"/>
+                <w:color w:val="000000" w:themeColor="text1"/>
+                <w:sz w:val="24"/>
+                <w:szCs w:val="24"/>
+                <w14:shadow w14:blurRad="38100" w14:dist="19050" w14:dir="2700000" w14:sx="100000" w14:sy="100000" w14:kx="0" w14:ky="0" w14:algn="tl">
+                  <w14:schemeClr w14:val="dk1">
+                    <w14:alpha w14:val="60000"/>
+                  </w14:schemeClr>
+                </w14:shadow>
+                <w14:textOutline w14:w="0" w14:cap="flat" w14:cmpd="sng" w14:algn="ctr">
+                  <w14:noFill/>
+                  <w14:prstDash w14:val="solid"/>
+                  <w14:round/>
+                </w14:textOutline>
+              </w:rPr>
+              <w:t>.</w:t>
+            </w:r>
+          </w:p>
+          <w:p>
+            <w:pPr>
+              <w:rPr>
+                <w:rFonts w:ascii="Times New Roman" w:hAnsi="Times New Roman" w:cs="Times New Roman"/>
+                <w:color w:val="000000" w:themeColor="text1"/>
+                <w:sz w:val="24"/>
+                <w:szCs w:val="24"/>
+                <w14:shadow w14:blurRad="38100" w14:dist="19050" w14:dir="2700000" w14:sx="100000" w14:sy="100000" w14:kx="0" w14:ky="0" w14:algn="tl">
+                  <w14:schemeClr w14:val="dk1">
+                    <w14:alpha w14:val="60000"/>
+                  </w14:schemeClr>
+                </w14:shadow>
+                <w14:textOutline w14:w="0" w14:cap="flat" w14:cmpd="sng" w14:algn="ctr">
+                  <w14:noFill/>
+                  <w14:prstDash w14:val="solid"/>
+                  <w14:round/>
+                </w14:textOutline>
+              </w:rPr>
+            </w:pPr>
+            <w:r>
+              <w:rPr>
+                <w:rFonts w:ascii="Times New Roman" w:hAnsi="Times New Roman" w:cs="Times New Roman"/>
+                <w:color w:val="000000" w:themeColor="text1"/>
+                <w:sz w:val="24"/>
+                <w:szCs w:val="24"/>
+                <w14:shadow w14:blurRad="38100" w14:dist="19050" w14:dir="2700000" w14:sx="100000" w14:sy="100000" w14:kx="0" w14:ky="0" w14:algn="tl">
+                  <w14:schemeClr w14:val="dk1">
+                    <w14:alpha w14:val="60000"/>
+                  </w14:schemeClr>
+                </w14:shadow>
+                <w14:textOutline w14:w="0" w14:cap="flat" w14:cmpd="sng" w14:algn="ctr">
+                  <w14:noFill/>
+                  <w14:prstDash w14:val="solid"/>
+                  <w14:round/>
+                </w14:textOutline>
+              </w:rPr>
+              <w:t xml:space="preserve">var scope will be available </w:t>
+            </w:r>
+            <w:r>
+              <w:rPr>
+                <w:rFonts w:ascii="Times New Roman" w:hAnsi="Times New Roman" w:cs="Times New Roman"/>
+                <w:color w:val="000000" w:themeColor="text1"/>
+                <w:sz w:val="24"/>
+                <w:szCs w:val="24"/>
+                <w14:shadow w14:blurRad="38100" w14:dist="19050" w14:dir="2700000" w14:sx="100000" w14:sy="100000" w14:kx="0" w14:ky="0" w14:algn="tl">
+                  <w14:schemeClr w14:val="dk1">
+                    <w14:alpha w14:val="60000"/>
+                  </w14:schemeClr>
+                </w14:shadow>
+                <w14:textOutline w14:w="0" w14:cap="flat" w14:cmpd="sng" w14:algn="ctr">
+                  <w14:noFill/>
+                  <w14:prstDash w14:val="solid"/>
+                  <w14:round/>
+                </w14:textOutline>
+              </w:rPr>
+              <w:t>through</w:t>
+            </w:r>
+            <w:r>
+              <w:rPr>
+                <w:rFonts w:ascii="Times New Roman" w:hAnsi="Times New Roman" w:cs="Times New Roman"/>
+                <w:color w:val="000000" w:themeColor="text1"/>
+                <w:sz w:val="24"/>
+                <w:szCs w:val="24"/>
+                <w14:shadow w14:blurRad="38100" w14:dist="19050" w14:dir="2700000" w14:sx="100000" w14:sy="100000" w14:kx="0" w14:ky="0" w14:algn="tl">
+                  <w14:schemeClr w14:val="dk1">
+                    <w14:alpha w14:val="60000"/>
+                  </w14:schemeClr>
+                </w14:shadow>
+                <w14:textOutline w14:w="0" w14:cap="flat" w14:cmpd="sng" w14:algn="ctr">
+                  <w14:noFill/>
+                  <w14:prstDash w14:val="solid"/>
+                  <w14:round/>
+                </w14:textOutline>
+              </w:rPr>
+              <w:t>out</w:t>
+            </w:r>
+            <w:r>
+              <w:rPr>
+                <w:rFonts w:ascii="Times New Roman" w:hAnsi="Times New Roman" w:cs="Times New Roman"/>
+                <w:color w:val="000000" w:themeColor="text1"/>
+                <w:sz w:val="24"/>
+                <w:szCs w:val="24"/>
+                <w14:shadow w14:blurRad="38100" w14:dist="19050" w14:dir="2700000" w14:sx="100000" w14:sy="100000" w14:kx="0" w14:ky="0" w14:algn="tl">
+                  <w14:schemeClr w14:val="dk1">
+                    <w14:alpha w14:val="60000"/>
+                  </w14:schemeClr>
+                </w14:shadow>
+                <w14:textOutline w14:w="0" w14:cap="flat" w14:cmpd="sng" w14:algn="ctr">
+                  <w14:noFill/>
+                  <w14:prstDash w14:val="solid"/>
+                  <w14:round/>
+                </w14:textOutline>
+              </w:rPr>
+              <w:t xml:space="preserve"> the function</w:t>
+            </w:r>
+          </w:p>
+        </w:tc>
+        <w:tc>
+          <w:tcPr>
+            <w:tcW w:w="4732" w:type="dxa"/>
+            <w:gridSpan w:val="2"/>
+            <w:noWrap/>
+            <w:hideMark/>
+          </w:tcPr>
+          <w:p>
+            <w:pPr>
+              <w:rPr>
+                <w:rFonts w:ascii="Times New Roman" w:hAnsi="Times New Roman" w:cs="Times New Roman"/>
+                <w:color w:val="000000" w:themeColor="text1"/>
+                <w:sz w:val="24"/>
+                <w:szCs w:val="24"/>
+                <w14:shadow w14:blurRad="38100" w14:dist="19050" w14:dir="2700000" w14:sx="100000" w14:sy="100000" w14:kx="0" w14:ky="0" w14:algn="tl">
+                  <w14:schemeClr w14:val="dk1">
+                    <w14:alpha w14:val="60000"/>
+                  </w14:schemeClr>
+                </w14:shadow>
+                <w14:textOutline w14:w="0" w14:cap="flat" w14:cmpd="sng" w14:algn="ctr">
+                  <w14:noFill/>
+                  <w14:prstDash w14:val="solid"/>
+                  <w14:round/>
+                </w14:textOutline>
+              </w:rPr>
+            </w:pPr>
+            <w:r>
+              <w:rPr>
+                <w:rFonts w:ascii="Times New Roman" w:hAnsi="Times New Roman" w:cs="Times New Roman"/>
+                <w:color w:val="000000" w:themeColor="text1"/>
+                <w:sz w:val="24"/>
+                <w:szCs w:val="24"/>
+                <w14:shadow w14:blurRad="38100" w14:dist="19050" w14:dir="2700000" w14:sx="100000" w14:sy="100000" w14:kx="0" w14:ky="0" w14:algn="tl">
+                  <w14:schemeClr w14:val="dk1">
+                    <w14:alpha w14:val="60000"/>
+                  </w14:schemeClr>
+                </w14:shadow>
+                <w14:textOutline w14:w="0" w14:cap="flat" w14:cmpd="sng" w14:algn="ctr">
+                  <w14:noFill/>
+                  <w14:prstDash w14:val="solid"/>
+                  <w14:round/>
+                </w14:textOutline>
+              </w:rPr>
+              <w:t>let/const are block level scope { }</w:t>
+            </w:r>
+            <w:r>
+              <w:rPr>
+                <w:rFonts w:ascii="Times New Roman" w:hAnsi="Times New Roman" w:cs="Times New Roman"/>
+                <w:color w:val="000000" w:themeColor="text1"/>
+                <w:sz w:val="24"/>
+                <w:szCs w:val="24"/>
+                <w14:shadow w14:blurRad="38100" w14:dist="19050" w14:dir="2700000" w14:sx="100000" w14:sy="100000" w14:kx="0" w14:ky="0" w14:algn="tl">
+                  <w14:schemeClr w14:val="dk1">
+                    <w14:alpha w14:val="60000"/>
+                  </w14:schemeClr>
+                </w14:shadow>
+                <w14:textOutline w14:w="0" w14:cap="flat" w14:cmpd="sng" w14:algn="ctr">
+                  <w14:noFill/>
+                  <w14:prstDash w14:val="solid"/>
+                  <w14:round/>
+                </w14:textOutline>
+              </w:rPr>
+              <w:t>.</w:t>
+            </w:r>
+          </w:p>
+          <w:p>
+            <w:pPr>
+              <w:rPr>
+                <w:rFonts w:ascii="Times New Roman" w:hAnsi="Times New Roman" w:cs="Times New Roman"/>
+                <w:color w:val="000000" w:themeColor="text1"/>
+                <w:sz w:val="24"/>
+                <w:szCs w:val="24"/>
+                <w14:shadow w14:blurRad="38100" w14:dist="19050" w14:dir="2700000" w14:sx="100000" w14:sy="100000" w14:kx="0" w14:ky="0" w14:algn="tl">
+                  <w14:schemeClr w14:val="dk1">
+                    <w14:alpha w14:val="60000"/>
+                  </w14:schemeClr>
+                </w14:shadow>
+                <w14:textOutline w14:w="0" w14:cap="flat" w14:cmpd="sng" w14:algn="ctr">
+                  <w14:noFill/>
+                  <w14:prstDash w14:val="solid"/>
+                  <w14:round/>
+                </w14:textOutline>
+              </w:rPr>
+            </w:pPr>
+          </w:p>
+          <w:p>
+            <w:pPr>
+              <w:rPr>
+                <w:rFonts w:ascii="Times New Roman" w:hAnsi="Times New Roman" w:cs="Times New Roman"/>
+                <w:color w:val="000000" w:themeColor="text1"/>
+                <w:sz w:val="24"/>
+                <w:szCs w:val="24"/>
+                <w14:shadow w14:blurRad="38100" w14:dist="19050" w14:dir="2700000" w14:sx="100000" w14:sy="100000" w14:kx="0" w14:ky="0" w14:algn="tl">
+                  <w14:schemeClr w14:val="dk1">
+                    <w14:alpha w14:val="60000"/>
+                  </w14:schemeClr>
+                </w14:shadow>
+                <w14:textOutline w14:w="0" w14:cap="flat" w14:cmpd="sng" w14:algn="ctr">
+                  <w14:noFill/>
+                  <w14:prstDash w14:val="solid"/>
+                  <w14:round/>
+                </w14:textOutline>
+              </w:rPr>
+            </w:pPr>
+            <w:r>
+              <w:rPr>
+                <w:rFonts w:ascii="Times New Roman" w:hAnsi="Times New Roman" w:cs="Times New Roman"/>
+                <w:color w:val="000000" w:themeColor="text1"/>
+                <w:sz w:val="24"/>
+                <w:szCs w:val="24"/>
+                <w14:shadow w14:blurRad="38100" w14:dist="19050" w14:dir="2700000" w14:sx="100000" w14:sy="100000" w14:kx="0" w14:ky="0" w14:algn="tl">
+                  <w14:schemeClr w14:val="dk1">
+                    <w14:alpha w14:val="60000"/>
+                  </w14:schemeClr>
+                </w14:shadow>
+                <w14:textOutline w14:w="0" w14:cap="flat" w14:cmpd="sng" w14:algn="ctr">
+                  <w14:noFill/>
+                  <w14:prstDash w14:val="solid"/>
+                  <w14:round/>
+                </w14:textOutline>
+              </w:rPr>
+              <w:t>It will be available within the block</w:t>
+            </w:r>
+          </w:p>
+        </w:tc>
+      </w:tr>
+      <w:tr>
+        <w:trPr>
+          <w:trHeight w:val="380"/>
+        </w:trPr>
+        <w:tc>
+          <w:tcPr>
+            <w:tcW w:w="4284" w:type="dxa"/>
+            <w:noWrap/>
+            <w:hideMark/>
+          </w:tcPr>
+          <w:p>
+            <w:pPr>
+              <w:rPr>
+                <w:rFonts w:ascii="Times New Roman" w:hAnsi="Times New Roman" w:cs="Times New Roman"/>
+                <w:color w:val="000000" w:themeColor="text1"/>
+                <w:sz w:val="24"/>
+                <w:szCs w:val="24"/>
+                <w14:shadow w14:blurRad="38100" w14:dist="19050" w14:dir="2700000" w14:sx="100000" w14:sy="100000" w14:kx="0" w14:ky="0" w14:algn="tl">
+                  <w14:schemeClr w14:val="dk1">
+                    <w14:alpha w14:val="60000"/>
+                  </w14:schemeClr>
+                </w14:shadow>
+                <w14:textOutline w14:w="0" w14:cap="flat" w14:cmpd="sng" w14:algn="ctr">
+                  <w14:noFill/>
+                  <w14:prstDash w14:val="solid"/>
+                  <w14:round/>
+                </w14:textOutline>
+              </w:rPr>
+            </w:pPr>
+            <w:r>
+              <w:rPr>
+                <w:rFonts w:ascii="Times New Roman" w:hAnsi="Times New Roman" w:cs="Times New Roman"/>
+                <w:color w:val="000000" w:themeColor="text1"/>
+                <w:sz w:val="24"/>
+                <w:szCs w:val="24"/>
+                <w14:shadow w14:blurRad="38100" w14:dist="19050" w14:dir="2700000" w14:sx="100000" w14:sy="100000" w14:kx="0" w14:ky="0" w14:algn="tl">
+                  <w14:schemeClr w14:val="dk1">
+                    <w14:alpha w14:val="60000"/>
+                  </w14:schemeClr>
+                </w14:shadow>
+                <w14:textOutline w14:w="0" w14:cap="flat" w14:cmpd="sng" w14:algn="ctr">
+                  <w14:noFill/>
+                  <w14:prstDash w14:val="solid"/>
+                  <w14:round/>
+                </w14:textOutline>
+              </w:rPr>
+              <w:t xml:space="preserve">var supports redeclaration and </w:t>
+            </w:r>
+            <w:r>
+              <w:rPr>
+                <w:rFonts w:ascii="Times New Roman" w:hAnsi="Times New Roman" w:cs="Times New Roman"/>
+                <w:color w:val="000000" w:themeColor="text1"/>
+                <w:sz w:val="24"/>
+                <w:szCs w:val="24"/>
+                <w14:shadow w14:blurRad="38100" w14:dist="19050" w14:dir="2700000" w14:sx="100000" w14:sy="100000" w14:kx="0" w14:ky="0" w14:algn="tl">
+                  <w14:schemeClr w14:val="dk1">
+                    <w14:alpha w14:val="60000"/>
+                  </w14:schemeClr>
+                </w14:shadow>
+                <w14:textOutline w14:w="0" w14:cap="flat" w14:cmpd="sng" w14:algn="ctr">
+                  <w14:noFill/>
+                  <w14:prstDash w14:val="solid"/>
+                  <w14:round/>
+                </w14:textOutline>
+              </w:rPr>
+              <w:t>Updation</w:t>
+            </w:r>
+            <w:r>
+              <w:rPr>
+                <w:rFonts w:ascii="Times New Roman" w:hAnsi="Times New Roman" w:cs="Times New Roman"/>
+                <w:color w:val="000000" w:themeColor="text1"/>
+                <w:sz w:val="24"/>
+                <w:szCs w:val="24"/>
+                <w14:shadow w14:blurRad="38100" w14:dist="19050" w14:dir="2700000" w14:sx="100000" w14:sy="100000" w14:kx="0" w14:ky="0" w14:algn="tl">
+                  <w14:schemeClr w14:val="dk1">
+                    <w14:alpha w14:val="60000"/>
+                  </w14:schemeClr>
+                </w14:shadow>
+                <w14:textOutline w14:w="0" w14:cap="flat" w14:cmpd="sng" w14:algn="ctr">
+                  <w14:noFill/>
+                  <w14:prstDash w14:val="solid"/>
+                  <w14:round/>
+                </w14:textOutline>
+              </w:rPr>
+              <w:t xml:space="preserve"> </w:t>
+            </w:r>
+          </w:p>
+        </w:tc>
+        <w:tc>
+          <w:tcPr>
+            <w:tcW w:w="1807" w:type="dxa"/>
+            <w:noWrap/>
+            <w:hideMark/>
+          </w:tcPr>
+          <w:p>
+            <w:pPr>
+              <w:rPr>
+                <w:rFonts w:ascii="Times New Roman" w:hAnsi="Times New Roman" w:cs="Times New Roman"/>
+                <w:b/>
+                <w:bCs/>
+                <w:color w:val="000000" w:themeColor="text1"/>
+                <w:sz w:val="24"/>
+                <w:szCs w:val="24"/>
+                <w14:shadow w14:blurRad="38100" w14:dist="19050" w14:dir="2700000" w14:sx="100000" w14:sy="100000" w14:kx="0" w14:ky="0" w14:algn="tl">
+                  <w14:schemeClr w14:val="dk1">
+                    <w14:alpha w14:val="60000"/>
+                  </w14:schemeClr>
+                </w14:shadow>
+                <w14:textOutline w14:w="0" w14:cap="flat" w14:cmpd="sng" w14:algn="ctr">
+                  <w14:noFill/>
+                  <w14:prstDash w14:val="solid"/>
+                  <w14:round/>
+                </w14:textOutline>
+              </w:rPr>
+            </w:pPr>
+            <w:r>
+              <w:rPr>
+                <w:rFonts w:ascii="Times New Roman" w:hAnsi="Times New Roman" w:cs="Times New Roman"/>
+                <w:color w:val="000000" w:themeColor="text1"/>
+                <w:sz w:val="24"/>
+                <w:szCs w:val="24"/>
+                <w14:shadow w14:blurRad="38100" w14:dist="19050" w14:dir="2700000" w14:sx="100000" w14:sy="100000" w14:kx="0" w14:ky="0" w14:algn="tl">
+                  <w14:schemeClr w14:val="dk1">
+                    <w14:alpha w14:val="60000"/>
+                  </w14:schemeClr>
+                </w14:shadow>
+                <w14:textOutline w14:w="0" w14:cap="flat" w14:cmpd="sng" w14:algn="ctr">
+                  <w14:noFill/>
+                  <w14:prstDash w14:val="solid"/>
+                  <w14:round/>
+                </w14:textOutline>
+              </w:rPr>
+              <w:t xml:space="preserve">let supports only </w:t>
+            </w:r>
+            <w:r>
+              <w:rPr>
+                <w:rFonts w:ascii="Times New Roman" w:hAnsi="Times New Roman" w:cs="Times New Roman"/>
+                <w:color w:val="000000" w:themeColor="text1"/>
+                <w:sz w:val="24"/>
+                <w:szCs w:val="24"/>
+                <w14:shadow w14:blurRad="38100" w14:dist="19050" w14:dir="2700000" w14:sx="100000" w14:sy="100000" w14:kx="0" w14:ky="0" w14:algn="tl">
+                  <w14:schemeClr w14:val="dk1">
+                    <w14:alpha w14:val="60000"/>
+                  </w14:schemeClr>
+                </w14:shadow>
+                <w14:textOutline w14:w="0" w14:cap="flat" w14:cmpd="sng" w14:algn="ctr">
+                  <w14:noFill/>
+                  <w14:prstDash w14:val="solid"/>
+                  <w14:round/>
+                </w14:textOutline>
+              </w:rPr>
+              <w:t>Updation</w:t>
+            </w:r>
+            <w:r>
+              <w:rPr>
+                <w:rFonts w:ascii="Times New Roman" w:hAnsi="Times New Roman" w:cs="Times New Roman"/>
+                <w:color w:val="000000" w:themeColor="text1"/>
+                <w:sz w:val="24"/>
+                <w:szCs w:val="24"/>
+                <w14:shadow w14:blurRad="38100" w14:dist="19050" w14:dir="2700000" w14:sx="100000" w14:sy="100000" w14:kx="0" w14:ky="0" w14:algn="tl">
+                  <w14:schemeClr w14:val="dk1">
+                    <w14:alpha w14:val="60000"/>
+                  </w14:schemeClr>
+                </w14:shadow>
+                <w14:textOutline w14:w="0" w14:cap="flat" w14:cmpd="sng" w14:algn="ctr">
+                  <w14:noFill/>
+                  <w14:prstDash w14:val="solid"/>
+                  <w14:round/>
+                </w14:textOutline>
+              </w:rPr>
+              <w:t xml:space="preserve"> </w:t>
+            </w:r>
+            <w:r>
+              <w:rPr>
+                <w:rFonts w:ascii="Times New Roman" w:hAnsi="Times New Roman" w:cs="Times New Roman"/>
+                <w:color w:val="000000" w:themeColor="text1"/>
+                <w:sz w:val="24"/>
+                <w:szCs w:val="24"/>
+                <w14:shadow w14:blurRad="38100" w14:dist="19050" w14:dir="2700000" w14:sx="100000" w14:sy="100000" w14:kx="0" w14:ky="0" w14:algn="tl">
+                  <w14:schemeClr w14:val="dk1">
+                    <w14:alpha w14:val="60000"/>
+                  </w14:schemeClr>
+                </w14:shadow>
+                <w14:textOutline w14:w="0" w14:cap="flat" w14:cmpd="sng" w14:algn="ctr">
+                  <w14:noFill/>
+                  <w14:prstDash w14:val="solid"/>
+                  <w14:round/>
+                </w14:textOutline>
+              </w:rPr>
+              <w:t>but does not allow redeclaration</w:t>
+            </w:r>
+            <w:r>
+              <w:rPr>
+                <w:rFonts w:ascii="Times New Roman" w:hAnsi="Times New Roman" w:cs="Times New Roman"/>
+                <w:color w:val="000000" w:themeColor="text1"/>
+                <w:sz w:val="24"/>
+                <w:szCs w:val="24"/>
+                <w14:shadow w14:blurRad="38100" w14:dist="19050" w14:dir="2700000" w14:sx="100000" w14:sy="100000" w14:kx="0" w14:ky="0" w14:algn="tl">
+                  <w14:schemeClr w14:val="dk1">
+                    <w14:alpha w14:val="60000"/>
+                  </w14:schemeClr>
+                </w14:shadow>
+                <w14:textOutline w14:w="0" w14:cap="flat" w14:cmpd="sng" w14:algn="ctr">
+                  <w14:noFill/>
+                  <w14:prstDash w14:val="solid"/>
+                  <w14:round/>
+                </w14:textOutline>
+              </w:rPr>
+              <w:t>.</w:t>
+            </w:r>
+          </w:p>
+        </w:tc>
+        <w:tc>
+          <w:tcPr>
+            <w:tcW w:w="2925" w:type="dxa"/>
+            <w:noWrap/>
+            <w:hideMark/>
+          </w:tcPr>
+          <w:p>
+            <w:pPr>
+              <w:rPr>
+                <w:rFonts w:ascii="Times New Roman" w:hAnsi="Times New Roman" w:cs="Times New Roman"/>
+                <w:color w:val="000000" w:themeColor="text1"/>
+                <w:sz w:val="24"/>
+                <w:szCs w:val="24"/>
+                <w14:shadow w14:blurRad="38100" w14:dist="19050" w14:dir="2700000" w14:sx="100000" w14:sy="100000" w14:kx="0" w14:ky="0" w14:algn="tl">
+                  <w14:schemeClr w14:val="dk1">
+                    <w14:alpha w14:val="60000"/>
+                  </w14:schemeClr>
+                </w14:shadow>
+                <w14:textOutline w14:w="0" w14:cap="flat" w14:cmpd="sng" w14:algn="ctr">
+                  <w14:noFill/>
+                  <w14:prstDash w14:val="solid"/>
+                  <w14:round/>
+                </w14:textOutline>
+              </w:rPr>
+            </w:pPr>
+            <w:r>
+              <w:rPr>
+                <w:rFonts w:ascii="Times New Roman" w:hAnsi="Times New Roman" w:cs="Times New Roman"/>
+                <w:color w:val="000000" w:themeColor="text1"/>
+                <w:sz w:val="24"/>
+                <w:szCs w:val="24"/>
+                <w14:shadow w14:blurRad="38100" w14:dist="19050" w14:dir="2700000" w14:sx="100000" w14:sy="100000" w14:kx="0" w14:ky="0" w14:algn="tl">
+                  <w14:schemeClr w14:val="dk1">
+                    <w14:alpha w14:val="60000"/>
+                  </w14:schemeClr>
+                </w14:shadow>
+                <w14:textOutline w14:w="0" w14:cap="flat" w14:cmpd="sng" w14:algn="ctr">
+                  <w14:noFill/>
+                  <w14:prstDash w14:val="solid"/>
+                  <w14:round/>
+                </w14:textOutline>
+              </w:rPr>
+              <w:t xml:space="preserve">const, neither redeclaration nor </w:t>
+            </w:r>
+            <w:proofErr w:type="spellStart"/>
+            <w:r>
+              <w:rPr>
+                <w:rFonts w:ascii="Times New Roman" w:hAnsi="Times New Roman" w:cs="Times New Roman"/>
+                <w:color w:val="000000" w:themeColor="text1"/>
+                <w:sz w:val="24"/>
+                <w:szCs w:val="24"/>
+                <w14:shadow w14:blurRad="38100" w14:dist="19050" w14:dir="2700000" w14:sx="100000" w14:sy="100000" w14:kx="0" w14:ky="0" w14:algn="tl">
+                  <w14:schemeClr w14:val="dk1">
+                    <w14:alpha w14:val="60000"/>
+                  </w14:schemeClr>
+                </w14:shadow>
+                <w14:textOutline w14:w="0" w14:cap="flat" w14:cmpd="sng" w14:algn="ctr">
+                  <w14:noFill/>
+                  <w14:prstDash w14:val="solid"/>
+                  <w14:round/>
+                </w14:textOutline>
+              </w:rPr>
+              <w:t>updation</w:t>
+            </w:r>
+            <w:proofErr w:type="spellEnd"/>
+            <w:r>
+              <w:rPr>
+                <w:rFonts w:ascii="Times New Roman" w:hAnsi="Times New Roman" w:cs="Times New Roman"/>
+                <w:color w:val="000000" w:themeColor="text1"/>
+                <w:sz w:val="24"/>
+                <w:szCs w:val="24"/>
+                <w14:shadow w14:blurRad="38100" w14:dist="19050" w14:dir="2700000" w14:sx="100000" w14:sy="100000" w14:kx="0" w14:ky="0" w14:algn="tl">
+                  <w14:schemeClr w14:val="dk1">
+                    <w14:alpha w14:val="60000"/>
+                  </w14:schemeClr>
+                </w14:shadow>
+                <w14:textOutline w14:w="0" w14:cap="flat" w14:cmpd="sng" w14:algn="ctr">
+                  <w14:noFill/>
+                  <w14:prstDash w14:val="solid"/>
+                  <w14:round/>
+                </w14:textOutline>
+              </w:rPr>
+              <w:t xml:space="preserve"> is allowed, so it must be initialized with a value at the time of declaration.</w:t>
+            </w:r>
+          </w:p>
+        </w:tc>
+      </w:tr>
+    </w:tbl>
+    <w:p/>
     <w:p>
       <w:pPr>
         <w:pStyle w:val="Heading1"/>
@@ -22336,7 +23726,7 @@
                     <pic:cNvPicPr/>
                   </pic:nvPicPr>
                   <pic:blipFill>
-                    <a:blip r:embed="rId49"/>
+                    <a:blip r:embed="rId50"/>
                     <a:stretch>
                       <a:fillRect/>
                     </a:stretch>
@@ -23031,6 +24421,119 @@
     </w:lvl>
   </w:abstractNum>
   <w:abstractNum w:abstractNumId="3" w15:restartNumberingAfterBreak="0">
+    <w:nsid w:val="051F37F5"/>
+    <w:multiLevelType w:val="multilevel"/>
+    <w:tmpl w:val="EB92E514"/>
+    <w:lvl w:ilvl="0">
+      <w:start w:val="1"/>
+      <w:numFmt w:val="decimal"/>
+      <w:lvlText w:val="%1."/>
+      <w:lvlJc w:val="left"/>
+      <w:pPr>
+        <w:tabs>
+          <w:tab w:val="num" w:pos="720"/>
+        </w:tabs>
+        <w:ind w:left="720" w:hanging="360"/>
+      </w:pPr>
+    </w:lvl>
+    <w:lvl w:ilvl="1" w:tentative="1">
+      <w:start w:val="1"/>
+      <w:numFmt w:val="decimal"/>
+      <w:lvlText w:val="%2."/>
+      <w:lvlJc w:val="left"/>
+      <w:pPr>
+        <w:tabs>
+          <w:tab w:val="num" w:pos="1440"/>
+        </w:tabs>
+        <w:ind w:left="1440" w:hanging="360"/>
+      </w:pPr>
+    </w:lvl>
+    <w:lvl w:ilvl="2" w:tentative="1">
+      <w:start w:val="1"/>
+      <w:numFmt w:val="decimal"/>
+      <w:lvlText w:val="%3."/>
+      <w:lvlJc w:val="left"/>
+      <w:pPr>
+        <w:tabs>
+          <w:tab w:val="num" w:pos="2160"/>
+        </w:tabs>
+        <w:ind w:left="2160" w:hanging="360"/>
+      </w:pPr>
+    </w:lvl>
+    <w:lvl w:ilvl="3" w:tentative="1">
+      <w:start w:val="1"/>
+      <w:numFmt w:val="decimal"/>
+      <w:lvlText w:val="%4."/>
+      <w:lvlJc w:val="left"/>
+      <w:pPr>
+        <w:tabs>
+          <w:tab w:val="num" w:pos="2880"/>
+        </w:tabs>
+        <w:ind w:left="2880" w:hanging="360"/>
+      </w:pPr>
+    </w:lvl>
+    <w:lvl w:ilvl="4" w:tentative="1">
+      <w:start w:val="1"/>
+      <w:numFmt w:val="decimal"/>
+      <w:lvlText w:val="%5."/>
+      <w:lvlJc w:val="left"/>
+      <w:pPr>
+        <w:tabs>
+          <w:tab w:val="num" w:pos="3600"/>
+        </w:tabs>
+        <w:ind w:left="3600" w:hanging="360"/>
+      </w:pPr>
+    </w:lvl>
+    <w:lvl w:ilvl="5" w:tentative="1">
+      <w:start w:val="1"/>
+      <w:numFmt w:val="decimal"/>
+      <w:lvlText w:val="%6."/>
+      <w:lvlJc w:val="left"/>
+      <w:pPr>
+        <w:tabs>
+          <w:tab w:val="num" w:pos="4320"/>
+        </w:tabs>
+        <w:ind w:left="4320" w:hanging="360"/>
+      </w:pPr>
+    </w:lvl>
+    <w:lvl w:ilvl="6" w:tentative="1">
+      <w:start w:val="1"/>
+      <w:numFmt w:val="decimal"/>
+      <w:lvlText w:val="%7."/>
+      <w:lvlJc w:val="left"/>
+      <w:pPr>
+        <w:tabs>
+          <w:tab w:val="num" w:pos="5040"/>
+        </w:tabs>
+        <w:ind w:left="5040" w:hanging="360"/>
+      </w:pPr>
+    </w:lvl>
+    <w:lvl w:ilvl="7" w:tentative="1">
+      <w:start w:val="1"/>
+      <w:numFmt w:val="decimal"/>
+      <w:lvlText w:val="%8."/>
+      <w:lvlJc w:val="left"/>
+      <w:pPr>
+        <w:tabs>
+          <w:tab w:val="num" w:pos="5760"/>
+        </w:tabs>
+        <w:ind w:left="5760" w:hanging="360"/>
+      </w:pPr>
+    </w:lvl>
+    <w:lvl w:ilvl="8" w:tentative="1">
+      <w:start w:val="1"/>
+      <w:numFmt w:val="decimal"/>
+      <w:lvlText w:val="%9."/>
+      <w:lvlJc w:val="left"/>
+      <w:pPr>
+        <w:tabs>
+          <w:tab w:val="num" w:pos="6480"/>
+        </w:tabs>
+        <w:ind w:left="6480" w:hanging="360"/>
+      </w:pPr>
+    </w:lvl>
+  </w:abstractNum>
+  <w:abstractNum w:abstractNumId="4" w15:restartNumberingAfterBreak="0">
     <w:nsid w:val="066F7B44"/>
     <w:multiLevelType w:val="hybridMultilevel"/>
     <w:tmpl w:val="6E82F740"/>
@@ -23143,7 +24646,7 @@
       </w:rPr>
     </w:lvl>
   </w:abstractNum>
-  <w:abstractNum w:abstractNumId="4" w15:restartNumberingAfterBreak="0">
+  <w:abstractNum w:abstractNumId="5" w15:restartNumberingAfterBreak="0">
     <w:nsid w:val="06C61157"/>
     <w:multiLevelType w:val="hybridMultilevel"/>
     <w:tmpl w:val="0DBEA466"/>
@@ -23256,7 +24759,7 @@
       </w:rPr>
     </w:lvl>
   </w:abstractNum>
-  <w:abstractNum w:abstractNumId="5" w15:restartNumberingAfterBreak="0">
+  <w:abstractNum w:abstractNumId="6" w15:restartNumberingAfterBreak="0">
     <w:nsid w:val="06C732D0"/>
     <w:multiLevelType w:val="hybridMultilevel"/>
     <w:tmpl w:val="4606D26C"/>
@@ -23369,7 +24872,7 @@
       </w:rPr>
     </w:lvl>
   </w:abstractNum>
-  <w:abstractNum w:abstractNumId="6" w15:restartNumberingAfterBreak="0">
+  <w:abstractNum w:abstractNumId="7" w15:restartNumberingAfterBreak="0">
     <w:nsid w:val="0A6F7050"/>
     <w:multiLevelType w:val="hybridMultilevel"/>
     <w:tmpl w:val="DE3E9ED8"/>
@@ -23482,7 +24985,7 @@
       </w:rPr>
     </w:lvl>
   </w:abstractNum>
-  <w:abstractNum w:abstractNumId="7" w15:restartNumberingAfterBreak="0">
+  <w:abstractNum w:abstractNumId="8" w15:restartNumberingAfterBreak="0">
     <w:nsid w:val="0C48566D"/>
     <w:multiLevelType w:val="hybridMultilevel"/>
     <w:tmpl w:val="A5403264"/>
@@ -23595,7 +25098,7 @@
       </w:rPr>
     </w:lvl>
   </w:abstractNum>
-  <w:abstractNum w:abstractNumId="8" w15:restartNumberingAfterBreak="0">
+  <w:abstractNum w:abstractNumId="9" w15:restartNumberingAfterBreak="0">
     <w:nsid w:val="13E201D8"/>
     <w:multiLevelType w:val="hybridMultilevel"/>
     <w:tmpl w:val="E460EC32"/>
@@ -23708,7 +25211,7 @@
       </w:rPr>
     </w:lvl>
   </w:abstractNum>
-  <w:abstractNum w:abstractNumId="9" w15:restartNumberingAfterBreak="0">
+  <w:abstractNum w:abstractNumId="10" w15:restartNumberingAfterBreak="0">
     <w:nsid w:val="16B66C87"/>
     <w:multiLevelType w:val="hybridMultilevel"/>
     <w:tmpl w:val="7C7E64E2"/>
@@ -23821,7 +25324,7 @@
       </w:rPr>
     </w:lvl>
   </w:abstractNum>
-  <w:abstractNum w:abstractNumId="10" w15:restartNumberingAfterBreak="0">
+  <w:abstractNum w:abstractNumId="11" w15:restartNumberingAfterBreak="0">
     <w:nsid w:val="16DB7462"/>
     <w:multiLevelType w:val="hybridMultilevel"/>
     <w:tmpl w:val="67D490CC"/>
@@ -23934,7 +25437,7 @@
       </w:rPr>
     </w:lvl>
   </w:abstractNum>
-  <w:abstractNum w:abstractNumId="11" w15:restartNumberingAfterBreak="0">
+  <w:abstractNum w:abstractNumId="12" w15:restartNumberingAfterBreak="0">
     <w:nsid w:val="1DCF46DA"/>
     <w:multiLevelType w:val="hybridMultilevel"/>
     <w:tmpl w:val="DA987878"/>
@@ -24047,7 +25550,7 @@
       </w:rPr>
     </w:lvl>
   </w:abstractNum>
-  <w:abstractNum w:abstractNumId="12" w15:restartNumberingAfterBreak="0">
+  <w:abstractNum w:abstractNumId="13" w15:restartNumberingAfterBreak="0">
     <w:nsid w:val="279668BD"/>
     <w:multiLevelType w:val="hybridMultilevel"/>
     <w:tmpl w:val="EB5A712A"/>
@@ -24160,7 +25663,7 @@
       </w:rPr>
     </w:lvl>
   </w:abstractNum>
-  <w:abstractNum w:abstractNumId="13" w15:restartNumberingAfterBreak="0">
+  <w:abstractNum w:abstractNumId="14" w15:restartNumberingAfterBreak="0">
     <w:nsid w:val="28503F5A"/>
     <w:multiLevelType w:val="hybridMultilevel"/>
     <w:tmpl w:val="3B800D66"/>
@@ -24273,7 +25776,7 @@
       </w:rPr>
     </w:lvl>
   </w:abstractNum>
-  <w:abstractNum w:abstractNumId="14" w15:restartNumberingAfterBreak="0">
+  <w:abstractNum w:abstractNumId="15" w15:restartNumberingAfterBreak="0">
     <w:nsid w:val="34224119"/>
     <w:multiLevelType w:val="hybridMultilevel"/>
     <w:tmpl w:val="65D2BA4A"/>
@@ -24362,7 +25865,7 @@
       </w:pPr>
     </w:lvl>
   </w:abstractNum>
-  <w:abstractNum w:abstractNumId="15" w15:restartNumberingAfterBreak="0">
+  <w:abstractNum w:abstractNumId="16" w15:restartNumberingAfterBreak="0">
     <w:nsid w:val="366C0985"/>
     <w:multiLevelType w:val="hybridMultilevel"/>
     <w:tmpl w:val="C3369FC6"/>
@@ -24475,7 +25978,7 @@
       </w:rPr>
     </w:lvl>
   </w:abstractNum>
-  <w:abstractNum w:abstractNumId="16" w15:restartNumberingAfterBreak="0">
+  <w:abstractNum w:abstractNumId="17" w15:restartNumberingAfterBreak="0">
     <w:nsid w:val="37987432"/>
     <w:multiLevelType w:val="hybridMultilevel"/>
     <w:tmpl w:val="CB341A76"/>
@@ -24588,7 +26091,7 @@
       </w:rPr>
     </w:lvl>
   </w:abstractNum>
-  <w:abstractNum w:abstractNumId="17" w15:restartNumberingAfterBreak="0">
+  <w:abstractNum w:abstractNumId="18" w15:restartNumberingAfterBreak="0">
     <w:nsid w:val="38C93BB7"/>
     <w:multiLevelType w:val="hybridMultilevel"/>
     <w:tmpl w:val="4E7094F0"/>
@@ -24701,7 +26204,7 @@
       </w:rPr>
     </w:lvl>
   </w:abstractNum>
-  <w:abstractNum w:abstractNumId="18" w15:restartNumberingAfterBreak="0">
+  <w:abstractNum w:abstractNumId="19" w15:restartNumberingAfterBreak="0">
     <w:nsid w:val="400F3147"/>
     <w:multiLevelType w:val="hybridMultilevel"/>
     <w:tmpl w:val="43DA958C"/>
@@ -24814,7 +26317,7 @@
       </w:rPr>
     </w:lvl>
   </w:abstractNum>
-  <w:abstractNum w:abstractNumId="19" w15:restartNumberingAfterBreak="0">
+  <w:abstractNum w:abstractNumId="20" w15:restartNumberingAfterBreak="0">
     <w:nsid w:val="4068061A"/>
     <w:multiLevelType w:val="hybridMultilevel"/>
     <w:tmpl w:val="969A29A8"/>
@@ -24927,7 +26430,7 @@
       </w:rPr>
     </w:lvl>
   </w:abstractNum>
-  <w:abstractNum w:abstractNumId="20" w15:restartNumberingAfterBreak="0">
+  <w:abstractNum w:abstractNumId="21" w15:restartNumberingAfterBreak="0">
     <w:nsid w:val="441F1A2E"/>
     <w:multiLevelType w:val="hybridMultilevel"/>
     <w:tmpl w:val="23D87F0E"/>
@@ -25018,7 +26521,7 @@
       </w:pPr>
     </w:lvl>
   </w:abstractNum>
-  <w:abstractNum w:abstractNumId="21" w15:restartNumberingAfterBreak="0">
+  <w:abstractNum w:abstractNumId="22" w15:restartNumberingAfterBreak="0">
     <w:nsid w:val="478628B7"/>
     <w:multiLevelType w:val="hybridMultilevel"/>
     <w:tmpl w:val="688C1906"/>
@@ -25131,7 +26634,7 @@
       </w:rPr>
     </w:lvl>
   </w:abstractNum>
-  <w:abstractNum w:abstractNumId="22" w15:restartNumberingAfterBreak="0">
+  <w:abstractNum w:abstractNumId="23" w15:restartNumberingAfterBreak="0">
     <w:nsid w:val="47F83CE3"/>
     <w:multiLevelType w:val="hybridMultilevel"/>
     <w:tmpl w:val="3C223B56"/>
@@ -25244,7 +26747,7 @@
       </w:rPr>
     </w:lvl>
   </w:abstractNum>
-  <w:abstractNum w:abstractNumId="23" w15:restartNumberingAfterBreak="0">
+  <w:abstractNum w:abstractNumId="24" w15:restartNumberingAfterBreak="0">
     <w:nsid w:val="49BE4903"/>
     <w:multiLevelType w:val="hybridMultilevel"/>
     <w:tmpl w:val="9A3429E4"/>
@@ -25357,7 +26860,7 @@
       </w:rPr>
     </w:lvl>
   </w:abstractNum>
-  <w:abstractNum w:abstractNumId="24" w15:restartNumberingAfterBreak="0">
+  <w:abstractNum w:abstractNumId="25" w15:restartNumberingAfterBreak="0">
     <w:nsid w:val="4A224D14"/>
     <w:multiLevelType w:val="hybridMultilevel"/>
     <w:tmpl w:val="776CFB2C"/>
@@ -25470,7 +26973,7 @@
       </w:rPr>
     </w:lvl>
   </w:abstractNum>
-  <w:abstractNum w:abstractNumId="25" w15:restartNumberingAfterBreak="0">
+  <w:abstractNum w:abstractNumId="26" w15:restartNumberingAfterBreak="0">
     <w:nsid w:val="4AB545A8"/>
     <w:multiLevelType w:val="hybridMultilevel"/>
     <w:tmpl w:val="0ECC26B4"/>
@@ -25583,7 +27086,7 @@
       </w:rPr>
     </w:lvl>
   </w:abstractNum>
-  <w:abstractNum w:abstractNumId="26" w15:restartNumberingAfterBreak="0">
+  <w:abstractNum w:abstractNumId="27" w15:restartNumberingAfterBreak="0">
     <w:nsid w:val="4AFE39CA"/>
     <w:multiLevelType w:val="hybridMultilevel"/>
     <w:tmpl w:val="63B80926"/>
@@ -25696,7 +27199,7 @@
       </w:rPr>
     </w:lvl>
   </w:abstractNum>
-  <w:abstractNum w:abstractNumId="27" w15:restartNumberingAfterBreak="0">
+  <w:abstractNum w:abstractNumId="28" w15:restartNumberingAfterBreak="0">
     <w:nsid w:val="4B391973"/>
     <w:multiLevelType w:val="multilevel"/>
     <w:tmpl w:val="0786E956"/>
@@ -25845,7 +27348,7 @@
       </w:rPr>
     </w:lvl>
   </w:abstractNum>
-  <w:abstractNum w:abstractNumId="28" w15:restartNumberingAfterBreak="0">
+  <w:abstractNum w:abstractNumId="29" w15:restartNumberingAfterBreak="0">
     <w:nsid w:val="4F5D5A47"/>
     <w:multiLevelType w:val="hybridMultilevel"/>
     <w:tmpl w:val="48425BAA"/>
@@ -25958,7 +27461,7 @@
       </w:rPr>
     </w:lvl>
   </w:abstractNum>
-  <w:abstractNum w:abstractNumId="29" w15:restartNumberingAfterBreak="0">
+  <w:abstractNum w:abstractNumId="30" w15:restartNumberingAfterBreak="0">
     <w:nsid w:val="522803EF"/>
     <w:multiLevelType w:val="hybridMultilevel"/>
     <w:tmpl w:val="0C3A66C4"/>
@@ -26071,7 +27574,7 @@
       </w:rPr>
     </w:lvl>
   </w:abstractNum>
-  <w:abstractNum w:abstractNumId="30" w15:restartNumberingAfterBreak="0">
+  <w:abstractNum w:abstractNumId="31" w15:restartNumberingAfterBreak="0">
     <w:nsid w:val="53F06402"/>
     <w:multiLevelType w:val="hybridMultilevel"/>
     <w:tmpl w:val="E1E46E54"/>
@@ -26184,7 +27687,7 @@
       </w:rPr>
     </w:lvl>
   </w:abstractNum>
-  <w:abstractNum w:abstractNumId="31" w15:restartNumberingAfterBreak="0">
+  <w:abstractNum w:abstractNumId="32" w15:restartNumberingAfterBreak="0">
     <w:nsid w:val="56E72059"/>
     <w:multiLevelType w:val="hybridMultilevel"/>
     <w:tmpl w:val="7B6C62F8"/>
@@ -26297,7 +27800,7 @@
       </w:rPr>
     </w:lvl>
   </w:abstractNum>
-  <w:abstractNum w:abstractNumId="32" w15:restartNumberingAfterBreak="0">
+  <w:abstractNum w:abstractNumId="33" w15:restartNumberingAfterBreak="0">
     <w:nsid w:val="5A7036C9"/>
     <w:multiLevelType w:val="hybridMultilevel"/>
     <w:tmpl w:val="4732CA24"/>
@@ -26410,7 +27913,7 @@
       </w:rPr>
     </w:lvl>
   </w:abstractNum>
-  <w:abstractNum w:abstractNumId="33" w15:restartNumberingAfterBreak="0">
+  <w:abstractNum w:abstractNumId="34" w15:restartNumberingAfterBreak="0">
     <w:nsid w:val="5B970446"/>
     <w:multiLevelType w:val="hybridMultilevel"/>
     <w:tmpl w:val="2EE678EA"/>
@@ -26523,7 +28026,7 @@
       </w:rPr>
     </w:lvl>
   </w:abstractNum>
-  <w:abstractNum w:abstractNumId="34" w15:restartNumberingAfterBreak="0">
+  <w:abstractNum w:abstractNumId="35" w15:restartNumberingAfterBreak="0">
     <w:nsid w:val="5BC30D36"/>
     <w:multiLevelType w:val="hybridMultilevel"/>
     <w:tmpl w:val="F054892C"/>
@@ -26636,7 +28139,7 @@
       </w:rPr>
     </w:lvl>
   </w:abstractNum>
-  <w:abstractNum w:abstractNumId="35" w15:restartNumberingAfterBreak="0">
+  <w:abstractNum w:abstractNumId="36" w15:restartNumberingAfterBreak="0">
     <w:nsid w:val="5D7F1015"/>
     <w:multiLevelType w:val="hybridMultilevel"/>
     <w:tmpl w:val="717AF604"/>
@@ -26749,7 +28252,7 @@
       </w:rPr>
     </w:lvl>
   </w:abstractNum>
-  <w:abstractNum w:abstractNumId="36" w15:restartNumberingAfterBreak="0">
+  <w:abstractNum w:abstractNumId="37" w15:restartNumberingAfterBreak="0">
     <w:nsid w:val="5E6F13ED"/>
     <w:multiLevelType w:val="hybridMultilevel"/>
     <w:tmpl w:val="4B2074CA"/>
@@ -26862,7 +28365,7 @@
       </w:rPr>
     </w:lvl>
   </w:abstractNum>
-  <w:abstractNum w:abstractNumId="37" w15:restartNumberingAfterBreak="0">
+  <w:abstractNum w:abstractNumId="38" w15:restartNumberingAfterBreak="0">
     <w:nsid w:val="5EEF36C7"/>
     <w:multiLevelType w:val="hybridMultilevel"/>
     <w:tmpl w:val="44B8DAE2"/>
@@ -26975,7 +28478,7 @@
       </w:rPr>
     </w:lvl>
   </w:abstractNum>
-  <w:abstractNum w:abstractNumId="38" w15:restartNumberingAfterBreak="0">
+  <w:abstractNum w:abstractNumId="39" w15:restartNumberingAfterBreak="0">
     <w:nsid w:val="5F2609AD"/>
     <w:multiLevelType w:val="hybridMultilevel"/>
     <w:tmpl w:val="DB1ED0D2"/>
@@ -27088,7 +28591,7 @@
       </w:rPr>
     </w:lvl>
   </w:abstractNum>
-  <w:abstractNum w:abstractNumId="39" w15:restartNumberingAfterBreak="0">
+  <w:abstractNum w:abstractNumId="40" w15:restartNumberingAfterBreak="0">
     <w:nsid w:val="65553BF5"/>
     <w:multiLevelType w:val="hybridMultilevel"/>
     <w:tmpl w:val="50986D9E"/>
@@ -27177,7 +28680,7 @@
       </w:pPr>
     </w:lvl>
   </w:abstractNum>
-  <w:abstractNum w:abstractNumId="40" w15:restartNumberingAfterBreak="0">
+  <w:abstractNum w:abstractNumId="41" w15:restartNumberingAfterBreak="0">
     <w:nsid w:val="6E9944DA"/>
     <w:multiLevelType w:val="hybridMultilevel"/>
     <w:tmpl w:val="5B6CCEE6"/>
@@ -27290,7 +28793,7 @@
       </w:rPr>
     </w:lvl>
   </w:abstractNum>
-  <w:abstractNum w:abstractNumId="41" w15:restartNumberingAfterBreak="0">
+  <w:abstractNum w:abstractNumId="42" w15:restartNumberingAfterBreak="0">
     <w:nsid w:val="6ED0019D"/>
     <w:multiLevelType w:val="hybridMultilevel"/>
     <w:tmpl w:val="2048D8F6"/>
@@ -27403,7 +28906,7 @@
       </w:rPr>
     </w:lvl>
   </w:abstractNum>
-  <w:abstractNum w:abstractNumId="42" w15:restartNumberingAfterBreak="0">
+  <w:abstractNum w:abstractNumId="43" w15:restartNumberingAfterBreak="0">
     <w:nsid w:val="790752BC"/>
     <w:multiLevelType w:val="hybridMultilevel"/>
     <w:tmpl w:val="863661B2"/>
@@ -27516,7 +29019,7 @@
       </w:rPr>
     </w:lvl>
   </w:abstractNum>
-  <w:abstractNum w:abstractNumId="43" w15:restartNumberingAfterBreak="0">
+  <w:abstractNum w:abstractNumId="44" w15:restartNumberingAfterBreak="0">
     <w:nsid w:val="7A4A45D1"/>
     <w:multiLevelType w:val="hybridMultilevel"/>
     <w:tmpl w:val="6CFA308A"/>
@@ -27629,7 +29132,7 @@
       </w:rPr>
     </w:lvl>
   </w:abstractNum>
-  <w:abstractNum w:abstractNumId="44" w15:restartNumberingAfterBreak="0">
+  <w:abstractNum w:abstractNumId="45" w15:restartNumberingAfterBreak="0">
     <w:nsid w:val="7B897D4C"/>
     <w:multiLevelType w:val="hybridMultilevel"/>
     <w:tmpl w:val="5726E13C"/>
@@ -27742,7 +29245,7 @@
       </w:rPr>
     </w:lvl>
   </w:abstractNum>
-  <w:abstractNum w:abstractNumId="45" w15:restartNumberingAfterBreak="0">
+  <w:abstractNum w:abstractNumId="46" w15:restartNumberingAfterBreak="0">
     <w:nsid w:val="7C1A4AEC"/>
     <w:multiLevelType w:val="hybridMultilevel"/>
     <w:tmpl w:val="23586ABE"/>
@@ -27855,7 +29358,7 @@
       </w:rPr>
     </w:lvl>
   </w:abstractNum>
-  <w:abstractNum w:abstractNumId="46" w15:restartNumberingAfterBreak="0">
+  <w:abstractNum w:abstractNumId="47" w15:restartNumberingAfterBreak="0">
     <w:nsid w:val="7F3323E8"/>
     <w:multiLevelType w:val="hybridMultilevel"/>
     <w:tmpl w:val="636220BC"/>
@@ -27968,7 +29471,7 @@
       </w:rPr>
     </w:lvl>
   </w:abstractNum>
-  <w:abstractNum w:abstractNumId="47" w15:restartNumberingAfterBreak="0">
+  <w:abstractNum w:abstractNumId="48" w15:restartNumberingAfterBreak="0">
     <w:nsid w:val="7F64741F"/>
     <w:multiLevelType w:val="hybridMultilevel"/>
     <w:tmpl w:val="2E38A9D0"/>
@@ -28082,148 +29585,151 @@
     </w:lvl>
   </w:abstractNum>
   <w:num w:numId="1" w16cid:durableId="1703822083">
-    <w:abstractNumId w:val="10"/>
+    <w:abstractNumId w:val="11"/>
   </w:num>
   <w:num w:numId="2" w16cid:durableId="954363457">
-    <w:abstractNumId w:val="47"/>
+    <w:abstractNumId w:val="48"/>
   </w:num>
   <w:num w:numId="3" w16cid:durableId="1084447819">
     <w:abstractNumId w:val="0"/>
   </w:num>
   <w:num w:numId="4" w16cid:durableId="1151674630">
-    <w:abstractNumId w:val="5"/>
+    <w:abstractNumId w:val="6"/>
   </w:num>
   <w:num w:numId="5" w16cid:durableId="1774596171">
+    <w:abstractNumId w:val="42"/>
+  </w:num>
+  <w:num w:numId="6" w16cid:durableId="45419321">
+    <w:abstractNumId w:val="23"/>
+  </w:num>
+  <w:num w:numId="7" w16cid:durableId="417679766">
+    <w:abstractNumId w:val="22"/>
+  </w:num>
+  <w:num w:numId="8" w16cid:durableId="268897092">
+    <w:abstractNumId w:val="32"/>
+  </w:num>
+  <w:num w:numId="9" w16cid:durableId="145168977">
+    <w:abstractNumId w:val="30"/>
+  </w:num>
+  <w:num w:numId="10" w16cid:durableId="1898513223">
+    <w:abstractNumId w:val="35"/>
+  </w:num>
+  <w:num w:numId="11" w16cid:durableId="444228380">
+    <w:abstractNumId w:val="43"/>
+  </w:num>
+  <w:num w:numId="12" w16cid:durableId="1374379446">
+    <w:abstractNumId w:val="36"/>
+  </w:num>
+  <w:num w:numId="13" w16cid:durableId="1890922994">
+    <w:abstractNumId w:val="37"/>
+  </w:num>
+  <w:num w:numId="14" w16cid:durableId="262497753">
+    <w:abstractNumId w:val="44"/>
+  </w:num>
+  <w:num w:numId="15" w16cid:durableId="1382250782">
+    <w:abstractNumId w:val="25"/>
+  </w:num>
+  <w:num w:numId="16" w16cid:durableId="1789540652">
+    <w:abstractNumId w:val="4"/>
+  </w:num>
+  <w:num w:numId="17" w16cid:durableId="2037581250">
+    <w:abstractNumId w:val="7"/>
+  </w:num>
+  <w:num w:numId="18" w16cid:durableId="1790313708">
     <w:abstractNumId w:val="41"/>
   </w:num>
-  <w:num w:numId="6" w16cid:durableId="45419321">
-    <w:abstractNumId w:val="22"/>
-  </w:num>
-  <w:num w:numId="7" w16cid:durableId="417679766">
-    <w:abstractNumId w:val="21"/>
-  </w:num>
-  <w:num w:numId="8" w16cid:durableId="268897092">
-    <w:abstractNumId w:val="31"/>
-  </w:num>
-  <w:num w:numId="9" w16cid:durableId="145168977">
-    <w:abstractNumId w:val="29"/>
-  </w:num>
-  <w:num w:numId="10" w16cid:durableId="1898513223">
-    <w:abstractNumId w:val="34"/>
-  </w:num>
-  <w:num w:numId="11" w16cid:durableId="444228380">
-    <w:abstractNumId w:val="42"/>
-  </w:num>
-  <w:num w:numId="12" w16cid:durableId="1374379446">
-    <w:abstractNumId w:val="35"/>
-  </w:num>
-  <w:num w:numId="13" w16cid:durableId="1890922994">
-    <w:abstractNumId w:val="36"/>
-  </w:num>
-  <w:num w:numId="14" w16cid:durableId="262497753">
-    <w:abstractNumId w:val="43"/>
-  </w:num>
-  <w:num w:numId="15" w16cid:durableId="1382250782">
-    <w:abstractNumId w:val="24"/>
-  </w:num>
-  <w:num w:numId="16" w16cid:durableId="1789540652">
-    <w:abstractNumId w:val="3"/>
-  </w:num>
-  <w:num w:numId="17" w16cid:durableId="2037581250">
-    <w:abstractNumId w:val="6"/>
-  </w:num>
-  <w:num w:numId="18" w16cid:durableId="1790313708">
-    <w:abstractNumId w:val="40"/>
-  </w:num>
   <w:num w:numId="19" w16cid:durableId="1480196989">
-    <w:abstractNumId w:val="44"/>
+    <w:abstractNumId w:val="45"/>
   </w:num>
   <w:num w:numId="20" w16cid:durableId="2128817649">
-    <w:abstractNumId w:val="18"/>
+    <w:abstractNumId w:val="19"/>
   </w:num>
   <w:num w:numId="21" w16cid:durableId="346910344">
-    <w:abstractNumId w:val="12"/>
+    <w:abstractNumId w:val="13"/>
   </w:num>
   <w:num w:numId="22" w16cid:durableId="776096731">
-    <w:abstractNumId w:val="37"/>
+    <w:abstractNumId w:val="38"/>
   </w:num>
   <w:num w:numId="23" w16cid:durableId="320080921">
-    <w:abstractNumId w:val="25"/>
+    <w:abstractNumId w:val="26"/>
   </w:num>
   <w:num w:numId="24" w16cid:durableId="1944530597">
-    <w:abstractNumId w:val="15"/>
+    <w:abstractNumId w:val="16"/>
   </w:num>
   <w:num w:numId="25" w16cid:durableId="768701180">
-    <w:abstractNumId w:val="45"/>
+    <w:abstractNumId w:val="46"/>
   </w:num>
   <w:num w:numId="26" w16cid:durableId="535314963">
-    <w:abstractNumId w:val="11"/>
+    <w:abstractNumId w:val="12"/>
   </w:num>
   <w:num w:numId="27" w16cid:durableId="389773967">
     <w:abstractNumId w:val="2"/>
   </w:num>
   <w:num w:numId="28" w16cid:durableId="1247377189">
-    <w:abstractNumId w:val="13"/>
+    <w:abstractNumId w:val="14"/>
   </w:num>
   <w:num w:numId="29" w16cid:durableId="1938634138">
-    <w:abstractNumId w:val="4"/>
+    <w:abstractNumId w:val="5"/>
   </w:num>
   <w:num w:numId="30" w16cid:durableId="943269335">
-    <w:abstractNumId w:val="33"/>
+    <w:abstractNumId w:val="34"/>
   </w:num>
   <w:num w:numId="31" w16cid:durableId="1936278544">
-    <w:abstractNumId w:val="23"/>
+    <w:abstractNumId w:val="24"/>
   </w:num>
   <w:num w:numId="32" w16cid:durableId="514926312">
-    <w:abstractNumId w:val="28"/>
+    <w:abstractNumId w:val="29"/>
   </w:num>
   <w:num w:numId="33" w16cid:durableId="2115587133">
+    <w:abstractNumId w:val="10"/>
+  </w:num>
+  <w:num w:numId="34" w16cid:durableId="1682781783">
+    <w:abstractNumId w:val="39"/>
+  </w:num>
+  <w:num w:numId="35" w16cid:durableId="349990158">
     <w:abstractNumId w:val="9"/>
   </w:num>
-  <w:num w:numId="34" w16cid:durableId="1682781783">
-    <w:abstractNumId w:val="38"/>
+  <w:num w:numId="36" w16cid:durableId="1714620464">
+    <w:abstractNumId w:val="18"/>
   </w:num>
-  <w:num w:numId="35" w16cid:durableId="349990158">
+  <w:num w:numId="37" w16cid:durableId="1385518977">
+    <w:abstractNumId w:val="20"/>
+  </w:num>
+  <w:num w:numId="38" w16cid:durableId="402794919">
+    <w:abstractNumId w:val="17"/>
+  </w:num>
+  <w:num w:numId="39" w16cid:durableId="1147164969">
+    <w:abstractNumId w:val="27"/>
+  </w:num>
+  <w:num w:numId="40" w16cid:durableId="1953050056">
     <w:abstractNumId w:val="8"/>
   </w:num>
-  <w:num w:numId="36" w16cid:durableId="1714620464">
-    <w:abstractNumId w:val="17"/>
-  </w:num>
-  <w:num w:numId="37" w16cid:durableId="1385518977">
-    <w:abstractNumId w:val="19"/>
-  </w:num>
-  <w:num w:numId="38" w16cid:durableId="402794919">
-    <w:abstractNumId w:val="16"/>
-  </w:num>
-  <w:num w:numId="39" w16cid:durableId="1147164969">
-    <w:abstractNumId w:val="26"/>
-  </w:num>
-  <w:num w:numId="40" w16cid:durableId="1953050056">
-    <w:abstractNumId w:val="7"/>
-  </w:num>
   <w:num w:numId="41" w16cid:durableId="581524748">
-    <w:abstractNumId w:val="30"/>
+    <w:abstractNumId w:val="31"/>
   </w:num>
   <w:num w:numId="42" w16cid:durableId="613563707">
-    <w:abstractNumId w:val="46"/>
+    <w:abstractNumId w:val="47"/>
   </w:num>
   <w:num w:numId="43" w16cid:durableId="879165775">
-    <w:abstractNumId w:val="32"/>
+    <w:abstractNumId w:val="33"/>
   </w:num>
   <w:num w:numId="44" w16cid:durableId="245382457">
     <w:abstractNumId w:val="1"/>
   </w:num>
   <w:num w:numId="45" w16cid:durableId="367418498">
-    <w:abstractNumId w:val="39"/>
+    <w:abstractNumId w:val="40"/>
   </w:num>
   <w:num w:numId="46" w16cid:durableId="536893209">
-    <w:abstractNumId w:val="20"/>
+    <w:abstractNumId w:val="21"/>
   </w:num>
   <w:num w:numId="47" w16cid:durableId="1097168414">
-    <w:abstractNumId w:val="14"/>
+    <w:abstractNumId w:val="15"/>
   </w:num>
   <w:num w:numId="48" w16cid:durableId="494759559">
-    <w:abstractNumId w:val="27"/>
+    <w:abstractNumId w:val="28"/>
+  </w:num>
+  <w:num w:numId="49" w16cid:durableId="1487209329">
+    <w:abstractNumId w:val="3"/>
   </w:num>
   <w:numIdMacAtCleanup w:val="40"/>
 </w:numbering>

--- a/My Notes prep on Prereq.docx
+++ b/My Notes prep on Prereq.docx
@@ -1043,25 +1043,7 @@
           <w:sz w:val="24"/>
           <w:szCs w:val="24"/>
         </w:rPr>
-        <w:t xml:space="preserve">&lt;meta name="description" content="React </w:t>
-      </w:r>
-      <w:proofErr w:type="spellStart"/>
-      <w:r>
-        <w:rPr>
-          <w:rFonts w:ascii="Times New Roman" w:hAnsi="Times New Roman" w:cs="Times New Roman"/>
-          <w:sz w:val="24"/>
-          <w:szCs w:val="24"/>
-        </w:rPr>
-        <w:t>Js</w:t>
-      </w:r>
-      <w:proofErr w:type="spellEnd"/>
-      <w:r>
-        <w:rPr>
-          <w:rFonts w:ascii="Times New Roman" w:hAnsi="Times New Roman" w:cs="Times New Roman"/>
-          <w:sz w:val="24"/>
-          <w:szCs w:val="24"/>
-        </w:rPr>
-        <w:t xml:space="preserve"> Course"&gt;</w:t>
+        <w:t>&lt;meta name="description" content="React Js Course"&gt;</w:t>
       </w:r>
     </w:p>
     <w:p>
@@ -1099,64 +1081,24 @@
           <w:sz w:val="24"/>
           <w:szCs w:val="24"/>
         </w:rPr>
-        <w:t>Http-</w:t>
-      </w:r>
-      <w:proofErr w:type="spellStart"/>
-      <w:r>
-        <w:rPr>
-          <w:rFonts w:ascii="Times New Roman" w:hAnsi="Times New Roman" w:cs="Times New Roman"/>
-          <w:b/>
-          <w:bCs/>
-          <w:sz w:val="24"/>
-          <w:szCs w:val="24"/>
-        </w:rPr>
-        <w:t>equiv</w:t>
-      </w:r>
-      <w:proofErr w:type="spellEnd"/>
-      <w:r>
-        <w:rPr>
-          <w:rFonts w:ascii="Times New Roman" w:hAnsi="Times New Roman" w:cs="Times New Roman"/>
-          <w:b/>
-          <w:bCs/>
-          <w:sz w:val="24"/>
-          <w:szCs w:val="24"/>
-        </w:rPr>
-        <w:t xml:space="preserve"> (refresh)</w:t>
-      </w:r>
-    </w:p>
-    <w:p>
-      <w:pPr>
-        <w:rPr>
-          <w:rFonts w:ascii="Times New Roman" w:hAnsi="Times New Roman" w:cs="Times New Roman"/>
-          <w:sz w:val="24"/>
-          <w:szCs w:val="24"/>
-        </w:rPr>
-      </w:pPr>
-      <w:r>
-        <w:rPr>
-          <w:rFonts w:ascii="Times New Roman" w:hAnsi="Times New Roman" w:cs="Times New Roman"/>
-          <w:sz w:val="24"/>
-          <w:szCs w:val="24"/>
-        </w:rPr>
-        <w:t>&lt;meta http-</w:t>
-      </w:r>
-      <w:proofErr w:type="spellStart"/>
-      <w:r>
-        <w:rPr>
-          <w:rFonts w:ascii="Times New Roman" w:hAnsi="Times New Roman" w:cs="Times New Roman"/>
-          <w:sz w:val="24"/>
-          <w:szCs w:val="24"/>
-        </w:rPr>
-        <w:t>equiv</w:t>
-      </w:r>
-      <w:proofErr w:type="spellEnd"/>
-      <w:r>
-        <w:rPr>
-          <w:rFonts w:ascii="Times New Roman" w:hAnsi="Times New Roman" w:cs="Times New Roman"/>
-          <w:sz w:val="24"/>
-          <w:szCs w:val="24"/>
-        </w:rPr>
-        <w:t>="refresh" content="5000"&gt;</w:t>
+        <w:t>Http-equiv (refresh)</w:t>
+      </w:r>
+    </w:p>
+    <w:p>
+      <w:pPr>
+        <w:rPr>
+          <w:rFonts w:ascii="Times New Roman" w:hAnsi="Times New Roman" w:cs="Times New Roman"/>
+          <w:sz w:val="24"/>
+          <w:szCs w:val="24"/>
+        </w:rPr>
+      </w:pPr>
+      <w:r>
+        <w:rPr>
+          <w:rFonts w:ascii="Times New Roman" w:hAnsi="Times New Roman" w:cs="Times New Roman"/>
+          <w:sz w:val="24"/>
+          <w:szCs w:val="24"/>
+        </w:rPr>
+        <w:t>&lt;meta http-equiv="refresh" content="5000"&gt;</w:t>
       </w:r>
     </w:p>
     <w:p>
@@ -2171,31 +2113,7 @@
           <w:sz w:val="24"/>
           <w:szCs w:val="24"/>
         </w:rPr>
-        <w:t>&lt;</w:t>
-      </w:r>
-      <w:proofErr w:type="spellStart"/>
-      <w:r>
-        <w:rPr>
-          <w:rFonts w:ascii="Times New Roman" w:hAnsi="Times New Roman" w:cs="Times New Roman"/>
-          <w:b/>
-          <w:bCs/>
-          <w:color w:val="385623" w:themeColor="accent6" w:themeShade="80"/>
-          <w:sz w:val="24"/>
-          <w:szCs w:val="24"/>
-        </w:rPr>
-        <w:t>br</w:t>
-      </w:r>
-      <w:proofErr w:type="spellEnd"/>
-      <w:r>
-        <w:rPr>
-          <w:rFonts w:ascii="Times New Roman" w:hAnsi="Times New Roman" w:cs="Times New Roman"/>
-          <w:b/>
-          <w:bCs/>
-          <w:color w:val="385623" w:themeColor="accent6" w:themeShade="80"/>
-          <w:sz w:val="24"/>
-          <w:szCs w:val="24"/>
-        </w:rPr>
-        <w:t>/&gt; giving next line.</w:t>
+        <w:t>&lt;br/&gt; giving next line.</w:t>
       </w:r>
     </w:p>
     <w:p>
@@ -2240,31 +2158,7 @@
           <w:sz w:val="24"/>
           <w:szCs w:val="24"/>
         </w:rPr>
-        <w:t xml:space="preserve">: Bold and strong are like same, for whole </w:t>
-      </w:r>
-      <w:proofErr w:type="spellStart"/>
-      <w:r>
-        <w:rPr>
-          <w:rFonts w:ascii="Times New Roman" w:hAnsi="Times New Roman" w:cs="Times New Roman"/>
-          <w:b/>
-          <w:bCs/>
-          <w:color w:val="385623" w:themeColor="accent6" w:themeShade="80"/>
-          <w:sz w:val="24"/>
-          <w:szCs w:val="24"/>
-        </w:rPr>
-        <w:t>parah</w:t>
-      </w:r>
-      <w:proofErr w:type="spellEnd"/>
-      <w:r>
-        <w:rPr>
-          <w:rFonts w:ascii="Times New Roman" w:hAnsi="Times New Roman" w:cs="Times New Roman"/>
-          <w:b/>
-          <w:bCs/>
-          <w:color w:val="385623" w:themeColor="accent6" w:themeShade="80"/>
-          <w:sz w:val="24"/>
-          <w:szCs w:val="24"/>
-        </w:rPr>
-        <w:t xml:space="preserve"> we can go with strong for particular things we can go with bold</w:t>
+        <w:t>: Bold and strong are like same, for whole parah we can go with strong for particular things we can go with bold</w:t>
       </w:r>
     </w:p>
     <w:p>
@@ -2290,51 +2184,7 @@
           <w:sz w:val="24"/>
           <w:szCs w:val="24"/>
         </w:rPr>
-        <w:t>&lt;</w:t>
-      </w:r>
-      <w:proofErr w:type="spellStart"/>
-      <w:r>
-        <w:rPr>
-          <w:rFonts w:ascii="Times New Roman" w:hAnsi="Times New Roman" w:cs="Times New Roman"/>
-          <w:b/>
-          <w:bCs/>
-          <w:sz w:val="24"/>
-          <w:szCs w:val="24"/>
-        </w:rPr>
-        <w:t>i</w:t>
-      </w:r>
-      <w:proofErr w:type="spellEnd"/>
-      <w:r>
-        <w:rPr>
-          <w:rFonts w:ascii="Times New Roman" w:hAnsi="Times New Roman" w:cs="Times New Roman"/>
-          <w:b/>
-          <w:bCs/>
-          <w:sz w:val="24"/>
-          <w:szCs w:val="24"/>
-        </w:rPr>
-        <w:t>&gt; and &lt;</w:t>
-      </w:r>
-      <w:proofErr w:type="spellStart"/>
-      <w:r>
-        <w:rPr>
-          <w:rFonts w:ascii="Times New Roman" w:hAnsi="Times New Roman" w:cs="Times New Roman"/>
-          <w:b/>
-          <w:bCs/>
-          <w:sz w:val="24"/>
-          <w:szCs w:val="24"/>
-        </w:rPr>
-        <w:t>em</w:t>
-      </w:r>
-      <w:proofErr w:type="spellEnd"/>
-      <w:r>
-        <w:rPr>
-          <w:rFonts w:ascii="Times New Roman" w:hAnsi="Times New Roman" w:cs="Times New Roman"/>
-          <w:b/>
-          <w:bCs/>
-          <w:sz w:val="24"/>
-          <w:szCs w:val="24"/>
-        </w:rPr>
-        <w:t>&gt; Elements:</w:t>
+        <w:t>&lt;i&gt; and &lt;em&gt; Elements:</w:t>
       </w:r>
       <w:r>
         <w:rPr>
@@ -2575,13 +2425,8 @@
         <w:pStyle w:val="Heading1"/>
       </w:pPr>
       <w:r>
-        <w:t xml:space="preserve">HTML </w:t>
-      </w:r>
-      <w:proofErr w:type="spellStart"/>
-      <w:r>
-        <w:t>Preformatter</w:t>
-      </w:r>
-      <w:proofErr w:type="spellEnd"/>
+        <w:t>HTML Preformatter</w:t>
+      </w:r>
     </w:p>
     <w:p>
       <w:pPr>
@@ -3215,25 +3060,7 @@
           <w:sz w:val="24"/>
           <w:szCs w:val="24"/>
         </w:rPr>
-        <w:t xml:space="preserve">adding </w:t>
-      </w:r>
-      <w:proofErr w:type="spellStart"/>
-      <w:r>
-        <w:rPr>
-          <w:rFonts w:ascii="Times New Roman" w:hAnsi="Times New Roman" w:cs="Times New Roman"/>
-          <w:sz w:val="24"/>
-          <w:szCs w:val="24"/>
-        </w:rPr>
-        <w:t>css</w:t>
-      </w:r>
-      <w:proofErr w:type="spellEnd"/>
-      <w:r>
-        <w:rPr>
-          <w:rFonts w:ascii="Times New Roman" w:hAnsi="Times New Roman" w:cs="Times New Roman"/>
-          <w:sz w:val="24"/>
-          <w:szCs w:val="24"/>
-        </w:rPr>
-        <w:t xml:space="preserve"> file</w:t>
+        <w:t>adding css file</w:t>
       </w:r>
     </w:p>
     <w:p>
@@ -3358,25 +3185,7 @@
           <w:sz w:val="24"/>
           <w:szCs w:val="24"/>
         </w:rPr>
-        <w:t xml:space="preserve">By </w:t>
-      </w:r>
-      <w:proofErr w:type="gramStart"/>
-      <w:r>
-        <w:rPr>
-          <w:rFonts w:ascii="Times New Roman" w:hAnsi="Times New Roman" w:cs="Times New Roman"/>
-          <w:sz w:val="24"/>
-          <w:szCs w:val="24"/>
-        </w:rPr>
-        <w:t>default</w:t>
-      </w:r>
-      <w:proofErr w:type="gramEnd"/>
-      <w:r>
-        <w:rPr>
-          <w:rFonts w:ascii="Times New Roman" w:hAnsi="Times New Roman" w:cs="Times New Roman"/>
-          <w:sz w:val="24"/>
-          <w:szCs w:val="24"/>
-        </w:rPr>
-        <w:t xml:space="preserve"> no styles will be added.</w:t>
+        <w:t>By default no styles will be added.</w:t>
       </w:r>
     </w:p>
     <w:p>
@@ -3482,31 +3291,7 @@
           <w:sz w:val="24"/>
           <w:szCs w:val="24"/>
         </w:rPr>
-        <w:t>It’s a self-closing tag &lt;</w:t>
-      </w:r>
-      <w:proofErr w:type="spellStart"/>
-      <w:r>
-        <w:rPr>
-          <w:rFonts w:ascii="Times New Roman" w:hAnsi="Times New Roman" w:cs="Times New Roman"/>
-          <w:b/>
-          <w:bCs/>
-          <w:color w:val="385623" w:themeColor="accent6" w:themeShade="80"/>
-          <w:sz w:val="24"/>
-          <w:szCs w:val="24"/>
-        </w:rPr>
-        <w:t>img</w:t>
-      </w:r>
-      <w:proofErr w:type="spellEnd"/>
-      <w:r>
-        <w:rPr>
-          <w:rFonts w:ascii="Times New Roman" w:hAnsi="Times New Roman" w:cs="Times New Roman"/>
-          <w:b/>
-          <w:bCs/>
-          <w:color w:val="385623" w:themeColor="accent6" w:themeShade="80"/>
-          <w:sz w:val="24"/>
-          <w:szCs w:val="24"/>
-        </w:rPr>
-        <w:t xml:space="preserve"> /&gt;</w:t>
+        <w:t>It’s a self-closing tag &lt;img /&gt;</w:t>
       </w:r>
     </w:p>
     <w:p>
@@ -3554,29 +3339,7 @@
           <w:sz w:val="24"/>
           <w:szCs w:val="24"/>
         </w:rPr>
-        <w:t>&lt;</w:t>
-      </w:r>
-      <w:proofErr w:type="spellStart"/>
-      <w:r>
-        <w:rPr>
-          <w:rFonts w:ascii="Times New Roman" w:hAnsi="Times New Roman" w:cs="Times New Roman"/>
-          <w:b/>
-          <w:bCs/>
-          <w:sz w:val="24"/>
-          <w:szCs w:val="24"/>
-        </w:rPr>
-        <w:t>img</w:t>
-      </w:r>
-      <w:proofErr w:type="spellEnd"/>
-      <w:r>
-        <w:rPr>
-          <w:rFonts w:ascii="Times New Roman" w:hAnsi="Times New Roman" w:cs="Times New Roman"/>
-          <w:b/>
-          <w:bCs/>
-          <w:sz w:val="24"/>
-          <w:szCs w:val="24"/>
-        </w:rPr>
-        <w:t xml:space="preserve"> src="path/to/image.jpg" alt="description"&gt;  </w:t>
+        <w:t xml:space="preserve">&lt;img src="path/to/image.jpg" alt="description"&gt;  </w:t>
       </w:r>
       <w:r>
         <w:rPr>
@@ -3818,7 +3581,6 @@
           <w:szCs w:val="24"/>
         </w:rPr>
       </w:pPr>
-      <w:proofErr w:type="spellStart"/>
       <w:r>
         <w:rPr>
           <w:rFonts w:ascii="Times New Roman" w:hAnsi="Times New Roman" w:cs="Times New Roman"/>
@@ -3829,7 +3591,6 @@
         </w:rPr>
         <w:t>thead</w:t>
       </w:r>
-      <w:proofErr w:type="spellEnd"/>
     </w:p>
     <w:p>
       <w:pPr>
@@ -3846,7 +3607,6 @@
           <w:szCs w:val="24"/>
         </w:rPr>
       </w:pPr>
-      <w:proofErr w:type="spellStart"/>
       <w:r>
         <w:rPr>
           <w:rFonts w:ascii="Times New Roman" w:hAnsi="Times New Roman" w:cs="Times New Roman"/>
@@ -3857,7 +3617,6 @@
         </w:rPr>
         <w:t>tbody</w:t>
       </w:r>
-      <w:proofErr w:type="spellEnd"/>
     </w:p>
     <w:p>
       <w:pPr>
@@ -3874,7 +3633,6 @@
           <w:szCs w:val="24"/>
         </w:rPr>
       </w:pPr>
-      <w:proofErr w:type="spellStart"/>
       <w:r>
         <w:rPr>
           <w:rFonts w:ascii="Times New Roman" w:hAnsi="Times New Roman" w:cs="Times New Roman"/>
@@ -3885,7 +3643,6 @@
         </w:rPr>
         <w:t>tfoot</w:t>
       </w:r>
-      <w:proofErr w:type="spellEnd"/>
     </w:p>
     <w:p>
       <w:pPr>
@@ -3928,7 +3685,6 @@
           <w:szCs w:val="24"/>
         </w:rPr>
       </w:pPr>
-      <w:proofErr w:type="spellStart"/>
       <w:r>
         <w:rPr>
           <w:rFonts w:ascii="Times New Roman" w:hAnsi="Times New Roman" w:cs="Times New Roman"/>
@@ -3940,7 +3696,6 @@
         <w:lastRenderedPageBreak/>
         <w:t>th</w:t>
       </w:r>
-      <w:proofErr w:type="spellEnd"/>
     </w:p>
     <w:p>
       <w:pPr>
@@ -3983,7 +3738,6 @@
           <w:szCs w:val="24"/>
         </w:rPr>
       </w:pPr>
-      <w:proofErr w:type="spellStart"/>
       <w:r>
         <w:rPr>
           <w:rFonts w:ascii="Times New Roman" w:hAnsi="Times New Roman" w:cs="Times New Roman"/>
@@ -3994,7 +3748,6 @@
         </w:rPr>
         <w:t>Colspan</w:t>
       </w:r>
-      <w:proofErr w:type="spellEnd"/>
     </w:p>
     <w:p>
       <w:pPr>
@@ -4011,7 +3764,6 @@
           <w:szCs w:val="24"/>
         </w:rPr>
       </w:pPr>
-      <w:proofErr w:type="spellStart"/>
       <w:r>
         <w:rPr>
           <w:rFonts w:ascii="Times New Roman" w:hAnsi="Times New Roman" w:cs="Times New Roman"/>
@@ -4022,7 +3774,6 @@
         </w:rPr>
         <w:t>Rowspan</w:t>
       </w:r>
-      <w:proofErr w:type="spellEnd"/>
     </w:p>
     <w:p>
       <w:pPr>
@@ -4136,10 +3887,28 @@
           <w:sz w:val="24"/>
           <w:szCs w:val="24"/>
         </w:rPr>
-        <w:t xml:space="preserve">above, below, box, </w:t>
-      </w:r>
-      <w:proofErr w:type="spellStart"/>
-      <w:r>
+        <w:t>above, below, box, lhs, rhs</w:t>
+      </w:r>
+    </w:p>
+    <w:p>
+      <w:pPr>
+        <w:rPr>
+          <w:rFonts w:ascii="Times New Roman" w:hAnsi="Times New Roman" w:cs="Times New Roman"/>
+          <w:sz w:val="24"/>
+          <w:szCs w:val="24"/>
+        </w:rPr>
+      </w:pPr>
+      <w:r>
+        <w:rPr>
+          <w:rFonts w:ascii="Times New Roman" w:hAnsi="Times New Roman" w:cs="Times New Roman"/>
+          <w:sz w:val="24"/>
+          <w:szCs w:val="24"/>
+        </w:rPr>
+        <w:t>Rules:</w:t>
+      </w:r>
+    </w:p>
+    <w:p>
+      <w:pPr>
         <w:rPr>
           <w:rFonts w:ascii="Times New Roman" w:hAnsi="Times New Roman" w:cs="Times New Roman"/>
           <w:b/>
@@ -4148,9 +3917,7 @@
           <w:sz w:val="24"/>
           <w:szCs w:val="24"/>
         </w:rPr>
-        <w:t>lhs</w:t>
-      </w:r>
-      <w:proofErr w:type="spellEnd"/>
+      </w:pPr>
       <w:r>
         <w:rPr>
           <w:rFonts w:ascii="Times New Roman" w:hAnsi="Times New Roman" w:cs="Times New Roman"/>
@@ -4160,10 +3927,11 @@
           <w:sz w:val="24"/>
           <w:szCs w:val="24"/>
         </w:rPr>
-        <w:t xml:space="preserve">, </w:t>
-      </w:r>
-      <w:proofErr w:type="spellStart"/>
-      <w:r>
+        <w:t>all, groups, rows, cols</w:t>
+      </w:r>
+    </w:p>
+    <w:p>
+      <w:pPr>
         <w:rPr>
           <w:rFonts w:ascii="Times New Roman" w:hAnsi="Times New Roman" w:cs="Times New Roman"/>
           <w:b/>
@@ -4172,29 +3940,16 @@
           <w:sz w:val="24"/>
           <w:szCs w:val="24"/>
         </w:rPr>
-        <w:t>rhs</w:t>
-      </w:r>
-      <w:proofErr w:type="spellEnd"/>
-    </w:p>
-    <w:p>
-      <w:pPr>
-        <w:rPr>
-          <w:rFonts w:ascii="Times New Roman" w:hAnsi="Times New Roman" w:cs="Times New Roman"/>
-          <w:sz w:val="24"/>
-          <w:szCs w:val="24"/>
-        </w:rPr>
-      </w:pPr>
-      <w:r>
-        <w:rPr>
-          <w:rFonts w:ascii="Times New Roman" w:hAnsi="Times New Roman" w:cs="Times New Roman"/>
-          <w:sz w:val="24"/>
-          <w:szCs w:val="24"/>
-        </w:rPr>
-        <w:t>Rules:</w:t>
-      </w:r>
-    </w:p>
-    <w:p>
-      <w:pPr>
+      </w:pPr>
+      <w:r>
+        <w:rPr>
+          <w:rFonts w:ascii="Times New Roman" w:hAnsi="Times New Roman" w:cs="Times New Roman"/>
+          <w:sz w:val="24"/>
+          <w:szCs w:val="24"/>
+        </w:rPr>
+        <w:t>border</w:t>
+      </w:r>
+      <w:r>
         <w:rPr>
           <w:rFonts w:ascii="Times New Roman" w:hAnsi="Times New Roman" w:cs="Times New Roman"/>
           <w:b/>
@@ -4203,8 +3958,11 @@
           <w:sz w:val="24"/>
           <w:szCs w:val="24"/>
         </w:rPr>
-      </w:pPr>
-      <w:r>
+        <w:t>: This attribute specifies the width of the border around the table. The default value is 0, which means no border.</w:t>
+      </w:r>
+    </w:p>
+    <w:p>
+      <w:pPr>
         <w:rPr>
           <w:rFonts w:ascii="Times New Roman" w:hAnsi="Times New Roman" w:cs="Times New Roman"/>
           <w:b/>
@@ -4213,11 +3971,16 @@
           <w:sz w:val="24"/>
           <w:szCs w:val="24"/>
         </w:rPr>
-        <w:t>all, groups, rows, cols</w:t>
-      </w:r>
-    </w:p>
-    <w:p>
-      <w:pPr>
+      </w:pPr>
+      <w:r>
+        <w:rPr>
+          <w:rFonts w:ascii="Times New Roman" w:hAnsi="Times New Roman" w:cs="Times New Roman"/>
+          <w:sz w:val="24"/>
+          <w:szCs w:val="24"/>
+        </w:rPr>
+        <w:t>cellpadding</w:t>
+      </w:r>
+      <w:r>
         <w:rPr>
           <w:rFonts w:ascii="Times New Roman" w:hAnsi="Times New Roman" w:cs="Times New Roman"/>
           <w:b/>
@@ -4226,16 +3989,11 @@
           <w:sz w:val="24"/>
           <w:szCs w:val="24"/>
         </w:rPr>
-      </w:pPr>
-      <w:r>
-        <w:rPr>
-          <w:rFonts w:ascii="Times New Roman" w:hAnsi="Times New Roman" w:cs="Times New Roman"/>
-          <w:sz w:val="24"/>
-          <w:szCs w:val="24"/>
-        </w:rPr>
-        <w:t>border</w:t>
-      </w:r>
-      <w:r>
+        <w:t xml:space="preserve">: This attribute specifies the padding within each table cell. The value is measured in pixels. </w:t>
+      </w:r>
+    </w:p>
+    <w:p>
+      <w:pPr>
         <w:rPr>
           <w:rFonts w:ascii="Times New Roman" w:hAnsi="Times New Roman" w:cs="Times New Roman"/>
           <w:b/>
@@ -4244,11 +4002,16 @@
           <w:sz w:val="24"/>
           <w:szCs w:val="24"/>
         </w:rPr>
-        <w:t>: This attribute specifies the width of the border around the table. The default value is 0, which means no border.</w:t>
-      </w:r>
-    </w:p>
-    <w:p>
-      <w:pPr>
+      </w:pPr>
+      <w:r>
+        <w:rPr>
+          <w:rFonts w:ascii="Times New Roman" w:hAnsi="Times New Roman" w:cs="Times New Roman"/>
+          <w:sz w:val="24"/>
+          <w:szCs w:val="24"/>
+        </w:rPr>
+        <w:t>cellspacing</w:t>
+      </w:r>
+      <w:r>
         <w:rPr>
           <w:rFonts w:ascii="Times New Roman" w:hAnsi="Times New Roman" w:cs="Times New Roman"/>
           <w:b/>
@@ -4257,16 +4020,11 @@
           <w:sz w:val="24"/>
           <w:szCs w:val="24"/>
         </w:rPr>
-      </w:pPr>
-      <w:r>
-        <w:rPr>
-          <w:rFonts w:ascii="Times New Roman" w:hAnsi="Times New Roman" w:cs="Times New Roman"/>
-          <w:sz w:val="24"/>
-          <w:szCs w:val="24"/>
-        </w:rPr>
-        <w:t>cellpadding</w:t>
-      </w:r>
-      <w:r>
+        <w:t xml:space="preserve">: This attribute specifies the space between table cells. The value is measured in pixels. </w:t>
+      </w:r>
+    </w:p>
+    <w:p>
+      <w:pPr>
         <w:rPr>
           <w:rFonts w:ascii="Times New Roman" w:hAnsi="Times New Roman" w:cs="Times New Roman"/>
           <w:b/>
@@ -4275,11 +4033,16 @@
           <w:sz w:val="24"/>
           <w:szCs w:val="24"/>
         </w:rPr>
-        <w:t xml:space="preserve">: This attribute specifies the padding within each table cell. The value is measured in pixels. </w:t>
-      </w:r>
-    </w:p>
-    <w:p>
-      <w:pPr>
+      </w:pPr>
+      <w:r>
+        <w:rPr>
+          <w:rFonts w:ascii="Times New Roman" w:hAnsi="Times New Roman" w:cs="Times New Roman"/>
+          <w:sz w:val="24"/>
+          <w:szCs w:val="24"/>
+        </w:rPr>
+        <w:t>width</w:t>
+      </w:r>
+      <w:r>
         <w:rPr>
           <w:rFonts w:ascii="Times New Roman" w:hAnsi="Times New Roman" w:cs="Times New Roman"/>
           <w:b/>
@@ -4288,18 +4051,11 @@
           <w:sz w:val="24"/>
           <w:szCs w:val="24"/>
         </w:rPr>
-      </w:pPr>
-      <w:proofErr w:type="spellStart"/>
-      <w:r>
-        <w:rPr>
-          <w:rFonts w:ascii="Times New Roman" w:hAnsi="Times New Roman" w:cs="Times New Roman"/>
-          <w:sz w:val="24"/>
-          <w:szCs w:val="24"/>
-        </w:rPr>
-        <w:t>cellspacing</w:t>
-      </w:r>
-      <w:proofErr w:type="spellEnd"/>
-      <w:r>
+        <w:t xml:space="preserve">: This attribute specifies the width of the table. The value can be a percentage or a pixel value. </w:t>
+      </w:r>
+    </w:p>
+    <w:p>
+      <w:pPr>
         <w:rPr>
           <w:rFonts w:ascii="Times New Roman" w:hAnsi="Times New Roman" w:cs="Times New Roman"/>
           <w:b/>
@@ -4308,11 +4064,16 @@
           <w:sz w:val="24"/>
           <w:szCs w:val="24"/>
         </w:rPr>
-        <w:t xml:space="preserve">: This attribute specifies the space between table cells. The value is measured in pixels. </w:t>
-      </w:r>
-    </w:p>
-    <w:p>
-      <w:pPr>
+      </w:pPr>
+      <w:r>
+        <w:rPr>
+          <w:rFonts w:ascii="Times New Roman" w:hAnsi="Times New Roman" w:cs="Times New Roman"/>
+          <w:sz w:val="24"/>
+          <w:szCs w:val="24"/>
+        </w:rPr>
+        <w:t>height</w:t>
+      </w:r>
+      <w:r>
         <w:rPr>
           <w:rFonts w:ascii="Times New Roman" w:hAnsi="Times New Roman" w:cs="Times New Roman"/>
           <w:b/>
@@ -4321,16 +4082,11 @@
           <w:sz w:val="24"/>
           <w:szCs w:val="24"/>
         </w:rPr>
-      </w:pPr>
-      <w:r>
-        <w:rPr>
-          <w:rFonts w:ascii="Times New Roman" w:hAnsi="Times New Roman" w:cs="Times New Roman"/>
-          <w:sz w:val="24"/>
-          <w:szCs w:val="24"/>
-        </w:rPr>
-        <w:t>width</w:t>
-      </w:r>
-      <w:r>
+        <w:t xml:space="preserve">: This attribute specifies the height of the table. The value can be a percentage or a pixel value. </w:t>
+      </w:r>
+    </w:p>
+    <w:p>
+      <w:pPr>
         <w:rPr>
           <w:rFonts w:ascii="Times New Roman" w:hAnsi="Times New Roman" w:cs="Times New Roman"/>
           <w:b/>
@@ -4339,11 +4095,16 @@
           <w:sz w:val="24"/>
           <w:szCs w:val="24"/>
         </w:rPr>
-        <w:t xml:space="preserve">: This attribute specifies the width of the table. The value can be a percentage or a pixel value. </w:t>
-      </w:r>
-    </w:p>
-    <w:p>
-      <w:pPr>
+      </w:pPr>
+      <w:r>
+        <w:rPr>
+          <w:rFonts w:ascii="Times New Roman" w:hAnsi="Times New Roman" w:cs="Times New Roman"/>
+          <w:sz w:val="24"/>
+          <w:szCs w:val="24"/>
+        </w:rPr>
+        <w:t>align</w:t>
+      </w:r>
+      <w:r>
         <w:rPr>
           <w:rFonts w:ascii="Times New Roman" w:hAnsi="Times New Roman" w:cs="Times New Roman"/>
           <w:b/>
@@ -4352,14 +4113,7 @@
           <w:sz w:val="24"/>
           <w:szCs w:val="24"/>
         </w:rPr>
-      </w:pPr>
-      <w:r>
-        <w:rPr>
-          <w:rFonts w:ascii="Times New Roman" w:hAnsi="Times New Roman" w:cs="Times New Roman"/>
-          <w:sz w:val="24"/>
-          <w:szCs w:val="24"/>
-        </w:rPr>
-        <w:t>height</w:t>
+        <w:t>: This attribute</w:t>
       </w:r>
       <w:r>
         <w:rPr>
@@ -4370,11 +4124,9 @@
           <w:sz w:val="24"/>
           <w:szCs w:val="24"/>
         </w:rPr>
-        <w:t xml:space="preserve">: This attribute specifies the height of the table. The value can be a percentage or a pixel value. </w:t>
-      </w:r>
-    </w:p>
-    <w:p>
-      <w:pPr>
+        <w:t>/properties</w:t>
+      </w:r>
+      <w:r>
         <w:rPr>
           <w:rFonts w:ascii="Times New Roman" w:hAnsi="Times New Roman" w:cs="Times New Roman"/>
           <w:b/>
@@ -4383,84 +4135,7 @@
           <w:sz w:val="24"/>
           <w:szCs w:val="24"/>
         </w:rPr>
-      </w:pPr>
-      <w:r>
-        <w:rPr>
-          <w:rFonts w:ascii="Times New Roman" w:hAnsi="Times New Roman" w:cs="Times New Roman"/>
-          <w:sz w:val="24"/>
-          <w:szCs w:val="24"/>
-        </w:rPr>
-        <w:t>align</w:t>
-      </w:r>
-      <w:r>
-        <w:rPr>
-          <w:rFonts w:ascii="Times New Roman" w:hAnsi="Times New Roman" w:cs="Times New Roman"/>
-          <w:b/>
-          <w:bCs/>
-          <w:color w:val="1F3864" w:themeColor="accent1" w:themeShade="80"/>
-          <w:sz w:val="24"/>
-          <w:szCs w:val="24"/>
-        </w:rPr>
-        <w:t xml:space="preserve">: </w:t>
-      </w:r>
-      <w:proofErr w:type="gramStart"/>
-      <w:r>
-        <w:rPr>
-          <w:rFonts w:ascii="Times New Roman" w:hAnsi="Times New Roman" w:cs="Times New Roman"/>
-          <w:b/>
-          <w:bCs/>
-          <w:color w:val="1F3864" w:themeColor="accent1" w:themeShade="80"/>
-          <w:sz w:val="24"/>
-          <w:szCs w:val="24"/>
-        </w:rPr>
-        <w:t>This attribute</w:t>
-      </w:r>
-      <w:r>
-        <w:rPr>
-          <w:rFonts w:ascii="Times New Roman" w:hAnsi="Times New Roman" w:cs="Times New Roman"/>
-          <w:b/>
-          <w:bCs/>
-          <w:color w:val="1F3864" w:themeColor="accent1" w:themeShade="80"/>
-          <w:sz w:val="24"/>
-          <w:szCs w:val="24"/>
-        </w:rPr>
-        <w:t>/properties</w:t>
-      </w:r>
-      <w:proofErr w:type="gramEnd"/>
-      <w:r>
-        <w:rPr>
-          <w:rFonts w:ascii="Times New Roman" w:hAnsi="Times New Roman" w:cs="Times New Roman"/>
-          <w:b/>
-          <w:bCs/>
-          <w:color w:val="1F3864" w:themeColor="accent1" w:themeShade="80"/>
-          <w:sz w:val="24"/>
-          <w:szCs w:val="24"/>
-        </w:rPr>
-        <w:t xml:space="preserve"> specifies the horizontal alignment of the table within its containing element. The possible values are "left", "</w:t>
-      </w:r>
-      <w:proofErr w:type="spellStart"/>
-      <w:r>
-        <w:rPr>
-          <w:rFonts w:ascii="Times New Roman" w:hAnsi="Times New Roman" w:cs="Times New Roman"/>
-          <w:b/>
-          <w:bCs/>
-          <w:color w:val="1F3864" w:themeColor="accent1" w:themeShade="80"/>
-          <w:sz w:val="24"/>
-          <w:szCs w:val="24"/>
-        </w:rPr>
-        <w:t>center</w:t>
-      </w:r>
-      <w:proofErr w:type="spellEnd"/>
-      <w:r>
-        <w:rPr>
-          <w:rFonts w:ascii="Times New Roman" w:hAnsi="Times New Roman" w:cs="Times New Roman"/>
-          <w:b/>
-          <w:bCs/>
-          <w:color w:val="1F3864" w:themeColor="accent1" w:themeShade="80"/>
-          <w:sz w:val="24"/>
-          <w:szCs w:val="24"/>
-        </w:rPr>
-        <w:t>", or "right".</w:t>
+        <w:t xml:space="preserve"> specifies the horizontal alignment of the table within its containing element. The possible values are "left", "center", or "right".</w:t>
       </w:r>
     </w:p>
     <w:p>
@@ -4670,31 +4345,7 @@
           <w:sz w:val="24"/>
           <w:szCs w:val="24"/>
         </w:rPr>
-        <w:t>&lt;</w:t>
-      </w:r>
-      <w:proofErr w:type="spellStart"/>
-      <w:r>
-        <w:rPr>
-          <w:rFonts w:ascii="Times New Roman" w:hAnsi="Times New Roman" w:cs="Times New Roman"/>
-          <w:b/>
-          <w:bCs/>
-          <w:color w:val="833C0B" w:themeColor="accent2" w:themeShade="80"/>
-          <w:sz w:val="24"/>
-          <w:szCs w:val="24"/>
-        </w:rPr>
-        <w:t>ol</w:t>
-      </w:r>
-      <w:proofErr w:type="spellEnd"/>
-      <w:r>
-        <w:rPr>
-          <w:rFonts w:ascii="Times New Roman" w:hAnsi="Times New Roman" w:cs="Times New Roman"/>
-          <w:b/>
-          <w:bCs/>
-          <w:color w:val="833C0B" w:themeColor="accent2" w:themeShade="80"/>
-          <w:sz w:val="24"/>
-          <w:szCs w:val="24"/>
-        </w:rPr>
-        <w:t>&gt;</w:t>
+        <w:t>&lt;ol&gt;</w:t>
       </w:r>
     </w:p>
     <w:p>
@@ -4756,31 +4407,7 @@
           <w:sz w:val="24"/>
           <w:szCs w:val="24"/>
         </w:rPr>
-        <w:t>&lt;/</w:t>
-      </w:r>
-      <w:proofErr w:type="spellStart"/>
-      <w:r>
-        <w:rPr>
-          <w:rFonts w:ascii="Times New Roman" w:hAnsi="Times New Roman" w:cs="Times New Roman"/>
-          <w:b/>
-          <w:bCs/>
-          <w:color w:val="833C0B" w:themeColor="accent2" w:themeShade="80"/>
-          <w:sz w:val="24"/>
-          <w:szCs w:val="24"/>
-        </w:rPr>
-        <w:t>ol</w:t>
-      </w:r>
-      <w:proofErr w:type="spellEnd"/>
-      <w:r>
-        <w:rPr>
-          <w:rFonts w:ascii="Times New Roman" w:hAnsi="Times New Roman" w:cs="Times New Roman"/>
-          <w:b/>
-          <w:bCs/>
-          <w:color w:val="833C0B" w:themeColor="accent2" w:themeShade="80"/>
-          <w:sz w:val="24"/>
-          <w:szCs w:val="24"/>
-        </w:rPr>
-        <w:t>&gt;</w:t>
+        <w:t>&lt;/ol&gt;</w:t>
       </w:r>
     </w:p>
     <w:p>
@@ -4804,31 +4431,7 @@
           <w:szCs w:val="24"/>
         </w:rPr>
         <w:lastRenderedPageBreak/>
-        <w:t xml:space="preserve">--- can have any number of li inside this </w:t>
-      </w:r>
-      <w:proofErr w:type="spellStart"/>
-      <w:r>
-        <w:rPr>
-          <w:rFonts w:ascii="Times New Roman" w:hAnsi="Times New Roman" w:cs="Times New Roman"/>
-          <w:b/>
-          <w:bCs/>
-          <w:color w:val="2F5496" w:themeColor="accent1" w:themeShade="BF"/>
-          <w:sz w:val="24"/>
-          <w:szCs w:val="24"/>
-        </w:rPr>
-        <w:t>ol</w:t>
-      </w:r>
-      <w:proofErr w:type="spellEnd"/>
-      <w:r>
-        <w:rPr>
-          <w:rFonts w:ascii="Times New Roman" w:hAnsi="Times New Roman" w:cs="Times New Roman"/>
-          <w:b/>
-          <w:bCs/>
-          <w:color w:val="2F5496" w:themeColor="accent1" w:themeShade="BF"/>
-          <w:sz w:val="24"/>
-          <w:szCs w:val="24"/>
-        </w:rPr>
-        <w:t xml:space="preserve">, li is sub element </w:t>
+        <w:t xml:space="preserve">--- can have any number of li inside this ol, li is sub element </w:t>
       </w:r>
     </w:p>
     <w:p>
@@ -4986,15 +4589,7 @@
         <w:pStyle w:val="Heading1"/>
       </w:pPr>
       <w:r>
-        <w:t xml:space="preserve">HTML </w:t>
-      </w:r>
-      <w:proofErr w:type="spellStart"/>
-      <w:r>
-        <w:t>Iframes</w:t>
-      </w:r>
-      <w:proofErr w:type="spellEnd"/>
-      <w:r>
-        <w:t xml:space="preserve"> :</w:t>
+        <w:t>HTML Iframes :</w:t>
       </w:r>
     </w:p>
     <w:p>
@@ -5158,10 +4753,42 @@
           <w:sz w:val="24"/>
           <w:szCs w:val="24"/>
         </w:rPr>
-        <w:t>&lt;</w:t>
-      </w:r>
-      <w:proofErr w:type="spellStart"/>
-      <w:r>
+        <w:t xml:space="preserve">&lt;iframe src ="http://www.example.com"&gt;&lt;/iframe&gt; </w:t>
+      </w:r>
+    </w:p>
+    <w:p>
+      <w:pPr>
+        <w:ind w:left="360"/>
+        <w:rPr>
+          <w:rFonts w:ascii="Times New Roman" w:hAnsi="Times New Roman" w:cs="Times New Roman"/>
+          <w:b/>
+          <w:bCs/>
+          <w:sz w:val="24"/>
+          <w:szCs w:val="24"/>
+        </w:rPr>
+      </w:pPr>
+      <w:r>
+        <w:rPr>
+          <w:rFonts w:ascii="Times New Roman" w:hAnsi="Times New Roman" w:cs="Times New Roman"/>
+          <w:b/>
+          <w:bCs/>
+          <w:sz w:val="24"/>
+          <w:szCs w:val="24"/>
+        </w:rPr>
+        <w:t xml:space="preserve">width: </w:t>
+      </w:r>
+      <w:r>
+        <w:rPr>
+          <w:rFonts w:ascii="Times New Roman" w:hAnsi="Times New Roman" w:cs="Times New Roman"/>
+          <w:sz w:val="24"/>
+          <w:szCs w:val="24"/>
+        </w:rPr>
+        <w:t>This attribute specifies the width of the iframe. The value can be specified as a positive integer followed by a unit of measurement, such as "px" or "em".</w:t>
+      </w:r>
+    </w:p>
+    <w:p>
+      <w:pPr>
+        <w:ind w:left="360" w:firstLine="360"/>
         <w:rPr>
           <w:rFonts w:ascii="Times New Roman" w:hAnsi="Times New Roman" w:cs="Times New Roman"/>
           <w:b/>
@@ -5170,9 +4797,7 @@
           <w:sz w:val="24"/>
           <w:szCs w:val="24"/>
         </w:rPr>
-        <w:t>iframe</w:t>
-      </w:r>
-      <w:proofErr w:type="spellEnd"/>
+      </w:pPr>
       <w:r>
         <w:rPr>
           <w:rFonts w:ascii="Times New Roman" w:hAnsi="Times New Roman" w:cs="Times New Roman"/>
@@ -5182,7 +4807,7 @@
           <w:sz w:val="24"/>
           <w:szCs w:val="24"/>
         </w:rPr>
-        <w:t xml:space="preserve"> src ="http://www.example.com"&gt;&lt;/iframe&gt; </w:t>
+        <w:t>&lt;iframe src="http://www.example.com" width="500px"&gt;&lt;/iframe&gt;</w:t>
       </w:r>
     </w:p>
     <w:p>
@@ -5190,88 +4815,32 @@
         <w:ind w:left="360"/>
         <w:rPr>
           <w:rFonts w:ascii="Times New Roman" w:hAnsi="Times New Roman" w:cs="Times New Roman"/>
-          <w:b/>
-          <w:bCs/>
-          <w:sz w:val="24"/>
-          <w:szCs w:val="24"/>
-        </w:rPr>
-      </w:pPr>
-      <w:r>
-        <w:rPr>
-          <w:rFonts w:ascii="Times New Roman" w:hAnsi="Times New Roman" w:cs="Times New Roman"/>
-          <w:b/>
-          <w:bCs/>
-          <w:sz w:val="24"/>
-          <w:szCs w:val="24"/>
-        </w:rPr>
-        <w:t xml:space="preserve">width: </w:t>
-      </w:r>
-      <w:r>
-        <w:rPr>
-          <w:rFonts w:ascii="Times New Roman" w:hAnsi="Times New Roman" w:cs="Times New Roman"/>
-          <w:sz w:val="24"/>
-          <w:szCs w:val="24"/>
-        </w:rPr>
-        <w:t xml:space="preserve">This attribute specifies the width of the </w:t>
-      </w:r>
-      <w:proofErr w:type="spellStart"/>
-      <w:r>
-        <w:rPr>
-          <w:rFonts w:ascii="Times New Roman" w:hAnsi="Times New Roman" w:cs="Times New Roman"/>
-          <w:sz w:val="24"/>
-          <w:szCs w:val="24"/>
-        </w:rPr>
-        <w:t>iframe</w:t>
-      </w:r>
-      <w:proofErr w:type="spellEnd"/>
-      <w:r>
-        <w:rPr>
-          <w:rFonts w:ascii="Times New Roman" w:hAnsi="Times New Roman" w:cs="Times New Roman"/>
-          <w:sz w:val="24"/>
-          <w:szCs w:val="24"/>
-        </w:rPr>
-        <w:t>. The value can be specified as a positive integer followed by a unit of measurement, such as "</w:t>
-      </w:r>
-      <w:proofErr w:type="spellStart"/>
-      <w:r>
-        <w:rPr>
-          <w:rFonts w:ascii="Times New Roman" w:hAnsi="Times New Roman" w:cs="Times New Roman"/>
-          <w:sz w:val="24"/>
-          <w:szCs w:val="24"/>
-        </w:rPr>
-        <w:t>px</w:t>
-      </w:r>
-      <w:proofErr w:type="spellEnd"/>
-      <w:r>
-        <w:rPr>
-          <w:rFonts w:ascii="Times New Roman" w:hAnsi="Times New Roman" w:cs="Times New Roman"/>
-          <w:sz w:val="24"/>
-          <w:szCs w:val="24"/>
-        </w:rPr>
-        <w:t>" or "</w:t>
-      </w:r>
-      <w:proofErr w:type="spellStart"/>
-      <w:r>
-        <w:rPr>
-          <w:rFonts w:ascii="Times New Roman" w:hAnsi="Times New Roman" w:cs="Times New Roman"/>
-          <w:sz w:val="24"/>
-          <w:szCs w:val="24"/>
-        </w:rPr>
-        <w:t>em</w:t>
-      </w:r>
-      <w:proofErr w:type="spellEnd"/>
-      <w:r>
-        <w:rPr>
-          <w:rFonts w:ascii="Times New Roman" w:hAnsi="Times New Roman" w:cs="Times New Roman"/>
-          <w:sz w:val="24"/>
-          <w:szCs w:val="24"/>
-        </w:rPr>
-        <w:t>".</w:t>
-      </w:r>
-    </w:p>
-    <w:p>
-      <w:pPr>
-        <w:ind w:left="360" w:firstLine="360"/>
+          <w:sz w:val="24"/>
+          <w:szCs w:val="24"/>
+        </w:rPr>
+      </w:pPr>
+      <w:r>
+        <w:rPr>
+          <w:rFonts w:ascii="Times New Roman" w:hAnsi="Times New Roman" w:cs="Times New Roman"/>
+          <w:b/>
+          <w:bCs/>
+          <w:sz w:val="24"/>
+          <w:szCs w:val="24"/>
+        </w:rPr>
+        <w:t xml:space="preserve">height: </w:t>
+      </w:r>
+      <w:r>
+        <w:rPr>
+          <w:rFonts w:ascii="Times New Roman" w:hAnsi="Times New Roman" w:cs="Times New Roman"/>
+          <w:sz w:val="24"/>
+          <w:szCs w:val="24"/>
+        </w:rPr>
+        <w:t xml:space="preserve">This attribute specifies the height of the iframe. The value can be specified as a positive integer followed by a unit of measurement, such as "px" or "em". </w:t>
+      </w:r>
+    </w:p>
+    <w:p>
+      <w:pPr>
+        <w:ind w:left="360"/>
         <w:rPr>
           <w:rFonts w:ascii="Times New Roman" w:hAnsi="Times New Roman" w:cs="Times New Roman"/>
           <w:b/>
@@ -5290,10 +4859,40 @@
           <w:sz w:val="24"/>
           <w:szCs w:val="24"/>
         </w:rPr>
-        <w:t>&lt;</w:t>
-      </w:r>
-      <w:proofErr w:type="spellStart"/>
-      <w:r>
+        <w:t xml:space="preserve">&lt;iframe src="http://www.example.com" height="300px"&gt;&lt;/iframe&gt; </w:t>
+      </w:r>
+    </w:p>
+    <w:p>
+      <w:pPr>
+        <w:ind w:left="360"/>
+        <w:rPr>
+          <w:rFonts w:ascii="Times New Roman" w:hAnsi="Times New Roman" w:cs="Times New Roman"/>
+          <w:sz w:val="24"/>
+          <w:szCs w:val="24"/>
+        </w:rPr>
+      </w:pPr>
+      <w:r>
+        <w:rPr>
+          <w:rFonts w:ascii="Times New Roman" w:hAnsi="Times New Roman" w:cs="Times New Roman"/>
+          <w:b/>
+          <w:bCs/>
+          <w:sz w:val="24"/>
+          <w:szCs w:val="24"/>
+        </w:rPr>
+        <w:t xml:space="preserve">name: </w:t>
+      </w:r>
+      <w:r>
+        <w:rPr>
+          <w:rFonts w:ascii="Times New Roman" w:hAnsi="Times New Roman" w:cs="Times New Roman"/>
+          <w:sz w:val="24"/>
+          <w:szCs w:val="24"/>
+        </w:rPr>
+        <w:t>This attribute specifies a name for the iframe. This name can be used as the target of links, form submissions, and JavaScript functions.</w:t>
+      </w:r>
+    </w:p>
+    <w:p>
+      <w:pPr>
+        <w:ind w:left="360"/>
         <w:rPr>
           <w:rFonts w:ascii="Times New Roman" w:hAnsi="Times New Roman" w:cs="Times New Roman"/>
           <w:b/>
@@ -5302,9 +4901,7 @@
           <w:sz w:val="24"/>
           <w:szCs w:val="24"/>
         </w:rPr>
-        <w:t>iframe</w:t>
-      </w:r>
-      <w:proofErr w:type="spellEnd"/>
+      </w:pPr>
       <w:r>
         <w:rPr>
           <w:rFonts w:ascii="Times New Roman" w:hAnsi="Times New Roman" w:cs="Times New Roman"/>
@@ -5314,10 +4911,52 @@
           <w:sz w:val="24"/>
           <w:szCs w:val="24"/>
         </w:rPr>
-        <w:t xml:space="preserve"> src="http://www.example.com" width="500px"&gt;&lt;/</w:t>
-      </w:r>
-      <w:proofErr w:type="spellStart"/>
-      <w:r>
+        <w:t>&lt;iframe src="http://www.example.com" name="myframe"&gt;&lt;/iframe&gt;</w:t>
+      </w:r>
+    </w:p>
+    <w:p>
+      <w:pPr>
+        <w:ind w:left="360"/>
+        <w:rPr>
+          <w:rFonts w:ascii="Times New Roman" w:hAnsi="Times New Roman" w:cs="Times New Roman"/>
+          <w:b/>
+          <w:bCs/>
+          <w:sz w:val="24"/>
+          <w:szCs w:val="24"/>
+        </w:rPr>
+      </w:pPr>
+      <w:r>
+        <w:rPr>
+          <w:rFonts w:ascii="Times New Roman" w:hAnsi="Times New Roman" w:cs="Times New Roman"/>
+          <w:b/>
+          <w:bCs/>
+          <w:sz w:val="24"/>
+          <w:szCs w:val="24"/>
+        </w:rPr>
+        <w:t xml:space="preserve">frameborder: </w:t>
+      </w:r>
+      <w:r>
+        <w:rPr>
+          <w:rFonts w:ascii="Times New Roman" w:hAnsi="Times New Roman" w:cs="Times New Roman"/>
+          <w:sz w:val="24"/>
+          <w:szCs w:val="24"/>
+        </w:rPr>
+        <w:t>This attribute specifies whether or not the iframe should have a border. The value can be "0" or "1".</w:t>
+      </w:r>
+      <w:r>
+        <w:rPr>
+          <w:rFonts w:ascii="Times New Roman" w:hAnsi="Times New Roman" w:cs="Times New Roman"/>
+          <w:b/>
+          <w:bCs/>
+          <w:sz w:val="24"/>
+          <w:szCs w:val="24"/>
+        </w:rPr>
+        <w:t xml:space="preserve"> </w:t>
+      </w:r>
+    </w:p>
+    <w:p>
+      <w:pPr>
+        <w:ind w:left="360"/>
         <w:rPr>
           <w:rFonts w:ascii="Times New Roman" w:hAnsi="Times New Roman" w:cs="Times New Roman"/>
           <w:b/>
@@ -5326,9 +4965,7 @@
           <w:sz w:val="24"/>
           <w:szCs w:val="24"/>
         </w:rPr>
-        <w:t>iframe</w:t>
-      </w:r>
-      <w:proofErr w:type="spellEnd"/>
+      </w:pPr>
       <w:r>
         <w:rPr>
           <w:rFonts w:ascii="Times New Roman" w:hAnsi="Times New Roman" w:cs="Times New Roman"/>
@@ -5338,7 +4975,7 @@
           <w:sz w:val="24"/>
           <w:szCs w:val="24"/>
         </w:rPr>
-        <w:t>&gt;</w:t>
+        <w:t>&lt;iframe src="http://www.example.com" frameborder="0"&gt;&lt;/iframe&gt;</w:t>
       </w:r>
     </w:p>
     <w:p>
@@ -5358,69 +4995,15 @@
           <w:sz w:val="24"/>
           <w:szCs w:val="24"/>
         </w:rPr>
-        <w:t xml:space="preserve">height: </w:t>
-      </w:r>
-      <w:r>
-        <w:rPr>
-          <w:rFonts w:ascii="Times New Roman" w:hAnsi="Times New Roman" w:cs="Times New Roman"/>
-          <w:sz w:val="24"/>
-          <w:szCs w:val="24"/>
-        </w:rPr>
-        <w:t xml:space="preserve">This attribute specifies the height of the </w:t>
-      </w:r>
-      <w:proofErr w:type="spellStart"/>
-      <w:r>
-        <w:rPr>
-          <w:rFonts w:ascii="Times New Roman" w:hAnsi="Times New Roman" w:cs="Times New Roman"/>
-          <w:sz w:val="24"/>
-          <w:szCs w:val="24"/>
-        </w:rPr>
-        <w:t>iframe</w:t>
-      </w:r>
-      <w:proofErr w:type="spellEnd"/>
-      <w:r>
-        <w:rPr>
-          <w:rFonts w:ascii="Times New Roman" w:hAnsi="Times New Roman" w:cs="Times New Roman"/>
-          <w:sz w:val="24"/>
-          <w:szCs w:val="24"/>
-        </w:rPr>
-        <w:t>. The value can be specified as a positive integer followed by a unit of measurement, such as "</w:t>
-      </w:r>
-      <w:proofErr w:type="spellStart"/>
-      <w:r>
-        <w:rPr>
-          <w:rFonts w:ascii="Times New Roman" w:hAnsi="Times New Roman" w:cs="Times New Roman"/>
-          <w:sz w:val="24"/>
-          <w:szCs w:val="24"/>
-        </w:rPr>
-        <w:t>px</w:t>
-      </w:r>
-      <w:proofErr w:type="spellEnd"/>
-      <w:r>
-        <w:rPr>
-          <w:rFonts w:ascii="Times New Roman" w:hAnsi="Times New Roman" w:cs="Times New Roman"/>
-          <w:sz w:val="24"/>
-          <w:szCs w:val="24"/>
-        </w:rPr>
-        <w:t>" or "</w:t>
-      </w:r>
-      <w:proofErr w:type="spellStart"/>
-      <w:r>
-        <w:rPr>
-          <w:rFonts w:ascii="Times New Roman" w:hAnsi="Times New Roman" w:cs="Times New Roman"/>
-          <w:sz w:val="24"/>
-          <w:szCs w:val="24"/>
-        </w:rPr>
-        <w:t>em</w:t>
-      </w:r>
-      <w:proofErr w:type="spellEnd"/>
-      <w:r>
-        <w:rPr>
-          <w:rFonts w:ascii="Times New Roman" w:hAnsi="Times New Roman" w:cs="Times New Roman"/>
-          <w:sz w:val="24"/>
-          <w:szCs w:val="24"/>
-        </w:rPr>
-        <w:t xml:space="preserve">". </w:t>
+        <w:t xml:space="preserve">scrolling: </w:t>
+      </w:r>
+      <w:r>
+        <w:rPr>
+          <w:rFonts w:ascii="Times New Roman" w:hAnsi="Times New Roman" w:cs="Times New Roman"/>
+          <w:sz w:val="24"/>
+          <w:szCs w:val="24"/>
+        </w:rPr>
+        <w:t>This attribute specifies whether or not the iframe should have scrollbars. The value can be "yes", "no", or "auto".</w:t>
       </w:r>
     </w:p>
     <w:p>
@@ -5444,10 +5027,52 @@
           <w:sz w:val="24"/>
           <w:szCs w:val="24"/>
         </w:rPr>
-        <w:t>&lt;</w:t>
-      </w:r>
-      <w:proofErr w:type="spellStart"/>
-      <w:r>
+        <w:t>&lt;iframe src="http://www.example.com" scrolling="auto"&gt;&lt;/iframe&gt;</w:t>
+      </w:r>
+    </w:p>
+    <w:p>
+      <w:pPr>
+        <w:ind w:left="360"/>
+        <w:rPr>
+          <w:rFonts w:ascii="Times New Roman" w:hAnsi="Times New Roman" w:cs="Times New Roman"/>
+          <w:b/>
+          <w:bCs/>
+          <w:sz w:val="24"/>
+          <w:szCs w:val="24"/>
+        </w:rPr>
+      </w:pPr>
+      <w:r>
+        <w:rPr>
+          <w:rFonts w:ascii="Times New Roman" w:hAnsi="Times New Roman" w:cs="Times New Roman"/>
+          <w:b/>
+          <w:bCs/>
+          <w:sz w:val="24"/>
+          <w:szCs w:val="24"/>
+        </w:rPr>
+        <w:t xml:space="preserve">allowfullscreen: </w:t>
+      </w:r>
+      <w:r>
+        <w:rPr>
+          <w:rFonts w:ascii="Times New Roman" w:hAnsi="Times New Roman" w:cs="Times New Roman"/>
+          <w:sz w:val="24"/>
+          <w:szCs w:val="24"/>
+        </w:rPr>
+        <w:t>This attribute specifies whether or not the iframe should be allowed to enter fullscreen mode. The value can be "true" or "false".</w:t>
+      </w:r>
+      <w:r>
+        <w:rPr>
+          <w:rFonts w:ascii="Times New Roman" w:hAnsi="Times New Roman" w:cs="Times New Roman"/>
+          <w:b/>
+          <w:bCs/>
+          <w:sz w:val="24"/>
+          <w:szCs w:val="24"/>
+        </w:rPr>
+        <w:t xml:space="preserve"> </w:t>
+      </w:r>
+    </w:p>
+    <w:p>
+      <w:pPr>
+        <w:ind w:left="360"/>
         <w:rPr>
           <w:rFonts w:ascii="Times New Roman" w:hAnsi="Times New Roman" w:cs="Times New Roman"/>
           <w:b/>
@@ -5456,9 +5081,7 @@
           <w:sz w:val="24"/>
           <w:szCs w:val="24"/>
         </w:rPr>
-        <w:t>iframe</w:t>
-      </w:r>
-      <w:proofErr w:type="spellEnd"/>
+      </w:pPr>
       <w:r>
         <w:rPr>
           <w:rFonts w:ascii="Times New Roman" w:hAnsi="Times New Roman" w:cs="Times New Roman"/>
@@ -5468,10 +5091,41 @@
           <w:sz w:val="24"/>
           <w:szCs w:val="24"/>
         </w:rPr>
-        <w:t xml:space="preserve"> src="http://www.example.com" height="300px"&gt;&lt;/</w:t>
-      </w:r>
-      <w:proofErr w:type="spellStart"/>
-      <w:r>
+        <w:lastRenderedPageBreak/>
+        <w:t>&lt;iframe src="http://www.example.com" allowfullscreen="true"&gt;&lt;/iframe&gt;</w:t>
+      </w:r>
+    </w:p>
+    <w:p>
+      <w:pPr>
+        <w:ind w:left="360"/>
+        <w:rPr>
+          <w:rFonts w:ascii="Times New Roman" w:hAnsi="Times New Roman" w:cs="Times New Roman"/>
+          <w:sz w:val="24"/>
+          <w:szCs w:val="24"/>
+        </w:rPr>
+      </w:pPr>
+      <w:r>
+        <w:rPr>
+          <w:rFonts w:ascii="Times New Roman" w:hAnsi="Times New Roman" w:cs="Times New Roman"/>
+          <w:b/>
+          <w:bCs/>
+          <w:sz w:val="24"/>
+          <w:szCs w:val="24"/>
+        </w:rPr>
+        <w:t xml:space="preserve">allow: </w:t>
+      </w:r>
+      <w:r>
+        <w:rPr>
+          <w:rFonts w:ascii="Times New Roman" w:hAnsi="Times New Roman" w:cs="Times New Roman"/>
+          <w:sz w:val="24"/>
+          <w:szCs w:val="24"/>
+        </w:rPr>
+        <w:t>This attribute specifies a space-separated list of features that the iframe is allowed to use. Example:</w:t>
+      </w:r>
+    </w:p>
+    <w:p>
+      <w:pPr>
+        <w:ind w:left="360"/>
         <w:rPr>
           <w:rFonts w:ascii="Times New Roman" w:hAnsi="Times New Roman" w:cs="Times New Roman"/>
           <w:b/>
@@ -5480,9 +5134,7 @@
           <w:sz w:val="24"/>
           <w:szCs w:val="24"/>
         </w:rPr>
-        <w:t>iframe</w:t>
-      </w:r>
-      <w:proofErr w:type="spellEnd"/>
+      </w:pPr>
       <w:r>
         <w:rPr>
           <w:rFonts w:ascii="Times New Roman" w:hAnsi="Times New Roman" w:cs="Times New Roman"/>
@@ -5492,700 +5144,7 @@
           <w:sz w:val="24"/>
           <w:szCs w:val="24"/>
         </w:rPr>
-        <w:t xml:space="preserve">&gt; </w:t>
-      </w:r>
-    </w:p>
-    <w:p>
-      <w:pPr>
-        <w:ind w:left="360"/>
-        <w:rPr>
-          <w:rFonts w:ascii="Times New Roman" w:hAnsi="Times New Roman" w:cs="Times New Roman"/>
-          <w:sz w:val="24"/>
-          <w:szCs w:val="24"/>
-        </w:rPr>
-      </w:pPr>
-      <w:r>
-        <w:rPr>
-          <w:rFonts w:ascii="Times New Roman" w:hAnsi="Times New Roman" w:cs="Times New Roman"/>
-          <w:b/>
-          <w:bCs/>
-          <w:sz w:val="24"/>
-          <w:szCs w:val="24"/>
-        </w:rPr>
-        <w:t xml:space="preserve">name: </w:t>
-      </w:r>
-      <w:r>
-        <w:rPr>
-          <w:rFonts w:ascii="Times New Roman" w:hAnsi="Times New Roman" w:cs="Times New Roman"/>
-          <w:sz w:val="24"/>
-          <w:szCs w:val="24"/>
-        </w:rPr>
-        <w:t xml:space="preserve">This attribute specifies a name for the </w:t>
-      </w:r>
-      <w:proofErr w:type="spellStart"/>
-      <w:r>
-        <w:rPr>
-          <w:rFonts w:ascii="Times New Roman" w:hAnsi="Times New Roman" w:cs="Times New Roman"/>
-          <w:sz w:val="24"/>
-          <w:szCs w:val="24"/>
-        </w:rPr>
-        <w:t>iframe</w:t>
-      </w:r>
-      <w:proofErr w:type="spellEnd"/>
-      <w:r>
-        <w:rPr>
-          <w:rFonts w:ascii="Times New Roman" w:hAnsi="Times New Roman" w:cs="Times New Roman"/>
-          <w:sz w:val="24"/>
-          <w:szCs w:val="24"/>
-        </w:rPr>
-        <w:t>. This name can be used as the target of links, form submissions, and JavaScript functions.</w:t>
-      </w:r>
-    </w:p>
-    <w:p>
-      <w:pPr>
-        <w:ind w:left="360"/>
-        <w:rPr>
-          <w:rFonts w:ascii="Times New Roman" w:hAnsi="Times New Roman" w:cs="Times New Roman"/>
-          <w:b/>
-          <w:bCs/>
-          <w:color w:val="385623" w:themeColor="accent6" w:themeShade="80"/>
-          <w:sz w:val="24"/>
-          <w:szCs w:val="24"/>
-        </w:rPr>
-      </w:pPr>
-      <w:r>
-        <w:rPr>
-          <w:rFonts w:ascii="Times New Roman" w:hAnsi="Times New Roman" w:cs="Times New Roman"/>
-          <w:b/>
-          <w:bCs/>
-          <w:color w:val="385623" w:themeColor="accent6" w:themeShade="80"/>
-          <w:sz w:val="24"/>
-          <w:szCs w:val="24"/>
-        </w:rPr>
-        <w:t>&lt;</w:t>
-      </w:r>
-      <w:proofErr w:type="spellStart"/>
-      <w:r>
-        <w:rPr>
-          <w:rFonts w:ascii="Times New Roman" w:hAnsi="Times New Roman" w:cs="Times New Roman"/>
-          <w:b/>
-          <w:bCs/>
-          <w:color w:val="385623" w:themeColor="accent6" w:themeShade="80"/>
-          <w:sz w:val="24"/>
-          <w:szCs w:val="24"/>
-        </w:rPr>
-        <w:t>iframe</w:t>
-      </w:r>
-      <w:proofErr w:type="spellEnd"/>
-      <w:r>
-        <w:rPr>
-          <w:rFonts w:ascii="Times New Roman" w:hAnsi="Times New Roman" w:cs="Times New Roman"/>
-          <w:b/>
-          <w:bCs/>
-          <w:color w:val="385623" w:themeColor="accent6" w:themeShade="80"/>
-          <w:sz w:val="24"/>
-          <w:szCs w:val="24"/>
-        </w:rPr>
-        <w:t xml:space="preserve"> src="http://www.example.com" name="</w:t>
-      </w:r>
-      <w:proofErr w:type="spellStart"/>
-      <w:r>
-        <w:rPr>
-          <w:rFonts w:ascii="Times New Roman" w:hAnsi="Times New Roman" w:cs="Times New Roman"/>
-          <w:b/>
-          <w:bCs/>
-          <w:color w:val="385623" w:themeColor="accent6" w:themeShade="80"/>
-          <w:sz w:val="24"/>
-          <w:szCs w:val="24"/>
-        </w:rPr>
-        <w:t>myframe</w:t>
-      </w:r>
-      <w:proofErr w:type="spellEnd"/>
-      <w:r>
-        <w:rPr>
-          <w:rFonts w:ascii="Times New Roman" w:hAnsi="Times New Roman" w:cs="Times New Roman"/>
-          <w:b/>
-          <w:bCs/>
-          <w:color w:val="385623" w:themeColor="accent6" w:themeShade="80"/>
-          <w:sz w:val="24"/>
-          <w:szCs w:val="24"/>
-        </w:rPr>
-        <w:t>"&gt;&lt;/</w:t>
-      </w:r>
-      <w:proofErr w:type="spellStart"/>
-      <w:r>
-        <w:rPr>
-          <w:rFonts w:ascii="Times New Roman" w:hAnsi="Times New Roman" w:cs="Times New Roman"/>
-          <w:b/>
-          <w:bCs/>
-          <w:color w:val="385623" w:themeColor="accent6" w:themeShade="80"/>
-          <w:sz w:val="24"/>
-          <w:szCs w:val="24"/>
-        </w:rPr>
-        <w:t>iframe</w:t>
-      </w:r>
-      <w:proofErr w:type="spellEnd"/>
-      <w:r>
-        <w:rPr>
-          <w:rFonts w:ascii="Times New Roman" w:hAnsi="Times New Roman" w:cs="Times New Roman"/>
-          <w:b/>
-          <w:bCs/>
-          <w:color w:val="385623" w:themeColor="accent6" w:themeShade="80"/>
-          <w:sz w:val="24"/>
-          <w:szCs w:val="24"/>
-        </w:rPr>
-        <w:t>&gt;</w:t>
-      </w:r>
-    </w:p>
-    <w:p>
-      <w:pPr>
-        <w:ind w:left="360"/>
-        <w:rPr>
-          <w:rFonts w:ascii="Times New Roman" w:hAnsi="Times New Roman" w:cs="Times New Roman"/>
-          <w:b/>
-          <w:bCs/>
-          <w:sz w:val="24"/>
-          <w:szCs w:val="24"/>
-        </w:rPr>
-      </w:pPr>
-      <w:r>
-        <w:rPr>
-          <w:rFonts w:ascii="Times New Roman" w:hAnsi="Times New Roman" w:cs="Times New Roman"/>
-          <w:b/>
-          <w:bCs/>
-          <w:sz w:val="24"/>
-          <w:szCs w:val="24"/>
-        </w:rPr>
-        <w:t xml:space="preserve">frameborder: </w:t>
-      </w:r>
-      <w:r>
-        <w:rPr>
-          <w:rFonts w:ascii="Times New Roman" w:hAnsi="Times New Roman" w:cs="Times New Roman"/>
-          <w:sz w:val="24"/>
-          <w:szCs w:val="24"/>
-        </w:rPr>
-        <w:t xml:space="preserve">This attribute specifies whether or not the </w:t>
-      </w:r>
-      <w:proofErr w:type="spellStart"/>
-      <w:r>
-        <w:rPr>
-          <w:rFonts w:ascii="Times New Roman" w:hAnsi="Times New Roman" w:cs="Times New Roman"/>
-          <w:sz w:val="24"/>
-          <w:szCs w:val="24"/>
-        </w:rPr>
-        <w:t>iframe</w:t>
-      </w:r>
-      <w:proofErr w:type="spellEnd"/>
-      <w:r>
-        <w:rPr>
-          <w:rFonts w:ascii="Times New Roman" w:hAnsi="Times New Roman" w:cs="Times New Roman"/>
-          <w:sz w:val="24"/>
-          <w:szCs w:val="24"/>
-        </w:rPr>
-        <w:t xml:space="preserve"> should have a border. The value can be "0" or "1".</w:t>
-      </w:r>
-      <w:r>
-        <w:rPr>
-          <w:rFonts w:ascii="Times New Roman" w:hAnsi="Times New Roman" w:cs="Times New Roman"/>
-          <w:b/>
-          <w:bCs/>
-          <w:sz w:val="24"/>
-          <w:szCs w:val="24"/>
-        </w:rPr>
-        <w:t xml:space="preserve"> </w:t>
-      </w:r>
-    </w:p>
-    <w:p>
-      <w:pPr>
-        <w:ind w:left="360"/>
-        <w:rPr>
-          <w:rFonts w:ascii="Times New Roman" w:hAnsi="Times New Roman" w:cs="Times New Roman"/>
-          <w:b/>
-          <w:bCs/>
-          <w:color w:val="385623" w:themeColor="accent6" w:themeShade="80"/>
-          <w:sz w:val="24"/>
-          <w:szCs w:val="24"/>
-        </w:rPr>
-      </w:pPr>
-      <w:r>
-        <w:rPr>
-          <w:rFonts w:ascii="Times New Roman" w:hAnsi="Times New Roman" w:cs="Times New Roman"/>
-          <w:b/>
-          <w:bCs/>
-          <w:color w:val="385623" w:themeColor="accent6" w:themeShade="80"/>
-          <w:sz w:val="24"/>
-          <w:szCs w:val="24"/>
-        </w:rPr>
-        <w:t>&lt;</w:t>
-      </w:r>
-      <w:proofErr w:type="spellStart"/>
-      <w:r>
-        <w:rPr>
-          <w:rFonts w:ascii="Times New Roman" w:hAnsi="Times New Roman" w:cs="Times New Roman"/>
-          <w:b/>
-          <w:bCs/>
-          <w:color w:val="385623" w:themeColor="accent6" w:themeShade="80"/>
-          <w:sz w:val="24"/>
-          <w:szCs w:val="24"/>
-        </w:rPr>
-        <w:t>iframe</w:t>
-      </w:r>
-      <w:proofErr w:type="spellEnd"/>
-      <w:r>
-        <w:rPr>
-          <w:rFonts w:ascii="Times New Roman" w:hAnsi="Times New Roman" w:cs="Times New Roman"/>
-          <w:b/>
-          <w:bCs/>
-          <w:color w:val="385623" w:themeColor="accent6" w:themeShade="80"/>
-          <w:sz w:val="24"/>
-          <w:szCs w:val="24"/>
-        </w:rPr>
-        <w:t xml:space="preserve"> src="http://www.example.com" frameborder="0"&gt;&lt;/</w:t>
-      </w:r>
-      <w:proofErr w:type="spellStart"/>
-      <w:r>
-        <w:rPr>
-          <w:rFonts w:ascii="Times New Roman" w:hAnsi="Times New Roman" w:cs="Times New Roman"/>
-          <w:b/>
-          <w:bCs/>
-          <w:color w:val="385623" w:themeColor="accent6" w:themeShade="80"/>
-          <w:sz w:val="24"/>
-          <w:szCs w:val="24"/>
-        </w:rPr>
-        <w:t>iframe</w:t>
-      </w:r>
-      <w:proofErr w:type="spellEnd"/>
-      <w:r>
-        <w:rPr>
-          <w:rFonts w:ascii="Times New Roman" w:hAnsi="Times New Roman" w:cs="Times New Roman"/>
-          <w:b/>
-          <w:bCs/>
-          <w:color w:val="385623" w:themeColor="accent6" w:themeShade="80"/>
-          <w:sz w:val="24"/>
-          <w:szCs w:val="24"/>
-        </w:rPr>
-        <w:t>&gt;</w:t>
-      </w:r>
-    </w:p>
-    <w:p>
-      <w:pPr>
-        <w:ind w:left="360"/>
-        <w:rPr>
-          <w:rFonts w:ascii="Times New Roman" w:hAnsi="Times New Roman" w:cs="Times New Roman"/>
-          <w:sz w:val="24"/>
-          <w:szCs w:val="24"/>
-        </w:rPr>
-      </w:pPr>
-      <w:r>
-        <w:rPr>
-          <w:rFonts w:ascii="Times New Roman" w:hAnsi="Times New Roman" w:cs="Times New Roman"/>
-          <w:b/>
-          <w:bCs/>
-          <w:sz w:val="24"/>
-          <w:szCs w:val="24"/>
-        </w:rPr>
-        <w:t xml:space="preserve">scrolling: </w:t>
-      </w:r>
-      <w:r>
-        <w:rPr>
-          <w:rFonts w:ascii="Times New Roman" w:hAnsi="Times New Roman" w:cs="Times New Roman"/>
-          <w:sz w:val="24"/>
-          <w:szCs w:val="24"/>
-        </w:rPr>
-        <w:t xml:space="preserve">This attribute specifies whether or not the </w:t>
-      </w:r>
-      <w:proofErr w:type="spellStart"/>
-      <w:r>
-        <w:rPr>
-          <w:rFonts w:ascii="Times New Roman" w:hAnsi="Times New Roman" w:cs="Times New Roman"/>
-          <w:sz w:val="24"/>
-          <w:szCs w:val="24"/>
-        </w:rPr>
-        <w:t>iframe</w:t>
-      </w:r>
-      <w:proofErr w:type="spellEnd"/>
-      <w:r>
-        <w:rPr>
-          <w:rFonts w:ascii="Times New Roman" w:hAnsi="Times New Roman" w:cs="Times New Roman"/>
-          <w:sz w:val="24"/>
-          <w:szCs w:val="24"/>
-        </w:rPr>
-        <w:t xml:space="preserve"> should have scrollbars. The value can be "yes", "no", or "auto".</w:t>
-      </w:r>
-    </w:p>
-    <w:p>
-      <w:pPr>
-        <w:ind w:left="360"/>
-        <w:rPr>
-          <w:rFonts w:ascii="Times New Roman" w:hAnsi="Times New Roman" w:cs="Times New Roman"/>
-          <w:b/>
-          <w:bCs/>
-          <w:color w:val="385623" w:themeColor="accent6" w:themeShade="80"/>
-          <w:sz w:val="24"/>
-          <w:szCs w:val="24"/>
-        </w:rPr>
-      </w:pPr>
-      <w:r>
-        <w:rPr>
-          <w:rFonts w:ascii="Times New Roman" w:hAnsi="Times New Roman" w:cs="Times New Roman"/>
-          <w:b/>
-          <w:bCs/>
-          <w:color w:val="385623" w:themeColor="accent6" w:themeShade="80"/>
-          <w:sz w:val="24"/>
-          <w:szCs w:val="24"/>
-        </w:rPr>
-        <w:t>&lt;</w:t>
-      </w:r>
-      <w:proofErr w:type="spellStart"/>
-      <w:r>
-        <w:rPr>
-          <w:rFonts w:ascii="Times New Roman" w:hAnsi="Times New Roman" w:cs="Times New Roman"/>
-          <w:b/>
-          <w:bCs/>
-          <w:color w:val="385623" w:themeColor="accent6" w:themeShade="80"/>
-          <w:sz w:val="24"/>
-          <w:szCs w:val="24"/>
-        </w:rPr>
-        <w:t>iframe</w:t>
-      </w:r>
-      <w:proofErr w:type="spellEnd"/>
-      <w:r>
-        <w:rPr>
-          <w:rFonts w:ascii="Times New Roman" w:hAnsi="Times New Roman" w:cs="Times New Roman"/>
-          <w:b/>
-          <w:bCs/>
-          <w:color w:val="385623" w:themeColor="accent6" w:themeShade="80"/>
-          <w:sz w:val="24"/>
-          <w:szCs w:val="24"/>
-        </w:rPr>
-        <w:t xml:space="preserve"> src="http://www.example.com" scrolling="auto"&gt;&lt;/</w:t>
-      </w:r>
-      <w:proofErr w:type="spellStart"/>
-      <w:r>
-        <w:rPr>
-          <w:rFonts w:ascii="Times New Roman" w:hAnsi="Times New Roman" w:cs="Times New Roman"/>
-          <w:b/>
-          <w:bCs/>
-          <w:color w:val="385623" w:themeColor="accent6" w:themeShade="80"/>
-          <w:sz w:val="24"/>
-          <w:szCs w:val="24"/>
-        </w:rPr>
-        <w:t>iframe</w:t>
-      </w:r>
-      <w:proofErr w:type="spellEnd"/>
-      <w:r>
-        <w:rPr>
-          <w:rFonts w:ascii="Times New Roman" w:hAnsi="Times New Roman" w:cs="Times New Roman"/>
-          <w:b/>
-          <w:bCs/>
-          <w:color w:val="385623" w:themeColor="accent6" w:themeShade="80"/>
-          <w:sz w:val="24"/>
-          <w:szCs w:val="24"/>
-        </w:rPr>
-        <w:t>&gt;</w:t>
-      </w:r>
-    </w:p>
-    <w:p>
-      <w:pPr>
-        <w:ind w:left="360"/>
-        <w:rPr>
-          <w:rFonts w:ascii="Times New Roman" w:hAnsi="Times New Roman" w:cs="Times New Roman"/>
-          <w:b/>
-          <w:bCs/>
-          <w:sz w:val="24"/>
-          <w:szCs w:val="24"/>
-        </w:rPr>
-      </w:pPr>
-      <w:proofErr w:type="spellStart"/>
-      <w:r>
-        <w:rPr>
-          <w:rFonts w:ascii="Times New Roman" w:hAnsi="Times New Roman" w:cs="Times New Roman"/>
-          <w:b/>
-          <w:bCs/>
-          <w:sz w:val="24"/>
-          <w:szCs w:val="24"/>
-        </w:rPr>
-        <w:t>allowfullscreen</w:t>
-      </w:r>
-      <w:proofErr w:type="spellEnd"/>
-      <w:r>
-        <w:rPr>
-          <w:rFonts w:ascii="Times New Roman" w:hAnsi="Times New Roman" w:cs="Times New Roman"/>
-          <w:b/>
-          <w:bCs/>
-          <w:sz w:val="24"/>
-          <w:szCs w:val="24"/>
-        </w:rPr>
-        <w:t xml:space="preserve">: </w:t>
-      </w:r>
-      <w:r>
-        <w:rPr>
-          <w:rFonts w:ascii="Times New Roman" w:hAnsi="Times New Roman" w:cs="Times New Roman"/>
-          <w:sz w:val="24"/>
-          <w:szCs w:val="24"/>
-        </w:rPr>
-        <w:t xml:space="preserve">This attribute specifies whether or not the </w:t>
-      </w:r>
-      <w:proofErr w:type="spellStart"/>
-      <w:r>
-        <w:rPr>
-          <w:rFonts w:ascii="Times New Roman" w:hAnsi="Times New Roman" w:cs="Times New Roman"/>
-          <w:sz w:val="24"/>
-          <w:szCs w:val="24"/>
-        </w:rPr>
-        <w:t>iframe</w:t>
-      </w:r>
-      <w:proofErr w:type="spellEnd"/>
-      <w:r>
-        <w:rPr>
-          <w:rFonts w:ascii="Times New Roman" w:hAnsi="Times New Roman" w:cs="Times New Roman"/>
-          <w:sz w:val="24"/>
-          <w:szCs w:val="24"/>
-        </w:rPr>
-        <w:t xml:space="preserve"> should be allowed to enter </w:t>
-      </w:r>
-      <w:proofErr w:type="spellStart"/>
-      <w:r>
-        <w:rPr>
-          <w:rFonts w:ascii="Times New Roman" w:hAnsi="Times New Roman" w:cs="Times New Roman"/>
-          <w:sz w:val="24"/>
-          <w:szCs w:val="24"/>
-        </w:rPr>
-        <w:t>fullscreen</w:t>
-      </w:r>
-      <w:proofErr w:type="spellEnd"/>
-      <w:r>
-        <w:rPr>
-          <w:rFonts w:ascii="Times New Roman" w:hAnsi="Times New Roman" w:cs="Times New Roman"/>
-          <w:sz w:val="24"/>
-          <w:szCs w:val="24"/>
-        </w:rPr>
-        <w:t xml:space="preserve"> mode. The value can be "true" or "false".</w:t>
-      </w:r>
-      <w:r>
-        <w:rPr>
-          <w:rFonts w:ascii="Times New Roman" w:hAnsi="Times New Roman" w:cs="Times New Roman"/>
-          <w:b/>
-          <w:bCs/>
-          <w:sz w:val="24"/>
-          <w:szCs w:val="24"/>
-        </w:rPr>
-        <w:t xml:space="preserve"> </w:t>
-      </w:r>
-    </w:p>
-    <w:p>
-      <w:pPr>
-        <w:ind w:left="360"/>
-        <w:rPr>
-          <w:rFonts w:ascii="Times New Roman" w:hAnsi="Times New Roman" w:cs="Times New Roman"/>
-          <w:b/>
-          <w:bCs/>
-          <w:color w:val="385623" w:themeColor="accent6" w:themeShade="80"/>
-          <w:sz w:val="24"/>
-          <w:szCs w:val="24"/>
-        </w:rPr>
-      </w:pPr>
-      <w:r>
-        <w:rPr>
-          <w:rFonts w:ascii="Times New Roman" w:hAnsi="Times New Roman" w:cs="Times New Roman"/>
-          <w:b/>
-          <w:bCs/>
-          <w:color w:val="385623" w:themeColor="accent6" w:themeShade="80"/>
-          <w:sz w:val="24"/>
-          <w:szCs w:val="24"/>
-        </w:rPr>
-        <w:lastRenderedPageBreak/>
-        <w:t>&lt;</w:t>
-      </w:r>
-      <w:proofErr w:type="spellStart"/>
-      <w:r>
-        <w:rPr>
-          <w:rFonts w:ascii="Times New Roman" w:hAnsi="Times New Roman" w:cs="Times New Roman"/>
-          <w:b/>
-          <w:bCs/>
-          <w:color w:val="385623" w:themeColor="accent6" w:themeShade="80"/>
-          <w:sz w:val="24"/>
-          <w:szCs w:val="24"/>
-        </w:rPr>
-        <w:t>iframe</w:t>
-      </w:r>
-      <w:proofErr w:type="spellEnd"/>
-      <w:r>
-        <w:rPr>
-          <w:rFonts w:ascii="Times New Roman" w:hAnsi="Times New Roman" w:cs="Times New Roman"/>
-          <w:b/>
-          <w:bCs/>
-          <w:color w:val="385623" w:themeColor="accent6" w:themeShade="80"/>
-          <w:sz w:val="24"/>
-          <w:szCs w:val="24"/>
-        </w:rPr>
-        <w:t xml:space="preserve"> src="http://www.example.com" </w:t>
-      </w:r>
-      <w:proofErr w:type="spellStart"/>
-      <w:r>
-        <w:rPr>
-          <w:rFonts w:ascii="Times New Roman" w:hAnsi="Times New Roman" w:cs="Times New Roman"/>
-          <w:b/>
-          <w:bCs/>
-          <w:color w:val="385623" w:themeColor="accent6" w:themeShade="80"/>
-          <w:sz w:val="24"/>
-          <w:szCs w:val="24"/>
-        </w:rPr>
-        <w:t>allowfullscreen</w:t>
-      </w:r>
-      <w:proofErr w:type="spellEnd"/>
-      <w:r>
-        <w:rPr>
-          <w:rFonts w:ascii="Times New Roman" w:hAnsi="Times New Roman" w:cs="Times New Roman"/>
-          <w:b/>
-          <w:bCs/>
-          <w:color w:val="385623" w:themeColor="accent6" w:themeShade="80"/>
-          <w:sz w:val="24"/>
-          <w:szCs w:val="24"/>
-        </w:rPr>
-        <w:t>="true"&gt;&lt;/</w:t>
-      </w:r>
-      <w:proofErr w:type="spellStart"/>
-      <w:r>
-        <w:rPr>
-          <w:rFonts w:ascii="Times New Roman" w:hAnsi="Times New Roman" w:cs="Times New Roman"/>
-          <w:b/>
-          <w:bCs/>
-          <w:color w:val="385623" w:themeColor="accent6" w:themeShade="80"/>
-          <w:sz w:val="24"/>
-          <w:szCs w:val="24"/>
-        </w:rPr>
-        <w:t>iframe</w:t>
-      </w:r>
-      <w:proofErr w:type="spellEnd"/>
-      <w:r>
-        <w:rPr>
-          <w:rFonts w:ascii="Times New Roman" w:hAnsi="Times New Roman" w:cs="Times New Roman"/>
-          <w:b/>
-          <w:bCs/>
-          <w:color w:val="385623" w:themeColor="accent6" w:themeShade="80"/>
-          <w:sz w:val="24"/>
-          <w:szCs w:val="24"/>
-        </w:rPr>
-        <w:t>&gt;</w:t>
-      </w:r>
-    </w:p>
-    <w:p>
-      <w:pPr>
-        <w:ind w:left="360"/>
-        <w:rPr>
-          <w:rFonts w:ascii="Times New Roman" w:hAnsi="Times New Roman" w:cs="Times New Roman"/>
-          <w:sz w:val="24"/>
-          <w:szCs w:val="24"/>
-        </w:rPr>
-      </w:pPr>
-      <w:r>
-        <w:rPr>
-          <w:rFonts w:ascii="Times New Roman" w:hAnsi="Times New Roman" w:cs="Times New Roman"/>
-          <w:b/>
-          <w:bCs/>
-          <w:sz w:val="24"/>
-          <w:szCs w:val="24"/>
-        </w:rPr>
-        <w:t xml:space="preserve">allow: </w:t>
-      </w:r>
-      <w:r>
-        <w:rPr>
-          <w:rFonts w:ascii="Times New Roman" w:hAnsi="Times New Roman" w:cs="Times New Roman"/>
-          <w:sz w:val="24"/>
-          <w:szCs w:val="24"/>
-        </w:rPr>
-        <w:t xml:space="preserve">This attribute specifies a space-separated list of features that the </w:t>
-      </w:r>
-      <w:proofErr w:type="spellStart"/>
-      <w:r>
-        <w:rPr>
-          <w:rFonts w:ascii="Times New Roman" w:hAnsi="Times New Roman" w:cs="Times New Roman"/>
-          <w:sz w:val="24"/>
-          <w:szCs w:val="24"/>
-        </w:rPr>
-        <w:t>iframe</w:t>
-      </w:r>
-      <w:proofErr w:type="spellEnd"/>
-      <w:r>
-        <w:rPr>
-          <w:rFonts w:ascii="Times New Roman" w:hAnsi="Times New Roman" w:cs="Times New Roman"/>
-          <w:sz w:val="24"/>
-          <w:szCs w:val="24"/>
-        </w:rPr>
-        <w:t xml:space="preserve"> is allowed to use. Example:</w:t>
-      </w:r>
-    </w:p>
-    <w:p>
-      <w:pPr>
-        <w:ind w:left="360"/>
-        <w:rPr>
-          <w:rFonts w:ascii="Times New Roman" w:hAnsi="Times New Roman" w:cs="Times New Roman"/>
-          <w:b/>
-          <w:bCs/>
-          <w:color w:val="385623" w:themeColor="accent6" w:themeShade="80"/>
-          <w:sz w:val="24"/>
-          <w:szCs w:val="24"/>
-        </w:rPr>
-      </w:pPr>
-      <w:r>
-        <w:rPr>
-          <w:rFonts w:ascii="Times New Roman" w:hAnsi="Times New Roman" w:cs="Times New Roman"/>
-          <w:b/>
-          <w:bCs/>
-          <w:color w:val="385623" w:themeColor="accent6" w:themeShade="80"/>
-          <w:sz w:val="24"/>
-          <w:szCs w:val="24"/>
-        </w:rPr>
-        <w:t>&lt;</w:t>
-      </w:r>
-      <w:proofErr w:type="spellStart"/>
-      <w:r>
-        <w:rPr>
-          <w:rFonts w:ascii="Times New Roman" w:hAnsi="Times New Roman" w:cs="Times New Roman"/>
-          <w:b/>
-          <w:bCs/>
-          <w:color w:val="385623" w:themeColor="accent6" w:themeShade="80"/>
-          <w:sz w:val="24"/>
-          <w:szCs w:val="24"/>
-        </w:rPr>
-        <w:t>iframe</w:t>
-      </w:r>
-      <w:proofErr w:type="spellEnd"/>
-      <w:r>
-        <w:rPr>
-          <w:rFonts w:ascii="Times New Roman" w:hAnsi="Times New Roman" w:cs="Times New Roman"/>
-          <w:b/>
-          <w:bCs/>
-          <w:color w:val="385623" w:themeColor="accent6" w:themeShade="80"/>
-          <w:sz w:val="24"/>
-          <w:szCs w:val="24"/>
-        </w:rPr>
-        <w:t xml:space="preserve"> src="http://www.example.com" allow="camera; microphone"&gt;&lt;/</w:t>
-      </w:r>
-      <w:proofErr w:type="spellStart"/>
-      <w:r>
-        <w:rPr>
-          <w:rFonts w:ascii="Times New Roman" w:hAnsi="Times New Roman" w:cs="Times New Roman"/>
-          <w:b/>
-          <w:bCs/>
-          <w:color w:val="385623" w:themeColor="accent6" w:themeShade="80"/>
-          <w:sz w:val="24"/>
-          <w:szCs w:val="24"/>
-        </w:rPr>
-        <w:t>iframe</w:t>
-      </w:r>
-      <w:proofErr w:type="spellEnd"/>
-      <w:r>
-        <w:rPr>
-          <w:rFonts w:ascii="Times New Roman" w:hAnsi="Times New Roman" w:cs="Times New Roman"/>
-          <w:b/>
-          <w:bCs/>
-          <w:color w:val="385623" w:themeColor="accent6" w:themeShade="80"/>
-          <w:sz w:val="24"/>
-          <w:szCs w:val="24"/>
-        </w:rPr>
-        <w:t>&gt;</w:t>
+        <w:t>&lt;iframe src="http://www.example.com" allow="camera; microphone"&gt;&lt;/iframe&gt;</w:t>
       </w:r>
     </w:p>
     <w:p>
@@ -6257,29 +5216,7 @@
           <w:sz w:val="24"/>
           <w:szCs w:val="24"/>
         </w:rPr>
-        <w:t>&lt;</w:t>
-      </w:r>
-      <w:proofErr w:type="spellStart"/>
-      <w:r>
-        <w:rPr>
-          <w:rFonts w:ascii="Times New Roman" w:hAnsi="Times New Roman" w:cs="Times New Roman"/>
-          <w:b/>
-          <w:bCs/>
-          <w:sz w:val="24"/>
-          <w:szCs w:val="24"/>
-        </w:rPr>
-        <w:t>kbd</w:t>
-      </w:r>
-      <w:proofErr w:type="spellEnd"/>
-      <w:r>
-        <w:rPr>
-          <w:rFonts w:ascii="Times New Roman" w:hAnsi="Times New Roman" w:cs="Times New Roman"/>
-          <w:b/>
-          <w:bCs/>
-          <w:sz w:val="24"/>
-          <w:szCs w:val="24"/>
-        </w:rPr>
-        <w:t>&gt; For Keyboard Input</w:t>
+        <w:t>&lt;kbd&gt; For Keyboard Input</w:t>
       </w:r>
     </w:p>
     <w:p>
@@ -6575,7 +5512,6 @@
           <w:szCs w:val="24"/>
         </w:rPr>
       </w:pPr>
-      <w:proofErr w:type="spellStart"/>
       <w:r>
         <w:rPr>
           <w:rFonts w:ascii="Times New Roman" w:hAnsi="Times New Roman" w:cs="Times New Roman"/>
@@ -6586,7 +5522,6 @@
         </w:rPr>
         <w:t>Behavior</w:t>
       </w:r>
-      <w:proofErr w:type="spellEnd"/>
     </w:p>
     <w:p>
       <w:pPr>
@@ -6603,7 +5538,6 @@
           <w:szCs w:val="24"/>
         </w:rPr>
       </w:pPr>
-      <w:proofErr w:type="spellStart"/>
       <w:r>
         <w:rPr>
           <w:rFonts w:ascii="Times New Roman" w:hAnsi="Times New Roman" w:cs="Times New Roman"/>
@@ -6614,7 +5548,6 @@
         </w:rPr>
         <w:t>Scrolldelay</w:t>
       </w:r>
-      <w:proofErr w:type="spellEnd"/>
     </w:p>
     <w:p>
       <w:pPr>
@@ -6631,7 +5564,6 @@
           <w:szCs w:val="24"/>
         </w:rPr>
       </w:pPr>
-      <w:proofErr w:type="spellStart"/>
       <w:r>
         <w:rPr>
           <w:rFonts w:ascii="Times New Roman" w:hAnsi="Times New Roman" w:cs="Times New Roman"/>
@@ -6642,7 +5574,6 @@
         </w:rPr>
         <w:t>Scrollamount</w:t>
       </w:r>
-      <w:proofErr w:type="spellEnd"/>
     </w:p>
     <w:p>
       <w:pPr>
@@ -6667,20 +5598,8 @@
           <w:sz w:val="24"/>
           <w:szCs w:val="24"/>
         </w:rPr>
-        <w:t xml:space="preserve">Loop </w:t>
-      </w:r>
-      <w:proofErr w:type="gramStart"/>
-      <w:r>
-        <w:rPr>
-          <w:rFonts w:ascii="Times New Roman" w:hAnsi="Times New Roman" w:cs="Times New Roman"/>
-          <w:b/>
-          <w:bCs/>
-          <w:sz w:val="24"/>
-          <w:szCs w:val="24"/>
-        </w:rPr>
-        <w:t>etc..</w:t>
-      </w:r>
-      <w:proofErr w:type="gramEnd"/>
+        <w:t>Loop etc..</w:t>
+      </w:r>
     </w:p>
     <w:p>
       <w:pPr>
@@ -6756,31 +5675,7 @@
           <w:sz w:val="24"/>
           <w:szCs w:val="24"/>
         </w:rPr>
-        <w:t xml:space="preserve">Form </w:t>
-      </w:r>
-      <w:proofErr w:type="gramStart"/>
-      <w:r>
-        <w:rPr>
-          <w:rFonts w:ascii="Times New Roman" w:hAnsi="Times New Roman" w:cs="Times New Roman"/>
-          <w:b/>
-          <w:bCs/>
-          <w:color w:val="385623" w:themeColor="accent6" w:themeShade="80"/>
-          <w:sz w:val="24"/>
-          <w:szCs w:val="24"/>
-        </w:rPr>
-        <w:t>are</w:t>
-      </w:r>
-      <w:proofErr w:type="gramEnd"/>
-      <w:r>
-        <w:rPr>
-          <w:rFonts w:ascii="Times New Roman" w:hAnsi="Times New Roman" w:cs="Times New Roman"/>
-          <w:b/>
-          <w:bCs/>
-          <w:color w:val="385623" w:themeColor="accent6" w:themeShade="80"/>
-          <w:sz w:val="24"/>
-          <w:szCs w:val="24"/>
-        </w:rPr>
-        <w:t xml:space="preserve"> used to take the data from users.</w:t>
+        <w:t>Form are used to take the data from users.</w:t>
       </w:r>
     </w:p>
     <w:p>
@@ -7069,7 +5964,6 @@
           <w:szCs w:val="24"/>
         </w:rPr>
       </w:pPr>
-      <w:proofErr w:type="spellStart"/>
       <w:r>
         <w:rPr>
           <w:rFonts w:ascii="Times New Roman" w:hAnsi="Times New Roman" w:cs="Times New Roman"/>
@@ -7081,7 +5975,6 @@
         <w:lastRenderedPageBreak/>
         <w:t>Textarea</w:t>
       </w:r>
-      <w:proofErr w:type="spellEnd"/>
     </w:p>
     <w:p>
       <w:pPr>
@@ -7202,62 +6095,16 @@
           <w:szCs w:val="24"/>
         </w:rPr>
       </w:pPr>
-      <w:proofErr w:type="spellStart"/>
-      <w:r>
-        <w:rPr>
-          <w:rFonts w:ascii="Times New Roman" w:hAnsi="Times New Roman" w:cs="Times New Roman"/>
-          <w:b/>
-          <w:bCs/>
-          <w:sz w:val="24"/>
-          <w:szCs w:val="24"/>
-        </w:rPr>
-        <w:t>minlength</w:t>
-      </w:r>
-      <w:proofErr w:type="spellEnd"/>
-      <w:r>
-        <w:rPr>
-          <w:rFonts w:ascii="Times New Roman" w:hAnsi="Times New Roman" w:cs="Times New Roman"/>
-          <w:b/>
-          <w:bCs/>
-          <w:sz w:val="24"/>
-          <w:szCs w:val="24"/>
-        </w:rPr>
-        <w:t xml:space="preserve"> and </w:t>
-      </w:r>
-      <w:proofErr w:type="spellStart"/>
-      <w:r>
-        <w:rPr>
-          <w:rFonts w:ascii="Times New Roman" w:hAnsi="Times New Roman" w:cs="Times New Roman"/>
-          <w:b/>
-          <w:bCs/>
-          <w:sz w:val="24"/>
-          <w:szCs w:val="24"/>
-        </w:rPr>
-        <w:t>maxlength</w:t>
-      </w:r>
-      <w:proofErr w:type="spellEnd"/>
-      <w:r>
-        <w:rPr>
-          <w:rFonts w:ascii="Times New Roman" w:hAnsi="Times New Roman" w:cs="Times New Roman"/>
-          <w:b/>
-          <w:bCs/>
-          <w:sz w:val="24"/>
-          <w:szCs w:val="24"/>
-        </w:rPr>
-        <w:t xml:space="preserve"> </w:t>
-      </w:r>
-      <w:proofErr w:type="gramStart"/>
-      <w:r>
-        <w:rPr>
-          <w:rFonts w:ascii="Times New Roman" w:hAnsi="Times New Roman" w:cs="Times New Roman"/>
-          <w:b/>
-          <w:bCs/>
-          <w:sz w:val="24"/>
-          <w:szCs w:val="24"/>
-        </w:rPr>
-        <w:t>etc..</w:t>
-      </w:r>
-      <w:proofErr w:type="gramEnd"/>
+      <w:r>
+        <w:rPr>
+          <w:rFonts w:ascii="Times New Roman" w:hAnsi="Times New Roman" w:cs="Times New Roman"/>
+          <w:b/>
+          <w:bCs/>
+          <w:sz w:val="24"/>
+          <w:szCs w:val="24"/>
+        </w:rPr>
+        <w:t>minlength and maxlength etc..</w:t>
+      </w:r>
     </w:p>
     <w:p>
       <w:pPr>
@@ -7282,7 +6129,6 @@
           <w:szCs w:val="24"/>
         </w:rPr>
       </w:pPr>
-      <w:proofErr w:type="spellStart"/>
       <w:r>
         <w:rPr>
           <w:rFonts w:ascii="Times New Roman" w:hAnsi="Times New Roman" w:cs="Times New Roman"/>
@@ -7293,7 +6139,6 @@
         </w:rPr>
         <w:t>color</w:t>
       </w:r>
-      <w:proofErr w:type="spellEnd"/>
     </w:p>
     <w:p>
       <w:pPr>
@@ -7544,7 +6389,6 @@
           <w:szCs w:val="24"/>
         </w:rPr>
       </w:pPr>
-      <w:proofErr w:type="spellStart"/>
       <w:r>
         <w:rPr>
           <w:rFonts w:ascii="Times New Roman" w:hAnsi="Times New Roman" w:cs="Times New Roman"/>
@@ -7555,7 +6399,6 @@
         </w:rPr>
         <w:t>Url</w:t>
       </w:r>
-      <w:proofErr w:type="spellEnd"/>
     </w:p>
     <w:p>
       <w:pPr>
@@ -8548,21 +7391,8 @@
           <w:sz w:val="24"/>
           <w:szCs w:val="24"/>
         </w:rPr>
-        <w:t xml:space="preserve">TAGS                                          </w:t>
-      </w:r>
-      <w:proofErr w:type="spellStart"/>
-      <w:r>
-        <w:rPr>
-          <w:rFonts w:ascii="Times New Roman" w:hAnsi="Times New Roman" w:cs="Times New Roman"/>
-          <w:b/>
-          <w:bCs/>
-          <w:color w:val="833C0B" w:themeColor="accent2" w:themeShade="80"/>
-          <w:sz w:val="24"/>
-          <w:szCs w:val="24"/>
-        </w:rPr>
-        <w:t>Key:Value</w:t>
-      </w:r>
-      <w:proofErr w:type="spellEnd"/>
+        <w:t>TAGS                                          Key:Value</w:t>
+      </w:r>
     </w:p>
     <w:p>
       <w:pPr>
@@ -8960,25 +7790,7 @@
           <w:sz w:val="24"/>
           <w:szCs w:val="24"/>
         </w:rPr>
-        <w:t xml:space="preserve">Every </w:t>
-      </w:r>
-      <w:proofErr w:type="gramStart"/>
-      <w:r>
-        <w:rPr>
-          <w:rFonts w:ascii="Times New Roman" w:hAnsi="Times New Roman" w:cs="Times New Roman"/>
-          <w:sz w:val="24"/>
-          <w:szCs w:val="24"/>
-        </w:rPr>
-        <w:t>properties</w:t>
-      </w:r>
-      <w:proofErr w:type="gramEnd"/>
-      <w:r>
-        <w:rPr>
-          <w:rFonts w:ascii="Times New Roman" w:hAnsi="Times New Roman" w:cs="Times New Roman"/>
-          <w:sz w:val="24"/>
-          <w:szCs w:val="24"/>
-        </w:rPr>
-        <w:t xml:space="preserve"> will give style/designs.</w:t>
+        <w:t>Every properties will give style/designs.</w:t>
       </w:r>
     </w:p>
     <w:p>
@@ -9110,31 +7922,7 @@
           <w:sz w:val="24"/>
           <w:szCs w:val="24"/>
         </w:rPr>
-        <w:t xml:space="preserve">Example: container  p{ </w:t>
-      </w:r>
-      <w:proofErr w:type="spellStart"/>
-      <w:r>
-        <w:rPr>
-          <w:rFonts w:ascii="Times New Roman" w:hAnsi="Times New Roman" w:cs="Times New Roman"/>
-          <w:b/>
-          <w:bCs/>
-          <w:color w:val="00B0F0"/>
-          <w:sz w:val="24"/>
-          <w:szCs w:val="24"/>
-        </w:rPr>
-        <w:t>color:red</w:t>
-      </w:r>
-      <w:proofErr w:type="spellEnd"/>
-      <w:r>
-        <w:rPr>
-          <w:rFonts w:ascii="Times New Roman" w:hAnsi="Times New Roman" w:cs="Times New Roman"/>
-          <w:b/>
-          <w:bCs/>
-          <w:color w:val="00B0F0"/>
-          <w:sz w:val="24"/>
-          <w:szCs w:val="24"/>
-        </w:rPr>
-        <w:t xml:space="preserve"> }</w:t>
+        <w:t>Example: container  p{ color:red }</w:t>
       </w:r>
     </w:p>
     <w:p>
@@ -9212,31 +8000,7 @@
           <w:sz w:val="24"/>
           <w:szCs w:val="24"/>
         </w:rPr>
-        <w:t xml:space="preserve">Example: div +  p{ </w:t>
-      </w:r>
-      <w:proofErr w:type="spellStart"/>
-      <w:r>
-        <w:rPr>
-          <w:rFonts w:ascii="Times New Roman" w:hAnsi="Times New Roman" w:cs="Times New Roman"/>
-          <w:b/>
-          <w:bCs/>
-          <w:color w:val="00B0F0"/>
-          <w:sz w:val="24"/>
-          <w:szCs w:val="24"/>
-        </w:rPr>
-        <w:t>color:red</w:t>
-      </w:r>
-      <w:proofErr w:type="spellEnd"/>
-      <w:r>
-        <w:rPr>
-          <w:rFonts w:ascii="Times New Roman" w:hAnsi="Times New Roman" w:cs="Times New Roman"/>
-          <w:b/>
-          <w:bCs/>
-          <w:color w:val="00B0F0"/>
-          <w:sz w:val="24"/>
-          <w:szCs w:val="24"/>
-        </w:rPr>
-        <w:t xml:space="preserve"> }</w:t>
+        <w:t>Example: div +  p{ color:red }</w:t>
       </w:r>
     </w:p>
     <w:p>
@@ -9339,31 +8103,7 @@
           <w:sz w:val="24"/>
           <w:szCs w:val="24"/>
         </w:rPr>
-        <w:t xml:space="preserve">Example: container &gt; p{ </w:t>
-      </w:r>
-      <w:proofErr w:type="spellStart"/>
-      <w:r>
-        <w:rPr>
-          <w:rFonts w:ascii="Times New Roman" w:hAnsi="Times New Roman" w:cs="Times New Roman"/>
-          <w:b/>
-          <w:bCs/>
-          <w:color w:val="00B0F0"/>
-          <w:sz w:val="24"/>
-          <w:szCs w:val="24"/>
-        </w:rPr>
-        <w:t>color:red</w:t>
-      </w:r>
-      <w:proofErr w:type="spellEnd"/>
-      <w:r>
-        <w:rPr>
-          <w:rFonts w:ascii="Times New Roman" w:hAnsi="Times New Roman" w:cs="Times New Roman"/>
-          <w:b/>
-          <w:bCs/>
-          <w:color w:val="00B0F0"/>
-          <w:sz w:val="24"/>
-          <w:szCs w:val="24"/>
-        </w:rPr>
-        <w:t xml:space="preserve"> }</w:t>
+        <w:t>Example: container &gt; p{ color:red }</w:t>
       </w:r>
     </w:p>
     <w:p>
@@ -9455,31 +8195,7 @@
           <w:sz w:val="24"/>
           <w:szCs w:val="24"/>
         </w:rPr>
-        <w:t xml:space="preserve">Example: container ~ p{ </w:t>
-      </w:r>
-      <w:proofErr w:type="spellStart"/>
-      <w:r>
-        <w:rPr>
-          <w:rFonts w:ascii="Times New Roman" w:hAnsi="Times New Roman" w:cs="Times New Roman"/>
-          <w:b/>
-          <w:bCs/>
-          <w:color w:val="00B0F0"/>
-          <w:sz w:val="24"/>
-          <w:szCs w:val="24"/>
-        </w:rPr>
-        <w:t>color:red</w:t>
-      </w:r>
-      <w:proofErr w:type="spellEnd"/>
-      <w:r>
-        <w:rPr>
-          <w:rFonts w:ascii="Times New Roman" w:hAnsi="Times New Roman" w:cs="Times New Roman"/>
-          <w:b/>
-          <w:bCs/>
-          <w:color w:val="00B0F0"/>
-          <w:sz w:val="24"/>
-          <w:szCs w:val="24"/>
-        </w:rPr>
-        <w:t xml:space="preserve"> }</w:t>
+        <w:t>Example: container ~ p{ color:red }</w:t>
       </w:r>
     </w:p>
     <w:p>
@@ -9827,13 +8543,8 @@
         <w:pStyle w:val="Heading1"/>
       </w:pPr>
       <w:r>
-        <w:t xml:space="preserve">CSS </w:t>
-      </w:r>
-      <w:proofErr w:type="spellStart"/>
-      <w:r>
-        <w:t>Colors</w:t>
-      </w:r>
-      <w:proofErr w:type="spellEnd"/>
+        <w:t>CSS Colors</w:t>
+      </w:r>
     </w:p>
     <w:p>
       <w:pPr>
@@ -9879,20 +8590,8 @@
           <w:sz w:val="24"/>
           <w:szCs w:val="24"/>
         </w:rPr>
-        <w:t xml:space="preserve">RGB </w:t>
-      </w:r>
-      <w:proofErr w:type="spellStart"/>
-      <w:r>
-        <w:rPr>
-          <w:rFonts w:ascii="Times New Roman" w:hAnsi="Times New Roman" w:cs="Times New Roman"/>
-          <w:b/>
-          <w:bCs/>
-          <w:sz w:val="24"/>
-          <w:szCs w:val="24"/>
-        </w:rPr>
-        <w:t>Colors</w:t>
-      </w:r>
-      <w:proofErr w:type="spellEnd"/>
+        <w:t>RGB Colors</w:t>
+      </w:r>
     </w:p>
     <w:p>
       <w:pPr>
@@ -9917,20 +8616,8 @@
           <w:sz w:val="24"/>
           <w:szCs w:val="24"/>
         </w:rPr>
-        <w:t xml:space="preserve">HEX </w:t>
-      </w:r>
-      <w:proofErr w:type="spellStart"/>
-      <w:r>
-        <w:rPr>
-          <w:rFonts w:ascii="Times New Roman" w:hAnsi="Times New Roman" w:cs="Times New Roman"/>
-          <w:b/>
-          <w:bCs/>
-          <w:sz w:val="24"/>
-          <w:szCs w:val="24"/>
-        </w:rPr>
-        <w:t>Colors</w:t>
-      </w:r>
-      <w:proofErr w:type="spellEnd"/>
+        <w:t>HEX Colors</w:t>
+      </w:r>
     </w:p>
     <w:p>
       <w:pPr>
@@ -9955,20 +8642,8 @@
           <w:sz w:val="24"/>
           <w:szCs w:val="24"/>
         </w:rPr>
-        <w:t xml:space="preserve">HSL </w:t>
-      </w:r>
-      <w:proofErr w:type="spellStart"/>
-      <w:r>
-        <w:rPr>
-          <w:rFonts w:ascii="Times New Roman" w:hAnsi="Times New Roman" w:cs="Times New Roman"/>
-          <w:b/>
-          <w:bCs/>
-          <w:sz w:val="24"/>
-          <w:szCs w:val="24"/>
-        </w:rPr>
-        <w:t>Colors</w:t>
-      </w:r>
-      <w:proofErr w:type="spellEnd"/>
+        <w:t>HSL Colors</w:t>
+      </w:r>
     </w:p>
     <w:p>
       <w:pPr>
@@ -10047,25 +8722,7 @@
           <w:sz w:val="24"/>
           <w:szCs w:val="24"/>
         </w:rPr>
-        <w:t xml:space="preserve">This property sets the background </w:t>
-      </w:r>
-      <w:proofErr w:type="spellStart"/>
-      <w:r>
-        <w:rPr>
-          <w:rFonts w:ascii="Times New Roman" w:hAnsi="Times New Roman" w:cs="Times New Roman"/>
-          <w:sz w:val="24"/>
-          <w:szCs w:val="24"/>
-        </w:rPr>
-        <w:t>color</w:t>
-      </w:r>
-      <w:proofErr w:type="spellEnd"/>
-      <w:r>
-        <w:rPr>
-          <w:rFonts w:ascii="Times New Roman" w:hAnsi="Times New Roman" w:cs="Times New Roman"/>
-          <w:sz w:val="24"/>
-          <w:szCs w:val="24"/>
-        </w:rPr>
-        <w:t xml:space="preserve"> of an </w:t>
+        <w:t xml:space="preserve">This property sets the background color of an </w:t>
       </w:r>
       <w:r>
         <w:rPr>
@@ -10113,25 +8770,7 @@
           <w:sz w:val="24"/>
           <w:szCs w:val="24"/>
         </w:rPr>
-        <w:t xml:space="preserve">r keyword, a hexadecimal value, </w:t>
-      </w:r>
-      <w:proofErr w:type="spellStart"/>
-      <w:r>
-        <w:rPr>
-          <w:rFonts w:ascii="Times New Roman" w:hAnsi="Times New Roman" w:cs="Times New Roman"/>
-          <w:sz w:val="24"/>
-          <w:szCs w:val="24"/>
-        </w:rPr>
-        <w:t>hsl</w:t>
-      </w:r>
-      <w:proofErr w:type="spellEnd"/>
-      <w:r>
-        <w:rPr>
-          <w:rFonts w:ascii="Times New Roman" w:hAnsi="Times New Roman" w:cs="Times New Roman"/>
-          <w:sz w:val="24"/>
-          <w:szCs w:val="24"/>
-        </w:rPr>
-        <w:t>.</w:t>
+        <w:t>r keyword, a hexadecimal value, hsl.</w:t>
       </w:r>
     </w:p>
     <w:p>
@@ -10159,55 +8798,7 @@
           <w:sz w:val="24"/>
           <w:szCs w:val="24"/>
         </w:rPr>
-        <w:t>background-</w:t>
-      </w:r>
-      <w:proofErr w:type="spellStart"/>
-      <w:r>
-        <w:rPr>
-          <w:rFonts w:ascii="Times New Roman" w:hAnsi="Times New Roman" w:cs="Times New Roman"/>
-          <w:b/>
-          <w:bCs/>
-          <w:color w:val="1F3864" w:themeColor="accent1" w:themeShade="80"/>
-          <w:sz w:val="24"/>
-          <w:szCs w:val="24"/>
-        </w:rPr>
-        <w:t>color</w:t>
-      </w:r>
-      <w:proofErr w:type="spellEnd"/>
-      <w:r>
-        <w:rPr>
-          <w:rFonts w:ascii="Times New Roman" w:hAnsi="Times New Roman" w:cs="Times New Roman"/>
-          <w:b/>
-          <w:bCs/>
-          <w:color w:val="1F3864" w:themeColor="accent1" w:themeShade="80"/>
-          <w:sz w:val="24"/>
-          <w:szCs w:val="24"/>
-        </w:rPr>
-        <w:t>: &lt;</w:t>
-      </w:r>
-      <w:proofErr w:type="spellStart"/>
-      <w:r>
-        <w:rPr>
-          <w:rFonts w:ascii="Times New Roman" w:hAnsi="Times New Roman" w:cs="Times New Roman"/>
-          <w:b/>
-          <w:bCs/>
-          <w:color w:val="1F3864" w:themeColor="accent1" w:themeShade="80"/>
-          <w:sz w:val="24"/>
-          <w:szCs w:val="24"/>
-        </w:rPr>
-        <w:t>ColorName</w:t>
-      </w:r>
-      <w:proofErr w:type="spellEnd"/>
-      <w:r>
-        <w:rPr>
-          <w:rFonts w:ascii="Times New Roman" w:hAnsi="Times New Roman" w:cs="Times New Roman"/>
-          <w:b/>
-          <w:bCs/>
-          <w:color w:val="1F3864" w:themeColor="accent1" w:themeShade="80"/>
-          <w:sz w:val="24"/>
-          <w:szCs w:val="24"/>
-        </w:rPr>
-        <w:t>&gt;</w:t>
+        <w:t>background-color: &lt;ColorName&gt;</w:t>
       </w:r>
     </w:p>
     <w:p>
@@ -10236,31 +8827,7 @@
           <w:szCs w:val="24"/>
         </w:rPr>
         <w:lastRenderedPageBreak/>
-        <w:t>body {background-</w:t>
-      </w:r>
-      <w:proofErr w:type="spellStart"/>
-      <w:r>
-        <w:rPr>
-          <w:rFonts w:ascii="Times New Roman" w:hAnsi="Times New Roman" w:cs="Times New Roman"/>
-          <w:b/>
-          <w:bCs/>
-          <w:color w:val="385623" w:themeColor="accent6" w:themeShade="80"/>
-          <w:sz w:val="24"/>
-          <w:szCs w:val="24"/>
-        </w:rPr>
-        <w:t>color</w:t>
-      </w:r>
-      <w:proofErr w:type="spellEnd"/>
-      <w:r>
-        <w:rPr>
-          <w:rFonts w:ascii="Times New Roman" w:hAnsi="Times New Roman" w:cs="Times New Roman"/>
-          <w:b/>
-          <w:bCs/>
-          <w:color w:val="385623" w:themeColor="accent6" w:themeShade="80"/>
-          <w:sz w:val="24"/>
-          <w:szCs w:val="24"/>
-        </w:rPr>
-        <w:t>: coral;}</w:t>
+        <w:t>body {background-color: coral;}</w:t>
       </w:r>
     </w:p>
     <w:p>
@@ -10288,31 +8855,7 @@
           <w:sz w:val="24"/>
           <w:szCs w:val="24"/>
         </w:rPr>
-        <w:t>body {background-</w:t>
-      </w:r>
-      <w:proofErr w:type="spellStart"/>
-      <w:r>
-        <w:rPr>
-          <w:rFonts w:ascii="Times New Roman" w:hAnsi="Times New Roman" w:cs="Times New Roman"/>
-          <w:b/>
-          <w:bCs/>
-          <w:color w:val="385623" w:themeColor="accent6" w:themeShade="80"/>
-          <w:sz w:val="24"/>
-          <w:szCs w:val="24"/>
-        </w:rPr>
-        <w:t>color</w:t>
-      </w:r>
-      <w:proofErr w:type="spellEnd"/>
-      <w:r>
-        <w:rPr>
-          <w:rFonts w:ascii="Times New Roman" w:hAnsi="Times New Roman" w:cs="Times New Roman"/>
-          <w:b/>
-          <w:bCs/>
-          <w:color w:val="385623" w:themeColor="accent6" w:themeShade="80"/>
-          <w:sz w:val="24"/>
-          <w:szCs w:val="24"/>
-        </w:rPr>
-        <w:t>: #92a8d1;}</w:t>
+        <w:t>body {background-color: #92a8d1;}</w:t>
       </w:r>
     </w:p>
     <w:p>
@@ -10340,55 +8883,7 @@
           <w:sz w:val="24"/>
           <w:szCs w:val="24"/>
         </w:rPr>
-        <w:t>body {background-</w:t>
-      </w:r>
-      <w:proofErr w:type="spellStart"/>
-      <w:r>
-        <w:rPr>
-          <w:rFonts w:ascii="Times New Roman" w:hAnsi="Times New Roman" w:cs="Times New Roman"/>
-          <w:b/>
-          <w:bCs/>
-          <w:color w:val="385623" w:themeColor="accent6" w:themeShade="80"/>
-          <w:sz w:val="24"/>
-          <w:szCs w:val="24"/>
-        </w:rPr>
-        <w:t>color</w:t>
-      </w:r>
-      <w:proofErr w:type="spellEnd"/>
-      <w:r>
-        <w:rPr>
-          <w:rFonts w:ascii="Times New Roman" w:hAnsi="Times New Roman" w:cs="Times New Roman"/>
-          <w:b/>
-          <w:bCs/>
-          <w:color w:val="385623" w:themeColor="accent6" w:themeShade="80"/>
-          <w:sz w:val="24"/>
-          <w:szCs w:val="24"/>
-        </w:rPr>
-        <w:t>: </w:t>
-      </w:r>
-      <w:proofErr w:type="spellStart"/>
-      <w:r>
-        <w:rPr>
-          <w:rFonts w:ascii="Times New Roman" w:hAnsi="Times New Roman" w:cs="Times New Roman"/>
-          <w:b/>
-          <w:bCs/>
-          <w:color w:val="385623" w:themeColor="accent6" w:themeShade="80"/>
-          <w:sz w:val="24"/>
-          <w:szCs w:val="24"/>
-        </w:rPr>
-        <w:t>rgb</w:t>
-      </w:r>
-      <w:proofErr w:type="spellEnd"/>
-      <w:r>
-        <w:rPr>
-          <w:rFonts w:ascii="Times New Roman" w:hAnsi="Times New Roman" w:cs="Times New Roman"/>
-          <w:b/>
-          <w:bCs/>
-          <w:color w:val="385623" w:themeColor="accent6" w:themeShade="80"/>
-          <w:sz w:val="24"/>
-          <w:szCs w:val="24"/>
-        </w:rPr>
-        <w:t>(201, 76, 76);}</w:t>
+        <w:t>body {background-color: rgb(201, 76, 76);}</w:t>
       </w:r>
     </w:p>
     <w:p>
@@ -10416,55 +8911,7 @@
           <w:sz w:val="24"/>
           <w:szCs w:val="24"/>
         </w:rPr>
-        <w:t>body {background-</w:t>
-      </w:r>
-      <w:proofErr w:type="spellStart"/>
-      <w:r>
-        <w:rPr>
-          <w:rFonts w:ascii="Times New Roman" w:hAnsi="Times New Roman" w:cs="Times New Roman"/>
-          <w:b/>
-          <w:bCs/>
-          <w:color w:val="385623" w:themeColor="accent6" w:themeShade="80"/>
-          <w:sz w:val="24"/>
-          <w:szCs w:val="24"/>
-        </w:rPr>
-        <w:t>color</w:t>
-      </w:r>
-      <w:proofErr w:type="spellEnd"/>
-      <w:r>
-        <w:rPr>
-          <w:rFonts w:ascii="Times New Roman" w:hAnsi="Times New Roman" w:cs="Times New Roman"/>
-          <w:b/>
-          <w:bCs/>
-          <w:color w:val="385623" w:themeColor="accent6" w:themeShade="80"/>
-          <w:sz w:val="24"/>
-          <w:szCs w:val="24"/>
-        </w:rPr>
-        <w:t>: </w:t>
-      </w:r>
-      <w:proofErr w:type="spellStart"/>
-      <w:r>
-        <w:rPr>
-          <w:rFonts w:ascii="Times New Roman" w:hAnsi="Times New Roman" w:cs="Times New Roman"/>
-          <w:b/>
-          <w:bCs/>
-          <w:color w:val="385623" w:themeColor="accent6" w:themeShade="80"/>
-          <w:sz w:val="24"/>
-          <w:szCs w:val="24"/>
-        </w:rPr>
-        <w:t>hsl</w:t>
-      </w:r>
-      <w:proofErr w:type="spellEnd"/>
-      <w:r>
-        <w:rPr>
-          <w:rFonts w:ascii="Times New Roman" w:hAnsi="Times New Roman" w:cs="Times New Roman"/>
-          <w:b/>
-          <w:bCs/>
-          <w:color w:val="385623" w:themeColor="accent6" w:themeShade="80"/>
-          <w:sz w:val="24"/>
-          <w:szCs w:val="24"/>
-        </w:rPr>
-        <w:t>(89, 43%, 51%);}</w:t>
+        <w:t>body {background-color: hsl(89, 43%, 51%);}</w:t>
       </w:r>
     </w:p>
     <w:p>
@@ -10759,7 +9206,6 @@
           <w:szCs w:val="24"/>
         </w:rPr>
       </w:pPr>
-      <w:proofErr w:type="spellStart"/>
       <w:r>
         <w:rPr>
           <w:rFonts w:ascii="Times New Roman" w:hAnsi="Times New Roman" w:cs="Times New Roman"/>
@@ -10771,41 +9217,22 @@
         </w:rPr>
         <w:t>color</w:t>
       </w:r>
-      <w:proofErr w:type="spellEnd"/>
-    </w:p>
-    <w:p>
-      <w:pPr>
-        <w:rPr>
-          <w:rFonts w:ascii="Times New Roman" w:hAnsi="Times New Roman" w:cs="Times New Roman"/>
-          <w:sz w:val="24"/>
-          <w:szCs w:val="24"/>
-        </w:rPr>
-      </w:pPr>
-      <w:r>
-        <w:rPr>
-          <w:rFonts w:ascii="Times New Roman" w:hAnsi="Times New Roman" w:cs="Times New Roman"/>
-          <w:sz w:val="24"/>
-          <w:szCs w:val="24"/>
-        </w:rPr>
-        <w:t xml:space="preserve">Used to </w:t>
-      </w:r>
-      <w:proofErr w:type="spellStart"/>
-      <w:r>
-        <w:rPr>
-          <w:rFonts w:ascii="Times New Roman" w:hAnsi="Times New Roman" w:cs="Times New Roman"/>
-          <w:sz w:val="24"/>
-          <w:szCs w:val="24"/>
-        </w:rPr>
-        <w:t>color</w:t>
-      </w:r>
-      <w:proofErr w:type="spellEnd"/>
-      <w:r>
-        <w:rPr>
-          <w:rFonts w:ascii="Times New Roman" w:hAnsi="Times New Roman" w:cs="Times New Roman"/>
-          <w:sz w:val="24"/>
-          <w:szCs w:val="24"/>
-        </w:rPr>
-        <w:t xml:space="preserve"> the HTML element</w:t>
+    </w:p>
+    <w:p>
+      <w:pPr>
+        <w:rPr>
+          <w:rFonts w:ascii="Times New Roman" w:hAnsi="Times New Roman" w:cs="Times New Roman"/>
+          <w:sz w:val="24"/>
+          <w:szCs w:val="24"/>
+        </w:rPr>
+      </w:pPr>
+      <w:r>
+        <w:rPr>
+          <w:rFonts w:ascii="Times New Roman" w:hAnsi="Times New Roman" w:cs="Times New Roman"/>
+          <w:sz w:val="24"/>
+          <w:szCs w:val="24"/>
+        </w:rPr>
+        <w:t>Used to color the HTML element</w:t>
       </w:r>
       <w:r>
         <w:rPr>
@@ -10841,23 +9268,13 @@
           <w:szCs w:val="24"/>
         </w:rPr>
       </w:pPr>
-      <w:proofErr w:type="spellStart"/>
-      <w:r>
-        <w:rPr>
-          <w:rFonts w:ascii="Times New Roman" w:hAnsi="Times New Roman" w:cs="Times New Roman"/>
-          <w:sz w:val="24"/>
-          <w:szCs w:val="24"/>
-        </w:rPr>
-        <w:t>Color</w:t>
-      </w:r>
-      <w:proofErr w:type="spellEnd"/>
-      <w:r>
-        <w:rPr>
-          <w:rFonts w:ascii="Times New Roman" w:hAnsi="Times New Roman" w:cs="Times New Roman"/>
-          <w:sz w:val="24"/>
-          <w:szCs w:val="24"/>
-        </w:rPr>
-        <w:t>: blue;</w:t>
+      <w:r>
+        <w:rPr>
+          <w:rFonts w:ascii="Times New Roman" w:hAnsi="Times New Roman" w:cs="Times New Roman"/>
+          <w:sz w:val="24"/>
+          <w:szCs w:val="24"/>
+        </w:rPr>
+        <w:t>Color: blue;</w:t>
       </w:r>
     </w:p>
     <w:p>
@@ -10953,60 +9370,24 @@
           <w:sz w:val="24"/>
           <w:szCs w:val="24"/>
         </w:rPr>
-        <w:t xml:space="preserve">Ex: style = “direction: </w:t>
-      </w:r>
-      <w:proofErr w:type="spellStart"/>
-      <w:r>
-        <w:rPr>
-          <w:rFonts w:ascii="Times New Roman" w:hAnsi="Times New Roman" w:cs="Times New Roman"/>
-          <w:sz w:val="24"/>
-          <w:szCs w:val="24"/>
-        </w:rPr>
-        <w:t>ltr</w:t>
-      </w:r>
-      <w:proofErr w:type="spellEnd"/>
-      <w:r>
-        <w:rPr>
-          <w:rFonts w:ascii="Times New Roman" w:hAnsi="Times New Roman" w:cs="Times New Roman"/>
-          <w:sz w:val="24"/>
-          <w:szCs w:val="24"/>
-        </w:rPr>
-        <w:t>”</w:t>
-      </w:r>
-    </w:p>
-    <w:p>
-      <w:pPr>
-        <w:rPr>
-          <w:rFonts w:ascii="Times New Roman" w:hAnsi="Times New Roman" w:cs="Times New Roman"/>
-          <w:sz w:val="24"/>
-          <w:szCs w:val="24"/>
-        </w:rPr>
-      </w:pPr>
-      <w:r>
-        <w:rPr>
-          <w:rFonts w:ascii="Times New Roman" w:hAnsi="Times New Roman" w:cs="Times New Roman"/>
-          <w:sz w:val="24"/>
-          <w:szCs w:val="24"/>
-        </w:rPr>
-        <w:t xml:space="preserve">Ex: style = “direction: </w:t>
-      </w:r>
-      <w:proofErr w:type="spellStart"/>
-      <w:r>
-        <w:rPr>
-          <w:rFonts w:ascii="Times New Roman" w:hAnsi="Times New Roman" w:cs="Times New Roman"/>
-          <w:sz w:val="24"/>
-          <w:szCs w:val="24"/>
-        </w:rPr>
-        <w:t>rtl</w:t>
-      </w:r>
-      <w:proofErr w:type="spellEnd"/>
-      <w:r>
-        <w:rPr>
-          <w:rFonts w:ascii="Times New Roman" w:hAnsi="Times New Roman" w:cs="Times New Roman"/>
-          <w:sz w:val="24"/>
-          <w:szCs w:val="24"/>
-        </w:rPr>
-        <w:t>”</w:t>
+        <w:t>Ex: style = “direction: ltr”</w:t>
+      </w:r>
+    </w:p>
+    <w:p>
+      <w:pPr>
+        <w:rPr>
+          <w:rFonts w:ascii="Times New Roman" w:hAnsi="Times New Roman" w:cs="Times New Roman"/>
+          <w:sz w:val="24"/>
+          <w:szCs w:val="24"/>
+        </w:rPr>
+      </w:pPr>
+      <w:r>
+        <w:rPr>
+          <w:rFonts w:ascii="Times New Roman" w:hAnsi="Times New Roman" w:cs="Times New Roman"/>
+          <w:sz w:val="24"/>
+          <w:szCs w:val="24"/>
+        </w:rPr>
+        <w:t>Ex: style = “direction: rtl”</w:t>
       </w:r>
     </w:p>
     <w:p>
@@ -11635,21 +10016,8 @@
           <w:sz w:val="24"/>
           <w:szCs w:val="24"/>
         </w:rPr>
-        <w:t xml:space="preserve">h-space v-space blur </w:t>
-      </w:r>
-      <w:proofErr w:type="spellStart"/>
-      <w:r>
-        <w:rPr>
-          <w:rFonts w:ascii="Times New Roman" w:hAnsi="Times New Roman" w:cs="Times New Roman"/>
-          <w:b/>
-          <w:bCs/>
-          <w:color w:val="1F3864" w:themeColor="accent1" w:themeShade="80"/>
-          <w:sz w:val="24"/>
-          <w:szCs w:val="24"/>
-        </w:rPr>
-        <w:t>color</w:t>
-      </w:r>
-      <w:proofErr w:type="spellEnd"/>
+        <w:t>h-space v-space blur color</w:t>
+      </w:r>
     </w:p>
     <w:p>
       <w:pPr>
@@ -11888,31 +10256,7 @@
           <w:sz w:val="24"/>
           <w:szCs w:val="24"/>
         </w:rPr>
-        <w:t xml:space="preserve">Add border(property) to HTML element, to add border need to define width, style, </w:t>
-      </w:r>
-      <w:proofErr w:type="spellStart"/>
-      <w:r>
-        <w:rPr>
-          <w:rFonts w:ascii="Times New Roman" w:hAnsi="Times New Roman" w:cs="Times New Roman"/>
-          <w:b/>
-          <w:bCs/>
-          <w:color w:val="385623" w:themeColor="accent6" w:themeShade="80"/>
-          <w:sz w:val="24"/>
-          <w:szCs w:val="24"/>
-        </w:rPr>
-        <w:t>color</w:t>
-      </w:r>
-      <w:proofErr w:type="spellEnd"/>
-      <w:r>
-        <w:rPr>
-          <w:rFonts w:ascii="Times New Roman" w:hAnsi="Times New Roman" w:cs="Times New Roman"/>
-          <w:b/>
-          <w:bCs/>
-          <w:color w:val="385623" w:themeColor="accent6" w:themeShade="80"/>
-          <w:sz w:val="24"/>
-          <w:szCs w:val="24"/>
-        </w:rPr>
-        <w:t>.</w:t>
+        <w:t>Add border(property) to HTML element, to add border need to define width, style, color.</w:t>
       </w:r>
     </w:p>
     <w:p>
@@ -11996,21 +10340,8 @@
           <w:sz w:val="24"/>
           <w:szCs w:val="24"/>
         </w:rPr>
-        <w:t>border-</w:t>
-      </w:r>
-      <w:proofErr w:type="spellStart"/>
-      <w:r>
-        <w:rPr>
-          <w:rFonts w:ascii="Times New Roman" w:hAnsi="Times New Roman" w:cs="Times New Roman"/>
-          <w:b/>
-          <w:bCs/>
-          <w:color w:val="2F5496" w:themeColor="accent1" w:themeShade="BF"/>
-          <w:sz w:val="24"/>
-          <w:szCs w:val="24"/>
-        </w:rPr>
-        <w:t>color</w:t>
-      </w:r>
-      <w:proofErr w:type="spellEnd"/>
+        <w:t>border-color</w:t>
+      </w:r>
     </w:p>
     <w:p>
       <w:pPr>
@@ -12045,7 +10376,6 @@
         </w:rPr>
         <w:t xml:space="preserve">, </w:t>
       </w:r>
-      <w:proofErr w:type="gramStart"/>
       <w:r>
         <w:rPr>
           <w:rFonts w:ascii="Times New Roman" w:hAnsi="Times New Roman" w:cs="Times New Roman"/>
@@ -12055,19 +10385,7 @@
           <w:sz w:val="24"/>
           <w:szCs w:val="24"/>
         </w:rPr>
-        <w:t>If</w:t>
-      </w:r>
-      <w:proofErr w:type="gramEnd"/>
-      <w:r>
-        <w:rPr>
-          <w:rFonts w:ascii="Times New Roman" w:hAnsi="Times New Roman" w:cs="Times New Roman"/>
-          <w:b/>
-          <w:bCs/>
-          <w:color w:val="385623" w:themeColor="accent6" w:themeShade="80"/>
-          <w:sz w:val="24"/>
-          <w:szCs w:val="24"/>
-        </w:rPr>
-        <w:t xml:space="preserve"> use </w:t>
+        <w:t xml:space="preserve">If use </w:t>
       </w:r>
       <w:r>
         <w:rPr>
@@ -12350,31 +10668,7 @@
           <w:sz w:val="24"/>
           <w:szCs w:val="24"/>
         </w:rPr>
-        <w:t xml:space="preserve">(equal space from left and right, exactly </w:t>
-      </w:r>
-      <w:proofErr w:type="spellStart"/>
-      <w:r>
-        <w:rPr>
-          <w:rFonts w:ascii="Times New Roman" w:hAnsi="Times New Roman" w:cs="Times New Roman"/>
-          <w:b/>
-          <w:bCs/>
-          <w:color w:val="385623" w:themeColor="accent6" w:themeShade="80"/>
-          <w:sz w:val="24"/>
-          <w:szCs w:val="24"/>
-        </w:rPr>
-        <w:t>center</w:t>
-      </w:r>
-      <w:proofErr w:type="spellEnd"/>
-      <w:r>
-        <w:rPr>
-          <w:rFonts w:ascii="Times New Roman" w:hAnsi="Times New Roman" w:cs="Times New Roman"/>
-          <w:b/>
-          <w:bCs/>
-          <w:color w:val="385623" w:themeColor="accent6" w:themeShade="80"/>
-          <w:sz w:val="24"/>
-          <w:szCs w:val="24"/>
-        </w:rPr>
-        <w:t>)</w:t>
+        <w:t>(equal space from left and right, exactly center)</w:t>
       </w:r>
     </w:p>
     <w:p>
@@ -12512,31 +10806,7 @@
           <w:sz w:val="24"/>
           <w:szCs w:val="24"/>
         </w:rPr>
-        <w:t xml:space="preserve">: it </w:t>
-      </w:r>
-      <w:proofErr w:type="gramStart"/>
-      <w:r>
-        <w:rPr>
-          <w:rFonts w:ascii="Times New Roman" w:hAnsi="Times New Roman" w:cs="Times New Roman"/>
-          <w:b/>
-          <w:bCs/>
-          <w:color w:val="385623" w:themeColor="accent6" w:themeShade="80"/>
-          <w:sz w:val="24"/>
-          <w:szCs w:val="24"/>
-        </w:rPr>
-        <w:t>use</w:t>
-      </w:r>
-      <w:proofErr w:type="gramEnd"/>
-      <w:r>
-        <w:rPr>
-          <w:rFonts w:ascii="Times New Roman" w:hAnsi="Times New Roman" w:cs="Times New Roman"/>
-          <w:b/>
-          <w:bCs/>
-          <w:color w:val="385623" w:themeColor="accent6" w:themeShade="80"/>
-          <w:sz w:val="24"/>
-          <w:szCs w:val="24"/>
-        </w:rPr>
-        <w:t xml:space="preserve"> to generate space between border and content of the element (or) used to generate space inside the border.</w:t>
+        <w:t>: it use to generate space between border and content of the element (or) used to generate space inside the border.</w:t>
       </w:r>
     </w:p>
     <w:p>
@@ -13015,20 +11285,8 @@
           <w:sz w:val="24"/>
           <w:szCs w:val="24"/>
         </w:rPr>
-        <w:t>outline-</w:t>
-      </w:r>
-      <w:proofErr w:type="spellStart"/>
-      <w:r>
-        <w:rPr>
-          <w:rFonts w:ascii="Times New Roman" w:hAnsi="Times New Roman" w:cs="Times New Roman"/>
-          <w:b/>
-          <w:bCs/>
-          <w:sz w:val="24"/>
-          <w:szCs w:val="24"/>
-        </w:rPr>
-        <w:t>color</w:t>
-      </w:r>
-      <w:proofErr w:type="spellEnd"/>
+        <w:t>outline-color</w:t>
+      </w:r>
     </w:p>
     <w:p>
       <w:pPr>
@@ -13677,73 +11935,7 @@
           <w:sz w:val="24"/>
           <w:szCs w:val="24"/>
         </w:rPr>
-        <w:t>(</w:t>
-      </w:r>
-      <w:proofErr w:type="spellStart"/>
-      <w:r>
-        <w:rPr>
-          <w:rFonts w:ascii="Times New Roman" w:hAnsi="Times New Roman" w:cs="Times New Roman"/>
-          <w:b/>
-          <w:bCs/>
-          <w:sz w:val="24"/>
-          <w:szCs w:val="24"/>
-        </w:rPr>
-        <w:t>em,rem,vh</w:t>
-      </w:r>
-      <w:proofErr w:type="spellEnd"/>
-      <w:r>
-        <w:rPr>
-          <w:rFonts w:ascii="Times New Roman" w:hAnsi="Times New Roman" w:cs="Times New Roman"/>
-          <w:b/>
-          <w:bCs/>
-          <w:sz w:val="24"/>
-          <w:szCs w:val="24"/>
-        </w:rPr>
-        <w:t xml:space="preserve">, </w:t>
-      </w:r>
-      <w:proofErr w:type="spellStart"/>
-      <w:r>
-        <w:rPr>
-          <w:rFonts w:ascii="Times New Roman" w:hAnsi="Times New Roman" w:cs="Times New Roman"/>
-          <w:b/>
-          <w:bCs/>
-          <w:sz w:val="24"/>
-          <w:szCs w:val="24"/>
-        </w:rPr>
-        <w:t>vw,vmax,vmin</w:t>
-      </w:r>
-      <w:proofErr w:type="spellEnd"/>
-      <w:r>
-        <w:rPr>
-          <w:rFonts w:ascii="Times New Roman" w:hAnsi="Times New Roman" w:cs="Times New Roman"/>
-          <w:b/>
-          <w:bCs/>
-          <w:sz w:val="24"/>
-          <w:szCs w:val="24"/>
-        </w:rPr>
-        <w:t xml:space="preserve"> ,</w:t>
-      </w:r>
-      <w:proofErr w:type="spellStart"/>
-      <w:r>
-        <w:rPr>
-          <w:rFonts w:ascii="Times New Roman" w:hAnsi="Times New Roman" w:cs="Times New Roman"/>
-          <w:b/>
-          <w:bCs/>
-          <w:sz w:val="24"/>
-          <w:szCs w:val="24"/>
-        </w:rPr>
-        <w:t>px</w:t>
-      </w:r>
-      <w:proofErr w:type="spellEnd"/>
-      <w:r>
-        <w:rPr>
-          <w:rFonts w:ascii="Times New Roman" w:hAnsi="Times New Roman" w:cs="Times New Roman"/>
-          <w:b/>
-          <w:bCs/>
-          <w:sz w:val="24"/>
-          <w:szCs w:val="24"/>
-        </w:rPr>
-        <w:t>,%)</w:t>
+        <w:t>(em,rem,vh, vw,vmax,vmin ,px,%)</w:t>
       </w:r>
     </w:p>
     <w:p>
@@ -14341,27 +12533,15 @@
           <w:szCs w:val="24"/>
         </w:rPr>
       </w:pPr>
-      <w:proofErr w:type="gramStart"/>
-      <w:r>
-        <w:rPr>
-          <w:rFonts w:ascii="Times New Roman" w:hAnsi="Times New Roman" w:cs="Times New Roman"/>
-          <w:b/>
-          <w:bCs/>
-          <w:sz w:val="24"/>
-          <w:szCs w:val="24"/>
-        </w:rPr>
-        <w:t>::</w:t>
-      </w:r>
-      <w:proofErr w:type="gramEnd"/>
-      <w:r>
-        <w:rPr>
-          <w:rFonts w:ascii="Times New Roman" w:hAnsi="Times New Roman" w:cs="Times New Roman"/>
-          <w:b/>
-          <w:bCs/>
-          <w:sz w:val="24"/>
-          <w:szCs w:val="24"/>
-        </w:rPr>
-        <w:t>first-letter</w:t>
+      <w:r>
+        <w:rPr>
+          <w:rFonts w:ascii="Times New Roman" w:hAnsi="Times New Roman" w:cs="Times New Roman"/>
+          <w:b/>
+          <w:bCs/>
+          <w:sz w:val="24"/>
+          <w:szCs w:val="24"/>
+        </w:rPr>
+        <w:t>::first-letter</w:t>
       </w:r>
     </w:p>
     <w:p>
@@ -14379,27 +12559,15 @@
           <w:szCs w:val="24"/>
         </w:rPr>
       </w:pPr>
-      <w:proofErr w:type="gramStart"/>
-      <w:r>
-        <w:rPr>
-          <w:rFonts w:ascii="Times New Roman" w:hAnsi="Times New Roman" w:cs="Times New Roman"/>
-          <w:b/>
-          <w:bCs/>
-          <w:sz w:val="24"/>
-          <w:szCs w:val="24"/>
-        </w:rPr>
-        <w:t>::</w:t>
-      </w:r>
-      <w:proofErr w:type="gramEnd"/>
-      <w:r>
-        <w:rPr>
-          <w:rFonts w:ascii="Times New Roman" w:hAnsi="Times New Roman" w:cs="Times New Roman"/>
-          <w:b/>
-          <w:bCs/>
-          <w:sz w:val="24"/>
-          <w:szCs w:val="24"/>
-        </w:rPr>
-        <w:t>first-line</w:t>
+      <w:r>
+        <w:rPr>
+          <w:rFonts w:ascii="Times New Roman" w:hAnsi="Times New Roman" w:cs="Times New Roman"/>
+          <w:b/>
+          <w:bCs/>
+          <w:sz w:val="24"/>
+          <w:szCs w:val="24"/>
+        </w:rPr>
+        <w:t>::first-line</w:t>
       </w:r>
     </w:p>
     <w:p>
@@ -14417,27 +12585,15 @@
           <w:szCs w:val="24"/>
         </w:rPr>
       </w:pPr>
-      <w:proofErr w:type="gramStart"/>
-      <w:r>
-        <w:rPr>
-          <w:rFonts w:ascii="Times New Roman" w:hAnsi="Times New Roman" w:cs="Times New Roman"/>
-          <w:b/>
-          <w:bCs/>
-          <w:sz w:val="24"/>
-          <w:szCs w:val="24"/>
-        </w:rPr>
-        <w:t>::</w:t>
-      </w:r>
-      <w:proofErr w:type="gramEnd"/>
-      <w:r>
-        <w:rPr>
-          <w:rFonts w:ascii="Times New Roman" w:hAnsi="Times New Roman" w:cs="Times New Roman"/>
-          <w:b/>
-          <w:bCs/>
-          <w:sz w:val="24"/>
-          <w:szCs w:val="24"/>
-        </w:rPr>
-        <w:t>marker (UL/OL List)</w:t>
+      <w:r>
+        <w:rPr>
+          <w:rFonts w:ascii="Times New Roman" w:hAnsi="Times New Roman" w:cs="Times New Roman"/>
+          <w:b/>
+          <w:bCs/>
+          <w:sz w:val="24"/>
+          <w:szCs w:val="24"/>
+        </w:rPr>
+        <w:t>::marker (UL/OL List)</w:t>
       </w:r>
     </w:p>
     <w:p>
@@ -14455,27 +12611,15 @@
           <w:szCs w:val="24"/>
         </w:rPr>
       </w:pPr>
-      <w:proofErr w:type="gramStart"/>
-      <w:r>
-        <w:rPr>
-          <w:rFonts w:ascii="Times New Roman" w:hAnsi="Times New Roman" w:cs="Times New Roman"/>
-          <w:b/>
-          <w:bCs/>
-          <w:sz w:val="24"/>
-          <w:szCs w:val="24"/>
-        </w:rPr>
-        <w:t>::</w:t>
-      </w:r>
-      <w:proofErr w:type="gramEnd"/>
-      <w:r>
-        <w:rPr>
-          <w:rFonts w:ascii="Times New Roman" w:hAnsi="Times New Roman" w:cs="Times New Roman"/>
-          <w:b/>
-          <w:bCs/>
-          <w:sz w:val="24"/>
-          <w:szCs w:val="24"/>
-        </w:rPr>
-        <w:t>selection</w:t>
+      <w:r>
+        <w:rPr>
+          <w:rFonts w:ascii="Times New Roman" w:hAnsi="Times New Roman" w:cs="Times New Roman"/>
+          <w:b/>
+          <w:bCs/>
+          <w:sz w:val="24"/>
+          <w:szCs w:val="24"/>
+        </w:rPr>
+        <w:t>::selection</w:t>
       </w:r>
     </w:p>
     <w:p>
@@ -14637,13 +12781,8 @@
         <w:pStyle w:val="Heading1"/>
       </w:pPr>
       <w:r>
-        <w:t>CSS Accent-</w:t>
-      </w:r>
-      <w:proofErr w:type="spellStart"/>
-      <w:r>
-        <w:t>Color</w:t>
-      </w:r>
-      <w:proofErr w:type="spellEnd"/>
+        <w:t>CSS Accent-Color</w:t>
+      </w:r>
     </w:p>
     <w:p>
       <w:pPr>
@@ -14912,27 +13051,15 @@
           <w:szCs w:val="24"/>
         </w:rPr>
       </w:pPr>
-      <w:proofErr w:type="spellStart"/>
-      <w:r>
-        <w:rPr>
-          <w:rFonts w:ascii="Times New Roman" w:hAnsi="Times New Roman" w:cs="Times New Roman"/>
-          <w:b/>
-          <w:bCs/>
-          <w:sz w:val="24"/>
-          <w:szCs w:val="24"/>
-        </w:rPr>
-        <w:t>rotateX</w:t>
-      </w:r>
-      <w:proofErr w:type="spellEnd"/>
-      <w:r>
-        <w:rPr>
-          <w:rFonts w:ascii="Times New Roman" w:hAnsi="Times New Roman" w:cs="Times New Roman"/>
-          <w:b/>
-          <w:bCs/>
-          <w:sz w:val="24"/>
-          <w:szCs w:val="24"/>
-        </w:rPr>
-        <w:t>() Method</w:t>
+      <w:r>
+        <w:rPr>
+          <w:rFonts w:ascii="Times New Roman" w:hAnsi="Times New Roman" w:cs="Times New Roman"/>
+          <w:b/>
+          <w:bCs/>
+          <w:sz w:val="24"/>
+          <w:szCs w:val="24"/>
+        </w:rPr>
+        <w:t>rotateX() Method</w:t>
       </w:r>
     </w:p>
     <w:p>
@@ -14950,27 +13077,15 @@
           <w:szCs w:val="24"/>
         </w:rPr>
       </w:pPr>
-      <w:proofErr w:type="spellStart"/>
-      <w:r>
-        <w:rPr>
-          <w:rFonts w:ascii="Times New Roman" w:hAnsi="Times New Roman" w:cs="Times New Roman"/>
-          <w:b/>
-          <w:bCs/>
-          <w:sz w:val="24"/>
-          <w:szCs w:val="24"/>
-        </w:rPr>
-        <w:t>rotateY</w:t>
-      </w:r>
-      <w:proofErr w:type="spellEnd"/>
-      <w:r>
-        <w:rPr>
-          <w:rFonts w:ascii="Times New Roman" w:hAnsi="Times New Roman" w:cs="Times New Roman"/>
-          <w:b/>
-          <w:bCs/>
-          <w:sz w:val="24"/>
-          <w:szCs w:val="24"/>
-        </w:rPr>
-        <w:t>() Method</w:t>
+      <w:r>
+        <w:rPr>
+          <w:rFonts w:ascii="Times New Roman" w:hAnsi="Times New Roman" w:cs="Times New Roman"/>
+          <w:b/>
+          <w:bCs/>
+          <w:sz w:val="24"/>
+          <w:szCs w:val="24"/>
+        </w:rPr>
+        <w:t>rotateY() Method</w:t>
       </w:r>
     </w:p>
     <w:p>
@@ -14988,27 +13103,15 @@
           <w:szCs w:val="24"/>
         </w:rPr>
       </w:pPr>
-      <w:proofErr w:type="spellStart"/>
-      <w:r>
-        <w:rPr>
-          <w:rFonts w:ascii="Times New Roman" w:hAnsi="Times New Roman" w:cs="Times New Roman"/>
-          <w:b/>
-          <w:bCs/>
-          <w:sz w:val="24"/>
-          <w:szCs w:val="24"/>
-        </w:rPr>
-        <w:t>rotateZ</w:t>
-      </w:r>
-      <w:proofErr w:type="spellEnd"/>
-      <w:r>
-        <w:rPr>
-          <w:rFonts w:ascii="Times New Roman" w:hAnsi="Times New Roman" w:cs="Times New Roman"/>
-          <w:b/>
-          <w:bCs/>
-          <w:sz w:val="24"/>
-          <w:szCs w:val="24"/>
-        </w:rPr>
-        <w:t>() Method</w:t>
+      <w:r>
+        <w:rPr>
+          <w:rFonts w:ascii="Times New Roman" w:hAnsi="Times New Roman" w:cs="Times New Roman"/>
+          <w:b/>
+          <w:bCs/>
+          <w:sz w:val="24"/>
+          <w:szCs w:val="24"/>
+        </w:rPr>
+        <w:t>rotateZ() Method</w:t>
       </w:r>
     </w:p>
     <w:p>
@@ -15430,25 +13533,7 @@
           <w:sz w:val="24"/>
           <w:szCs w:val="24"/>
         </w:rPr>
-        <w:t xml:space="preserve">We can create layout in horizontal or vertical </w:t>
-      </w:r>
-      <w:proofErr w:type="gramStart"/>
-      <w:r>
-        <w:rPr>
-          <w:rFonts w:ascii="Times New Roman" w:hAnsi="Times New Roman" w:cs="Times New Roman"/>
-          <w:sz w:val="24"/>
-          <w:szCs w:val="24"/>
-        </w:rPr>
-        <w:t>direction,</w:t>
-      </w:r>
-      <w:proofErr w:type="gramEnd"/>
-      <w:r>
-        <w:rPr>
-          <w:rFonts w:ascii="Times New Roman" w:hAnsi="Times New Roman" w:cs="Times New Roman"/>
-          <w:sz w:val="24"/>
-          <w:szCs w:val="24"/>
-        </w:rPr>
-        <w:t xml:space="preserve"> we can create only one direction at a time.</w:t>
+        <w:t>We can create layout in horizontal or vertical direction, we can create only one direction at a time.</w:t>
       </w:r>
     </w:p>
     <w:p>
@@ -15510,25 +13595,7 @@
           <w:sz w:val="24"/>
           <w:szCs w:val="24"/>
         </w:rPr>
-        <w:t xml:space="preserve">Body{ </w:t>
-      </w:r>
-      <w:proofErr w:type="spellStart"/>
-      <w:r>
-        <w:rPr>
-          <w:rFonts w:ascii="Times New Roman" w:hAnsi="Times New Roman" w:cs="Times New Roman"/>
-          <w:sz w:val="24"/>
-          <w:szCs w:val="24"/>
-        </w:rPr>
-        <w:t>display:flex</w:t>
-      </w:r>
-      <w:proofErr w:type="spellEnd"/>
-      <w:r>
-        <w:rPr>
-          <w:rFonts w:ascii="Times New Roman" w:hAnsi="Times New Roman" w:cs="Times New Roman"/>
-          <w:sz w:val="24"/>
-          <w:szCs w:val="24"/>
-        </w:rPr>
-        <w:t>; }-</w:t>
+        <w:t>Body{ display:flex; }-</w:t>
       </w:r>
       <w:r>
         <w:rPr>
@@ -16714,27 +14781,15 @@
           <w:szCs w:val="24"/>
         </w:rPr>
       </w:pPr>
-      <w:proofErr w:type="spellStart"/>
-      <w:r>
-        <w:rPr>
-          <w:rFonts w:ascii="Times New Roman" w:hAnsi="Times New Roman" w:cs="Times New Roman"/>
-          <w:b/>
-          <w:bCs/>
-          <w:sz w:val="24"/>
-          <w:szCs w:val="24"/>
-        </w:rPr>
-        <w:t>Colors</w:t>
-      </w:r>
-      <w:proofErr w:type="spellEnd"/>
-      <w:r>
-        <w:rPr>
-          <w:rFonts w:ascii="Times New Roman" w:hAnsi="Times New Roman" w:cs="Times New Roman"/>
-          <w:b/>
-          <w:bCs/>
-          <w:sz w:val="24"/>
-          <w:szCs w:val="24"/>
-        </w:rPr>
-        <w:t xml:space="preserve"> Background:</w:t>
+      <w:r>
+        <w:rPr>
+          <w:rFonts w:ascii="Times New Roman" w:hAnsi="Times New Roman" w:cs="Times New Roman"/>
+          <w:b/>
+          <w:bCs/>
+          <w:sz w:val="24"/>
+          <w:szCs w:val="24"/>
+        </w:rPr>
+        <w:t>Colors Background:</w:t>
       </w:r>
     </w:p>
     <w:p>
@@ -17043,40 +15098,25 @@
       <w:pPr>
         <w:pStyle w:val="Heading1"/>
       </w:pPr>
-      <w:proofErr w:type="spellStart"/>
-      <w:r>
-        <w:t>Javascript</w:t>
-      </w:r>
-      <w:proofErr w:type="spellEnd"/>
-      <w:r>
-        <w:t>?</w:t>
-      </w:r>
-    </w:p>
-    <w:p>
-      <w:pPr>
-        <w:rPr>
-          <w:rFonts w:ascii="Times New Roman" w:hAnsi="Times New Roman" w:cs="Times New Roman"/>
-          <w:sz w:val="24"/>
-          <w:szCs w:val="24"/>
-        </w:rPr>
-      </w:pPr>
-      <w:proofErr w:type="spellStart"/>
-      <w:r>
-        <w:rPr>
-          <w:rFonts w:ascii="Times New Roman" w:hAnsi="Times New Roman" w:cs="Times New Roman"/>
-          <w:sz w:val="24"/>
-          <w:szCs w:val="24"/>
-        </w:rPr>
-        <w:t>Javascript</w:t>
-      </w:r>
-      <w:proofErr w:type="spellEnd"/>
-      <w:r>
-        <w:rPr>
-          <w:rFonts w:ascii="Times New Roman" w:hAnsi="Times New Roman" w:cs="Times New Roman"/>
-          <w:sz w:val="24"/>
-          <w:szCs w:val="24"/>
-        </w:rPr>
-        <w:t xml:space="preserve"> is </w:t>
+      <w:r>
+        <w:t>Javascript?</w:t>
+      </w:r>
+    </w:p>
+    <w:p>
+      <w:pPr>
+        <w:rPr>
+          <w:rFonts w:ascii="Times New Roman" w:hAnsi="Times New Roman" w:cs="Times New Roman"/>
+          <w:sz w:val="24"/>
+          <w:szCs w:val="24"/>
+        </w:rPr>
+      </w:pPr>
+      <w:r>
+        <w:rPr>
+          <w:rFonts w:ascii="Times New Roman" w:hAnsi="Times New Roman" w:cs="Times New Roman"/>
+          <w:sz w:val="24"/>
+          <w:szCs w:val="24"/>
+        </w:rPr>
+        <w:t xml:space="preserve">Javascript is </w:t>
       </w:r>
       <w:r>
         <w:rPr>
@@ -17092,25 +15132,7 @@
           <w:sz w:val="24"/>
           <w:szCs w:val="24"/>
         </w:rPr>
-        <w:t xml:space="preserve"> and also </w:t>
-      </w:r>
-      <w:proofErr w:type="gramStart"/>
-      <w:r>
-        <w:rPr>
-          <w:rFonts w:ascii="Times New Roman" w:hAnsi="Times New Roman" w:cs="Times New Roman"/>
-          <w:sz w:val="24"/>
-          <w:szCs w:val="24"/>
-        </w:rPr>
-        <w:t>client side</w:t>
-      </w:r>
-      <w:proofErr w:type="gramEnd"/>
-      <w:r>
-        <w:rPr>
-          <w:rFonts w:ascii="Times New Roman" w:hAnsi="Times New Roman" w:cs="Times New Roman"/>
-          <w:sz w:val="24"/>
-          <w:szCs w:val="24"/>
-        </w:rPr>
-        <w:t xml:space="preserve"> scripting language</w:t>
+        <w:t xml:space="preserve"> and also client side scripting language</w:t>
       </w:r>
     </w:p>
     <w:p>
@@ -17152,25 +15174,7 @@
           <w:sz w:val="24"/>
           <w:szCs w:val="24"/>
         </w:rPr>
-        <w:t xml:space="preserve">Each and every browser will have its own </w:t>
-      </w:r>
-      <w:proofErr w:type="spellStart"/>
-      <w:r>
-        <w:rPr>
-          <w:rFonts w:ascii="Times New Roman" w:hAnsi="Times New Roman" w:cs="Times New Roman"/>
-          <w:sz w:val="24"/>
-          <w:szCs w:val="24"/>
-        </w:rPr>
-        <w:t>javascript</w:t>
-      </w:r>
-      <w:proofErr w:type="spellEnd"/>
-      <w:r>
-        <w:rPr>
-          <w:rFonts w:ascii="Times New Roman" w:hAnsi="Times New Roman" w:cs="Times New Roman"/>
-          <w:sz w:val="24"/>
-          <w:szCs w:val="24"/>
-        </w:rPr>
-        <w:t xml:space="preserve"> engine.</w:t>
+        <w:t>Each and every browser will have its own javascript engine.</w:t>
       </w:r>
     </w:p>
     <w:p>
@@ -17230,15 +15234,7 @@
         <w:pStyle w:val="Heading1"/>
       </w:pPr>
       <w:r>
-        <w:t xml:space="preserve">Purpose of </w:t>
-      </w:r>
-      <w:proofErr w:type="spellStart"/>
-      <w:r>
-        <w:t>Javascript</w:t>
-      </w:r>
-      <w:proofErr w:type="spellEnd"/>
-      <w:r>
-        <w:t>?</w:t>
+        <w:t>Purpose of Javascript?</w:t>
       </w:r>
     </w:p>
     <w:p>
@@ -17263,15 +15259,7 @@
         <w:pStyle w:val="Heading1"/>
       </w:pPr>
       <w:r>
-        <w:t xml:space="preserve">Ways to write </w:t>
-      </w:r>
-      <w:proofErr w:type="spellStart"/>
-      <w:r>
-        <w:t>Javascript</w:t>
-      </w:r>
-      <w:proofErr w:type="spellEnd"/>
-      <w:r>
-        <w:t>?</w:t>
+        <w:t>Ways to write Javascript?</w:t>
       </w:r>
     </w:p>
     <w:p>
@@ -17330,13 +15318,8 @@
         <w:pStyle w:val="Heading1"/>
       </w:pPr>
       <w:r>
-        <w:t xml:space="preserve">Best place to write </w:t>
-      </w:r>
-      <w:proofErr w:type="spellStart"/>
-      <w:r>
-        <w:t>Javascript</w:t>
-      </w:r>
-      <w:proofErr w:type="spellEnd"/>
+        <w:t>Best place to write Javascript</w:t>
+      </w:r>
       <w:r>
         <w:t xml:space="preserve"> code</w:t>
       </w:r>
@@ -17375,15 +15358,7 @@
         <w:pStyle w:val="Heading1"/>
       </w:pPr>
       <w:r>
-        <w:t xml:space="preserve">Debugging in </w:t>
-      </w:r>
-      <w:proofErr w:type="spellStart"/>
-      <w:r>
-        <w:t>Javascript</w:t>
-      </w:r>
-      <w:proofErr w:type="spellEnd"/>
-      <w:r>
-        <w:t xml:space="preserve"> </w:t>
+        <w:t xml:space="preserve">Debugging in Javascript </w:t>
       </w:r>
       <w:r>
         <w:tab/>
@@ -17422,41 +15397,13 @@
           <w:szCs w:val="24"/>
         </w:rPr>
       </w:pPr>
-      <w:proofErr w:type="spellStart"/>
-      <w:r>
-        <w:rPr>
-          <w:rFonts w:ascii="Times New Roman" w:hAnsi="Times New Roman" w:cs="Times New Roman"/>
-          <w:sz w:val="24"/>
-          <w:szCs w:val="24"/>
-        </w:rPr>
-        <w:t>console.assert</w:t>
-      </w:r>
-      <w:proofErr w:type="spellEnd"/>
-      <w:r>
-        <w:rPr>
-          <w:rFonts w:ascii="Times New Roman" w:hAnsi="Times New Roman" w:cs="Times New Roman"/>
-          <w:sz w:val="24"/>
-          <w:szCs w:val="24"/>
-        </w:rPr>
-        <w:t>(</w:t>
-      </w:r>
-      <w:proofErr w:type="spellStart"/>
-      <w:r>
-        <w:rPr>
-          <w:rFonts w:ascii="Times New Roman" w:hAnsi="Times New Roman" w:cs="Times New Roman"/>
-          <w:sz w:val="24"/>
-          <w:szCs w:val="24"/>
-        </w:rPr>
-        <w:t>exp,message</w:t>
-      </w:r>
-      <w:proofErr w:type="spellEnd"/>
-      <w:r>
-        <w:rPr>
-          <w:rFonts w:ascii="Times New Roman" w:hAnsi="Times New Roman" w:cs="Times New Roman"/>
-          <w:sz w:val="24"/>
-          <w:szCs w:val="24"/>
-        </w:rPr>
-        <w:t xml:space="preserve">); //only error occurs it will be printed </w:t>
+      <w:r>
+        <w:rPr>
+          <w:rFonts w:ascii="Times New Roman" w:hAnsi="Times New Roman" w:cs="Times New Roman"/>
+          <w:sz w:val="24"/>
+          <w:szCs w:val="24"/>
+        </w:rPr>
+        <w:t xml:space="preserve">console.assert(exp,message); //only error occurs it will be printed </w:t>
       </w:r>
     </w:p>
     <w:p>
@@ -17540,13 +15487,8 @@
         <w:pStyle w:val="Heading1"/>
       </w:pPr>
       <w:r>
-        <w:t xml:space="preserve">Variables and datatypes in </w:t>
-      </w:r>
-      <w:proofErr w:type="spellStart"/>
-      <w:r>
-        <w:t>Javascript</w:t>
-      </w:r>
-      <w:proofErr w:type="spellEnd"/>
+        <w:t>Variables and datatypes in Javascript</w:t>
+      </w:r>
     </w:p>
     <w:p>
       <w:pPr>
@@ -17598,25 +15540,7 @@
           <w:sz w:val="24"/>
           <w:szCs w:val="24"/>
         </w:rPr>
-        <w:t xml:space="preserve">1. Variable name should contain only </w:t>
-      </w:r>
-      <w:proofErr w:type="spellStart"/>
-      <w:r>
-        <w:rPr>
-          <w:rFonts w:ascii="Times New Roman" w:hAnsi="Times New Roman" w:cs="Times New Roman"/>
-          <w:sz w:val="24"/>
-          <w:szCs w:val="24"/>
-        </w:rPr>
-        <w:t>letter,digits,symbols</w:t>
-      </w:r>
-      <w:proofErr w:type="spellEnd"/>
-      <w:r>
-        <w:rPr>
-          <w:rFonts w:ascii="Times New Roman" w:hAnsi="Times New Roman" w:cs="Times New Roman"/>
-          <w:sz w:val="24"/>
-          <w:szCs w:val="24"/>
-        </w:rPr>
-        <w:t xml:space="preserve">($) and (_)underscore </w:t>
+        <w:t xml:space="preserve">1. Variable name should contain only letter,digits,symbols($) and (_)underscore </w:t>
       </w:r>
     </w:p>
     <w:p>
@@ -17822,41 +15746,13 @@
           <w:szCs w:val="24"/>
         </w:rPr>
       </w:pPr>
-      <w:proofErr w:type="spellStart"/>
-      <w:r>
-        <w:rPr>
-          <w:rFonts w:ascii="Times New Roman" w:hAnsi="Times New Roman" w:cs="Times New Roman"/>
-          <w:sz w:val="24"/>
-          <w:szCs w:val="24"/>
-        </w:rPr>
-        <w:t>typeof</w:t>
-      </w:r>
-      <w:proofErr w:type="spellEnd"/>
-      <w:r>
-        <w:rPr>
-          <w:rFonts w:ascii="Times New Roman" w:hAnsi="Times New Roman" w:cs="Times New Roman"/>
-          <w:sz w:val="24"/>
-          <w:szCs w:val="24"/>
-        </w:rPr>
-        <w:t xml:space="preserve"> n =&gt; number , </w:t>
-      </w:r>
-      <w:proofErr w:type="spellStart"/>
-      <w:r>
-        <w:rPr>
-          <w:rFonts w:ascii="Times New Roman" w:hAnsi="Times New Roman" w:cs="Times New Roman"/>
-          <w:sz w:val="24"/>
-          <w:szCs w:val="24"/>
-        </w:rPr>
-        <w:t>typeof</w:t>
-      </w:r>
-      <w:proofErr w:type="spellEnd"/>
-      <w:r>
-        <w:rPr>
-          <w:rFonts w:ascii="Times New Roman" w:hAnsi="Times New Roman" w:cs="Times New Roman"/>
-          <w:sz w:val="24"/>
-          <w:szCs w:val="24"/>
-        </w:rPr>
-        <w:t xml:space="preserve"> m =&gt; number</w:t>
+      <w:r>
+        <w:rPr>
+          <w:rFonts w:ascii="Times New Roman" w:hAnsi="Times New Roman" w:cs="Times New Roman"/>
+          <w:sz w:val="24"/>
+          <w:szCs w:val="24"/>
+        </w:rPr>
+        <w:t>typeof n =&gt; number , typeof m =&gt; number</w:t>
       </w:r>
     </w:p>
     <w:p>
@@ -17868,41 +15764,13 @@
           <w:szCs w:val="24"/>
         </w:rPr>
       </w:pPr>
-      <w:proofErr w:type="spellStart"/>
-      <w:r>
-        <w:rPr>
-          <w:rFonts w:ascii="Times New Roman" w:hAnsi="Times New Roman" w:cs="Times New Roman"/>
-          <w:sz w:val="24"/>
-          <w:szCs w:val="24"/>
-        </w:rPr>
-        <w:t>typeof</w:t>
-      </w:r>
-      <w:proofErr w:type="spellEnd"/>
-      <w:r>
-        <w:rPr>
-          <w:rFonts w:ascii="Times New Roman" w:hAnsi="Times New Roman" w:cs="Times New Roman"/>
-          <w:sz w:val="24"/>
-          <w:szCs w:val="24"/>
-        </w:rPr>
-        <w:t xml:space="preserve"> </w:t>
-      </w:r>
-      <w:proofErr w:type="spellStart"/>
-      <w:r>
-        <w:rPr>
-          <w:rFonts w:ascii="Times New Roman" w:hAnsi="Times New Roman" w:cs="Times New Roman"/>
-          <w:sz w:val="24"/>
-          <w:szCs w:val="24"/>
-        </w:rPr>
-        <w:t>typeof</w:t>
-      </w:r>
-      <w:proofErr w:type="spellEnd"/>
-      <w:r>
-        <w:rPr>
-          <w:rFonts w:ascii="Times New Roman" w:hAnsi="Times New Roman" w:cs="Times New Roman"/>
-          <w:sz w:val="24"/>
-          <w:szCs w:val="24"/>
-        </w:rPr>
-        <w:t xml:space="preserve"> n =&gt; string </w:t>
+      <w:r>
+        <w:rPr>
+          <w:rFonts w:ascii="Times New Roman" w:hAnsi="Times New Roman" w:cs="Times New Roman"/>
+          <w:sz w:val="24"/>
+          <w:szCs w:val="24"/>
+        </w:rPr>
+        <w:t xml:space="preserve">typeof typeof n =&gt; string </w:t>
       </w:r>
       <w:r>
         <w:rPr>
@@ -17947,20 +15815,8 @@
           <w:sz w:val="24"/>
           <w:szCs w:val="24"/>
         </w:rPr>
-        <w:t xml:space="preserve">2. </w:t>
-      </w:r>
-      <w:proofErr w:type="spellStart"/>
-      <w:r>
-        <w:rPr>
-          <w:rFonts w:ascii="Times New Roman" w:hAnsi="Times New Roman" w:cs="Times New Roman"/>
-          <w:b/>
-          <w:bCs/>
-          <w:sz w:val="24"/>
-          <w:szCs w:val="24"/>
-        </w:rPr>
-        <w:t>BigInt</w:t>
-      </w:r>
-      <w:proofErr w:type="spellEnd"/>
+        <w:t>2. BigInt</w:t>
+      </w:r>
     </w:p>
     <w:p>
       <w:pPr>
@@ -18207,25 +16063,7 @@
           <w:sz w:val="24"/>
           <w:szCs w:val="24"/>
         </w:rPr>
-        <w:t xml:space="preserve">In </w:t>
-      </w:r>
-      <w:proofErr w:type="spellStart"/>
-      <w:r>
-        <w:rPr>
-          <w:rFonts w:ascii="Times New Roman" w:hAnsi="Times New Roman" w:cs="Times New Roman"/>
-          <w:sz w:val="24"/>
-          <w:szCs w:val="24"/>
-        </w:rPr>
-        <w:t>javascript</w:t>
-      </w:r>
-      <w:proofErr w:type="spellEnd"/>
-      <w:r>
-        <w:rPr>
-          <w:rFonts w:ascii="Times New Roman" w:hAnsi="Times New Roman" w:cs="Times New Roman"/>
-          <w:sz w:val="24"/>
-          <w:szCs w:val="24"/>
-        </w:rPr>
-        <w:t xml:space="preserve"> you declare a variable and not assign any value then it will hold undefined it.</w:t>
+        <w:t>In javascript you declare a variable and not assign any value then it will hold undefined it.</w:t>
       </w:r>
     </w:p>
     <w:p>
@@ -18315,25 +16153,7 @@
           <w:sz w:val="24"/>
           <w:szCs w:val="24"/>
         </w:rPr>
-        <w:t xml:space="preserve"> in </w:t>
-      </w:r>
-      <w:proofErr w:type="spellStart"/>
-      <w:r>
-        <w:rPr>
-          <w:rFonts w:ascii="Times New Roman" w:hAnsi="Times New Roman" w:cs="Times New Roman"/>
-          <w:sz w:val="24"/>
-          <w:szCs w:val="24"/>
-        </w:rPr>
-        <w:t>javascript</w:t>
-      </w:r>
-      <w:proofErr w:type="spellEnd"/>
-      <w:r>
-        <w:rPr>
-          <w:rFonts w:ascii="Times New Roman" w:hAnsi="Times New Roman" w:cs="Times New Roman"/>
-          <w:sz w:val="24"/>
-          <w:szCs w:val="24"/>
-        </w:rPr>
-        <w:t xml:space="preserve"> null means "reference to non-existing object " –( The </w:t>
+        <w:t xml:space="preserve"> in javascript null means "reference to non-existing object " –( The </w:t>
       </w:r>
       <w:r>
         <w:rPr>
@@ -18381,23 +16201,13 @@
           <w:szCs w:val="24"/>
         </w:rPr>
       </w:pPr>
-      <w:proofErr w:type="spellStart"/>
-      <w:r>
-        <w:rPr>
-          <w:rFonts w:ascii="Times New Roman" w:hAnsi="Times New Roman" w:cs="Times New Roman"/>
-          <w:sz w:val="24"/>
-          <w:szCs w:val="24"/>
-        </w:rPr>
-        <w:t>typeof</w:t>
-      </w:r>
-      <w:proofErr w:type="spellEnd"/>
-      <w:r>
-        <w:rPr>
-          <w:rFonts w:ascii="Times New Roman" w:hAnsi="Times New Roman" w:cs="Times New Roman"/>
-          <w:sz w:val="24"/>
-          <w:szCs w:val="24"/>
-        </w:rPr>
-        <w:t xml:space="preserve"> a =&gt; object </w:t>
+      <w:r>
+        <w:rPr>
+          <w:rFonts w:ascii="Times New Roman" w:hAnsi="Times New Roman" w:cs="Times New Roman"/>
+          <w:sz w:val="24"/>
+          <w:szCs w:val="24"/>
+        </w:rPr>
+        <w:t xml:space="preserve">typeof a =&gt; object </w:t>
       </w:r>
     </w:p>
     <w:p>
@@ -19045,23 +16855,13 @@
           <w:szCs w:val="24"/>
         </w:rPr>
       </w:pPr>
-      <w:proofErr w:type="spellStart"/>
-      <w:r>
-        <w:rPr>
-          <w:rFonts w:ascii="Times New Roman" w:hAnsi="Times New Roman" w:cs="Times New Roman"/>
-          <w:sz w:val="24"/>
-          <w:szCs w:val="24"/>
-        </w:rPr>
-        <w:t>objectName.newKey</w:t>
-      </w:r>
-      <w:proofErr w:type="spellEnd"/>
-      <w:r>
-        <w:rPr>
-          <w:rFonts w:ascii="Times New Roman" w:hAnsi="Times New Roman" w:cs="Times New Roman"/>
-          <w:sz w:val="24"/>
-          <w:szCs w:val="24"/>
-        </w:rPr>
-        <w:t xml:space="preserve"> = value</w:t>
+      <w:r>
+        <w:rPr>
+          <w:rFonts w:ascii="Times New Roman" w:hAnsi="Times New Roman" w:cs="Times New Roman"/>
+          <w:sz w:val="24"/>
+          <w:szCs w:val="24"/>
+        </w:rPr>
+        <w:t>objectName.newKey = value</w:t>
       </w:r>
       <w:r>
         <w:rPr>
@@ -19424,25 +17224,7 @@
           <w:sz w:val="24"/>
           <w:szCs w:val="24"/>
         </w:rPr>
-        <w:t xml:space="preserve">: Collection of </w:t>
-      </w:r>
-      <w:proofErr w:type="gramStart"/>
-      <w:r>
-        <w:rPr>
-          <w:rFonts w:ascii="Times New Roman" w:hAnsi="Times New Roman" w:cs="Times New Roman"/>
-          <w:sz w:val="24"/>
-          <w:szCs w:val="24"/>
-        </w:rPr>
-        <w:t>element</w:t>
-      </w:r>
-      <w:proofErr w:type="gramEnd"/>
-      <w:r>
-        <w:rPr>
-          <w:rFonts w:ascii="Times New Roman" w:hAnsi="Times New Roman" w:cs="Times New Roman"/>
-          <w:sz w:val="24"/>
-          <w:szCs w:val="24"/>
-        </w:rPr>
-        <w:t xml:space="preserve"> or ordered </w:t>
+        <w:t xml:space="preserve">: Collection of element or ordered </w:t>
       </w:r>
       <w:r>
         <w:rPr>
@@ -19483,7 +17265,6 @@
           <w:szCs w:val="24"/>
         </w:rPr>
       </w:pPr>
-      <w:proofErr w:type="spellStart"/>
       <w:r>
         <w:rPr>
           <w:rFonts w:ascii="Times New Roman" w:hAnsi="Times New Roman" w:cs="Times New Roman"/>
@@ -19498,34 +17279,7 @@
           <w:sz w:val="24"/>
           <w:szCs w:val="24"/>
         </w:rPr>
-        <w:t>er</w:t>
-      </w:r>
-      <w:proofErr w:type="spellEnd"/>
-      <w:r>
-        <w:rPr>
-          <w:rFonts w:ascii="Times New Roman" w:hAnsi="Times New Roman" w:cs="Times New Roman"/>
-          <w:sz w:val="24"/>
-          <w:szCs w:val="24"/>
-        </w:rPr>
-        <w:t xml:space="preserve"> </w:t>
-      </w:r>
-      <w:proofErr w:type="spellStart"/>
-      <w:r>
-        <w:rPr>
-          <w:rFonts w:ascii="Times New Roman" w:hAnsi="Times New Roman" w:cs="Times New Roman"/>
-          <w:sz w:val="24"/>
-          <w:szCs w:val="24"/>
-        </w:rPr>
-        <w:t>arr</w:t>
-      </w:r>
-      <w:proofErr w:type="spellEnd"/>
-      <w:r>
-        <w:rPr>
-          <w:rFonts w:ascii="Times New Roman" w:hAnsi="Times New Roman" w:cs="Times New Roman"/>
-          <w:sz w:val="24"/>
-          <w:szCs w:val="24"/>
-        </w:rPr>
-        <w:t xml:space="preserve"> = new Array();</w:t>
+        <w:t>er arr = new Array();</w:t>
       </w:r>
       <w:r>
         <w:rPr>
@@ -19555,25 +17309,7 @@
           <w:sz w:val="24"/>
           <w:szCs w:val="24"/>
         </w:rPr>
-        <w:t xml:space="preserve">let </w:t>
-      </w:r>
-      <w:proofErr w:type="spellStart"/>
-      <w:r>
-        <w:rPr>
-          <w:rFonts w:ascii="Times New Roman" w:hAnsi="Times New Roman" w:cs="Times New Roman"/>
-          <w:sz w:val="24"/>
-          <w:szCs w:val="24"/>
-        </w:rPr>
-        <w:t>arr</w:t>
-      </w:r>
-      <w:proofErr w:type="spellEnd"/>
-      <w:r>
-        <w:rPr>
-          <w:rFonts w:ascii="Times New Roman" w:hAnsi="Times New Roman" w:cs="Times New Roman"/>
-          <w:sz w:val="24"/>
-          <w:szCs w:val="24"/>
-        </w:rPr>
-        <w:t xml:space="preserve"> = {};</w:t>
+        <w:t>let arr = {};</w:t>
       </w:r>
     </w:p>
     <w:p>
@@ -19737,260 +17473,572 @@
         </w:rPr>
         <w:t xml:space="preserve">, </w:t>
       </w:r>
-      <w:proofErr w:type="spellStart"/>
-      <w:r>
-        <w:rPr>
-          <w:rFonts w:ascii="Times New Roman" w:hAnsi="Times New Roman" w:cs="Times New Roman"/>
+      <w:r>
+        <w:rPr>
+          <w:rFonts w:ascii="Times New Roman" w:hAnsi="Times New Roman" w:cs="Times New Roman"/>
+          <w:sz w:val="24"/>
+          <w:szCs w:val="24"/>
+        </w:rPr>
+        <w:t>indexOf()</w:t>
+      </w:r>
+      <w:r>
+        <w:rPr>
+          <w:rFonts w:ascii="Times New Roman" w:hAnsi="Times New Roman" w:cs="Times New Roman"/>
+          <w:sz w:val="24"/>
+          <w:szCs w:val="24"/>
+        </w:rPr>
+        <w:t xml:space="preserve">, </w:t>
+      </w:r>
+      <w:r>
+        <w:rPr>
+          <w:rFonts w:ascii="Times New Roman" w:hAnsi="Times New Roman" w:cs="Times New Roman"/>
+          <w:sz w:val="24"/>
+          <w:szCs w:val="24"/>
+        </w:rPr>
+        <w:t>forEach()</w:t>
+      </w:r>
+      <w:r>
+        <w:rPr>
+          <w:rFonts w:ascii="Times New Roman" w:hAnsi="Times New Roman" w:cs="Times New Roman"/>
+          <w:sz w:val="24"/>
+          <w:szCs w:val="24"/>
+        </w:rPr>
+        <w:t xml:space="preserve">, </w:t>
+      </w:r>
+      <w:r>
+        <w:rPr>
+          <w:rFonts w:ascii="Times New Roman" w:hAnsi="Times New Roman" w:cs="Times New Roman"/>
+          <w:sz w:val="24"/>
+          <w:szCs w:val="24"/>
+        </w:rPr>
+        <w:t>filter()</w:t>
+      </w:r>
+      <w:r>
+        <w:rPr>
+          <w:rFonts w:ascii="Times New Roman" w:hAnsi="Times New Roman" w:cs="Times New Roman"/>
+          <w:sz w:val="24"/>
+          <w:szCs w:val="24"/>
+        </w:rPr>
+        <w:t xml:space="preserve">, </w:t>
+      </w:r>
+      <w:r>
+        <w:rPr>
+          <w:rFonts w:ascii="Times New Roman" w:hAnsi="Times New Roman" w:cs="Times New Roman"/>
+          <w:sz w:val="24"/>
+          <w:szCs w:val="24"/>
+        </w:rPr>
+        <w:t>map()</w:t>
+      </w:r>
+      <w:r>
+        <w:rPr>
+          <w:rFonts w:ascii="Times New Roman" w:hAnsi="Times New Roman" w:cs="Times New Roman"/>
+          <w:sz w:val="24"/>
+          <w:szCs w:val="24"/>
+        </w:rPr>
+        <w:t xml:space="preserve">, </w:t>
+      </w:r>
+      <w:r>
+        <w:rPr>
+          <w:rFonts w:ascii="Times New Roman" w:hAnsi="Times New Roman" w:cs="Times New Roman"/>
+          <w:sz w:val="24"/>
+          <w:szCs w:val="24"/>
+        </w:rPr>
+        <w:t>includes()</w:t>
+      </w:r>
+      <w:r>
+        <w:rPr>
+          <w:rFonts w:ascii="Times New Roman" w:hAnsi="Times New Roman" w:cs="Times New Roman"/>
+          <w:sz w:val="24"/>
+          <w:szCs w:val="24"/>
+        </w:rPr>
+        <w:t xml:space="preserve">, </w:t>
+      </w:r>
+      <w:r>
+        <w:rPr>
+          <w:rFonts w:ascii="Times New Roman" w:hAnsi="Times New Roman" w:cs="Times New Roman"/>
+          <w:sz w:val="24"/>
+          <w:szCs w:val="24"/>
+        </w:rPr>
+        <w:t>sort()</w:t>
+      </w:r>
+      <w:r>
+        <w:rPr>
+          <w:rFonts w:ascii="Times New Roman" w:hAnsi="Times New Roman" w:cs="Times New Roman"/>
+          <w:sz w:val="24"/>
+          <w:szCs w:val="24"/>
+        </w:rPr>
+        <w:t xml:space="preserve">, </w:t>
+      </w:r>
+      <w:r>
+        <w:rPr>
+          <w:rFonts w:ascii="Times New Roman" w:hAnsi="Times New Roman" w:cs="Times New Roman"/>
+          <w:sz w:val="24"/>
+          <w:szCs w:val="24"/>
+        </w:rPr>
+        <w:t>reverse()</w:t>
+      </w:r>
+      <w:r>
+        <w:rPr>
+          <w:rFonts w:ascii="Times New Roman" w:hAnsi="Times New Roman" w:cs="Times New Roman"/>
+          <w:sz w:val="24"/>
+          <w:szCs w:val="24"/>
+        </w:rPr>
+        <w:t xml:space="preserve">, </w:t>
+      </w:r>
+      <w:r>
+        <w:rPr>
+          <w:rFonts w:ascii="Times New Roman" w:hAnsi="Times New Roman" w:cs="Times New Roman"/>
+          <w:sz w:val="24"/>
+          <w:szCs w:val="24"/>
+        </w:rPr>
+        <w:t>reduce()</w:t>
+      </w:r>
+      <w:r>
+        <w:rPr>
+          <w:rFonts w:ascii="Times New Roman" w:hAnsi="Times New Roman" w:cs="Times New Roman"/>
+          <w:sz w:val="24"/>
+          <w:szCs w:val="24"/>
+        </w:rPr>
+        <w:t xml:space="preserve">, </w:t>
+      </w:r>
+      <w:r>
+        <w:rPr>
+          <w:rFonts w:ascii="Times New Roman" w:hAnsi="Times New Roman" w:cs="Times New Roman"/>
+          <w:sz w:val="24"/>
+          <w:szCs w:val="24"/>
+        </w:rPr>
+        <w:t>concat()</w:t>
+      </w:r>
+      <w:r>
+        <w:rPr>
+          <w:rFonts w:ascii="Times New Roman" w:hAnsi="Times New Roman" w:cs="Times New Roman"/>
+          <w:sz w:val="24"/>
+          <w:szCs w:val="24"/>
+        </w:rPr>
+        <w:t xml:space="preserve">, </w:t>
+      </w:r>
+      <w:r>
+        <w:rPr>
+          <w:rFonts w:ascii="Times New Roman" w:hAnsi="Times New Roman" w:cs="Times New Roman"/>
+          <w:sz w:val="24"/>
+          <w:szCs w:val="24"/>
+        </w:rPr>
+        <w:t>join()</w:t>
+      </w:r>
+      <w:r>
+        <w:rPr>
+          <w:rFonts w:ascii="Times New Roman" w:hAnsi="Times New Roman" w:cs="Times New Roman"/>
+          <w:sz w:val="24"/>
+          <w:szCs w:val="24"/>
+        </w:rPr>
+        <w:t xml:space="preserve">, </w:t>
+      </w:r>
+      <w:r>
+        <w:rPr>
+          <w:rFonts w:ascii="Times New Roman" w:hAnsi="Times New Roman" w:cs="Times New Roman"/>
+          <w:sz w:val="24"/>
+          <w:szCs w:val="24"/>
+        </w:rPr>
+        <w:t>flat()</w:t>
+      </w:r>
+    </w:p>
+    <w:p>
+      <w:pPr>
+        <w:rPr>
+          <w:rFonts w:ascii="Times New Roman" w:hAnsi="Times New Roman" w:cs="Times New Roman"/>
+          <w:sz w:val="24"/>
+          <w:szCs w:val="24"/>
+        </w:rPr>
+      </w:pPr>
+      <w:r>
+        <w:rPr>
+          <w:rFonts w:ascii="Times New Roman" w:hAnsi="Times New Roman" w:cs="Times New Roman"/>
+          <w:b/>
+          <w:bCs/>
+          <w:sz w:val="24"/>
+          <w:szCs w:val="24"/>
+        </w:rPr>
+        <w:t>p</w:t>
+      </w:r>
+      <w:r>
+        <w:rPr>
+          <w:rFonts w:ascii="Times New Roman" w:hAnsi="Times New Roman" w:cs="Times New Roman"/>
+          <w:b/>
+          <w:bCs/>
+          <w:sz w:val="24"/>
+          <w:szCs w:val="24"/>
+        </w:rPr>
+        <w:t xml:space="preserve">ush and </w:t>
+      </w:r>
+      <w:r>
+        <w:rPr>
+          <w:rFonts w:ascii="Times New Roman" w:hAnsi="Times New Roman" w:cs="Times New Roman"/>
+          <w:b/>
+          <w:bCs/>
+          <w:sz w:val="24"/>
+          <w:szCs w:val="24"/>
+        </w:rPr>
+        <w:t>p</w:t>
+      </w:r>
+      <w:r>
+        <w:rPr>
+          <w:rFonts w:ascii="Times New Roman" w:hAnsi="Times New Roman" w:cs="Times New Roman"/>
+          <w:b/>
+          <w:bCs/>
+          <w:sz w:val="24"/>
+          <w:szCs w:val="24"/>
+        </w:rPr>
+        <w:t>op</w:t>
+      </w:r>
+      <w:r>
+        <w:rPr>
+          <w:rFonts w:ascii="Times New Roman" w:hAnsi="Times New Roman" w:cs="Times New Roman"/>
+          <w:sz w:val="24"/>
+          <w:szCs w:val="24"/>
+        </w:rPr>
+        <w:t xml:space="preserve"> will act on end of the array. (</w:t>
+      </w:r>
+      <w:r>
+        <w:rPr>
+          <w:rFonts w:ascii="Times New Roman" w:hAnsi="Times New Roman" w:cs="Times New Roman"/>
+          <w:b/>
+          <w:bCs/>
+          <w:color w:val="833C0B" w:themeColor="accent2" w:themeShade="80"/>
+          <w:sz w:val="24"/>
+          <w:szCs w:val="24"/>
+        </w:rPr>
+        <w:t>add and remove at end</w:t>
+      </w:r>
+      <w:r>
+        <w:rPr>
+          <w:rFonts w:ascii="Times New Roman" w:hAnsi="Times New Roman" w:cs="Times New Roman"/>
+          <w:sz w:val="24"/>
+          <w:szCs w:val="24"/>
+        </w:rPr>
+        <w:t>)</w:t>
+      </w:r>
+    </w:p>
+    <w:p>
+      <w:pPr>
+        <w:rPr>
+          <w:rFonts w:ascii="Times New Roman" w:hAnsi="Times New Roman" w:cs="Times New Roman"/>
+          <w:sz w:val="24"/>
+          <w:szCs w:val="24"/>
+        </w:rPr>
+      </w:pPr>
+      <w:r>
+        <w:rPr>
+          <w:rFonts w:ascii="Times New Roman" w:hAnsi="Times New Roman" w:cs="Times New Roman"/>
+          <w:b/>
+          <w:bCs/>
+          <w:sz w:val="24"/>
+          <w:szCs w:val="24"/>
+        </w:rPr>
+        <w:t>s</w:t>
+      </w:r>
+      <w:r>
+        <w:rPr>
+          <w:rFonts w:ascii="Times New Roman" w:hAnsi="Times New Roman" w:cs="Times New Roman"/>
+          <w:b/>
+          <w:bCs/>
+          <w:sz w:val="24"/>
+          <w:szCs w:val="24"/>
+        </w:rPr>
+        <w:t>h</w:t>
+      </w:r>
+      <w:r>
+        <w:rPr>
+          <w:rFonts w:ascii="Times New Roman" w:hAnsi="Times New Roman" w:cs="Times New Roman"/>
+          <w:b/>
+          <w:bCs/>
+          <w:sz w:val="24"/>
+          <w:szCs w:val="24"/>
+        </w:rPr>
+        <w:t xml:space="preserve">ift, </w:t>
+      </w:r>
+      <w:r>
+        <w:rPr>
+          <w:rFonts w:ascii="Times New Roman" w:hAnsi="Times New Roman" w:cs="Times New Roman"/>
+          <w:b/>
+          <w:bCs/>
+          <w:sz w:val="24"/>
+          <w:szCs w:val="24"/>
+        </w:rPr>
+        <w:t>u</w:t>
+      </w:r>
+      <w:r>
+        <w:rPr>
+          <w:rFonts w:ascii="Times New Roman" w:hAnsi="Times New Roman" w:cs="Times New Roman"/>
+          <w:b/>
+          <w:bCs/>
+          <w:sz w:val="24"/>
+          <w:szCs w:val="24"/>
+        </w:rPr>
+        <w:t>nshift</w:t>
+      </w:r>
+      <w:r>
+        <w:rPr>
+          <w:rFonts w:ascii="Times New Roman" w:hAnsi="Times New Roman" w:cs="Times New Roman"/>
+          <w:sz w:val="24"/>
+          <w:szCs w:val="24"/>
+        </w:rPr>
+        <w:t xml:space="preserve"> will act on start of the array. (</w:t>
+      </w:r>
+      <w:r>
+        <w:rPr>
+          <w:rFonts w:ascii="Times New Roman" w:hAnsi="Times New Roman" w:cs="Times New Roman"/>
+          <w:b/>
+          <w:bCs/>
+          <w:color w:val="833C0B" w:themeColor="accent2" w:themeShade="80"/>
+          <w:sz w:val="24"/>
+          <w:szCs w:val="24"/>
+        </w:rPr>
+        <w:t xml:space="preserve">add and remove at </w:t>
+      </w:r>
+      <w:r>
+        <w:rPr>
+          <w:rFonts w:ascii="Times New Roman" w:hAnsi="Times New Roman" w:cs="Times New Roman"/>
+          <w:b/>
+          <w:bCs/>
+          <w:color w:val="833C0B" w:themeColor="accent2" w:themeShade="80"/>
+          <w:sz w:val="24"/>
+          <w:szCs w:val="24"/>
+        </w:rPr>
+        <w:t>start</w:t>
+      </w:r>
+      <w:r>
+        <w:rPr>
+          <w:rFonts w:ascii="Times New Roman" w:hAnsi="Times New Roman" w:cs="Times New Roman"/>
+          <w:sz w:val="24"/>
+          <w:szCs w:val="24"/>
+        </w:rPr>
+        <w:t>)</w:t>
+      </w:r>
+    </w:p>
+    <w:p>
+      <w:pPr>
+        <w:rPr>
+          <w:rFonts w:ascii="Times New Roman" w:hAnsi="Times New Roman" w:cs="Times New Roman"/>
+          <w:b/>
+          <w:bCs/>
+          <w:sz w:val="24"/>
+          <w:szCs w:val="24"/>
+        </w:rPr>
+      </w:pPr>
+      <w:r>
+        <w:rPr>
+          <w:rFonts w:ascii="Times New Roman" w:hAnsi="Times New Roman" w:cs="Times New Roman"/>
+          <w:b/>
+          <w:bCs/>
+          <w:sz w:val="24"/>
+          <w:szCs w:val="24"/>
+        </w:rPr>
+        <w:t>s</w:t>
+      </w:r>
+      <w:r>
+        <w:rPr>
+          <w:rFonts w:ascii="Times New Roman" w:hAnsi="Times New Roman" w:cs="Times New Roman"/>
+          <w:b/>
+          <w:bCs/>
+          <w:sz w:val="24"/>
+          <w:szCs w:val="24"/>
+        </w:rPr>
+        <w:t xml:space="preserve">lice </w:t>
+      </w:r>
+      <w:r>
+        <w:rPr>
+          <w:rFonts w:ascii="Times New Roman" w:hAnsi="Times New Roman" w:cs="Times New Roman"/>
+          <w:sz w:val="24"/>
+          <w:szCs w:val="24"/>
+        </w:rPr>
+        <w:t>r</w:t>
+      </w:r>
+      <w:r>
+        <w:rPr>
+          <w:rFonts w:ascii="Times New Roman" w:hAnsi="Times New Roman" w:cs="Times New Roman"/>
+          <w:sz w:val="24"/>
+          <w:szCs w:val="24"/>
+        </w:rPr>
+        <w:t>eturn a part of the array (</w:t>
+      </w:r>
+      <w:r>
+        <w:rPr>
+          <w:rFonts w:ascii="Times New Roman" w:hAnsi="Times New Roman" w:cs="Times New Roman"/>
+          <w:b/>
+          <w:bCs/>
+          <w:color w:val="833C0B" w:themeColor="accent2" w:themeShade="80"/>
+          <w:sz w:val="24"/>
+          <w:szCs w:val="24"/>
+        </w:rPr>
+        <w:t>does not modify original</w:t>
+      </w:r>
+      <w:r>
+        <w:rPr>
+          <w:rFonts w:ascii="Times New Roman" w:hAnsi="Times New Roman" w:cs="Times New Roman"/>
+          <w:sz w:val="24"/>
+          <w:szCs w:val="24"/>
+        </w:rPr>
+        <w:t>)</w:t>
+      </w:r>
+    </w:p>
+    <w:p>
+      <w:pPr>
+        <w:rPr>
+          <w:rFonts w:ascii="Times New Roman" w:hAnsi="Times New Roman" w:cs="Times New Roman"/>
+          <w:b/>
+          <w:bCs/>
+          <w:sz w:val="24"/>
+          <w:szCs w:val="24"/>
+        </w:rPr>
+      </w:pPr>
+      <w:r>
+        <w:rPr>
+          <w:rFonts w:ascii="Times New Roman" w:hAnsi="Times New Roman" w:cs="Times New Roman"/>
+          <w:b/>
+          <w:bCs/>
+          <w:sz w:val="24"/>
+          <w:szCs w:val="24"/>
+        </w:rPr>
+        <w:t>s</w:t>
+      </w:r>
+      <w:r>
+        <w:rPr>
+          <w:rFonts w:ascii="Times New Roman" w:hAnsi="Times New Roman" w:cs="Times New Roman"/>
+          <w:b/>
+          <w:bCs/>
+          <w:sz w:val="24"/>
+          <w:szCs w:val="24"/>
+        </w:rPr>
+        <w:t xml:space="preserve">plice </w:t>
+      </w:r>
+      <w:r>
+        <w:rPr>
+          <w:rFonts w:ascii="Times New Roman" w:hAnsi="Times New Roman" w:cs="Times New Roman"/>
+          <w:sz w:val="24"/>
+          <w:szCs w:val="24"/>
+        </w:rPr>
+        <w:t>a</w:t>
+      </w:r>
+      <w:r>
+        <w:rPr>
+          <w:rFonts w:ascii="Times New Roman" w:hAnsi="Times New Roman" w:cs="Times New Roman"/>
+          <w:sz w:val="24"/>
+          <w:szCs w:val="24"/>
+        </w:rPr>
+        <w:t>dds/removes elements (</w:t>
+      </w:r>
+      <w:r>
+        <w:rPr>
+          <w:rFonts w:ascii="Times New Roman" w:hAnsi="Times New Roman" w:cs="Times New Roman"/>
+          <w:b/>
+          <w:bCs/>
+          <w:color w:val="833C0B" w:themeColor="accent2" w:themeShade="80"/>
+          <w:sz w:val="24"/>
+          <w:szCs w:val="24"/>
+        </w:rPr>
+        <w:t>modifies original array</w:t>
+      </w:r>
+      <w:r>
+        <w:rPr>
+          <w:rFonts w:ascii="Times New Roman" w:hAnsi="Times New Roman" w:cs="Times New Roman"/>
+          <w:sz w:val="24"/>
+          <w:szCs w:val="24"/>
+        </w:rPr>
+        <w:t>)</w:t>
+      </w:r>
+    </w:p>
+    <w:p>
+      <w:pPr>
+        <w:rPr>
+          <w:rFonts w:ascii="Times New Roman" w:hAnsi="Times New Roman" w:cs="Times New Roman"/>
+          <w:b/>
+          <w:bCs/>
+          <w:sz w:val="24"/>
+          <w:szCs w:val="24"/>
+        </w:rPr>
+      </w:pPr>
+      <w:r>
+        <w:rPr>
+          <w:rFonts w:ascii="Times New Roman" w:hAnsi="Times New Roman" w:cs="Times New Roman"/>
+          <w:b/>
+          <w:bCs/>
+          <w:sz w:val="24"/>
+          <w:szCs w:val="24"/>
+        </w:rPr>
+        <w:t>f</w:t>
+      </w:r>
+      <w:r>
+        <w:rPr>
+          <w:rFonts w:ascii="Times New Roman" w:hAnsi="Times New Roman" w:cs="Times New Roman"/>
+          <w:b/>
+          <w:bCs/>
+          <w:sz w:val="24"/>
+          <w:szCs w:val="24"/>
+        </w:rPr>
+        <w:t>ind</w:t>
+      </w:r>
+      <w:r>
+        <w:rPr>
+          <w:rFonts w:ascii="Times New Roman" w:hAnsi="Times New Roman" w:cs="Times New Roman"/>
+          <w:b/>
+          <w:bCs/>
+          <w:sz w:val="24"/>
+          <w:szCs w:val="24"/>
+        </w:rPr>
+        <w:t xml:space="preserve"> </w:t>
+      </w:r>
+      <w:r>
+        <w:rPr>
+          <w:rFonts w:ascii="Times New Roman" w:hAnsi="Times New Roman" w:cs="Times New Roman"/>
+          <w:sz w:val="24"/>
+          <w:szCs w:val="24"/>
+        </w:rPr>
+        <w:t>r</w:t>
+      </w:r>
+      <w:r>
+        <w:rPr>
+          <w:rFonts w:ascii="Times New Roman" w:hAnsi="Times New Roman" w:cs="Times New Roman"/>
+          <w:sz w:val="24"/>
+          <w:szCs w:val="24"/>
+        </w:rPr>
+        <w:t>eturns the first element that matches a condition</w:t>
+      </w:r>
+    </w:p>
+    <w:p>
+      <w:pPr>
+        <w:rPr>
+          <w:rFonts w:ascii="Times New Roman" w:hAnsi="Times New Roman" w:cs="Times New Roman"/>
+          <w:b/>
+          <w:bCs/>
+          <w:sz w:val="24"/>
+          <w:szCs w:val="24"/>
+        </w:rPr>
+      </w:pPr>
+      <w:r>
+        <w:rPr>
+          <w:rFonts w:ascii="Times New Roman" w:hAnsi="Times New Roman" w:cs="Times New Roman"/>
+          <w:b/>
+          <w:bCs/>
           <w:sz w:val="24"/>
           <w:szCs w:val="24"/>
         </w:rPr>
         <w:t>indexOf</w:t>
       </w:r>
-      <w:proofErr w:type="spellEnd"/>
-      <w:r>
-        <w:rPr>
-          <w:rFonts w:ascii="Times New Roman" w:hAnsi="Times New Roman" w:cs="Times New Roman"/>
-          <w:sz w:val="24"/>
-          <w:szCs w:val="24"/>
-        </w:rPr>
-        <w:t>()</w:t>
-      </w:r>
-      <w:r>
-        <w:rPr>
-          <w:rFonts w:ascii="Times New Roman" w:hAnsi="Times New Roman" w:cs="Times New Roman"/>
-          <w:sz w:val="24"/>
-          <w:szCs w:val="24"/>
-        </w:rPr>
-        <w:t xml:space="preserve">, </w:t>
-      </w:r>
-      <w:proofErr w:type="spellStart"/>
-      <w:r>
-        <w:rPr>
-          <w:rFonts w:ascii="Times New Roman" w:hAnsi="Times New Roman" w:cs="Times New Roman"/>
-          <w:sz w:val="24"/>
-          <w:szCs w:val="24"/>
-        </w:rPr>
-        <w:t>forEach</w:t>
-      </w:r>
-      <w:proofErr w:type="spellEnd"/>
-      <w:r>
-        <w:rPr>
-          <w:rFonts w:ascii="Times New Roman" w:hAnsi="Times New Roman" w:cs="Times New Roman"/>
-          <w:sz w:val="24"/>
-          <w:szCs w:val="24"/>
-        </w:rPr>
-        <w:t>()</w:t>
-      </w:r>
-      <w:r>
-        <w:rPr>
-          <w:rFonts w:ascii="Times New Roman" w:hAnsi="Times New Roman" w:cs="Times New Roman"/>
-          <w:sz w:val="24"/>
-          <w:szCs w:val="24"/>
-        </w:rPr>
-        <w:t xml:space="preserve">, </w:t>
-      </w:r>
-      <w:r>
-        <w:rPr>
-          <w:rFonts w:ascii="Times New Roman" w:hAnsi="Times New Roman" w:cs="Times New Roman"/>
-          <w:sz w:val="24"/>
-          <w:szCs w:val="24"/>
-        </w:rPr>
-        <w:t>filter()</w:t>
-      </w:r>
-      <w:r>
-        <w:rPr>
-          <w:rFonts w:ascii="Times New Roman" w:hAnsi="Times New Roman" w:cs="Times New Roman"/>
-          <w:sz w:val="24"/>
-          <w:szCs w:val="24"/>
-        </w:rPr>
-        <w:t xml:space="preserve">, </w:t>
-      </w:r>
-      <w:r>
-        <w:rPr>
-          <w:rFonts w:ascii="Times New Roman" w:hAnsi="Times New Roman" w:cs="Times New Roman"/>
-          <w:sz w:val="24"/>
-          <w:szCs w:val="24"/>
-        </w:rPr>
-        <w:t>map()</w:t>
-      </w:r>
-      <w:r>
-        <w:rPr>
-          <w:rFonts w:ascii="Times New Roman" w:hAnsi="Times New Roman" w:cs="Times New Roman"/>
-          <w:sz w:val="24"/>
-          <w:szCs w:val="24"/>
-        </w:rPr>
-        <w:t xml:space="preserve">, </w:t>
-      </w:r>
-      <w:r>
-        <w:rPr>
-          <w:rFonts w:ascii="Times New Roman" w:hAnsi="Times New Roman" w:cs="Times New Roman"/>
-          <w:sz w:val="24"/>
-          <w:szCs w:val="24"/>
-        </w:rPr>
-        <w:t>includes()</w:t>
-      </w:r>
-      <w:r>
-        <w:rPr>
-          <w:rFonts w:ascii="Times New Roman" w:hAnsi="Times New Roman" w:cs="Times New Roman"/>
-          <w:sz w:val="24"/>
-          <w:szCs w:val="24"/>
-        </w:rPr>
-        <w:t xml:space="preserve">, </w:t>
-      </w:r>
-      <w:r>
-        <w:rPr>
-          <w:rFonts w:ascii="Times New Roman" w:hAnsi="Times New Roman" w:cs="Times New Roman"/>
-          <w:sz w:val="24"/>
-          <w:szCs w:val="24"/>
-        </w:rPr>
-        <w:t>sort()</w:t>
-      </w:r>
-      <w:r>
-        <w:rPr>
-          <w:rFonts w:ascii="Times New Roman" w:hAnsi="Times New Roman" w:cs="Times New Roman"/>
-          <w:sz w:val="24"/>
-          <w:szCs w:val="24"/>
-        </w:rPr>
-        <w:t xml:space="preserve">, </w:t>
-      </w:r>
-      <w:r>
-        <w:rPr>
-          <w:rFonts w:ascii="Times New Roman" w:hAnsi="Times New Roman" w:cs="Times New Roman"/>
-          <w:sz w:val="24"/>
-          <w:szCs w:val="24"/>
-        </w:rPr>
-        <w:t>reverse()</w:t>
-      </w:r>
-      <w:r>
-        <w:rPr>
-          <w:rFonts w:ascii="Times New Roman" w:hAnsi="Times New Roman" w:cs="Times New Roman"/>
-          <w:sz w:val="24"/>
-          <w:szCs w:val="24"/>
-        </w:rPr>
-        <w:t xml:space="preserve">, </w:t>
-      </w:r>
-      <w:r>
-        <w:rPr>
-          <w:rFonts w:ascii="Times New Roman" w:hAnsi="Times New Roman" w:cs="Times New Roman"/>
-          <w:sz w:val="24"/>
-          <w:szCs w:val="24"/>
-        </w:rPr>
-        <w:t>reduce()</w:t>
-      </w:r>
-      <w:r>
-        <w:rPr>
-          <w:rFonts w:ascii="Times New Roman" w:hAnsi="Times New Roman" w:cs="Times New Roman"/>
-          <w:sz w:val="24"/>
-          <w:szCs w:val="24"/>
-        </w:rPr>
-        <w:t xml:space="preserve">, </w:t>
-      </w:r>
-      <w:proofErr w:type="spellStart"/>
-      <w:r>
-        <w:rPr>
-          <w:rFonts w:ascii="Times New Roman" w:hAnsi="Times New Roman" w:cs="Times New Roman"/>
-          <w:sz w:val="24"/>
-          <w:szCs w:val="24"/>
-        </w:rPr>
-        <w:t>concat</w:t>
-      </w:r>
-      <w:proofErr w:type="spellEnd"/>
-      <w:r>
-        <w:rPr>
-          <w:rFonts w:ascii="Times New Roman" w:hAnsi="Times New Roman" w:cs="Times New Roman"/>
-          <w:sz w:val="24"/>
-          <w:szCs w:val="24"/>
-        </w:rPr>
-        <w:t>()</w:t>
-      </w:r>
-      <w:r>
-        <w:rPr>
-          <w:rFonts w:ascii="Times New Roman" w:hAnsi="Times New Roman" w:cs="Times New Roman"/>
-          <w:sz w:val="24"/>
-          <w:szCs w:val="24"/>
-        </w:rPr>
-        <w:t xml:space="preserve">, </w:t>
-      </w:r>
-      <w:r>
-        <w:rPr>
-          <w:rFonts w:ascii="Times New Roman" w:hAnsi="Times New Roman" w:cs="Times New Roman"/>
-          <w:sz w:val="24"/>
-          <w:szCs w:val="24"/>
-        </w:rPr>
-        <w:t>join()</w:t>
-      </w:r>
-      <w:r>
-        <w:rPr>
-          <w:rFonts w:ascii="Times New Roman" w:hAnsi="Times New Roman" w:cs="Times New Roman"/>
-          <w:sz w:val="24"/>
-          <w:szCs w:val="24"/>
-        </w:rPr>
-        <w:t xml:space="preserve">, </w:t>
-      </w:r>
-      <w:r>
-        <w:rPr>
-          <w:rFonts w:ascii="Times New Roman" w:hAnsi="Times New Roman" w:cs="Times New Roman"/>
-          <w:sz w:val="24"/>
-          <w:szCs w:val="24"/>
-        </w:rPr>
-        <w:t>flat()</w:t>
-      </w:r>
-    </w:p>
-    <w:p>
-      <w:pPr>
-        <w:rPr>
-          <w:rFonts w:ascii="Times New Roman" w:hAnsi="Times New Roman" w:cs="Times New Roman"/>
-          <w:sz w:val="24"/>
-          <w:szCs w:val="24"/>
-        </w:rPr>
-      </w:pPr>
-      <w:r>
-        <w:rPr>
-          <w:rFonts w:ascii="Times New Roman" w:hAnsi="Times New Roman" w:cs="Times New Roman"/>
-          <w:b/>
-          <w:bCs/>
-          <w:sz w:val="24"/>
-          <w:szCs w:val="24"/>
-        </w:rPr>
-        <w:t>p</w:t>
-      </w:r>
-      <w:r>
-        <w:rPr>
-          <w:rFonts w:ascii="Times New Roman" w:hAnsi="Times New Roman" w:cs="Times New Roman"/>
-          <w:b/>
-          <w:bCs/>
-          <w:sz w:val="24"/>
-          <w:szCs w:val="24"/>
-        </w:rPr>
-        <w:t xml:space="preserve">ush and </w:t>
-      </w:r>
-      <w:r>
-        <w:rPr>
-          <w:rFonts w:ascii="Times New Roman" w:hAnsi="Times New Roman" w:cs="Times New Roman"/>
-          <w:b/>
-          <w:bCs/>
-          <w:sz w:val="24"/>
-          <w:szCs w:val="24"/>
-        </w:rPr>
-        <w:t>p</w:t>
-      </w:r>
-      <w:r>
-        <w:rPr>
-          <w:rFonts w:ascii="Times New Roman" w:hAnsi="Times New Roman" w:cs="Times New Roman"/>
-          <w:b/>
-          <w:bCs/>
-          <w:sz w:val="24"/>
-          <w:szCs w:val="24"/>
-        </w:rPr>
-        <w:t>op</w:t>
-      </w:r>
-      <w:r>
-        <w:rPr>
-          <w:rFonts w:ascii="Times New Roman" w:hAnsi="Times New Roman" w:cs="Times New Roman"/>
-          <w:sz w:val="24"/>
-          <w:szCs w:val="24"/>
-        </w:rPr>
-        <w:t xml:space="preserve"> will act on end of the array. (</w:t>
+      <w:r>
+        <w:rPr>
+          <w:rFonts w:ascii="Times New Roman" w:hAnsi="Times New Roman" w:cs="Times New Roman"/>
+          <w:sz w:val="24"/>
+          <w:szCs w:val="24"/>
+        </w:rPr>
+        <w:t xml:space="preserve"> r</w:t>
+      </w:r>
+      <w:r>
+        <w:rPr>
+          <w:rFonts w:ascii="Times New Roman" w:hAnsi="Times New Roman" w:cs="Times New Roman"/>
+          <w:sz w:val="24"/>
+          <w:szCs w:val="24"/>
+        </w:rPr>
+        <w:t>eturns the index of a value (</w:t>
       </w:r>
       <w:r>
         <w:rPr>
@@ -20001,7 +18049,7 @@
           <w:sz w:val="24"/>
           <w:szCs w:val="24"/>
         </w:rPr>
-        <w:t>add and remove at end</w:t>
+        <w:t>-1 if not found</w:t>
       </w:r>
       <w:r>
         <w:rPr>
@@ -20016,357 +18064,12 @@
       <w:pPr>
         <w:rPr>
           <w:rFonts w:ascii="Times New Roman" w:hAnsi="Times New Roman" w:cs="Times New Roman"/>
-          <w:sz w:val="24"/>
-          <w:szCs w:val="24"/>
-        </w:rPr>
-      </w:pPr>
-      <w:r>
-        <w:rPr>
-          <w:rFonts w:ascii="Times New Roman" w:hAnsi="Times New Roman" w:cs="Times New Roman"/>
-          <w:b/>
-          <w:bCs/>
-          <w:sz w:val="24"/>
-          <w:szCs w:val="24"/>
-        </w:rPr>
-        <w:t>s</w:t>
-      </w:r>
-      <w:r>
-        <w:rPr>
-          <w:rFonts w:ascii="Times New Roman" w:hAnsi="Times New Roman" w:cs="Times New Roman"/>
-          <w:b/>
-          <w:bCs/>
-          <w:sz w:val="24"/>
-          <w:szCs w:val="24"/>
-        </w:rPr>
-        <w:t>h</w:t>
-      </w:r>
-      <w:r>
-        <w:rPr>
-          <w:rFonts w:ascii="Times New Roman" w:hAnsi="Times New Roman" w:cs="Times New Roman"/>
-          <w:b/>
-          <w:bCs/>
-          <w:sz w:val="24"/>
-          <w:szCs w:val="24"/>
-        </w:rPr>
-        <w:t xml:space="preserve">ift, </w:t>
-      </w:r>
-      <w:r>
-        <w:rPr>
-          <w:rFonts w:ascii="Times New Roman" w:hAnsi="Times New Roman" w:cs="Times New Roman"/>
-          <w:b/>
-          <w:bCs/>
-          <w:sz w:val="24"/>
-          <w:szCs w:val="24"/>
-        </w:rPr>
-        <w:t>u</w:t>
-      </w:r>
-      <w:r>
-        <w:rPr>
-          <w:rFonts w:ascii="Times New Roman" w:hAnsi="Times New Roman" w:cs="Times New Roman"/>
-          <w:b/>
-          <w:bCs/>
-          <w:sz w:val="24"/>
-          <w:szCs w:val="24"/>
-        </w:rPr>
-        <w:t>nshift</w:t>
-      </w:r>
-      <w:r>
-        <w:rPr>
-          <w:rFonts w:ascii="Times New Roman" w:hAnsi="Times New Roman" w:cs="Times New Roman"/>
-          <w:sz w:val="24"/>
-          <w:szCs w:val="24"/>
-        </w:rPr>
-        <w:t xml:space="preserve"> will act on start of the array. (</w:t>
-      </w:r>
-      <w:r>
-        <w:rPr>
-          <w:rFonts w:ascii="Times New Roman" w:hAnsi="Times New Roman" w:cs="Times New Roman"/>
-          <w:b/>
-          <w:bCs/>
-          <w:color w:val="833C0B" w:themeColor="accent2" w:themeShade="80"/>
-          <w:sz w:val="24"/>
-          <w:szCs w:val="24"/>
-        </w:rPr>
-        <w:t xml:space="preserve">add and remove at </w:t>
-      </w:r>
-      <w:r>
-        <w:rPr>
-          <w:rFonts w:ascii="Times New Roman" w:hAnsi="Times New Roman" w:cs="Times New Roman"/>
-          <w:b/>
-          <w:bCs/>
-          <w:color w:val="833C0B" w:themeColor="accent2" w:themeShade="80"/>
-          <w:sz w:val="24"/>
-          <w:szCs w:val="24"/>
-        </w:rPr>
-        <w:t>start</w:t>
-      </w:r>
-      <w:r>
-        <w:rPr>
-          <w:rFonts w:ascii="Times New Roman" w:hAnsi="Times New Roman" w:cs="Times New Roman"/>
-          <w:sz w:val="24"/>
-          <w:szCs w:val="24"/>
-        </w:rPr>
-        <w:t>)</w:t>
-      </w:r>
-    </w:p>
-    <w:p>
-      <w:pPr>
-        <w:rPr>
-          <w:rFonts w:ascii="Times New Roman" w:hAnsi="Times New Roman" w:cs="Times New Roman"/>
-          <w:b/>
-          <w:bCs/>
-          <w:sz w:val="24"/>
-          <w:szCs w:val="24"/>
-        </w:rPr>
-      </w:pPr>
-      <w:r>
-        <w:rPr>
-          <w:rFonts w:ascii="Times New Roman" w:hAnsi="Times New Roman" w:cs="Times New Roman"/>
-          <w:b/>
-          <w:bCs/>
-          <w:sz w:val="24"/>
-          <w:szCs w:val="24"/>
-        </w:rPr>
-        <w:t>s</w:t>
-      </w:r>
-      <w:r>
-        <w:rPr>
-          <w:rFonts w:ascii="Times New Roman" w:hAnsi="Times New Roman" w:cs="Times New Roman"/>
-          <w:b/>
-          <w:bCs/>
-          <w:sz w:val="24"/>
-          <w:szCs w:val="24"/>
-        </w:rPr>
-        <w:t xml:space="preserve">lice </w:t>
-      </w:r>
-      <w:r>
-        <w:rPr>
-          <w:rFonts w:ascii="Times New Roman" w:hAnsi="Times New Roman" w:cs="Times New Roman"/>
-          <w:sz w:val="24"/>
-          <w:szCs w:val="24"/>
-        </w:rPr>
-        <w:t>r</w:t>
-      </w:r>
-      <w:r>
-        <w:rPr>
-          <w:rFonts w:ascii="Times New Roman" w:hAnsi="Times New Roman" w:cs="Times New Roman"/>
-          <w:sz w:val="24"/>
-          <w:szCs w:val="24"/>
-        </w:rPr>
-        <w:t>eturn a part of the array (</w:t>
-      </w:r>
-      <w:r>
-        <w:rPr>
-          <w:rFonts w:ascii="Times New Roman" w:hAnsi="Times New Roman" w:cs="Times New Roman"/>
-          <w:b/>
-          <w:bCs/>
-          <w:color w:val="833C0B" w:themeColor="accent2" w:themeShade="80"/>
-          <w:sz w:val="24"/>
-          <w:szCs w:val="24"/>
-        </w:rPr>
-        <w:t>does not modify original</w:t>
-      </w:r>
-      <w:r>
-        <w:rPr>
-          <w:rFonts w:ascii="Times New Roman" w:hAnsi="Times New Roman" w:cs="Times New Roman"/>
-          <w:sz w:val="24"/>
-          <w:szCs w:val="24"/>
-        </w:rPr>
-        <w:t>)</w:t>
-      </w:r>
-    </w:p>
-    <w:p>
-      <w:pPr>
-        <w:rPr>
-          <w:rFonts w:ascii="Times New Roman" w:hAnsi="Times New Roman" w:cs="Times New Roman"/>
-          <w:b/>
-          <w:bCs/>
-          <w:sz w:val="24"/>
-          <w:szCs w:val="24"/>
-        </w:rPr>
-      </w:pPr>
-      <w:r>
-        <w:rPr>
-          <w:rFonts w:ascii="Times New Roman" w:hAnsi="Times New Roman" w:cs="Times New Roman"/>
-          <w:b/>
-          <w:bCs/>
-          <w:sz w:val="24"/>
-          <w:szCs w:val="24"/>
-        </w:rPr>
-        <w:t>s</w:t>
-      </w:r>
-      <w:r>
-        <w:rPr>
-          <w:rFonts w:ascii="Times New Roman" w:hAnsi="Times New Roman" w:cs="Times New Roman"/>
-          <w:b/>
-          <w:bCs/>
-          <w:sz w:val="24"/>
-          <w:szCs w:val="24"/>
-        </w:rPr>
-        <w:t xml:space="preserve">plice </w:t>
-      </w:r>
-      <w:r>
-        <w:rPr>
-          <w:rFonts w:ascii="Times New Roman" w:hAnsi="Times New Roman" w:cs="Times New Roman"/>
-          <w:sz w:val="24"/>
-          <w:szCs w:val="24"/>
-        </w:rPr>
-        <w:t>a</w:t>
-      </w:r>
-      <w:r>
-        <w:rPr>
-          <w:rFonts w:ascii="Times New Roman" w:hAnsi="Times New Roman" w:cs="Times New Roman"/>
-          <w:sz w:val="24"/>
-          <w:szCs w:val="24"/>
-        </w:rPr>
-        <w:t>dds/removes elements (</w:t>
-      </w:r>
-      <w:r>
-        <w:rPr>
-          <w:rFonts w:ascii="Times New Roman" w:hAnsi="Times New Roman" w:cs="Times New Roman"/>
-          <w:b/>
-          <w:bCs/>
-          <w:color w:val="833C0B" w:themeColor="accent2" w:themeShade="80"/>
-          <w:sz w:val="24"/>
-          <w:szCs w:val="24"/>
-        </w:rPr>
-        <w:t>modifies original array</w:t>
-      </w:r>
-      <w:r>
-        <w:rPr>
-          <w:rFonts w:ascii="Times New Roman" w:hAnsi="Times New Roman" w:cs="Times New Roman"/>
-          <w:sz w:val="24"/>
-          <w:szCs w:val="24"/>
-        </w:rPr>
-        <w:t>)</w:t>
-      </w:r>
-    </w:p>
-    <w:p>
-      <w:pPr>
-        <w:rPr>
-          <w:rFonts w:ascii="Times New Roman" w:hAnsi="Times New Roman" w:cs="Times New Roman"/>
-          <w:b/>
-          <w:bCs/>
-          <w:sz w:val="24"/>
-          <w:szCs w:val="24"/>
-        </w:rPr>
-      </w:pPr>
-      <w:r>
-        <w:rPr>
-          <w:rFonts w:ascii="Times New Roman" w:hAnsi="Times New Roman" w:cs="Times New Roman"/>
-          <w:b/>
-          <w:bCs/>
-          <w:sz w:val="24"/>
-          <w:szCs w:val="24"/>
-        </w:rPr>
-        <w:t>f</w:t>
-      </w:r>
-      <w:r>
-        <w:rPr>
-          <w:rFonts w:ascii="Times New Roman" w:hAnsi="Times New Roman" w:cs="Times New Roman"/>
-          <w:b/>
-          <w:bCs/>
-          <w:sz w:val="24"/>
-          <w:szCs w:val="24"/>
-        </w:rPr>
-        <w:t>ind</w:t>
-      </w:r>
-      <w:r>
-        <w:rPr>
-          <w:rFonts w:ascii="Times New Roman" w:hAnsi="Times New Roman" w:cs="Times New Roman"/>
-          <w:b/>
-          <w:bCs/>
-          <w:sz w:val="24"/>
-          <w:szCs w:val="24"/>
-        </w:rPr>
-        <w:t xml:space="preserve"> </w:t>
-      </w:r>
-      <w:r>
-        <w:rPr>
-          <w:rFonts w:ascii="Times New Roman" w:hAnsi="Times New Roman" w:cs="Times New Roman"/>
-          <w:sz w:val="24"/>
-          <w:szCs w:val="24"/>
-        </w:rPr>
-        <w:t>r</w:t>
-      </w:r>
-      <w:r>
-        <w:rPr>
-          <w:rFonts w:ascii="Times New Roman" w:hAnsi="Times New Roman" w:cs="Times New Roman"/>
-          <w:sz w:val="24"/>
-          <w:szCs w:val="24"/>
-        </w:rPr>
-        <w:t>eturns the first element that matches a condition</w:t>
-      </w:r>
-    </w:p>
-    <w:p>
-      <w:pPr>
-        <w:rPr>
-          <w:rFonts w:ascii="Times New Roman" w:hAnsi="Times New Roman" w:cs="Times New Roman"/>
-          <w:b/>
-          <w:bCs/>
-          <w:sz w:val="24"/>
-          <w:szCs w:val="24"/>
-        </w:rPr>
-      </w:pPr>
-      <w:proofErr w:type="spellStart"/>
-      <w:r>
-        <w:rPr>
-          <w:rFonts w:ascii="Times New Roman" w:hAnsi="Times New Roman" w:cs="Times New Roman"/>
-          <w:b/>
-          <w:bCs/>
-          <w:sz w:val="24"/>
-          <w:szCs w:val="24"/>
-        </w:rPr>
-        <w:t>indexOf</w:t>
-      </w:r>
-      <w:proofErr w:type="spellEnd"/>
-      <w:r>
-        <w:rPr>
-          <w:rFonts w:ascii="Times New Roman" w:hAnsi="Times New Roman" w:cs="Times New Roman"/>
-          <w:sz w:val="24"/>
-          <w:szCs w:val="24"/>
-        </w:rPr>
-        <w:t xml:space="preserve"> r</w:t>
-      </w:r>
-      <w:r>
-        <w:rPr>
-          <w:rFonts w:ascii="Times New Roman" w:hAnsi="Times New Roman" w:cs="Times New Roman"/>
-          <w:sz w:val="24"/>
-          <w:szCs w:val="24"/>
-        </w:rPr>
-        <w:t>eturns the index of a value (</w:t>
-      </w:r>
-      <w:r>
-        <w:rPr>
-          <w:rFonts w:ascii="Times New Roman" w:hAnsi="Times New Roman" w:cs="Times New Roman"/>
-          <w:b/>
-          <w:bCs/>
-          <w:color w:val="833C0B" w:themeColor="accent2" w:themeShade="80"/>
-          <w:sz w:val="24"/>
-          <w:szCs w:val="24"/>
-        </w:rPr>
-        <w:t>-1 if not found</w:t>
-      </w:r>
-      <w:r>
-        <w:rPr>
-          <w:rFonts w:ascii="Times New Roman" w:hAnsi="Times New Roman" w:cs="Times New Roman"/>
-          <w:sz w:val="24"/>
-          <w:szCs w:val="24"/>
-        </w:rPr>
-        <w:t>)</w:t>
-      </w:r>
-    </w:p>
-    <w:p>
-      <w:pPr>
-        <w:rPr>
-          <w:rFonts w:ascii="Times New Roman" w:hAnsi="Times New Roman" w:cs="Times New Roman"/>
-          <w:b/>
-          <w:bCs/>
-          <w:sz w:val="24"/>
-          <w:szCs w:val="24"/>
-        </w:rPr>
-      </w:pPr>
-      <w:proofErr w:type="spellStart"/>
+          <w:b/>
+          <w:bCs/>
+          <w:sz w:val="24"/>
+          <w:szCs w:val="24"/>
+        </w:rPr>
+      </w:pPr>
       <w:r>
         <w:rPr>
           <w:rFonts w:ascii="Times New Roman" w:hAnsi="Times New Roman" w:cs="Times New Roman"/>
@@ -20378,7 +18081,6 @@
         <w:lastRenderedPageBreak/>
         <w:t>forEach</w:t>
       </w:r>
-      <w:proofErr w:type="spellEnd"/>
       <w:r>
         <w:rPr>
           <w:rFonts w:ascii="Times New Roman" w:hAnsi="Times New Roman" w:cs="Times New Roman"/>
@@ -20734,7 +18436,6 @@
           <w:szCs w:val="24"/>
         </w:rPr>
       </w:pPr>
-      <w:proofErr w:type="spellStart"/>
       <w:r>
         <w:rPr>
           <w:rFonts w:ascii="Times New Roman" w:hAnsi="Times New Roman" w:cs="Times New Roman"/>
@@ -20745,7 +18446,6 @@
         </w:rPr>
         <w:t>concat</w:t>
       </w:r>
-      <w:proofErr w:type="spellEnd"/>
       <w:r>
         <w:rPr>
           <w:rFonts w:ascii="Times New Roman" w:hAnsi="Times New Roman" w:cs="Times New Roman"/>
@@ -21880,43 +19580,7 @@
           <w:sz w:val="24"/>
           <w:szCs w:val="24"/>
         </w:rPr>
-        <w:t xml:space="preserve">condition ? </w:t>
-      </w:r>
-      <w:proofErr w:type="spellStart"/>
-      <w:r>
-        <w:rPr>
-          <w:rFonts w:ascii="Times New Roman" w:hAnsi="Times New Roman" w:cs="Times New Roman"/>
-          <w:sz w:val="24"/>
-          <w:szCs w:val="24"/>
-        </w:rPr>
-        <w:t>trueBlock</w:t>
-      </w:r>
-      <w:proofErr w:type="spellEnd"/>
-      <w:r>
-        <w:rPr>
-          <w:rFonts w:ascii="Times New Roman" w:hAnsi="Times New Roman" w:cs="Times New Roman"/>
-          <w:sz w:val="24"/>
-          <w:szCs w:val="24"/>
-        </w:rPr>
-        <w:t xml:space="preserve"> : </w:t>
-      </w:r>
-      <w:proofErr w:type="spellStart"/>
-      <w:r>
-        <w:rPr>
-          <w:rFonts w:ascii="Times New Roman" w:hAnsi="Times New Roman" w:cs="Times New Roman"/>
-          <w:sz w:val="24"/>
-          <w:szCs w:val="24"/>
-        </w:rPr>
-        <w:t>falseBlock</w:t>
-      </w:r>
-      <w:proofErr w:type="spellEnd"/>
-      <w:r>
-        <w:rPr>
-          <w:rFonts w:ascii="Times New Roman" w:hAnsi="Times New Roman" w:cs="Times New Roman"/>
-          <w:sz w:val="24"/>
-          <w:szCs w:val="24"/>
-        </w:rPr>
-        <w:t>;</w:t>
+        <w:t>condition ? trueBlock : falseBlock;</w:t>
       </w:r>
     </w:p>
     <w:p>
@@ -21934,25 +19598,7 @@
           <w:sz w:val="24"/>
           <w:szCs w:val="24"/>
         </w:rPr>
-        <w:t xml:space="preserve">let </w:t>
-      </w:r>
-      <w:proofErr w:type="spellStart"/>
-      <w:r>
-        <w:rPr>
-          <w:rFonts w:ascii="Times New Roman" w:hAnsi="Times New Roman" w:cs="Times New Roman"/>
-          <w:sz w:val="24"/>
-          <w:szCs w:val="24"/>
-        </w:rPr>
-        <w:t>num</w:t>
-      </w:r>
-      <w:proofErr w:type="spellEnd"/>
-      <w:r>
-        <w:rPr>
-          <w:rFonts w:ascii="Times New Roman" w:hAnsi="Times New Roman" w:cs="Times New Roman"/>
-          <w:sz w:val="24"/>
-          <w:szCs w:val="24"/>
-        </w:rPr>
-        <w:t xml:space="preserve"> = 13;</w:t>
+        <w:t>let num = 13;</w:t>
       </w:r>
     </w:p>
     <w:p>
@@ -21970,25 +19616,7 @@
           <w:sz w:val="24"/>
           <w:szCs w:val="24"/>
         </w:rPr>
-        <w:t xml:space="preserve">let result = </w:t>
-      </w:r>
-      <w:proofErr w:type="spellStart"/>
-      <w:r>
-        <w:rPr>
-          <w:rFonts w:ascii="Times New Roman" w:hAnsi="Times New Roman" w:cs="Times New Roman"/>
-          <w:sz w:val="24"/>
-          <w:szCs w:val="24"/>
-        </w:rPr>
-        <w:t>num</w:t>
-      </w:r>
-      <w:proofErr w:type="spellEnd"/>
-      <w:r>
-        <w:rPr>
-          <w:rFonts w:ascii="Times New Roman" w:hAnsi="Times New Roman" w:cs="Times New Roman"/>
-          <w:sz w:val="24"/>
-          <w:szCs w:val="24"/>
-        </w:rPr>
-        <w:t xml:space="preserve"> % 2 == 0 ? "even" : "odd";</w:t>
+        <w:t>let result = num % 2 == 0 ? "even" : "odd";</w:t>
       </w:r>
     </w:p>
     <w:p>
@@ -22081,25 +19709,7 @@
           <w:sz w:val="24"/>
           <w:szCs w:val="24"/>
         </w:rPr>
-        <w:t xml:space="preserve">Initialization, condition, </w:t>
-      </w:r>
-      <w:proofErr w:type="spellStart"/>
-      <w:r>
-        <w:rPr>
-          <w:rFonts w:ascii="Times New Roman" w:hAnsi="Times New Roman" w:cs="Times New Roman"/>
-          <w:sz w:val="24"/>
-          <w:szCs w:val="24"/>
-        </w:rPr>
-        <w:t>inc</w:t>
-      </w:r>
-      <w:proofErr w:type="spellEnd"/>
-      <w:r>
-        <w:rPr>
-          <w:rFonts w:ascii="Times New Roman" w:hAnsi="Times New Roman" w:cs="Times New Roman"/>
-          <w:sz w:val="24"/>
-          <w:szCs w:val="24"/>
-        </w:rPr>
-        <w:t>/dec</w:t>
+        <w:t>Initialization, condition, inc/dec</w:t>
       </w:r>
     </w:p>
     <w:p>
@@ -22225,31 +19835,7 @@
           <w:sz w:val="24"/>
           <w:szCs w:val="24"/>
         </w:rPr>
-        <w:t xml:space="preserve">is used to iterate over </w:t>
-      </w:r>
-      <w:proofErr w:type="spellStart"/>
-      <w:r>
-        <w:rPr>
-          <w:rFonts w:ascii="Times New Roman" w:hAnsi="Times New Roman" w:cs="Times New Roman"/>
-          <w:b/>
-          <w:bCs/>
-          <w:color w:val="833C0B" w:themeColor="accent2" w:themeShade="80"/>
-          <w:sz w:val="24"/>
-          <w:szCs w:val="24"/>
-        </w:rPr>
-        <w:t>iterable</w:t>
-      </w:r>
-      <w:proofErr w:type="spellEnd"/>
-      <w:r>
-        <w:rPr>
-          <w:rFonts w:ascii="Times New Roman" w:hAnsi="Times New Roman" w:cs="Times New Roman"/>
-          <w:b/>
-          <w:bCs/>
-          <w:color w:val="833C0B" w:themeColor="accent2" w:themeShade="80"/>
-          <w:sz w:val="24"/>
-          <w:szCs w:val="24"/>
-        </w:rPr>
-        <w:t xml:space="preserve"> object</w:t>
+        <w:t>is used to iterate over iterable object</w:t>
       </w:r>
       <w:r>
         <w:rPr>
@@ -22430,55 +20016,7 @@
           <w:sz w:val="24"/>
           <w:szCs w:val="24"/>
         </w:rPr>
-        <w:t xml:space="preserve">: </w:t>
-      </w:r>
-      <w:proofErr w:type="spellStart"/>
-      <w:r>
-        <w:rPr>
-          <w:rFonts w:ascii="Times New Roman" w:hAnsi="Times New Roman" w:cs="Times New Roman"/>
-          <w:b/>
-          <w:bCs/>
-          <w:color w:val="833C0B" w:themeColor="accent2" w:themeShade="80"/>
-          <w:sz w:val="24"/>
-          <w:szCs w:val="24"/>
-        </w:rPr>
-        <w:t>Falsy</w:t>
-      </w:r>
-      <w:proofErr w:type="spellEnd"/>
-      <w:r>
-        <w:rPr>
-          <w:rFonts w:ascii="Times New Roman" w:hAnsi="Times New Roman" w:cs="Times New Roman"/>
-          <w:b/>
-          <w:bCs/>
-          <w:color w:val="833C0B" w:themeColor="accent2" w:themeShade="80"/>
-          <w:sz w:val="24"/>
-          <w:szCs w:val="24"/>
-        </w:rPr>
-        <w:t xml:space="preserve"> values in JavaScript: 0, </w:t>
-      </w:r>
-      <w:proofErr w:type="spellStart"/>
-      <w:r>
-        <w:rPr>
-          <w:rFonts w:ascii="Times New Roman" w:hAnsi="Times New Roman" w:cs="Times New Roman"/>
-          <w:b/>
-          <w:bCs/>
-          <w:color w:val="833C0B" w:themeColor="accent2" w:themeShade="80"/>
-          <w:sz w:val="24"/>
-          <w:szCs w:val="24"/>
-        </w:rPr>
-        <w:t>NaN</w:t>
-      </w:r>
-      <w:proofErr w:type="spellEnd"/>
-      <w:r>
-        <w:rPr>
-          <w:rFonts w:ascii="Times New Roman" w:hAnsi="Times New Roman" w:cs="Times New Roman"/>
-          <w:b/>
-          <w:bCs/>
-          <w:color w:val="833C0B" w:themeColor="accent2" w:themeShade="80"/>
-          <w:sz w:val="24"/>
-          <w:szCs w:val="24"/>
-        </w:rPr>
-        <w:t>, undefined, false</w:t>
+        <w:t>: Falsy values in JavaScript: 0, NaN, undefined, false</w:t>
       </w:r>
     </w:p>
     <w:p>
@@ -23620,7 +21158,6 @@
               </w:rPr>
               <w:t xml:space="preserve">const, neither redeclaration nor </w:t>
             </w:r>
-            <w:proofErr w:type="spellStart"/>
             <w:r>
               <w:rPr>
                 <w:rFonts w:ascii="Times New Roman" w:hAnsi="Times New Roman" w:cs="Times New Roman"/>
@@ -23638,9 +21175,8 @@
                   <w14:round/>
                 </w14:textOutline>
               </w:rPr>
-              <w:t>updation</w:t>
+              <w:t>Updation</w:t>
             </w:r>
-            <w:proofErr w:type="spellEnd"/>
             <w:r>
               <w:rPr>
                 <w:rFonts w:ascii="Times New Roman" w:hAnsi="Times New Roman" w:cs="Times New Roman"/>
@@ -23666,6 +21202,328 @@
     </w:tbl>
     <w:p/>
     <w:p>
+      <w:r>
+        <w:t>With const objects, the properties can be updated, but the entire object cannot be reassigned.</w:t>
+      </w:r>
+    </w:p>
+    <w:p>
+      <w:r>
+        <w:drawing>
+          <wp:inline distT="0" distB="0" distL="0" distR="0" wp14:anchorId="53952D9B" wp14:editId="5607474A">
+            <wp:extent cx="5731510" cy="1934845"/>
+            <wp:effectExtent l="0" t="0" r="2540" b="8255"/>
+            <wp:docPr id="1410443425" name="Picture 1"/>
+            <wp:cNvGraphicFramePr>
+              <a:graphicFrameLocks xmlns:a="http://schemas.openxmlformats.org/drawingml/2006/main" noChangeAspect="1"/>
+            </wp:cNvGraphicFramePr>
+            <a:graphic xmlns:a="http://schemas.openxmlformats.org/drawingml/2006/main">
+              <a:graphicData uri="http://schemas.openxmlformats.org/drawingml/2006/picture">
+                <pic:pic xmlns:pic="http://schemas.openxmlformats.org/drawingml/2006/picture">
+                  <pic:nvPicPr>
+                    <pic:cNvPr id="1410443425" name=""/>
+                    <pic:cNvPicPr/>
+                  </pic:nvPicPr>
+                  <pic:blipFill>
+                    <a:blip r:embed="rId50"/>
+                    <a:stretch>
+                      <a:fillRect/>
+                    </a:stretch>
+                  </pic:blipFill>
+                  <pic:spPr>
+                    <a:xfrm>
+                      <a:off x="0" y="0"/>
+                      <a:ext cx="5731510" cy="1934845"/>
+                    </a:xfrm>
+                    <a:prstGeom prst="rect">
+                      <a:avLst/>
+                    </a:prstGeom>
+                  </pic:spPr>
+                </pic:pic>
+              </a:graphicData>
+            </a:graphic>
+          </wp:inline>
+        </w:drawing>
+      </w:r>
+    </w:p>
+    <w:p>
+      <w:r>
+        <w:t>With a const array, you can modify the contents (like add, remove, or update elements), but you cannot reassign the entire array to a new one because its reference (memory address) is constant.</w:t>
+      </w:r>
+    </w:p>
+    <w:p>
+      <w:pPr>
+        <w:pStyle w:val="Heading1"/>
+      </w:pPr>
+      <w:r>
+        <w:t>D</w:t>
+      </w:r>
+      <w:r>
+        <w:t>e</w:t>
+      </w:r>
+      <w:r>
+        <w:t>structuring</w:t>
+      </w:r>
+      <w:r>
+        <w:t xml:space="preserve"> of Objects and Arrays</w:t>
+      </w:r>
+      <w:r>
+        <w:t>?</w:t>
+      </w:r>
+    </w:p>
+    <w:p>
+      <w:r>
+        <w:t>T</w:t>
+      </w:r>
+      <w:r>
+        <w:t>o extract values from arrays or properties from objects and assign them to variables.</w:t>
+      </w:r>
+    </w:p>
+    <w:p>
+      <w:pPr>
+        <w:rPr>
+          <w:b/>
+          <w:bCs/>
+        </w:rPr>
+      </w:pPr>
+      <w:r>
+        <w:rPr>
+          <w:b/>
+          <w:bCs/>
+        </w:rPr>
+        <w:t>Points to Remember:</w:t>
+      </w:r>
+    </w:p>
+    <w:p>
+      <w:pPr>
+        <w:numPr>
+          <w:ilvl w:val="0"/>
+          <w:numId w:val="50"/>
+        </w:numPr>
+      </w:pPr>
+      <w:r>
+        <w:lastRenderedPageBreak/>
+        <w:t>Destructuring helps avoid repetitive dot notation (</w:t>
+      </w:r>
+      <w:r>
+        <w:rPr>
+          <w:b/>
+          <w:bCs/>
+          <w:color w:val="C45911" w:themeColor="accent2" w:themeShade="BF"/>
+          <w:sz w:val="24"/>
+          <w:szCs w:val="24"/>
+        </w:rPr>
+        <w:t>ObjectName.PropertyN</w:t>
+      </w:r>
+      <w:r>
+        <w:rPr>
+          <w:b/>
+          <w:bCs/>
+          <w:color w:val="C45911" w:themeColor="accent2" w:themeShade="BF"/>
+          <w:sz w:val="24"/>
+          <w:szCs w:val="24"/>
+        </w:rPr>
+        <w:t>ame</w:t>
+      </w:r>
+      <w:r>
+        <w:t>).</w:t>
+      </w:r>
+    </w:p>
+    <w:p>
+      <w:pPr>
+        <w:numPr>
+          <w:ilvl w:val="0"/>
+          <w:numId w:val="50"/>
+        </w:numPr>
+      </w:pPr>
+      <w:r>
+        <w:rPr>
+          <w:b/>
+          <w:bCs/>
+        </w:rPr>
+        <w:t>Variable name must match the key name</w:t>
+      </w:r>
+      <w:r>
+        <w:t xml:space="preserve"> when destructuring</w:t>
+      </w:r>
+      <w:r>
+        <w:t xml:space="preserve"> the object.</w:t>
+      </w:r>
+    </w:p>
+    <w:p>
+      <w:pPr>
+        <w:numPr>
+          <w:ilvl w:val="0"/>
+          <w:numId w:val="50"/>
+        </w:numPr>
+      </w:pPr>
+      <w:r>
+        <w:t>You can assign default values to avoid undefined for missing properties.</w:t>
+      </w:r>
+    </w:p>
+    <w:p>
+      <w:pPr>
+        <w:numPr>
+          <w:ilvl w:val="0"/>
+          <w:numId w:val="50"/>
+        </w:numPr>
+      </w:pPr>
+      <w:r>
+        <w:t>Default values apply only to keys not present in the object.</w:t>
+      </w:r>
+    </w:p>
+    <w:p>
+      <w:r>
+        <w:rPr>
+          <w:b/>
+          <w:bCs/>
+          <w:color w:val="C45911" w:themeColor="accent2" w:themeShade="BF"/>
+        </w:rPr>
+        <w:t>Note</w:t>
+      </w:r>
+      <w:r>
+        <w:t>:</w:t>
+      </w:r>
+      <w:r>
+        <w:t xml:space="preserve"> </w:t>
+      </w:r>
+      <w:r>
+        <w:t xml:space="preserve">While destructuring, we can provide default values, but those default values do </w:t>
+      </w:r>
+      <w:r>
+        <w:rPr>
+          <w:b/>
+          <w:bCs/>
+        </w:rPr>
+        <w:t>not</w:t>
+      </w:r>
+      <w:r>
+        <w:t xml:space="preserve"> become part of the original object or array.</w:t>
+      </w:r>
+    </w:p>
+    <w:p>
+      <w:r>
+        <w:drawing>
+          <wp:inline distT="0" distB="0" distL="0" distR="0" wp14:anchorId="0E35DF55" wp14:editId="22A6D8AD">
+            <wp:extent cx="5731510" cy="4306570"/>
+            <wp:effectExtent l="0" t="0" r="2540" b="0"/>
+            <wp:docPr id="1074180922" name="Picture 1"/>
+            <wp:cNvGraphicFramePr>
+              <a:graphicFrameLocks xmlns:a="http://schemas.openxmlformats.org/drawingml/2006/main" noChangeAspect="1"/>
+            </wp:cNvGraphicFramePr>
+            <a:graphic xmlns:a="http://schemas.openxmlformats.org/drawingml/2006/main">
+              <a:graphicData uri="http://schemas.openxmlformats.org/drawingml/2006/picture">
+                <pic:pic xmlns:pic="http://schemas.openxmlformats.org/drawingml/2006/picture">
+                  <pic:nvPicPr>
+                    <pic:cNvPr id="1074180922" name=""/>
+                    <pic:cNvPicPr/>
+                  </pic:nvPicPr>
+                  <pic:blipFill>
+                    <a:blip r:embed="rId51"/>
+                    <a:stretch>
+                      <a:fillRect/>
+                    </a:stretch>
+                  </pic:blipFill>
+                  <pic:spPr>
+                    <a:xfrm>
+                      <a:off x="0" y="0"/>
+                      <a:ext cx="5731510" cy="4306570"/>
+                    </a:xfrm>
+                    <a:prstGeom prst="rect">
+                      <a:avLst/>
+                    </a:prstGeom>
+                  </pic:spPr>
+                </pic:pic>
+              </a:graphicData>
+            </a:graphic>
+          </wp:inline>
+        </w:drawing>
+      </w:r>
+    </w:p>
+    <w:p>
+      <w:r>
+        <w:drawing>
+          <wp:inline distT="0" distB="0" distL="0" distR="0" wp14:anchorId="1F755A32" wp14:editId="7411F3D2">
+            <wp:extent cx="2857647" cy="558829"/>
+            <wp:effectExtent l="0" t="0" r="0" b="0"/>
+            <wp:docPr id="1195874639" name="Picture 1"/>
+            <wp:cNvGraphicFramePr>
+              <a:graphicFrameLocks xmlns:a="http://schemas.openxmlformats.org/drawingml/2006/main" noChangeAspect="1"/>
+            </wp:cNvGraphicFramePr>
+            <a:graphic xmlns:a="http://schemas.openxmlformats.org/drawingml/2006/main">
+              <a:graphicData uri="http://schemas.openxmlformats.org/drawingml/2006/picture">
+                <pic:pic xmlns:pic="http://schemas.openxmlformats.org/drawingml/2006/picture">
+                  <pic:nvPicPr>
+                    <pic:cNvPr id="1195874639" name=""/>
+                    <pic:cNvPicPr/>
+                  </pic:nvPicPr>
+                  <pic:blipFill>
+                    <a:blip r:embed="rId52"/>
+                    <a:stretch>
+                      <a:fillRect/>
+                    </a:stretch>
+                  </pic:blipFill>
+                  <pic:spPr>
+                    <a:xfrm>
+                      <a:off x="0" y="0"/>
+                      <a:ext cx="2857647" cy="558829"/>
+                    </a:xfrm>
+                    <a:prstGeom prst="rect">
+                      <a:avLst/>
+                    </a:prstGeom>
+                  </pic:spPr>
+                </pic:pic>
+              </a:graphicData>
+            </a:graphic>
+          </wp:inline>
+        </w:drawing>
+      </w:r>
+    </w:p>
+    <w:p>
+      <w:r>
+        <w:lastRenderedPageBreak/>
+        <w:drawing>
+          <wp:inline distT="0" distB="0" distL="0" distR="0" wp14:anchorId="289A5E88" wp14:editId="3FD66123">
+            <wp:extent cx="5731510" cy="3322320"/>
+            <wp:effectExtent l="0" t="0" r="2540" b="0"/>
+            <wp:docPr id="903186458" name="Picture 1"/>
+            <wp:cNvGraphicFramePr>
+              <a:graphicFrameLocks xmlns:a="http://schemas.openxmlformats.org/drawingml/2006/main" noChangeAspect="1"/>
+            </wp:cNvGraphicFramePr>
+            <a:graphic xmlns:a="http://schemas.openxmlformats.org/drawingml/2006/main">
+              <a:graphicData uri="http://schemas.openxmlformats.org/drawingml/2006/picture">
+                <pic:pic xmlns:pic="http://schemas.openxmlformats.org/drawingml/2006/picture">
+                  <pic:nvPicPr>
+                    <pic:cNvPr id="903186458" name=""/>
+                    <pic:cNvPicPr/>
+                  </pic:nvPicPr>
+                  <pic:blipFill>
+                    <a:blip r:embed="rId53"/>
+                    <a:stretch>
+                      <a:fillRect/>
+                    </a:stretch>
+                  </pic:blipFill>
+                  <pic:spPr>
+                    <a:xfrm>
+                      <a:off x="0" y="0"/>
+                      <a:ext cx="5731510" cy="3322320"/>
+                    </a:xfrm>
+                    <a:prstGeom prst="rect">
+                      <a:avLst/>
+                    </a:prstGeom>
+                  </pic:spPr>
+                </pic:pic>
+              </a:graphicData>
+            </a:graphic>
+          </wp:inline>
+        </w:drawing>
+      </w:r>
+    </w:p>
+    <w:p>
+      <w:r>
+        <w:t>Video13</w:t>
+      </w:r>
+    </w:p>
+    <w:p>
       <w:pPr>
         <w:pStyle w:val="Heading1"/>
       </w:pPr>
@@ -23709,7 +21567,6 @@
           <w:sz w:val="24"/>
           <w:szCs w:val="24"/>
         </w:rPr>
-        <w:lastRenderedPageBreak/>
         <w:drawing>
           <wp:inline distT="0" distB="0" distL="0" distR="0" wp14:anchorId="03CBF4C0" wp14:editId="20C58594">
             <wp:extent cx="5731510" cy="3475990"/>
@@ -23726,7 +21583,7 @@
                     <pic:cNvPicPr/>
                   </pic:nvPicPr>
                   <pic:blipFill>
-                    <a:blip r:embed="rId50"/>
+                    <a:blip r:embed="rId54"/>
                     <a:stretch>
                       <a:fillRect/>
                     </a:stretch>
@@ -23751,19 +21608,6 @@
       <w:pPr>
         <w:pStyle w:val="Heading1"/>
       </w:pPr>
-      <w:proofErr w:type="spellStart"/>
-      <w:r>
-        <w:t>Destructuring</w:t>
-      </w:r>
-      <w:proofErr w:type="spellEnd"/>
-      <w:r>
-        <w:t>?</w:t>
-      </w:r>
-    </w:p>
-    <w:p>
-      <w:pPr>
-        <w:pStyle w:val="Heading1"/>
-      </w:pPr>
       <w:r>
         <w:t>Optional Chaining?</w:t>
       </w:r>
@@ -23782,43 +21626,7 @@
           <w:sz w:val="24"/>
           <w:szCs w:val="24"/>
         </w:rPr>
-        <w:t xml:space="preserve">If trying to access a property that is not existing as a part of object it will throw an error in order to </w:t>
-      </w:r>
-      <w:proofErr w:type="gramStart"/>
-      <w:r>
-        <w:rPr>
-          <w:rFonts w:ascii="Times New Roman" w:hAnsi="Times New Roman" w:cs="Times New Roman"/>
-          <w:sz w:val="24"/>
-          <w:szCs w:val="24"/>
-        </w:rPr>
-        <w:t>overcome</w:t>
-      </w:r>
-      <w:proofErr w:type="gramEnd"/>
-      <w:r>
-        <w:rPr>
-          <w:rFonts w:ascii="Times New Roman" w:hAnsi="Times New Roman" w:cs="Times New Roman"/>
-          <w:sz w:val="24"/>
-          <w:szCs w:val="24"/>
-        </w:rPr>
-        <w:t xml:space="preserve"> we </w:t>
-      </w:r>
-      <w:proofErr w:type="spellStart"/>
-      <w:r>
-        <w:rPr>
-          <w:rFonts w:ascii="Times New Roman" w:hAnsi="Times New Roman" w:cs="Times New Roman"/>
-          <w:sz w:val="24"/>
-          <w:szCs w:val="24"/>
-        </w:rPr>
-        <w:t>hav</w:t>
-      </w:r>
-      <w:proofErr w:type="spellEnd"/>
-      <w:r>
-        <w:rPr>
-          <w:rFonts w:ascii="Times New Roman" w:hAnsi="Times New Roman" w:cs="Times New Roman"/>
-          <w:sz w:val="24"/>
-          <w:szCs w:val="24"/>
-        </w:rPr>
-        <w:t xml:space="preserve"> optional chaining.</w:t>
+        <w:t>If trying to access a property that is not existing as a part of object it will throw an error in order to overcome we hav optional chaining.</w:t>
       </w:r>
     </w:p>
     <w:p>
@@ -23852,25 +21660,8 @@
           <w:sz w:val="24"/>
           <w:szCs w:val="24"/>
         </w:rPr>
-        <w:t>Console.log(</w:t>
-      </w:r>
-      <w:proofErr w:type="spellStart"/>
-      <w:r>
-        <w:rPr>
-          <w:rFonts w:ascii="Times New Roman" w:hAnsi="Times New Roman" w:cs="Times New Roman"/>
-          <w:sz w:val="24"/>
-          <w:szCs w:val="24"/>
-        </w:rPr>
-        <w:t>data.address</w:t>
-      </w:r>
-      <w:proofErr w:type="spellEnd"/>
-      <w:r>
-        <w:rPr>
-          <w:rFonts w:ascii="Times New Roman" w:hAnsi="Times New Roman" w:cs="Times New Roman"/>
-          <w:sz w:val="24"/>
-          <w:szCs w:val="24"/>
-        </w:rPr>
-        <w:t>)=</w:t>
+        <w:lastRenderedPageBreak/>
+        <w:t>Console.log(data.address)=</w:t>
       </w:r>
       <w:r>
         <w:rPr>
@@ -23903,25 +21694,7 @@
           <w:sz w:val="24"/>
           <w:szCs w:val="24"/>
         </w:rPr>
-        <w:t>Console.log(</w:t>
-      </w:r>
-      <w:proofErr w:type="spellStart"/>
-      <w:r>
-        <w:rPr>
-          <w:rFonts w:ascii="Times New Roman" w:hAnsi="Times New Roman" w:cs="Times New Roman"/>
-          <w:sz w:val="24"/>
-          <w:szCs w:val="24"/>
-        </w:rPr>
-        <w:t>data.address.city</w:t>
-      </w:r>
-      <w:proofErr w:type="spellEnd"/>
-      <w:r>
-        <w:rPr>
-          <w:rFonts w:ascii="Times New Roman" w:hAnsi="Times New Roman" w:cs="Times New Roman"/>
-          <w:sz w:val="24"/>
-          <w:szCs w:val="24"/>
-        </w:rPr>
-        <w:t>)=</w:t>
+        <w:t>Console.log(data.address.city)=</w:t>
       </w:r>
       <w:r>
         <w:rPr>
@@ -23971,25 +21744,7 @@
           <w:sz w:val="24"/>
           <w:szCs w:val="24"/>
         </w:rPr>
-        <w:t>Console.log(</w:t>
-      </w:r>
-      <w:proofErr w:type="spellStart"/>
-      <w:r>
-        <w:rPr>
-          <w:rFonts w:ascii="Times New Roman" w:hAnsi="Times New Roman" w:cs="Times New Roman"/>
-          <w:sz w:val="24"/>
-          <w:szCs w:val="24"/>
-        </w:rPr>
-        <w:t>data?.address?.city</w:t>
-      </w:r>
-      <w:proofErr w:type="spellEnd"/>
-      <w:r>
-        <w:rPr>
-          <w:rFonts w:ascii="Times New Roman" w:hAnsi="Times New Roman" w:cs="Times New Roman"/>
-          <w:sz w:val="24"/>
-          <w:szCs w:val="24"/>
-        </w:rPr>
-        <w:t>)=</w:t>
+        <w:t>Console.log(data?.address?.city)=</w:t>
       </w:r>
       <w:r>
         <w:rPr>
@@ -29359,6 +27114,155 @@
     </w:lvl>
   </w:abstractNum>
   <w:abstractNum w:abstractNumId="47" w15:restartNumberingAfterBreak="0">
+    <w:nsid w:val="7E5C7433"/>
+    <w:multiLevelType w:val="multilevel"/>
+    <w:tmpl w:val="45486E76"/>
+    <w:lvl w:ilvl="0">
+      <w:start w:val="1"/>
+      <w:numFmt w:val="bullet"/>
+      <w:lvlText w:val=""/>
+      <w:lvlJc w:val="left"/>
+      <w:pPr>
+        <w:tabs>
+          <w:tab w:val="num" w:pos="720"/>
+        </w:tabs>
+        <w:ind w:left="720" w:hanging="360"/>
+      </w:pPr>
+      <w:rPr>
+        <w:rFonts w:ascii="Symbol" w:hAnsi="Symbol" w:hint="default"/>
+        <w:sz w:val="20"/>
+      </w:rPr>
+    </w:lvl>
+    <w:lvl w:ilvl="1" w:tentative="1">
+      <w:start w:val="1"/>
+      <w:numFmt w:val="bullet"/>
+      <w:lvlText w:val="o"/>
+      <w:lvlJc w:val="left"/>
+      <w:pPr>
+        <w:tabs>
+          <w:tab w:val="num" w:pos="1440"/>
+        </w:tabs>
+        <w:ind w:left="1440" w:hanging="360"/>
+      </w:pPr>
+      <w:rPr>
+        <w:rFonts w:ascii="Courier New" w:hAnsi="Courier New" w:hint="default"/>
+        <w:sz w:val="20"/>
+      </w:rPr>
+    </w:lvl>
+    <w:lvl w:ilvl="2" w:tentative="1">
+      <w:start w:val="1"/>
+      <w:numFmt w:val="bullet"/>
+      <w:lvlText w:val=""/>
+      <w:lvlJc w:val="left"/>
+      <w:pPr>
+        <w:tabs>
+          <w:tab w:val="num" w:pos="2160"/>
+        </w:tabs>
+        <w:ind w:left="2160" w:hanging="360"/>
+      </w:pPr>
+      <w:rPr>
+        <w:rFonts w:ascii="Wingdings" w:hAnsi="Wingdings" w:hint="default"/>
+        <w:sz w:val="20"/>
+      </w:rPr>
+    </w:lvl>
+    <w:lvl w:ilvl="3" w:tentative="1">
+      <w:start w:val="1"/>
+      <w:numFmt w:val="bullet"/>
+      <w:lvlText w:val=""/>
+      <w:lvlJc w:val="left"/>
+      <w:pPr>
+        <w:tabs>
+          <w:tab w:val="num" w:pos="2880"/>
+        </w:tabs>
+        <w:ind w:left="2880" w:hanging="360"/>
+      </w:pPr>
+      <w:rPr>
+        <w:rFonts w:ascii="Wingdings" w:hAnsi="Wingdings" w:hint="default"/>
+        <w:sz w:val="20"/>
+      </w:rPr>
+    </w:lvl>
+    <w:lvl w:ilvl="4" w:tentative="1">
+      <w:start w:val="1"/>
+      <w:numFmt w:val="bullet"/>
+      <w:lvlText w:val=""/>
+      <w:lvlJc w:val="left"/>
+      <w:pPr>
+        <w:tabs>
+          <w:tab w:val="num" w:pos="3600"/>
+        </w:tabs>
+        <w:ind w:left="3600" w:hanging="360"/>
+      </w:pPr>
+      <w:rPr>
+        <w:rFonts w:ascii="Wingdings" w:hAnsi="Wingdings" w:hint="default"/>
+        <w:sz w:val="20"/>
+      </w:rPr>
+    </w:lvl>
+    <w:lvl w:ilvl="5" w:tentative="1">
+      <w:start w:val="1"/>
+      <w:numFmt w:val="bullet"/>
+      <w:lvlText w:val=""/>
+      <w:lvlJc w:val="left"/>
+      <w:pPr>
+        <w:tabs>
+          <w:tab w:val="num" w:pos="4320"/>
+        </w:tabs>
+        <w:ind w:left="4320" w:hanging="360"/>
+      </w:pPr>
+      <w:rPr>
+        <w:rFonts w:ascii="Wingdings" w:hAnsi="Wingdings" w:hint="default"/>
+        <w:sz w:val="20"/>
+      </w:rPr>
+    </w:lvl>
+    <w:lvl w:ilvl="6" w:tentative="1">
+      <w:start w:val="1"/>
+      <w:numFmt w:val="bullet"/>
+      <w:lvlText w:val=""/>
+      <w:lvlJc w:val="left"/>
+      <w:pPr>
+        <w:tabs>
+          <w:tab w:val="num" w:pos="5040"/>
+        </w:tabs>
+        <w:ind w:left="5040" w:hanging="360"/>
+      </w:pPr>
+      <w:rPr>
+        <w:rFonts w:ascii="Wingdings" w:hAnsi="Wingdings" w:hint="default"/>
+        <w:sz w:val="20"/>
+      </w:rPr>
+    </w:lvl>
+    <w:lvl w:ilvl="7" w:tentative="1">
+      <w:start w:val="1"/>
+      <w:numFmt w:val="bullet"/>
+      <w:lvlText w:val=""/>
+      <w:lvlJc w:val="left"/>
+      <w:pPr>
+        <w:tabs>
+          <w:tab w:val="num" w:pos="5760"/>
+        </w:tabs>
+        <w:ind w:left="5760" w:hanging="360"/>
+      </w:pPr>
+      <w:rPr>
+        <w:rFonts w:ascii="Wingdings" w:hAnsi="Wingdings" w:hint="default"/>
+        <w:sz w:val="20"/>
+      </w:rPr>
+    </w:lvl>
+    <w:lvl w:ilvl="8" w:tentative="1">
+      <w:start w:val="1"/>
+      <w:numFmt w:val="bullet"/>
+      <w:lvlText w:val=""/>
+      <w:lvlJc w:val="left"/>
+      <w:pPr>
+        <w:tabs>
+          <w:tab w:val="num" w:pos="6480"/>
+        </w:tabs>
+        <w:ind w:left="6480" w:hanging="360"/>
+      </w:pPr>
+      <w:rPr>
+        <w:rFonts w:ascii="Wingdings" w:hAnsi="Wingdings" w:hint="default"/>
+        <w:sz w:val="20"/>
+      </w:rPr>
+    </w:lvl>
+  </w:abstractNum>
+  <w:abstractNum w:abstractNumId="48" w15:restartNumberingAfterBreak="0">
     <w:nsid w:val="7F3323E8"/>
     <w:multiLevelType w:val="hybridMultilevel"/>
     <w:tmpl w:val="636220BC"/>
@@ -29471,7 +27375,7 @@
       </w:rPr>
     </w:lvl>
   </w:abstractNum>
-  <w:abstractNum w:abstractNumId="48" w15:restartNumberingAfterBreak="0">
+  <w:abstractNum w:abstractNumId="49" w15:restartNumberingAfterBreak="0">
     <w:nsid w:val="7F64741F"/>
     <w:multiLevelType w:val="hybridMultilevel"/>
     <w:tmpl w:val="2E38A9D0"/>
@@ -29588,7 +27492,7 @@
     <w:abstractNumId w:val="11"/>
   </w:num>
   <w:num w:numId="2" w16cid:durableId="954363457">
-    <w:abstractNumId w:val="48"/>
+    <w:abstractNumId w:val="49"/>
   </w:num>
   <w:num w:numId="3" w16cid:durableId="1084447819">
     <w:abstractNumId w:val="0"/>
@@ -29708,7 +27612,7 @@
     <w:abstractNumId w:val="31"/>
   </w:num>
   <w:num w:numId="42" w16cid:durableId="613563707">
-    <w:abstractNumId w:val="47"/>
+    <w:abstractNumId w:val="48"/>
   </w:num>
   <w:num w:numId="43" w16cid:durableId="879165775">
     <w:abstractNumId w:val="33"/>
@@ -29730,6 +27634,9 @@
   </w:num>
   <w:num w:numId="49" w16cid:durableId="1487209329">
     <w:abstractNumId w:val="3"/>
+  </w:num>
+  <w:num w:numId="50" w16cid:durableId="363864804">
+    <w:abstractNumId w:val="47"/>
   </w:num>
   <w:numIdMacAtCleanup w:val="40"/>
 </w:numbering>
@@ -30179,6 +28086,29 @@
       <w14:ligatures w14:val="none"/>
     </w:rPr>
   </w:style>
+  <w:style w:type="paragraph" w:styleId="Heading3">
+    <w:name w:val="heading 3"/>
+    <w:basedOn w:val="Normal"/>
+    <w:next w:val="Normal"/>
+    <w:link w:val="Heading3Char"/>
+    <w:uiPriority w:val="9"/>
+    <w:semiHidden/>
+    <w:unhideWhenUsed/>
+    <w:qFormat/>
+    <w:rsid w:val="00FF0FA2"/>
+    <w:pPr>
+      <w:keepNext/>
+      <w:keepLines/>
+      <w:spacing w:before="40" w:after="0"/>
+      <w:outlineLvl w:val="2"/>
+    </w:pPr>
+    <w:rPr>
+      <w:rFonts w:asciiTheme="majorHAnsi" w:eastAsiaTheme="majorEastAsia" w:hAnsiTheme="majorHAnsi" w:cstheme="majorBidi"/>
+      <w:color w:val="1F3763" w:themeColor="accent1" w:themeShade="7F"/>
+      <w:sz w:val="24"/>
+      <w:szCs w:val="24"/>
+    </w:rPr>
+  </w:style>
   <w:style w:type="paragraph" w:styleId="Heading4">
     <w:name w:val="heading 4"/>
     <w:basedOn w:val="Normal"/>
@@ -30390,6 +28320,20 @@
       <w:i/>
       <w:iCs/>
       <w:spacing w:val="5"/>
+    </w:rPr>
+  </w:style>
+  <w:style w:type="character" w:customStyle="1" w:styleId="Heading3Char">
+    <w:name w:val="Heading 3 Char"/>
+    <w:basedOn w:val="DefaultParagraphFont"/>
+    <w:link w:val="Heading3"/>
+    <w:uiPriority w:val="9"/>
+    <w:semiHidden/>
+    <w:rsid w:val="00FF0FA2"/>
+    <w:rPr>
+      <w:rFonts w:asciiTheme="majorHAnsi" w:eastAsiaTheme="majorEastAsia" w:hAnsiTheme="majorHAnsi" w:cstheme="majorBidi"/>
+      <w:color w:val="1F3763" w:themeColor="accent1" w:themeShade="7F"/>
+      <w:sz w:val="24"/>
+      <w:szCs w:val="24"/>
     </w:rPr>
   </w:style>
 </w:styles>

--- a/My Notes prep on Prereq.docx
+++ b/My Notes prep on Prereq.docx
@@ -249,14 +249,14 @@
     </w:p>
     <w:p>
       <w:pPr>
-        <w:ind w:left="1440" w:firstLine="720"/>
+        <w:ind w:left="2160" w:firstLine="720"/>
         <w:rPr>
           <w:rFonts w:ascii="Times New Roman" w:hAnsi="Times New Roman" w:cs="Times New Roman"/>
           <w:b/>
           <w:bCs/>
           <w:color w:val="2F5496" w:themeColor="accent1" w:themeShade="BF"/>
-          <w:sz w:val="24"/>
-          <w:szCs w:val="24"/>
+          <w:sz w:val="32"/>
+          <w:szCs w:val="32"/>
           <w14:textOutline w14:w="12700" w14:cap="flat" w14:cmpd="sng" w14:algn="ctr">
             <w14:solidFill>
               <w14:schemeClr w14:val="accent4"/>
@@ -266,17 +266,14 @@
           </w14:textOutline>
         </w:rPr>
       </w:pPr>
-    </w:p>
-    <w:p>
-      <w:pPr>
-        <w:ind w:left="1440" w:firstLine="720"/>
+      <w:r>
         <w:rPr>
           <w:rFonts w:ascii="Times New Roman" w:hAnsi="Times New Roman" w:cs="Times New Roman"/>
           <w:b/>
           <w:bCs/>
           <w:color w:val="2F5496" w:themeColor="accent1" w:themeShade="BF"/>
-          <w:sz w:val="24"/>
-          <w:szCs w:val="24"/>
+          <w:sz w:val="32"/>
+          <w:szCs w:val="32"/>
           <w14:textOutline w14:w="12700" w14:cap="flat" w14:cmpd="sng" w14:algn="ctr">
             <w14:solidFill>
               <w14:schemeClr w14:val="accent4"/>
@@ -285,23 +282,6 @@
             <w14:round/>
           </w14:textOutline>
         </w:rPr>
-      </w:pPr>
-      <w:r>
-        <w:rPr>
-          <w:rFonts w:ascii="Times New Roman" w:hAnsi="Times New Roman" w:cs="Times New Roman"/>
-          <w:b/>
-          <w:bCs/>
-          <w:color w:val="2F5496" w:themeColor="accent1" w:themeShade="BF"/>
-          <w:sz w:val="24"/>
-          <w:szCs w:val="24"/>
-          <w14:textOutline w14:w="12700" w14:cap="flat" w14:cmpd="sng" w14:algn="ctr">
-            <w14:solidFill>
-              <w14:schemeClr w14:val="accent4"/>
-            </w14:solidFill>
-            <w14:prstDash w14:val="solid"/>
-            <w14:round/>
-          </w14:textOutline>
-        </w:rPr>
         <w:t>HTML</w:t>
       </w:r>
     </w:p>
@@ -330,57 +310,57 @@
           <w:sz w:val="24"/>
           <w:szCs w:val="24"/>
         </w:rPr>
+        <w:t>HTML (HYPER TEXT MARKUP LANG)</w:t>
+      </w:r>
+      <w:r>
+        <w:rPr>
+          <w:rFonts w:ascii="Times New Roman" w:hAnsi="Times New Roman" w:cs="Times New Roman"/>
+          <w:sz w:val="24"/>
+          <w:szCs w:val="24"/>
+        </w:rPr>
+        <w:t xml:space="preserve"> is a markup language</w:t>
+      </w:r>
+      <w:bookmarkEnd w:id="0"/>
+      <w:r>
+        <w:rPr>
+          <w:rFonts w:ascii="Times New Roman" w:hAnsi="Times New Roman" w:cs="Times New Roman"/>
+          <w:sz w:val="24"/>
+          <w:szCs w:val="24"/>
+        </w:rPr>
+        <w:t xml:space="preserve"> and it’s a </w:t>
+      </w:r>
+      <w:r>
+        <w:rPr>
+          <w:rFonts w:ascii="Times New Roman" w:hAnsi="Times New Roman" w:cs="Times New Roman"/>
+          <w:sz w:val="24"/>
+          <w:szCs w:val="24"/>
+        </w:rPr>
+        <w:t>tag-based</w:t>
+      </w:r>
+      <w:r>
+        <w:rPr>
+          <w:rFonts w:ascii="Times New Roman" w:hAnsi="Times New Roman" w:cs="Times New Roman"/>
+          <w:sz w:val="24"/>
+          <w:szCs w:val="24"/>
+        </w:rPr>
+        <w:t xml:space="preserve"> language.</w:t>
+      </w:r>
+    </w:p>
+    <w:p>
+      <w:pPr>
+        <w:rPr>
+          <w:rFonts w:ascii="Times New Roman" w:hAnsi="Times New Roman" w:cs="Times New Roman"/>
+          <w:sz w:val="24"/>
+          <w:szCs w:val="24"/>
+        </w:rPr>
+      </w:pPr>
+      <w:r>
+        <w:rPr>
+          <w:rFonts w:ascii="Times New Roman" w:hAnsi="Times New Roman" w:cs="Times New Roman"/>
+          <w:sz w:val="24"/>
+          <w:szCs w:val="24"/>
+        </w:rPr>
         <w:lastRenderedPageBreak/>
-        <w:t>HTML (HYPER TEXT MARKUP LANG)</w:t>
-      </w:r>
-      <w:r>
-        <w:rPr>
-          <w:rFonts w:ascii="Times New Roman" w:hAnsi="Times New Roman" w:cs="Times New Roman"/>
-          <w:sz w:val="24"/>
-          <w:szCs w:val="24"/>
-        </w:rPr>
-        <w:t xml:space="preserve"> is a markup language</w:t>
-      </w:r>
-      <w:bookmarkEnd w:id="0"/>
-      <w:r>
-        <w:rPr>
-          <w:rFonts w:ascii="Times New Roman" w:hAnsi="Times New Roman" w:cs="Times New Roman"/>
-          <w:sz w:val="24"/>
-          <w:szCs w:val="24"/>
-        </w:rPr>
-        <w:t xml:space="preserve"> and it’s a </w:t>
-      </w:r>
-      <w:r>
-        <w:rPr>
-          <w:rFonts w:ascii="Times New Roman" w:hAnsi="Times New Roman" w:cs="Times New Roman"/>
-          <w:sz w:val="24"/>
-          <w:szCs w:val="24"/>
-        </w:rPr>
-        <w:t>tag-based</w:t>
-      </w:r>
-      <w:r>
-        <w:rPr>
-          <w:rFonts w:ascii="Times New Roman" w:hAnsi="Times New Roman" w:cs="Times New Roman"/>
-          <w:sz w:val="24"/>
-          <w:szCs w:val="24"/>
-        </w:rPr>
-        <w:t xml:space="preserve"> language.</w:t>
-      </w:r>
-    </w:p>
-    <w:p>
-      <w:pPr>
-        <w:rPr>
-          <w:rFonts w:ascii="Times New Roman" w:hAnsi="Times New Roman" w:cs="Times New Roman"/>
-          <w:sz w:val="24"/>
-          <w:szCs w:val="24"/>
-        </w:rPr>
-      </w:pPr>
-      <w:r>
-        <w:rPr>
-          <w:rFonts w:ascii="Times New Roman" w:hAnsi="Times New Roman" w:cs="Times New Roman"/>
-          <w:sz w:val="24"/>
-          <w:szCs w:val="24"/>
-        </w:rPr>
         <w:t>Or</w:t>
       </w:r>
     </w:p>
@@ -893,6 +873,11 @@
       <w:pPr>
         <w:pStyle w:val="Heading1"/>
       </w:pPr>
+    </w:p>
+    <w:p>
+      <w:pPr>
+        <w:pStyle w:val="Heading1"/>
+      </w:pPr>
       <w:r>
         <w:lastRenderedPageBreak/>
         <w:t>HTML Meta Tags ®</w:t>
@@ -1043,7 +1028,25 @@
           <w:sz w:val="24"/>
           <w:szCs w:val="24"/>
         </w:rPr>
-        <w:t>&lt;meta name="description" content="React Js Course"&gt;</w:t>
+        <w:t xml:space="preserve">&lt;meta name="description" content="React </w:t>
+      </w:r>
+      <w:proofErr w:type="spellStart"/>
+      <w:r>
+        <w:rPr>
+          <w:rFonts w:ascii="Times New Roman" w:hAnsi="Times New Roman" w:cs="Times New Roman"/>
+          <w:sz w:val="24"/>
+          <w:szCs w:val="24"/>
+        </w:rPr>
+        <w:t>Js</w:t>
+      </w:r>
+      <w:proofErr w:type="spellEnd"/>
+      <w:r>
+        <w:rPr>
+          <w:rFonts w:ascii="Times New Roman" w:hAnsi="Times New Roman" w:cs="Times New Roman"/>
+          <w:sz w:val="24"/>
+          <w:szCs w:val="24"/>
+        </w:rPr>
+        <w:t xml:space="preserve"> Course"&gt;</w:t>
       </w:r>
     </w:p>
     <w:p>
@@ -1081,24 +1084,64 @@
           <w:sz w:val="24"/>
           <w:szCs w:val="24"/>
         </w:rPr>
-        <w:t>Http-equiv (refresh)</w:t>
-      </w:r>
-    </w:p>
-    <w:p>
-      <w:pPr>
-        <w:rPr>
-          <w:rFonts w:ascii="Times New Roman" w:hAnsi="Times New Roman" w:cs="Times New Roman"/>
-          <w:sz w:val="24"/>
-          <w:szCs w:val="24"/>
-        </w:rPr>
-      </w:pPr>
-      <w:r>
-        <w:rPr>
-          <w:rFonts w:ascii="Times New Roman" w:hAnsi="Times New Roman" w:cs="Times New Roman"/>
-          <w:sz w:val="24"/>
-          <w:szCs w:val="24"/>
-        </w:rPr>
-        <w:t>&lt;meta http-equiv="refresh" content="5000"&gt;</w:t>
+        <w:t>Http-</w:t>
+      </w:r>
+      <w:proofErr w:type="spellStart"/>
+      <w:r>
+        <w:rPr>
+          <w:rFonts w:ascii="Times New Roman" w:hAnsi="Times New Roman" w:cs="Times New Roman"/>
+          <w:b/>
+          <w:bCs/>
+          <w:sz w:val="24"/>
+          <w:szCs w:val="24"/>
+        </w:rPr>
+        <w:t>equiv</w:t>
+      </w:r>
+      <w:proofErr w:type="spellEnd"/>
+      <w:r>
+        <w:rPr>
+          <w:rFonts w:ascii="Times New Roman" w:hAnsi="Times New Roman" w:cs="Times New Roman"/>
+          <w:b/>
+          <w:bCs/>
+          <w:sz w:val="24"/>
+          <w:szCs w:val="24"/>
+        </w:rPr>
+        <w:t xml:space="preserve"> (refresh)</w:t>
+      </w:r>
+    </w:p>
+    <w:p>
+      <w:pPr>
+        <w:rPr>
+          <w:rFonts w:ascii="Times New Roman" w:hAnsi="Times New Roman" w:cs="Times New Roman"/>
+          <w:sz w:val="24"/>
+          <w:szCs w:val="24"/>
+        </w:rPr>
+      </w:pPr>
+      <w:r>
+        <w:rPr>
+          <w:rFonts w:ascii="Times New Roman" w:hAnsi="Times New Roman" w:cs="Times New Roman"/>
+          <w:sz w:val="24"/>
+          <w:szCs w:val="24"/>
+        </w:rPr>
+        <w:t>&lt;meta http-</w:t>
+      </w:r>
+      <w:proofErr w:type="spellStart"/>
+      <w:r>
+        <w:rPr>
+          <w:rFonts w:ascii="Times New Roman" w:hAnsi="Times New Roman" w:cs="Times New Roman"/>
+          <w:sz w:val="24"/>
+          <w:szCs w:val="24"/>
+        </w:rPr>
+        <w:t>equiv</w:t>
+      </w:r>
+      <w:proofErr w:type="spellEnd"/>
+      <w:r>
+        <w:rPr>
+          <w:rFonts w:ascii="Times New Roman" w:hAnsi="Times New Roman" w:cs="Times New Roman"/>
+          <w:sz w:val="24"/>
+          <w:szCs w:val="24"/>
+        </w:rPr>
+        <w:t>="refresh" content="5000"&gt;</w:t>
       </w:r>
     </w:p>
     <w:p>
@@ -2060,9 +2103,7 @@
         </w:rPr>
         <w:t xml:space="preserve"> tag, tis paired tag.</w:t>
       </w:r>
-    </w:p>
-    <w:p>
-      <w:pPr>
+      <w:r>
         <w:rPr>
           <w:rFonts w:ascii="Times New Roman" w:hAnsi="Times New Roman" w:cs="Times New Roman"/>
           <w:b/>
@@ -2071,8 +2112,20 @@
           <w:sz w:val="24"/>
           <w:szCs w:val="24"/>
         </w:rPr>
-      </w:pPr>
-      <w:r>
+        <w:t>&lt;p&gt; Parah &lt;/p&gt;</w:t>
+      </w:r>
+    </w:p>
+    <w:p>
+      <w:pPr>
+        <w:pStyle w:val="Heading1"/>
+      </w:pPr>
+      <w:r>
+        <w:lastRenderedPageBreak/>
+        <w:t>HTML Line Breaks</w:t>
+      </w:r>
+    </w:p>
+    <w:p>
+      <w:pPr>
         <w:rPr>
           <w:rFonts w:ascii="Times New Roman" w:hAnsi="Times New Roman" w:cs="Times New Roman"/>
           <w:b/>
@@ -2081,20 +2134,8 @@
           <w:sz w:val="24"/>
           <w:szCs w:val="24"/>
         </w:rPr>
-        <w:lastRenderedPageBreak/>
-        <w:t>&lt;p&gt; Parah &lt;/p&gt;</w:t>
-      </w:r>
-    </w:p>
-    <w:p>
-      <w:pPr>
-        <w:pStyle w:val="Heading1"/>
-      </w:pPr>
-      <w:r>
-        <w:t>HTML Line Breaks</w:t>
-      </w:r>
-    </w:p>
-    <w:p>
-      <w:pPr>
+      </w:pPr>
+      <w:r>
         <w:rPr>
           <w:rFonts w:ascii="Times New Roman" w:hAnsi="Times New Roman" w:cs="Times New Roman"/>
           <w:b/>
@@ -2103,7 +2144,9 @@
           <w:sz w:val="24"/>
           <w:szCs w:val="24"/>
         </w:rPr>
-      </w:pPr>
+        <w:t>&lt;</w:t>
+      </w:r>
+      <w:proofErr w:type="spellStart"/>
       <w:r>
         <w:rPr>
           <w:rFonts w:ascii="Times New Roman" w:hAnsi="Times New Roman" w:cs="Times New Roman"/>
@@ -2113,7 +2156,19 @@
           <w:sz w:val="24"/>
           <w:szCs w:val="24"/>
         </w:rPr>
-        <w:t>&lt;br/&gt; giving next line.</w:t>
+        <w:t>br</w:t>
+      </w:r>
+      <w:proofErr w:type="spellEnd"/>
+      <w:r>
+        <w:rPr>
+          <w:rFonts w:ascii="Times New Roman" w:hAnsi="Times New Roman" w:cs="Times New Roman"/>
+          <w:b/>
+          <w:bCs/>
+          <w:color w:val="385623" w:themeColor="accent6" w:themeShade="80"/>
+          <w:sz w:val="24"/>
+          <w:szCs w:val="24"/>
+        </w:rPr>
+        <w:t>/&gt; giving next line.</w:t>
       </w:r>
     </w:p>
     <w:p>
@@ -2158,7 +2213,31 @@
           <w:sz w:val="24"/>
           <w:szCs w:val="24"/>
         </w:rPr>
-        <w:t>: Bold and strong are like same, for whole parah we can go with strong for particular things we can go with bold</w:t>
+        <w:t xml:space="preserve">: Bold and strong are like same, for whole </w:t>
+      </w:r>
+      <w:proofErr w:type="spellStart"/>
+      <w:r>
+        <w:rPr>
+          <w:rFonts w:ascii="Times New Roman" w:hAnsi="Times New Roman" w:cs="Times New Roman"/>
+          <w:b/>
+          <w:bCs/>
+          <w:color w:val="385623" w:themeColor="accent6" w:themeShade="80"/>
+          <w:sz w:val="24"/>
+          <w:szCs w:val="24"/>
+        </w:rPr>
+        <w:t>parah</w:t>
+      </w:r>
+      <w:proofErr w:type="spellEnd"/>
+      <w:r>
+        <w:rPr>
+          <w:rFonts w:ascii="Times New Roman" w:hAnsi="Times New Roman" w:cs="Times New Roman"/>
+          <w:b/>
+          <w:bCs/>
+          <w:color w:val="385623" w:themeColor="accent6" w:themeShade="80"/>
+          <w:sz w:val="24"/>
+          <w:szCs w:val="24"/>
+        </w:rPr>
+        <w:t xml:space="preserve"> we can go with strong for particular things we can go with bold</w:t>
       </w:r>
     </w:p>
     <w:p>
@@ -2184,7 +2263,51 @@
           <w:sz w:val="24"/>
           <w:szCs w:val="24"/>
         </w:rPr>
-        <w:t>&lt;i&gt; and &lt;em&gt; Elements:</w:t>
+        <w:t>&lt;</w:t>
+      </w:r>
+      <w:proofErr w:type="spellStart"/>
+      <w:r>
+        <w:rPr>
+          <w:rFonts w:ascii="Times New Roman" w:hAnsi="Times New Roman" w:cs="Times New Roman"/>
+          <w:b/>
+          <w:bCs/>
+          <w:sz w:val="24"/>
+          <w:szCs w:val="24"/>
+        </w:rPr>
+        <w:t>i</w:t>
+      </w:r>
+      <w:proofErr w:type="spellEnd"/>
+      <w:r>
+        <w:rPr>
+          <w:rFonts w:ascii="Times New Roman" w:hAnsi="Times New Roman" w:cs="Times New Roman"/>
+          <w:b/>
+          <w:bCs/>
+          <w:sz w:val="24"/>
+          <w:szCs w:val="24"/>
+        </w:rPr>
+        <w:t>&gt; and &lt;</w:t>
+      </w:r>
+      <w:proofErr w:type="spellStart"/>
+      <w:r>
+        <w:rPr>
+          <w:rFonts w:ascii="Times New Roman" w:hAnsi="Times New Roman" w:cs="Times New Roman"/>
+          <w:b/>
+          <w:bCs/>
+          <w:sz w:val="24"/>
+          <w:szCs w:val="24"/>
+        </w:rPr>
+        <w:t>em</w:t>
+      </w:r>
+      <w:proofErr w:type="spellEnd"/>
+      <w:r>
+        <w:rPr>
+          <w:rFonts w:ascii="Times New Roman" w:hAnsi="Times New Roman" w:cs="Times New Roman"/>
+          <w:b/>
+          <w:bCs/>
+          <w:sz w:val="24"/>
+          <w:szCs w:val="24"/>
+        </w:rPr>
+        <w:t>&gt; Elements:</w:t>
       </w:r>
       <w:r>
         <w:rPr>
@@ -2425,8 +2548,13 @@
         <w:pStyle w:val="Heading1"/>
       </w:pPr>
       <w:r>
-        <w:t>HTML Preformatter</w:t>
-      </w:r>
+        <w:t xml:space="preserve">HTML </w:t>
+      </w:r>
+      <w:proofErr w:type="spellStart"/>
+      <w:r>
+        <w:t>Preformatter</w:t>
+      </w:r>
+      <w:proofErr w:type="spellEnd"/>
     </w:p>
     <w:p>
       <w:pPr>
@@ -3002,48 +3130,48 @@
           <w:sz w:val="24"/>
           <w:szCs w:val="24"/>
         </w:rPr>
+        <w:t xml:space="preserve">Link: </w:t>
+      </w:r>
+      <w:r>
+        <w:rPr>
+          <w:rFonts w:ascii="Times New Roman" w:hAnsi="Times New Roman" w:cs="Times New Roman"/>
+          <w:sz w:val="24"/>
+          <w:szCs w:val="24"/>
+        </w:rPr>
+        <w:t xml:space="preserve">linking of external </w:t>
+      </w:r>
+      <w:r>
+        <w:rPr>
+          <w:rFonts w:ascii="Times New Roman" w:hAnsi="Times New Roman" w:cs="Times New Roman"/>
+          <w:sz w:val="24"/>
+          <w:szCs w:val="24"/>
+        </w:rPr>
+        <w:t xml:space="preserve">CSS </w:t>
+      </w:r>
+      <w:r>
+        <w:rPr>
+          <w:rFonts w:ascii="Times New Roman" w:hAnsi="Times New Roman" w:cs="Times New Roman"/>
+          <w:sz w:val="24"/>
+          <w:szCs w:val="24"/>
+        </w:rPr>
+        <w:t>sheets, but not a clickable link</w:t>
+      </w:r>
+    </w:p>
+    <w:p>
+      <w:pPr>
+        <w:rPr>
+          <w:rFonts w:ascii="Times New Roman" w:hAnsi="Times New Roman" w:cs="Times New Roman"/>
+          <w:sz w:val="24"/>
+          <w:szCs w:val="24"/>
+        </w:rPr>
+      </w:pPr>
+      <w:r>
+        <w:rPr>
+          <w:rFonts w:ascii="Times New Roman" w:hAnsi="Times New Roman" w:cs="Times New Roman"/>
+          <w:sz w:val="24"/>
+          <w:szCs w:val="24"/>
+        </w:rPr>
         <w:lastRenderedPageBreak/>
-        <w:t xml:space="preserve">Link: </w:t>
-      </w:r>
-      <w:r>
-        <w:rPr>
-          <w:rFonts w:ascii="Times New Roman" w:hAnsi="Times New Roman" w:cs="Times New Roman"/>
-          <w:sz w:val="24"/>
-          <w:szCs w:val="24"/>
-        </w:rPr>
-        <w:t xml:space="preserve">linking of external </w:t>
-      </w:r>
-      <w:r>
-        <w:rPr>
-          <w:rFonts w:ascii="Times New Roman" w:hAnsi="Times New Roman" w:cs="Times New Roman"/>
-          <w:sz w:val="24"/>
-          <w:szCs w:val="24"/>
-        </w:rPr>
-        <w:t xml:space="preserve">CSS </w:t>
-      </w:r>
-      <w:r>
-        <w:rPr>
-          <w:rFonts w:ascii="Times New Roman" w:hAnsi="Times New Roman" w:cs="Times New Roman"/>
-          <w:sz w:val="24"/>
-          <w:szCs w:val="24"/>
-        </w:rPr>
-        <w:t>sheets, but not a clickable link</w:t>
-      </w:r>
-    </w:p>
-    <w:p>
-      <w:pPr>
-        <w:rPr>
-          <w:rFonts w:ascii="Times New Roman" w:hAnsi="Times New Roman" w:cs="Times New Roman"/>
-          <w:sz w:val="24"/>
-          <w:szCs w:val="24"/>
-        </w:rPr>
-      </w:pPr>
-      <w:r>
-        <w:rPr>
-          <w:rFonts w:ascii="Times New Roman" w:hAnsi="Times New Roman" w:cs="Times New Roman"/>
-          <w:sz w:val="24"/>
-          <w:szCs w:val="24"/>
-        </w:rPr>
         <w:t>&lt;link rel="stylesheet" href="styles.css"&gt;-</w:t>
       </w:r>
       <w:r>
@@ -3060,7 +3188,25 @@
           <w:sz w:val="24"/>
           <w:szCs w:val="24"/>
         </w:rPr>
-        <w:t>adding css file</w:t>
+        <w:t xml:space="preserve">adding </w:t>
+      </w:r>
+      <w:proofErr w:type="spellStart"/>
+      <w:r>
+        <w:rPr>
+          <w:rFonts w:ascii="Times New Roman" w:hAnsi="Times New Roman" w:cs="Times New Roman"/>
+          <w:sz w:val="24"/>
+          <w:szCs w:val="24"/>
+        </w:rPr>
+        <w:t>css</w:t>
+      </w:r>
+      <w:proofErr w:type="spellEnd"/>
+      <w:r>
+        <w:rPr>
+          <w:rFonts w:ascii="Times New Roman" w:hAnsi="Times New Roman" w:cs="Times New Roman"/>
+          <w:sz w:val="24"/>
+          <w:szCs w:val="24"/>
+        </w:rPr>
+        <w:t xml:space="preserve"> file</w:t>
       </w:r>
     </w:p>
     <w:p>
@@ -3185,7 +3331,25 @@
           <w:sz w:val="24"/>
           <w:szCs w:val="24"/>
         </w:rPr>
-        <w:t>By default no styles will be added.</w:t>
+        <w:t xml:space="preserve">By </w:t>
+      </w:r>
+      <w:proofErr w:type="gramStart"/>
+      <w:r>
+        <w:rPr>
+          <w:rFonts w:ascii="Times New Roman" w:hAnsi="Times New Roman" w:cs="Times New Roman"/>
+          <w:sz w:val="24"/>
+          <w:szCs w:val="24"/>
+        </w:rPr>
+        <w:t>default</w:t>
+      </w:r>
+      <w:proofErr w:type="gramEnd"/>
+      <w:r>
+        <w:rPr>
+          <w:rFonts w:ascii="Times New Roman" w:hAnsi="Times New Roman" w:cs="Times New Roman"/>
+          <w:sz w:val="24"/>
+          <w:szCs w:val="24"/>
+        </w:rPr>
+        <w:t xml:space="preserve"> no styles will be added.</w:t>
       </w:r>
     </w:p>
     <w:p>
@@ -3254,17 +3418,6 @@
     </w:p>
     <w:p>
       <w:pPr>
-        <w:rPr>
-          <w:rFonts w:ascii="Times New Roman" w:hAnsi="Times New Roman" w:cs="Times New Roman"/>
-          <w:b/>
-          <w:bCs/>
-          <w:sz w:val="24"/>
-          <w:szCs w:val="24"/>
-        </w:rPr>
-      </w:pPr>
-    </w:p>
-    <w:p>
-      <w:pPr>
         <w:pStyle w:val="Heading1"/>
       </w:pPr>
       <w:r>
@@ -3291,7 +3444,31 @@
           <w:sz w:val="24"/>
           <w:szCs w:val="24"/>
         </w:rPr>
-        <w:t>It’s a self-closing tag &lt;img /&gt;</w:t>
+        <w:t>It’s a self-closing tag &lt;</w:t>
+      </w:r>
+      <w:proofErr w:type="spellStart"/>
+      <w:r>
+        <w:rPr>
+          <w:rFonts w:ascii="Times New Roman" w:hAnsi="Times New Roman" w:cs="Times New Roman"/>
+          <w:b/>
+          <w:bCs/>
+          <w:color w:val="385623" w:themeColor="accent6" w:themeShade="80"/>
+          <w:sz w:val="24"/>
+          <w:szCs w:val="24"/>
+        </w:rPr>
+        <w:t>img</w:t>
+      </w:r>
+      <w:proofErr w:type="spellEnd"/>
+      <w:r>
+        <w:rPr>
+          <w:rFonts w:ascii="Times New Roman" w:hAnsi="Times New Roman" w:cs="Times New Roman"/>
+          <w:b/>
+          <w:bCs/>
+          <w:color w:val="385623" w:themeColor="accent6" w:themeShade="80"/>
+          <w:sz w:val="24"/>
+          <w:szCs w:val="24"/>
+        </w:rPr>
+        <w:t xml:space="preserve"> /&gt;</w:t>
       </w:r>
     </w:p>
     <w:p>
@@ -3339,7 +3516,29 @@
           <w:sz w:val="24"/>
           <w:szCs w:val="24"/>
         </w:rPr>
-        <w:t xml:space="preserve">&lt;img src="path/to/image.jpg" alt="description"&gt;  </w:t>
+        <w:t>&lt;</w:t>
+      </w:r>
+      <w:proofErr w:type="spellStart"/>
+      <w:r>
+        <w:rPr>
+          <w:rFonts w:ascii="Times New Roman" w:hAnsi="Times New Roman" w:cs="Times New Roman"/>
+          <w:b/>
+          <w:bCs/>
+          <w:sz w:val="24"/>
+          <w:szCs w:val="24"/>
+        </w:rPr>
+        <w:t>img</w:t>
+      </w:r>
+      <w:proofErr w:type="spellEnd"/>
+      <w:r>
+        <w:rPr>
+          <w:rFonts w:ascii="Times New Roman" w:hAnsi="Times New Roman" w:cs="Times New Roman"/>
+          <w:b/>
+          <w:bCs/>
+          <w:sz w:val="24"/>
+          <w:szCs w:val="24"/>
+        </w:rPr>
+        <w:t xml:space="preserve"> src="path/to/image.jpg" alt="description"&gt;  </w:t>
       </w:r>
       <w:r>
         <w:rPr>
@@ -3581,6 +3780,7 @@
           <w:szCs w:val="24"/>
         </w:rPr>
       </w:pPr>
+      <w:proofErr w:type="spellStart"/>
       <w:r>
         <w:rPr>
           <w:rFonts w:ascii="Times New Roman" w:hAnsi="Times New Roman" w:cs="Times New Roman"/>
@@ -3591,6 +3791,7 @@
         </w:rPr>
         <w:t>thead</w:t>
       </w:r>
+      <w:proofErr w:type="spellEnd"/>
     </w:p>
     <w:p>
       <w:pPr>
@@ -3607,6 +3808,7 @@
           <w:szCs w:val="24"/>
         </w:rPr>
       </w:pPr>
+      <w:proofErr w:type="spellStart"/>
       <w:r>
         <w:rPr>
           <w:rFonts w:ascii="Times New Roman" w:hAnsi="Times New Roman" w:cs="Times New Roman"/>
@@ -3617,6 +3819,7 @@
         </w:rPr>
         <w:t>tbody</w:t>
       </w:r>
+      <w:proofErr w:type="spellEnd"/>
     </w:p>
     <w:p>
       <w:pPr>
@@ -3633,6 +3836,7 @@
           <w:szCs w:val="24"/>
         </w:rPr>
       </w:pPr>
+      <w:proofErr w:type="spellStart"/>
       <w:r>
         <w:rPr>
           <w:rFonts w:ascii="Times New Roman" w:hAnsi="Times New Roman" w:cs="Times New Roman"/>
@@ -3643,6 +3847,7 @@
         </w:rPr>
         <w:t>tfoot</w:t>
       </w:r>
+      <w:proofErr w:type="spellEnd"/>
     </w:p>
     <w:p>
       <w:pPr>
@@ -3685,17 +3890,18 @@
           <w:szCs w:val="24"/>
         </w:rPr>
       </w:pPr>
-      <w:r>
-        <w:rPr>
-          <w:rFonts w:ascii="Times New Roman" w:hAnsi="Times New Roman" w:cs="Times New Roman"/>
-          <w:b/>
-          <w:bCs/>
-          <w:sz w:val="24"/>
-          <w:szCs w:val="24"/>
-        </w:rPr>
-        <w:lastRenderedPageBreak/>
+      <w:proofErr w:type="spellStart"/>
+      <w:r>
+        <w:rPr>
+          <w:rFonts w:ascii="Times New Roman" w:hAnsi="Times New Roman" w:cs="Times New Roman"/>
+          <w:b/>
+          <w:bCs/>
+          <w:sz w:val="24"/>
+          <w:szCs w:val="24"/>
+        </w:rPr>
         <w:t>th</w:t>
       </w:r>
+      <w:proofErr w:type="spellEnd"/>
     </w:p>
     <w:p>
       <w:pPr>
@@ -3738,6 +3944,7 @@
           <w:szCs w:val="24"/>
         </w:rPr>
       </w:pPr>
+      <w:proofErr w:type="spellStart"/>
       <w:r>
         <w:rPr>
           <w:rFonts w:ascii="Times New Roman" w:hAnsi="Times New Roman" w:cs="Times New Roman"/>
@@ -3748,6 +3955,7 @@
         </w:rPr>
         <w:t>Colspan</w:t>
       </w:r>
+      <w:proofErr w:type="spellEnd"/>
     </w:p>
     <w:p>
       <w:pPr>
@@ -3764,16 +3972,19 @@
           <w:szCs w:val="24"/>
         </w:rPr>
       </w:pPr>
-      <w:r>
-        <w:rPr>
-          <w:rFonts w:ascii="Times New Roman" w:hAnsi="Times New Roman" w:cs="Times New Roman"/>
-          <w:b/>
-          <w:bCs/>
-          <w:sz w:val="24"/>
-          <w:szCs w:val="24"/>
-        </w:rPr>
+      <w:proofErr w:type="spellStart"/>
+      <w:r>
+        <w:rPr>
+          <w:rFonts w:ascii="Times New Roman" w:hAnsi="Times New Roman" w:cs="Times New Roman"/>
+          <w:b/>
+          <w:bCs/>
+          <w:sz w:val="24"/>
+          <w:szCs w:val="24"/>
+        </w:rPr>
+        <w:lastRenderedPageBreak/>
         <w:t>Rowspan</w:t>
       </w:r>
+      <w:proofErr w:type="spellEnd"/>
     </w:p>
     <w:p>
       <w:pPr>
@@ -3887,8 +4098,45 @@
           <w:sz w:val="24"/>
           <w:szCs w:val="24"/>
         </w:rPr>
-        <w:t>above, below, box, lhs, rhs</w:t>
-      </w:r>
+        <w:t xml:space="preserve">above, below, box, </w:t>
+      </w:r>
+      <w:proofErr w:type="spellStart"/>
+      <w:r>
+        <w:rPr>
+          <w:rFonts w:ascii="Times New Roman" w:hAnsi="Times New Roman" w:cs="Times New Roman"/>
+          <w:b/>
+          <w:bCs/>
+          <w:color w:val="1F3864" w:themeColor="accent1" w:themeShade="80"/>
+          <w:sz w:val="24"/>
+          <w:szCs w:val="24"/>
+        </w:rPr>
+        <w:t>lhs</w:t>
+      </w:r>
+      <w:proofErr w:type="spellEnd"/>
+      <w:r>
+        <w:rPr>
+          <w:rFonts w:ascii="Times New Roman" w:hAnsi="Times New Roman" w:cs="Times New Roman"/>
+          <w:b/>
+          <w:bCs/>
+          <w:color w:val="1F3864" w:themeColor="accent1" w:themeShade="80"/>
+          <w:sz w:val="24"/>
+          <w:szCs w:val="24"/>
+        </w:rPr>
+        <w:t xml:space="preserve">, </w:t>
+      </w:r>
+      <w:proofErr w:type="spellStart"/>
+      <w:r>
+        <w:rPr>
+          <w:rFonts w:ascii="Times New Roman" w:hAnsi="Times New Roman" w:cs="Times New Roman"/>
+          <w:b/>
+          <w:bCs/>
+          <w:color w:val="1F3864" w:themeColor="accent1" w:themeShade="80"/>
+          <w:sz w:val="24"/>
+          <w:szCs w:val="24"/>
+        </w:rPr>
+        <w:t>rhs</w:t>
+      </w:r>
+      <w:proofErr w:type="spellEnd"/>
     </w:p>
     <w:p>
       <w:pPr>
@@ -4003,6 +4251,7 @@
           <w:szCs w:val="24"/>
         </w:rPr>
       </w:pPr>
+      <w:proofErr w:type="spellStart"/>
       <w:r>
         <w:rPr>
           <w:rFonts w:ascii="Times New Roman" w:hAnsi="Times New Roman" w:cs="Times New Roman"/>
@@ -4011,6 +4260,7 @@
         </w:rPr>
         <w:t>cellspacing</w:t>
       </w:r>
+      <w:proofErr w:type="spellEnd"/>
       <w:r>
         <w:rPr>
           <w:rFonts w:ascii="Times New Roman" w:hAnsi="Times New Roman" w:cs="Times New Roman"/>
@@ -4113,8 +4363,9 @@
           <w:sz w:val="24"/>
           <w:szCs w:val="24"/>
         </w:rPr>
-        <w:t>: This attribute</w:t>
-      </w:r>
+        <w:t xml:space="preserve">: </w:t>
+      </w:r>
+      <w:proofErr w:type="gramStart"/>
       <w:r>
         <w:rPr>
           <w:rFonts w:ascii="Times New Roman" w:hAnsi="Times New Roman" w:cs="Times New Roman"/>
@@ -4124,8 +4375,20 @@
           <w:sz w:val="24"/>
           <w:szCs w:val="24"/>
         </w:rPr>
+        <w:t>This attribute</w:t>
+      </w:r>
+      <w:r>
+        <w:rPr>
+          <w:rFonts w:ascii="Times New Roman" w:hAnsi="Times New Roman" w:cs="Times New Roman"/>
+          <w:b/>
+          <w:bCs/>
+          <w:color w:val="1F3864" w:themeColor="accent1" w:themeShade="80"/>
+          <w:sz w:val="24"/>
+          <w:szCs w:val="24"/>
+        </w:rPr>
         <w:t>/properties</w:t>
       </w:r>
+      <w:proofErr w:type="gramEnd"/>
       <w:r>
         <w:rPr>
           <w:rFonts w:ascii="Times New Roman" w:hAnsi="Times New Roman" w:cs="Times New Roman"/>
@@ -4135,7 +4398,31 @@
           <w:sz w:val="24"/>
           <w:szCs w:val="24"/>
         </w:rPr>
-        <w:t xml:space="preserve"> specifies the horizontal alignment of the table within its containing element. The possible values are "left", "center", or "right".</w:t>
+        <w:t xml:space="preserve"> specifies the horizontal alignment of the table within its containing element. The possible values are "left", "</w:t>
+      </w:r>
+      <w:proofErr w:type="spellStart"/>
+      <w:r>
+        <w:rPr>
+          <w:rFonts w:ascii="Times New Roman" w:hAnsi="Times New Roman" w:cs="Times New Roman"/>
+          <w:b/>
+          <w:bCs/>
+          <w:color w:val="1F3864" w:themeColor="accent1" w:themeShade="80"/>
+          <w:sz w:val="24"/>
+          <w:szCs w:val="24"/>
+        </w:rPr>
+        <w:t>center</w:t>
+      </w:r>
+      <w:proofErr w:type="spellEnd"/>
+      <w:r>
+        <w:rPr>
+          <w:rFonts w:ascii="Times New Roman" w:hAnsi="Times New Roman" w:cs="Times New Roman"/>
+          <w:b/>
+          <w:bCs/>
+          <w:color w:val="1F3864" w:themeColor="accent1" w:themeShade="80"/>
+          <w:sz w:val="24"/>
+          <w:szCs w:val="24"/>
+        </w:rPr>
+        <w:t>", or "right".</w:t>
       </w:r>
     </w:p>
     <w:p>
@@ -4345,7 +4632,31 @@
           <w:sz w:val="24"/>
           <w:szCs w:val="24"/>
         </w:rPr>
-        <w:t>&lt;ol&gt;</w:t>
+        <w:t>&lt;</w:t>
+      </w:r>
+      <w:proofErr w:type="spellStart"/>
+      <w:r>
+        <w:rPr>
+          <w:rFonts w:ascii="Times New Roman" w:hAnsi="Times New Roman" w:cs="Times New Roman"/>
+          <w:b/>
+          <w:bCs/>
+          <w:color w:val="833C0B" w:themeColor="accent2" w:themeShade="80"/>
+          <w:sz w:val="24"/>
+          <w:szCs w:val="24"/>
+        </w:rPr>
+        <w:t>ol</w:t>
+      </w:r>
+      <w:proofErr w:type="spellEnd"/>
+      <w:r>
+        <w:rPr>
+          <w:rFonts w:ascii="Times New Roman" w:hAnsi="Times New Roman" w:cs="Times New Roman"/>
+          <w:b/>
+          <w:bCs/>
+          <w:color w:val="833C0B" w:themeColor="accent2" w:themeShade="80"/>
+          <w:sz w:val="24"/>
+          <w:szCs w:val="24"/>
+        </w:rPr>
+        <w:t>&gt;</w:t>
       </w:r>
     </w:p>
     <w:p>
@@ -4407,7 +4718,31 @@
           <w:sz w:val="24"/>
           <w:szCs w:val="24"/>
         </w:rPr>
-        <w:t>&lt;/ol&gt;</w:t>
+        <w:t>&lt;/</w:t>
+      </w:r>
+      <w:proofErr w:type="spellStart"/>
+      <w:r>
+        <w:rPr>
+          <w:rFonts w:ascii="Times New Roman" w:hAnsi="Times New Roman" w:cs="Times New Roman"/>
+          <w:b/>
+          <w:bCs/>
+          <w:color w:val="833C0B" w:themeColor="accent2" w:themeShade="80"/>
+          <w:sz w:val="24"/>
+          <w:szCs w:val="24"/>
+        </w:rPr>
+        <w:t>ol</w:t>
+      </w:r>
+      <w:proofErr w:type="spellEnd"/>
+      <w:r>
+        <w:rPr>
+          <w:rFonts w:ascii="Times New Roman" w:hAnsi="Times New Roman" w:cs="Times New Roman"/>
+          <w:b/>
+          <w:bCs/>
+          <w:color w:val="833C0B" w:themeColor="accent2" w:themeShade="80"/>
+          <w:sz w:val="24"/>
+          <w:szCs w:val="24"/>
+        </w:rPr>
+        <w:t>&gt;</w:t>
       </w:r>
     </w:p>
     <w:p>
@@ -4430,8 +4765,31 @@
           <w:sz w:val="24"/>
           <w:szCs w:val="24"/>
         </w:rPr>
-        <w:lastRenderedPageBreak/>
-        <w:t xml:space="preserve">--- can have any number of li inside this ol, li is sub element </w:t>
+        <w:t xml:space="preserve">--- can have any number of li inside this </w:t>
+      </w:r>
+      <w:proofErr w:type="spellStart"/>
+      <w:r>
+        <w:rPr>
+          <w:rFonts w:ascii="Times New Roman" w:hAnsi="Times New Roman" w:cs="Times New Roman"/>
+          <w:b/>
+          <w:bCs/>
+          <w:color w:val="2F5496" w:themeColor="accent1" w:themeShade="BF"/>
+          <w:sz w:val="24"/>
+          <w:szCs w:val="24"/>
+        </w:rPr>
+        <w:t>ol</w:t>
+      </w:r>
+      <w:proofErr w:type="spellEnd"/>
+      <w:r>
+        <w:rPr>
+          <w:rFonts w:ascii="Times New Roman" w:hAnsi="Times New Roman" w:cs="Times New Roman"/>
+          <w:b/>
+          <w:bCs/>
+          <w:color w:val="2F5496" w:themeColor="accent1" w:themeShade="BF"/>
+          <w:sz w:val="24"/>
+          <w:szCs w:val="24"/>
+        </w:rPr>
+        <w:t xml:space="preserve">, li is sub element </w:t>
       </w:r>
     </w:p>
     <w:p>
@@ -4483,6 +4841,7 @@
           <w:sz w:val="24"/>
           <w:szCs w:val="24"/>
         </w:rPr>
+        <w:lastRenderedPageBreak/>
         <w:t>Description Lists</w:t>
       </w:r>
     </w:p>
@@ -4589,7 +4948,15 @@
         <w:pStyle w:val="Heading1"/>
       </w:pPr>
       <w:r>
-        <w:t>HTML Iframes :</w:t>
+        <w:t xml:space="preserve">HTML </w:t>
+      </w:r>
+      <w:proofErr w:type="spellStart"/>
+      <w:r>
+        <w:t>Iframes</w:t>
+      </w:r>
+      <w:proofErr w:type="spellEnd"/>
+      <w:r>
+        <w:t xml:space="preserve"> :</w:t>
       </w:r>
     </w:p>
     <w:p>
@@ -4753,7 +5120,31 @@
           <w:sz w:val="24"/>
           <w:szCs w:val="24"/>
         </w:rPr>
-        <w:t xml:space="preserve">&lt;iframe src ="http://www.example.com"&gt;&lt;/iframe&gt; </w:t>
+        <w:t>&lt;</w:t>
+      </w:r>
+      <w:proofErr w:type="spellStart"/>
+      <w:r>
+        <w:rPr>
+          <w:rFonts w:ascii="Times New Roman" w:hAnsi="Times New Roman" w:cs="Times New Roman"/>
+          <w:b/>
+          <w:bCs/>
+          <w:color w:val="385623" w:themeColor="accent6" w:themeShade="80"/>
+          <w:sz w:val="24"/>
+          <w:szCs w:val="24"/>
+        </w:rPr>
+        <w:t>iframe</w:t>
+      </w:r>
+      <w:proofErr w:type="spellEnd"/>
+      <w:r>
+        <w:rPr>
+          <w:rFonts w:ascii="Times New Roman" w:hAnsi="Times New Roman" w:cs="Times New Roman"/>
+          <w:b/>
+          <w:bCs/>
+          <w:color w:val="385623" w:themeColor="accent6" w:themeShade="80"/>
+          <w:sz w:val="24"/>
+          <w:szCs w:val="24"/>
+        </w:rPr>
+        <w:t xml:space="preserve"> src ="http://www.example.com"&gt;&lt;/iframe&gt; </w:t>
       </w:r>
     </w:p>
     <w:p>
@@ -4783,7 +5174,61 @@
           <w:sz w:val="24"/>
           <w:szCs w:val="24"/>
         </w:rPr>
-        <w:t>This attribute specifies the width of the iframe. The value can be specified as a positive integer followed by a unit of measurement, such as "px" or "em".</w:t>
+        <w:t xml:space="preserve">This attribute specifies the width of the </w:t>
+      </w:r>
+      <w:proofErr w:type="spellStart"/>
+      <w:r>
+        <w:rPr>
+          <w:rFonts w:ascii="Times New Roman" w:hAnsi="Times New Roman" w:cs="Times New Roman"/>
+          <w:sz w:val="24"/>
+          <w:szCs w:val="24"/>
+        </w:rPr>
+        <w:t>iframe</w:t>
+      </w:r>
+      <w:proofErr w:type="spellEnd"/>
+      <w:r>
+        <w:rPr>
+          <w:rFonts w:ascii="Times New Roman" w:hAnsi="Times New Roman" w:cs="Times New Roman"/>
+          <w:sz w:val="24"/>
+          <w:szCs w:val="24"/>
+        </w:rPr>
+        <w:t>. The value can be specified as a positive integer followed by a unit of measurement, such as "</w:t>
+      </w:r>
+      <w:proofErr w:type="spellStart"/>
+      <w:r>
+        <w:rPr>
+          <w:rFonts w:ascii="Times New Roman" w:hAnsi="Times New Roman" w:cs="Times New Roman"/>
+          <w:sz w:val="24"/>
+          <w:szCs w:val="24"/>
+        </w:rPr>
+        <w:t>px</w:t>
+      </w:r>
+      <w:proofErr w:type="spellEnd"/>
+      <w:r>
+        <w:rPr>
+          <w:rFonts w:ascii="Times New Roman" w:hAnsi="Times New Roman" w:cs="Times New Roman"/>
+          <w:sz w:val="24"/>
+          <w:szCs w:val="24"/>
+        </w:rPr>
+        <w:t>" or "</w:t>
+      </w:r>
+      <w:proofErr w:type="spellStart"/>
+      <w:r>
+        <w:rPr>
+          <w:rFonts w:ascii="Times New Roman" w:hAnsi="Times New Roman" w:cs="Times New Roman"/>
+          <w:sz w:val="24"/>
+          <w:szCs w:val="24"/>
+        </w:rPr>
+        <w:t>em</w:t>
+      </w:r>
+      <w:proofErr w:type="spellEnd"/>
+      <w:r>
+        <w:rPr>
+          <w:rFonts w:ascii="Times New Roman" w:hAnsi="Times New Roman" w:cs="Times New Roman"/>
+          <w:sz w:val="24"/>
+          <w:szCs w:val="24"/>
+        </w:rPr>
+        <w:t>".</w:t>
       </w:r>
     </w:p>
     <w:p>
@@ -4807,7 +5252,55 @@
           <w:sz w:val="24"/>
           <w:szCs w:val="24"/>
         </w:rPr>
-        <w:t>&lt;iframe src="http://www.example.com" width="500px"&gt;&lt;/iframe&gt;</w:t>
+        <w:t>&lt;</w:t>
+      </w:r>
+      <w:proofErr w:type="spellStart"/>
+      <w:r>
+        <w:rPr>
+          <w:rFonts w:ascii="Times New Roman" w:hAnsi="Times New Roman" w:cs="Times New Roman"/>
+          <w:b/>
+          <w:bCs/>
+          <w:color w:val="385623" w:themeColor="accent6" w:themeShade="80"/>
+          <w:sz w:val="24"/>
+          <w:szCs w:val="24"/>
+        </w:rPr>
+        <w:t>iframe</w:t>
+      </w:r>
+      <w:proofErr w:type="spellEnd"/>
+      <w:r>
+        <w:rPr>
+          <w:rFonts w:ascii="Times New Roman" w:hAnsi="Times New Roman" w:cs="Times New Roman"/>
+          <w:b/>
+          <w:bCs/>
+          <w:color w:val="385623" w:themeColor="accent6" w:themeShade="80"/>
+          <w:sz w:val="24"/>
+          <w:szCs w:val="24"/>
+        </w:rPr>
+        <w:t xml:space="preserve"> src="http://www.example.com" width="500px"&gt;&lt;/</w:t>
+      </w:r>
+      <w:proofErr w:type="spellStart"/>
+      <w:r>
+        <w:rPr>
+          <w:rFonts w:ascii="Times New Roman" w:hAnsi="Times New Roman" w:cs="Times New Roman"/>
+          <w:b/>
+          <w:bCs/>
+          <w:color w:val="385623" w:themeColor="accent6" w:themeShade="80"/>
+          <w:sz w:val="24"/>
+          <w:szCs w:val="24"/>
+        </w:rPr>
+        <w:t>iframe</w:t>
+      </w:r>
+      <w:proofErr w:type="spellEnd"/>
+      <w:r>
+        <w:rPr>
+          <w:rFonts w:ascii="Times New Roman" w:hAnsi="Times New Roman" w:cs="Times New Roman"/>
+          <w:b/>
+          <w:bCs/>
+          <w:color w:val="385623" w:themeColor="accent6" w:themeShade="80"/>
+          <w:sz w:val="24"/>
+          <w:szCs w:val="24"/>
+        </w:rPr>
+        <w:t>&gt;</w:t>
       </w:r>
     </w:p>
     <w:p>
@@ -4835,7 +5328,61 @@
           <w:sz w:val="24"/>
           <w:szCs w:val="24"/>
         </w:rPr>
-        <w:t xml:space="preserve">This attribute specifies the height of the iframe. The value can be specified as a positive integer followed by a unit of measurement, such as "px" or "em". </w:t>
+        <w:t xml:space="preserve">This attribute specifies the height of the </w:t>
+      </w:r>
+      <w:proofErr w:type="spellStart"/>
+      <w:r>
+        <w:rPr>
+          <w:rFonts w:ascii="Times New Roman" w:hAnsi="Times New Roman" w:cs="Times New Roman"/>
+          <w:sz w:val="24"/>
+          <w:szCs w:val="24"/>
+        </w:rPr>
+        <w:t>iframe</w:t>
+      </w:r>
+      <w:proofErr w:type="spellEnd"/>
+      <w:r>
+        <w:rPr>
+          <w:rFonts w:ascii="Times New Roman" w:hAnsi="Times New Roman" w:cs="Times New Roman"/>
+          <w:sz w:val="24"/>
+          <w:szCs w:val="24"/>
+        </w:rPr>
+        <w:t>. The value can be specified as a positive integer followed by a unit of measurement, such as "</w:t>
+      </w:r>
+      <w:proofErr w:type="spellStart"/>
+      <w:r>
+        <w:rPr>
+          <w:rFonts w:ascii="Times New Roman" w:hAnsi="Times New Roman" w:cs="Times New Roman"/>
+          <w:sz w:val="24"/>
+          <w:szCs w:val="24"/>
+        </w:rPr>
+        <w:t>px</w:t>
+      </w:r>
+      <w:proofErr w:type="spellEnd"/>
+      <w:r>
+        <w:rPr>
+          <w:rFonts w:ascii="Times New Roman" w:hAnsi="Times New Roman" w:cs="Times New Roman"/>
+          <w:sz w:val="24"/>
+          <w:szCs w:val="24"/>
+        </w:rPr>
+        <w:t>" or "</w:t>
+      </w:r>
+      <w:proofErr w:type="spellStart"/>
+      <w:r>
+        <w:rPr>
+          <w:rFonts w:ascii="Times New Roman" w:hAnsi="Times New Roman" w:cs="Times New Roman"/>
+          <w:sz w:val="24"/>
+          <w:szCs w:val="24"/>
+        </w:rPr>
+        <w:t>em</w:t>
+      </w:r>
+      <w:proofErr w:type="spellEnd"/>
+      <w:r>
+        <w:rPr>
+          <w:rFonts w:ascii="Times New Roman" w:hAnsi="Times New Roman" w:cs="Times New Roman"/>
+          <w:sz w:val="24"/>
+          <w:szCs w:val="24"/>
+        </w:rPr>
+        <w:t xml:space="preserve">". </w:t>
       </w:r>
     </w:p>
     <w:p>
@@ -4859,7 +5406,55 @@
           <w:sz w:val="24"/>
           <w:szCs w:val="24"/>
         </w:rPr>
-        <w:t xml:space="preserve">&lt;iframe src="http://www.example.com" height="300px"&gt;&lt;/iframe&gt; </w:t>
+        <w:t>&lt;</w:t>
+      </w:r>
+      <w:proofErr w:type="spellStart"/>
+      <w:r>
+        <w:rPr>
+          <w:rFonts w:ascii="Times New Roman" w:hAnsi="Times New Roman" w:cs="Times New Roman"/>
+          <w:b/>
+          <w:bCs/>
+          <w:color w:val="385623" w:themeColor="accent6" w:themeShade="80"/>
+          <w:sz w:val="24"/>
+          <w:szCs w:val="24"/>
+        </w:rPr>
+        <w:t>iframe</w:t>
+      </w:r>
+      <w:proofErr w:type="spellEnd"/>
+      <w:r>
+        <w:rPr>
+          <w:rFonts w:ascii="Times New Roman" w:hAnsi="Times New Roman" w:cs="Times New Roman"/>
+          <w:b/>
+          <w:bCs/>
+          <w:color w:val="385623" w:themeColor="accent6" w:themeShade="80"/>
+          <w:sz w:val="24"/>
+          <w:szCs w:val="24"/>
+        </w:rPr>
+        <w:t xml:space="preserve"> src="http://www.example.com" height="300px"&gt;&lt;/</w:t>
+      </w:r>
+      <w:proofErr w:type="spellStart"/>
+      <w:r>
+        <w:rPr>
+          <w:rFonts w:ascii="Times New Roman" w:hAnsi="Times New Roman" w:cs="Times New Roman"/>
+          <w:b/>
+          <w:bCs/>
+          <w:color w:val="385623" w:themeColor="accent6" w:themeShade="80"/>
+          <w:sz w:val="24"/>
+          <w:szCs w:val="24"/>
+        </w:rPr>
+        <w:t>iframe</w:t>
+      </w:r>
+      <w:proofErr w:type="spellEnd"/>
+      <w:r>
+        <w:rPr>
+          <w:rFonts w:ascii="Times New Roman" w:hAnsi="Times New Roman" w:cs="Times New Roman"/>
+          <w:b/>
+          <w:bCs/>
+          <w:color w:val="385623" w:themeColor="accent6" w:themeShade="80"/>
+          <w:sz w:val="24"/>
+          <w:szCs w:val="24"/>
+        </w:rPr>
+        <w:t xml:space="preserve">&gt; </w:t>
       </w:r>
     </w:p>
     <w:p>
@@ -4887,7 +5482,25 @@
           <w:sz w:val="24"/>
           <w:szCs w:val="24"/>
         </w:rPr>
-        <w:t>This attribute specifies a name for the iframe. This name can be used as the target of links, form submissions, and JavaScript functions.</w:t>
+        <w:t xml:space="preserve">This attribute specifies a name for the </w:t>
+      </w:r>
+      <w:proofErr w:type="spellStart"/>
+      <w:r>
+        <w:rPr>
+          <w:rFonts w:ascii="Times New Roman" w:hAnsi="Times New Roman" w:cs="Times New Roman"/>
+          <w:sz w:val="24"/>
+          <w:szCs w:val="24"/>
+        </w:rPr>
+        <w:t>iframe</w:t>
+      </w:r>
+      <w:proofErr w:type="spellEnd"/>
+      <w:r>
+        <w:rPr>
+          <w:rFonts w:ascii="Times New Roman" w:hAnsi="Times New Roman" w:cs="Times New Roman"/>
+          <w:sz w:val="24"/>
+          <w:szCs w:val="24"/>
+        </w:rPr>
+        <w:t>. This name can be used as the target of links, form submissions, and JavaScript functions.</w:t>
       </w:r>
     </w:p>
     <w:p>
@@ -4911,7 +5524,79 @@
           <w:sz w:val="24"/>
           <w:szCs w:val="24"/>
         </w:rPr>
-        <w:t>&lt;iframe src="http://www.example.com" name="myframe"&gt;&lt;/iframe&gt;</w:t>
+        <w:t>&lt;</w:t>
+      </w:r>
+      <w:proofErr w:type="spellStart"/>
+      <w:r>
+        <w:rPr>
+          <w:rFonts w:ascii="Times New Roman" w:hAnsi="Times New Roman" w:cs="Times New Roman"/>
+          <w:b/>
+          <w:bCs/>
+          <w:color w:val="385623" w:themeColor="accent6" w:themeShade="80"/>
+          <w:sz w:val="24"/>
+          <w:szCs w:val="24"/>
+        </w:rPr>
+        <w:t>iframe</w:t>
+      </w:r>
+      <w:proofErr w:type="spellEnd"/>
+      <w:r>
+        <w:rPr>
+          <w:rFonts w:ascii="Times New Roman" w:hAnsi="Times New Roman" w:cs="Times New Roman"/>
+          <w:b/>
+          <w:bCs/>
+          <w:color w:val="385623" w:themeColor="accent6" w:themeShade="80"/>
+          <w:sz w:val="24"/>
+          <w:szCs w:val="24"/>
+        </w:rPr>
+        <w:t xml:space="preserve"> src="http://www.example.com" name="</w:t>
+      </w:r>
+      <w:proofErr w:type="spellStart"/>
+      <w:r>
+        <w:rPr>
+          <w:rFonts w:ascii="Times New Roman" w:hAnsi="Times New Roman" w:cs="Times New Roman"/>
+          <w:b/>
+          <w:bCs/>
+          <w:color w:val="385623" w:themeColor="accent6" w:themeShade="80"/>
+          <w:sz w:val="24"/>
+          <w:szCs w:val="24"/>
+        </w:rPr>
+        <w:t>myframe</w:t>
+      </w:r>
+      <w:proofErr w:type="spellEnd"/>
+      <w:r>
+        <w:rPr>
+          <w:rFonts w:ascii="Times New Roman" w:hAnsi="Times New Roman" w:cs="Times New Roman"/>
+          <w:b/>
+          <w:bCs/>
+          <w:color w:val="385623" w:themeColor="accent6" w:themeShade="80"/>
+          <w:sz w:val="24"/>
+          <w:szCs w:val="24"/>
+        </w:rPr>
+        <w:t>"&gt;&lt;/</w:t>
+      </w:r>
+      <w:proofErr w:type="spellStart"/>
+      <w:r>
+        <w:rPr>
+          <w:rFonts w:ascii="Times New Roman" w:hAnsi="Times New Roman" w:cs="Times New Roman"/>
+          <w:b/>
+          <w:bCs/>
+          <w:color w:val="385623" w:themeColor="accent6" w:themeShade="80"/>
+          <w:sz w:val="24"/>
+          <w:szCs w:val="24"/>
+        </w:rPr>
+        <w:t>iframe</w:t>
+      </w:r>
+      <w:proofErr w:type="spellEnd"/>
+      <w:r>
+        <w:rPr>
+          <w:rFonts w:ascii="Times New Roman" w:hAnsi="Times New Roman" w:cs="Times New Roman"/>
+          <w:b/>
+          <w:bCs/>
+          <w:color w:val="385623" w:themeColor="accent6" w:themeShade="80"/>
+          <w:sz w:val="24"/>
+          <w:szCs w:val="24"/>
+        </w:rPr>
+        <w:t>&gt;</w:t>
       </w:r>
     </w:p>
     <w:p>
@@ -4941,7 +5626,25 @@
           <w:sz w:val="24"/>
           <w:szCs w:val="24"/>
         </w:rPr>
-        <w:t>This attribute specifies whether or not the iframe should have a border. The value can be "0" or "1".</w:t>
+        <w:t xml:space="preserve">This attribute specifies whether or not the </w:t>
+      </w:r>
+      <w:proofErr w:type="spellStart"/>
+      <w:r>
+        <w:rPr>
+          <w:rFonts w:ascii="Times New Roman" w:hAnsi="Times New Roman" w:cs="Times New Roman"/>
+          <w:sz w:val="24"/>
+          <w:szCs w:val="24"/>
+        </w:rPr>
+        <w:t>iframe</w:t>
+      </w:r>
+      <w:proofErr w:type="spellEnd"/>
+      <w:r>
+        <w:rPr>
+          <w:rFonts w:ascii="Times New Roman" w:hAnsi="Times New Roman" w:cs="Times New Roman"/>
+          <w:sz w:val="24"/>
+          <w:szCs w:val="24"/>
+        </w:rPr>
+        <w:t xml:space="preserve"> should have a border. The value can be "0" or "1".</w:t>
       </w:r>
       <w:r>
         <w:rPr>
@@ -4975,7 +5678,55 @@
           <w:sz w:val="24"/>
           <w:szCs w:val="24"/>
         </w:rPr>
-        <w:t>&lt;iframe src="http://www.example.com" frameborder="0"&gt;&lt;/iframe&gt;</w:t>
+        <w:t>&lt;</w:t>
+      </w:r>
+      <w:proofErr w:type="spellStart"/>
+      <w:r>
+        <w:rPr>
+          <w:rFonts w:ascii="Times New Roman" w:hAnsi="Times New Roman" w:cs="Times New Roman"/>
+          <w:b/>
+          <w:bCs/>
+          <w:color w:val="385623" w:themeColor="accent6" w:themeShade="80"/>
+          <w:sz w:val="24"/>
+          <w:szCs w:val="24"/>
+        </w:rPr>
+        <w:t>iframe</w:t>
+      </w:r>
+      <w:proofErr w:type="spellEnd"/>
+      <w:r>
+        <w:rPr>
+          <w:rFonts w:ascii="Times New Roman" w:hAnsi="Times New Roman" w:cs="Times New Roman"/>
+          <w:b/>
+          <w:bCs/>
+          <w:color w:val="385623" w:themeColor="accent6" w:themeShade="80"/>
+          <w:sz w:val="24"/>
+          <w:szCs w:val="24"/>
+        </w:rPr>
+        <w:t xml:space="preserve"> src="http://www.example.com" frameborder="0"&gt;&lt;/</w:t>
+      </w:r>
+      <w:proofErr w:type="spellStart"/>
+      <w:r>
+        <w:rPr>
+          <w:rFonts w:ascii="Times New Roman" w:hAnsi="Times New Roman" w:cs="Times New Roman"/>
+          <w:b/>
+          <w:bCs/>
+          <w:color w:val="385623" w:themeColor="accent6" w:themeShade="80"/>
+          <w:sz w:val="24"/>
+          <w:szCs w:val="24"/>
+        </w:rPr>
+        <w:t>iframe</w:t>
+      </w:r>
+      <w:proofErr w:type="spellEnd"/>
+      <w:r>
+        <w:rPr>
+          <w:rFonts w:ascii="Times New Roman" w:hAnsi="Times New Roman" w:cs="Times New Roman"/>
+          <w:b/>
+          <w:bCs/>
+          <w:color w:val="385623" w:themeColor="accent6" w:themeShade="80"/>
+          <w:sz w:val="24"/>
+          <w:szCs w:val="24"/>
+        </w:rPr>
+        <w:t>&gt;</w:t>
       </w:r>
     </w:p>
     <w:p>
@@ -5003,7 +5754,25 @@
           <w:sz w:val="24"/>
           <w:szCs w:val="24"/>
         </w:rPr>
-        <w:t>This attribute specifies whether or not the iframe should have scrollbars. The value can be "yes", "no", or "auto".</w:t>
+        <w:t xml:space="preserve">This attribute specifies whether or not the </w:t>
+      </w:r>
+      <w:proofErr w:type="spellStart"/>
+      <w:r>
+        <w:rPr>
+          <w:rFonts w:ascii="Times New Roman" w:hAnsi="Times New Roman" w:cs="Times New Roman"/>
+          <w:sz w:val="24"/>
+          <w:szCs w:val="24"/>
+        </w:rPr>
+        <w:t>iframe</w:t>
+      </w:r>
+      <w:proofErr w:type="spellEnd"/>
+      <w:r>
+        <w:rPr>
+          <w:rFonts w:ascii="Times New Roman" w:hAnsi="Times New Roman" w:cs="Times New Roman"/>
+          <w:sz w:val="24"/>
+          <w:szCs w:val="24"/>
+        </w:rPr>
+        <w:t xml:space="preserve"> should have scrollbars. The value can be "yes", "no", or "auto".</w:t>
       </w:r>
     </w:p>
     <w:p>
@@ -5027,7 +5796,55 @@
           <w:sz w:val="24"/>
           <w:szCs w:val="24"/>
         </w:rPr>
-        <w:t>&lt;iframe src="http://www.example.com" scrolling="auto"&gt;&lt;/iframe&gt;</w:t>
+        <w:t>&lt;</w:t>
+      </w:r>
+      <w:proofErr w:type="spellStart"/>
+      <w:r>
+        <w:rPr>
+          <w:rFonts w:ascii="Times New Roman" w:hAnsi="Times New Roman" w:cs="Times New Roman"/>
+          <w:b/>
+          <w:bCs/>
+          <w:color w:val="385623" w:themeColor="accent6" w:themeShade="80"/>
+          <w:sz w:val="24"/>
+          <w:szCs w:val="24"/>
+        </w:rPr>
+        <w:t>iframe</w:t>
+      </w:r>
+      <w:proofErr w:type="spellEnd"/>
+      <w:r>
+        <w:rPr>
+          <w:rFonts w:ascii="Times New Roman" w:hAnsi="Times New Roman" w:cs="Times New Roman"/>
+          <w:b/>
+          <w:bCs/>
+          <w:color w:val="385623" w:themeColor="accent6" w:themeShade="80"/>
+          <w:sz w:val="24"/>
+          <w:szCs w:val="24"/>
+        </w:rPr>
+        <w:t xml:space="preserve"> src="http://www.example.com" scrolling="auto"&gt;&lt;/</w:t>
+      </w:r>
+      <w:proofErr w:type="spellStart"/>
+      <w:r>
+        <w:rPr>
+          <w:rFonts w:ascii="Times New Roman" w:hAnsi="Times New Roman" w:cs="Times New Roman"/>
+          <w:b/>
+          <w:bCs/>
+          <w:color w:val="385623" w:themeColor="accent6" w:themeShade="80"/>
+          <w:sz w:val="24"/>
+          <w:szCs w:val="24"/>
+        </w:rPr>
+        <w:t>iframe</w:t>
+      </w:r>
+      <w:proofErr w:type="spellEnd"/>
+      <w:r>
+        <w:rPr>
+          <w:rFonts w:ascii="Times New Roman" w:hAnsi="Times New Roman" w:cs="Times New Roman"/>
+          <w:b/>
+          <w:bCs/>
+          <w:color w:val="385623" w:themeColor="accent6" w:themeShade="80"/>
+          <w:sz w:val="24"/>
+          <w:szCs w:val="24"/>
+        </w:rPr>
+        <w:t>&gt;</w:t>
       </w:r>
     </w:p>
     <w:p>
@@ -5041,23 +5858,71 @@
           <w:szCs w:val="24"/>
         </w:rPr>
       </w:pPr>
-      <w:r>
-        <w:rPr>
-          <w:rFonts w:ascii="Times New Roman" w:hAnsi="Times New Roman" w:cs="Times New Roman"/>
-          <w:b/>
-          <w:bCs/>
-          <w:sz w:val="24"/>
-          <w:szCs w:val="24"/>
-        </w:rPr>
-        <w:t xml:space="preserve">allowfullscreen: </w:t>
-      </w:r>
-      <w:r>
-        <w:rPr>
-          <w:rFonts w:ascii="Times New Roman" w:hAnsi="Times New Roman" w:cs="Times New Roman"/>
-          <w:sz w:val="24"/>
-          <w:szCs w:val="24"/>
-        </w:rPr>
-        <w:t>This attribute specifies whether or not the iframe should be allowed to enter fullscreen mode. The value can be "true" or "false".</w:t>
+      <w:proofErr w:type="spellStart"/>
+      <w:r>
+        <w:rPr>
+          <w:rFonts w:ascii="Times New Roman" w:hAnsi="Times New Roman" w:cs="Times New Roman"/>
+          <w:b/>
+          <w:bCs/>
+          <w:sz w:val="24"/>
+          <w:szCs w:val="24"/>
+        </w:rPr>
+        <w:t>allowfullscreen</w:t>
+      </w:r>
+      <w:proofErr w:type="spellEnd"/>
+      <w:r>
+        <w:rPr>
+          <w:rFonts w:ascii="Times New Roman" w:hAnsi="Times New Roman" w:cs="Times New Roman"/>
+          <w:b/>
+          <w:bCs/>
+          <w:sz w:val="24"/>
+          <w:szCs w:val="24"/>
+        </w:rPr>
+        <w:t xml:space="preserve">: </w:t>
+      </w:r>
+      <w:r>
+        <w:rPr>
+          <w:rFonts w:ascii="Times New Roman" w:hAnsi="Times New Roman" w:cs="Times New Roman"/>
+          <w:sz w:val="24"/>
+          <w:szCs w:val="24"/>
+        </w:rPr>
+        <w:t xml:space="preserve">This attribute specifies whether or not the </w:t>
+      </w:r>
+      <w:proofErr w:type="spellStart"/>
+      <w:r>
+        <w:rPr>
+          <w:rFonts w:ascii="Times New Roman" w:hAnsi="Times New Roman" w:cs="Times New Roman"/>
+          <w:sz w:val="24"/>
+          <w:szCs w:val="24"/>
+        </w:rPr>
+        <w:t>iframe</w:t>
+      </w:r>
+      <w:proofErr w:type="spellEnd"/>
+      <w:r>
+        <w:rPr>
+          <w:rFonts w:ascii="Times New Roman" w:hAnsi="Times New Roman" w:cs="Times New Roman"/>
+          <w:sz w:val="24"/>
+          <w:szCs w:val="24"/>
+        </w:rPr>
+        <w:t xml:space="preserve"> should be allowed to enter </w:t>
+      </w:r>
+      <w:proofErr w:type="spellStart"/>
+      <w:r>
+        <w:rPr>
+          <w:rFonts w:ascii="Times New Roman" w:hAnsi="Times New Roman" w:cs="Times New Roman"/>
+          <w:sz w:val="24"/>
+          <w:szCs w:val="24"/>
+        </w:rPr>
+        <w:t>fullscreen</w:t>
+      </w:r>
+      <w:proofErr w:type="spellEnd"/>
+      <w:r>
+        <w:rPr>
+          <w:rFonts w:ascii="Times New Roman" w:hAnsi="Times New Roman" w:cs="Times New Roman"/>
+          <w:sz w:val="24"/>
+          <w:szCs w:val="24"/>
+        </w:rPr>
+        <w:t xml:space="preserve"> mode. The value can be "true" or "false".</w:t>
       </w:r>
       <w:r>
         <w:rPr>
@@ -5091,8 +5956,140 @@
           <w:sz w:val="24"/>
           <w:szCs w:val="24"/>
         </w:rPr>
+        <w:t>&lt;</w:t>
+      </w:r>
+      <w:proofErr w:type="spellStart"/>
+      <w:r>
+        <w:rPr>
+          <w:rFonts w:ascii="Times New Roman" w:hAnsi="Times New Roman" w:cs="Times New Roman"/>
+          <w:b/>
+          <w:bCs/>
+          <w:color w:val="385623" w:themeColor="accent6" w:themeShade="80"/>
+          <w:sz w:val="24"/>
+          <w:szCs w:val="24"/>
+        </w:rPr>
+        <w:t>iframe</w:t>
+      </w:r>
+      <w:proofErr w:type="spellEnd"/>
+      <w:r>
+        <w:rPr>
+          <w:rFonts w:ascii="Times New Roman" w:hAnsi="Times New Roman" w:cs="Times New Roman"/>
+          <w:b/>
+          <w:bCs/>
+          <w:color w:val="385623" w:themeColor="accent6" w:themeShade="80"/>
+          <w:sz w:val="24"/>
+          <w:szCs w:val="24"/>
+        </w:rPr>
+        <w:t xml:space="preserve"> src="http://www.example.com" </w:t>
+      </w:r>
+      <w:proofErr w:type="spellStart"/>
+      <w:r>
+        <w:rPr>
+          <w:rFonts w:ascii="Times New Roman" w:hAnsi="Times New Roman" w:cs="Times New Roman"/>
+          <w:b/>
+          <w:bCs/>
+          <w:color w:val="385623" w:themeColor="accent6" w:themeShade="80"/>
+          <w:sz w:val="24"/>
+          <w:szCs w:val="24"/>
+        </w:rPr>
+        <w:t>allowfullscreen</w:t>
+      </w:r>
+      <w:proofErr w:type="spellEnd"/>
+      <w:r>
+        <w:rPr>
+          <w:rFonts w:ascii="Times New Roman" w:hAnsi="Times New Roman" w:cs="Times New Roman"/>
+          <w:b/>
+          <w:bCs/>
+          <w:color w:val="385623" w:themeColor="accent6" w:themeShade="80"/>
+          <w:sz w:val="24"/>
+          <w:szCs w:val="24"/>
+        </w:rPr>
+        <w:t>="true"&gt;&lt;/</w:t>
+      </w:r>
+      <w:proofErr w:type="spellStart"/>
+      <w:r>
+        <w:rPr>
+          <w:rFonts w:ascii="Times New Roman" w:hAnsi="Times New Roman" w:cs="Times New Roman"/>
+          <w:b/>
+          <w:bCs/>
+          <w:color w:val="385623" w:themeColor="accent6" w:themeShade="80"/>
+          <w:sz w:val="24"/>
+          <w:szCs w:val="24"/>
+        </w:rPr>
+        <w:t>iframe</w:t>
+      </w:r>
+      <w:proofErr w:type="spellEnd"/>
+      <w:r>
+        <w:rPr>
+          <w:rFonts w:ascii="Times New Roman" w:hAnsi="Times New Roman" w:cs="Times New Roman"/>
+          <w:b/>
+          <w:bCs/>
+          <w:color w:val="385623" w:themeColor="accent6" w:themeShade="80"/>
+          <w:sz w:val="24"/>
+          <w:szCs w:val="24"/>
+        </w:rPr>
+        <w:t>&gt;</w:t>
+      </w:r>
+      <w:r>
+        <w:rPr>
+          <w:rFonts w:ascii="Times New Roman" w:hAnsi="Times New Roman" w:cs="Times New Roman"/>
+          <w:b/>
+          <w:bCs/>
+          <w:color w:val="385623" w:themeColor="accent6" w:themeShade="80"/>
+          <w:sz w:val="24"/>
+          <w:szCs w:val="24"/>
+        </w:rPr>
+        <w:t xml:space="preserve"> </w:t>
+      </w:r>
+    </w:p>
+    <w:p>
+      <w:pPr>
+        <w:ind w:left="360"/>
+        <w:rPr>
+          <w:rFonts w:ascii="Times New Roman" w:hAnsi="Times New Roman" w:cs="Times New Roman"/>
+          <w:b/>
+          <w:bCs/>
+          <w:color w:val="385623" w:themeColor="accent6" w:themeShade="80"/>
+          <w:sz w:val="24"/>
+          <w:szCs w:val="24"/>
+        </w:rPr>
+      </w:pPr>
+      <w:r>
+        <w:rPr>
+          <w:rFonts w:ascii="Times New Roman" w:hAnsi="Times New Roman" w:cs="Times New Roman"/>
+          <w:b/>
+          <w:bCs/>
+          <w:sz w:val="24"/>
+          <w:szCs w:val="24"/>
+        </w:rPr>
         <w:lastRenderedPageBreak/>
-        <w:t>&lt;iframe src="http://www.example.com" allowfullscreen="true"&gt;&lt;/iframe&gt;</w:t>
+        <w:t xml:space="preserve">allow: </w:t>
+      </w:r>
+      <w:r>
+        <w:rPr>
+          <w:rFonts w:ascii="Times New Roman" w:hAnsi="Times New Roman" w:cs="Times New Roman"/>
+          <w:sz w:val="24"/>
+          <w:szCs w:val="24"/>
+        </w:rPr>
+        <w:t xml:space="preserve">This attribute specifies a space-separated list of features that the </w:t>
+      </w:r>
+      <w:proofErr w:type="spellStart"/>
+      <w:r>
+        <w:rPr>
+          <w:rFonts w:ascii="Times New Roman" w:hAnsi="Times New Roman" w:cs="Times New Roman"/>
+          <w:sz w:val="24"/>
+          <w:szCs w:val="24"/>
+        </w:rPr>
+        <w:t>iframe</w:t>
+      </w:r>
+      <w:proofErr w:type="spellEnd"/>
+      <w:r>
+        <w:rPr>
+          <w:rFonts w:ascii="Times New Roman" w:hAnsi="Times New Roman" w:cs="Times New Roman"/>
+          <w:sz w:val="24"/>
+          <w:szCs w:val="24"/>
+        </w:rPr>
+        <w:t xml:space="preserve"> is allowed to use. Example:</w:t>
       </w:r>
     </w:p>
     <w:p>
@@ -5100,34 +6097,6 @@
         <w:ind w:left="360"/>
         <w:rPr>
           <w:rFonts w:ascii="Times New Roman" w:hAnsi="Times New Roman" w:cs="Times New Roman"/>
-          <w:sz w:val="24"/>
-          <w:szCs w:val="24"/>
-        </w:rPr>
-      </w:pPr>
-      <w:r>
-        <w:rPr>
-          <w:rFonts w:ascii="Times New Roman" w:hAnsi="Times New Roman" w:cs="Times New Roman"/>
-          <w:b/>
-          <w:bCs/>
-          <w:sz w:val="24"/>
-          <w:szCs w:val="24"/>
-        </w:rPr>
-        <w:t xml:space="preserve">allow: </w:t>
-      </w:r>
-      <w:r>
-        <w:rPr>
-          <w:rFonts w:ascii="Times New Roman" w:hAnsi="Times New Roman" w:cs="Times New Roman"/>
-          <w:sz w:val="24"/>
-          <w:szCs w:val="24"/>
-        </w:rPr>
-        <w:t>This attribute specifies a space-separated list of features that the iframe is allowed to use. Example:</w:t>
-      </w:r>
-    </w:p>
-    <w:p>
-      <w:pPr>
-        <w:ind w:left="360"/>
-        <w:rPr>
-          <w:rFonts w:ascii="Times New Roman" w:hAnsi="Times New Roman" w:cs="Times New Roman"/>
           <w:b/>
           <w:bCs/>
           <w:color w:val="385623" w:themeColor="accent6" w:themeShade="80"/>
@@ -5144,20 +6113,56 @@
           <w:sz w:val="24"/>
           <w:szCs w:val="24"/>
         </w:rPr>
-        <w:t>&lt;iframe src="http://www.example.com" allow="camera; microphone"&gt;&lt;/iframe&gt;</w:t>
-      </w:r>
-    </w:p>
-    <w:p>
-      <w:pPr>
-        <w:rPr>
-          <w:rFonts w:ascii="Times New Roman" w:hAnsi="Times New Roman" w:cs="Times New Roman"/>
-          <w:b/>
-          <w:bCs/>
-          <w:color w:val="C00000"/>
-          <w:sz w:val="24"/>
-          <w:szCs w:val="24"/>
-        </w:rPr>
-      </w:pPr>
+        <w:t>&lt;</w:t>
+      </w:r>
+      <w:proofErr w:type="spellStart"/>
+      <w:r>
+        <w:rPr>
+          <w:rFonts w:ascii="Times New Roman" w:hAnsi="Times New Roman" w:cs="Times New Roman"/>
+          <w:b/>
+          <w:bCs/>
+          <w:color w:val="385623" w:themeColor="accent6" w:themeShade="80"/>
+          <w:sz w:val="24"/>
+          <w:szCs w:val="24"/>
+        </w:rPr>
+        <w:t>iframe</w:t>
+      </w:r>
+      <w:proofErr w:type="spellEnd"/>
+      <w:r>
+        <w:rPr>
+          <w:rFonts w:ascii="Times New Roman" w:hAnsi="Times New Roman" w:cs="Times New Roman"/>
+          <w:b/>
+          <w:bCs/>
+          <w:color w:val="385623" w:themeColor="accent6" w:themeShade="80"/>
+          <w:sz w:val="24"/>
+          <w:szCs w:val="24"/>
+        </w:rPr>
+        <w:t xml:space="preserve"> src="http://www.example.com" allow="camera; microphone"&gt;&lt;/</w:t>
+      </w:r>
+      <w:proofErr w:type="spellStart"/>
+      <w:r>
+        <w:rPr>
+          <w:rFonts w:ascii="Times New Roman" w:hAnsi="Times New Roman" w:cs="Times New Roman"/>
+          <w:b/>
+          <w:bCs/>
+          <w:color w:val="385623" w:themeColor="accent6" w:themeShade="80"/>
+          <w:sz w:val="24"/>
+          <w:szCs w:val="24"/>
+        </w:rPr>
+        <w:t>iframe</w:t>
+      </w:r>
+      <w:proofErr w:type="spellEnd"/>
+      <w:r>
+        <w:rPr>
+          <w:rFonts w:ascii="Times New Roman" w:hAnsi="Times New Roman" w:cs="Times New Roman"/>
+          <w:b/>
+          <w:bCs/>
+          <w:color w:val="385623" w:themeColor="accent6" w:themeShade="80"/>
+          <w:sz w:val="24"/>
+          <w:szCs w:val="24"/>
+        </w:rPr>
+        <w:t>&gt;</w:t>
+      </w:r>
     </w:p>
     <w:p>
       <w:pPr>
@@ -5216,7 +6221,29 @@
           <w:sz w:val="24"/>
           <w:szCs w:val="24"/>
         </w:rPr>
-        <w:t>&lt;kbd&gt; For Keyboard Input</w:t>
+        <w:t>&lt;</w:t>
+      </w:r>
+      <w:proofErr w:type="spellStart"/>
+      <w:r>
+        <w:rPr>
+          <w:rFonts w:ascii="Times New Roman" w:hAnsi="Times New Roman" w:cs="Times New Roman"/>
+          <w:b/>
+          <w:bCs/>
+          <w:sz w:val="24"/>
+          <w:szCs w:val="24"/>
+        </w:rPr>
+        <w:t>kbd</w:t>
+      </w:r>
+      <w:proofErr w:type="spellEnd"/>
+      <w:r>
+        <w:rPr>
+          <w:rFonts w:ascii="Times New Roman" w:hAnsi="Times New Roman" w:cs="Times New Roman"/>
+          <w:b/>
+          <w:bCs/>
+          <w:sz w:val="24"/>
+          <w:szCs w:val="24"/>
+        </w:rPr>
+        <w:t>&gt; For Keyboard Input</w:t>
       </w:r>
     </w:p>
     <w:p>
@@ -5512,6 +6539,7 @@
           <w:szCs w:val="24"/>
         </w:rPr>
       </w:pPr>
+      <w:proofErr w:type="spellStart"/>
       <w:r>
         <w:rPr>
           <w:rFonts w:ascii="Times New Roman" w:hAnsi="Times New Roman" w:cs="Times New Roman"/>
@@ -5522,6 +6550,7 @@
         </w:rPr>
         <w:t>Behavior</w:t>
       </w:r>
+      <w:proofErr w:type="spellEnd"/>
     </w:p>
     <w:p>
       <w:pPr>
@@ -5538,6 +6567,7 @@
           <w:szCs w:val="24"/>
         </w:rPr>
       </w:pPr>
+      <w:proofErr w:type="spellStart"/>
       <w:r>
         <w:rPr>
           <w:rFonts w:ascii="Times New Roman" w:hAnsi="Times New Roman" w:cs="Times New Roman"/>
@@ -5548,6 +6578,7 @@
         </w:rPr>
         <w:t>Scrolldelay</w:t>
       </w:r>
+      <w:proofErr w:type="spellEnd"/>
     </w:p>
     <w:p>
       <w:pPr>
@@ -5564,6 +6595,7 @@
           <w:szCs w:val="24"/>
         </w:rPr>
       </w:pPr>
+      <w:proofErr w:type="spellStart"/>
       <w:r>
         <w:rPr>
           <w:rFonts w:ascii="Times New Roman" w:hAnsi="Times New Roman" w:cs="Times New Roman"/>
@@ -5574,6 +6606,7 @@
         </w:rPr>
         <w:t>Scrollamount</w:t>
       </w:r>
+      <w:proofErr w:type="spellEnd"/>
     </w:p>
     <w:p>
       <w:pPr>
@@ -5598,8 +6631,20 @@
           <w:sz w:val="24"/>
           <w:szCs w:val="24"/>
         </w:rPr>
-        <w:t>Loop etc..</w:t>
-      </w:r>
+        <w:t xml:space="preserve">Loop </w:t>
+      </w:r>
+      <w:proofErr w:type="gramStart"/>
+      <w:r>
+        <w:rPr>
+          <w:rFonts w:ascii="Times New Roman" w:hAnsi="Times New Roman" w:cs="Times New Roman"/>
+          <w:b/>
+          <w:bCs/>
+          <w:sz w:val="24"/>
+          <w:szCs w:val="24"/>
+        </w:rPr>
+        <w:t>etc..</w:t>
+      </w:r>
+      <w:proofErr w:type="gramEnd"/>
     </w:p>
     <w:p>
       <w:pPr>
@@ -5675,7 +6720,31 @@
           <w:sz w:val="24"/>
           <w:szCs w:val="24"/>
         </w:rPr>
-        <w:t>Form are used to take the data from users.</w:t>
+        <w:t xml:space="preserve">Form </w:t>
+      </w:r>
+      <w:proofErr w:type="gramStart"/>
+      <w:r>
+        <w:rPr>
+          <w:rFonts w:ascii="Times New Roman" w:hAnsi="Times New Roman" w:cs="Times New Roman"/>
+          <w:b/>
+          <w:bCs/>
+          <w:color w:val="385623" w:themeColor="accent6" w:themeShade="80"/>
+          <w:sz w:val="24"/>
+          <w:szCs w:val="24"/>
+        </w:rPr>
+        <w:t>are</w:t>
+      </w:r>
+      <w:proofErr w:type="gramEnd"/>
+      <w:r>
+        <w:rPr>
+          <w:rFonts w:ascii="Times New Roman" w:hAnsi="Times New Roman" w:cs="Times New Roman"/>
+          <w:b/>
+          <w:bCs/>
+          <w:color w:val="385623" w:themeColor="accent6" w:themeShade="80"/>
+          <w:sz w:val="24"/>
+          <w:szCs w:val="24"/>
+        </w:rPr>
+        <w:t xml:space="preserve"> used to take the data from users.</w:t>
       </w:r>
     </w:p>
     <w:p>
@@ -5964,17 +7033,18 @@
           <w:szCs w:val="24"/>
         </w:rPr>
       </w:pPr>
-      <w:r>
-        <w:rPr>
-          <w:rFonts w:ascii="Times New Roman" w:hAnsi="Times New Roman" w:cs="Times New Roman"/>
-          <w:b/>
-          <w:bCs/>
-          <w:sz w:val="24"/>
-          <w:szCs w:val="24"/>
-        </w:rPr>
-        <w:lastRenderedPageBreak/>
+      <w:proofErr w:type="spellStart"/>
+      <w:r>
+        <w:rPr>
+          <w:rFonts w:ascii="Times New Roman" w:hAnsi="Times New Roman" w:cs="Times New Roman"/>
+          <w:b/>
+          <w:bCs/>
+          <w:sz w:val="24"/>
+          <w:szCs w:val="24"/>
+        </w:rPr>
         <w:t>Textarea</w:t>
       </w:r>
+      <w:proofErr w:type="spellEnd"/>
     </w:p>
     <w:p>
       <w:pPr>
@@ -6051,6 +7121,7 @@
           <w:sz w:val="24"/>
           <w:szCs w:val="24"/>
         </w:rPr>
+        <w:lastRenderedPageBreak/>
         <w:t>Required</w:t>
       </w:r>
     </w:p>
@@ -6095,16 +7166,62 @@
           <w:szCs w:val="24"/>
         </w:rPr>
       </w:pPr>
-      <w:r>
-        <w:rPr>
-          <w:rFonts w:ascii="Times New Roman" w:hAnsi="Times New Roman" w:cs="Times New Roman"/>
-          <w:b/>
-          <w:bCs/>
-          <w:sz w:val="24"/>
-          <w:szCs w:val="24"/>
-        </w:rPr>
-        <w:t>minlength and maxlength etc..</w:t>
-      </w:r>
+      <w:proofErr w:type="spellStart"/>
+      <w:r>
+        <w:rPr>
+          <w:rFonts w:ascii="Times New Roman" w:hAnsi="Times New Roman" w:cs="Times New Roman"/>
+          <w:b/>
+          <w:bCs/>
+          <w:sz w:val="24"/>
+          <w:szCs w:val="24"/>
+        </w:rPr>
+        <w:t>minlength</w:t>
+      </w:r>
+      <w:proofErr w:type="spellEnd"/>
+      <w:r>
+        <w:rPr>
+          <w:rFonts w:ascii="Times New Roman" w:hAnsi="Times New Roman" w:cs="Times New Roman"/>
+          <w:b/>
+          <w:bCs/>
+          <w:sz w:val="24"/>
+          <w:szCs w:val="24"/>
+        </w:rPr>
+        <w:t xml:space="preserve"> and </w:t>
+      </w:r>
+      <w:proofErr w:type="spellStart"/>
+      <w:r>
+        <w:rPr>
+          <w:rFonts w:ascii="Times New Roman" w:hAnsi="Times New Roman" w:cs="Times New Roman"/>
+          <w:b/>
+          <w:bCs/>
+          <w:sz w:val="24"/>
+          <w:szCs w:val="24"/>
+        </w:rPr>
+        <w:t>maxlength</w:t>
+      </w:r>
+      <w:proofErr w:type="spellEnd"/>
+      <w:r>
+        <w:rPr>
+          <w:rFonts w:ascii="Times New Roman" w:hAnsi="Times New Roman" w:cs="Times New Roman"/>
+          <w:b/>
+          <w:bCs/>
+          <w:sz w:val="24"/>
+          <w:szCs w:val="24"/>
+        </w:rPr>
+        <w:t xml:space="preserve"> </w:t>
+      </w:r>
+      <w:proofErr w:type="gramStart"/>
+      <w:r>
+        <w:rPr>
+          <w:rFonts w:ascii="Times New Roman" w:hAnsi="Times New Roman" w:cs="Times New Roman"/>
+          <w:b/>
+          <w:bCs/>
+          <w:sz w:val="24"/>
+          <w:szCs w:val="24"/>
+        </w:rPr>
+        <w:t>etc..</w:t>
+      </w:r>
+      <w:proofErr w:type="gramEnd"/>
     </w:p>
     <w:p>
       <w:pPr>
@@ -6129,6 +7246,7 @@
           <w:szCs w:val="24"/>
         </w:rPr>
       </w:pPr>
+      <w:proofErr w:type="spellStart"/>
       <w:r>
         <w:rPr>
           <w:rFonts w:ascii="Times New Roman" w:hAnsi="Times New Roman" w:cs="Times New Roman"/>
@@ -6139,6 +7257,7 @@
         </w:rPr>
         <w:t>color</w:t>
       </w:r>
+      <w:proofErr w:type="spellEnd"/>
     </w:p>
     <w:p>
       <w:pPr>
@@ -6389,6 +7508,7 @@
           <w:szCs w:val="24"/>
         </w:rPr>
       </w:pPr>
+      <w:proofErr w:type="spellStart"/>
       <w:r>
         <w:rPr>
           <w:rFonts w:ascii="Times New Roman" w:hAnsi="Times New Roman" w:cs="Times New Roman"/>
@@ -6399,6 +7519,7 @@
         </w:rPr>
         <w:t>Url</w:t>
       </w:r>
+      <w:proofErr w:type="spellEnd"/>
     </w:p>
     <w:p>
       <w:pPr>
@@ -7200,7 +8321,6 @@
           <w:sz w:val="24"/>
           <w:szCs w:val="24"/>
         </w:rPr>
-        <w:lastRenderedPageBreak/>
         <w:t>ELEMENTS                             PROPERTY</w:t>
       </w:r>
     </w:p>
@@ -7391,8 +8511,21 @@
           <w:sz w:val="24"/>
           <w:szCs w:val="24"/>
         </w:rPr>
-        <w:t>TAGS                                          Key:Value</w:t>
-      </w:r>
+        <w:t xml:space="preserve">TAGS                                          </w:t>
+      </w:r>
+      <w:proofErr w:type="spellStart"/>
+      <w:r>
+        <w:rPr>
+          <w:rFonts w:ascii="Times New Roman" w:hAnsi="Times New Roman" w:cs="Times New Roman"/>
+          <w:b/>
+          <w:bCs/>
+          <w:color w:val="833C0B" w:themeColor="accent2" w:themeShade="80"/>
+          <w:sz w:val="24"/>
+          <w:szCs w:val="24"/>
+        </w:rPr>
+        <w:t>Key:Value</w:t>
+      </w:r>
+      <w:proofErr w:type="spellEnd"/>
     </w:p>
     <w:p>
       <w:pPr>
@@ -7416,6 +8549,7 @@
           <w:sz w:val="24"/>
           <w:szCs w:val="24"/>
         </w:rPr>
+        <w:lastRenderedPageBreak/>
         <mc:AlternateContent>
           <mc:Choice Requires="wpi">
             <w:drawing>
@@ -7557,11 +8691,14 @@
     </w:p>
     <w:p>
       <w:pPr>
-        <w:pStyle w:val="Heading1"/>
-        <w:rPr>
-          <w:b w:val="0"/>
-          <w:bCs w:val="0"/>
+        <w:ind w:left="2160" w:firstLine="720"/>
+        <w:rPr>
+          <w:rFonts w:ascii="Times New Roman" w:hAnsi="Times New Roman" w:cs="Times New Roman"/>
+          <w:b/>
+          <w:bCs/>
           <w:color w:val="2F5496" w:themeColor="accent1" w:themeShade="BF"/>
+          <w:sz w:val="32"/>
+          <w:szCs w:val="32"/>
           <w14:textOutline w14:w="12700" w14:cap="flat" w14:cmpd="sng" w14:algn="ctr">
             <w14:solidFill>
               <w14:schemeClr w14:val="accent4"/>
@@ -7574,6 +8711,8 @@
       <w:r>
         <w:rPr>
           <w:color w:val="2F5496" w:themeColor="accent1" w:themeShade="BF"/>
+          <w:sz w:val="24"/>
+          <w:szCs w:val="24"/>
           <w14:textOutline w14:w="12700" w14:cap="flat" w14:cmpd="sng" w14:algn="ctr">
             <w14:solidFill>
               <w14:schemeClr w14:val="accent4"/>
@@ -7586,7 +8725,12 @@
       </w:r>
       <w:r>
         <w:rPr>
-          <w:color w:val="323E4F" w:themeColor="text2" w:themeShade="BF"/>
+          <w:rFonts w:ascii="Times New Roman" w:hAnsi="Times New Roman" w:cs="Times New Roman"/>
+          <w:b/>
+          <w:bCs/>
+          <w:color w:val="2F5496" w:themeColor="accent1" w:themeShade="BF"/>
+          <w:sz w:val="32"/>
+          <w:szCs w:val="32"/>
           <w14:textOutline w14:w="12700" w14:cap="flat" w14:cmpd="sng" w14:algn="ctr">
             <w14:solidFill>
               <w14:schemeClr w14:val="accent4"/>
@@ -7790,7 +8934,25 @@
           <w:sz w:val="24"/>
           <w:szCs w:val="24"/>
         </w:rPr>
-        <w:t>Every properties will give style/designs.</w:t>
+        <w:t xml:space="preserve">Every </w:t>
+      </w:r>
+      <w:proofErr w:type="gramStart"/>
+      <w:r>
+        <w:rPr>
+          <w:rFonts w:ascii="Times New Roman" w:hAnsi="Times New Roman" w:cs="Times New Roman"/>
+          <w:sz w:val="24"/>
+          <w:szCs w:val="24"/>
+        </w:rPr>
+        <w:t>properties</w:t>
+      </w:r>
+      <w:proofErr w:type="gramEnd"/>
+      <w:r>
+        <w:rPr>
+          <w:rFonts w:ascii="Times New Roman" w:hAnsi="Times New Roman" w:cs="Times New Roman"/>
+          <w:sz w:val="24"/>
+          <w:szCs w:val="24"/>
+        </w:rPr>
+        <w:t xml:space="preserve"> will give style/designs.</w:t>
       </w:r>
     </w:p>
     <w:p>
@@ -7922,7 +9084,31 @@
           <w:sz w:val="24"/>
           <w:szCs w:val="24"/>
         </w:rPr>
-        <w:t>Example: container  p{ color:red }</w:t>
+        <w:t xml:space="preserve">Example: container  p{ </w:t>
+      </w:r>
+      <w:proofErr w:type="spellStart"/>
+      <w:r>
+        <w:rPr>
+          <w:rFonts w:ascii="Times New Roman" w:hAnsi="Times New Roman" w:cs="Times New Roman"/>
+          <w:b/>
+          <w:bCs/>
+          <w:color w:val="00B0F0"/>
+          <w:sz w:val="24"/>
+          <w:szCs w:val="24"/>
+        </w:rPr>
+        <w:t>color:red</w:t>
+      </w:r>
+      <w:proofErr w:type="spellEnd"/>
+      <w:r>
+        <w:rPr>
+          <w:rFonts w:ascii="Times New Roman" w:hAnsi="Times New Roman" w:cs="Times New Roman"/>
+          <w:b/>
+          <w:bCs/>
+          <w:color w:val="00B0F0"/>
+          <w:sz w:val="24"/>
+          <w:szCs w:val="24"/>
+        </w:rPr>
+        <w:t xml:space="preserve"> }</w:t>
       </w:r>
     </w:p>
     <w:p>
@@ -8000,7 +9186,31 @@
           <w:sz w:val="24"/>
           <w:szCs w:val="24"/>
         </w:rPr>
-        <w:t>Example: div +  p{ color:red }</w:t>
+        <w:t xml:space="preserve">Example: div +  p{ </w:t>
+      </w:r>
+      <w:proofErr w:type="spellStart"/>
+      <w:r>
+        <w:rPr>
+          <w:rFonts w:ascii="Times New Roman" w:hAnsi="Times New Roman" w:cs="Times New Roman"/>
+          <w:b/>
+          <w:bCs/>
+          <w:color w:val="00B0F0"/>
+          <w:sz w:val="24"/>
+          <w:szCs w:val="24"/>
+        </w:rPr>
+        <w:t>color:red</w:t>
+      </w:r>
+      <w:proofErr w:type="spellEnd"/>
+      <w:r>
+        <w:rPr>
+          <w:rFonts w:ascii="Times New Roman" w:hAnsi="Times New Roman" w:cs="Times New Roman"/>
+          <w:b/>
+          <w:bCs/>
+          <w:color w:val="00B0F0"/>
+          <w:sz w:val="24"/>
+          <w:szCs w:val="24"/>
+        </w:rPr>
+        <w:t xml:space="preserve"> }</w:t>
       </w:r>
     </w:p>
     <w:p>
@@ -8103,7 +9313,31 @@
           <w:sz w:val="24"/>
           <w:szCs w:val="24"/>
         </w:rPr>
-        <w:t>Example: container &gt; p{ color:red }</w:t>
+        <w:t xml:space="preserve">Example: container &gt; p{ </w:t>
+      </w:r>
+      <w:proofErr w:type="spellStart"/>
+      <w:r>
+        <w:rPr>
+          <w:rFonts w:ascii="Times New Roman" w:hAnsi="Times New Roman" w:cs="Times New Roman"/>
+          <w:b/>
+          <w:bCs/>
+          <w:color w:val="00B0F0"/>
+          <w:sz w:val="24"/>
+          <w:szCs w:val="24"/>
+        </w:rPr>
+        <w:t>color:red</w:t>
+      </w:r>
+      <w:proofErr w:type="spellEnd"/>
+      <w:r>
+        <w:rPr>
+          <w:rFonts w:ascii="Times New Roman" w:hAnsi="Times New Roman" w:cs="Times New Roman"/>
+          <w:b/>
+          <w:bCs/>
+          <w:color w:val="00B0F0"/>
+          <w:sz w:val="24"/>
+          <w:szCs w:val="24"/>
+        </w:rPr>
+        <w:t xml:space="preserve"> }</w:t>
       </w:r>
     </w:p>
     <w:p>
@@ -8195,7 +9429,31 @@
           <w:sz w:val="24"/>
           <w:szCs w:val="24"/>
         </w:rPr>
-        <w:t>Example: container ~ p{ color:red }</w:t>
+        <w:t xml:space="preserve">Example: container ~ p{ </w:t>
+      </w:r>
+      <w:proofErr w:type="spellStart"/>
+      <w:r>
+        <w:rPr>
+          <w:rFonts w:ascii="Times New Roman" w:hAnsi="Times New Roman" w:cs="Times New Roman"/>
+          <w:b/>
+          <w:bCs/>
+          <w:color w:val="00B0F0"/>
+          <w:sz w:val="24"/>
+          <w:szCs w:val="24"/>
+        </w:rPr>
+        <w:t>color:red</w:t>
+      </w:r>
+      <w:proofErr w:type="spellEnd"/>
+      <w:r>
+        <w:rPr>
+          <w:rFonts w:ascii="Times New Roman" w:hAnsi="Times New Roman" w:cs="Times New Roman"/>
+          <w:b/>
+          <w:bCs/>
+          <w:color w:val="00B0F0"/>
+          <w:sz w:val="24"/>
+          <w:szCs w:val="24"/>
+        </w:rPr>
+        <w:t xml:space="preserve"> }</w:t>
       </w:r>
     </w:p>
     <w:p>
@@ -8543,8 +9801,13 @@
         <w:pStyle w:val="Heading1"/>
       </w:pPr>
       <w:r>
-        <w:t>CSS Colors</w:t>
-      </w:r>
+        <w:t xml:space="preserve">CSS </w:t>
+      </w:r>
+      <w:proofErr w:type="spellStart"/>
+      <w:r>
+        <w:t>Colors</w:t>
+      </w:r>
+      <w:proofErr w:type="spellEnd"/>
     </w:p>
     <w:p>
       <w:pPr>
@@ -8590,8 +9853,20 @@
           <w:sz w:val="24"/>
           <w:szCs w:val="24"/>
         </w:rPr>
-        <w:t>RGB Colors</w:t>
-      </w:r>
+        <w:t xml:space="preserve">RGB </w:t>
+      </w:r>
+      <w:proofErr w:type="spellStart"/>
+      <w:r>
+        <w:rPr>
+          <w:rFonts w:ascii="Times New Roman" w:hAnsi="Times New Roman" w:cs="Times New Roman"/>
+          <w:b/>
+          <w:bCs/>
+          <w:sz w:val="24"/>
+          <w:szCs w:val="24"/>
+        </w:rPr>
+        <w:t>Colors</w:t>
+      </w:r>
+      <w:proofErr w:type="spellEnd"/>
     </w:p>
     <w:p>
       <w:pPr>
@@ -8616,8 +9891,20 @@
           <w:sz w:val="24"/>
           <w:szCs w:val="24"/>
         </w:rPr>
-        <w:t>HEX Colors</w:t>
-      </w:r>
+        <w:t xml:space="preserve">HEX </w:t>
+      </w:r>
+      <w:proofErr w:type="spellStart"/>
+      <w:r>
+        <w:rPr>
+          <w:rFonts w:ascii="Times New Roman" w:hAnsi="Times New Roman" w:cs="Times New Roman"/>
+          <w:b/>
+          <w:bCs/>
+          <w:sz w:val="24"/>
+          <w:szCs w:val="24"/>
+        </w:rPr>
+        <w:t>Colors</w:t>
+      </w:r>
+      <w:proofErr w:type="spellEnd"/>
     </w:p>
     <w:p>
       <w:pPr>
@@ -8642,8 +9929,20 @@
           <w:sz w:val="24"/>
           <w:szCs w:val="24"/>
         </w:rPr>
-        <w:t>HSL Colors</w:t>
-      </w:r>
+        <w:t xml:space="preserve">HSL </w:t>
+      </w:r>
+      <w:proofErr w:type="spellStart"/>
+      <w:r>
+        <w:rPr>
+          <w:rFonts w:ascii="Times New Roman" w:hAnsi="Times New Roman" w:cs="Times New Roman"/>
+          <w:b/>
+          <w:bCs/>
+          <w:sz w:val="24"/>
+          <w:szCs w:val="24"/>
+        </w:rPr>
+        <w:t>Colors</w:t>
+      </w:r>
+      <w:proofErr w:type="spellEnd"/>
     </w:p>
     <w:p>
       <w:pPr>
@@ -8722,7 +10021,25 @@
           <w:sz w:val="24"/>
           <w:szCs w:val="24"/>
         </w:rPr>
-        <w:t xml:space="preserve">This property sets the background color of an </w:t>
+        <w:t xml:space="preserve">This property sets the background </w:t>
+      </w:r>
+      <w:proofErr w:type="spellStart"/>
+      <w:r>
+        <w:rPr>
+          <w:rFonts w:ascii="Times New Roman" w:hAnsi="Times New Roman" w:cs="Times New Roman"/>
+          <w:sz w:val="24"/>
+          <w:szCs w:val="24"/>
+        </w:rPr>
+        <w:t>color</w:t>
+      </w:r>
+      <w:proofErr w:type="spellEnd"/>
+      <w:r>
+        <w:rPr>
+          <w:rFonts w:ascii="Times New Roman" w:hAnsi="Times New Roman" w:cs="Times New Roman"/>
+          <w:sz w:val="24"/>
+          <w:szCs w:val="24"/>
+        </w:rPr>
+        <w:t xml:space="preserve"> of an </w:t>
       </w:r>
       <w:r>
         <w:rPr>
@@ -8770,7 +10087,25 @@
           <w:sz w:val="24"/>
           <w:szCs w:val="24"/>
         </w:rPr>
-        <w:t>r keyword, a hexadecimal value, hsl.</w:t>
+        <w:t xml:space="preserve">r keyword, a hexadecimal value, </w:t>
+      </w:r>
+      <w:proofErr w:type="spellStart"/>
+      <w:r>
+        <w:rPr>
+          <w:rFonts w:ascii="Times New Roman" w:hAnsi="Times New Roman" w:cs="Times New Roman"/>
+          <w:sz w:val="24"/>
+          <w:szCs w:val="24"/>
+        </w:rPr>
+        <w:t>hsl</w:t>
+      </w:r>
+      <w:proofErr w:type="spellEnd"/>
+      <w:r>
+        <w:rPr>
+          <w:rFonts w:ascii="Times New Roman" w:hAnsi="Times New Roman" w:cs="Times New Roman"/>
+          <w:sz w:val="24"/>
+          <w:szCs w:val="24"/>
+        </w:rPr>
+        <w:t>.</w:t>
       </w:r>
     </w:p>
     <w:p>
@@ -8798,7 +10133,55 @@
           <w:sz w:val="24"/>
           <w:szCs w:val="24"/>
         </w:rPr>
-        <w:t>background-color: &lt;ColorName&gt;</w:t>
+        <w:t>background-</w:t>
+      </w:r>
+      <w:proofErr w:type="spellStart"/>
+      <w:r>
+        <w:rPr>
+          <w:rFonts w:ascii="Times New Roman" w:hAnsi="Times New Roman" w:cs="Times New Roman"/>
+          <w:b/>
+          <w:bCs/>
+          <w:color w:val="1F3864" w:themeColor="accent1" w:themeShade="80"/>
+          <w:sz w:val="24"/>
+          <w:szCs w:val="24"/>
+        </w:rPr>
+        <w:t>color</w:t>
+      </w:r>
+      <w:proofErr w:type="spellEnd"/>
+      <w:r>
+        <w:rPr>
+          <w:rFonts w:ascii="Times New Roman" w:hAnsi="Times New Roman" w:cs="Times New Roman"/>
+          <w:b/>
+          <w:bCs/>
+          <w:color w:val="1F3864" w:themeColor="accent1" w:themeShade="80"/>
+          <w:sz w:val="24"/>
+          <w:szCs w:val="24"/>
+        </w:rPr>
+        <w:t>: &lt;</w:t>
+      </w:r>
+      <w:proofErr w:type="spellStart"/>
+      <w:r>
+        <w:rPr>
+          <w:rFonts w:ascii="Times New Roman" w:hAnsi="Times New Roman" w:cs="Times New Roman"/>
+          <w:b/>
+          <w:bCs/>
+          <w:color w:val="1F3864" w:themeColor="accent1" w:themeShade="80"/>
+          <w:sz w:val="24"/>
+          <w:szCs w:val="24"/>
+        </w:rPr>
+        <w:t>ColorName</w:t>
+      </w:r>
+      <w:proofErr w:type="spellEnd"/>
+      <w:r>
+        <w:rPr>
+          <w:rFonts w:ascii="Times New Roman" w:hAnsi="Times New Roman" w:cs="Times New Roman"/>
+          <w:b/>
+          <w:bCs/>
+          <w:color w:val="1F3864" w:themeColor="accent1" w:themeShade="80"/>
+          <w:sz w:val="24"/>
+          <w:szCs w:val="24"/>
+        </w:rPr>
+        <w:t>&gt;</w:t>
       </w:r>
     </w:p>
     <w:p>
@@ -8827,7 +10210,31 @@
           <w:szCs w:val="24"/>
         </w:rPr>
         <w:lastRenderedPageBreak/>
-        <w:t>body {background-color: coral;}</w:t>
+        <w:t>body {background-</w:t>
+      </w:r>
+      <w:proofErr w:type="spellStart"/>
+      <w:r>
+        <w:rPr>
+          <w:rFonts w:ascii="Times New Roman" w:hAnsi="Times New Roman" w:cs="Times New Roman"/>
+          <w:b/>
+          <w:bCs/>
+          <w:color w:val="385623" w:themeColor="accent6" w:themeShade="80"/>
+          <w:sz w:val="24"/>
+          <w:szCs w:val="24"/>
+        </w:rPr>
+        <w:t>color</w:t>
+      </w:r>
+      <w:proofErr w:type="spellEnd"/>
+      <w:r>
+        <w:rPr>
+          <w:rFonts w:ascii="Times New Roman" w:hAnsi="Times New Roman" w:cs="Times New Roman"/>
+          <w:b/>
+          <w:bCs/>
+          <w:color w:val="385623" w:themeColor="accent6" w:themeShade="80"/>
+          <w:sz w:val="24"/>
+          <w:szCs w:val="24"/>
+        </w:rPr>
+        <w:t>: coral;}</w:t>
       </w:r>
     </w:p>
     <w:p>
@@ -8855,7 +10262,31 @@
           <w:sz w:val="24"/>
           <w:szCs w:val="24"/>
         </w:rPr>
-        <w:t>body {background-color: #92a8d1;}</w:t>
+        <w:t>body {background-</w:t>
+      </w:r>
+      <w:proofErr w:type="spellStart"/>
+      <w:r>
+        <w:rPr>
+          <w:rFonts w:ascii="Times New Roman" w:hAnsi="Times New Roman" w:cs="Times New Roman"/>
+          <w:b/>
+          <w:bCs/>
+          <w:color w:val="385623" w:themeColor="accent6" w:themeShade="80"/>
+          <w:sz w:val="24"/>
+          <w:szCs w:val="24"/>
+        </w:rPr>
+        <w:t>color</w:t>
+      </w:r>
+      <w:proofErr w:type="spellEnd"/>
+      <w:r>
+        <w:rPr>
+          <w:rFonts w:ascii="Times New Roman" w:hAnsi="Times New Roman" w:cs="Times New Roman"/>
+          <w:b/>
+          <w:bCs/>
+          <w:color w:val="385623" w:themeColor="accent6" w:themeShade="80"/>
+          <w:sz w:val="24"/>
+          <w:szCs w:val="24"/>
+        </w:rPr>
+        <w:t>: #92a8d1;}</w:t>
       </w:r>
     </w:p>
     <w:p>
@@ -8883,7 +10314,55 @@
           <w:sz w:val="24"/>
           <w:szCs w:val="24"/>
         </w:rPr>
-        <w:t>body {background-color: rgb(201, 76, 76);}</w:t>
+        <w:t>body {background-</w:t>
+      </w:r>
+      <w:proofErr w:type="spellStart"/>
+      <w:r>
+        <w:rPr>
+          <w:rFonts w:ascii="Times New Roman" w:hAnsi="Times New Roman" w:cs="Times New Roman"/>
+          <w:b/>
+          <w:bCs/>
+          <w:color w:val="385623" w:themeColor="accent6" w:themeShade="80"/>
+          <w:sz w:val="24"/>
+          <w:szCs w:val="24"/>
+        </w:rPr>
+        <w:t>color</w:t>
+      </w:r>
+      <w:proofErr w:type="spellEnd"/>
+      <w:r>
+        <w:rPr>
+          <w:rFonts w:ascii="Times New Roman" w:hAnsi="Times New Roman" w:cs="Times New Roman"/>
+          <w:b/>
+          <w:bCs/>
+          <w:color w:val="385623" w:themeColor="accent6" w:themeShade="80"/>
+          <w:sz w:val="24"/>
+          <w:szCs w:val="24"/>
+        </w:rPr>
+        <w:t>: </w:t>
+      </w:r>
+      <w:proofErr w:type="spellStart"/>
+      <w:r>
+        <w:rPr>
+          <w:rFonts w:ascii="Times New Roman" w:hAnsi="Times New Roman" w:cs="Times New Roman"/>
+          <w:b/>
+          <w:bCs/>
+          <w:color w:val="385623" w:themeColor="accent6" w:themeShade="80"/>
+          <w:sz w:val="24"/>
+          <w:szCs w:val="24"/>
+        </w:rPr>
+        <w:t>rgb</w:t>
+      </w:r>
+      <w:proofErr w:type="spellEnd"/>
+      <w:r>
+        <w:rPr>
+          <w:rFonts w:ascii="Times New Roman" w:hAnsi="Times New Roman" w:cs="Times New Roman"/>
+          <w:b/>
+          <w:bCs/>
+          <w:color w:val="385623" w:themeColor="accent6" w:themeShade="80"/>
+          <w:sz w:val="24"/>
+          <w:szCs w:val="24"/>
+        </w:rPr>
+        <w:t>(201, 76, 76);}</w:t>
       </w:r>
     </w:p>
     <w:p>
@@ -8911,11 +10390,10 @@
           <w:sz w:val="24"/>
           <w:szCs w:val="24"/>
         </w:rPr>
-        <w:t>body {background-color: hsl(89, 43%, 51%);}</w:t>
-      </w:r>
-    </w:p>
-    <w:p>
-      <w:pPr>
+        <w:t>body {background-</w:t>
+      </w:r>
+      <w:proofErr w:type="spellStart"/>
+      <w:r>
         <w:rPr>
           <w:rFonts w:ascii="Times New Roman" w:hAnsi="Times New Roman" w:cs="Times New Roman"/>
           <w:b/>
@@ -8924,7 +10402,9 @@
           <w:sz w:val="24"/>
           <w:szCs w:val="24"/>
         </w:rPr>
-      </w:pPr>
+        <w:t>color</w:t>
+      </w:r>
+      <w:proofErr w:type="spellEnd"/>
       <w:r>
         <w:rPr>
           <w:rFonts w:ascii="Times New Roman" w:hAnsi="Times New Roman" w:cs="Times New Roman"/>
@@ -8934,6 +10414,53 @@
           <w:sz w:val="24"/>
           <w:szCs w:val="24"/>
         </w:rPr>
+        <w:t>: </w:t>
+      </w:r>
+      <w:proofErr w:type="spellStart"/>
+      <w:r>
+        <w:rPr>
+          <w:rFonts w:ascii="Times New Roman" w:hAnsi="Times New Roman" w:cs="Times New Roman"/>
+          <w:b/>
+          <w:bCs/>
+          <w:color w:val="385623" w:themeColor="accent6" w:themeShade="80"/>
+          <w:sz w:val="24"/>
+          <w:szCs w:val="24"/>
+        </w:rPr>
+        <w:t>hsl</w:t>
+      </w:r>
+      <w:proofErr w:type="spellEnd"/>
+      <w:r>
+        <w:rPr>
+          <w:rFonts w:ascii="Times New Roman" w:hAnsi="Times New Roman" w:cs="Times New Roman"/>
+          <w:b/>
+          <w:bCs/>
+          <w:color w:val="385623" w:themeColor="accent6" w:themeShade="80"/>
+          <w:sz w:val="24"/>
+          <w:szCs w:val="24"/>
+        </w:rPr>
+        <w:t>(89, 43%, 51%);}</w:t>
+      </w:r>
+    </w:p>
+    <w:p>
+      <w:pPr>
+        <w:rPr>
+          <w:rFonts w:ascii="Times New Roman" w:hAnsi="Times New Roman" w:cs="Times New Roman"/>
+          <w:b/>
+          <w:bCs/>
+          <w:color w:val="385623" w:themeColor="accent6" w:themeShade="80"/>
+          <w:sz w:val="24"/>
+          <w:szCs w:val="24"/>
+        </w:rPr>
+      </w:pPr>
+      <w:r>
+        <w:rPr>
+          <w:rFonts w:ascii="Times New Roman" w:hAnsi="Times New Roman" w:cs="Times New Roman"/>
+          <w:b/>
+          <w:bCs/>
+          <w:color w:val="385623" w:themeColor="accent6" w:themeShade="80"/>
+          <w:sz w:val="24"/>
+          <w:szCs w:val="24"/>
+        </w:rPr>
         <w:t>background-repeat: no-repeat;</w:t>
       </w:r>
     </w:p>
@@ -9028,18 +10555,6 @@
         </w:rPr>
         <w:t>background-attachment: (scrolling, fixed)</w:t>
       </w:r>
-    </w:p>
-    <w:p>
-      <w:pPr>
-        <w:rPr>
-          <w:rFonts w:ascii="Times New Roman" w:hAnsi="Times New Roman" w:cs="Times New Roman"/>
-          <w:b/>
-          <w:bCs/>
-          <w:color w:val="385623" w:themeColor="accent6" w:themeShade="80"/>
-          <w:sz w:val="24"/>
-          <w:szCs w:val="24"/>
-        </w:rPr>
-      </w:pPr>
     </w:p>
     <w:p>
       <w:pPr>
@@ -9206,6 +10721,7 @@
           <w:szCs w:val="24"/>
         </w:rPr>
       </w:pPr>
+      <w:proofErr w:type="spellStart"/>
       <w:r>
         <w:rPr>
           <w:rFonts w:ascii="Times New Roman" w:hAnsi="Times New Roman" w:cs="Times New Roman"/>
@@ -9217,22 +10733,41 @@
         </w:rPr>
         <w:t>color</w:t>
       </w:r>
-    </w:p>
-    <w:p>
-      <w:pPr>
-        <w:rPr>
-          <w:rFonts w:ascii="Times New Roman" w:hAnsi="Times New Roman" w:cs="Times New Roman"/>
-          <w:sz w:val="24"/>
-          <w:szCs w:val="24"/>
-        </w:rPr>
-      </w:pPr>
-      <w:r>
-        <w:rPr>
-          <w:rFonts w:ascii="Times New Roman" w:hAnsi="Times New Roman" w:cs="Times New Roman"/>
-          <w:sz w:val="24"/>
-          <w:szCs w:val="24"/>
-        </w:rPr>
-        <w:t>Used to color the HTML element</w:t>
+      <w:proofErr w:type="spellEnd"/>
+    </w:p>
+    <w:p>
+      <w:pPr>
+        <w:rPr>
+          <w:rFonts w:ascii="Times New Roman" w:hAnsi="Times New Roman" w:cs="Times New Roman"/>
+          <w:sz w:val="24"/>
+          <w:szCs w:val="24"/>
+        </w:rPr>
+      </w:pPr>
+      <w:r>
+        <w:rPr>
+          <w:rFonts w:ascii="Times New Roman" w:hAnsi="Times New Roman" w:cs="Times New Roman"/>
+          <w:sz w:val="24"/>
+          <w:szCs w:val="24"/>
+        </w:rPr>
+        <w:t xml:space="preserve">Used to </w:t>
+      </w:r>
+      <w:proofErr w:type="spellStart"/>
+      <w:r>
+        <w:rPr>
+          <w:rFonts w:ascii="Times New Roman" w:hAnsi="Times New Roman" w:cs="Times New Roman"/>
+          <w:sz w:val="24"/>
+          <w:szCs w:val="24"/>
+        </w:rPr>
+        <w:t>color</w:t>
+      </w:r>
+      <w:proofErr w:type="spellEnd"/>
+      <w:r>
+        <w:rPr>
+          <w:rFonts w:ascii="Times New Roman" w:hAnsi="Times New Roman" w:cs="Times New Roman"/>
+          <w:sz w:val="24"/>
+          <w:szCs w:val="24"/>
+        </w:rPr>
+        <w:t xml:space="preserve"> the HTML element</w:t>
       </w:r>
       <w:r>
         <w:rPr>
@@ -9268,13 +10803,23 @@
           <w:szCs w:val="24"/>
         </w:rPr>
       </w:pPr>
-      <w:r>
-        <w:rPr>
-          <w:rFonts w:ascii="Times New Roman" w:hAnsi="Times New Roman" w:cs="Times New Roman"/>
-          <w:sz w:val="24"/>
-          <w:szCs w:val="24"/>
-        </w:rPr>
-        <w:t>Color: blue;</w:t>
+      <w:proofErr w:type="spellStart"/>
+      <w:r>
+        <w:rPr>
+          <w:rFonts w:ascii="Times New Roman" w:hAnsi="Times New Roman" w:cs="Times New Roman"/>
+          <w:sz w:val="24"/>
+          <w:szCs w:val="24"/>
+        </w:rPr>
+        <w:t>Color</w:t>
+      </w:r>
+      <w:proofErr w:type="spellEnd"/>
+      <w:r>
+        <w:rPr>
+          <w:rFonts w:ascii="Times New Roman" w:hAnsi="Times New Roman" w:cs="Times New Roman"/>
+          <w:sz w:val="24"/>
+          <w:szCs w:val="24"/>
+        </w:rPr>
+        <w:t>: blue;</w:t>
       </w:r>
     </w:p>
     <w:p>
@@ -9370,24 +10915,60 @@
           <w:sz w:val="24"/>
           <w:szCs w:val="24"/>
         </w:rPr>
-        <w:t>Ex: style = “direction: ltr”</w:t>
-      </w:r>
-    </w:p>
-    <w:p>
-      <w:pPr>
-        <w:rPr>
-          <w:rFonts w:ascii="Times New Roman" w:hAnsi="Times New Roman" w:cs="Times New Roman"/>
-          <w:sz w:val="24"/>
-          <w:szCs w:val="24"/>
-        </w:rPr>
-      </w:pPr>
-      <w:r>
-        <w:rPr>
-          <w:rFonts w:ascii="Times New Roman" w:hAnsi="Times New Roman" w:cs="Times New Roman"/>
-          <w:sz w:val="24"/>
-          <w:szCs w:val="24"/>
-        </w:rPr>
-        <w:t>Ex: style = “direction: rtl”</w:t>
+        <w:t xml:space="preserve">Ex: style = “direction: </w:t>
+      </w:r>
+      <w:proofErr w:type="spellStart"/>
+      <w:r>
+        <w:rPr>
+          <w:rFonts w:ascii="Times New Roman" w:hAnsi="Times New Roman" w:cs="Times New Roman"/>
+          <w:sz w:val="24"/>
+          <w:szCs w:val="24"/>
+        </w:rPr>
+        <w:t>ltr</w:t>
+      </w:r>
+      <w:proofErr w:type="spellEnd"/>
+      <w:r>
+        <w:rPr>
+          <w:rFonts w:ascii="Times New Roman" w:hAnsi="Times New Roman" w:cs="Times New Roman"/>
+          <w:sz w:val="24"/>
+          <w:szCs w:val="24"/>
+        </w:rPr>
+        <w:t>”</w:t>
+      </w:r>
+    </w:p>
+    <w:p>
+      <w:pPr>
+        <w:rPr>
+          <w:rFonts w:ascii="Times New Roman" w:hAnsi="Times New Roman" w:cs="Times New Roman"/>
+          <w:sz w:val="24"/>
+          <w:szCs w:val="24"/>
+        </w:rPr>
+      </w:pPr>
+      <w:r>
+        <w:rPr>
+          <w:rFonts w:ascii="Times New Roman" w:hAnsi="Times New Roman" w:cs="Times New Roman"/>
+          <w:sz w:val="24"/>
+          <w:szCs w:val="24"/>
+        </w:rPr>
+        <w:t xml:space="preserve">Ex: style = “direction: </w:t>
+      </w:r>
+      <w:proofErr w:type="spellStart"/>
+      <w:r>
+        <w:rPr>
+          <w:rFonts w:ascii="Times New Roman" w:hAnsi="Times New Roman" w:cs="Times New Roman"/>
+          <w:sz w:val="24"/>
+          <w:szCs w:val="24"/>
+        </w:rPr>
+        <w:t>rtl</w:t>
+      </w:r>
+      <w:proofErr w:type="spellEnd"/>
+      <w:r>
+        <w:rPr>
+          <w:rFonts w:ascii="Times New Roman" w:hAnsi="Times New Roman" w:cs="Times New Roman"/>
+          <w:sz w:val="24"/>
+          <w:szCs w:val="24"/>
+        </w:rPr>
+        <w:t>”</w:t>
       </w:r>
     </w:p>
     <w:p>
@@ -10016,8 +11597,21 @@
           <w:sz w:val="24"/>
           <w:szCs w:val="24"/>
         </w:rPr>
-        <w:t>h-space v-space blur color</w:t>
-      </w:r>
+        <w:t xml:space="preserve">h-space v-space blur </w:t>
+      </w:r>
+      <w:proofErr w:type="spellStart"/>
+      <w:r>
+        <w:rPr>
+          <w:rFonts w:ascii="Times New Roman" w:hAnsi="Times New Roman" w:cs="Times New Roman"/>
+          <w:b/>
+          <w:bCs/>
+          <w:color w:val="1F3864" w:themeColor="accent1" w:themeShade="80"/>
+          <w:sz w:val="24"/>
+          <w:szCs w:val="24"/>
+        </w:rPr>
+        <w:t>color</w:t>
+      </w:r>
+      <w:proofErr w:type="spellEnd"/>
     </w:p>
     <w:p>
       <w:pPr>
@@ -10195,21 +11789,10 @@
     </w:p>
     <w:p>
       <w:pPr>
-        <w:rPr>
-          <w:rFonts w:ascii="Times New Roman" w:hAnsi="Times New Roman" w:cs="Times New Roman"/>
-          <w:b/>
-          <w:bCs/>
-          <w:color w:val="833C0B" w:themeColor="accent2" w:themeShade="80"/>
-          <w:sz w:val="24"/>
-          <w:szCs w:val="24"/>
-        </w:rPr>
-      </w:pPr>
-    </w:p>
-    <w:p>
-      <w:pPr>
         <w:pStyle w:val="Heading1"/>
       </w:pPr>
       <w:r>
+        <w:lastRenderedPageBreak/>
         <w:t>CSS Box Model</w:t>
       </w:r>
     </w:p>
@@ -10256,7 +11839,31 @@
           <w:sz w:val="24"/>
           <w:szCs w:val="24"/>
         </w:rPr>
-        <w:t>Add border(property) to HTML element, to add border need to define width, style, color.</w:t>
+        <w:t xml:space="preserve">Add border(property) to HTML element, to add border need to define width, style, </w:t>
+      </w:r>
+      <w:proofErr w:type="spellStart"/>
+      <w:r>
+        <w:rPr>
+          <w:rFonts w:ascii="Times New Roman" w:hAnsi="Times New Roman" w:cs="Times New Roman"/>
+          <w:b/>
+          <w:bCs/>
+          <w:color w:val="385623" w:themeColor="accent6" w:themeShade="80"/>
+          <w:sz w:val="24"/>
+          <w:szCs w:val="24"/>
+        </w:rPr>
+        <w:t>color</w:t>
+      </w:r>
+      <w:proofErr w:type="spellEnd"/>
+      <w:r>
+        <w:rPr>
+          <w:rFonts w:ascii="Times New Roman" w:hAnsi="Times New Roman" w:cs="Times New Roman"/>
+          <w:b/>
+          <w:bCs/>
+          <w:color w:val="385623" w:themeColor="accent6" w:themeShade="80"/>
+          <w:sz w:val="24"/>
+          <w:szCs w:val="24"/>
+        </w:rPr>
+        <w:t>.</w:t>
       </w:r>
     </w:p>
     <w:p>
@@ -10340,8 +11947,21 @@
           <w:sz w:val="24"/>
           <w:szCs w:val="24"/>
         </w:rPr>
-        <w:t>border-color</w:t>
-      </w:r>
+        <w:t>border-</w:t>
+      </w:r>
+      <w:proofErr w:type="spellStart"/>
+      <w:r>
+        <w:rPr>
+          <w:rFonts w:ascii="Times New Roman" w:hAnsi="Times New Roman" w:cs="Times New Roman"/>
+          <w:b/>
+          <w:bCs/>
+          <w:color w:val="2F5496" w:themeColor="accent1" w:themeShade="BF"/>
+          <w:sz w:val="24"/>
+          <w:szCs w:val="24"/>
+        </w:rPr>
+        <w:t>color</w:t>
+      </w:r>
+      <w:proofErr w:type="spellEnd"/>
     </w:p>
     <w:p>
       <w:pPr>
@@ -10376,6 +11996,7 @@
         </w:rPr>
         <w:t xml:space="preserve">, </w:t>
       </w:r>
+      <w:proofErr w:type="gramStart"/>
       <w:r>
         <w:rPr>
           <w:rFonts w:ascii="Times New Roman" w:hAnsi="Times New Roman" w:cs="Times New Roman"/>
@@ -10385,7 +12006,19 @@
           <w:sz w:val="24"/>
           <w:szCs w:val="24"/>
         </w:rPr>
-        <w:t xml:space="preserve">If use </w:t>
+        <w:t>If</w:t>
+      </w:r>
+      <w:proofErr w:type="gramEnd"/>
+      <w:r>
+        <w:rPr>
+          <w:rFonts w:ascii="Times New Roman" w:hAnsi="Times New Roman" w:cs="Times New Roman"/>
+          <w:b/>
+          <w:bCs/>
+          <w:color w:val="385623" w:themeColor="accent6" w:themeShade="80"/>
+          <w:sz w:val="24"/>
+          <w:szCs w:val="24"/>
+        </w:rPr>
+        <w:t xml:space="preserve"> use </w:t>
       </w:r>
       <w:r>
         <w:rPr>
@@ -10668,7 +12301,31 @@
           <w:sz w:val="24"/>
           <w:szCs w:val="24"/>
         </w:rPr>
-        <w:t>(equal space from left and right, exactly center)</w:t>
+        <w:t xml:space="preserve">(equal space from left and right, exactly </w:t>
+      </w:r>
+      <w:proofErr w:type="spellStart"/>
+      <w:r>
+        <w:rPr>
+          <w:rFonts w:ascii="Times New Roman" w:hAnsi="Times New Roman" w:cs="Times New Roman"/>
+          <w:b/>
+          <w:bCs/>
+          <w:color w:val="385623" w:themeColor="accent6" w:themeShade="80"/>
+          <w:sz w:val="24"/>
+          <w:szCs w:val="24"/>
+        </w:rPr>
+        <w:t>center</w:t>
+      </w:r>
+      <w:proofErr w:type="spellEnd"/>
+      <w:r>
+        <w:rPr>
+          <w:rFonts w:ascii="Times New Roman" w:hAnsi="Times New Roman" w:cs="Times New Roman"/>
+          <w:b/>
+          <w:bCs/>
+          <w:color w:val="385623" w:themeColor="accent6" w:themeShade="80"/>
+          <w:sz w:val="24"/>
+          <w:szCs w:val="24"/>
+        </w:rPr>
+        <w:t>)</w:t>
       </w:r>
     </w:p>
     <w:p>
@@ -10806,7 +12463,31 @@
           <w:sz w:val="24"/>
           <w:szCs w:val="24"/>
         </w:rPr>
-        <w:t>: it use to generate space between border and content of the element (or) used to generate space inside the border.</w:t>
+        <w:t xml:space="preserve">: it </w:t>
+      </w:r>
+      <w:proofErr w:type="gramStart"/>
+      <w:r>
+        <w:rPr>
+          <w:rFonts w:ascii="Times New Roman" w:hAnsi="Times New Roman" w:cs="Times New Roman"/>
+          <w:b/>
+          <w:bCs/>
+          <w:color w:val="385623" w:themeColor="accent6" w:themeShade="80"/>
+          <w:sz w:val="24"/>
+          <w:szCs w:val="24"/>
+        </w:rPr>
+        <w:t>use</w:t>
+      </w:r>
+      <w:proofErr w:type="gramEnd"/>
+      <w:r>
+        <w:rPr>
+          <w:rFonts w:ascii="Times New Roman" w:hAnsi="Times New Roman" w:cs="Times New Roman"/>
+          <w:b/>
+          <w:bCs/>
+          <w:color w:val="385623" w:themeColor="accent6" w:themeShade="80"/>
+          <w:sz w:val="24"/>
+          <w:szCs w:val="24"/>
+        </w:rPr>
+        <w:t xml:space="preserve"> to generate space between border and content of the element (or) used to generate space inside the border.</w:t>
       </w:r>
     </w:p>
     <w:p>
@@ -11086,15 +12767,15 @@
           <w:sz w:val="24"/>
           <w:szCs w:val="24"/>
         </w:rPr>
+        <w:t>min-height</w:t>
+      </w:r>
+    </w:p>
+    <w:p>
+      <w:pPr>
+        <w:pStyle w:val="Heading1"/>
+      </w:pPr>
+      <w:r>
         <w:lastRenderedPageBreak/>
-        <w:t>min-height</w:t>
-      </w:r>
-    </w:p>
-    <w:p>
-      <w:pPr>
-        <w:pStyle w:val="Heading1"/>
-      </w:pPr>
-      <w:r>
         <w:t>CSS Links Style ®</w:t>
       </w:r>
     </w:p>
@@ -11285,8 +12966,20 @@
           <w:sz w:val="24"/>
           <w:szCs w:val="24"/>
         </w:rPr>
-        <w:t>outline-color</w:t>
-      </w:r>
+        <w:t>outline-</w:t>
+      </w:r>
+      <w:proofErr w:type="spellStart"/>
+      <w:r>
+        <w:rPr>
+          <w:rFonts w:ascii="Times New Roman" w:hAnsi="Times New Roman" w:cs="Times New Roman"/>
+          <w:b/>
+          <w:bCs/>
+          <w:sz w:val="24"/>
+          <w:szCs w:val="24"/>
+        </w:rPr>
+        <w:t>color</w:t>
+      </w:r>
+      <w:proofErr w:type="spellEnd"/>
     </w:p>
     <w:p>
       <w:pPr>
@@ -11866,7 +13559,6 @@
           <w:sz w:val="24"/>
           <w:szCs w:val="24"/>
         </w:rPr>
-        <w:lastRenderedPageBreak/>
         <w:t>adjacent sibling selector (+)</w:t>
       </w:r>
     </w:p>
@@ -11901,6 +13593,7 @@
         <w:pStyle w:val="Heading1"/>
       </w:pPr>
       <w:r>
+        <w:lastRenderedPageBreak/>
         <w:t>CSS !important Rule</w:t>
       </w:r>
     </w:p>
@@ -11935,7 +13628,73 @@
           <w:sz w:val="24"/>
           <w:szCs w:val="24"/>
         </w:rPr>
-        <w:t>(em,rem,vh, vw,vmax,vmin ,px,%)</w:t>
+        <w:t>(</w:t>
+      </w:r>
+      <w:proofErr w:type="spellStart"/>
+      <w:r>
+        <w:rPr>
+          <w:rFonts w:ascii="Times New Roman" w:hAnsi="Times New Roman" w:cs="Times New Roman"/>
+          <w:b/>
+          <w:bCs/>
+          <w:sz w:val="24"/>
+          <w:szCs w:val="24"/>
+        </w:rPr>
+        <w:t>em,rem,vh</w:t>
+      </w:r>
+      <w:proofErr w:type="spellEnd"/>
+      <w:r>
+        <w:rPr>
+          <w:rFonts w:ascii="Times New Roman" w:hAnsi="Times New Roman" w:cs="Times New Roman"/>
+          <w:b/>
+          <w:bCs/>
+          <w:sz w:val="24"/>
+          <w:szCs w:val="24"/>
+        </w:rPr>
+        <w:t xml:space="preserve">, </w:t>
+      </w:r>
+      <w:proofErr w:type="spellStart"/>
+      <w:r>
+        <w:rPr>
+          <w:rFonts w:ascii="Times New Roman" w:hAnsi="Times New Roman" w:cs="Times New Roman"/>
+          <w:b/>
+          <w:bCs/>
+          <w:sz w:val="24"/>
+          <w:szCs w:val="24"/>
+        </w:rPr>
+        <w:t>vw,vmax,vmin</w:t>
+      </w:r>
+      <w:proofErr w:type="spellEnd"/>
+      <w:r>
+        <w:rPr>
+          <w:rFonts w:ascii="Times New Roman" w:hAnsi="Times New Roman" w:cs="Times New Roman"/>
+          <w:b/>
+          <w:bCs/>
+          <w:sz w:val="24"/>
+          <w:szCs w:val="24"/>
+        </w:rPr>
+        <w:t xml:space="preserve"> ,</w:t>
+      </w:r>
+      <w:proofErr w:type="spellStart"/>
+      <w:r>
+        <w:rPr>
+          <w:rFonts w:ascii="Times New Roman" w:hAnsi="Times New Roman" w:cs="Times New Roman"/>
+          <w:b/>
+          <w:bCs/>
+          <w:sz w:val="24"/>
+          <w:szCs w:val="24"/>
+        </w:rPr>
+        <w:t>px</w:t>
+      </w:r>
+      <w:proofErr w:type="spellEnd"/>
+      <w:r>
+        <w:rPr>
+          <w:rFonts w:ascii="Times New Roman" w:hAnsi="Times New Roman" w:cs="Times New Roman"/>
+          <w:b/>
+          <w:bCs/>
+          <w:sz w:val="24"/>
+          <w:szCs w:val="24"/>
+        </w:rPr>
+        <w:t>,%)</w:t>
       </w:r>
     </w:p>
     <w:p>
@@ -12533,15 +14292,27 @@
           <w:szCs w:val="24"/>
         </w:rPr>
       </w:pPr>
-      <w:r>
-        <w:rPr>
-          <w:rFonts w:ascii="Times New Roman" w:hAnsi="Times New Roman" w:cs="Times New Roman"/>
-          <w:b/>
-          <w:bCs/>
-          <w:sz w:val="24"/>
-          <w:szCs w:val="24"/>
-        </w:rPr>
-        <w:t>::first-letter</w:t>
+      <w:proofErr w:type="gramStart"/>
+      <w:r>
+        <w:rPr>
+          <w:rFonts w:ascii="Times New Roman" w:hAnsi="Times New Roman" w:cs="Times New Roman"/>
+          <w:b/>
+          <w:bCs/>
+          <w:sz w:val="24"/>
+          <w:szCs w:val="24"/>
+        </w:rPr>
+        <w:t>::</w:t>
+      </w:r>
+      <w:proofErr w:type="gramEnd"/>
+      <w:r>
+        <w:rPr>
+          <w:rFonts w:ascii="Times New Roman" w:hAnsi="Times New Roman" w:cs="Times New Roman"/>
+          <w:b/>
+          <w:bCs/>
+          <w:sz w:val="24"/>
+          <w:szCs w:val="24"/>
+        </w:rPr>
+        <w:t>first-letter</w:t>
       </w:r>
     </w:p>
     <w:p>
@@ -12559,15 +14330,27 @@
           <w:szCs w:val="24"/>
         </w:rPr>
       </w:pPr>
-      <w:r>
-        <w:rPr>
-          <w:rFonts w:ascii="Times New Roman" w:hAnsi="Times New Roman" w:cs="Times New Roman"/>
-          <w:b/>
-          <w:bCs/>
-          <w:sz w:val="24"/>
-          <w:szCs w:val="24"/>
-        </w:rPr>
-        <w:t>::first-line</w:t>
+      <w:proofErr w:type="gramStart"/>
+      <w:r>
+        <w:rPr>
+          <w:rFonts w:ascii="Times New Roman" w:hAnsi="Times New Roman" w:cs="Times New Roman"/>
+          <w:b/>
+          <w:bCs/>
+          <w:sz w:val="24"/>
+          <w:szCs w:val="24"/>
+        </w:rPr>
+        <w:t>::</w:t>
+      </w:r>
+      <w:proofErr w:type="gramEnd"/>
+      <w:r>
+        <w:rPr>
+          <w:rFonts w:ascii="Times New Roman" w:hAnsi="Times New Roman" w:cs="Times New Roman"/>
+          <w:b/>
+          <w:bCs/>
+          <w:sz w:val="24"/>
+          <w:szCs w:val="24"/>
+        </w:rPr>
+        <w:t>first-line</w:t>
       </w:r>
     </w:p>
     <w:p>
@@ -12585,15 +14368,27 @@
           <w:szCs w:val="24"/>
         </w:rPr>
       </w:pPr>
-      <w:r>
-        <w:rPr>
-          <w:rFonts w:ascii="Times New Roman" w:hAnsi="Times New Roman" w:cs="Times New Roman"/>
-          <w:b/>
-          <w:bCs/>
-          <w:sz w:val="24"/>
-          <w:szCs w:val="24"/>
-        </w:rPr>
-        <w:t>::marker (UL/OL List)</w:t>
+      <w:proofErr w:type="gramStart"/>
+      <w:r>
+        <w:rPr>
+          <w:rFonts w:ascii="Times New Roman" w:hAnsi="Times New Roman" w:cs="Times New Roman"/>
+          <w:b/>
+          <w:bCs/>
+          <w:sz w:val="24"/>
+          <w:szCs w:val="24"/>
+        </w:rPr>
+        <w:t>::</w:t>
+      </w:r>
+      <w:proofErr w:type="gramEnd"/>
+      <w:r>
+        <w:rPr>
+          <w:rFonts w:ascii="Times New Roman" w:hAnsi="Times New Roman" w:cs="Times New Roman"/>
+          <w:b/>
+          <w:bCs/>
+          <w:sz w:val="24"/>
+          <w:szCs w:val="24"/>
+        </w:rPr>
+        <w:t>marker (UL/OL List)</w:t>
       </w:r>
     </w:p>
     <w:p>
@@ -12611,15 +14406,27 @@
           <w:szCs w:val="24"/>
         </w:rPr>
       </w:pPr>
-      <w:r>
-        <w:rPr>
-          <w:rFonts w:ascii="Times New Roman" w:hAnsi="Times New Roman" w:cs="Times New Roman"/>
-          <w:b/>
-          <w:bCs/>
-          <w:sz w:val="24"/>
-          <w:szCs w:val="24"/>
-        </w:rPr>
-        <w:t>::selection</w:t>
+      <w:proofErr w:type="gramStart"/>
+      <w:r>
+        <w:rPr>
+          <w:rFonts w:ascii="Times New Roman" w:hAnsi="Times New Roman" w:cs="Times New Roman"/>
+          <w:b/>
+          <w:bCs/>
+          <w:sz w:val="24"/>
+          <w:szCs w:val="24"/>
+        </w:rPr>
+        <w:t>::</w:t>
+      </w:r>
+      <w:proofErr w:type="gramEnd"/>
+      <w:r>
+        <w:rPr>
+          <w:rFonts w:ascii="Times New Roman" w:hAnsi="Times New Roman" w:cs="Times New Roman"/>
+          <w:b/>
+          <w:bCs/>
+          <w:sz w:val="24"/>
+          <w:szCs w:val="24"/>
+        </w:rPr>
+        <w:t>selection</w:t>
       </w:r>
     </w:p>
     <w:p>
@@ -12781,15 +14588,19 @@
         <w:pStyle w:val="Heading1"/>
       </w:pPr>
       <w:r>
-        <w:t>CSS Accent-Color</w:t>
-      </w:r>
+        <w:t>CSS Accent-</w:t>
+      </w:r>
+      <w:proofErr w:type="spellStart"/>
+      <w:r>
+        <w:t>Color</w:t>
+      </w:r>
+      <w:proofErr w:type="spellEnd"/>
     </w:p>
     <w:p>
       <w:pPr>
         <w:pStyle w:val="Heading1"/>
       </w:pPr>
       <w:r>
-        <w:lastRenderedPageBreak/>
         <w:t>CSS filter Property</w:t>
       </w:r>
     </w:p>
@@ -12824,6 +14635,7 @@
           <w:sz w:val="24"/>
           <w:szCs w:val="24"/>
         </w:rPr>
+        <w:lastRenderedPageBreak/>
         <w:t>@media print</w:t>
       </w:r>
     </w:p>
@@ -13051,15 +14863,27 @@
           <w:szCs w:val="24"/>
         </w:rPr>
       </w:pPr>
-      <w:r>
-        <w:rPr>
-          <w:rFonts w:ascii="Times New Roman" w:hAnsi="Times New Roman" w:cs="Times New Roman"/>
-          <w:b/>
-          <w:bCs/>
-          <w:sz w:val="24"/>
-          <w:szCs w:val="24"/>
-        </w:rPr>
-        <w:t>rotateX() Method</w:t>
+      <w:proofErr w:type="spellStart"/>
+      <w:r>
+        <w:rPr>
+          <w:rFonts w:ascii="Times New Roman" w:hAnsi="Times New Roman" w:cs="Times New Roman"/>
+          <w:b/>
+          <w:bCs/>
+          <w:sz w:val="24"/>
+          <w:szCs w:val="24"/>
+        </w:rPr>
+        <w:t>rotateX</w:t>
+      </w:r>
+      <w:proofErr w:type="spellEnd"/>
+      <w:r>
+        <w:rPr>
+          <w:rFonts w:ascii="Times New Roman" w:hAnsi="Times New Roman" w:cs="Times New Roman"/>
+          <w:b/>
+          <w:bCs/>
+          <w:sz w:val="24"/>
+          <w:szCs w:val="24"/>
+        </w:rPr>
+        <w:t>() Method</w:t>
       </w:r>
     </w:p>
     <w:p>
@@ -13077,15 +14901,27 @@
           <w:szCs w:val="24"/>
         </w:rPr>
       </w:pPr>
-      <w:r>
-        <w:rPr>
-          <w:rFonts w:ascii="Times New Roman" w:hAnsi="Times New Roman" w:cs="Times New Roman"/>
-          <w:b/>
-          <w:bCs/>
-          <w:sz w:val="24"/>
-          <w:szCs w:val="24"/>
-        </w:rPr>
-        <w:t>rotateY() Method</w:t>
+      <w:proofErr w:type="spellStart"/>
+      <w:r>
+        <w:rPr>
+          <w:rFonts w:ascii="Times New Roman" w:hAnsi="Times New Roman" w:cs="Times New Roman"/>
+          <w:b/>
+          <w:bCs/>
+          <w:sz w:val="24"/>
+          <w:szCs w:val="24"/>
+        </w:rPr>
+        <w:t>rotateY</w:t>
+      </w:r>
+      <w:proofErr w:type="spellEnd"/>
+      <w:r>
+        <w:rPr>
+          <w:rFonts w:ascii="Times New Roman" w:hAnsi="Times New Roman" w:cs="Times New Roman"/>
+          <w:b/>
+          <w:bCs/>
+          <w:sz w:val="24"/>
+          <w:szCs w:val="24"/>
+        </w:rPr>
+        <w:t>() Method</w:t>
       </w:r>
     </w:p>
     <w:p>
@@ -13103,15 +14939,27 @@
           <w:szCs w:val="24"/>
         </w:rPr>
       </w:pPr>
-      <w:r>
-        <w:rPr>
-          <w:rFonts w:ascii="Times New Roman" w:hAnsi="Times New Roman" w:cs="Times New Roman"/>
-          <w:b/>
-          <w:bCs/>
-          <w:sz w:val="24"/>
-          <w:szCs w:val="24"/>
-        </w:rPr>
-        <w:t>rotateZ() Method</w:t>
+      <w:proofErr w:type="spellStart"/>
+      <w:r>
+        <w:rPr>
+          <w:rFonts w:ascii="Times New Roman" w:hAnsi="Times New Roman" w:cs="Times New Roman"/>
+          <w:b/>
+          <w:bCs/>
+          <w:sz w:val="24"/>
+          <w:szCs w:val="24"/>
+        </w:rPr>
+        <w:t>rotateZ</w:t>
+      </w:r>
+      <w:proofErr w:type="spellEnd"/>
+      <w:r>
+        <w:rPr>
+          <w:rFonts w:ascii="Times New Roman" w:hAnsi="Times New Roman" w:cs="Times New Roman"/>
+          <w:b/>
+          <w:bCs/>
+          <w:sz w:val="24"/>
+          <w:szCs w:val="24"/>
+        </w:rPr>
+        <w:t>() Method</w:t>
       </w:r>
     </w:p>
     <w:p>
@@ -13533,7 +15381,25 @@
           <w:sz w:val="24"/>
           <w:szCs w:val="24"/>
         </w:rPr>
-        <w:t>We can create layout in horizontal or vertical direction, we can create only one direction at a time.</w:t>
+        <w:t xml:space="preserve">We can create layout in horizontal or vertical </w:t>
+      </w:r>
+      <w:proofErr w:type="gramStart"/>
+      <w:r>
+        <w:rPr>
+          <w:rFonts w:ascii="Times New Roman" w:hAnsi="Times New Roman" w:cs="Times New Roman"/>
+          <w:sz w:val="24"/>
+          <w:szCs w:val="24"/>
+        </w:rPr>
+        <w:t>direction,</w:t>
+      </w:r>
+      <w:proofErr w:type="gramEnd"/>
+      <w:r>
+        <w:rPr>
+          <w:rFonts w:ascii="Times New Roman" w:hAnsi="Times New Roman" w:cs="Times New Roman"/>
+          <w:sz w:val="24"/>
+          <w:szCs w:val="24"/>
+        </w:rPr>
+        <w:t xml:space="preserve"> we can create only one direction at a time.</w:t>
       </w:r>
     </w:p>
     <w:p>
@@ -13577,65 +15443,83 @@
           <w:sz w:val="24"/>
           <w:szCs w:val="24"/>
         </w:rPr>
+        <w:t>Body or parent element as flex container.</w:t>
+      </w:r>
+    </w:p>
+    <w:p>
+      <w:pPr>
+        <w:rPr>
+          <w:rFonts w:ascii="Times New Roman" w:hAnsi="Times New Roman" w:cs="Times New Roman"/>
+          <w:sz w:val="24"/>
+          <w:szCs w:val="24"/>
+        </w:rPr>
+      </w:pPr>
+      <w:r>
+        <w:rPr>
+          <w:rFonts w:ascii="Times New Roman" w:hAnsi="Times New Roman" w:cs="Times New Roman"/>
+          <w:sz w:val="24"/>
+          <w:szCs w:val="24"/>
+        </w:rPr>
+        <w:t xml:space="preserve">Body{ </w:t>
+      </w:r>
+      <w:proofErr w:type="spellStart"/>
+      <w:r>
+        <w:rPr>
+          <w:rFonts w:ascii="Times New Roman" w:hAnsi="Times New Roman" w:cs="Times New Roman"/>
+          <w:sz w:val="24"/>
+          <w:szCs w:val="24"/>
+        </w:rPr>
+        <w:t>display:flex</w:t>
+      </w:r>
+      <w:proofErr w:type="spellEnd"/>
+      <w:r>
+        <w:rPr>
+          <w:rFonts w:ascii="Times New Roman" w:hAnsi="Times New Roman" w:cs="Times New Roman"/>
+          <w:sz w:val="24"/>
+          <w:szCs w:val="24"/>
+        </w:rPr>
+        <w:t>; }-</w:t>
+      </w:r>
+      <w:r>
+        <w:rPr>
+          <w:rFonts w:ascii="Times New Roman" w:hAnsi="Times New Roman" w:cs="Times New Roman"/>
+          <w:sz w:val="24"/>
+          <w:szCs w:val="24"/>
+        </w:rPr>
+        <w:sym w:font="Wingdings" w:char="F0E0"/>
+      </w:r>
+      <w:r>
+        <w:rPr>
+          <w:rFonts w:ascii="Times New Roman" w:hAnsi="Times New Roman" w:cs="Times New Roman"/>
+          <w:sz w:val="24"/>
+          <w:szCs w:val="24"/>
+        </w:rPr>
+        <w:t>Direct child will act as flex container of that element</w:t>
+      </w:r>
+      <w:r>
+        <w:rPr>
+          <w:rFonts w:ascii="Times New Roman" w:hAnsi="Times New Roman" w:cs="Times New Roman"/>
+          <w:sz w:val="24"/>
+          <w:szCs w:val="24"/>
+        </w:rPr>
+        <w:t>.</w:t>
+      </w:r>
+    </w:p>
+    <w:p>
+      <w:pPr>
+        <w:rPr>
+          <w:rFonts w:ascii="Times New Roman" w:hAnsi="Times New Roman" w:cs="Times New Roman"/>
+          <w:sz w:val="24"/>
+          <w:szCs w:val="24"/>
+        </w:rPr>
+      </w:pPr>
+      <w:r>
+        <w:rPr>
+          <w:rFonts w:ascii="Times New Roman" w:hAnsi="Times New Roman" w:cs="Times New Roman"/>
+          <w:sz w:val="24"/>
+          <w:szCs w:val="24"/>
+        </w:rPr>
         <w:lastRenderedPageBreak/>
-        <w:t>Body or parent element as flex container.</w:t>
-      </w:r>
-    </w:p>
-    <w:p>
-      <w:pPr>
-        <w:rPr>
-          <w:rFonts w:ascii="Times New Roman" w:hAnsi="Times New Roman" w:cs="Times New Roman"/>
-          <w:sz w:val="24"/>
-          <w:szCs w:val="24"/>
-        </w:rPr>
-      </w:pPr>
-      <w:r>
-        <w:rPr>
-          <w:rFonts w:ascii="Times New Roman" w:hAnsi="Times New Roman" w:cs="Times New Roman"/>
-          <w:sz w:val="24"/>
-          <w:szCs w:val="24"/>
-        </w:rPr>
-        <w:t>Body{ display:flex; }-</w:t>
-      </w:r>
-      <w:r>
-        <w:rPr>
-          <w:rFonts w:ascii="Times New Roman" w:hAnsi="Times New Roman" w:cs="Times New Roman"/>
-          <w:sz w:val="24"/>
-          <w:szCs w:val="24"/>
-        </w:rPr>
-        <w:sym w:font="Wingdings" w:char="F0E0"/>
-      </w:r>
-      <w:r>
-        <w:rPr>
-          <w:rFonts w:ascii="Times New Roman" w:hAnsi="Times New Roman" w:cs="Times New Roman"/>
-          <w:sz w:val="24"/>
-          <w:szCs w:val="24"/>
-        </w:rPr>
-        <w:t>Direct child will act as flex container of that element</w:t>
-      </w:r>
-      <w:r>
-        <w:rPr>
-          <w:rFonts w:ascii="Times New Roman" w:hAnsi="Times New Roman" w:cs="Times New Roman"/>
-          <w:sz w:val="24"/>
-          <w:szCs w:val="24"/>
-        </w:rPr>
-        <w:t>.</w:t>
-      </w:r>
-    </w:p>
-    <w:p>
-      <w:pPr>
-        <w:rPr>
-          <w:rFonts w:ascii="Times New Roman" w:hAnsi="Times New Roman" w:cs="Times New Roman"/>
-          <w:sz w:val="24"/>
-          <w:szCs w:val="24"/>
-        </w:rPr>
-      </w:pPr>
-      <w:r>
-        <w:rPr>
-          <w:rFonts w:ascii="Times New Roman" w:hAnsi="Times New Roman" w:cs="Times New Roman"/>
-          <w:sz w:val="24"/>
-          <w:szCs w:val="24"/>
-        </w:rPr>
         <w:t>Example:</w:t>
       </w:r>
     </w:p>
@@ -14134,7 +16018,6 @@
           <w:sz w:val="24"/>
           <w:szCs w:val="24"/>
         </w:rPr>
-        <w:lastRenderedPageBreak/>
         <w:drawing>
           <wp:inline distT="0" distB="0" distL="0" distR="0" wp14:anchorId="1FDD4B3E" wp14:editId="61C0DF7D">
             <wp:extent cx="5731510" cy="1809750"/>
@@ -14200,6 +16083,7 @@
           <w:sz w:val="24"/>
           <w:szCs w:val="24"/>
         </w:rPr>
+        <w:lastRenderedPageBreak/>
         <w:t>In style tag</w:t>
       </w:r>
     </w:p>
@@ -14638,7 +16522,7 @@
     </w:p>
     <w:p>
       <w:pPr>
-        <w:ind w:left="1440"/>
+        <w:ind w:left="2160" w:firstLine="720"/>
         <w:rPr>
           <w:rFonts w:ascii="Times New Roman" w:hAnsi="Times New Roman" w:cs="Times New Roman"/>
           <w:b/>
@@ -14671,393 +16555,16 @@
             <w14:round/>
           </w14:textOutline>
         </w:rPr>
-        <w:t xml:space="preserve">  BOOTSTRAP</w:t>
-      </w:r>
-    </w:p>
-    <w:p>
-      <w:pPr>
-        <w:pStyle w:val="Heading1"/>
-      </w:pPr>
-      <w:r>
-        <w:t>Introduction to Bootstrap? and its Features</w:t>
-      </w:r>
-    </w:p>
-    <w:p>
-      <w:pPr>
-        <w:pStyle w:val="Heading1"/>
-      </w:pPr>
-      <w:r>
-        <w:t>Bootstrap Installation</w:t>
-      </w:r>
-    </w:p>
-    <w:p>
-      <w:pPr>
-        <w:pStyle w:val="Heading1"/>
-      </w:pPr>
-      <w:r>
-        <w:t>Setting Development Environment</w:t>
-      </w:r>
-    </w:p>
-    <w:p>
-      <w:pPr>
-        <w:pStyle w:val="Heading1"/>
-      </w:pPr>
-      <w:r>
-        <w:t>Grid System</w:t>
-      </w:r>
-    </w:p>
-    <w:p>
-      <w:pPr>
-        <w:pStyle w:val="Heading1"/>
-      </w:pPr>
-      <w:r>
-        <w:t>Components</w:t>
-      </w:r>
-    </w:p>
-    <w:p>
-      <w:pPr>
-        <w:pStyle w:val="ListParagraph"/>
-        <w:numPr>
-          <w:ilvl w:val="0"/>
-          <w:numId w:val="39"/>
-        </w:numPr>
-        <w:rPr>
-          <w:rFonts w:ascii="Times New Roman" w:hAnsi="Times New Roman" w:cs="Times New Roman"/>
-          <w:b/>
-          <w:bCs/>
-          <w:sz w:val="24"/>
-          <w:szCs w:val="24"/>
-        </w:rPr>
-      </w:pPr>
-      <w:r>
-        <w:rPr>
-          <w:rFonts w:ascii="Times New Roman" w:hAnsi="Times New Roman" w:cs="Times New Roman"/>
-          <w:b/>
-          <w:bCs/>
-          <w:sz w:val="24"/>
-          <w:szCs w:val="24"/>
-        </w:rPr>
-        <w:t>Basic Typography</w:t>
-      </w:r>
-    </w:p>
-    <w:p>
-      <w:pPr>
-        <w:pStyle w:val="ListParagraph"/>
-        <w:numPr>
-          <w:ilvl w:val="0"/>
-          <w:numId w:val="39"/>
-        </w:numPr>
-        <w:rPr>
-          <w:rFonts w:ascii="Times New Roman" w:hAnsi="Times New Roman" w:cs="Times New Roman"/>
-          <w:b/>
-          <w:bCs/>
-          <w:sz w:val="24"/>
-          <w:szCs w:val="24"/>
-        </w:rPr>
-      </w:pPr>
-      <w:r>
-        <w:rPr>
-          <w:rFonts w:ascii="Times New Roman" w:hAnsi="Times New Roman" w:cs="Times New Roman"/>
-          <w:b/>
-          <w:bCs/>
-          <w:sz w:val="24"/>
-          <w:szCs w:val="24"/>
-        </w:rPr>
-        <w:t>Text Alignment &amp; Display</w:t>
-      </w:r>
-    </w:p>
-    <w:p>
-      <w:pPr>
-        <w:pStyle w:val="ListParagraph"/>
-        <w:numPr>
-          <w:ilvl w:val="0"/>
-          <w:numId w:val="39"/>
-        </w:numPr>
-        <w:rPr>
-          <w:rFonts w:ascii="Times New Roman" w:hAnsi="Times New Roman" w:cs="Times New Roman"/>
-          <w:b/>
-          <w:bCs/>
-          <w:sz w:val="24"/>
-          <w:szCs w:val="24"/>
-        </w:rPr>
-      </w:pPr>
-      <w:r>
-        <w:rPr>
-          <w:rFonts w:ascii="Times New Roman" w:hAnsi="Times New Roman" w:cs="Times New Roman"/>
-          <w:b/>
-          <w:bCs/>
-          <w:sz w:val="24"/>
-          <w:szCs w:val="24"/>
-        </w:rPr>
-        <w:t>Colors Background:</w:t>
-      </w:r>
-    </w:p>
-    <w:p>
-      <w:pPr>
-        <w:pStyle w:val="ListParagraph"/>
-        <w:numPr>
-          <w:ilvl w:val="0"/>
-          <w:numId w:val="39"/>
-        </w:numPr>
-        <w:rPr>
-          <w:rFonts w:ascii="Times New Roman" w:hAnsi="Times New Roman" w:cs="Times New Roman"/>
-          <w:b/>
-          <w:bCs/>
-          <w:sz w:val="24"/>
-          <w:szCs w:val="24"/>
-        </w:rPr>
-      </w:pPr>
-      <w:r>
-        <w:rPr>
-          <w:rFonts w:ascii="Times New Roman" w:hAnsi="Times New Roman" w:cs="Times New Roman"/>
-          <w:b/>
-          <w:bCs/>
-          <w:sz w:val="24"/>
-          <w:szCs w:val="24"/>
-        </w:rPr>
-        <w:lastRenderedPageBreak/>
-        <w:t>Buttons</w:t>
-      </w:r>
-    </w:p>
-    <w:p>
-      <w:pPr>
-        <w:pStyle w:val="ListParagraph"/>
-        <w:numPr>
-          <w:ilvl w:val="0"/>
-          <w:numId w:val="39"/>
-        </w:numPr>
-        <w:rPr>
-          <w:rFonts w:ascii="Times New Roman" w:hAnsi="Times New Roman" w:cs="Times New Roman"/>
-          <w:b/>
-          <w:bCs/>
-          <w:sz w:val="24"/>
-          <w:szCs w:val="24"/>
-        </w:rPr>
-      </w:pPr>
-      <w:r>
-        <w:rPr>
-          <w:rFonts w:ascii="Times New Roman" w:hAnsi="Times New Roman" w:cs="Times New Roman"/>
-          <w:b/>
-          <w:bCs/>
-          <w:sz w:val="24"/>
-          <w:szCs w:val="24"/>
-        </w:rPr>
-        <w:t>Navbars</w:t>
-      </w:r>
-    </w:p>
-    <w:p>
-      <w:pPr>
-        <w:pStyle w:val="ListParagraph"/>
-        <w:numPr>
-          <w:ilvl w:val="0"/>
-          <w:numId w:val="39"/>
-        </w:numPr>
-        <w:rPr>
-          <w:rFonts w:ascii="Times New Roman" w:hAnsi="Times New Roman" w:cs="Times New Roman"/>
-          <w:b/>
-          <w:bCs/>
-          <w:sz w:val="24"/>
-          <w:szCs w:val="24"/>
-        </w:rPr>
-      </w:pPr>
-      <w:r>
-        <w:rPr>
-          <w:rFonts w:ascii="Times New Roman" w:hAnsi="Times New Roman" w:cs="Times New Roman"/>
-          <w:b/>
-          <w:bCs/>
-          <w:sz w:val="24"/>
-          <w:szCs w:val="24"/>
-        </w:rPr>
-        <w:t>List groups</w:t>
-      </w:r>
-    </w:p>
-    <w:p>
-      <w:pPr>
-        <w:pStyle w:val="ListParagraph"/>
-        <w:numPr>
-          <w:ilvl w:val="0"/>
-          <w:numId w:val="39"/>
-        </w:numPr>
-        <w:rPr>
-          <w:rFonts w:ascii="Times New Roman" w:hAnsi="Times New Roman" w:cs="Times New Roman"/>
-          <w:b/>
-          <w:bCs/>
-          <w:sz w:val="24"/>
-          <w:szCs w:val="24"/>
-        </w:rPr>
-      </w:pPr>
-      <w:r>
-        <w:rPr>
-          <w:rFonts w:ascii="Times New Roman" w:hAnsi="Times New Roman" w:cs="Times New Roman"/>
-          <w:b/>
-          <w:bCs/>
-          <w:sz w:val="24"/>
-          <w:szCs w:val="24"/>
-        </w:rPr>
-        <w:t>Badges</w:t>
-      </w:r>
-    </w:p>
-    <w:p>
-      <w:pPr>
-        <w:pStyle w:val="ListParagraph"/>
-        <w:numPr>
-          <w:ilvl w:val="0"/>
-          <w:numId w:val="39"/>
-        </w:numPr>
-        <w:rPr>
-          <w:rFonts w:ascii="Times New Roman" w:hAnsi="Times New Roman" w:cs="Times New Roman"/>
-          <w:b/>
-          <w:bCs/>
-          <w:sz w:val="24"/>
-          <w:szCs w:val="24"/>
-        </w:rPr>
-      </w:pPr>
-      <w:r>
-        <w:rPr>
-          <w:rFonts w:ascii="Times New Roman" w:hAnsi="Times New Roman" w:cs="Times New Roman"/>
-          <w:b/>
-          <w:bCs/>
-          <w:sz w:val="24"/>
-          <w:szCs w:val="24"/>
-        </w:rPr>
-        <w:t>Forms</w:t>
-      </w:r>
-    </w:p>
-    <w:p>
-      <w:pPr>
-        <w:pStyle w:val="ListParagraph"/>
-        <w:numPr>
-          <w:ilvl w:val="0"/>
-          <w:numId w:val="39"/>
-        </w:numPr>
-        <w:rPr>
-          <w:rFonts w:ascii="Times New Roman" w:hAnsi="Times New Roman" w:cs="Times New Roman"/>
-          <w:b/>
-          <w:bCs/>
-          <w:sz w:val="24"/>
-          <w:szCs w:val="24"/>
-        </w:rPr>
-      </w:pPr>
-      <w:r>
-        <w:rPr>
-          <w:rFonts w:ascii="Times New Roman" w:hAnsi="Times New Roman" w:cs="Times New Roman"/>
-          <w:b/>
-          <w:bCs/>
-          <w:sz w:val="24"/>
-          <w:szCs w:val="24"/>
-        </w:rPr>
-        <w:t>Carousel</w:t>
-      </w:r>
-    </w:p>
-    <w:p>
-      <w:pPr>
-        <w:pStyle w:val="ListParagraph"/>
-        <w:numPr>
-          <w:ilvl w:val="0"/>
-          <w:numId w:val="39"/>
-        </w:numPr>
-        <w:rPr>
-          <w:rFonts w:ascii="Times New Roman" w:hAnsi="Times New Roman" w:cs="Times New Roman"/>
-          <w:b/>
-          <w:bCs/>
-          <w:sz w:val="24"/>
-          <w:szCs w:val="24"/>
-        </w:rPr>
-      </w:pPr>
-      <w:r>
-        <w:rPr>
-          <w:rFonts w:ascii="Times New Roman" w:hAnsi="Times New Roman" w:cs="Times New Roman"/>
-          <w:b/>
-          <w:bCs/>
-          <w:sz w:val="24"/>
-          <w:szCs w:val="24"/>
-        </w:rPr>
-        <w:t>Modal</w:t>
-      </w:r>
-    </w:p>
-    <w:p>
-      <w:pPr>
-        <w:pStyle w:val="ListParagraph"/>
-        <w:numPr>
-          <w:ilvl w:val="0"/>
-          <w:numId w:val="39"/>
-        </w:numPr>
-        <w:rPr>
-          <w:rFonts w:ascii="Times New Roman" w:hAnsi="Times New Roman" w:cs="Times New Roman"/>
-          <w:b/>
-          <w:bCs/>
-          <w:sz w:val="24"/>
-          <w:szCs w:val="24"/>
-        </w:rPr>
-      </w:pPr>
-      <w:r>
-        <w:rPr>
-          <w:rFonts w:ascii="Times New Roman" w:hAnsi="Times New Roman" w:cs="Times New Roman"/>
-          <w:b/>
-          <w:bCs/>
-          <w:sz w:val="24"/>
-          <w:szCs w:val="24"/>
-        </w:rPr>
-        <w:t>Table</w:t>
-      </w:r>
-    </w:p>
-    <w:p>
-      <w:pPr>
-        <w:pStyle w:val="ListParagraph"/>
-        <w:numPr>
-          <w:ilvl w:val="0"/>
-          <w:numId w:val="39"/>
-        </w:numPr>
-        <w:rPr>
-          <w:rFonts w:ascii="Times New Roman" w:hAnsi="Times New Roman" w:cs="Times New Roman"/>
-          <w:b/>
-          <w:bCs/>
-          <w:sz w:val="24"/>
-          <w:szCs w:val="24"/>
-        </w:rPr>
-      </w:pPr>
-      <w:r>
-        <w:rPr>
-          <w:rFonts w:ascii="Times New Roman" w:hAnsi="Times New Roman" w:cs="Times New Roman"/>
-          <w:b/>
-          <w:bCs/>
-          <w:sz w:val="24"/>
-          <w:szCs w:val="24"/>
-        </w:rPr>
-        <w:t>Cards</w:t>
-      </w:r>
-    </w:p>
-    <w:p>
-      <w:pPr>
-        <w:pStyle w:val="ListParagraph"/>
-        <w:numPr>
-          <w:ilvl w:val="0"/>
-          <w:numId w:val="39"/>
-        </w:numPr>
-        <w:rPr>
-          <w:rFonts w:ascii="Times New Roman" w:hAnsi="Times New Roman" w:cs="Times New Roman"/>
-          <w:b/>
-          <w:bCs/>
-          <w:sz w:val="24"/>
-          <w:szCs w:val="24"/>
-        </w:rPr>
-      </w:pPr>
-      <w:r>
-        <w:rPr>
-          <w:rFonts w:ascii="Times New Roman" w:hAnsi="Times New Roman" w:cs="Times New Roman"/>
-          <w:b/>
-          <w:bCs/>
-          <w:sz w:val="24"/>
-          <w:szCs w:val="24"/>
-        </w:rPr>
-        <w:t>Pagination</w:t>
-      </w:r>
-    </w:p>
-    <w:p>
-      <w:pPr>
-        <w:pStyle w:val="Heading1"/>
-        <w:rPr>
+        <w:t xml:space="preserve">  </w:t>
+      </w:r>
+      <w:r>
+        <w:rPr>
+          <w:rFonts w:ascii="Times New Roman" w:hAnsi="Times New Roman" w:cs="Times New Roman"/>
+          <w:b/>
+          <w:bCs/>
           <w:color w:val="2F5496" w:themeColor="accent1" w:themeShade="BF"/>
+          <w:sz w:val="32"/>
+          <w:szCs w:val="32"/>
           <w14:textOutline w14:w="12700" w14:cap="flat" w14:cmpd="sng" w14:algn="ctr">
             <w14:solidFill>
               <w14:schemeClr w14:val="accent4"/>
@@ -15066,10 +16573,406 @@
             <w14:round/>
           </w14:textOutline>
         </w:rPr>
-      </w:pPr>
-      <w:r>
+        <w:t>BOOTSTRAP</w:t>
+      </w:r>
+    </w:p>
+    <w:p>
+      <w:pPr>
+        <w:pStyle w:val="Heading1"/>
+      </w:pPr>
+      <w:r>
+        <w:t>Introduction to Bootstrap? and its Features</w:t>
+      </w:r>
+    </w:p>
+    <w:p>
+      <w:pPr>
+        <w:pStyle w:val="Heading1"/>
+      </w:pPr>
+      <w:r>
+        <w:t>Bootstrap Installation</w:t>
+      </w:r>
+    </w:p>
+    <w:p>
+      <w:pPr>
+        <w:pStyle w:val="Heading1"/>
+      </w:pPr>
+      <w:r>
+        <w:t>Setting Development Environment</w:t>
+      </w:r>
+    </w:p>
+    <w:p>
+      <w:pPr>
+        <w:pStyle w:val="Heading1"/>
+      </w:pPr>
+      <w:r>
+        <w:t>Grid System</w:t>
+      </w:r>
+    </w:p>
+    <w:p>
+      <w:pPr>
+        <w:pStyle w:val="Heading1"/>
+      </w:pPr>
+      <w:r>
+        <w:t>Components</w:t>
+      </w:r>
+    </w:p>
+    <w:p>
+      <w:pPr>
+        <w:pStyle w:val="ListParagraph"/>
+        <w:numPr>
+          <w:ilvl w:val="0"/>
+          <w:numId w:val="39"/>
+        </w:numPr>
+        <w:rPr>
+          <w:rFonts w:ascii="Times New Roman" w:hAnsi="Times New Roman" w:cs="Times New Roman"/>
+          <w:b/>
+          <w:bCs/>
+          <w:sz w:val="24"/>
+          <w:szCs w:val="24"/>
+        </w:rPr>
+      </w:pPr>
+      <w:r>
+        <w:rPr>
+          <w:rFonts w:ascii="Times New Roman" w:hAnsi="Times New Roman" w:cs="Times New Roman"/>
+          <w:b/>
+          <w:bCs/>
+          <w:sz w:val="24"/>
+          <w:szCs w:val="24"/>
+        </w:rPr>
+        <w:t>Basic Typography</w:t>
+      </w:r>
+    </w:p>
+    <w:p>
+      <w:pPr>
+        <w:pStyle w:val="ListParagraph"/>
+        <w:numPr>
+          <w:ilvl w:val="0"/>
+          <w:numId w:val="39"/>
+        </w:numPr>
+        <w:rPr>
+          <w:rFonts w:ascii="Times New Roman" w:hAnsi="Times New Roman" w:cs="Times New Roman"/>
+          <w:b/>
+          <w:bCs/>
+          <w:sz w:val="24"/>
+          <w:szCs w:val="24"/>
+        </w:rPr>
+      </w:pPr>
+      <w:r>
+        <w:rPr>
+          <w:rFonts w:ascii="Times New Roman" w:hAnsi="Times New Roman" w:cs="Times New Roman"/>
+          <w:b/>
+          <w:bCs/>
+          <w:sz w:val="24"/>
+          <w:szCs w:val="24"/>
+        </w:rPr>
+        <w:t>Text Alignment &amp; Display</w:t>
+      </w:r>
+    </w:p>
+    <w:p>
+      <w:pPr>
+        <w:pStyle w:val="ListParagraph"/>
+        <w:numPr>
+          <w:ilvl w:val="0"/>
+          <w:numId w:val="39"/>
+        </w:numPr>
+        <w:rPr>
+          <w:rFonts w:ascii="Times New Roman" w:hAnsi="Times New Roman" w:cs="Times New Roman"/>
+          <w:b/>
+          <w:bCs/>
+          <w:sz w:val="24"/>
+          <w:szCs w:val="24"/>
+        </w:rPr>
+      </w:pPr>
+      <w:proofErr w:type="spellStart"/>
+      <w:r>
+        <w:rPr>
+          <w:rFonts w:ascii="Times New Roman" w:hAnsi="Times New Roman" w:cs="Times New Roman"/>
+          <w:b/>
+          <w:bCs/>
+          <w:sz w:val="24"/>
+          <w:szCs w:val="24"/>
+        </w:rPr>
+        <w:t>Colors</w:t>
+      </w:r>
+      <w:proofErr w:type="spellEnd"/>
+      <w:r>
+        <w:rPr>
+          <w:rFonts w:ascii="Times New Roman" w:hAnsi="Times New Roman" w:cs="Times New Roman"/>
+          <w:b/>
+          <w:bCs/>
+          <w:sz w:val="24"/>
+          <w:szCs w:val="24"/>
+        </w:rPr>
+        <w:t xml:space="preserve"> Background:</w:t>
+      </w:r>
+    </w:p>
+    <w:p>
+      <w:pPr>
+        <w:pStyle w:val="ListParagraph"/>
+        <w:numPr>
+          <w:ilvl w:val="0"/>
+          <w:numId w:val="39"/>
+        </w:numPr>
+        <w:rPr>
+          <w:rFonts w:ascii="Times New Roman" w:hAnsi="Times New Roman" w:cs="Times New Roman"/>
+          <w:b/>
+          <w:bCs/>
+          <w:sz w:val="24"/>
+          <w:szCs w:val="24"/>
+        </w:rPr>
+      </w:pPr>
+      <w:r>
+        <w:rPr>
+          <w:rFonts w:ascii="Times New Roman" w:hAnsi="Times New Roman" w:cs="Times New Roman"/>
+          <w:b/>
+          <w:bCs/>
+          <w:sz w:val="24"/>
+          <w:szCs w:val="24"/>
+        </w:rPr>
+        <w:t>Buttons</w:t>
+      </w:r>
+    </w:p>
+    <w:p>
+      <w:pPr>
+        <w:pStyle w:val="ListParagraph"/>
+        <w:numPr>
+          <w:ilvl w:val="0"/>
+          <w:numId w:val="39"/>
+        </w:numPr>
+        <w:rPr>
+          <w:rFonts w:ascii="Times New Roman" w:hAnsi="Times New Roman" w:cs="Times New Roman"/>
+          <w:b/>
+          <w:bCs/>
+          <w:sz w:val="24"/>
+          <w:szCs w:val="24"/>
+        </w:rPr>
+      </w:pPr>
+      <w:r>
+        <w:rPr>
+          <w:rFonts w:ascii="Times New Roman" w:hAnsi="Times New Roman" w:cs="Times New Roman"/>
+          <w:b/>
+          <w:bCs/>
+          <w:sz w:val="24"/>
+          <w:szCs w:val="24"/>
+        </w:rPr>
+        <w:t>Navbars</w:t>
+      </w:r>
+    </w:p>
+    <w:p>
+      <w:pPr>
+        <w:pStyle w:val="ListParagraph"/>
+        <w:numPr>
+          <w:ilvl w:val="0"/>
+          <w:numId w:val="39"/>
+        </w:numPr>
+        <w:rPr>
+          <w:rFonts w:ascii="Times New Roman" w:hAnsi="Times New Roman" w:cs="Times New Roman"/>
+          <w:b/>
+          <w:bCs/>
+          <w:sz w:val="24"/>
+          <w:szCs w:val="24"/>
+        </w:rPr>
+      </w:pPr>
+      <w:r>
+        <w:rPr>
+          <w:rFonts w:ascii="Times New Roman" w:hAnsi="Times New Roman" w:cs="Times New Roman"/>
+          <w:b/>
+          <w:bCs/>
+          <w:sz w:val="24"/>
+          <w:szCs w:val="24"/>
+        </w:rPr>
+        <w:t>List groups</w:t>
+      </w:r>
+    </w:p>
+    <w:p>
+      <w:pPr>
+        <w:pStyle w:val="ListParagraph"/>
+        <w:numPr>
+          <w:ilvl w:val="0"/>
+          <w:numId w:val="39"/>
+        </w:numPr>
+        <w:rPr>
+          <w:rFonts w:ascii="Times New Roman" w:hAnsi="Times New Roman" w:cs="Times New Roman"/>
+          <w:b/>
+          <w:bCs/>
+          <w:sz w:val="24"/>
+          <w:szCs w:val="24"/>
+        </w:rPr>
+      </w:pPr>
+      <w:r>
+        <w:rPr>
+          <w:rFonts w:ascii="Times New Roman" w:hAnsi="Times New Roman" w:cs="Times New Roman"/>
+          <w:b/>
+          <w:bCs/>
+          <w:sz w:val="24"/>
+          <w:szCs w:val="24"/>
+        </w:rPr>
+        <w:t>Badges</w:t>
+      </w:r>
+    </w:p>
+    <w:p>
+      <w:pPr>
+        <w:pStyle w:val="ListParagraph"/>
+        <w:numPr>
+          <w:ilvl w:val="0"/>
+          <w:numId w:val="39"/>
+        </w:numPr>
+        <w:rPr>
+          <w:rFonts w:ascii="Times New Roman" w:hAnsi="Times New Roman" w:cs="Times New Roman"/>
+          <w:b/>
+          <w:bCs/>
+          <w:sz w:val="24"/>
+          <w:szCs w:val="24"/>
+        </w:rPr>
+      </w:pPr>
+      <w:r>
+        <w:rPr>
+          <w:rFonts w:ascii="Times New Roman" w:hAnsi="Times New Roman" w:cs="Times New Roman"/>
+          <w:b/>
+          <w:bCs/>
+          <w:sz w:val="24"/>
+          <w:szCs w:val="24"/>
+        </w:rPr>
+        <w:t>Forms</w:t>
+      </w:r>
+    </w:p>
+    <w:p>
+      <w:pPr>
+        <w:pStyle w:val="ListParagraph"/>
+        <w:numPr>
+          <w:ilvl w:val="0"/>
+          <w:numId w:val="39"/>
+        </w:numPr>
+        <w:rPr>
+          <w:rFonts w:ascii="Times New Roman" w:hAnsi="Times New Roman" w:cs="Times New Roman"/>
+          <w:b/>
+          <w:bCs/>
+          <w:sz w:val="24"/>
+          <w:szCs w:val="24"/>
+        </w:rPr>
+      </w:pPr>
+      <w:r>
+        <w:rPr>
+          <w:rFonts w:ascii="Times New Roman" w:hAnsi="Times New Roman" w:cs="Times New Roman"/>
+          <w:b/>
+          <w:bCs/>
+          <w:sz w:val="24"/>
+          <w:szCs w:val="24"/>
+        </w:rPr>
+        <w:t>Carousel</w:t>
+      </w:r>
+    </w:p>
+    <w:p>
+      <w:pPr>
+        <w:pStyle w:val="ListParagraph"/>
+        <w:numPr>
+          <w:ilvl w:val="0"/>
+          <w:numId w:val="39"/>
+        </w:numPr>
+        <w:rPr>
+          <w:rFonts w:ascii="Times New Roman" w:hAnsi="Times New Roman" w:cs="Times New Roman"/>
+          <w:b/>
+          <w:bCs/>
+          <w:sz w:val="24"/>
+          <w:szCs w:val="24"/>
+        </w:rPr>
+      </w:pPr>
+      <w:r>
+        <w:rPr>
+          <w:rFonts w:ascii="Times New Roman" w:hAnsi="Times New Roman" w:cs="Times New Roman"/>
+          <w:b/>
+          <w:bCs/>
+          <w:sz w:val="24"/>
+          <w:szCs w:val="24"/>
+        </w:rPr>
+        <w:t>Modal</w:t>
+      </w:r>
+    </w:p>
+    <w:p>
+      <w:pPr>
+        <w:pStyle w:val="ListParagraph"/>
+        <w:numPr>
+          <w:ilvl w:val="0"/>
+          <w:numId w:val="39"/>
+        </w:numPr>
+        <w:rPr>
+          <w:rFonts w:ascii="Times New Roman" w:hAnsi="Times New Roman" w:cs="Times New Roman"/>
+          <w:b/>
+          <w:bCs/>
+          <w:sz w:val="24"/>
+          <w:szCs w:val="24"/>
+        </w:rPr>
+      </w:pPr>
+      <w:r>
+        <w:rPr>
+          <w:rFonts w:ascii="Times New Roman" w:hAnsi="Times New Roman" w:cs="Times New Roman"/>
+          <w:b/>
+          <w:bCs/>
+          <w:sz w:val="24"/>
+          <w:szCs w:val="24"/>
+        </w:rPr>
+        <w:t>Table</w:t>
+      </w:r>
+    </w:p>
+    <w:p>
+      <w:pPr>
+        <w:pStyle w:val="ListParagraph"/>
+        <w:numPr>
+          <w:ilvl w:val="0"/>
+          <w:numId w:val="39"/>
+        </w:numPr>
+        <w:rPr>
+          <w:rFonts w:ascii="Times New Roman" w:hAnsi="Times New Roman" w:cs="Times New Roman"/>
+          <w:b/>
+          <w:bCs/>
+          <w:sz w:val="24"/>
+          <w:szCs w:val="24"/>
+        </w:rPr>
+      </w:pPr>
+      <w:r>
+        <w:rPr>
+          <w:rFonts w:ascii="Times New Roman" w:hAnsi="Times New Roman" w:cs="Times New Roman"/>
+          <w:b/>
+          <w:bCs/>
+          <w:sz w:val="24"/>
+          <w:szCs w:val="24"/>
+        </w:rPr>
+        <w:t>Cards</w:t>
+      </w:r>
+    </w:p>
+    <w:p>
+      <w:pPr>
+        <w:pStyle w:val="ListParagraph"/>
+        <w:numPr>
+          <w:ilvl w:val="0"/>
+          <w:numId w:val="39"/>
+        </w:numPr>
+        <w:rPr>
+          <w:rFonts w:ascii="Times New Roman" w:hAnsi="Times New Roman" w:cs="Times New Roman"/>
+          <w:b/>
+          <w:bCs/>
+          <w:sz w:val="24"/>
+          <w:szCs w:val="24"/>
+        </w:rPr>
+      </w:pPr>
+      <w:r>
+        <w:rPr>
+          <w:rFonts w:ascii="Times New Roman" w:hAnsi="Times New Roman" w:cs="Times New Roman"/>
+          <w:b/>
+          <w:bCs/>
+          <w:sz w:val="24"/>
+          <w:szCs w:val="24"/>
+        </w:rPr>
+        <w:t>Pagination</w:t>
+      </w:r>
+    </w:p>
+    <w:p>
+      <w:pPr>
+        <w:ind w:left="2160" w:firstLine="720"/>
         <w:rPr>
           <w:color w:val="2F5496" w:themeColor="accent1" w:themeShade="BF"/>
+          <w:sz w:val="24"/>
+          <w:szCs w:val="24"/>
           <w14:textOutline w14:w="12700" w14:cap="flat" w14:cmpd="sng" w14:algn="ctr">
             <w14:solidFill>
               <w14:schemeClr w14:val="accent4"/>
@@ -15078,11 +16981,12 @@
             <w14:round/>
           </w14:textOutline>
         </w:rPr>
-        <w:t xml:space="preserve">    </w:t>
-      </w:r>
+      </w:pPr>
       <w:r>
         <w:rPr>
           <w:color w:val="2F5496" w:themeColor="accent1" w:themeShade="BF"/>
+          <w:sz w:val="24"/>
+          <w:szCs w:val="24"/>
           <w14:textOutline w14:w="12700" w14:cap="flat" w14:cmpd="sng" w14:algn="ctr">
             <w14:solidFill>
               <w14:schemeClr w14:val="accent4"/>
@@ -15091,6 +16995,25 @@
             <w14:round/>
           </w14:textOutline>
         </w:rPr>
+        <w:lastRenderedPageBreak/>
+        <w:t xml:space="preserve">    </w:t>
+      </w:r>
+      <w:r>
+        <w:rPr>
+          <w:rFonts w:ascii="Times New Roman" w:hAnsi="Times New Roman" w:cs="Times New Roman"/>
+          <w:b/>
+          <w:bCs/>
+          <w:color w:val="2F5496" w:themeColor="accent1" w:themeShade="BF"/>
+          <w:sz w:val="32"/>
+          <w:szCs w:val="32"/>
+          <w14:textOutline w14:w="12700" w14:cap="flat" w14:cmpd="sng" w14:algn="ctr">
+            <w14:solidFill>
+              <w14:schemeClr w14:val="accent4"/>
+            </w14:solidFill>
+            <w14:prstDash w14:val="solid"/>
+            <w14:round/>
+          </w14:textOutline>
+        </w:rPr>
         <w:t>JAVASCRIPT</w:t>
       </w:r>
     </w:p>
@@ -15098,25 +17021,40 @@
       <w:pPr>
         <w:pStyle w:val="Heading1"/>
       </w:pPr>
-      <w:r>
-        <w:t>Javascript?</w:t>
-      </w:r>
-    </w:p>
-    <w:p>
-      <w:pPr>
-        <w:rPr>
-          <w:rFonts w:ascii="Times New Roman" w:hAnsi="Times New Roman" w:cs="Times New Roman"/>
-          <w:sz w:val="24"/>
-          <w:szCs w:val="24"/>
-        </w:rPr>
-      </w:pPr>
-      <w:r>
-        <w:rPr>
-          <w:rFonts w:ascii="Times New Roman" w:hAnsi="Times New Roman" w:cs="Times New Roman"/>
-          <w:sz w:val="24"/>
-          <w:szCs w:val="24"/>
-        </w:rPr>
-        <w:t xml:space="preserve">Javascript is </w:t>
+      <w:proofErr w:type="spellStart"/>
+      <w:r>
+        <w:t>Javascript</w:t>
+      </w:r>
+      <w:proofErr w:type="spellEnd"/>
+      <w:r>
+        <w:t>?</w:t>
+      </w:r>
+    </w:p>
+    <w:p>
+      <w:pPr>
+        <w:rPr>
+          <w:rFonts w:ascii="Times New Roman" w:hAnsi="Times New Roman" w:cs="Times New Roman"/>
+          <w:sz w:val="24"/>
+          <w:szCs w:val="24"/>
+        </w:rPr>
+      </w:pPr>
+      <w:proofErr w:type="spellStart"/>
+      <w:r>
+        <w:rPr>
+          <w:rFonts w:ascii="Times New Roman" w:hAnsi="Times New Roman" w:cs="Times New Roman"/>
+          <w:sz w:val="24"/>
+          <w:szCs w:val="24"/>
+        </w:rPr>
+        <w:t>Javascript</w:t>
+      </w:r>
+      <w:proofErr w:type="spellEnd"/>
+      <w:r>
+        <w:rPr>
+          <w:rFonts w:ascii="Times New Roman" w:hAnsi="Times New Roman" w:cs="Times New Roman"/>
+          <w:sz w:val="24"/>
+          <w:szCs w:val="24"/>
+        </w:rPr>
+        <w:t xml:space="preserve"> is </w:t>
       </w:r>
       <w:r>
         <w:rPr>
@@ -15132,7 +17070,25 @@
           <w:sz w:val="24"/>
           <w:szCs w:val="24"/>
         </w:rPr>
-        <w:t xml:space="preserve"> and also client side scripting language</w:t>
+        <w:t xml:space="preserve"> and also </w:t>
+      </w:r>
+      <w:proofErr w:type="gramStart"/>
+      <w:r>
+        <w:rPr>
+          <w:rFonts w:ascii="Times New Roman" w:hAnsi="Times New Roman" w:cs="Times New Roman"/>
+          <w:sz w:val="24"/>
+          <w:szCs w:val="24"/>
+        </w:rPr>
+        <w:t>client side</w:t>
+      </w:r>
+      <w:proofErr w:type="gramEnd"/>
+      <w:r>
+        <w:rPr>
+          <w:rFonts w:ascii="Times New Roman" w:hAnsi="Times New Roman" w:cs="Times New Roman"/>
+          <w:sz w:val="24"/>
+          <w:szCs w:val="24"/>
+        </w:rPr>
+        <w:t xml:space="preserve"> scripting language</w:t>
       </w:r>
     </w:p>
     <w:p>
@@ -15174,7 +17130,25 @@
           <w:sz w:val="24"/>
           <w:szCs w:val="24"/>
         </w:rPr>
-        <w:t>Each and every browser will have its own javascript engine.</w:t>
+        <w:t xml:space="preserve">Each and every browser will have its own </w:t>
+      </w:r>
+      <w:proofErr w:type="spellStart"/>
+      <w:r>
+        <w:rPr>
+          <w:rFonts w:ascii="Times New Roman" w:hAnsi="Times New Roman" w:cs="Times New Roman"/>
+          <w:sz w:val="24"/>
+          <w:szCs w:val="24"/>
+        </w:rPr>
+        <w:t>javascript</w:t>
+      </w:r>
+      <w:proofErr w:type="spellEnd"/>
+      <w:r>
+        <w:rPr>
+          <w:rFonts w:ascii="Times New Roman" w:hAnsi="Times New Roman" w:cs="Times New Roman"/>
+          <w:sz w:val="24"/>
+          <w:szCs w:val="24"/>
+        </w:rPr>
+        <w:t xml:space="preserve"> engine.</w:t>
       </w:r>
     </w:p>
     <w:p>
@@ -15234,7 +17208,15 @@
         <w:pStyle w:val="Heading1"/>
       </w:pPr>
       <w:r>
-        <w:t>Purpose of Javascript?</w:t>
+        <w:t xml:space="preserve">Purpose of </w:t>
+      </w:r>
+      <w:proofErr w:type="spellStart"/>
+      <w:r>
+        <w:t>Javascript</w:t>
+      </w:r>
+      <w:proofErr w:type="spellEnd"/>
+      <w:r>
+        <w:t>?</w:t>
       </w:r>
     </w:p>
     <w:p>
@@ -15259,7 +17241,15 @@
         <w:pStyle w:val="Heading1"/>
       </w:pPr>
       <w:r>
-        <w:t>Ways to write Javascript?</w:t>
+        <w:t xml:space="preserve">Ways to write </w:t>
+      </w:r>
+      <w:proofErr w:type="spellStart"/>
+      <w:r>
+        <w:t>Javascript</w:t>
+      </w:r>
+      <w:proofErr w:type="spellEnd"/>
+      <w:r>
+        <w:t>?</w:t>
       </w:r>
     </w:p>
     <w:p>
@@ -15318,8 +17308,13 @@
         <w:pStyle w:val="Heading1"/>
       </w:pPr>
       <w:r>
-        <w:t>Best place to write Javascript</w:t>
-      </w:r>
+        <w:t xml:space="preserve">Best place to write </w:t>
+      </w:r>
+      <w:proofErr w:type="spellStart"/>
+      <w:r>
+        <w:t>Javascript</w:t>
+      </w:r>
+      <w:proofErr w:type="spellEnd"/>
       <w:r>
         <w:t xml:space="preserve"> code</w:t>
       </w:r>
@@ -15341,7 +17336,6 @@
           <w:sz w:val="24"/>
           <w:szCs w:val="24"/>
         </w:rPr>
-        <w:lastRenderedPageBreak/>
         <w:t xml:space="preserve"> </w:t>
       </w:r>
       <w:r>
@@ -15358,7 +17352,15 @@
         <w:pStyle w:val="Heading1"/>
       </w:pPr>
       <w:r>
-        <w:t xml:space="preserve">Debugging in Javascript </w:t>
+        <w:t xml:space="preserve">Debugging in </w:t>
+      </w:r>
+      <w:proofErr w:type="spellStart"/>
+      <w:r>
+        <w:t>Javascript</w:t>
+      </w:r>
+      <w:proofErr w:type="spellEnd"/>
+      <w:r>
+        <w:t xml:space="preserve"> </w:t>
       </w:r>
       <w:r>
         <w:tab/>
@@ -15397,13 +17399,41 @@
           <w:szCs w:val="24"/>
         </w:rPr>
       </w:pPr>
-      <w:r>
-        <w:rPr>
-          <w:rFonts w:ascii="Times New Roman" w:hAnsi="Times New Roman" w:cs="Times New Roman"/>
-          <w:sz w:val="24"/>
-          <w:szCs w:val="24"/>
-        </w:rPr>
-        <w:t xml:space="preserve">console.assert(exp,message); //only error occurs it will be printed </w:t>
+      <w:proofErr w:type="spellStart"/>
+      <w:r>
+        <w:rPr>
+          <w:rFonts w:ascii="Times New Roman" w:hAnsi="Times New Roman" w:cs="Times New Roman"/>
+          <w:sz w:val="24"/>
+          <w:szCs w:val="24"/>
+        </w:rPr>
+        <w:t>console.assert</w:t>
+      </w:r>
+      <w:proofErr w:type="spellEnd"/>
+      <w:r>
+        <w:rPr>
+          <w:rFonts w:ascii="Times New Roman" w:hAnsi="Times New Roman" w:cs="Times New Roman"/>
+          <w:sz w:val="24"/>
+          <w:szCs w:val="24"/>
+        </w:rPr>
+        <w:t>(</w:t>
+      </w:r>
+      <w:proofErr w:type="spellStart"/>
+      <w:r>
+        <w:rPr>
+          <w:rFonts w:ascii="Times New Roman" w:hAnsi="Times New Roman" w:cs="Times New Roman"/>
+          <w:sz w:val="24"/>
+          <w:szCs w:val="24"/>
+        </w:rPr>
+        <w:t>exp,message</w:t>
+      </w:r>
+      <w:proofErr w:type="spellEnd"/>
+      <w:r>
+        <w:rPr>
+          <w:rFonts w:ascii="Times New Roman" w:hAnsi="Times New Roman" w:cs="Times New Roman"/>
+          <w:sz w:val="24"/>
+          <w:szCs w:val="24"/>
+        </w:rPr>
+        <w:t xml:space="preserve">); //only error occurs it will be printed </w:t>
       </w:r>
     </w:p>
     <w:p>
@@ -15479,6 +17509,7 @@
           <w:sz w:val="24"/>
           <w:szCs w:val="24"/>
         </w:rPr>
+        <w:lastRenderedPageBreak/>
         <w:t xml:space="preserve">        Right Click =&gt; Add a conditional break point </w:t>
       </w:r>
     </w:p>
@@ -15487,8 +17518,13 @@
         <w:pStyle w:val="Heading1"/>
       </w:pPr>
       <w:r>
-        <w:t>Variables and datatypes in Javascript</w:t>
-      </w:r>
+        <w:t xml:space="preserve">Variables and datatypes in </w:t>
+      </w:r>
+      <w:proofErr w:type="spellStart"/>
+      <w:r>
+        <w:t>Javascript</w:t>
+      </w:r>
+      <w:proofErr w:type="spellEnd"/>
     </w:p>
     <w:p>
       <w:pPr>
@@ -15540,7 +17576,25 @@
           <w:sz w:val="24"/>
           <w:szCs w:val="24"/>
         </w:rPr>
-        <w:t xml:space="preserve">1. Variable name should contain only letter,digits,symbols($) and (_)underscore </w:t>
+        <w:t xml:space="preserve">1. Variable name should contain only </w:t>
+      </w:r>
+      <w:proofErr w:type="spellStart"/>
+      <w:r>
+        <w:rPr>
+          <w:rFonts w:ascii="Times New Roman" w:hAnsi="Times New Roman" w:cs="Times New Roman"/>
+          <w:sz w:val="24"/>
+          <w:szCs w:val="24"/>
+        </w:rPr>
+        <w:t>letter,digits,symbols</w:t>
+      </w:r>
+      <w:proofErr w:type="spellEnd"/>
+      <w:r>
+        <w:rPr>
+          <w:rFonts w:ascii="Times New Roman" w:hAnsi="Times New Roman" w:cs="Times New Roman"/>
+          <w:sz w:val="24"/>
+          <w:szCs w:val="24"/>
+        </w:rPr>
+        <w:t xml:space="preserve">($) and (_)underscore </w:t>
       </w:r>
     </w:p>
     <w:p>
@@ -15746,13 +17800,41 @@
           <w:szCs w:val="24"/>
         </w:rPr>
       </w:pPr>
-      <w:r>
-        <w:rPr>
-          <w:rFonts w:ascii="Times New Roman" w:hAnsi="Times New Roman" w:cs="Times New Roman"/>
-          <w:sz w:val="24"/>
-          <w:szCs w:val="24"/>
-        </w:rPr>
-        <w:t>typeof n =&gt; number , typeof m =&gt; number</w:t>
+      <w:proofErr w:type="spellStart"/>
+      <w:r>
+        <w:rPr>
+          <w:rFonts w:ascii="Times New Roman" w:hAnsi="Times New Roman" w:cs="Times New Roman"/>
+          <w:sz w:val="24"/>
+          <w:szCs w:val="24"/>
+        </w:rPr>
+        <w:t>typeof</w:t>
+      </w:r>
+      <w:proofErr w:type="spellEnd"/>
+      <w:r>
+        <w:rPr>
+          <w:rFonts w:ascii="Times New Roman" w:hAnsi="Times New Roman" w:cs="Times New Roman"/>
+          <w:sz w:val="24"/>
+          <w:szCs w:val="24"/>
+        </w:rPr>
+        <w:t xml:space="preserve"> n =&gt; number , </w:t>
+      </w:r>
+      <w:proofErr w:type="spellStart"/>
+      <w:r>
+        <w:rPr>
+          <w:rFonts w:ascii="Times New Roman" w:hAnsi="Times New Roman" w:cs="Times New Roman"/>
+          <w:sz w:val="24"/>
+          <w:szCs w:val="24"/>
+        </w:rPr>
+        <w:t>typeof</w:t>
+      </w:r>
+      <w:proofErr w:type="spellEnd"/>
+      <w:r>
+        <w:rPr>
+          <w:rFonts w:ascii="Times New Roman" w:hAnsi="Times New Roman" w:cs="Times New Roman"/>
+          <w:sz w:val="24"/>
+          <w:szCs w:val="24"/>
+        </w:rPr>
+        <w:t xml:space="preserve"> m =&gt; number</w:t>
       </w:r>
     </w:p>
     <w:p>
@@ -15764,13 +17846,41 @@
           <w:szCs w:val="24"/>
         </w:rPr>
       </w:pPr>
-      <w:r>
-        <w:rPr>
-          <w:rFonts w:ascii="Times New Roman" w:hAnsi="Times New Roman" w:cs="Times New Roman"/>
-          <w:sz w:val="24"/>
-          <w:szCs w:val="24"/>
-        </w:rPr>
-        <w:t xml:space="preserve">typeof typeof n =&gt; string </w:t>
+      <w:proofErr w:type="spellStart"/>
+      <w:r>
+        <w:rPr>
+          <w:rFonts w:ascii="Times New Roman" w:hAnsi="Times New Roman" w:cs="Times New Roman"/>
+          <w:sz w:val="24"/>
+          <w:szCs w:val="24"/>
+        </w:rPr>
+        <w:t>typeof</w:t>
+      </w:r>
+      <w:proofErr w:type="spellEnd"/>
+      <w:r>
+        <w:rPr>
+          <w:rFonts w:ascii="Times New Roman" w:hAnsi="Times New Roman" w:cs="Times New Roman"/>
+          <w:sz w:val="24"/>
+          <w:szCs w:val="24"/>
+        </w:rPr>
+        <w:t xml:space="preserve"> </w:t>
+      </w:r>
+      <w:proofErr w:type="spellStart"/>
+      <w:r>
+        <w:rPr>
+          <w:rFonts w:ascii="Times New Roman" w:hAnsi="Times New Roman" w:cs="Times New Roman"/>
+          <w:sz w:val="24"/>
+          <w:szCs w:val="24"/>
+        </w:rPr>
+        <w:t>typeof</w:t>
+      </w:r>
+      <w:proofErr w:type="spellEnd"/>
+      <w:r>
+        <w:rPr>
+          <w:rFonts w:ascii="Times New Roman" w:hAnsi="Times New Roman" w:cs="Times New Roman"/>
+          <w:sz w:val="24"/>
+          <w:szCs w:val="24"/>
+        </w:rPr>
+        <w:t xml:space="preserve"> n =&gt; string </w:t>
       </w:r>
       <w:r>
         <w:rPr>
@@ -15815,8 +17925,20 @@
           <w:sz w:val="24"/>
           <w:szCs w:val="24"/>
         </w:rPr>
-        <w:t>2. BigInt</w:t>
-      </w:r>
+        <w:t xml:space="preserve">2. </w:t>
+      </w:r>
+      <w:proofErr w:type="spellStart"/>
+      <w:r>
+        <w:rPr>
+          <w:rFonts w:ascii="Times New Roman" w:hAnsi="Times New Roman" w:cs="Times New Roman"/>
+          <w:b/>
+          <w:bCs/>
+          <w:sz w:val="24"/>
+          <w:szCs w:val="24"/>
+        </w:rPr>
+        <w:t>BigInt</w:t>
+      </w:r>
+      <w:proofErr w:type="spellEnd"/>
     </w:p>
     <w:p>
       <w:pPr>
@@ -15965,7 +18087,6 @@
           <w:sz w:val="24"/>
           <w:szCs w:val="24"/>
         </w:rPr>
-        <w:lastRenderedPageBreak/>
         <w:t xml:space="preserve">4. Boolean </w:t>
       </w:r>
     </w:p>
@@ -16063,7 +18184,25 @@
           <w:sz w:val="24"/>
           <w:szCs w:val="24"/>
         </w:rPr>
-        <w:t>In javascript you declare a variable and not assign any value then it will hold undefined it.</w:t>
+        <w:t xml:space="preserve">In </w:t>
+      </w:r>
+      <w:proofErr w:type="spellStart"/>
+      <w:r>
+        <w:rPr>
+          <w:rFonts w:ascii="Times New Roman" w:hAnsi="Times New Roman" w:cs="Times New Roman"/>
+          <w:sz w:val="24"/>
+          <w:szCs w:val="24"/>
+        </w:rPr>
+        <w:t>javascript</w:t>
+      </w:r>
+      <w:proofErr w:type="spellEnd"/>
+      <w:r>
+        <w:rPr>
+          <w:rFonts w:ascii="Times New Roman" w:hAnsi="Times New Roman" w:cs="Times New Roman"/>
+          <w:sz w:val="24"/>
+          <w:szCs w:val="24"/>
+        </w:rPr>
+        <w:t xml:space="preserve"> you declare a variable and not assign any value then it will hold undefined it.</w:t>
       </w:r>
     </w:p>
     <w:p>
@@ -16135,6 +18274,7 @@
           <w:sz w:val="24"/>
           <w:szCs w:val="24"/>
         </w:rPr>
+        <w:lastRenderedPageBreak/>
         <w:t>6. null</w:t>
       </w:r>
       <w:r>
@@ -16153,7 +18293,25 @@
           <w:sz w:val="24"/>
           <w:szCs w:val="24"/>
         </w:rPr>
-        <w:t xml:space="preserve"> in javascript null means "reference to non-existing object " –( The </w:t>
+        <w:t xml:space="preserve"> in </w:t>
+      </w:r>
+      <w:proofErr w:type="spellStart"/>
+      <w:r>
+        <w:rPr>
+          <w:rFonts w:ascii="Times New Roman" w:hAnsi="Times New Roman" w:cs="Times New Roman"/>
+          <w:sz w:val="24"/>
+          <w:szCs w:val="24"/>
+        </w:rPr>
+        <w:t>javascript</w:t>
+      </w:r>
+      <w:proofErr w:type="spellEnd"/>
+      <w:r>
+        <w:rPr>
+          <w:rFonts w:ascii="Times New Roman" w:hAnsi="Times New Roman" w:cs="Times New Roman"/>
+          <w:sz w:val="24"/>
+          <w:szCs w:val="24"/>
+        </w:rPr>
+        <w:t xml:space="preserve"> null means "reference to non-existing object " –( The </w:t>
       </w:r>
       <w:r>
         <w:rPr>
@@ -16201,13 +18359,23 @@
           <w:szCs w:val="24"/>
         </w:rPr>
       </w:pPr>
-      <w:r>
-        <w:rPr>
-          <w:rFonts w:ascii="Times New Roman" w:hAnsi="Times New Roman" w:cs="Times New Roman"/>
-          <w:sz w:val="24"/>
-          <w:szCs w:val="24"/>
-        </w:rPr>
-        <w:t xml:space="preserve">typeof a =&gt; object </w:t>
+      <w:proofErr w:type="spellStart"/>
+      <w:r>
+        <w:rPr>
+          <w:rFonts w:ascii="Times New Roman" w:hAnsi="Times New Roman" w:cs="Times New Roman"/>
+          <w:sz w:val="24"/>
+          <w:szCs w:val="24"/>
+        </w:rPr>
+        <w:t>typeof</w:t>
+      </w:r>
+      <w:proofErr w:type="spellEnd"/>
+      <w:r>
+        <w:rPr>
+          <w:rFonts w:ascii="Times New Roman" w:hAnsi="Times New Roman" w:cs="Times New Roman"/>
+          <w:sz w:val="24"/>
+          <w:szCs w:val="24"/>
+        </w:rPr>
+        <w:t xml:space="preserve"> a =&gt; object </w:t>
       </w:r>
     </w:p>
     <w:p>
@@ -16658,101 +18826,101 @@
           <w:sz w:val="24"/>
           <w:szCs w:val="24"/>
         </w:rPr>
+        <w:t>There are two ways to access an object’s properties: dot notation and bracket notation.</w:t>
+      </w:r>
+    </w:p>
+    <w:p>
+      <w:pPr>
+        <w:rPr>
+          <w:rFonts w:ascii="Times New Roman" w:hAnsi="Times New Roman" w:cs="Times New Roman"/>
+          <w:b/>
+          <w:bCs/>
+          <w:sz w:val="24"/>
+          <w:szCs w:val="24"/>
+        </w:rPr>
+      </w:pPr>
+      <w:r>
+        <w:rPr>
+          <w:rFonts w:ascii="Times New Roman" w:hAnsi="Times New Roman" w:cs="Times New Roman"/>
+          <w:sz w:val="24"/>
+          <w:szCs w:val="24"/>
+        </w:rPr>
+        <w:t xml:space="preserve">If the key has </w:t>
+      </w:r>
+      <w:r>
+        <w:rPr>
+          <w:rFonts w:ascii="Times New Roman" w:hAnsi="Times New Roman" w:cs="Times New Roman"/>
+          <w:b/>
+          <w:bCs/>
+          <w:sz w:val="24"/>
+          <w:szCs w:val="24"/>
+        </w:rPr>
+        <w:t>spaces</w:t>
+      </w:r>
+      <w:r>
+        <w:rPr>
+          <w:rFonts w:ascii="Times New Roman" w:hAnsi="Times New Roman" w:cs="Times New Roman"/>
+          <w:sz w:val="24"/>
+          <w:szCs w:val="24"/>
+        </w:rPr>
+        <w:t xml:space="preserve">, </w:t>
+      </w:r>
+      <w:r>
+        <w:rPr>
+          <w:rFonts w:ascii="Times New Roman" w:hAnsi="Times New Roman" w:cs="Times New Roman"/>
+          <w:b/>
+          <w:bCs/>
+          <w:sz w:val="24"/>
+          <w:szCs w:val="24"/>
+        </w:rPr>
+        <w:t xml:space="preserve">special characters </w:t>
+      </w:r>
+      <w:r>
+        <w:rPr>
+          <w:rFonts w:ascii="Times New Roman" w:hAnsi="Times New Roman" w:cs="Times New Roman"/>
+          <w:sz w:val="24"/>
+          <w:szCs w:val="24"/>
+        </w:rPr>
+        <w:t>we have go for bracket notation</w:t>
+      </w:r>
+      <w:r>
+        <w:rPr>
+          <w:rFonts w:ascii="Times New Roman" w:hAnsi="Times New Roman" w:cs="Times New Roman"/>
+          <w:b/>
+          <w:bCs/>
+          <w:sz w:val="24"/>
+          <w:szCs w:val="24"/>
+        </w:rPr>
+        <w:t xml:space="preserve"> [].</w:t>
+      </w:r>
+    </w:p>
+    <w:p>
+      <w:pPr>
+        <w:pStyle w:val="ListParagraph"/>
+        <w:rPr>
+          <w:rFonts w:ascii="Times New Roman" w:hAnsi="Times New Roman" w:cs="Times New Roman"/>
+          <w:sz w:val="24"/>
+          <w:szCs w:val="24"/>
+        </w:rPr>
+      </w:pPr>
+    </w:p>
+    <w:p>
+      <w:pPr>
+        <w:pStyle w:val="ListParagraph"/>
+        <w:rPr>
+          <w:rFonts w:ascii="Times New Roman" w:hAnsi="Times New Roman" w:cs="Times New Roman"/>
+          <w:sz w:val="24"/>
+          <w:szCs w:val="24"/>
+        </w:rPr>
+      </w:pPr>
+      <w:r>
+        <w:rPr>
+          <w:rFonts w:ascii="Times New Roman" w:hAnsi="Times New Roman" w:cs="Times New Roman"/>
+          <w:noProof/>
+          <w:sz w:val="24"/>
+          <w:szCs w:val="24"/>
+        </w:rPr>
         <w:lastRenderedPageBreak/>
-        <w:t>There are two ways to access an object’s properties: dot notation and bracket notation.</w:t>
-      </w:r>
-    </w:p>
-    <w:p>
-      <w:pPr>
-        <w:rPr>
-          <w:rFonts w:ascii="Times New Roman" w:hAnsi="Times New Roman" w:cs="Times New Roman"/>
-          <w:b/>
-          <w:bCs/>
-          <w:sz w:val="24"/>
-          <w:szCs w:val="24"/>
-        </w:rPr>
-      </w:pPr>
-      <w:r>
-        <w:rPr>
-          <w:rFonts w:ascii="Times New Roman" w:hAnsi="Times New Roman" w:cs="Times New Roman"/>
-          <w:sz w:val="24"/>
-          <w:szCs w:val="24"/>
-        </w:rPr>
-        <w:t xml:space="preserve">If the key has </w:t>
-      </w:r>
-      <w:r>
-        <w:rPr>
-          <w:rFonts w:ascii="Times New Roman" w:hAnsi="Times New Roman" w:cs="Times New Roman"/>
-          <w:b/>
-          <w:bCs/>
-          <w:sz w:val="24"/>
-          <w:szCs w:val="24"/>
-        </w:rPr>
-        <w:t>spaces</w:t>
-      </w:r>
-      <w:r>
-        <w:rPr>
-          <w:rFonts w:ascii="Times New Roman" w:hAnsi="Times New Roman" w:cs="Times New Roman"/>
-          <w:sz w:val="24"/>
-          <w:szCs w:val="24"/>
-        </w:rPr>
-        <w:t xml:space="preserve">, </w:t>
-      </w:r>
-      <w:r>
-        <w:rPr>
-          <w:rFonts w:ascii="Times New Roman" w:hAnsi="Times New Roman" w:cs="Times New Roman"/>
-          <w:b/>
-          <w:bCs/>
-          <w:sz w:val="24"/>
-          <w:szCs w:val="24"/>
-        </w:rPr>
-        <w:t xml:space="preserve">special characters </w:t>
-      </w:r>
-      <w:r>
-        <w:rPr>
-          <w:rFonts w:ascii="Times New Roman" w:hAnsi="Times New Roman" w:cs="Times New Roman"/>
-          <w:sz w:val="24"/>
-          <w:szCs w:val="24"/>
-        </w:rPr>
-        <w:t>we have go for bracket notation</w:t>
-      </w:r>
-      <w:r>
-        <w:rPr>
-          <w:rFonts w:ascii="Times New Roman" w:hAnsi="Times New Roman" w:cs="Times New Roman"/>
-          <w:b/>
-          <w:bCs/>
-          <w:sz w:val="24"/>
-          <w:szCs w:val="24"/>
-        </w:rPr>
-        <w:t xml:space="preserve"> [].</w:t>
-      </w:r>
-    </w:p>
-    <w:p>
-      <w:pPr>
-        <w:pStyle w:val="ListParagraph"/>
-        <w:rPr>
-          <w:rFonts w:ascii="Times New Roman" w:hAnsi="Times New Roman" w:cs="Times New Roman"/>
-          <w:sz w:val="24"/>
-          <w:szCs w:val="24"/>
-        </w:rPr>
-      </w:pPr>
-    </w:p>
-    <w:p>
-      <w:pPr>
-        <w:pStyle w:val="ListParagraph"/>
-        <w:rPr>
-          <w:rFonts w:ascii="Times New Roman" w:hAnsi="Times New Roman" w:cs="Times New Roman"/>
-          <w:sz w:val="24"/>
-          <w:szCs w:val="24"/>
-        </w:rPr>
-      </w:pPr>
-      <w:r>
-        <w:rPr>
-          <w:rFonts w:ascii="Times New Roman" w:hAnsi="Times New Roman" w:cs="Times New Roman"/>
-          <w:noProof/>
-          <w:sz w:val="24"/>
-          <w:szCs w:val="24"/>
-        </w:rPr>
         <w:drawing>
           <wp:inline distT="0" distB="0" distL="0" distR="0" wp14:anchorId="688A13D9" wp14:editId="0EF3EB38">
             <wp:extent cx="5731510" cy="5657850"/>
@@ -16855,13 +19023,23 @@
           <w:szCs w:val="24"/>
         </w:rPr>
       </w:pPr>
-      <w:r>
-        <w:rPr>
-          <w:rFonts w:ascii="Times New Roman" w:hAnsi="Times New Roman" w:cs="Times New Roman"/>
-          <w:sz w:val="24"/>
-          <w:szCs w:val="24"/>
-        </w:rPr>
-        <w:t>objectName.newKey = value</w:t>
+      <w:proofErr w:type="spellStart"/>
+      <w:r>
+        <w:rPr>
+          <w:rFonts w:ascii="Times New Roman" w:hAnsi="Times New Roman" w:cs="Times New Roman"/>
+          <w:sz w:val="24"/>
+          <w:szCs w:val="24"/>
+        </w:rPr>
+        <w:t>objectName.newKey</w:t>
+      </w:r>
+      <w:proofErr w:type="spellEnd"/>
+      <w:r>
+        <w:rPr>
+          <w:rFonts w:ascii="Times New Roman" w:hAnsi="Times New Roman" w:cs="Times New Roman"/>
+          <w:sz w:val="24"/>
+          <w:szCs w:val="24"/>
+        </w:rPr>
+        <w:t xml:space="preserve"> = value</w:t>
       </w:r>
       <w:r>
         <w:rPr>
@@ -17216,15 +19394,25 @@
           <w:sz w:val="24"/>
           <w:szCs w:val="24"/>
         </w:rPr>
-        <w:t>Arrays</w:t>
-      </w:r>
-      <w:r>
-        <w:rPr>
-          <w:rFonts w:ascii="Times New Roman" w:hAnsi="Times New Roman" w:cs="Times New Roman"/>
-          <w:sz w:val="24"/>
-          <w:szCs w:val="24"/>
-        </w:rPr>
-        <w:t xml:space="preserve">: Collection of element or ordered </w:t>
+        <w:t xml:space="preserve">Arrays: Collection of </w:t>
+      </w:r>
+      <w:proofErr w:type="gramStart"/>
+      <w:r>
+        <w:rPr>
+          <w:rFonts w:ascii="Times New Roman" w:hAnsi="Times New Roman" w:cs="Times New Roman"/>
+          <w:sz w:val="24"/>
+          <w:szCs w:val="24"/>
+        </w:rPr>
+        <w:t>element</w:t>
+      </w:r>
+      <w:proofErr w:type="gramEnd"/>
+      <w:r>
+        <w:rPr>
+          <w:rFonts w:ascii="Times New Roman" w:hAnsi="Times New Roman" w:cs="Times New Roman"/>
+          <w:sz w:val="24"/>
+          <w:szCs w:val="24"/>
+        </w:rPr>
+        <w:t xml:space="preserve"> or ordered </w:t>
       </w:r>
       <w:r>
         <w:rPr>
@@ -17265,29 +19453,41 @@
           <w:szCs w:val="24"/>
         </w:rPr>
       </w:pPr>
-      <w:r>
-        <w:rPr>
-          <w:rFonts w:ascii="Times New Roman" w:hAnsi="Times New Roman" w:cs="Times New Roman"/>
-          <w:sz w:val="24"/>
-          <w:szCs w:val="24"/>
-        </w:rPr>
-        <w:t>l</w:t>
-      </w:r>
-      <w:r>
-        <w:rPr>
-          <w:rFonts w:ascii="Times New Roman" w:hAnsi="Times New Roman" w:cs="Times New Roman"/>
-          <w:sz w:val="24"/>
-          <w:szCs w:val="24"/>
-        </w:rPr>
-        <w:t>er arr = new Array();</w:t>
-      </w:r>
-      <w:r>
-        <w:rPr>
-          <w:rFonts w:ascii="Times New Roman" w:hAnsi="Times New Roman" w:cs="Times New Roman"/>
-          <w:sz w:val="24"/>
-          <w:szCs w:val="24"/>
-        </w:rPr>
-        <w:t xml:space="preserve"> //not much preferred way</w:t>
+      <w:proofErr w:type="spellStart"/>
+      <w:r>
+        <w:rPr>
+          <w:rFonts w:ascii="Times New Roman" w:hAnsi="Times New Roman" w:cs="Times New Roman"/>
+          <w:sz w:val="24"/>
+          <w:szCs w:val="24"/>
+        </w:rPr>
+        <w:t>ler</w:t>
+      </w:r>
+      <w:proofErr w:type="spellEnd"/>
+      <w:r>
+        <w:rPr>
+          <w:rFonts w:ascii="Times New Roman" w:hAnsi="Times New Roman" w:cs="Times New Roman"/>
+          <w:sz w:val="24"/>
+          <w:szCs w:val="24"/>
+        </w:rPr>
+        <w:t xml:space="preserve"> </w:t>
+      </w:r>
+      <w:proofErr w:type="spellStart"/>
+      <w:r>
+        <w:rPr>
+          <w:rFonts w:ascii="Times New Roman" w:hAnsi="Times New Roman" w:cs="Times New Roman"/>
+          <w:sz w:val="24"/>
+          <w:szCs w:val="24"/>
+        </w:rPr>
+        <w:t>arr</w:t>
+      </w:r>
+      <w:proofErr w:type="spellEnd"/>
+      <w:r>
+        <w:rPr>
+          <w:rFonts w:ascii="Times New Roman" w:hAnsi="Times New Roman" w:cs="Times New Roman"/>
+          <w:sz w:val="24"/>
+          <w:szCs w:val="24"/>
+        </w:rPr>
+        <w:t xml:space="preserve"> = new Array(); //not much preferred way</w:t>
       </w:r>
     </w:p>
     <w:p>
@@ -17309,7 +19509,25 @@
           <w:sz w:val="24"/>
           <w:szCs w:val="24"/>
         </w:rPr>
-        <w:t>let arr = {};</w:t>
+        <w:t xml:space="preserve">let </w:t>
+      </w:r>
+      <w:proofErr w:type="spellStart"/>
+      <w:r>
+        <w:rPr>
+          <w:rFonts w:ascii="Times New Roman" w:hAnsi="Times New Roman" w:cs="Times New Roman"/>
+          <w:sz w:val="24"/>
+          <w:szCs w:val="24"/>
+        </w:rPr>
+        <w:t>arr</w:t>
+      </w:r>
+      <w:proofErr w:type="spellEnd"/>
+      <w:r>
+        <w:rPr>
+          <w:rFonts w:ascii="Times New Roman" w:hAnsi="Times New Roman" w:cs="Times New Roman"/>
+          <w:sz w:val="24"/>
+          <w:szCs w:val="24"/>
+        </w:rPr>
+        <w:t xml:space="preserve"> = {};</w:t>
       </w:r>
     </w:p>
     <w:p>
@@ -17473,173 +19691,59 @@
         </w:rPr>
         <w:t xml:space="preserve">, </w:t>
       </w:r>
-      <w:r>
-        <w:rPr>
-          <w:rFonts w:ascii="Times New Roman" w:hAnsi="Times New Roman" w:cs="Times New Roman"/>
-          <w:sz w:val="24"/>
-          <w:szCs w:val="24"/>
-        </w:rPr>
-        <w:t>indexOf()</w:t>
-      </w:r>
-      <w:r>
-        <w:rPr>
-          <w:rFonts w:ascii="Times New Roman" w:hAnsi="Times New Roman" w:cs="Times New Roman"/>
-          <w:sz w:val="24"/>
-          <w:szCs w:val="24"/>
-        </w:rPr>
-        <w:t xml:space="preserve">, </w:t>
-      </w:r>
-      <w:r>
-        <w:rPr>
-          <w:rFonts w:ascii="Times New Roman" w:hAnsi="Times New Roman" w:cs="Times New Roman"/>
-          <w:sz w:val="24"/>
-          <w:szCs w:val="24"/>
-        </w:rPr>
-        <w:t>forEach()</w:t>
-      </w:r>
-      <w:r>
-        <w:rPr>
-          <w:rFonts w:ascii="Times New Roman" w:hAnsi="Times New Roman" w:cs="Times New Roman"/>
-          <w:sz w:val="24"/>
-          <w:szCs w:val="24"/>
-        </w:rPr>
-        <w:t xml:space="preserve">, </w:t>
-      </w:r>
-      <w:r>
-        <w:rPr>
-          <w:rFonts w:ascii="Times New Roman" w:hAnsi="Times New Roman" w:cs="Times New Roman"/>
-          <w:sz w:val="24"/>
-          <w:szCs w:val="24"/>
-        </w:rPr>
-        <w:t>filter()</w:t>
-      </w:r>
-      <w:r>
-        <w:rPr>
-          <w:rFonts w:ascii="Times New Roman" w:hAnsi="Times New Roman" w:cs="Times New Roman"/>
-          <w:sz w:val="24"/>
-          <w:szCs w:val="24"/>
-        </w:rPr>
-        <w:t xml:space="preserve">, </w:t>
-      </w:r>
-      <w:r>
-        <w:rPr>
-          <w:rFonts w:ascii="Times New Roman" w:hAnsi="Times New Roman" w:cs="Times New Roman"/>
-          <w:sz w:val="24"/>
-          <w:szCs w:val="24"/>
-        </w:rPr>
-        <w:t>map()</w:t>
-      </w:r>
-      <w:r>
-        <w:rPr>
-          <w:rFonts w:ascii="Times New Roman" w:hAnsi="Times New Roman" w:cs="Times New Roman"/>
-          <w:sz w:val="24"/>
-          <w:szCs w:val="24"/>
-        </w:rPr>
-        <w:t xml:space="preserve">, </w:t>
-      </w:r>
-      <w:r>
-        <w:rPr>
-          <w:rFonts w:ascii="Times New Roman" w:hAnsi="Times New Roman" w:cs="Times New Roman"/>
-          <w:sz w:val="24"/>
-          <w:szCs w:val="24"/>
-        </w:rPr>
-        <w:t>includes()</w:t>
-      </w:r>
-      <w:r>
-        <w:rPr>
-          <w:rFonts w:ascii="Times New Roman" w:hAnsi="Times New Roman" w:cs="Times New Roman"/>
-          <w:sz w:val="24"/>
-          <w:szCs w:val="24"/>
-        </w:rPr>
-        <w:t xml:space="preserve">, </w:t>
-      </w:r>
-      <w:r>
-        <w:rPr>
-          <w:rFonts w:ascii="Times New Roman" w:hAnsi="Times New Roman" w:cs="Times New Roman"/>
-          <w:sz w:val="24"/>
-          <w:szCs w:val="24"/>
-        </w:rPr>
-        <w:t>sort()</w:t>
-      </w:r>
-      <w:r>
-        <w:rPr>
-          <w:rFonts w:ascii="Times New Roman" w:hAnsi="Times New Roman" w:cs="Times New Roman"/>
-          <w:sz w:val="24"/>
-          <w:szCs w:val="24"/>
-        </w:rPr>
-        <w:t xml:space="preserve">, </w:t>
-      </w:r>
-      <w:r>
-        <w:rPr>
-          <w:rFonts w:ascii="Times New Roman" w:hAnsi="Times New Roman" w:cs="Times New Roman"/>
-          <w:sz w:val="24"/>
-          <w:szCs w:val="24"/>
-        </w:rPr>
-        <w:t>reverse()</w:t>
-      </w:r>
-      <w:r>
-        <w:rPr>
-          <w:rFonts w:ascii="Times New Roman" w:hAnsi="Times New Roman" w:cs="Times New Roman"/>
-          <w:sz w:val="24"/>
-          <w:szCs w:val="24"/>
-        </w:rPr>
-        <w:t xml:space="preserve">, </w:t>
-      </w:r>
-      <w:r>
-        <w:rPr>
-          <w:rFonts w:ascii="Times New Roman" w:hAnsi="Times New Roman" w:cs="Times New Roman"/>
-          <w:sz w:val="24"/>
-          <w:szCs w:val="24"/>
-        </w:rPr>
-        <w:t>reduce()</w:t>
-      </w:r>
-      <w:r>
-        <w:rPr>
-          <w:rFonts w:ascii="Times New Roman" w:hAnsi="Times New Roman" w:cs="Times New Roman"/>
-          <w:sz w:val="24"/>
-          <w:szCs w:val="24"/>
-        </w:rPr>
-        <w:t xml:space="preserve">, </w:t>
-      </w:r>
-      <w:r>
-        <w:rPr>
-          <w:rFonts w:ascii="Times New Roman" w:hAnsi="Times New Roman" w:cs="Times New Roman"/>
-          <w:sz w:val="24"/>
-          <w:szCs w:val="24"/>
-        </w:rPr>
-        <w:t>concat()</w:t>
-      </w:r>
-      <w:r>
-        <w:rPr>
-          <w:rFonts w:ascii="Times New Roman" w:hAnsi="Times New Roman" w:cs="Times New Roman"/>
-          <w:sz w:val="24"/>
-          <w:szCs w:val="24"/>
-        </w:rPr>
-        <w:t xml:space="preserve">, </w:t>
-      </w:r>
-      <w:r>
-        <w:rPr>
-          <w:rFonts w:ascii="Times New Roman" w:hAnsi="Times New Roman" w:cs="Times New Roman"/>
-          <w:sz w:val="24"/>
-          <w:szCs w:val="24"/>
-        </w:rPr>
-        <w:t>join()</w:t>
-      </w:r>
-      <w:r>
-        <w:rPr>
-          <w:rFonts w:ascii="Times New Roman" w:hAnsi="Times New Roman" w:cs="Times New Roman"/>
-          <w:sz w:val="24"/>
-          <w:szCs w:val="24"/>
-        </w:rPr>
-        <w:t xml:space="preserve">, </w:t>
-      </w:r>
-      <w:r>
-        <w:rPr>
-          <w:rFonts w:ascii="Times New Roman" w:hAnsi="Times New Roman" w:cs="Times New Roman"/>
-          <w:sz w:val="24"/>
-          <w:szCs w:val="24"/>
-        </w:rPr>
-        <w:t>flat()</w:t>
+      <w:proofErr w:type="spellStart"/>
+      <w:r>
+        <w:rPr>
+          <w:rFonts w:ascii="Times New Roman" w:hAnsi="Times New Roman" w:cs="Times New Roman"/>
+          <w:sz w:val="24"/>
+          <w:szCs w:val="24"/>
+        </w:rPr>
+        <w:t>indexOf</w:t>
+      </w:r>
+      <w:proofErr w:type="spellEnd"/>
+      <w:r>
+        <w:rPr>
+          <w:rFonts w:ascii="Times New Roman" w:hAnsi="Times New Roman" w:cs="Times New Roman"/>
+          <w:sz w:val="24"/>
+          <w:szCs w:val="24"/>
+        </w:rPr>
+        <w:t xml:space="preserve">(), </w:t>
+      </w:r>
+      <w:proofErr w:type="spellStart"/>
+      <w:r>
+        <w:rPr>
+          <w:rFonts w:ascii="Times New Roman" w:hAnsi="Times New Roman" w:cs="Times New Roman"/>
+          <w:sz w:val="24"/>
+          <w:szCs w:val="24"/>
+        </w:rPr>
+        <w:t>forEach</w:t>
+      </w:r>
+      <w:proofErr w:type="spellEnd"/>
+      <w:r>
+        <w:rPr>
+          <w:rFonts w:ascii="Times New Roman" w:hAnsi="Times New Roman" w:cs="Times New Roman"/>
+          <w:sz w:val="24"/>
+          <w:szCs w:val="24"/>
+        </w:rPr>
+        <w:t xml:space="preserve">(), filter(), map(), includes(), sort(), reverse(), reduce(), </w:t>
+      </w:r>
+      <w:proofErr w:type="spellStart"/>
+      <w:r>
+        <w:rPr>
+          <w:rFonts w:ascii="Times New Roman" w:hAnsi="Times New Roman" w:cs="Times New Roman"/>
+          <w:sz w:val="24"/>
+          <w:szCs w:val="24"/>
+        </w:rPr>
+        <w:t>concat</w:t>
+      </w:r>
+      <w:proofErr w:type="spellEnd"/>
+      <w:r>
+        <w:rPr>
+          <w:rFonts w:ascii="Times New Roman" w:hAnsi="Times New Roman" w:cs="Times New Roman"/>
+          <w:sz w:val="24"/>
+          <w:szCs w:val="24"/>
+        </w:rPr>
+        <w:t>(), join(), flat()</w:t>
       </w:r>
     </w:p>
     <w:p>
@@ -17744,17 +19848,7 @@
           <w:sz w:val="24"/>
           <w:szCs w:val="24"/>
         </w:rPr>
-        <w:t>h</w:t>
-      </w:r>
-      <w:r>
-        <w:rPr>
-          <w:rFonts w:ascii="Times New Roman" w:hAnsi="Times New Roman" w:cs="Times New Roman"/>
-          <w:b/>
-          <w:bCs/>
-          <w:sz w:val="24"/>
-          <w:szCs w:val="24"/>
-        </w:rPr>
-        <w:t xml:space="preserve">ift, </w:t>
+        <w:t xml:space="preserve">hift, </w:t>
       </w:r>
       <w:r>
         <w:rPr>
@@ -17793,7 +19887,54 @@
           <w:sz w:val="24"/>
           <w:szCs w:val="24"/>
         </w:rPr>
-        <w:t xml:space="preserve">add and remove at </w:t>
+        <w:t>add and remove at start</w:t>
+      </w:r>
+      <w:r>
+        <w:rPr>
+          <w:rFonts w:ascii="Times New Roman" w:hAnsi="Times New Roman" w:cs="Times New Roman"/>
+          <w:sz w:val="24"/>
+          <w:szCs w:val="24"/>
+        </w:rPr>
+        <w:t>)</w:t>
+      </w:r>
+    </w:p>
+    <w:p>
+      <w:pPr>
+        <w:rPr>
+          <w:rFonts w:ascii="Times New Roman" w:hAnsi="Times New Roman" w:cs="Times New Roman"/>
+          <w:b/>
+          <w:bCs/>
+          <w:sz w:val="24"/>
+          <w:szCs w:val="24"/>
+        </w:rPr>
+      </w:pPr>
+      <w:r>
+        <w:rPr>
+          <w:rFonts w:ascii="Times New Roman" w:hAnsi="Times New Roman" w:cs="Times New Roman"/>
+          <w:b/>
+          <w:bCs/>
+          <w:sz w:val="24"/>
+          <w:szCs w:val="24"/>
+        </w:rPr>
+        <w:t>s</w:t>
+      </w:r>
+      <w:r>
+        <w:rPr>
+          <w:rFonts w:ascii="Times New Roman" w:hAnsi="Times New Roman" w:cs="Times New Roman"/>
+          <w:b/>
+          <w:bCs/>
+          <w:sz w:val="24"/>
+          <w:szCs w:val="24"/>
+        </w:rPr>
+        <w:t xml:space="preserve">lice </w:t>
+      </w:r>
+      <w:r>
+        <w:rPr>
+          <w:rFonts w:ascii="Times New Roman" w:hAnsi="Times New Roman" w:cs="Times New Roman"/>
+          <w:sz w:val="24"/>
+          <w:szCs w:val="24"/>
+        </w:rPr>
+        <w:t>return a part of the array (</w:t>
       </w:r>
       <w:r>
         <w:rPr>
@@ -17804,7 +19945,7 @@
           <w:sz w:val="24"/>
           <w:szCs w:val="24"/>
         </w:rPr>
-        <w:t>start</w:t>
+        <w:t>does not modify original</w:t>
       </w:r>
       <w:r>
         <w:rPr>
@@ -17833,33 +19974,15 @@
           <w:sz w:val="24"/>
           <w:szCs w:val="24"/>
         </w:rPr>
-        <w:t>s</w:t>
-      </w:r>
-      <w:r>
-        <w:rPr>
-          <w:rFonts w:ascii="Times New Roman" w:hAnsi="Times New Roman" w:cs="Times New Roman"/>
-          <w:b/>
-          <w:bCs/>
-          <w:sz w:val="24"/>
-          <w:szCs w:val="24"/>
-        </w:rPr>
-        <w:t xml:space="preserve">lice </w:t>
-      </w:r>
-      <w:r>
-        <w:rPr>
-          <w:rFonts w:ascii="Times New Roman" w:hAnsi="Times New Roman" w:cs="Times New Roman"/>
-          <w:sz w:val="24"/>
-          <w:szCs w:val="24"/>
-        </w:rPr>
-        <w:t>r</w:t>
-      </w:r>
-      <w:r>
-        <w:rPr>
-          <w:rFonts w:ascii="Times New Roman" w:hAnsi="Times New Roman" w:cs="Times New Roman"/>
-          <w:sz w:val="24"/>
-          <w:szCs w:val="24"/>
-        </w:rPr>
-        <w:t>eturn a part of the array (</w:t>
+        <w:t xml:space="preserve">splice </w:t>
+      </w:r>
+      <w:r>
+        <w:rPr>
+          <w:rFonts w:ascii="Times New Roman" w:hAnsi="Times New Roman" w:cs="Times New Roman"/>
+          <w:sz w:val="24"/>
+          <w:szCs w:val="24"/>
+        </w:rPr>
+        <w:t>adds/removes elements (</w:t>
       </w:r>
       <w:r>
         <w:rPr>
@@ -17870,7 +19993,7 @@
           <w:sz w:val="24"/>
           <w:szCs w:val="24"/>
         </w:rPr>
-        <w:t>does not modify original</w:t>
+        <w:t>modifies original array</w:t>
       </w:r>
       <w:r>
         <w:rPr>
@@ -17899,33 +20022,46 @@
           <w:sz w:val="24"/>
           <w:szCs w:val="24"/>
         </w:rPr>
-        <w:t>s</w:t>
-      </w:r>
-      <w:r>
-        <w:rPr>
-          <w:rFonts w:ascii="Times New Roman" w:hAnsi="Times New Roman" w:cs="Times New Roman"/>
-          <w:b/>
-          <w:bCs/>
-          <w:sz w:val="24"/>
-          <w:szCs w:val="24"/>
-        </w:rPr>
-        <w:t xml:space="preserve">plice </w:t>
-      </w:r>
-      <w:r>
-        <w:rPr>
-          <w:rFonts w:ascii="Times New Roman" w:hAnsi="Times New Roman" w:cs="Times New Roman"/>
-          <w:sz w:val="24"/>
-          <w:szCs w:val="24"/>
-        </w:rPr>
-        <w:t>a</w:t>
-      </w:r>
-      <w:r>
-        <w:rPr>
-          <w:rFonts w:ascii="Times New Roman" w:hAnsi="Times New Roman" w:cs="Times New Roman"/>
-          <w:sz w:val="24"/>
-          <w:szCs w:val="24"/>
-        </w:rPr>
-        <w:t>dds/removes elements (</w:t>
+        <w:t xml:space="preserve">find </w:t>
+      </w:r>
+      <w:r>
+        <w:rPr>
+          <w:rFonts w:ascii="Times New Roman" w:hAnsi="Times New Roman" w:cs="Times New Roman"/>
+          <w:sz w:val="24"/>
+          <w:szCs w:val="24"/>
+        </w:rPr>
+        <w:t>returns the first element that matches a condition</w:t>
+      </w:r>
+    </w:p>
+    <w:p>
+      <w:pPr>
+        <w:rPr>
+          <w:rFonts w:ascii="Times New Roman" w:hAnsi="Times New Roman" w:cs="Times New Roman"/>
+          <w:b/>
+          <w:bCs/>
+          <w:sz w:val="24"/>
+          <w:szCs w:val="24"/>
+        </w:rPr>
+      </w:pPr>
+      <w:proofErr w:type="spellStart"/>
+      <w:r>
+        <w:rPr>
+          <w:rFonts w:ascii="Times New Roman" w:hAnsi="Times New Roman" w:cs="Times New Roman"/>
+          <w:b/>
+          <w:bCs/>
+          <w:sz w:val="24"/>
+          <w:szCs w:val="24"/>
+        </w:rPr>
+        <w:t>indexOf</w:t>
+      </w:r>
+      <w:proofErr w:type="spellEnd"/>
+      <w:r>
+        <w:rPr>
+          <w:rFonts w:ascii="Times New Roman" w:hAnsi="Times New Roman" w:cs="Times New Roman"/>
+          <w:sz w:val="24"/>
+          <w:szCs w:val="24"/>
+        </w:rPr>
+        <w:t xml:space="preserve"> returns the index of a value (</w:t>
       </w:r>
       <w:r>
         <w:rPr>
@@ -17936,7 +20072,7 @@
           <w:sz w:val="24"/>
           <w:szCs w:val="24"/>
         </w:rPr>
-        <w:t>modifies original array</w:t>
+        <w:t>-1 if not found</w:t>
       </w:r>
       <w:r>
         <w:rPr>
@@ -17957,119 +20093,7 @@
           <w:szCs w:val="24"/>
         </w:rPr>
       </w:pPr>
-      <w:r>
-        <w:rPr>
-          <w:rFonts w:ascii="Times New Roman" w:hAnsi="Times New Roman" w:cs="Times New Roman"/>
-          <w:b/>
-          <w:bCs/>
-          <w:sz w:val="24"/>
-          <w:szCs w:val="24"/>
-        </w:rPr>
-        <w:t>f</w:t>
-      </w:r>
-      <w:r>
-        <w:rPr>
-          <w:rFonts w:ascii="Times New Roman" w:hAnsi="Times New Roman" w:cs="Times New Roman"/>
-          <w:b/>
-          <w:bCs/>
-          <w:sz w:val="24"/>
-          <w:szCs w:val="24"/>
-        </w:rPr>
-        <w:t>ind</w:t>
-      </w:r>
-      <w:r>
-        <w:rPr>
-          <w:rFonts w:ascii="Times New Roman" w:hAnsi="Times New Roman" w:cs="Times New Roman"/>
-          <w:b/>
-          <w:bCs/>
-          <w:sz w:val="24"/>
-          <w:szCs w:val="24"/>
-        </w:rPr>
-        <w:t xml:space="preserve"> </w:t>
-      </w:r>
-      <w:r>
-        <w:rPr>
-          <w:rFonts w:ascii="Times New Roman" w:hAnsi="Times New Roman" w:cs="Times New Roman"/>
-          <w:sz w:val="24"/>
-          <w:szCs w:val="24"/>
-        </w:rPr>
-        <w:t>r</w:t>
-      </w:r>
-      <w:r>
-        <w:rPr>
-          <w:rFonts w:ascii="Times New Roman" w:hAnsi="Times New Roman" w:cs="Times New Roman"/>
-          <w:sz w:val="24"/>
-          <w:szCs w:val="24"/>
-        </w:rPr>
-        <w:t>eturns the first element that matches a condition</w:t>
-      </w:r>
-    </w:p>
-    <w:p>
-      <w:pPr>
-        <w:rPr>
-          <w:rFonts w:ascii="Times New Roman" w:hAnsi="Times New Roman" w:cs="Times New Roman"/>
-          <w:b/>
-          <w:bCs/>
-          <w:sz w:val="24"/>
-          <w:szCs w:val="24"/>
-        </w:rPr>
-      </w:pPr>
-      <w:r>
-        <w:rPr>
-          <w:rFonts w:ascii="Times New Roman" w:hAnsi="Times New Roman" w:cs="Times New Roman"/>
-          <w:b/>
-          <w:bCs/>
-          <w:sz w:val="24"/>
-          <w:szCs w:val="24"/>
-        </w:rPr>
-        <w:t>indexOf</w:t>
-      </w:r>
-      <w:r>
-        <w:rPr>
-          <w:rFonts w:ascii="Times New Roman" w:hAnsi="Times New Roman" w:cs="Times New Roman"/>
-          <w:sz w:val="24"/>
-          <w:szCs w:val="24"/>
-        </w:rPr>
-        <w:t xml:space="preserve"> r</w:t>
-      </w:r>
-      <w:r>
-        <w:rPr>
-          <w:rFonts w:ascii="Times New Roman" w:hAnsi="Times New Roman" w:cs="Times New Roman"/>
-          <w:sz w:val="24"/>
-          <w:szCs w:val="24"/>
-        </w:rPr>
-        <w:t>eturns the index of a value (</w:t>
-      </w:r>
-      <w:r>
-        <w:rPr>
-          <w:rFonts w:ascii="Times New Roman" w:hAnsi="Times New Roman" w:cs="Times New Roman"/>
-          <w:b/>
-          <w:bCs/>
-          <w:color w:val="833C0B" w:themeColor="accent2" w:themeShade="80"/>
-          <w:sz w:val="24"/>
-          <w:szCs w:val="24"/>
-        </w:rPr>
-        <w:t>-1 if not found</w:t>
-      </w:r>
-      <w:r>
-        <w:rPr>
-          <w:rFonts w:ascii="Times New Roman" w:hAnsi="Times New Roman" w:cs="Times New Roman"/>
-          <w:sz w:val="24"/>
-          <w:szCs w:val="24"/>
-        </w:rPr>
-        <w:t>)</w:t>
-      </w:r>
-    </w:p>
-    <w:p>
-      <w:pPr>
-        <w:rPr>
-          <w:rFonts w:ascii="Times New Roman" w:hAnsi="Times New Roman" w:cs="Times New Roman"/>
-          <w:b/>
-          <w:bCs/>
-          <w:sz w:val="24"/>
-          <w:szCs w:val="24"/>
-        </w:rPr>
-      </w:pPr>
+      <w:proofErr w:type="spellStart"/>
       <w:r>
         <w:rPr>
           <w:rFonts w:ascii="Times New Roman" w:hAnsi="Times New Roman" w:cs="Times New Roman"/>
@@ -18081,6 +20105,7 @@
         <w:lastRenderedPageBreak/>
         <w:t>forEach</w:t>
       </w:r>
+      <w:proofErr w:type="spellEnd"/>
       <w:r>
         <w:rPr>
           <w:rFonts w:ascii="Times New Roman" w:hAnsi="Times New Roman" w:cs="Times New Roman"/>
@@ -18097,15 +20122,7 @@
           <w:sz w:val="24"/>
           <w:szCs w:val="24"/>
         </w:rPr>
-        <w:t>l</w:t>
-      </w:r>
-      <w:r>
-        <w:rPr>
-          <w:rFonts w:ascii="Times New Roman" w:hAnsi="Times New Roman" w:cs="Times New Roman"/>
-          <w:sz w:val="24"/>
-          <w:szCs w:val="24"/>
-        </w:rPr>
-        <w:t xml:space="preserve">oops through the array </w:t>
+        <w:t xml:space="preserve">loops through the array </w:t>
       </w:r>
       <w:r>
         <w:rPr>
@@ -18157,7 +20174,15 @@
           <w:sz w:val="24"/>
           <w:szCs w:val="24"/>
         </w:rPr>
-        <w:t>filter</w:t>
+        <w:t xml:space="preserve">filter </w:t>
+      </w:r>
+      <w:r>
+        <w:rPr>
+          <w:rFonts w:ascii="Times New Roman" w:hAnsi="Times New Roman" w:cs="Times New Roman"/>
+          <w:sz w:val="24"/>
+          <w:szCs w:val="24"/>
+        </w:rPr>
+        <w:t>returns a new array with elements that match a condition</w:t>
       </w:r>
       <w:r>
         <w:rPr>
@@ -18169,13 +20194,26 @@
         </w:rPr>
         <w:t xml:space="preserve"> </w:t>
       </w:r>
-      <w:r>
-        <w:rPr>
-          <w:rFonts w:ascii="Times New Roman" w:hAnsi="Times New Roman" w:cs="Times New Roman"/>
-          <w:sz w:val="24"/>
-          <w:szCs w:val="24"/>
-        </w:rPr>
-        <w:t>returns a new array with elements that match a condition</w:t>
+    </w:p>
+    <w:p>
+      <w:pPr>
+        <w:rPr>
+          <w:rFonts w:ascii="Times New Roman" w:hAnsi="Times New Roman" w:cs="Times New Roman"/>
+          <w:b/>
+          <w:bCs/>
+          <w:sz w:val="24"/>
+          <w:szCs w:val="24"/>
+        </w:rPr>
+      </w:pPr>
+      <w:r>
+        <w:rPr>
+          <w:rFonts w:ascii="Times New Roman" w:hAnsi="Times New Roman" w:cs="Times New Roman"/>
+          <w:b/>
+          <w:bCs/>
+          <w:sz w:val="24"/>
+          <w:szCs w:val="24"/>
+        </w:rPr>
+        <w:t>map</w:t>
       </w:r>
       <w:r>
         <w:rPr>
@@ -18187,27 +20225,172 @@
         </w:rPr>
         <w:t xml:space="preserve"> </w:t>
       </w:r>
-    </w:p>
-    <w:p>
-      <w:pPr>
-        <w:rPr>
-          <w:rFonts w:ascii="Times New Roman" w:hAnsi="Times New Roman" w:cs="Times New Roman"/>
-          <w:b/>
-          <w:bCs/>
-          <w:sz w:val="24"/>
-          <w:szCs w:val="24"/>
-        </w:rPr>
-      </w:pPr>
-      <w:r>
-        <w:rPr>
-          <w:rFonts w:ascii="Times New Roman" w:hAnsi="Times New Roman" w:cs="Times New Roman"/>
-          <w:b/>
-          <w:bCs/>
-          <w:sz w:val="24"/>
-          <w:szCs w:val="24"/>
-        </w:rPr>
-        <w:t>map</w:t>
-      </w:r>
+      <w:r>
+        <w:rPr>
+          <w:rFonts w:ascii="Times New Roman" w:hAnsi="Times New Roman" w:cs="Times New Roman"/>
+          <w:sz w:val="24"/>
+          <w:szCs w:val="24"/>
+        </w:rPr>
+        <w:t>transforms each element and returns a new array</w:t>
+      </w:r>
+    </w:p>
+    <w:p>
+      <w:pPr>
+        <w:rPr>
+          <w:rFonts w:ascii="Times New Roman" w:hAnsi="Times New Roman" w:cs="Times New Roman"/>
+          <w:b/>
+          <w:bCs/>
+          <w:sz w:val="24"/>
+          <w:szCs w:val="24"/>
+        </w:rPr>
+      </w:pPr>
+      <w:r>
+        <w:rPr>
+          <w:rFonts w:ascii="Times New Roman" w:hAnsi="Times New Roman" w:cs="Times New Roman"/>
+          <w:b/>
+          <w:bCs/>
+          <w:sz w:val="24"/>
+          <w:szCs w:val="24"/>
+        </w:rPr>
+        <w:t xml:space="preserve">includes </w:t>
+      </w:r>
+      <w:r>
+        <w:rPr>
+          <w:rFonts w:ascii="Times New Roman" w:hAnsi="Times New Roman" w:cs="Times New Roman"/>
+          <w:sz w:val="24"/>
+          <w:szCs w:val="24"/>
+        </w:rPr>
+        <w:t>checks if a value exists in the array</w:t>
+      </w:r>
+    </w:p>
+    <w:p>
+      <w:pPr>
+        <w:rPr>
+          <w:rFonts w:ascii="Times New Roman" w:hAnsi="Times New Roman" w:cs="Times New Roman"/>
+          <w:b/>
+          <w:bCs/>
+          <w:sz w:val="24"/>
+          <w:szCs w:val="24"/>
+        </w:rPr>
+      </w:pPr>
+      <w:r>
+        <w:rPr>
+          <w:rFonts w:ascii="Times New Roman" w:hAnsi="Times New Roman" w:cs="Times New Roman"/>
+          <w:b/>
+          <w:bCs/>
+          <w:sz w:val="24"/>
+          <w:szCs w:val="24"/>
+        </w:rPr>
+        <w:t xml:space="preserve">sort </w:t>
+      </w:r>
+      <w:r>
+        <w:rPr>
+          <w:rFonts w:ascii="Times New Roman" w:hAnsi="Times New Roman" w:cs="Times New Roman"/>
+          <w:sz w:val="24"/>
+          <w:szCs w:val="24"/>
+        </w:rPr>
+        <w:t>sorts the array (</w:t>
+      </w:r>
+      <w:r>
+        <w:rPr>
+          <w:rFonts w:ascii="Times New Roman" w:hAnsi="Times New Roman" w:cs="Times New Roman"/>
+          <w:b/>
+          <w:bCs/>
+          <w:color w:val="833C0B" w:themeColor="accent2" w:themeShade="80"/>
+          <w:sz w:val="24"/>
+          <w:szCs w:val="24"/>
+        </w:rPr>
+        <w:t>as strings by default</w:t>
+      </w:r>
+      <w:r>
+        <w:rPr>
+          <w:rFonts w:ascii="Times New Roman" w:hAnsi="Times New Roman" w:cs="Times New Roman"/>
+          <w:sz w:val="24"/>
+          <w:szCs w:val="24"/>
+        </w:rPr>
+        <w:t>)</w:t>
+      </w:r>
+    </w:p>
+    <w:p>
+      <w:pPr>
+        <w:rPr>
+          <w:rFonts w:ascii="Times New Roman" w:hAnsi="Times New Roman" w:cs="Times New Roman"/>
+          <w:b/>
+          <w:bCs/>
+          <w:sz w:val="24"/>
+          <w:szCs w:val="24"/>
+        </w:rPr>
+      </w:pPr>
+      <w:r>
+        <w:rPr>
+          <w:rFonts w:ascii="Times New Roman" w:hAnsi="Times New Roman" w:cs="Times New Roman"/>
+          <w:b/>
+          <w:bCs/>
+          <w:sz w:val="24"/>
+          <w:szCs w:val="24"/>
+        </w:rPr>
+        <w:t xml:space="preserve">reverse </w:t>
+      </w:r>
+      <w:r>
+        <w:rPr>
+          <w:rFonts w:ascii="Times New Roman" w:hAnsi="Times New Roman" w:cs="Times New Roman"/>
+          <w:sz w:val="24"/>
+          <w:szCs w:val="24"/>
+        </w:rPr>
+        <w:t>reverses the array order</w:t>
+      </w:r>
+    </w:p>
+    <w:p>
+      <w:pPr>
+        <w:rPr>
+          <w:rFonts w:ascii="Times New Roman" w:hAnsi="Times New Roman" w:cs="Times New Roman"/>
+          <w:b/>
+          <w:bCs/>
+          <w:sz w:val="24"/>
+          <w:szCs w:val="24"/>
+        </w:rPr>
+      </w:pPr>
+      <w:r>
+        <w:rPr>
+          <w:rFonts w:ascii="Times New Roman" w:hAnsi="Times New Roman" w:cs="Times New Roman"/>
+          <w:b/>
+          <w:bCs/>
+          <w:sz w:val="24"/>
+          <w:szCs w:val="24"/>
+        </w:rPr>
+        <w:t xml:space="preserve">reduce </w:t>
+      </w:r>
+      <w:r>
+        <w:rPr>
+          <w:rFonts w:ascii="Times New Roman" w:hAnsi="Times New Roman" w:cs="Times New Roman"/>
+          <w:sz w:val="24"/>
+          <w:szCs w:val="24"/>
+        </w:rPr>
+        <w:t>reduces array to a single value</w:t>
+      </w:r>
+    </w:p>
+    <w:p>
+      <w:pPr>
+        <w:rPr>
+          <w:rFonts w:ascii="Times New Roman" w:hAnsi="Times New Roman" w:cs="Times New Roman"/>
+          <w:b/>
+          <w:bCs/>
+          <w:sz w:val="24"/>
+          <w:szCs w:val="24"/>
+        </w:rPr>
+      </w:pPr>
+      <w:proofErr w:type="spellStart"/>
+      <w:r>
+        <w:rPr>
+          <w:rFonts w:ascii="Times New Roman" w:hAnsi="Times New Roman" w:cs="Times New Roman"/>
+          <w:b/>
+          <w:bCs/>
+          <w:sz w:val="24"/>
+          <w:szCs w:val="24"/>
+        </w:rPr>
+        <w:t>concat</w:t>
+      </w:r>
+      <w:proofErr w:type="spellEnd"/>
       <w:r>
         <w:rPr>
           <w:rFonts w:ascii="Times New Roman" w:hAnsi="Times New Roman" w:cs="Times New Roman"/>
@@ -18224,244 +20407,6 @@
           <w:sz w:val="24"/>
           <w:szCs w:val="24"/>
         </w:rPr>
-        <w:t>t</w:t>
-      </w:r>
-      <w:r>
-        <w:rPr>
-          <w:rFonts w:ascii="Times New Roman" w:hAnsi="Times New Roman" w:cs="Times New Roman"/>
-          <w:sz w:val="24"/>
-          <w:szCs w:val="24"/>
-        </w:rPr>
-        <w:t>ransforms each element and returns a new array</w:t>
-      </w:r>
-    </w:p>
-    <w:p>
-      <w:pPr>
-        <w:rPr>
-          <w:rFonts w:ascii="Times New Roman" w:hAnsi="Times New Roman" w:cs="Times New Roman"/>
-          <w:b/>
-          <w:bCs/>
-          <w:sz w:val="24"/>
-          <w:szCs w:val="24"/>
-        </w:rPr>
-      </w:pPr>
-      <w:r>
-        <w:rPr>
-          <w:rFonts w:ascii="Times New Roman" w:hAnsi="Times New Roman" w:cs="Times New Roman"/>
-          <w:b/>
-          <w:bCs/>
-          <w:sz w:val="24"/>
-          <w:szCs w:val="24"/>
-        </w:rPr>
-        <w:t>includes</w:t>
-      </w:r>
-      <w:r>
-        <w:rPr>
-          <w:rFonts w:ascii="Times New Roman" w:hAnsi="Times New Roman" w:cs="Times New Roman"/>
-          <w:b/>
-          <w:bCs/>
-          <w:sz w:val="24"/>
-          <w:szCs w:val="24"/>
-        </w:rPr>
-        <w:t xml:space="preserve"> </w:t>
-      </w:r>
-      <w:r>
-        <w:rPr>
-          <w:rFonts w:ascii="Times New Roman" w:hAnsi="Times New Roman" w:cs="Times New Roman"/>
-          <w:sz w:val="24"/>
-          <w:szCs w:val="24"/>
-        </w:rPr>
-        <w:t>c</w:t>
-      </w:r>
-      <w:r>
-        <w:rPr>
-          <w:rFonts w:ascii="Times New Roman" w:hAnsi="Times New Roman" w:cs="Times New Roman"/>
-          <w:sz w:val="24"/>
-          <w:szCs w:val="24"/>
-        </w:rPr>
-        <w:t>hecks if a value exists in the array</w:t>
-      </w:r>
-    </w:p>
-    <w:p>
-      <w:pPr>
-        <w:rPr>
-          <w:rFonts w:ascii="Times New Roman" w:hAnsi="Times New Roman" w:cs="Times New Roman"/>
-          <w:b/>
-          <w:bCs/>
-          <w:sz w:val="24"/>
-          <w:szCs w:val="24"/>
-        </w:rPr>
-      </w:pPr>
-      <w:r>
-        <w:rPr>
-          <w:rFonts w:ascii="Times New Roman" w:hAnsi="Times New Roman" w:cs="Times New Roman"/>
-          <w:b/>
-          <w:bCs/>
-          <w:sz w:val="24"/>
-          <w:szCs w:val="24"/>
-        </w:rPr>
-        <w:t>sort</w:t>
-      </w:r>
-      <w:r>
-        <w:rPr>
-          <w:rFonts w:ascii="Times New Roman" w:hAnsi="Times New Roman" w:cs="Times New Roman"/>
-          <w:b/>
-          <w:bCs/>
-          <w:sz w:val="24"/>
-          <w:szCs w:val="24"/>
-        </w:rPr>
-        <w:t xml:space="preserve"> </w:t>
-      </w:r>
-      <w:r>
-        <w:rPr>
-          <w:rFonts w:ascii="Times New Roman" w:hAnsi="Times New Roman" w:cs="Times New Roman"/>
-          <w:sz w:val="24"/>
-          <w:szCs w:val="24"/>
-        </w:rPr>
-        <w:t>s</w:t>
-      </w:r>
-      <w:r>
-        <w:rPr>
-          <w:rFonts w:ascii="Times New Roman" w:hAnsi="Times New Roman" w:cs="Times New Roman"/>
-          <w:sz w:val="24"/>
-          <w:szCs w:val="24"/>
-        </w:rPr>
-        <w:t>orts the array (</w:t>
-      </w:r>
-      <w:r>
-        <w:rPr>
-          <w:rFonts w:ascii="Times New Roman" w:hAnsi="Times New Roman" w:cs="Times New Roman"/>
-          <w:b/>
-          <w:bCs/>
-          <w:color w:val="833C0B" w:themeColor="accent2" w:themeShade="80"/>
-          <w:sz w:val="24"/>
-          <w:szCs w:val="24"/>
-        </w:rPr>
-        <w:t>as strings by default</w:t>
-      </w:r>
-      <w:r>
-        <w:rPr>
-          <w:rFonts w:ascii="Times New Roman" w:hAnsi="Times New Roman" w:cs="Times New Roman"/>
-          <w:sz w:val="24"/>
-          <w:szCs w:val="24"/>
-        </w:rPr>
-        <w:t>)</w:t>
-      </w:r>
-    </w:p>
-    <w:p>
-      <w:pPr>
-        <w:rPr>
-          <w:rFonts w:ascii="Times New Roman" w:hAnsi="Times New Roman" w:cs="Times New Roman"/>
-          <w:b/>
-          <w:bCs/>
-          <w:sz w:val="24"/>
-          <w:szCs w:val="24"/>
-        </w:rPr>
-      </w:pPr>
-      <w:r>
-        <w:rPr>
-          <w:rFonts w:ascii="Times New Roman" w:hAnsi="Times New Roman" w:cs="Times New Roman"/>
-          <w:b/>
-          <w:bCs/>
-          <w:sz w:val="24"/>
-          <w:szCs w:val="24"/>
-        </w:rPr>
-        <w:t>reverse</w:t>
-      </w:r>
-      <w:r>
-        <w:rPr>
-          <w:rFonts w:ascii="Times New Roman" w:hAnsi="Times New Roman" w:cs="Times New Roman"/>
-          <w:b/>
-          <w:bCs/>
-          <w:sz w:val="24"/>
-          <w:szCs w:val="24"/>
-        </w:rPr>
-        <w:t xml:space="preserve"> </w:t>
-      </w:r>
-      <w:r>
-        <w:rPr>
-          <w:rFonts w:ascii="Times New Roman" w:hAnsi="Times New Roman" w:cs="Times New Roman"/>
-          <w:sz w:val="24"/>
-          <w:szCs w:val="24"/>
-        </w:rPr>
-        <w:t>reverses the array order</w:t>
-      </w:r>
-    </w:p>
-    <w:p>
-      <w:pPr>
-        <w:rPr>
-          <w:rFonts w:ascii="Times New Roman" w:hAnsi="Times New Roman" w:cs="Times New Roman"/>
-          <w:b/>
-          <w:bCs/>
-          <w:sz w:val="24"/>
-          <w:szCs w:val="24"/>
-        </w:rPr>
-      </w:pPr>
-      <w:r>
-        <w:rPr>
-          <w:rFonts w:ascii="Times New Roman" w:hAnsi="Times New Roman" w:cs="Times New Roman"/>
-          <w:b/>
-          <w:bCs/>
-          <w:sz w:val="24"/>
-          <w:szCs w:val="24"/>
-        </w:rPr>
-        <w:t>reduce</w:t>
-      </w:r>
-      <w:r>
-        <w:rPr>
-          <w:rFonts w:ascii="Times New Roman" w:hAnsi="Times New Roman" w:cs="Times New Roman"/>
-          <w:b/>
-          <w:bCs/>
-          <w:sz w:val="24"/>
-          <w:szCs w:val="24"/>
-        </w:rPr>
-        <w:t xml:space="preserve"> </w:t>
-      </w:r>
-      <w:r>
-        <w:rPr>
-          <w:rFonts w:ascii="Times New Roman" w:hAnsi="Times New Roman" w:cs="Times New Roman"/>
-          <w:sz w:val="24"/>
-          <w:szCs w:val="24"/>
-        </w:rPr>
-        <w:t>reduces array to a single value</w:t>
-      </w:r>
-    </w:p>
-    <w:p>
-      <w:pPr>
-        <w:rPr>
-          <w:rFonts w:ascii="Times New Roman" w:hAnsi="Times New Roman" w:cs="Times New Roman"/>
-          <w:b/>
-          <w:bCs/>
-          <w:sz w:val="24"/>
-          <w:szCs w:val="24"/>
-        </w:rPr>
-      </w:pPr>
-      <w:r>
-        <w:rPr>
-          <w:rFonts w:ascii="Times New Roman" w:hAnsi="Times New Roman" w:cs="Times New Roman"/>
-          <w:b/>
-          <w:bCs/>
-          <w:sz w:val="24"/>
-          <w:szCs w:val="24"/>
-        </w:rPr>
-        <w:t>concat</w:t>
-      </w:r>
-      <w:r>
-        <w:rPr>
-          <w:rFonts w:ascii="Times New Roman" w:hAnsi="Times New Roman" w:cs="Times New Roman"/>
-          <w:b/>
-          <w:bCs/>
-          <w:sz w:val="24"/>
-          <w:szCs w:val="24"/>
-        </w:rPr>
-        <w:t xml:space="preserve"> </w:t>
-      </w:r>
-      <w:r>
-        <w:rPr>
-          <w:rFonts w:ascii="Times New Roman" w:hAnsi="Times New Roman" w:cs="Times New Roman"/>
-          <w:sz w:val="24"/>
-          <w:szCs w:val="24"/>
-        </w:rPr>
         <w:t>merges arrays</w:t>
       </w:r>
     </w:p>
@@ -18483,17 +20428,7 @@
           <w:sz w:val="24"/>
           <w:szCs w:val="24"/>
         </w:rPr>
-        <w:t>join</w:t>
-      </w:r>
-      <w:r>
-        <w:rPr>
-          <w:rFonts w:ascii="Times New Roman" w:hAnsi="Times New Roman" w:cs="Times New Roman"/>
-          <w:b/>
-          <w:bCs/>
-          <w:sz w:val="24"/>
-          <w:szCs w:val="24"/>
-        </w:rPr>
-        <w:t xml:space="preserve"> </w:t>
+        <w:t xml:space="preserve">join </w:t>
       </w:r>
       <w:r>
         <w:rPr>
@@ -18523,6 +20458,10 @@
         <w:t>flat</w:t>
       </w:r>
       <w:r>
+        <w:rPr>
+          <w:sz w:val="24"/>
+          <w:szCs w:val="24"/>
+        </w:rPr>
         <w:t xml:space="preserve"> </w:t>
       </w:r>
       <w:r>
@@ -18705,7 +20644,43 @@
           <w:sz w:val="24"/>
           <w:szCs w:val="24"/>
         </w:rPr>
-        <w:t>map always return new array by performing action on original array.</w:t>
+        <w:t xml:space="preserve">map </w:t>
+      </w:r>
+      <w:r>
+        <w:rPr>
+          <w:rFonts w:ascii="Times New Roman" w:hAnsi="Times New Roman" w:cs="Times New Roman"/>
+          <w:b/>
+          <w:bCs/>
+          <w:sz w:val="24"/>
+          <w:szCs w:val="24"/>
+        </w:rPr>
+        <w:t>always return</w:t>
+      </w:r>
+      <w:r>
+        <w:rPr>
+          <w:rFonts w:ascii="Times New Roman" w:hAnsi="Times New Roman" w:cs="Times New Roman"/>
+          <w:sz w:val="24"/>
+          <w:szCs w:val="24"/>
+        </w:rPr>
+        <w:t xml:space="preserve"> </w:t>
+      </w:r>
+      <w:r>
+        <w:rPr>
+          <w:rFonts w:ascii="Times New Roman" w:hAnsi="Times New Roman" w:cs="Times New Roman"/>
+          <w:b/>
+          <w:bCs/>
+          <w:sz w:val="24"/>
+          <w:szCs w:val="24"/>
+        </w:rPr>
+        <w:t>new array</w:t>
+      </w:r>
+      <w:r>
+        <w:rPr>
+          <w:rFonts w:ascii="Times New Roman" w:hAnsi="Times New Roman" w:cs="Times New Roman"/>
+          <w:sz w:val="24"/>
+          <w:szCs w:val="24"/>
+        </w:rPr>
+        <w:t xml:space="preserve"> by performing action on original array.</w:t>
       </w:r>
     </w:p>
     <w:p>
@@ -18772,16 +20747,15 @@
       <w:r>
         <w:rPr>
           <w:rFonts w:ascii="Times New Roman" w:hAnsi="Times New Roman" w:cs="Times New Roman"/>
-          <w:noProof/>
           <w:sz w:val="24"/>
           <w:szCs w:val="24"/>
         </w:rPr>
         <w:lastRenderedPageBreak/>
         <w:drawing>
-          <wp:inline distT="0" distB="0" distL="0" distR="0" wp14:anchorId="388D8F56" wp14:editId="29C0B7A7">
-            <wp:extent cx="5731510" cy="2256155"/>
-            <wp:effectExtent l="0" t="0" r="2540" b="0"/>
-            <wp:docPr id="361583000" name="Picture 1"/>
+          <wp:inline distT="0" distB="0" distL="0" distR="0" wp14:anchorId="3B04C140" wp14:editId="04BC228E">
+            <wp:extent cx="5731510" cy="2564130"/>
+            <wp:effectExtent l="0" t="0" r="2540" b="7620"/>
+            <wp:docPr id="1562762702" name="Picture 1"/>
             <wp:cNvGraphicFramePr>
               <a:graphicFrameLocks xmlns:a="http://schemas.openxmlformats.org/drawingml/2006/main" noChangeAspect="1"/>
             </wp:cNvGraphicFramePr>
@@ -18789,7 +20763,7 @@
               <a:graphicData uri="http://schemas.openxmlformats.org/drawingml/2006/picture">
                 <pic:pic xmlns:pic="http://schemas.openxmlformats.org/drawingml/2006/picture">
                   <pic:nvPicPr>
-                    <pic:cNvPr id="361583000" name=""/>
+                    <pic:cNvPr id="1562762702" name=""/>
                     <pic:cNvPicPr/>
                   </pic:nvPicPr>
                   <pic:blipFill>
@@ -18801,7 +20775,7 @@
                   <pic:spPr>
                     <a:xfrm>
                       <a:off x="0" y="0"/>
-                      <a:ext cx="5731510" cy="2256155"/>
+                      <a:ext cx="5731510" cy="2564130"/>
                     </a:xfrm>
                     <a:prstGeom prst="rect">
                       <a:avLst/>
@@ -18946,6 +20920,75 @@
       <w:pPr>
         <w:rPr>
           <w:rFonts w:ascii="Times New Roman" w:hAnsi="Times New Roman" w:cs="Times New Roman"/>
+          <w:sz w:val="24"/>
+          <w:szCs w:val="24"/>
+        </w:rPr>
+      </w:pPr>
+      <w:r>
+        <w:rPr>
+          <w:rFonts w:ascii="Times New Roman" w:hAnsi="Times New Roman" w:cs="Times New Roman"/>
+          <w:sz w:val="24"/>
+          <w:szCs w:val="24"/>
+        </w:rPr>
+        <w:lastRenderedPageBreak/>
+        <w:drawing>
+          <wp:inline distT="0" distB="0" distL="0" distR="0" wp14:anchorId="409E3FA2" wp14:editId="5327DF05">
+            <wp:extent cx="5731510" cy="3095625"/>
+            <wp:effectExtent l="0" t="0" r="2540" b="9525"/>
+            <wp:docPr id="1731765242" name="Picture 1"/>
+            <wp:cNvGraphicFramePr>
+              <a:graphicFrameLocks xmlns:a="http://schemas.openxmlformats.org/drawingml/2006/main" noChangeAspect="1"/>
+            </wp:cNvGraphicFramePr>
+            <a:graphic xmlns:a="http://schemas.openxmlformats.org/drawingml/2006/main">
+              <a:graphicData uri="http://schemas.openxmlformats.org/drawingml/2006/picture">
+                <pic:pic xmlns:pic="http://schemas.openxmlformats.org/drawingml/2006/picture">
+                  <pic:nvPicPr>
+                    <pic:cNvPr id="1731765242" name=""/>
+                    <pic:cNvPicPr/>
+                  </pic:nvPicPr>
+                  <pic:blipFill>
+                    <a:blip r:embed="rId46"/>
+                    <a:stretch>
+                      <a:fillRect/>
+                    </a:stretch>
+                  </pic:blipFill>
+                  <pic:spPr>
+                    <a:xfrm>
+                      <a:off x="0" y="0"/>
+                      <a:ext cx="5731510" cy="3095625"/>
+                    </a:xfrm>
+                    <a:prstGeom prst="rect">
+                      <a:avLst/>
+                    </a:prstGeom>
+                  </pic:spPr>
+                </pic:pic>
+              </a:graphicData>
+            </a:graphic>
+          </wp:inline>
+        </w:drawing>
+      </w:r>
+    </w:p>
+    <w:p>
+      <w:pPr>
+        <w:rPr>
+          <w:rFonts w:ascii="Times New Roman" w:hAnsi="Times New Roman" w:cs="Times New Roman"/>
+          <w:sz w:val="24"/>
+          <w:szCs w:val="24"/>
+        </w:rPr>
+      </w:pPr>
+      <w:r>
+        <w:rPr>
+          <w:rFonts w:ascii="Times New Roman" w:hAnsi="Times New Roman" w:cs="Times New Roman"/>
+          <w:sz w:val="24"/>
+          <w:szCs w:val="24"/>
+        </w:rPr>
+        <w:t>Another example</w:t>
+      </w:r>
+    </w:p>
+    <w:p>
+      <w:pPr>
+        <w:rPr>
+          <w:rFonts w:ascii="Times New Roman" w:hAnsi="Times New Roman" w:cs="Times New Roman"/>
           <w:i/>
           <w:iCs/>
           <w:sz w:val="24"/>
@@ -18961,7 +21004,6 @@
           <w:sz w:val="24"/>
           <w:szCs w:val="24"/>
         </w:rPr>
-        <w:lastRenderedPageBreak/>
         <w:drawing>
           <wp:inline distT="0" distB="0" distL="0" distR="0" wp14:anchorId="1AEBB87E" wp14:editId="60117B1C">
             <wp:extent cx="5731510" cy="3804920"/>
@@ -18978,7 +21020,7 @@
                     <pic:cNvPicPr/>
                   </pic:nvPicPr>
                   <pic:blipFill>
-                    <a:blip r:embed="rId46"/>
+                    <a:blip r:embed="rId47"/>
                     <a:stretch>
                       <a:fillRect/>
                     </a:stretch>
@@ -19018,6 +21060,7 @@
           <w:sz w:val="24"/>
           <w:szCs w:val="24"/>
         </w:rPr>
+        <w:lastRenderedPageBreak/>
         <w:drawing>
           <wp:inline distT="0" distB="0" distL="0" distR="0" wp14:anchorId="19ACCA00" wp14:editId="14CE19E6">
             <wp:extent cx="5731510" cy="3856355"/>
@@ -19034,7 +21077,7 @@
                     <pic:cNvPicPr/>
                   </pic:nvPicPr>
                   <pic:blipFill>
-                    <a:blip r:embed="rId47"/>
+                    <a:blip r:embed="rId48"/>
                     <a:stretch>
                       <a:fillRect/>
                     </a:stretch>
@@ -19085,23 +21128,7 @@
           <w:sz w:val="24"/>
           <w:szCs w:val="24"/>
         </w:rPr>
-        <w:t xml:space="preserve"> (Runs </w:t>
-      </w:r>
-      <w:r>
-        <w:rPr>
-          <w:rFonts w:ascii="Times New Roman" w:hAnsi="Times New Roman" w:cs="Times New Roman"/>
-          <w:sz w:val="24"/>
-          <w:szCs w:val="24"/>
-        </w:rPr>
-        <w:t>Only when you call it</w:t>
-      </w:r>
-      <w:r>
-        <w:rPr>
-          <w:rFonts w:ascii="Times New Roman" w:hAnsi="Times New Roman" w:cs="Times New Roman"/>
-          <w:sz w:val="24"/>
-          <w:szCs w:val="24"/>
-        </w:rPr>
-        <w:t>)</w:t>
+        <w:t xml:space="preserve"> (Runs Only when you call it)</w:t>
       </w:r>
     </w:p>
     <w:p>
@@ -19153,7 +21180,6 @@
           <w:sz w:val="24"/>
           <w:szCs w:val="24"/>
         </w:rPr>
-        <w:lastRenderedPageBreak/>
         <w:t>Arguments</w:t>
       </w:r>
       <w:r>
@@ -19190,31 +21216,7 @@
           <w:sz w:val="24"/>
           <w:szCs w:val="24"/>
         </w:rPr>
-        <w:t>Function Declaration</w:t>
-      </w:r>
-      <w:r>
-        <w:rPr>
-          <w:rFonts w:ascii="Times New Roman" w:hAnsi="Times New Roman" w:cs="Times New Roman"/>
-          <w:sz w:val="24"/>
-          <w:szCs w:val="24"/>
-        </w:rPr>
-        <w:t xml:space="preserve"> and </w:t>
-      </w:r>
-      <w:r>
-        <w:rPr>
-          <w:rFonts w:ascii="Times New Roman" w:hAnsi="Times New Roman" w:cs="Times New Roman"/>
-          <w:sz w:val="24"/>
-          <w:szCs w:val="24"/>
-        </w:rPr>
-        <w:t xml:space="preserve">Function </w:t>
-      </w:r>
-      <w:r>
-        <w:rPr>
-          <w:rFonts w:ascii="Times New Roman" w:hAnsi="Times New Roman" w:cs="Times New Roman"/>
-          <w:sz w:val="24"/>
-          <w:szCs w:val="24"/>
-        </w:rPr>
-        <w:t>Expression</w:t>
+        <w:t>Function Declaration and Function Expression</w:t>
       </w:r>
     </w:p>
     <w:p>
@@ -19283,13 +21285,6 @@
           <w:szCs w:val="24"/>
         </w:rPr>
         <w:tab/>
-      </w:r>
-      <w:r>
-        <w:rPr>
-          <w:rFonts w:ascii="Times New Roman" w:hAnsi="Times New Roman" w:cs="Times New Roman"/>
-          <w:sz w:val="24"/>
-          <w:szCs w:val="24"/>
-        </w:rPr>
         <w:t>a named function using the function keyword.</w:t>
       </w:r>
     </w:p>
@@ -19310,15 +21305,7 @@
           <w:sz w:val="24"/>
           <w:szCs w:val="24"/>
         </w:rPr>
-        <w:t xml:space="preserve">Function </w:t>
-      </w:r>
-      <w:r>
-        <w:rPr>
-          <w:rFonts w:ascii="Times New Roman" w:hAnsi="Times New Roman" w:cs="Times New Roman"/>
-          <w:sz w:val="24"/>
-          <w:szCs w:val="24"/>
-        </w:rPr>
-        <w:t xml:space="preserve">Expression </w:t>
+        <w:t xml:space="preserve">Function Expression </w:t>
       </w:r>
       <w:r>
         <w:rPr>
@@ -19388,10 +21375,7 @@
         <w:pStyle w:val="Heading1"/>
       </w:pPr>
       <w:r>
-        <w:t>Conditional Statements</w:t>
-      </w:r>
-      <w:r>
-        <w:t>?</w:t>
+        <w:t>Conditional Statements?</w:t>
       </w:r>
     </w:p>
     <w:p>
@@ -19454,67 +21438,259 @@
           <w:szCs w:val="24"/>
         </w:rPr>
         <w:br/>
-        <w:t xml:space="preserve">drawback of multiple elseif condition is </w:t>
-      </w:r>
-      <w:r>
-        <w:rPr>
-          <w:rFonts w:ascii="Times New Roman" w:hAnsi="Times New Roman" w:cs="Times New Roman"/>
-          <w:sz w:val="24"/>
-          <w:szCs w:val="24"/>
-        </w:rPr>
-        <w:t>Poor Readability</w:t>
-      </w:r>
-      <w:r>
-        <w:rPr>
-          <w:rFonts w:ascii="Times New Roman" w:hAnsi="Times New Roman" w:cs="Times New Roman"/>
-          <w:sz w:val="24"/>
-          <w:szCs w:val="24"/>
-        </w:rPr>
-        <w:t xml:space="preserve">, </w:t>
-      </w:r>
-      <w:r>
-        <w:rPr>
-          <w:rFonts w:ascii="Times New Roman" w:hAnsi="Times New Roman" w:cs="Times New Roman"/>
-          <w:sz w:val="24"/>
-          <w:szCs w:val="24"/>
-        </w:rPr>
-        <w:t>Hard to Maintain</w:t>
-      </w:r>
-      <w:r>
-        <w:rPr>
-          <w:rFonts w:ascii="Times New Roman" w:hAnsi="Times New Roman" w:cs="Times New Roman"/>
-          <w:sz w:val="24"/>
-          <w:szCs w:val="24"/>
-        </w:rPr>
-        <w:t xml:space="preserve">, </w:t>
-      </w:r>
-      <w:r>
-        <w:rPr>
-          <w:rFonts w:ascii="Times New Roman" w:hAnsi="Times New Roman" w:cs="Times New Roman"/>
-          <w:sz w:val="24"/>
-          <w:szCs w:val="24"/>
-        </w:rPr>
-        <w:t>Performance (in some cases)</w:t>
-      </w:r>
-      <w:r>
-        <w:rPr>
-          <w:rFonts w:ascii="Times New Roman" w:hAnsi="Times New Roman" w:cs="Times New Roman"/>
-          <w:sz w:val="24"/>
-          <w:szCs w:val="24"/>
-        </w:rPr>
-        <w:t xml:space="preserve">, </w:t>
-      </w:r>
-      <w:r>
-        <w:rPr>
-          <w:rFonts w:ascii="Times New Roman" w:hAnsi="Times New Roman" w:cs="Times New Roman"/>
-          <w:sz w:val="24"/>
-          <w:szCs w:val="24"/>
-        </w:rPr>
-        <w:t>Not Scalable</w:t>
-      </w:r>
-      <w:r>
-        <w:rPr>
-          <w:rFonts w:ascii="Times New Roman" w:hAnsi="Times New Roman" w:cs="Times New Roman"/>
+        <w:t>drawback of multiple elseif condition is Poor Readability, Hard to Maintain, Performance (in some cases), Not Scalable.</w:t>
+      </w:r>
+    </w:p>
+    <w:p>
+      <w:pPr>
+        <w:rPr>
+          <w:rFonts w:ascii="Times New Roman" w:hAnsi="Times New Roman" w:cs="Times New Roman"/>
+          <w:sz w:val="24"/>
+          <w:szCs w:val="24"/>
+        </w:rPr>
+      </w:pPr>
+      <w:r>
+        <w:rPr>
+          <w:rFonts w:ascii="Times New Roman" w:hAnsi="Times New Roman" w:cs="Times New Roman"/>
+          <w:b/>
+          <w:bCs/>
+          <w:sz w:val="24"/>
+          <w:szCs w:val="24"/>
+        </w:rPr>
+        <w:t>Switch</w:t>
+      </w:r>
+      <w:r>
+        <w:rPr>
+          <w:rFonts w:ascii="Times New Roman" w:hAnsi="Times New Roman" w:cs="Times New Roman"/>
+          <w:sz w:val="24"/>
+          <w:szCs w:val="24"/>
+        </w:rPr>
+        <w:t>: Used to select one of many code blocks to be executed.</w:t>
+      </w:r>
+    </w:p>
+    <w:p>
+      <w:pPr>
+        <w:rPr>
+          <w:sz w:val="24"/>
+          <w:szCs w:val="24"/>
+        </w:rPr>
+      </w:pPr>
+      <w:r>
+        <w:rPr>
+          <w:rFonts w:ascii="Times New Roman" w:hAnsi="Times New Roman" w:cs="Times New Roman"/>
+          <w:sz w:val="24"/>
+          <w:szCs w:val="24"/>
+        </w:rPr>
+        <w:lastRenderedPageBreak/>
+        <w:t>Ternary Operator</w:t>
+      </w:r>
+      <w:r>
+        <w:rPr>
+          <w:rFonts w:ascii="Times New Roman" w:hAnsi="Times New Roman" w:cs="Times New Roman"/>
+          <w:sz w:val="24"/>
+          <w:szCs w:val="24"/>
+        </w:rPr>
+        <w:t xml:space="preserve">: </w:t>
+      </w:r>
+      <w:r>
+        <w:rPr>
+          <w:sz w:val="24"/>
+          <w:szCs w:val="24"/>
+        </w:rPr>
+        <w:t>(condition ? expr1 : expr2) is a concise way to write an if-else statement in a single line.</w:t>
+      </w:r>
+    </w:p>
+    <w:p>
+      <w:pPr>
+        <w:ind w:firstLine="720"/>
+        <w:rPr>
+          <w:rFonts w:ascii="Times New Roman" w:hAnsi="Times New Roman" w:cs="Times New Roman"/>
+          <w:sz w:val="24"/>
+          <w:szCs w:val="24"/>
+        </w:rPr>
+      </w:pPr>
+      <w:r>
+        <w:rPr>
+          <w:rFonts w:ascii="Times New Roman" w:hAnsi="Times New Roman" w:cs="Times New Roman"/>
+          <w:sz w:val="24"/>
+          <w:szCs w:val="24"/>
+        </w:rPr>
+        <w:t xml:space="preserve">condition ? </w:t>
+      </w:r>
+      <w:proofErr w:type="spellStart"/>
+      <w:r>
+        <w:rPr>
+          <w:rFonts w:ascii="Times New Roman" w:hAnsi="Times New Roman" w:cs="Times New Roman"/>
+          <w:sz w:val="24"/>
+          <w:szCs w:val="24"/>
+        </w:rPr>
+        <w:t>trueBlock</w:t>
+      </w:r>
+      <w:proofErr w:type="spellEnd"/>
+      <w:r>
+        <w:rPr>
+          <w:rFonts w:ascii="Times New Roman" w:hAnsi="Times New Roman" w:cs="Times New Roman"/>
+          <w:sz w:val="24"/>
+          <w:szCs w:val="24"/>
+        </w:rPr>
+        <w:t xml:space="preserve"> : </w:t>
+      </w:r>
+      <w:proofErr w:type="spellStart"/>
+      <w:r>
+        <w:rPr>
+          <w:rFonts w:ascii="Times New Roman" w:hAnsi="Times New Roman" w:cs="Times New Roman"/>
+          <w:sz w:val="24"/>
+          <w:szCs w:val="24"/>
+        </w:rPr>
+        <w:t>falseBlock</w:t>
+      </w:r>
+      <w:proofErr w:type="spellEnd"/>
+      <w:r>
+        <w:rPr>
+          <w:rFonts w:ascii="Times New Roman" w:hAnsi="Times New Roman" w:cs="Times New Roman"/>
+          <w:sz w:val="24"/>
+          <w:szCs w:val="24"/>
+        </w:rPr>
+        <w:t>;</w:t>
+      </w:r>
+    </w:p>
+    <w:p>
+      <w:pPr>
+        <w:ind w:firstLine="720"/>
+        <w:rPr>
+          <w:rFonts w:ascii="Times New Roman" w:hAnsi="Times New Roman" w:cs="Times New Roman"/>
+          <w:sz w:val="24"/>
+          <w:szCs w:val="24"/>
+        </w:rPr>
+      </w:pPr>
+      <w:r>
+        <w:rPr>
+          <w:rFonts w:ascii="Times New Roman" w:hAnsi="Times New Roman" w:cs="Times New Roman"/>
+          <w:sz w:val="24"/>
+          <w:szCs w:val="24"/>
+        </w:rPr>
+        <w:t xml:space="preserve">let </w:t>
+      </w:r>
+      <w:proofErr w:type="spellStart"/>
+      <w:r>
+        <w:rPr>
+          <w:rFonts w:ascii="Times New Roman" w:hAnsi="Times New Roman" w:cs="Times New Roman"/>
+          <w:sz w:val="24"/>
+          <w:szCs w:val="24"/>
+        </w:rPr>
+        <w:t>num</w:t>
+      </w:r>
+      <w:proofErr w:type="spellEnd"/>
+      <w:r>
+        <w:rPr>
+          <w:rFonts w:ascii="Times New Roman" w:hAnsi="Times New Roman" w:cs="Times New Roman"/>
+          <w:sz w:val="24"/>
+          <w:szCs w:val="24"/>
+        </w:rPr>
+        <w:t xml:space="preserve"> = 13;</w:t>
+      </w:r>
+    </w:p>
+    <w:p>
+      <w:pPr>
+        <w:ind w:firstLine="720"/>
+        <w:rPr>
+          <w:rFonts w:ascii="Times New Roman" w:hAnsi="Times New Roman" w:cs="Times New Roman"/>
+          <w:sz w:val="24"/>
+          <w:szCs w:val="24"/>
+        </w:rPr>
+      </w:pPr>
+      <w:r>
+        <w:rPr>
+          <w:rFonts w:ascii="Times New Roman" w:hAnsi="Times New Roman" w:cs="Times New Roman"/>
+          <w:sz w:val="24"/>
+          <w:szCs w:val="24"/>
+        </w:rPr>
+        <w:t xml:space="preserve">let result = </w:t>
+      </w:r>
+      <w:proofErr w:type="spellStart"/>
+      <w:r>
+        <w:rPr>
+          <w:rFonts w:ascii="Times New Roman" w:hAnsi="Times New Roman" w:cs="Times New Roman"/>
+          <w:sz w:val="24"/>
+          <w:szCs w:val="24"/>
+        </w:rPr>
+        <w:t>num</w:t>
+      </w:r>
+      <w:proofErr w:type="spellEnd"/>
+      <w:r>
+        <w:rPr>
+          <w:rFonts w:ascii="Times New Roman" w:hAnsi="Times New Roman" w:cs="Times New Roman"/>
+          <w:sz w:val="24"/>
+          <w:szCs w:val="24"/>
+        </w:rPr>
+        <w:t xml:space="preserve"> % 2 == 0 ? "even" : "odd";</w:t>
+      </w:r>
+    </w:p>
+    <w:p>
+      <w:pPr>
+        <w:ind w:firstLine="720"/>
+        <w:rPr>
+          <w:rFonts w:ascii="Times New Roman" w:hAnsi="Times New Roman" w:cs="Times New Roman"/>
+          <w:sz w:val="24"/>
+          <w:szCs w:val="24"/>
+        </w:rPr>
+      </w:pPr>
+      <w:r>
+        <w:rPr>
+          <w:rFonts w:ascii="Times New Roman" w:hAnsi="Times New Roman" w:cs="Times New Roman"/>
+          <w:sz w:val="24"/>
+          <w:szCs w:val="24"/>
+        </w:rPr>
+        <w:t>console.log(result); // Output: "odd"</w:t>
+      </w:r>
+    </w:p>
+    <w:p>
+      <w:pPr>
+        <w:pStyle w:val="Heading1"/>
+      </w:pPr>
+      <w:r>
+        <w:t>Loops?</w:t>
+      </w:r>
+    </w:p>
+    <w:p>
+      <w:pPr>
+        <w:rPr>
+          <w:sz w:val="24"/>
+          <w:szCs w:val="24"/>
+        </w:rPr>
+      </w:pPr>
+      <w:r>
+        <w:rPr>
+          <w:sz w:val="24"/>
+          <w:szCs w:val="24"/>
+        </w:rPr>
+        <w:tab/>
+      </w:r>
+      <w:r>
+        <w:rPr>
+          <w:rFonts w:ascii="Times New Roman" w:hAnsi="Times New Roman" w:cs="Times New Roman"/>
+          <w:sz w:val="24"/>
+          <w:szCs w:val="24"/>
+        </w:rPr>
+        <w:t>Loops are way to repeat the same code number of times</w:t>
+      </w:r>
+      <w:r>
+        <w:rPr>
+          <w:rFonts w:ascii="Times New Roman" w:hAnsi="Times New Roman" w:cs="Times New Roman"/>
+          <w:sz w:val="24"/>
+          <w:szCs w:val="24"/>
+        </w:rPr>
+        <w:t xml:space="preserve"> </w:t>
+      </w:r>
+      <w:r>
+        <w:rPr>
+          <w:sz w:val="24"/>
+          <w:szCs w:val="24"/>
+        </w:rPr>
+        <w:t>Until condition is false</w:t>
+      </w:r>
+      <w:r>
+        <w:rPr>
           <w:sz w:val="24"/>
           <w:szCs w:val="24"/>
         </w:rPr>
@@ -19523,64 +21699,24 @@
     </w:p>
     <w:p>
       <w:pPr>
-        <w:rPr>
-          <w:rFonts w:ascii="Times New Roman" w:hAnsi="Times New Roman" w:cs="Times New Roman"/>
-          <w:sz w:val="24"/>
-          <w:szCs w:val="24"/>
-        </w:rPr>
-      </w:pPr>
-      <w:r>
-        <w:rPr>
-          <w:rFonts w:ascii="Times New Roman" w:hAnsi="Times New Roman" w:cs="Times New Roman"/>
-          <w:b/>
-          <w:bCs/>
-          <w:sz w:val="24"/>
-          <w:szCs w:val="24"/>
-        </w:rPr>
-        <w:t>Switch</w:t>
-      </w:r>
-      <w:r>
-        <w:rPr>
-          <w:rFonts w:ascii="Times New Roman" w:hAnsi="Times New Roman" w:cs="Times New Roman"/>
-          <w:sz w:val="24"/>
-          <w:szCs w:val="24"/>
-        </w:rPr>
-        <w:t>: Used to select one of many code blocks to be executed.</w:t>
-      </w:r>
-    </w:p>
-    <w:p>
-      <w:pPr>
-        <w:rPr>
-          <w:rFonts w:ascii="Times New Roman" w:hAnsi="Times New Roman" w:cs="Times New Roman"/>
-          <w:sz w:val="24"/>
-          <w:szCs w:val="24"/>
-        </w:rPr>
-      </w:pPr>
-      <w:r>
-        <w:rPr>
-          <w:rFonts w:ascii="Times New Roman" w:hAnsi="Times New Roman" w:cs="Times New Roman"/>
-          <w:sz w:val="24"/>
-          <w:szCs w:val="24"/>
-        </w:rPr>
-        <w:t>Ternary Operator (shorthand if...else)</w:t>
-      </w:r>
-    </w:p>
-    <w:p>
-      <w:pPr>
         <w:ind w:firstLine="720"/>
         <w:rPr>
           <w:rFonts w:ascii="Times New Roman" w:hAnsi="Times New Roman" w:cs="Times New Roman"/>
-          <w:sz w:val="24"/>
-          <w:szCs w:val="24"/>
-        </w:rPr>
-      </w:pPr>
-      <w:r>
-        <w:rPr>
-          <w:rFonts w:ascii="Times New Roman" w:hAnsi="Times New Roman" w:cs="Times New Roman"/>
-          <w:sz w:val="24"/>
-          <w:szCs w:val="24"/>
-        </w:rPr>
-        <w:t>condition ? trueBlock : falseBlock;</w:t>
+          <w:b/>
+          <w:bCs/>
+          <w:sz w:val="24"/>
+          <w:szCs w:val="24"/>
+        </w:rPr>
+      </w:pPr>
+      <w:r>
+        <w:rPr>
+          <w:rFonts w:ascii="Times New Roman" w:hAnsi="Times New Roman" w:cs="Times New Roman"/>
+          <w:b/>
+          <w:bCs/>
+          <w:sz w:val="24"/>
+          <w:szCs w:val="24"/>
+        </w:rPr>
+        <w:t>Iteration: Execute a definite number of times.</w:t>
       </w:r>
     </w:p>
     <w:p>
@@ -19598,7 +21734,25 @@
           <w:sz w:val="24"/>
           <w:szCs w:val="24"/>
         </w:rPr>
-        <w:t>let num = 13;</w:t>
+        <w:t xml:space="preserve">Initialization, condition, </w:t>
+      </w:r>
+      <w:proofErr w:type="spellStart"/>
+      <w:r>
+        <w:rPr>
+          <w:rFonts w:ascii="Times New Roman" w:hAnsi="Times New Roman" w:cs="Times New Roman"/>
+          <w:sz w:val="24"/>
+          <w:szCs w:val="24"/>
+        </w:rPr>
+        <w:t>inc</w:t>
+      </w:r>
+      <w:proofErr w:type="spellEnd"/>
+      <w:r>
+        <w:rPr>
+          <w:rFonts w:ascii="Times New Roman" w:hAnsi="Times New Roman" w:cs="Times New Roman"/>
+          <w:sz w:val="24"/>
+          <w:szCs w:val="24"/>
+        </w:rPr>
+        <w:t>/dec</w:t>
       </w:r>
     </w:p>
     <w:p>
@@ -19606,117 +21760,6 @@
         <w:ind w:firstLine="720"/>
         <w:rPr>
           <w:rFonts w:ascii="Times New Roman" w:hAnsi="Times New Roman" w:cs="Times New Roman"/>
-          <w:sz w:val="24"/>
-          <w:szCs w:val="24"/>
-        </w:rPr>
-      </w:pPr>
-      <w:r>
-        <w:rPr>
-          <w:rFonts w:ascii="Times New Roman" w:hAnsi="Times New Roman" w:cs="Times New Roman"/>
-          <w:sz w:val="24"/>
-          <w:szCs w:val="24"/>
-        </w:rPr>
-        <w:t>let result = num % 2 == 0 ? "even" : "odd";</w:t>
-      </w:r>
-    </w:p>
-    <w:p>
-      <w:pPr>
-        <w:ind w:firstLine="720"/>
-        <w:rPr>
-          <w:rFonts w:ascii="Times New Roman" w:hAnsi="Times New Roman" w:cs="Times New Roman"/>
-          <w:sz w:val="24"/>
-          <w:szCs w:val="24"/>
-        </w:rPr>
-      </w:pPr>
-      <w:r>
-        <w:rPr>
-          <w:rFonts w:ascii="Times New Roman" w:hAnsi="Times New Roman" w:cs="Times New Roman"/>
-          <w:sz w:val="24"/>
-          <w:szCs w:val="24"/>
-        </w:rPr>
-        <w:t>console.log(result); // Output: "odd"</w:t>
-      </w:r>
-    </w:p>
-    <w:p>
-      <w:pPr>
-        <w:pStyle w:val="Heading1"/>
-      </w:pPr>
-      <w:r>
-        <w:t>Loops?</w:t>
-      </w:r>
-    </w:p>
-    <w:p>
-      <w:r>
-        <w:tab/>
-      </w:r>
-      <w:r>
-        <w:rPr>
-          <w:rFonts w:ascii="Times New Roman" w:hAnsi="Times New Roman" w:cs="Times New Roman"/>
-          <w:sz w:val="24"/>
-          <w:szCs w:val="24"/>
-        </w:rPr>
-        <w:t>Loops are way to repeat the same code number of times</w:t>
-      </w:r>
-      <w:r>
-        <w:rPr>
-          <w:rFonts w:ascii="Times New Roman" w:hAnsi="Times New Roman" w:cs="Times New Roman"/>
-          <w:sz w:val="24"/>
-          <w:szCs w:val="24"/>
-        </w:rPr>
-        <w:t xml:space="preserve"> </w:t>
-      </w:r>
-      <w:r>
-        <w:t>Until condition is false</w:t>
-      </w:r>
-      <w:r>
-        <w:t>.</w:t>
-      </w:r>
-    </w:p>
-    <w:p>
-      <w:pPr>
-        <w:ind w:firstLine="720"/>
-        <w:rPr>
-          <w:rFonts w:ascii="Times New Roman" w:hAnsi="Times New Roman" w:cs="Times New Roman"/>
-          <w:b/>
-          <w:bCs/>
-          <w:sz w:val="24"/>
-          <w:szCs w:val="24"/>
-        </w:rPr>
-      </w:pPr>
-      <w:r>
-        <w:rPr>
-          <w:rFonts w:ascii="Times New Roman" w:hAnsi="Times New Roman" w:cs="Times New Roman"/>
-          <w:b/>
-          <w:bCs/>
-          <w:sz w:val="24"/>
-          <w:szCs w:val="24"/>
-        </w:rPr>
-        <w:t>Iteration: Execute a definite number of times.</w:t>
-      </w:r>
-    </w:p>
-    <w:p>
-      <w:pPr>
-        <w:ind w:firstLine="720"/>
-        <w:rPr>
-          <w:rFonts w:ascii="Times New Roman" w:hAnsi="Times New Roman" w:cs="Times New Roman"/>
-          <w:sz w:val="24"/>
-          <w:szCs w:val="24"/>
-        </w:rPr>
-      </w:pPr>
-      <w:r>
-        <w:rPr>
-          <w:rFonts w:ascii="Times New Roman" w:hAnsi="Times New Roman" w:cs="Times New Roman"/>
-          <w:sz w:val="24"/>
-          <w:szCs w:val="24"/>
-        </w:rPr>
-        <w:t>Initialization, condition, inc/dec</w:t>
-      </w:r>
-    </w:p>
-    <w:p>
-      <w:pPr>
-        <w:ind w:firstLine="720"/>
-        <w:rPr>
-          <w:rFonts w:ascii="Times New Roman" w:hAnsi="Times New Roman" w:cs="Times New Roman"/>
           <w:b/>
           <w:bCs/>
           <w:sz w:val="24"/>
@@ -19732,7 +21775,6 @@
           <w:sz w:val="24"/>
           <w:szCs w:val="24"/>
         </w:rPr>
-        <w:lastRenderedPageBreak/>
         <w:drawing>
           <wp:inline distT="0" distB="0" distL="0" distR="0" wp14:anchorId="7E059C42" wp14:editId="384896C6">
             <wp:extent cx="4915153" cy="4959605"/>
@@ -19749,7 +21791,7 @@
                     <pic:cNvPicPr/>
                   </pic:nvPicPr>
                   <pic:blipFill>
-                    <a:blip r:embed="rId48"/>
+                    <a:blip r:embed="rId49"/>
                     <a:stretch>
                       <a:fillRect/>
                     </a:stretch>
@@ -19824,6 +21866,71 @@
           <w:sz w:val="24"/>
           <w:szCs w:val="24"/>
         </w:rPr>
+        <w:t xml:space="preserve"> is used to iterate over </w:t>
+      </w:r>
+      <w:proofErr w:type="spellStart"/>
+      <w:r>
+        <w:rPr>
+          <w:rFonts w:ascii="Times New Roman" w:hAnsi="Times New Roman" w:cs="Times New Roman"/>
+          <w:b/>
+          <w:bCs/>
+          <w:color w:val="833C0B" w:themeColor="accent2" w:themeShade="80"/>
+          <w:sz w:val="24"/>
+          <w:szCs w:val="24"/>
+        </w:rPr>
+        <w:t>iterable</w:t>
+      </w:r>
+      <w:proofErr w:type="spellEnd"/>
+      <w:r>
+        <w:rPr>
+          <w:rFonts w:ascii="Times New Roman" w:hAnsi="Times New Roman" w:cs="Times New Roman"/>
+          <w:b/>
+          <w:bCs/>
+          <w:color w:val="833C0B" w:themeColor="accent2" w:themeShade="80"/>
+          <w:sz w:val="24"/>
+          <w:szCs w:val="24"/>
+        </w:rPr>
+        <w:t xml:space="preserve"> object.</w:t>
+      </w:r>
+    </w:p>
+    <w:p>
+      <w:pPr>
+        <w:rPr>
+          <w:rFonts w:ascii="Times New Roman" w:hAnsi="Times New Roman" w:cs="Times New Roman"/>
+          <w:b/>
+          <w:bCs/>
+          <w:color w:val="833C0B" w:themeColor="accent2" w:themeShade="80"/>
+          <w:sz w:val="24"/>
+          <w:szCs w:val="24"/>
+        </w:rPr>
+      </w:pPr>
+      <w:r>
+        <w:rPr>
+          <w:rFonts w:ascii="Times New Roman" w:hAnsi="Times New Roman" w:cs="Times New Roman"/>
+          <w:b/>
+          <w:bCs/>
+          <w:color w:val="538135" w:themeColor="accent6" w:themeShade="BF"/>
+          <w:sz w:val="24"/>
+          <w:szCs w:val="24"/>
+        </w:rPr>
+        <w:t>FORIN</w:t>
+      </w:r>
+      <w:r>
+        <w:rPr>
+          <w:rFonts w:ascii="Times New Roman" w:hAnsi="Times New Roman" w:cs="Times New Roman"/>
+          <w:b/>
+          <w:bCs/>
+          <w:color w:val="833C0B" w:themeColor="accent2" w:themeShade="80"/>
+          <w:sz w:val="24"/>
+          <w:szCs w:val="24"/>
+        </w:rPr>
+        <w:t xml:space="preserve"> is used to iterate over the enumerable properties (keys) of an object—(</w:t>
+      </w:r>
+      <w:r>
+        <w:rPr>
+          <w:sz w:val="24"/>
+          <w:szCs w:val="24"/>
+        </w:rPr>
         <w:t xml:space="preserve"> </w:t>
       </w:r>
       <w:r>
@@ -19835,119 +21942,29 @@
           <w:sz w:val="24"/>
           <w:szCs w:val="24"/>
         </w:rPr>
-        <w:t>is used to iterate over iterable object</w:t>
-      </w:r>
-      <w:r>
-        <w:rPr>
-          <w:rFonts w:ascii="Times New Roman" w:hAnsi="Times New Roman" w:cs="Times New Roman"/>
-          <w:b/>
-          <w:bCs/>
-          <w:color w:val="833C0B" w:themeColor="accent2" w:themeShade="80"/>
-          <w:sz w:val="24"/>
-          <w:szCs w:val="24"/>
-        </w:rPr>
-        <w:t>.</w:t>
-      </w:r>
-    </w:p>
-    <w:p>
-      <w:pPr>
-        <w:rPr>
-          <w:rFonts w:ascii="Times New Roman" w:hAnsi="Times New Roman" w:cs="Times New Roman"/>
-          <w:b/>
-          <w:bCs/>
-          <w:color w:val="833C0B" w:themeColor="accent2" w:themeShade="80"/>
-          <w:sz w:val="24"/>
-          <w:szCs w:val="24"/>
-        </w:rPr>
-      </w:pPr>
-      <w:r>
-        <w:rPr>
-          <w:rFonts w:ascii="Times New Roman" w:hAnsi="Times New Roman" w:cs="Times New Roman"/>
-          <w:b/>
-          <w:bCs/>
-          <w:color w:val="538135" w:themeColor="accent6" w:themeShade="BF"/>
-          <w:sz w:val="24"/>
-          <w:szCs w:val="24"/>
-        </w:rPr>
-        <w:t>FORIN</w:t>
-      </w:r>
-      <w:r>
-        <w:rPr>
-          <w:rFonts w:ascii="Times New Roman" w:hAnsi="Times New Roman" w:cs="Times New Roman"/>
-          <w:b/>
-          <w:bCs/>
-          <w:color w:val="833C0B" w:themeColor="accent2" w:themeShade="80"/>
-          <w:sz w:val="24"/>
-          <w:szCs w:val="24"/>
-        </w:rPr>
-        <w:t xml:space="preserve"> </w:t>
-      </w:r>
-      <w:r>
-        <w:rPr>
-          <w:rFonts w:ascii="Times New Roman" w:hAnsi="Times New Roman" w:cs="Times New Roman"/>
-          <w:b/>
-          <w:bCs/>
-          <w:color w:val="833C0B" w:themeColor="accent2" w:themeShade="80"/>
-          <w:sz w:val="24"/>
-          <w:szCs w:val="24"/>
-        </w:rPr>
-        <w:t>is used to iterate over the enumerable properties (keys) of an object</w:t>
-      </w:r>
-      <w:r>
-        <w:rPr>
-          <w:rFonts w:ascii="Times New Roman" w:hAnsi="Times New Roman" w:cs="Times New Roman"/>
-          <w:b/>
-          <w:bCs/>
-          <w:color w:val="833C0B" w:themeColor="accent2" w:themeShade="80"/>
-          <w:sz w:val="24"/>
-          <w:szCs w:val="24"/>
-        </w:rPr>
-        <w:t>—(</w:t>
-      </w:r>
-      <w:r>
-        <w:t xml:space="preserve"> </w:t>
-      </w:r>
-      <w:r>
-        <w:rPr>
-          <w:rFonts w:ascii="Times New Roman" w:hAnsi="Times New Roman" w:cs="Times New Roman"/>
-          <w:b/>
-          <w:bCs/>
-          <w:color w:val="833C0B" w:themeColor="accent2" w:themeShade="80"/>
-          <w:sz w:val="24"/>
-          <w:szCs w:val="24"/>
-        </w:rPr>
-        <w:t>technically be used on arrays</w:t>
-      </w:r>
-      <w:r>
-        <w:rPr>
-          <w:rFonts w:ascii="Times New Roman" w:hAnsi="Times New Roman" w:cs="Times New Roman"/>
-          <w:b/>
-          <w:bCs/>
-          <w:color w:val="833C0B" w:themeColor="accent2" w:themeShade="80"/>
-          <w:sz w:val="24"/>
-          <w:szCs w:val="24"/>
-        </w:rPr>
-        <w:t>)</w:t>
-      </w:r>
-    </w:p>
-    <w:p>
-      <w:pPr>
-        <w:rPr>
-          <w:rFonts w:ascii="Times New Roman" w:hAnsi="Times New Roman" w:cs="Times New Roman"/>
-          <w:b/>
-          <w:bCs/>
-          <w:sz w:val="24"/>
-          <w:szCs w:val="24"/>
-        </w:rPr>
-      </w:pPr>
-      <w:r>
-        <w:rPr>
-          <w:rFonts w:ascii="Times New Roman" w:hAnsi="Times New Roman" w:cs="Times New Roman"/>
-          <w:b/>
-          <w:bCs/>
-          <w:sz w:val="24"/>
-          <w:szCs w:val="24"/>
-        </w:rPr>
+        <w:t>technically be used on arrays)</w:t>
+      </w:r>
+    </w:p>
+    <w:p>
+      <w:pPr>
+        <w:rPr>
+          <w:rFonts w:ascii="Times New Roman" w:hAnsi="Times New Roman" w:cs="Times New Roman"/>
+          <w:b/>
+          <w:bCs/>
+          <w:sz w:val="24"/>
+          <w:szCs w:val="24"/>
+        </w:rPr>
+      </w:pPr>
+      <w:r>
+        <w:rPr>
+          <w:rFonts w:ascii="Times New Roman" w:hAnsi="Times New Roman" w:cs="Times New Roman"/>
+          <w:b/>
+          <w:bCs/>
+          <w:noProof/>
+          <w:sz w:val="24"/>
+          <w:szCs w:val="24"/>
+        </w:rPr>
+        <w:lastRenderedPageBreak/>
         <w:drawing>
           <wp:inline distT="0" distB="0" distL="0" distR="0" wp14:anchorId="7EE0C995" wp14:editId="10A25763">
             <wp:extent cx="5683542" cy="2425825"/>
@@ -19964,7 +21981,7 @@
                     <pic:cNvPicPr/>
                   </pic:nvPicPr>
                   <pic:blipFill>
-                    <a:blip r:embed="rId49"/>
+                    <a:blip r:embed="rId50"/>
                     <a:stretch>
                       <a:fillRect/>
                     </a:stretch>
@@ -20016,7 +22033,55 @@
           <w:sz w:val="24"/>
           <w:szCs w:val="24"/>
         </w:rPr>
-        <w:t>: Falsy values in JavaScript: 0, NaN, undefined, false</w:t>
+        <w:t xml:space="preserve">: </w:t>
+      </w:r>
+      <w:proofErr w:type="spellStart"/>
+      <w:r>
+        <w:rPr>
+          <w:rFonts w:ascii="Times New Roman" w:hAnsi="Times New Roman" w:cs="Times New Roman"/>
+          <w:b/>
+          <w:bCs/>
+          <w:color w:val="833C0B" w:themeColor="accent2" w:themeShade="80"/>
+          <w:sz w:val="24"/>
+          <w:szCs w:val="24"/>
+        </w:rPr>
+        <w:t>Falsy</w:t>
+      </w:r>
+      <w:proofErr w:type="spellEnd"/>
+      <w:r>
+        <w:rPr>
+          <w:rFonts w:ascii="Times New Roman" w:hAnsi="Times New Roman" w:cs="Times New Roman"/>
+          <w:b/>
+          <w:bCs/>
+          <w:color w:val="833C0B" w:themeColor="accent2" w:themeShade="80"/>
+          <w:sz w:val="24"/>
+          <w:szCs w:val="24"/>
+        </w:rPr>
+        <w:t xml:space="preserve"> values in JavaScript: 0, </w:t>
+      </w:r>
+      <w:proofErr w:type="spellStart"/>
+      <w:r>
+        <w:rPr>
+          <w:rFonts w:ascii="Times New Roman" w:hAnsi="Times New Roman" w:cs="Times New Roman"/>
+          <w:b/>
+          <w:bCs/>
+          <w:color w:val="833C0B" w:themeColor="accent2" w:themeShade="80"/>
+          <w:sz w:val="24"/>
+          <w:szCs w:val="24"/>
+        </w:rPr>
+        <w:t>NaN</w:t>
+      </w:r>
+      <w:proofErr w:type="spellEnd"/>
+      <w:r>
+        <w:rPr>
+          <w:rFonts w:ascii="Times New Roman" w:hAnsi="Times New Roman" w:cs="Times New Roman"/>
+          <w:b/>
+          <w:bCs/>
+          <w:color w:val="833C0B" w:themeColor="accent2" w:themeShade="80"/>
+          <w:sz w:val="24"/>
+          <w:szCs w:val="24"/>
+        </w:rPr>
+        <w:t>, undefined, false</w:t>
       </w:r>
     </w:p>
     <w:p>
@@ -20024,18 +22089,35 @@
         <w:pStyle w:val="Heading1"/>
       </w:pPr>
       <w:r>
-        <w:lastRenderedPageBreak/>
         <w:t>Difference between VAR, LET, CONS</w:t>
       </w:r>
     </w:p>
     <w:p>
-      <w:r>
+      <w:pPr>
+        <w:rPr>
+          <w:sz w:val="24"/>
+          <w:szCs w:val="24"/>
+        </w:rPr>
+      </w:pPr>
+      <w:r>
+        <w:rPr>
+          <w:sz w:val="24"/>
+          <w:szCs w:val="24"/>
+        </w:rPr>
         <w:t xml:space="preserve">var, let, and const are used to declare variables. However, they differ in </w:t>
       </w:r>
       <w:r>
+        <w:rPr>
+          <w:sz w:val="24"/>
+          <w:szCs w:val="24"/>
+        </w:rPr>
         <w:t>behaviour</w:t>
       </w:r>
       <w:r>
+        <w:rPr>
+          <w:sz w:val="24"/>
+          <w:szCs w:val="24"/>
+        </w:rPr>
         <w:t xml:space="preserve"> with respect to the following three key concepts:</w:t>
       </w:r>
     </w:p>
@@ -20044,6 +22126,8 @@
         <w:rPr>
           <w:b/>
           <w:bCs/>
+          <w:sz w:val="24"/>
+          <w:szCs w:val="24"/>
         </w:rPr>
       </w:pPr>
       <w:r>
@@ -20051,6 +22135,8 @@
           <w:b/>
           <w:bCs/>
           <w:color w:val="EE0000"/>
+          <w:sz w:val="24"/>
+          <w:szCs w:val="24"/>
         </w:rPr>
         <w:t>HINT</w:t>
       </w:r>
@@ -20058,6 +22144,8 @@
         <w:rPr>
           <w:b/>
           <w:bCs/>
+          <w:sz w:val="24"/>
+          <w:szCs w:val="24"/>
         </w:rPr>
         <w:t>:</w:t>
       </w:r>
@@ -20068,8 +22156,8 @@
           <w:bCs/>
           <w:color w:val="6A9955"/>
           <w:kern w:val="0"/>
-          <w:sz w:val="21"/>
-          <w:szCs w:val="21"/>
+          <w:sz w:val="24"/>
+          <w:szCs w:val="24"/>
           <w:lang w:eastAsia="en-IN"/>
           <w14:ligatures w14:val="none"/>
         </w:rPr>
@@ -20079,6 +22167,8 @@
         <w:rPr>
           <w:b/>
           <w:bCs/>
+          <w:sz w:val="24"/>
+          <w:szCs w:val="24"/>
         </w:rPr>
         <w:t xml:space="preserve">ES6 let and const were introduced to reduce the bugs at run time </w:t>
       </w:r>
@@ -20086,32 +22176,56 @@
     <w:p>
       <w:pPr>
         <w:ind w:left="720"/>
-      </w:pPr>
-      <w:r>
+        <w:rPr>
+          <w:sz w:val="24"/>
+          <w:szCs w:val="24"/>
+        </w:rPr>
+      </w:pPr>
+      <w:r>
+        <w:rPr>
+          <w:sz w:val="24"/>
+          <w:szCs w:val="24"/>
+        </w:rPr>
         <w:t>1.</w:t>
       </w:r>
       <w:r>
         <w:rPr>
           <w:b/>
           <w:bCs/>
+          <w:sz w:val="24"/>
+          <w:szCs w:val="24"/>
         </w:rPr>
         <w:t>Hoisting</w:t>
       </w:r>
       <w:r>
+        <w:rPr>
+          <w:sz w:val="24"/>
+          <w:szCs w:val="24"/>
+        </w:rPr>
         <w:t>: It moves variable/function declaration to the top of its nearest scope.</w:t>
       </w:r>
     </w:p>
     <w:p>
       <w:pPr>
         <w:ind w:left="720"/>
-      </w:pPr>
-      <w:r>
+        <w:rPr>
+          <w:sz w:val="24"/>
+          <w:szCs w:val="24"/>
+        </w:rPr>
+      </w:pPr>
+      <w:r>
+        <w:rPr>
+          <w:sz w:val="24"/>
+          <w:szCs w:val="24"/>
+        </w:rPr>
         <w:t xml:space="preserve">2. </w:t>
       </w:r>
       <w:r>
         <w:rPr>
           <w:b/>
           <w:bCs/>
+          <w:sz w:val="24"/>
+          <w:szCs w:val="24"/>
         </w:rPr>
         <w:t>Scope and Memory Handling</w:t>
       </w:r>
@@ -20119,6 +22233,8 @@
         <w:rPr>
           <w:b/>
           <w:bCs/>
+          <w:sz w:val="24"/>
+          <w:szCs w:val="24"/>
         </w:rPr>
         <w:t>:</w:t>
       </w:r>
@@ -20126,14 +22242,24 @@
     <w:p>
       <w:pPr>
         <w:ind w:left="720"/>
-      </w:pPr>
-      <w:r>
+        <w:rPr>
+          <w:sz w:val="24"/>
+          <w:szCs w:val="24"/>
+        </w:rPr>
+      </w:pPr>
+      <w:r>
+        <w:rPr>
+          <w:sz w:val="24"/>
+          <w:szCs w:val="24"/>
+        </w:rPr>
         <w:t xml:space="preserve">3. </w:t>
       </w:r>
       <w:r>
         <w:rPr>
           <w:b/>
           <w:bCs/>
+          <w:sz w:val="24"/>
+          <w:szCs w:val="24"/>
         </w:rPr>
         <w:t>Redeclaration and Reassignment</w:t>
       </w:r>
@@ -20141,6 +22267,8 @@
         <w:rPr>
           <w:b/>
           <w:bCs/>
+          <w:sz w:val="24"/>
+          <w:szCs w:val="24"/>
         </w:rPr>
         <w:t>:</w:t>
       </w:r>
@@ -20715,64 +22843,7 @@
                   <w14:round/>
                 </w14:textOutline>
               </w:rPr>
-              <w:t xml:space="preserve">var scope will be available </w:t>
-            </w:r>
-            <w:r>
-              <w:rPr>
-                <w:rFonts w:ascii="Times New Roman" w:hAnsi="Times New Roman" w:cs="Times New Roman"/>
-                <w:color w:val="000000" w:themeColor="text1"/>
-                <w:sz w:val="24"/>
-                <w:szCs w:val="24"/>
-                <w14:shadow w14:blurRad="38100" w14:dist="19050" w14:dir="2700000" w14:sx="100000" w14:sy="100000" w14:kx="0" w14:ky="0" w14:algn="tl">
-                  <w14:schemeClr w14:val="dk1">
-                    <w14:alpha w14:val="60000"/>
-                  </w14:schemeClr>
-                </w14:shadow>
-                <w14:textOutline w14:w="0" w14:cap="flat" w14:cmpd="sng" w14:algn="ctr">
-                  <w14:noFill/>
-                  <w14:prstDash w14:val="solid"/>
-                  <w14:round/>
-                </w14:textOutline>
-              </w:rPr>
-              <w:t>through</w:t>
-            </w:r>
-            <w:r>
-              <w:rPr>
-                <w:rFonts w:ascii="Times New Roman" w:hAnsi="Times New Roman" w:cs="Times New Roman"/>
-                <w:color w:val="000000" w:themeColor="text1"/>
-                <w:sz w:val="24"/>
-                <w:szCs w:val="24"/>
-                <w14:shadow w14:blurRad="38100" w14:dist="19050" w14:dir="2700000" w14:sx="100000" w14:sy="100000" w14:kx="0" w14:ky="0" w14:algn="tl">
-                  <w14:schemeClr w14:val="dk1">
-                    <w14:alpha w14:val="60000"/>
-                  </w14:schemeClr>
-                </w14:shadow>
-                <w14:textOutline w14:w="0" w14:cap="flat" w14:cmpd="sng" w14:algn="ctr">
-                  <w14:noFill/>
-                  <w14:prstDash w14:val="solid"/>
-                  <w14:round/>
-                </w14:textOutline>
-              </w:rPr>
-              <w:t>out</w:t>
-            </w:r>
-            <w:r>
-              <w:rPr>
-                <w:rFonts w:ascii="Times New Roman" w:hAnsi="Times New Roman" w:cs="Times New Roman"/>
-                <w:color w:val="000000" w:themeColor="text1"/>
-                <w:sz w:val="24"/>
-                <w:szCs w:val="24"/>
-                <w14:shadow w14:blurRad="38100" w14:dist="19050" w14:dir="2700000" w14:sx="100000" w14:sy="100000" w14:kx="0" w14:ky="0" w14:algn="tl">
-                  <w14:schemeClr w14:val="dk1">
-                    <w14:alpha w14:val="60000"/>
-                  </w14:schemeClr>
-                </w14:shadow>
-                <w14:textOutline w14:w="0" w14:cap="flat" w14:cmpd="sng" w14:algn="ctr">
-                  <w14:noFill/>
-                  <w14:prstDash w14:val="solid"/>
-                  <w14:round/>
-                </w14:textOutline>
-              </w:rPr>
-              <w:t xml:space="preserve"> the function</w:t>
+              <w:t>var scope will be available throughout the function</w:t>
             </w:r>
           </w:p>
         </w:tc>
@@ -20948,45 +23019,7 @@
                   <w14:round/>
                 </w14:textOutline>
               </w:rPr>
-              <w:t xml:space="preserve">var supports redeclaration and </w:t>
-            </w:r>
-            <w:r>
-              <w:rPr>
-                <w:rFonts w:ascii="Times New Roman" w:hAnsi="Times New Roman" w:cs="Times New Roman"/>
-                <w:color w:val="000000" w:themeColor="text1"/>
-                <w:sz w:val="24"/>
-                <w:szCs w:val="24"/>
-                <w14:shadow w14:blurRad="38100" w14:dist="19050" w14:dir="2700000" w14:sx="100000" w14:sy="100000" w14:kx="0" w14:ky="0" w14:algn="tl">
-                  <w14:schemeClr w14:val="dk1">
-                    <w14:alpha w14:val="60000"/>
-                  </w14:schemeClr>
-                </w14:shadow>
-                <w14:textOutline w14:w="0" w14:cap="flat" w14:cmpd="sng" w14:algn="ctr">
-                  <w14:noFill/>
-                  <w14:prstDash w14:val="solid"/>
-                  <w14:round/>
-                </w14:textOutline>
-              </w:rPr>
-              <w:t>Updation</w:t>
-            </w:r>
-            <w:r>
-              <w:rPr>
-                <w:rFonts w:ascii="Times New Roman" w:hAnsi="Times New Roman" w:cs="Times New Roman"/>
-                <w:color w:val="000000" w:themeColor="text1"/>
-                <w:sz w:val="24"/>
-                <w:szCs w:val="24"/>
-                <w14:shadow w14:blurRad="38100" w14:dist="19050" w14:dir="2700000" w14:sx="100000" w14:sy="100000" w14:kx="0" w14:ky="0" w14:algn="tl">
-                  <w14:schemeClr w14:val="dk1">
-                    <w14:alpha w14:val="60000"/>
-                  </w14:schemeClr>
-                </w14:shadow>
-                <w14:textOutline w14:w="0" w14:cap="flat" w14:cmpd="sng" w14:algn="ctr">
-                  <w14:noFill/>
-                  <w14:prstDash w14:val="solid"/>
-                  <w14:round/>
-                </w14:textOutline>
-              </w:rPr>
-              <w:t xml:space="preserve"> </w:t>
+              <w:t xml:space="preserve">var supports redeclaration and Updation </w:t>
             </w:r>
           </w:p>
         </w:tc>
@@ -21034,7 +23067,7 @@
                   <w14:round/>
                 </w14:textOutline>
               </w:rPr>
-              <w:t xml:space="preserve">let supports only </w:t>
+              <w:t>let supports only Updation</w:t>
             </w:r>
             <w:r>
               <w:rPr>
@@ -21053,64 +23086,7 @@
                   <w14:round/>
                 </w14:textOutline>
               </w:rPr>
-              <w:t>Updation</w:t>
-            </w:r>
-            <w:r>
-              <w:rPr>
-                <w:rFonts w:ascii="Times New Roman" w:hAnsi="Times New Roman" w:cs="Times New Roman"/>
-                <w:color w:val="000000" w:themeColor="text1"/>
-                <w:sz w:val="24"/>
-                <w:szCs w:val="24"/>
-                <w14:shadow w14:blurRad="38100" w14:dist="19050" w14:dir="2700000" w14:sx="100000" w14:sy="100000" w14:kx="0" w14:ky="0" w14:algn="tl">
-                  <w14:schemeClr w14:val="dk1">
-                    <w14:alpha w14:val="60000"/>
-                  </w14:schemeClr>
-                </w14:shadow>
-                <w14:textOutline w14:w="0" w14:cap="flat" w14:cmpd="sng" w14:algn="ctr">
-                  <w14:noFill/>
-                  <w14:prstDash w14:val="solid"/>
-                  <w14:round/>
-                </w14:textOutline>
-              </w:rPr>
-              <w:t xml:space="preserve"> </w:t>
-            </w:r>
-            <w:r>
-              <w:rPr>
-                <w:rFonts w:ascii="Times New Roman" w:hAnsi="Times New Roman" w:cs="Times New Roman"/>
-                <w:color w:val="000000" w:themeColor="text1"/>
-                <w:sz w:val="24"/>
-                <w:szCs w:val="24"/>
-                <w14:shadow w14:blurRad="38100" w14:dist="19050" w14:dir="2700000" w14:sx="100000" w14:sy="100000" w14:kx="0" w14:ky="0" w14:algn="tl">
-                  <w14:schemeClr w14:val="dk1">
-                    <w14:alpha w14:val="60000"/>
-                  </w14:schemeClr>
-                </w14:shadow>
-                <w14:textOutline w14:w="0" w14:cap="flat" w14:cmpd="sng" w14:algn="ctr">
-                  <w14:noFill/>
-                  <w14:prstDash w14:val="solid"/>
-                  <w14:round/>
-                </w14:textOutline>
-              </w:rPr>
-              <w:t>but does not allow redeclaration</w:t>
-            </w:r>
-            <w:r>
-              <w:rPr>
-                <w:rFonts w:ascii="Times New Roman" w:hAnsi="Times New Roman" w:cs="Times New Roman"/>
-                <w:color w:val="000000" w:themeColor="text1"/>
-                <w:sz w:val="24"/>
-                <w:szCs w:val="24"/>
-                <w14:shadow w14:blurRad="38100" w14:dist="19050" w14:dir="2700000" w14:sx="100000" w14:sy="100000" w14:kx="0" w14:ky="0" w14:algn="tl">
-                  <w14:schemeClr w14:val="dk1">
-                    <w14:alpha w14:val="60000"/>
-                  </w14:schemeClr>
-                </w14:shadow>
-                <w14:textOutline w14:w="0" w14:cap="flat" w14:cmpd="sng" w14:algn="ctr">
-                  <w14:noFill/>
-                  <w14:prstDash w14:val="solid"/>
-                  <w14:round/>
-                </w14:textOutline>
-              </w:rPr>
-              <w:t>.</w:t>
+              <w:t xml:space="preserve"> but does not allow redeclaration.</w:t>
             </w:r>
           </w:p>
         </w:tc>
@@ -21200,14 +23176,43 @@
         </w:tc>
       </w:tr>
     </w:tbl>
-    <w:p/>
-    <w:p>
-      <w:r>
+    <w:p>
+      <w:pPr>
+        <w:rPr>
+          <w:sz w:val="24"/>
+          <w:szCs w:val="24"/>
+        </w:rPr>
+      </w:pPr>
+    </w:p>
+    <w:p>
+      <w:pPr>
+        <w:rPr>
+          <w:sz w:val="24"/>
+          <w:szCs w:val="24"/>
+        </w:rPr>
+      </w:pPr>
+      <w:r>
+        <w:rPr>
+          <w:sz w:val="24"/>
+          <w:szCs w:val="24"/>
+        </w:rPr>
         <w:t>With const objects, the properties can be updated, but the entire object cannot be reassigned.</w:t>
       </w:r>
     </w:p>
     <w:p>
-      <w:r>
+      <w:pPr>
+        <w:rPr>
+          <w:sz w:val="24"/>
+          <w:szCs w:val="24"/>
+        </w:rPr>
+      </w:pPr>
+      <w:r>
+        <w:rPr>
+          <w:noProof/>
+          <w:sz w:val="24"/>
+          <w:szCs w:val="24"/>
+        </w:rPr>
+        <w:lastRenderedPageBreak/>
         <w:drawing>
           <wp:inline distT="0" distB="0" distL="0" distR="0" wp14:anchorId="53952D9B" wp14:editId="5607474A">
             <wp:extent cx="5731510" cy="1934845"/>
@@ -21224,7 +23229,7 @@
                     <pic:cNvPicPr/>
                   </pic:nvPicPr>
                   <pic:blipFill>
-                    <a:blip r:embed="rId50"/>
+                    <a:blip r:embed="rId51"/>
                     <a:stretch>
                       <a:fillRect/>
                     </a:stretch>
@@ -21246,7 +23251,17 @@
       </w:r>
     </w:p>
     <w:p>
-      <w:r>
+      <w:pPr>
+        <w:rPr>
+          <w:sz w:val="24"/>
+          <w:szCs w:val="24"/>
+        </w:rPr>
+      </w:pPr>
+      <w:r>
+        <w:rPr>
+          <w:sz w:val="24"/>
+          <w:szCs w:val="24"/>
+        </w:rPr>
         <w:t>With a const array, you can modify the contents (like add, remove, or update elements), but you cannot reassign the entire array to a new one because its reference (memory address) is constant.</w:t>
       </w:r>
     </w:p>
@@ -21255,13 +23270,15 @@
         <w:pStyle w:val="Heading1"/>
       </w:pPr>
       <w:r>
-        <w:t>D</w:t>
-      </w:r>
-      <w:r>
-        <w:t>e</w:t>
-      </w:r>
-      <w:r>
-        <w:t>structuring</w:t>
+        <w:t>SCOPE</w:t>
+      </w:r>
+    </w:p>
+    <w:p>
+      <w:pPr>
+        <w:pStyle w:val="Heading1"/>
+      </w:pPr>
+      <w:r>
+        <w:t>Destructuring</w:t>
       </w:r>
       <w:r>
         <w:t xml:space="preserve"> of Objects and Arrays</w:t>
@@ -21271,24 +23288,35 @@
       </w:r>
     </w:p>
     <w:p>
-      <w:r>
-        <w:t>T</w:t>
-      </w:r>
-      <w:r>
-        <w:t>o extract values from arrays or properties from objects and assign them to variables.</w:t>
-      </w:r>
-    </w:p>
-    <w:p>
-      <w:pPr>
-        <w:rPr>
-          <w:b/>
-          <w:bCs/>
-        </w:rPr>
-      </w:pPr>
-      <w:r>
-        <w:rPr>
-          <w:b/>
-          <w:bCs/>
+      <w:pPr>
+        <w:rPr>
+          <w:sz w:val="24"/>
+          <w:szCs w:val="24"/>
+        </w:rPr>
+      </w:pPr>
+      <w:r>
+        <w:rPr>
+          <w:sz w:val="24"/>
+          <w:szCs w:val="24"/>
+        </w:rPr>
+        <w:t>To extract values from arrays or properties from objects and assign them to variables.</w:t>
+      </w:r>
+    </w:p>
+    <w:p>
+      <w:pPr>
+        <w:rPr>
+          <w:b/>
+          <w:bCs/>
+          <w:sz w:val="24"/>
+          <w:szCs w:val="24"/>
+        </w:rPr>
+      </w:pPr>
+      <w:r>
+        <w:rPr>
+          <w:b/>
+          <w:bCs/>
+          <w:sz w:val="24"/>
+          <w:szCs w:val="24"/>
         </w:rPr>
         <w:t>Points to Remember:</w:t>
       </w:r>
@@ -21299,11 +23327,19 @@
           <w:ilvl w:val="0"/>
           <w:numId w:val="50"/>
         </w:numPr>
-      </w:pPr>
-      <w:r>
-        <w:lastRenderedPageBreak/>
+        <w:rPr>
+          <w:sz w:val="24"/>
+          <w:szCs w:val="24"/>
+        </w:rPr>
+      </w:pPr>
+      <w:r>
+        <w:rPr>
+          <w:sz w:val="24"/>
+          <w:szCs w:val="24"/>
+        </w:rPr>
         <w:t>Destructuring helps avoid repetitive dot notation (</w:t>
       </w:r>
+      <w:proofErr w:type="spellStart"/>
       <w:r>
         <w:rPr>
           <w:b/>
@@ -21312,19 +23348,14 @@
           <w:sz w:val="24"/>
           <w:szCs w:val="24"/>
         </w:rPr>
-        <w:t>ObjectName.PropertyN</w:t>
-      </w:r>
-      <w:r>
-        <w:rPr>
-          <w:b/>
-          <w:bCs/>
-          <w:color w:val="C45911" w:themeColor="accent2" w:themeShade="BF"/>
-          <w:sz w:val="24"/>
-          <w:szCs w:val="24"/>
-        </w:rPr>
-        <w:t>ame</w:t>
-      </w:r>
-      <w:r>
+        <w:t>ObjectName.PropertyName</w:t>
+      </w:r>
+      <w:proofErr w:type="spellEnd"/>
+      <w:r>
+        <w:rPr>
+          <w:sz w:val="24"/>
+          <w:szCs w:val="24"/>
+        </w:rPr>
         <w:t>).</w:t>
       </w:r>
     </w:p>
@@ -21334,18 +23365,32 @@
           <w:ilvl w:val="0"/>
           <w:numId w:val="50"/>
         </w:numPr>
-      </w:pPr>
-      <w:r>
-        <w:rPr>
-          <w:b/>
-          <w:bCs/>
+        <w:rPr>
+          <w:sz w:val="24"/>
+          <w:szCs w:val="24"/>
+        </w:rPr>
+      </w:pPr>
+      <w:r>
+        <w:rPr>
+          <w:b/>
+          <w:bCs/>
+          <w:sz w:val="24"/>
+          <w:szCs w:val="24"/>
         </w:rPr>
         <w:t>Variable name must match the key name</w:t>
       </w:r>
       <w:r>
+        <w:rPr>
+          <w:sz w:val="24"/>
+          <w:szCs w:val="24"/>
+        </w:rPr>
         <w:t xml:space="preserve"> when destructuring</w:t>
       </w:r>
       <w:r>
+        <w:rPr>
+          <w:sz w:val="24"/>
+          <w:szCs w:val="24"/>
+        </w:rPr>
         <w:t xml:space="preserve"> the object.</w:t>
       </w:r>
     </w:p>
@@ -21355,8 +23400,16 @@
           <w:ilvl w:val="0"/>
           <w:numId w:val="50"/>
         </w:numPr>
-      </w:pPr>
-      <w:r>
+        <w:rPr>
+          <w:sz w:val="24"/>
+          <w:szCs w:val="24"/>
+        </w:rPr>
+      </w:pPr>
+      <w:r>
+        <w:rPr>
+          <w:sz w:val="24"/>
+          <w:szCs w:val="24"/>
+        </w:rPr>
         <w:t>You can assign default values to avoid undefined for missing properties.</w:t>
       </w:r>
     </w:p>
@@ -21366,42 +23419,74 @@
           <w:ilvl w:val="0"/>
           <w:numId w:val="50"/>
         </w:numPr>
-      </w:pPr>
-      <w:r>
+        <w:rPr>
+          <w:sz w:val="24"/>
+          <w:szCs w:val="24"/>
+        </w:rPr>
+      </w:pPr>
+      <w:r>
+        <w:rPr>
+          <w:sz w:val="24"/>
+          <w:szCs w:val="24"/>
+        </w:rPr>
         <w:t>Default values apply only to keys not present in the object.</w:t>
       </w:r>
     </w:p>
     <w:p>
+      <w:pPr>
+        <w:rPr>
+          <w:sz w:val="24"/>
+          <w:szCs w:val="24"/>
+        </w:rPr>
+      </w:pPr>
       <w:r>
         <w:rPr>
           <w:b/>
           <w:bCs/>
           <w:color w:val="C45911" w:themeColor="accent2" w:themeShade="BF"/>
+          <w:sz w:val="24"/>
+          <w:szCs w:val="24"/>
         </w:rPr>
         <w:t>Note</w:t>
       </w:r>
       <w:r>
-        <w:t>:</w:t>
-      </w:r>
-      <w:r>
-        <w:t xml:space="preserve"> </w:t>
-      </w:r>
-      <w:r>
-        <w:t xml:space="preserve">While destructuring, we can provide default values, but those default values do </w:t>
-      </w:r>
-      <w:r>
-        <w:rPr>
-          <w:b/>
-          <w:bCs/>
+        <w:rPr>
+          <w:sz w:val="24"/>
+          <w:szCs w:val="24"/>
+        </w:rPr>
+        <w:t xml:space="preserve">: While destructuring, we can provide default values, but those default values do </w:t>
+      </w:r>
+      <w:r>
+        <w:rPr>
+          <w:b/>
+          <w:bCs/>
+          <w:sz w:val="24"/>
+          <w:szCs w:val="24"/>
         </w:rPr>
         <w:t>not</w:t>
       </w:r>
       <w:r>
+        <w:rPr>
+          <w:sz w:val="24"/>
+          <w:szCs w:val="24"/>
+        </w:rPr>
         <w:t xml:space="preserve"> become part of the original object or array.</w:t>
       </w:r>
     </w:p>
     <w:p>
-      <w:r>
+      <w:pPr>
+        <w:rPr>
+          <w:sz w:val="24"/>
+          <w:szCs w:val="24"/>
+        </w:rPr>
+      </w:pPr>
+      <w:r>
+        <w:rPr>
+          <w:noProof/>
+          <w:sz w:val="24"/>
+          <w:szCs w:val="24"/>
+        </w:rPr>
+        <w:lastRenderedPageBreak/>
         <w:drawing>
           <wp:inline distT="0" distB="0" distL="0" distR="0" wp14:anchorId="0E35DF55" wp14:editId="22A6D8AD">
             <wp:extent cx="5731510" cy="4306570"/>
@@ -21418,7 +23503,7 @@
                     <pic:cNvPicPr/>
                   </pic:nvPicPr>
                   <pic:blipFill>
-                    <a:blip r:embed="rId51"/>
+                    <a:blip r:embed="rId52"/>
                     <a:stretch>
                       <a:fillRect/>
                     </a:stretch>
@@ -21440,7 +23525,18 @@
       </w:r>
     </w:p>
     <w:p>
-      <w:r>
+      <w:pPr>
+        <w:rPr>
+          <w:sz w:val="24"/>
+          <w:szCs w:val="24"/>
+        </w:rPr>
+      </w:pPr>
+      <w:r>
+        <w:rPr>
+          <w:noProof/>
+          <w:sz w:val="24"/>
+          <w:szCs w:val="24"/>
+        </w:rPr>
         <w:drawing>
           <wp:inline distT="0" distB="0" distL="0" distR="0" wp14:anchorId="1F755A32" wp14:editId="7411F3D2">
             <wp:extent cx="2857647" cy="558829"/>
@@ -21457,7 +23553,7 @@
                     <pic:cNvPicPr/>
                   </pic:nvPicPr>
                   <pic:blipFill>
-                    <a:blip r:embed="rId52"/>
+                    <a:blip r:embed="rId53"/>
                     <a:stretch>
                       <a:fillRect/>
                     </a:stretch>
@@ -21479,8 +23575,18 @@
       </w:r>
     </w:p>
     <w:p>
-      <w:r>
-        <w:lastRenderedPageBreak/>
+      <w:pPr>
+        <w:rPr>
+          <w:sz w:val="24"/>
+          <w:szCs w:val="24"/>
+        </w:rPr>
+      </w:pPr>
+      <w:r>
+        <w:rPr>
+          <w:noProof/>
+          <w:sz w:val="24"/>
+          <w:szCs w:val="24"/>
+        </w:rPr>
         <w:drawing>
           <wp:inline distT="0" distB="0" distL="0" distR="0" wp14:anchorId="289A5E88" wp14:editId="3FD66123">
             <wp:extent cx="5731510" cy="3322320"/>
@@ -21497,7 +23603,7 @@
                     <pic:cNvPicPr/>
                   </pic:nvPicPr>
                   <pic:blipFill>
-                    <a:blip r:embed="rId53"/>
+                    <a:blip r:embed="rId54"/>
                     <a:stretch>
                       <a:fillRect/>
                     </a:stretch>
@@ -21519,16 +23625,127 @@
       </w:r>
     </w:p>
     <w:p>
-      <w:r>
-        <w:t>Video13</w:t>
-      </w:r>
-    </w:p>
-    <w:p>
       <w:pPr>
         <w:pStyle w:val="Heading1"/>
       </w:pPr>
       <w:r>
-        <w:t>Arrow Function?</w:t>
+        <w:t>Optional Chaining</w:t>
+      </w:r>
+      <w:r>
+        <w:t>?</w:t>
+      </w:r>
+    </w:p>
+    <w:p>
+      <w:pPr>
+        <w:rPr>
+          <w:sz w:val="24"/>
+          <w:szCs w:val="24"/>
+        </w:rPr>
+      </w:pPr>
+      <w:r>
+        <w:rPr>
+          <w:sz w:val="24"/>
+          <w:szCs w:val="24"/>
+        </w:rPr>
+        <w:lastRenderedPageBreak/>
+        <w:t>Optional chaining (?.)</w:t>
+      </w:r>
+      <w:r>
+        <w:rPr>
+          <w:sz w:val="24"/>
+          <w:szCs w:val="24"/>
+        </w:rPr>
+        <w:t xml:space="preserve"> </w:t>
+      </w:r>
+      <w:r>
+        <w:rPr>
+          <w:sz w:val="24"/>
+          <w:szCs w:val="24"/>
+        </w:rPr>
+        <w:t>helps write error-free code by safely accessing nested object properties.</w:t>
+      </w:r>
+    </w:p>
+    <w:p>
+      <w:pPr>
+        <w:rPr>
+          <w:sz w:val="24"/>
+          <w:szCs w:val="24"/>
+        </w:rPr>
+      </w:pPr>
+      <w:r>
+        <w:rPr>
+          <w:sz w:val="24"/>
+          <w:szCs w:val="24"/>
+        </w:rPr>
+        <w:t xml:space="preserve">It will </w:t>
+      </w:r>
+      <w:proofErr w:type="gramStart"/>
+      <w:r>
+        <w:rPr>
+          <w:sz w:val="24"/>
+          <w:szCs w:val="24"/>
+        </w:rPr>
+        <w:t>returns</w:t>
+      </w:r>
+      <w:proofErr w:type="gramEnd"/>
+      <w:r>
+        <w:rPr>
+          <w:sz w:val="24"/>
+          <w:szCs w:val="24"/>
+        </w:rPr>
+        <w:t xml:space="preserve"> undefined instead of throwing an error.</w:t>
+      </w:r>
+      <w:r>
+        <w:rPr>
+          <w:sz w:val="24"/>
+          <w:szCs w:val="24"/>
+        </w:rPr>
+        <w:drawing>
+          <wp:inline distT="0" distB="0" distL="0" distR="0" wp14:anchorId="13D661BF" wp14:editId="63D33B74">
+            <wp:extent cx="5731510" cy="1909445"/>
+            <wp:effectExtent l="0" t="0" r="2540" b="0"/>
+            <wp:docPr id="479336893" name="Picture 1"/>
+            <wp:cNvGraphicFramePr>
+              <a:graphicFrameLocks xmlns:a="http://schemas.openxmlformats.org/drawingml/2006/main" noChangeAspect="1"/>
+            </wp:cNvGraphicFramePr>
+            <a:graphic xmlns:a="http://schemas.openxmlformats.org/drawingml/2006/main">
+              <a:graphicData uri="http://schemas.openxmlformats.org/drawingml/2006/picture">
+                <pic:pic xmlns:pic="http://schemas.openxmlformats.org/drawingml/2006/picture">
+                  <pic:nvPicPr>
+                    <pic:cNvPr id="479336893" name=""/>
+                    <pic:cNvPicPr/>
+                  </pic:nvPicPr>
+                  <pic:blipFill>
+                    <a:blip r:embed="rId55"/>
+                    <a:stretch>
+                      <a:fillRect/>
+                    </a:stretch>
+                  </pic:blipFill>
+                  <pic:spPr>
+                    <a:xfrm>
+                      <a:off x="0" y="0"/>
+                      <a:ext cx="5731510" cy="1909445"/>
+                    </a:xfrm>
+                    <a:prstGeom prst="rect">
+                      <a:avLst/>
+                    </a:prstGeom>
+                  </pic:spPr>
+                </pic:pic>
+              </a:graphicData>
+            </a:graphic>
+          </wp:inline>
+        </w:drawing>
+      </w:r>
+    </w:p>
+    <w:p>
+      <w:pPr>
+        <w:pStyle w:val="Heading1"/>
+      </w:pPr>
+      <w:r>
+        <w:t>Arrow Function</w:t>
+      </w:r>
+      <w:r>
+        <w:t>?</w:t>
       </w:r>
     </w:p>
     <w:p>
@@ -21583,7 +23800,7 @@
                     <pic:cNvPicPr/>
                   </pic:nvPicPr>
                   <pic:blipFill>
-                    <a:blip r:embed="rId54"/>
+                    <a:blip r:embed="rId56"/>
                     <a:stretch>
                       <a:fillRect/>
                     </a:stretch>
@@ -21609,170 +23826,16 @@
         <w:pStyle w:val="Heading1"/>
       </w:pPr>
       <w:r>
-        <w:t>Optional Chaining?</w:t>
-      </w:r>
-    </w:p>
-    <w:p>
-      <w:pPr>
-        <w:rPr>
-          <w:rFonts w:ascii="Times New Roman" w:hAnsi="Times New Roman" w:cs="Times New Roman"/>
-          <w:sz w:val="24"/>
-          <w:szCs w:val="24"/>
-        </w:rPr>
-      </w:pPr>
-      <w:r>
-        <w:rPr>
-          <w:rFonts w:ascii="Times New Roman" w:hAnsi="Times New Roman" w:cs="Times New Roman"/>
-          <w:sz w:val="24"/>
-          <w:szCs w:val="24"/>
-        </w:rPr>
-        <w:t>If trying to access a property that is not existing as a part of object it will throw an error in order to overcome we hav optional chaining.</w:t>
-      </w:r>
-    </w:p>
-    <w:p>
-      <w:pPr>
-        <w:rPr>
-          <w:rFonts w:ascii="Times New Roman" w:hAnsi="Times New Roman" w:cs="Times New Roman"/>
-          <w:sz w:val="24"/>
-          <w:szCs w:val="24"/>
-        </w:rPr>
-      </w:pPr>
-      <w:r>
-        <w:rPr>
-          <w:rFonts w:ascii="Times New Roman" w:hAnsi="Times New Roman" w:cs="Times New Roman"/>
-          <w:sz w:val="24"/>
-          <w:szCs w:val="24"/>
-        </w:rPr>
-        <w:t>Let data ={};</w:t>
-      </w:r>
-    </w:p>
-    <w:p>
-      <w:pPr>
-        <w:rPr>
-          <w:rFonts w:ascii="Times New Roman" w:hAnsi="Times New Roman" w:cs="Times New Roman"/>
-          <w:sz w:val="24"/>
-          <w:szCs w:val="24"/>
-        </w:rPr>
-      </w:pPr>
-      <w:r>
-        <w:rPr>
-          <w:rFonts w:ascii="Times New Roman" w:hAnsi="Times New Roman" w:cs="Times New Roman"/>
-          <w:sz w:val="24"/>
-          <w:szCs w:val="24"/>
-        </w:rPr>
-        <w:lastRenderedPageBreak/>
-        <w:t>Console.log(data.address)=</w:t>
-      </w:r>
-      <w:r>
-        <w:rPr>
-          <w:rFonts w:ascii="Times New Roman" w:hAnsi="Times New Roman" w:cs="Times New Roman"/>
-          <w:sz w:val="24"/>
-          <w:szCs w:val="24"/>
-        </w:rPr>
-        <w:sym w:font="Wingdings" w:char="F0E8"/>
-      </w:r>
-      <w:r>
-        <w:rPr>
-          <w:rFonts w:ascii="Times New Roman" w:hAnsi="Times New Roman" w:cs="Times New Roman"/>
-          <w:sz w:val="24"/>
-          <w:szCs w:val="24"/>
-        </w:rPr>
-        <w:t>undefined.</w:t>
-      </w:r>
-    </w:p>
-    <w:p>
-      <w:pPr>
-        <w:rPr>
-          <w:rFonts w:ascii="Times New Roman" w:hAnsi="Times New Roman" w:cs="Times New Roman"/>
-          <w:sz w:val="24"/>
-          <w:szCs w:val="24"/>
-        </w:rPr>
-      </w:pPr>
-      <w:r>
-        <w:rPr>
-          <w:rFonts w:ascii="Times New Roman" w:hAnsi="Times New Roman" w:cs="Times New Roman"/>
-          <w:sz w:val="24"/>
-          <w:szCs w:val="24"/>
-        </w:rPr>
-        <w:t>Console.log(data.address.city)=</w:t>
-      </w:r>
-      <w:r>
-        <w:rPr>
-          <w:rFonts w:ascii="Times New Roman" w:hAnsi="Times New Roman" w:cs="Times New Roman"/>
-          <w:sz w:val="24"/>
-          <w:szCs w:val="24"/>
-        </w:rPr>
-        <w:sym w:font="Wingdings" w:char="F0E8"/>
-      </w:r>
-      <w:r>
-        <w:rPr>
-          <w:rFonts w:ascii="Times New Roman" w:hAnsi="Times New Roman" w:cs="Times New Roman"/>
-          <w:sz w:val="24"/>
-          <w:szCs w:val="24"/>
-        </w:rPr>
-        <w:t>Error.</w:t>
-      </w:r>
-    </w:p>
-    <w:p>
-      <w:pPr>
-        <w:rPr>
-          <w:rFonts w:ascii="Times New Roman" w:hAnsi="Times New Roman" w:cs="Times New Roman"/>
-          <w:sz w:val="24"/>
-          <w:szCs w:val="24"/>
-        </w:rPr>
-      </w:pPr>
-      <w:r>
-        <w:rPr>
-          <w:rFonts w:ascii="Times New Roman" w:hAnsi="Times New Roman" w:cs="Times New Roman"/>
-          <w:sz w:val="24"/>
-          <w:szCs w:val="24"/>
-        </w:rPr>
-        <w:t>In order to avoid such error, we have an optional chaining.</w:t>
-      </w:r>
-    </w:p>
-    <w:p>
-      <w:pPr>
-        <w:rPr>
-          <w:rFonts w:ascii="Times New Roman" w:hAnsi="Times New Roman" w:cs="Times New Roman"/>
-          <w:sz w:val="24"/>
-          <w:szCs w:val="24"/>
-        </w:rPr>
-      </w:pPr>
-      <w:r>
-        <w:rPr>
-          <w:rFonts w:ascii="Times New Roman" w:hAnsi="Times New Roman" w:cs="Times New Roman"/>
-          <w:sz w:val="24"/>
-          <w:szCs w:val="24"/>
-        </w:rPr>
-        <w:t>Console.log(data?.address?.city)=</w:t>
-      </w:r>
-      <w:r>
-        <w:rPr>
-          <w:rFonts w:ascii="Times New Roman" w:hAnsi="Times New Roman" w:cs="Times New Roman"/>
-          <w:sz w:val="24"/>
-          <w:szCs w:val="24"/>
-        </w:rPr>
-        <w:sym w:font="Wingdings" w:char="F0E8"/>
-      </w:r>
-      <w:r>
-        <w:rPr>
-          <w:rFonts w:ascii="Times New Roman" w:hAnsi="Times New Roman" w:cs="Times New Roman"/>
-          <w:sz w:val="24"/>
-          <w:szCs w:val="24"/>
-        </w:rPr>
-        <w:t>it says undefined.</w:t>
-      </w:r>
-    </w:p>
-    <w:p>
-      <w:pPr>
-        <w:rPr>
-          <w:rFonts w:ascii="Times New Roman" w:hAnsi="Times New Roman" w:cs="Times New Roman"/>
-          <w:b/>
-          <w:bCs/>
-          <w:sz w:val="24"/>
-          <w:szCs w:val="24"/>
-        </w:rPr>
-      </w:pPr>
+        <w:t xml:space="preserve">Import &amp;  </w:t>
+      </w:r>
+      <w:proofErr w:type="gramStart"/>
+      <w:r>
+        <w:t>Export</w:t>
+      </w:r>
+      <w:proofErr w:type="gramEnd"/>
+      <w:r>
+        <w:t>?</w:t>
+      </w:r>
     </w:p>
     <w:sectPr>
       <w:pgSz w:w="11906" w:h="16838"/>

--- a/My Notes prep on Prereq.docx
+++ b/My Notes prep on Prereq.docx
@@ -3331,25 +3331,7 @@
           <w:sz w:val="24"/>
           <w:szCs w:val="24"/>
         </w:rPr>
-        <w:t xml:space="preserve">By </w:t>
-      </w:r>
-      <w:proofErr w:type="gramStart"/>
-      <w:r>
-        <w:rPr>
-          <w:rFonts w:ascii="Times New Roman" w:hAnsi="Times New Roman" w:cs="Times New Roman"/>
-          <w:sz w:val="24"/>
-          <w:szCs w:val="24"/>
-        </w:rPr>
-        <w:t>default</w:t>
-      </w:r>
-      <w:proofErr w:type="gramEnd"/>
-      <w:r>
-        <w:rPr>
-          <w:rFonts w:ascii="Times New Roman" w:hAnsi="Times New Roman" w:cs="Times New Roman"/>
-          <w:sz w:val="24"/>
-          <w:szCs w:val="24"/>
-        </w:rPr>
-        <w:t xml:space="preserve"> no styles will be added.</w:t>
+        <w:t>By default no styles will be added.</w:t>
       </w:r>
     </w:p>
     <w:p>
@@ -4363,9 +4345,8 @@
           <w:sz w:val="24"/>
           <w:szCs w:val="24"/>
         </w:rPr>
-        <w:t xml:space="preserve">: </w:t>
-      </w:r>
-      <w:proofErr w:type="gramStart"/>
+        <w:t>: This attribute</w:t>
+      </w:r>
       <w:r>
         <w:rPr>
           <w:rFonts w:ascii="Times New Roman" w:hAnsi="Times New Roman" w:cs="Times New Roman"/>
@@ -4375,20 +4356,8 @@
           <w:sz w:val="24"/>
           <w:szCs w:val="24"/>
         </w:rPr>
-        <w:t>This attribute</w:t>
-      </w:r>
-      <w:r>
-        <w:rPr>
-          <w:rFonts w:ascii="Times New Roman" w:hAnsi="Times New Roman" w:cs="Times New Roman"/>
-          <w:b/>
-          <w:bCs/>
-          <w:color w:val="1F3864" w:themeColor="accent1" w:themeShade="80"/>
-          <w:sz w:val="24"/>
-          <w:szCs w:val="24"/>
-        </w:rPr>
         <w:t>/properties</w:t>
       </w:r>
-      <w:proofErr w:type="gramEnd"/>
       <w:r>
         <w:rPr>
           <w:rFonts w:ascii="Times New Roman" w:hAnsi="Times New Roman" w:cs="Times New Roman"/>
@@ -6631,20 +6600,8 @@
           <w:sz w:val="24"/>
           <w:szCs w:val="24"/>
         </w:rPr>
-        <w:t xml:space="preserve">Loop </w:t>
-      </w:r>
-      <w:proofErr w:type="gramStart"/>
-      <w:r>
-        <w:rPr>
-          <w:rFonts w:ascii="Times New Roman" w:hAnsi="Times New Roman" w:cs="Times New Roman"/>
-          <w:b/>
-          <w:bCs/>
-          <w:sz w:val="24"/>
-          <w:szCs w:val="24"/>
-        </w:rPr>
-        <w:t>etc..</w:t>
-      </w:r>
-      <w:proofErr w:type="gramEnd"/>
+        <w:t>Loop etc..</w:t>
+      </w:r>
     </w:p>
     <w:p>
       <w:pPr>
@@ -6720,31 +6677,7 @@
           <w:sz w:val="24"/>
           <w:szCs w:val="24"/>
         </w:rPr>
-        <w:t xml:space="preserve">Form </w:t>
-      </w:r>
-      <w:proofErr w:type="gramStart"/>
-      <w:r>
-        <w:rPr>
-          <w:rFonts w:ascii="Times New Roman" w:hAnsi="Times New Roman" w:cs="Times New Roman"/>
-          <w:b/>
-          <w:bCs/>
-          <w:color w:val="385623" w:themeColor="accent6" w:themeShade="80"/>
-          <w:sz w:val="24"/>
-          <w:szCs w:val="24"/>
-        </w:rPr>
-        <w:t>are</w:t>
-      </w:r>
-      <w:proofErr w:type="gramEnd"/>
-      <w:r>
-        <w:rPr>
-          <w:rFonts w:ascii="Times New Roman" w:hAnsi="Times New Roman" w:cs="Times New Roman"/>
-          <w:b/>
-          <w:bCs/>
-          <w:color w:val="385623" w:themeColor="accent6" w:themeShade="80"/>
-          <w:sz w:val="24"/>
-          <w:szCs w:val="24"/>
-        </w:rPr>
-        <w:t xml:space="preserve"> used to take the data from users.</w:t>
+        <w:t>Form are used to take the data from users.</w:t>
       </w:r>
     </w:p>
     <w:p>
@@ -7208,20 +7141,8 @@
           <w:sz w:val="24"/>
           <w:szCs w:val="24"/>
         </w:rPr>
-        <w:t xml:space="preserve"> </w:t>
-      </w:r>
-      <w:proofErr w:type="gramStart"/>
-      <w:r>
-        <w:rPr>
-          <w:rFonts w:ascii="Times New Roman" w:hAnsi="Times New Roman" w:cs="Times New Roman"/>
-          <w:b/>
-          <w:bCs/>
-          <w:sz w:val="24"/>
-          <w:szCs w:val="24"/>
-        </w:rPr>
-        <w:t>etc..</w:t>
-      </w:r>
-      <w:proofErr w:type="gramEnd"/>
+        <w:t xml:space="preserve"> etc..</w:t>
+      </w:r>
     </w:p>
     <w:p>
       <w:pPr>
@@ -8934,25 +8855,7 @@
           <w:sz w:val="24"/>
           <w:szCs w:val="24"/>
         </w:rPr>
-        <w:t xml:space="preserve">Every </w:t>
-      </w:r>
-      <w:proofErr w:type="gramStart"/>
-      <w:r>
-        <w:rPr>
-          <w:rFonts w:ascii="Times New Roman" w:hAnsi="Times New Roman" w:cs="Times New Roman"/>
-          <w:sz w:val="24"/>
-          <w:szCs w:val="24"/>
-        </w:rPr>
-        <w:t>properties</w:t>
-      </w:r>
-      <w:proofErr w:type="gramEnd"/>
-      <w:r>
-        <w:rPr>
-          <w:rFonts w:ascii="Times New Roman" w:hAnsi="Times New Roman" w:cs="Times New Roman"/>
-          <w:sz w:val="24"/>
-          <w:szCs w:val="24"/>
-        </w:rPr>
-        <w:t xml:space="preserve"> will give style/designs.</w:t>
+        <w:t>Every properties will give style/designs.</w:t>
       </w:r>
     </w:p>
     <w:p>
@@ -11996,7 +11899,6 @@
         </w:rPr>
         <w:t xml:space="preserve">, </w:t>
       </w:r>
-      <w:proofErr w:type="gramStart"/>
       <w:r>
         <w:rPr>
           <w:rFonts w:ascii="Times New Roman" w:hAnsi="Times New Roman" w:cs="Times New Roman"/>
@@ -12006,19 +11908,7 @@
           <w:sz w:val="24"/>
           <w:szCs w:val="24"/>
         </w:rPr>
-        <w:t>If</w:t>
-      </w:r>
-      <w:proofErr w:type="gramEnd"/>
-      <w:r>
-        <w:rPr>
-          <w:rFonts w:ascii="Times New Roman" w:hAnsi="Times New Roman" w:cs="Times New Roman"/>
-          <w:b/>
-          <w:bCs/>
-          <w:color w:val="385623" w:themeColor="accent6" w:themeShade="80"/>
-          <w:sz w:val="24"/>
-          <w:szCs w:val="24"/>
-        </w:rPr>
-        <w:t xml:space="preserve"> use </w:t>
+        <w:t xml:space="preserve">If use </w:t>
       </w:r>
       <w:r>
         <w:rPr>
@@ -12463,31 +12353,7 @@
           <w:sz w:val="24"/>
           <w:szCs w:val="24"/>
         </w:rPr>
-        <w:t xml:space="preserve">: it </w:t>
-      </w:r>
-      <w:proofErr w:type="gramStart"/>
-      <w:r>
-        <w:rPr>
-          <w:rFonts w:ascii="Times New Roman" w:hAnsi="Times New Roman" w:cs="Times New Roman"/>
-          <w:b/>
-          <w:bCs/>
-          <w:color w:val="385623" w:themeColor="accent6" w:themeShade="80"/>
-          <w:sz w:val="24"/>
-          <w:szCs w:val="24"/>
-        </w:rPr>
-        <w:t>use</w:t>
-      </w:r>
-      <w:proofErr w:type="gramEnd"/>
-      <w:r>
-        <w:rPr>
-          <w:rFonts w:ascii="Times New Roman" w:hAnsi="Times New Roman" w:cs="Times New Roman"/>
-          <w:b/>
-          <w:bCs/>
-          <w:color w:val="385623" w:themeColor="accent6" w:themeShade="80"/>
-          <w:sz w:val="24"/>
-          <w:szCs w:val="24"/>
-        </w:rPr>
-        <w:t xml:space="preserve"> to generate space between border and content of the element (or) used to generate space inside the border.</w:t>
+        <w:t>: it use to generate space between border and content of the element (or) used to generate space inside the border.</w:t>
       </w:r>
     </w:p>
     <w:p>
@@ -14292,27 +14158,15 @@
           <w:szCs w:val="24"/>
         </w:rPr>
       </w:pPr>
-      <w:proofErr w:type="gramStart"/>
-      <w:r>
-        <w:rPr>
-          <w:rFonts w:ascii="Times New Roman" w:hAnsi="Times New Roman" w:cs="Times New Roman"/>
-          <w:b/>
-          <w:bCs/>
-          <w:sz w:val="24"/>
-          <w:szCs w:val="24"/>
-        </w:rPr>
-        <w:t>::</w:t>
-      </w:r>
-      <w:proofErr w:type="gramEnd"/>
-      <w:r>
-        <w:rPr>
-          <w:rFonts w:ascii="Times New Roman" w:hAnsi="Times New Roman" w:cs="Times New Roman"/>
-          <w:b/>
-          <w:bCs/>
-          <w:sz w:val="24"/>
-          <w:szCs w:val="24"/>
-        </w:rPr>
-        <w:t>first-letter</w:t>
+      <w:r>
+        <w:rPr>
+          <w:rFonts w:ascii="Times New Roman" w:hAnsi="Times New Roman" w:cs="Times New Roman"/>
+          <w:b/>
+          <w:bCs/>
+          <w:sz w:val="24"/>
+          <w:szCs w:val="24"/>
+        </w:rPr>
+        <w:t>::first-letter</w:t>
       </w:r>
     </w:p>
     <w:p>
@@ -14330,27 +14184,15 @@
           <w:szCs w:val="24"/>
         </w:rPr>
       </w:pPr>
-      <w:proofErr w:type="gramStart"/>
-      <w:r>
-        <w:rPr>
-          <w:rFonts w:ascii="Times New Roman" w:hAnsi="Times New Roman" w:cs="Times New Roman"/>
-          <w:b/>
-          <w:bCs/>
-          <w:sz w:val="24"/>
-          <w:szCs w:val="24"/>
-        </w:rPr>
-        <w:t>::</w:t>
-      </w:r>
-      <w:proofErr w:type="gramEnd"/>
-      <w:r>
-        <w:rPr>
-          <w:rFonts w:ascii="Times New Roman" w:hAnsi="Times New Roman" w:cs="Times New Roman"/>
-          <w:b/>
-          <w:bCs/>
-          <w:sz w:val="24"/>
-          <w:szCs w:val="24"/>
-        </w:rPr>
-        <w:t>first-line</w:t>
+      <w:r>
+        <w:rPr>
+          <w:rFonts w:ascii="Times New Roman" w:hAnsi="Times New Roman" w:cs="Times New Roman"/>
+          <w:b/>
+          <w:bCs/>
+          <w:sz w:val="24"/>
+          <w:szCs w:val="24"/>
+        </w:rPr>
+        <w:t>::first-line</w:t>
       </w:r>
     </w:p>
     <w:p>
@@ -14368,27 +14210,15 @@
           <w:szCs w:val="24"/>
         </w:rPr>
       </w:pPr>
-      <w:proofErr w:type="gramStart"/>
-      <w:r>
-        <w:rPr>
-          <w:rFonts w:ascii="Times New Roman" w:hAnsi="Times New Roman" w:cs="Times New Roman"/>
-          <w:b/>
-          <w:bCs/>
-          <w:sz w:val="24"/>
-          <w:szCs w:val="24"/>
-        </w:rPr>
-        <w:t>::</w:t>
-      </w:r>
-      <w:proofErr w:type="gramEnd"/>
-      <w:r>
-        <w:rPr>
-          <w:rFonts w:ascii="Times New Roman" w:hAnsi="Times New Roman" w:cs="Times New Roman"/>
-          <w:b/>
-          <w:bCs/>
-          <w:sz w:val="24"/>
-          <w:szCs w:val="24"/>
-        </w:rPr>
-        <w:t>marker (UL/OL List)</w:t>
+      <w:r>
+        <w:rPr>
+          <w:rFonts w:ascii="Times New Roman" w:hAnsi="Times New Roman" w:cs="Times New Roman"/>
+          <w:b/>
+          <w:bCs/>
+          <w:sz w:val="24"/>
+          <w:szCs w:val="24"/>
+        </w:rPr>
+        <w:t>::marker (UL/OL List)</w:t>
       </w:r>
     </w:p>
     <w:p>
@@ -14406,27 +14236,15 @@
           <w:szCs w:val="24"/>
         </w:rPr>
       </w:pPr>
-      <w:proofErr w:type="gramStart"/>
-      <w:r>
-        <w:rPr>
-          <w:rFonts w:ascii="Times New Roman" w:hAnsi="Times New Roman" w:cs="Times New Roman"/>
-          <w:b/>
-          <w:bCs/>
-          <w:sz w:val="24"/>
-          <w:szCs w:val="24"/>
-        </w:rPr>
-        <w:t>::</w:t>
-      </w:r>
-      <w:proofErr w:type="gramEnd"/>
-      <w:r>
-        <w:rPr>
-          <w:rFonts w:ascii="Times New Roman" w:hAnsi="Times New Roman" w:cs="Times New Roman"/>
-          <w:b/>
-          <w:bCs/>
-          <w:sz w:val="24"/>
-          <w:szCs w:val="24"/>
-        </w:rPr>
-        <w:t>selection</w:t>
+      <w:r>
+        <w:rPr>
+          <w:rFonts w:ascii="Times New Roman" w:hAnsi="Times New Roman" w:cs="Times New Roman"/>
+          <w:b/>
+          <w:bCs/>
+          <w:sz w:val="24"/>
+          <w:szCs w:val="24"/>
+        </w:rPr>
+        <w:t>::selection</w:t>
       </w:r>
     </w:p>
     <w:p>
@@ -15381,25 +15199,7 @@
           <w:sz w:val="24"/>
           <w:szCs w:val="24"/>
         </w:rPr>
-        <w:t xml:space="preserve">We can create layout in horizontal or vertical </w:t>
-      </w:r>
-      <w:proofErr w:type="gramStart"/>
-      <w:r>
-        <w:rPr>
-          <w:rFonts w:ascii="Times New Roman" w:hAnsi="Times New Roman" w:cs="Times New Roman"/>
-          <w:sz w:val="24"/>
-          <w:szCs w:val="24"/>
-        </w:rPr>
-        <w:t>direction,</w:t>
-      </w:r>
-      <w:proofErr w:type="gramEnd"/>
-      <w:r>
-        <w:rPr>
-          <w:rFonts w:ascii="Times New Roman" w:hAnsi="Times New Roman" w:cs="Times New Roman"/>
-          <w:sz w:val="24"/>
-          <w:szCs w:val="24"/>
-        </w:rPr>
-        <w:t xml:space="preserve"> we can create only one direction at a time.</w:t>
+        <w:t>We can create layout in horizontal or vertical direction, we can create only one direction at a time.</w:t>
       </w:r>
     </w:p>
     <w:p>
@@ -17070,25 +16870,7 @@
           <w:sz w:val="24"/>
           <w:szCs w:val="24"/>
         </w:rPr>
-        <w:t xml:space="preserve"> and also </w:t>
-      </w:r>
-      <w:proofErr w:type="gramStart"/>
-      <w:r>
-        <w:rPr>
-          <w:rFonts w:ascii="Times New Roman" w:hAnsi="Times New Roman" w:cs="Times New Roman"/>
-          <w:sz w:val="24"/>
-          <w:szCs w:val="24"/>
-        </w:rPr>
-        <w:t>client side</w:t>
-      </w:r>
-      <w:proofErr w:type="gramEnd"/>
-      <w:r>
-        <w:rPr>
-          <w:rFonts w:ascii="Times New Roman" w:hAnsi="Times New Roman" w:cs="Times New Roman"/>
-          <w:sz w:val="24"/>
-          <w:szCs w:val="24"/>
-        </w:rPr>
-        <w:t xml:space="preserve"> scripting language</w:t>
+        <w:t xml:space="preserve"> and also client side scripting language</w:t>
       </w:r>
     </w:p>
     <w:p>
@@ -17415,25 +17197,23 @@
           <w:sz w:val="24"/>
           <w:szCs w:val="24"/>
         </w:rPr>
-        <w:t>(</w:t>
-      </w:r>
-      <w:proofErr w:type="spellStart"/>
-      <w:r>
-        <w:rPr>
-          <w:rFonts w:ascii="Times New Roman" w:hAnsi="Times New Roman" w:cs="Times New Roman"/>
-          <w:sz w:val="24"/>
-          <w:szCs w:val="24"/>
-        </w:rPr>
-        <w:t>exp,message</w:t>
-      </w:r>
-      <w:proofErr w:type="spellEnd"/>
-      <w:r>
-        <w:rPr>
-          <w:rFonts w:ascii="Times New Roman" w:hAnsi="Times New Roman" w:cs="Times New Roman"/>
-          <w:sz w:val="24"/>
-          <w:szCs w:val="24"/>
-        </w:rPr>
-        <w:t xml:space="preserve">); //only error occurs it will be printed </w:t>
+        <w:t>(exp</w:t>
+      </w:r>
+      <w:r>
+        <w:rPr>
+          <w:rFonts w:ascii="Times New Roman" w:hAnsi="Times New Roman" w:cs="Times New Roman"/>
+          <w:sz w:val="24"/>
+          <w:szCs w:val="24"/>
+        </w:rPr>
+        <w:t xml:space="preserve"> </w:t>
+      </w:r>
+      <w:r>
+        <w:rPr>
+          <w:rFonts w:ascii="Times New Roman" w:hAnsi="Times New Roman" w:cs="Times New Roman"/>
+          <w:sz w:val="24"/>
+          <w:szCs w:val="24"/>
+        </w:rPr>
+        <w:t xml:space="preserve">,message); //only error occurs it will be printed </w:t>
       </w:r>
     </w:p>
     <w:p>
@@ -19394,25 +19174,7 @@
           <w:sz w:val="24"/>
           <w:szCs w:val="24"/>
         </w:rPr>
-        <w:t xml:space="preserve">Arrays: Collection of </w:t>
-      </w:r>
-      <w:proofErr w:type="gramStart"/>
-      <w:r>
-        <w:rPr>
-          <w:rFonts w:ascii="Times New Roman" w:hAnsi="Times New Roman" w:cs="Times New Roman"/>
-          <w:sz w:val="24"/>
-          <w:szCs w:val="24"/>
-        </w:rPr>
-        <w:t>element</w:t>
-      </w:r>
-      <w:proofErr w:type="gramEnd"/>
-      <w:r>
-        <w:rPr>
-          <w:rFonts w:ascii="Times New Roman" w:hAnsi="Times New Roman" w:cs="Times New Roman"/>
-          <w:sz w:val="24"/>
-          <w:szCs w:val="24"/>
-        </w:rPr>
-        <w:t xml:space="preserve"> or ordered </w:t>
+        <w:t xml:space="preserve">Arrays: Collection of element or ordered </w:t>
       </w:r>
       <w:r>
         <w:rPr>
@@ -20747,6 +20509,7 @@
       <w:r>
         <w:rPr>
           <w:rFonts w:ascii="Times New Roman" w:hAnsi="Times New Roman" w:cs="Times New Roman"/>
+          <w:noProof/>
           <w:sz w:val="24"/>
           <w:szCs w:val="24"/>
         </w:rPr>
@@ -20927,6 +20690,7 @@
       <w:r>
         <w:rPr>
           <w:rFonts w:ascii="Times New Roman" w:hAnsi="Times New Roman" w:cs="Times New Roman"/>
+          <w:noProof/>
           <w:sz w:val="24"/>
           <w:szCs w:val="24"/>
         </w:rPr>
@@ -23270,14 +23034,6 @@
         <w:pStyle w:val="Heading1"/>
       </w:pPr>
       <w:r>
-        <w:t>SCOPE</w:t>
-      </w:r>
-    </w:p>
-    <w:p>
-      <w:pPr>
-        <w:pStyle w:val="Heading1"/>
-      </w:pPr>
-      <w:r>
         <w:t>Destructuring</w:t>
       </w:r>
       <w:r>
@@ -23629,10 +23385,7 @@
         <w:pStyle w:val="Heading1"/>
       </w:pPr>
       <w:r>
-        <w:t>Optional Chaining</w:t>
-      </w:r>
-      <w:r>
-        <w:t>?</w:t>
+        <w:t>Optional Chaining?</w:t>
       </w:r>
     </w:p>
     <w:p>
@@ -23679,15 +23432,13 @@
         </w:rPr>
         <w:t xml:space="preserve">It will </w:t>
       </w:r>
-      <w:proofErr w:type="gramStart"/>
-      <w:r>
-        <w:rPr>
-          <w:sz w:val="24"/>
-          <w:szCs w:val="24"/>
-        </w:rPr>
-        <w:t>returns</w:t>
-      </w:r>
-      <w:proofErr w:type="gramEnd"/>
+      <w:r>
+        <w:rPr>
+          <w:sz w:val="24"/>
+          <w:szCs w:val="24"/>
+        </w:rPr>
+        <w:t>return</w:t>
+      </w:r>
       <w:r>
         <w:rPr>
           <w:sz w:val="24"/>
@@ -23697,6 +23448,7 @@
       </w:r>
       <w:r>
         <w:rPr>
+          <w:noProof/>
           <w:sz w:val="24"/>
           <w:szCs w:val="24"/>
         </w:rPr>
@@ -23826,15 +23578,260 @@
         <w:pStyle w:val="Heading1"/>
       </w:pPr>
       <w:r>
-        <w:t xml:space="preserve">Import &amp;  </w:t>
-      </w:r>
-      <w:proofErr w:type="gramStart"/>
-      <w:r>
-        <w:t>Export</w:t>
-      </w:r>
-      <w:proofErr w:type="gramEnd"/>
+        <w:t>SCOPE:</w:t>
+      </w:r>
+    </w:p>
+    <w:p>
+      <w:pPr>
+        <w:rPr>
+          <w:sz w:val="24"/>
+          <w:szCs w:val="24"/>
+        </w:rPr>
+      </w:pPr>
+      <w:r>
+        <w:rPr>
+          <w:sz w:val="24"/>
+          <w:szCs w:val="24"/>
+        </w:rPr>
+        <w:t>Local Scope</w:t>
+      </w:r>
+      <w:r>
+        <w:rPr>
+          <w:sz w:val="24"/>
+          <w:szCs w:val="24"/>
+        </w:rPr>
+        <w:t xml:space="preserve">: { inside Curly braces } </w:t>
+      </w:r>
+      <w:r>
+        <w:rPr>
+          <w:sz w:val="24"/>
+          <w:szCs w:val="24"/>
+        </w:rPr>
+        <w:sym w:font="Wingdings" w:char="F0E0"/>
+      </w:r>
+      <w:r>
+        <w:rPr>
+          <w:sz w:val="24"/>
+          <w:szCs w:val="24"/>
+        </w:rPr>
+        <w:t xml:space="preserve"> limited</w:t>
+      </w:r>
+    </w:p>
+    <w:p>
+      <w:pPr>
+        <w:rPr>
+          <w:sz w:val="24"/>
+          <w:szCs w:val="24"/>
+        </w:rPr>
+      </w:pPr>
+      <w:r>
+        <w:rPr>
+          <w:sz w:val="24"/>
+          <w:szCs w:val="24"/>
+        </w:rPr>
+        <w:t>Global Scope: It is accessible to all over the program</w:t>
+      </w:r>
+    </w:p>
+    <w:p>
+      <w:pPr>
+        <w:pStyle w:val="Heading1"/>
+      </w:pPr>
+      <w:r>
+        <w:t>Call Backs</w:t>
+      </w:r>
       <w:r>
         <w:t>?</w:t>
+      </w:r>
+    </w:p>
+    <w:p>
+      <w:pPr>
+        <w:rPr>
+          <w:sz w:val="24"/>
+          <w:szCs w:val="24"/>
+        </w:rPr>
+      </w:pPr>
+      <w:r>
+        <w:rPr>
+          <w:sz w:val="24"/>
+          <w:szCs w:val="24"/>
+        </w:rPr>
+        <w:t>Certainly! A callback function in JavaScript is a function that is passed into another function as an argument to be executed later.</w:t>
+      </w:r>
+    </w:p>
+    <w:p>
+      <w:pPr>
+        <w:rPr>
+          <w:sz w:val="24"/>
+          <w:szCs w:val="24"/>
+        </w:rPr>
+      </w:pPr>
+      <w:r>
+        <w:rPr>
+          <w:sz w:val="24"/>
+          <w:szCs w:val="24"/>
+        </w:rPr>
+        <w:t>Used to achieve asynchronous way of programming.</w:t>
+      </w:r>
+    </w:p>
+    <w:p>
+      <w:pPr>
+        <w:rPr>
+          <w:sz w:val="24"/>
+          <w:szCs w:val="24"/>
+        </w:rPr>
+      </w:pPr>
+      <w:r>
+        <w:rPr>
+          <w:sz w:val="24"/>
+          <w:szCs w:val="24"/>
+        </w:rPr>
+        <w:lastRenderedPageBreak/>
+        <w:drawing>
+          <wp:inline distT="0" distB="0" distL="0" distR="0" wp14:anchorId="4C4CF63E" wp14:editId="6E30D1E8">
+            <wp:extent cx="5731510" cy="4982210"/>
+            <wp:effectExtent l="0" t="0" r="2540" b="8890"/>
+            <wp:docPr id="1085601723" name="Picture 1"/>
+            <wp:cNvGraphicFramePr>
+              <a:graphicFrameLocks xmlns:a="http://schemas.openxmlformats.org/drawingml/2006/main" noChangeAspect="1"/>
+            </wp:cNvGraphicFramePr>
+            <a:graphic xmlns:a="http://schemas.openxmlformats.org/drawingml/2006/main">
+              <a:graphicData uri="http://schemas.openxmlformats.org/drawingml/2006/picture">
+                <pic:pic xmlns:pic="http://schemas.openxmlformats.org/drawingml/2006/picture">
+                  <pic:nvPicPr>
+                    <pic:cNvPr id="1085601723" name=""/>
+                    <pic:cNvPicPr/>
+                  </pic:nvPicPr>
+                  <pic:blipFill>
+                    <a:blip r:embed="rId57"/>
+                    <a:stretch>
+                      <a:fillRect/>
+                    </a:stretch>
+                  </pic:blipFill>
+                  <pic:spPr>
+                    <a:xfrm>
+                      <a:off x="0" y="0"/>
+                      <a:ext cx="5731510" cy="4982210"/>
+                    </a:xfrm>
+                    <a:prstGeom prst="rect">
+                      <a:avLst/>
+                    </a:prstGeom>
+                  </pic:spPr>
+                </pic:pic>
+              </a:graphicData>
+            </a:graphic>
+          </wp:inline>
+        </w:drawing>
+      </w:r>
+    </w:p>
+    <w:p>
+      <w:pPr>
+        <w:pStyle w:val="Heading1"/>
+      </w:pPr>
+      <w:r>
+        <w:t>Import &amp; Export</w:t>
+      </w:r>
+      <w:r>
+        <w:t>?</w:t>
+      </w:r>
+    </w:p>
+    <w:p>
+      <w:pPr>
+        <w:pStyle w:val="ListParagraph"/>
+        <w:numPr>
+          <w:ilvl w:val="0"/>
+          <w:numId w:val="51"/>
+        </w:numPr>
+        <w:rPr>
+          <w:sz w:val="24"/>
+          <w:szCs w:val="24"/>
+        </w:rPr>
+      </w:pPr>
+      <w:r>
+        <w:rPr>
+          <w:sz w:val="24"/>
+          <w:szCs w:val="24"/>
+        </w:rPr>
+        <w:t>ES6 concepts</w:t>
+      </w:r>
+    </w:p>
+    <w:p>
+      <w:pPr>
+        <w:ind w:left="360"/>
+        <w:rPr>
+          <w:sz w:val="24"/>
+          <w:szCs w:val="24"/>
+        </w:rPr>
+      </w:pPr>
+      <w:r>
+        <w:rPr>
+          <w:sz w:val="24"/>
+          <w:szCs w:val="24"/>
+        </w:rPr>
+        <w:t>We can achieve reusable concepts using Import &amp; Exports concept.</w:t>
+      </w:r>
+    </w:p>
+    <w:p>
+      <w:pPr>
+        <w:ind w:left="360"/>
+        <w:rPr>
+          <w:sz w:val="24"/>
+          <w:szCs w:val="24"/>
+        </w:rPr>
+      </w:pPr>
+      <w:r>
+        <w:rPr>
+          <w:sz w:val="24"/>
+          <w:szCs w:val="24"/>
+        </w:rPr>
+        <w:t xml:space="preserve">export is used to </w:t>
+      </w:r>
+      <w:r>
+        <w:rPr>
+          <w:b/>
+          <w:bCs/>
+          <w:sz w:val="24"/>
+          <w:szCs w:val="24"/>
+        </w:rPr>
+        <w:t>expose a module's functionality</w:t>
+      </w:r>
+      <w:r>
+        <w:rPr>
+          <w:sz w:val="24"/>
+          <w:szCs w:val="24"/>
+        </w:rPr>
+        <w:t xml:space="preserve">—like functions, variables, or classes—so they can be </w:t>
+      </w:r>
+      <w:r>
+        <w:rPr>
+          <w:b/>
+          <w:bCs/>
+          <w:sz w:val="24"/>
+          <w:szCs w:val="24"/>
+        </w:rPr>
+        <w:t>imported and used in another JavaScript file</w:t>
+      </w:r>
+      <w:r>
+        <w:rPr>
+          <w:sz w:val="24"/>
+          <w:szCs w:val="24"/>
+        </w:rPr>
+        <w:t xml:space="preserve">. Similarly, import is used to </w:t>
+      </w:r>
+      <w:r>
+        <w:rPr>
+          <w:b/>
+          <w:bCs/>
+          <w:sz w:val="24"/>
+          <w:szCs w:val="24"/>
+        </w:rPr>
+        <w:t>bring in exported items from other modules</w:t>
+      </w:r>
+      <w:r>
+        <w:rPr>
+          <w:sz w:val="24"/>
+          <w:szCs w:val="24"/>
+        </w:rPr>
+        <w:t>.</w:t>
       </w:r>
     </w:p>
     <w:sectPr>
@@ -25595,6 +25592,118 @@
     </w:lvl>
   </w:abstractNum>
   <w:abstractNum w:abstractNumId="15" w15:restartNumberingAfterBreak="0">
+    <w:nsid w:val="2B8835E8"/>
+    <w:multiLevelType w:val="hybridMultilevel"/>
+    <w:tmpl w:val="F2E039EE"/>
+    <w:lvl w:ilvl="0" w:tplc="452C0576">
+      <w:numFmt w:val="bullet"/>
+      <w:lvlText w:val=""/>
+      <w:lvlJc w:val="left"/>
+      <w:pPr>
+        <w:ind w:left="720" w:hanging="360"/>
+      </w:pPr>
+      <w:rPr>
+        <w:rFonts w:ascii="Wingdings" w:eastAsiaTheme="minorHAnsi" w:hAnsi="Wingdings" w:cstheme="minorBidi" w:hint="default"/>
+      </w:rPr>
+    </w:lvl>
+    <w:lvl w:ilvl="1" w:tplc="40090003" w:tentative="1">
+      <w:start w:val="1"/>
+      <w:numFmt w:val="bullet"/>
+      <w:lvlText w:val="o"/>
+      <w:lvlJc w:val="left"/>
+      <w:pPr>
+        <w:ind w:left="1440" w:hanging="360"/>
+      </w:pPr>
+      <w:rPr>
+        <w:rFonts w:ascii="Courier New" w:hAnsi="Courier New" w:cs="Courier New" w:hint="default"/>
+      </w:rPr>
+    </w:lvl>
+    <w:lvl w:ilvl="2" w:tplc="40090005" w:tentative="1">
+      <w:start w:val="1"/>
+      <w:numFmt w:val="bullet"/>
+      <w:lvlText w:val=""/>
+      <w:lvlJc w:val="left"/>
+      <w:pPr>
+        <w:ind w:left="2160" w:hanging="360"/>
+      </w:pPr>
+      <w:rPr>
+        <w:rFonts w:ascii="Wingdings" w:hAnsi="Wingdings" w:hint="default"/>
+      </w:rPr>
+    </w:lvl>
+    <w:lvl w:ilvl="3" w:tplc="40090001" w:tentative="1">
+      <w:start w:val="1"/>
+      <w:numFmt w:val="bullet"/>
+      <w:lvlText w:val=""/>
+      <w:lvlJc w:val="left"/>
+      <w:pPr>
+        <w:ind w:left="2880" w:hanging="360"/>
+      </w:pPr>
+      <w:rPr>
+        <w:rFonts w:ascii="Symbol" w:hAnsi="Symbol" w:hint="default"/>
+      </w:rPr>
+    </w:lvl>
+    <w:lvl w:ilvl="4" w:tplc="40090003" w:tentative="1">
+      <w:start w:val="1"/>
+      <w:numFmt w:val="bullet"/>
+      <w:lvlText w:val="o"/>
+      <w:lvlJc w:val="left"/>
+      <w:pPr>
+        <w:ind w:left="3600" w:hanging="360"/>
+      </w:pPr>
+      <w:rPr>
+        <w:rFonts w:ascii="Courier New" w:hAnsi="Courier New" w:cs="Courier New" w:hint="default"/>
+      </w:rPr>
+    </w:lvl>
+    <w:lvl w:ilvl="5" w:tplc="40090005" w:tentative="1">
+      <w:start w:val="1"/>
+      <w:numFmt w:val="bullet"/>
+      <w:lvlText w:val=""/>
+      <w:lvlJc w:val="left"/>
+      <w:pPr>
+        <w:ind w:left="4320" w:hanging="360"/>
+      </w:pPr>
+      <w:rPr>
+        <w:rFonts w:ascii="Wingdings" w:hAnsi="Wingdings" w:hint="default"/>
+      </w:rPr>
+    </w:lvl>
+    <w:lvl w:ilvl="6" w:tplc="40090001" w:tentative="1">
+      <w:start w:val="1"/>
+      <w:numFmt w:val="bullet"/>
+      <w:lvlText w:val=""/>
+      <w:lvlJc w:val="left"/>
+      <w:pPr>
+        <w:ind w:left="5040" w:hanging="360"/>
+      </w:pPr>
+      <w:rPr>
+        <w:rFonts w:ascii="Symbol" w:hAnsi="Symbol" w:hint="default"/>
+      </w:rPr>
+    </w:lvl>
+    <w:lvl w:ilvl="7" w:tplc="40090003" w:tentative="1">
+      <w:start w:val="1"/>
+      <w:numFmt w:val="bullet"/>
+      <w:lvlText w:val="o"/>
+      <w:lvlJc w:val="left"/>
+      <w:pPr>
+        <w:ind w:left="5760" w:hanging="360"/>
+      </w:pPr>
+      <w:rPr>
+        <w:rFonts w:ascii="Courier New" w:hAnsi="Courier New" w:cs="Courier New" w:hint="default"/>
+      </w:rPr>
+    </w:lvl>
+    <w:lvl w:ilvl="8" w:tplc="40090005" w:tentative="1">
+      <w:start w:val="1"/>
+      <w:numFmt w:val="bullet"/>
+      <w:lvlText w:val=""/>
+      <w:lvlJc w:val="left"/>
+      <w:pPr>
+        <w:ind w:left="6480" w:hanging="360"/>
+      </w:pPr>
+      <w:rPr>
+        <w:rFonts w:ascii="Wingdings" w:hAnsi="Wingdings" w:hint="default"/>
+      </w:rPr>
+    </w:lvl>
+  </w:abstractNum>
+  <w:abstractNum w:abstractNumId="16" w15:restartNumberingAfterBreak="0">
     <w:nsid w:val="34224119"/>
     <w:multiLevelType w:val="hybridMultilevel"/>
     <w:tmpl w:val="65D2BA4A"/>
@@ -25683,7 +25792,7 @@
       </w:pPr>
     </w:lvl>
   </w:abstractNum>
-  <w:abstractNum w:abstractNumId="16" w15:restartNumberingAfterBreak="0">
+  <w:abstractNum w:abstractNumId="17" w15:restartNumberingAfterBreak="0">
     <w:nsid w:val="366C0985"/>
     <w:multiLevelType w:val="hybridMultilevel"/>
     <w:tmpl w:val="C3369FC6"/>
@@ -25796,7 +25905,7 @@
       </w:rPr>
     </w:lvl>
   </w:abstractNum>
-  <w:abstractNum w:abstractNumId="17" w15:restartNumberingAfterBreak="0">
+  <w:abstractNum w:abstractNumId="18" w15:restartNumberingAfterBreak="0">
     <w:nsid w:val="37987432"/>
     <w:multiLevelType w:val="hybridMultilevel"/>
     <w:tmpl w:val="CB341A76"/>
@@ -25909,7 +26018,7 @@
       </w:rPr>
     </w:lvl>
   </w:abstractNum>
-  <w:abstractNum w:abstractNumId="18" w15:restartNumberingAfterBreak="0">
+  <w:abstractNum w:abstractNumId="19" w15:restartNumberingAfterBreak="0">
     <w:nsid w:val="38C93BB7"/>
     <w:multiLevelType w:val="hybridMultilevel"/>
     <w:tmpl w:val="4E7094F0"/>
@@ -26022,7 +26131,7 @@
       </w:rPr>
     </w:lvl>
   </w:abstractNum>
-  <w:abstractNum w:abstractNumId="19" w15:restartNumberingAfterBreak="0">
+  <w:abstractNum w:abstractNumId="20" w15:restartNumberingAfterBreak="0">
     <w:nsid w:val="400F3147"/>
     <w:multiLevelType w:val="hybridMultilevel"/>
     <w:tmpl w:val="43DA958C"/>
@@ -26135,7 +26244,7 @@
       </w:rPr>
     </w:lvl>
   </w:abstractNum>
-  <w:abstractNum w:abstractNumId="20" w15:restartNumberingAfterBreak="0">
+  <w:abstractNum w:abstractNumId="21" w15:restartNumberingAfterBreak="0">
     <w:nsid w:val="4068061A"/>
     <w:multiLevelType w:val="hybridMultilevel"/>
     <w:tmpl w:val="969A29A8"/>
@@ -26248,7 +26357,7 @@
       </w:rPr>
     </w:lvl>
   </w:abstractNum>
-  <w:abstractNum w:abstractNumId="21" w15:restartNumberingAfterBreak="0">
+  <w:abstractNum w:abstractNumId="22" w15:restartNumberingAfterBreak="0">
     <w:nsid w:val="441F1A2E"/>
     <w:multiLevelType w:val="hybridMultilevel"/>
     <w:tmpl w:val="23D87F0E"/>
@@ -26339,7 +26448,7 @@
       </w:pPr>
     </w:lvl>
   </w:abstractNum>
-  <w:abstractNum w:abstractNumId="22" w15:restartNumberingAfterBreak="0">
+  <w:abstractNum w:abstractNumId="23" w15:restartNumberingAfterBreak="0">
     <w:nsid w:val="478628B7"/>
     <w:multiLevelType w:val="hybridMultilevel"/>
     <w:tmpl w:val="688C1906"/>
@@ -26452,7 +26561,7 @@
       </w:rPr>
     </w:lvl>
   </w:abstractNum>
-  <w:abstractNum w:abstractNumId="23" w15:restartNumberingAfterBreak="0">
+  <w:abstractNum w:abstractNumId="24" w15:restartNumberingAfterBreak="0">
     <w:nsid w:val="47F83CE3"/>
     <w:multiLevelType w:val="hybridMultilevel"/>
     <w:tmpl w:val="3C223B56"/>
@@ -26565,7 +26674,7 @@
       </w:rPr>
     </w:lvl>
   </w:abstractNum>
-  <w:abstractNum w:abstractNumId="24" w15:restartNumberingAfterBreak="0">
+  <w:abstractNum w:abstractNumId="25" w15:restartNumberingAfterBreak="0">
     <w:nsid w:val="49BE4903"/>
     <w:multiLevelType w:val="hybridMultilevel"/>
     <w:tmpl w:val="9A3429E4"/>
@@ -26678,7 +26787,7 @@
       </w:rPr>
     </w:lvl>
   </w:abstractNum>
-  <w:abstractNum w:abstractNumId="25" w15:restartNumberingAfterBreak="0">
+  <w:abstractNum w:abstractNumId="26" w15:restartNumberingAfterBreak="0">
     <w:nsid w:val="4A224D14"/>
     <w:multiLevelType w:val="hybridMultilevel"/>
     <w:tmpl w:val="776CFB2C"/>
@@ -26791,7 +26900,7 @@
       </w:rPr>
     </w:lvl>
   </w:abstractNum>
-  <w:abstractNum w:abstractNumId="26" w15:restartNumberingAfterBreak="0">
+  <w:abstractNum w:abstractNumId="27" w15:restartNumberingAfterBreak="0">
     <w:nsid w:val="4AB545A8"/>
     <w:multiLevelType w:val="hybridMultilevel"/>
     <w:tmpl w:val="0ECC26B4"/>
@@ -26904,7 +27013,7 @@
       </w:rPr>
     </w:lvl>
   </w:abstractNum>
-  <w:abstractNum w:abstractNumId="27" w15:restartNumberingAfterBreak="0">
+  <w:abstractNum w:abstractNumId="28" w15:restartNumberingAfterBreak="0">
     <w:nsid w:val="4AFE39CA"/>
     <w:multiLevelType w:val="hybridMultilevel"/>
     <w:tmpl w:val="63B80926"/>
@@ -27017,7 +27126,7 @@
       </w:rPr>
     </w:lvl>
   </w:abstractNum>
-  <w:abstractNum w:abstractNumId="28" w15:restartNumberingAfterBreak="0">
+  <w:abstractNum w:abstractNumId="29" w15:restartNumberingAfterBreak="0">
     <w:nsid w:val="4B391973"/>
     <w:multiLevelType w:val="multilevel"/>
     <w:tmpl w:val="0786E956"/>
@@ -27166,7 +27275,7 @@
       </w:rPr>
     </w:lvl>
   </w:abstractNum>
-  <w:abstractNum w:abstractNumId="29" w15:restartNumberingAfterBreak="0">
+  <w:abstractNum w:abstractNumId="30" w15:restartNumberingAfterBreak="0">
     <w:nsid w:val="4F5D5A47"/>
     <w:multiLevelType w:val="hybridMultilevel"/>
     <w:tmpl w:val="48425BAA"/>
@@ -27279,7 +27388,7 @@
       </w:rPr>
     </w:lvl>
   </w:abstractNum>
-  <w:abstractNum w:abstractNumId="30" w15:restartNumberingAfterBreak="0">
+  <w:abstractNum w:abstractNumId="31" w15:restartNumberingAfterBreak="0">
     <w:nsid w:val="522803EF"/>
     <w:multiLevelType w:val="hybridMultilevel"/>
     <w:tmpl w:val="0C3A66C4"/>
@@ -27392,7 +27501,7 @@
       </w:rPr>
     </w:lvl>
   </w:abstractNum>
-  <w:abstractNum w:abstractNumId="31" w15:restartNumberingAfterBreak="0">
+  <w:abstractNum w:abstractNumId="32" w15:restartNumberingAfterBreak="0">
     <w:nsid w:val="53F06402"/>
     <w:multiLevelType w:val="hybridMultilevel"/>
     <w:tmpl w:val="E1E46E54"/>
@@ -27505,7 +27614,7 @@
       </w:rPr>
     </w:lvl>
   </w:abstractNum>
-  <w:abstractNum w:abstractNumId="32" w15:restartNumberingAfterBreak="0">
+  <w:abstractNum w:abstractNumId="33" w15:restartNumberingAfterBreak="0">
     <w:nsid w:val="56E72059"/>
     <w:multiLevelType w:val="hybridMultilevel"/>
     <w:tmpl w:val="7B6C62F8"/>
@@ -27618,7 +27727,7 @@
       </w:rPr>
     </w:lvl>
   </w:abstractNum>
-  <w:abstractNum w:abstractNumId="33" w15:restartNumberingAfterBreak="0">
+  <w:abstractNum w:abstractNumId="34" w15:restartNumberingAfterBreak="0">
     <w:nsid w:val="5A7036C9"/>
     <w:multiLevelType w:val="hybridMultilevel"/>
     <w:tmpl w:val="4732CA24"/>
@@ -27731,7 +27840,7 @@
       </w:rPr>
     </w:lvl>
   </w:abstractNum>
-  <w:abstractNum w:abstractNumId="34" w15:restartNumberingAfterBreak="0">
+  <w:abstractNum w:abstractNumId="35" w15:restartNumberingAfterBreak="0">
     <w:nsid w:val="5B970446"/>
     <w:multiLevelType w:val="hybridMultilevel"/>
     <w:tmpl w:val="2EE678EA"/>
@@ -27844,7 +27953,7 @@
       </w:rPr>
     </w:lvl>
   </w:abstractNum>
-  <w:abstractNum w:abstractNumId="35" w15:restartNumberingAfterBreak="0">
+  <w:abstractNum w:abstractNumId="36" w15:restartNumberingAfterBreak="0">
     <w:nsid w:val="5BC30D36"/>
     <w:multiLevelType w:val="hybridMultilevel"/>
     <w:tmpl w:val="F054892C"/>
@@ -27957,7 +28066,7 @@
       </w:rPr>
     </w:lvl>
   </w:abstractNum>
-  <w:abstractNum w:abstractNumId="36" w15:restartNumberingAfterBreak="0">
+  <w:abstractNum w:abstractNumId="37" w15:restartNumberingAfterBreak="0">
     <w:nsid w:val="5D7F1015"/>
     <w:multiLevelType w:val="hybridMultilevel"/>
     <w:tmpl w:val="717AF604"/>
@@ -28070,7 +28179,7 @@
       </w:rPr>
     </w:lvl>
   </w:abstractNum>
-  <w:abstractNum w:abstractNumId="37" w15:restartNumberingAfterBreak="0">
+  <w:abstractNum w:abstractNumId="38" w15:restartNumberingAfterBreak="0">
     <w:nsid w:val="5E6F13ED"/>
     <w:multiLevelType w:val="hybridMultilevel"/>
     <w:tmpl w:val="4B2074CA"/>
@@ -28183,7 +28292,7 @@
       </w:rPr>
     </w:lvl>
   </w:abstractNum>
-  <w:abstractNum w:abstractNumId="38" w15:restartNumberingAfterBreak="0">
+  <w:abstractNum w:abstractNumId="39" w15:restartNumberingAfterBreak="0">
     <w:nsid w:val="5EEF36C7"/>
     <w:multiLevelType w:val="hybridMultilevel"/>
     <w:tmpl w:val="44B8DAE2"/>
@@ -28296,7 +28405,7 @@
       </w:rPr>
     </w:lvl>
   </w:abstractNum>
-  <w:abstractNum w:abstractNumId="39" w15:restartNumberingAfterBreak="0">
+  <w:abstractNum w:abstractNumId="40" w15:restartNumberingAfterBreak="0">
     <w:nsid w:val="5F2609AD"/>
     <w:multiLevelType w:val="hybridMultilevel"/>
     <w:tmpl w:val="DB1ED0D2"/>
@@ -28409,7 +28518,7 @@
       </w:rPr>
     </w:lvl>
   </w:abstractNum>
-  <w:abstractNum w:abstractNumId="40" w15:restartNumberingAfterBreak="0">
+  <w:abstractNum w:abstractNumId="41" w15:restartNumberingAfterBreak="0">
     <w:nsid w:val="65553BF5"/>
     <w:multiLevelType w:val="hybridMultilevel"/>
     <w:tmpl w:val="50986D9E"/>
@@ -28498,7 +28607,7 @@
       </w:pPr>
     </w:lvl>
   </w:abstractNum>
-  <w:abstractNum w:abstractNumId="41" w15:restartNumberingAfterBreak="0">
+  <w:abstractNum w:abstractNumId="42" w15:restartNumberingAfterBreak="0">
     <w:nsid w:val="6E9944DA"/>
     <w:multiLevelType w:val="hybridMultilevel"/>
     <w:tmpl w:val="5B6CCEE6"/>
@@ -28611,7 +28720,7 @@
       </w:rPr>
     </w:lvl>
   </w:abstractNum>
-  <w:abstractNum w:abstractNumId="42" w15:restartNumberingAfterBreak="0">
+  <w:abstractNum w:abstractNumId="43" w15:restartNumberingAfterBreak="0">
     <w:nsid w:val="6ED0019D"/>
     <w:multiLevelType w:val="hybridMultilevel"/>
     <w:tmpl w:val="2048D8F6"/>
@@ -28724,7 +28833,7 @@
       </w:rPr>
     </w:lvl>
   </w:abstractNum>
-  <w:abstractNum w:abstractNumId="43" w15:restartNumberingAfterBreak="0">
+  <w:abstractNum w:abstractNumId="44" w15:restartNumberingAfterBreak="0">
     <w:nsid w:val="790752BC"/>
     <w:multiLevelType w:val="hybridMultilevel"/>
     <w:tmpl w:val="863661B2"/>
@@ -28837,7 +28946,7 @@
       </w:rPr>
     </w:lvl>
   </w:abstractNum>
-  <w:abstractNum w:abstractNumId="44" w15:restartNumberingAfterBreak="0">
+  <w:abstractNum w:abstractNumId="45" w15:restartNumberingAfterBreak="0">
     <w:nsid w:val="7A4A45D1"/>
     <w:multiLevelType w:val="hybridMultilevel"/>
     <w:tmpl w:val="6CFA308A"/>
@@ -28950,7 +29059,7 @@
       </w:rPr>
     </w:lvl>
   </w:abstractNum>
-  <w:abstractNum w:abstractNumId="45" w15:restartNumberingAfterBreak="0">
+  <w:abstractNum w:abstractNumId="46" w15:restartNumberingAfterBreak="0">
     <w:nsid w:val="7B897D4C"/>
     <w:multiLevelType w:val="hybridMultilevel"/>
     <w:tmpl w:val="5726E13C"/>
@@ -29063,7 +29172,7 @@
       </w:rPr>
     </w:lvl>
   </w:abstractNum>
-  <w:abstractNum w:abstractNumId="46" w15:restartNumberingAfterBreak="0">
+  <w:abstractNum w:abstractNumId="47" w15:restartNumberingAfterBreak="0">
     <w:nsid w:val="7C1A4AEC"/>
     <w:multiLevelType w:val="hybridMultilevel"/>
     <w:tmpl w:val="23586ABE"/>
@@ -29176,7 +29285,7 @@
       </w:rPr>
     </w:lvl>
   </w:abstractNum>
-  <w:abstractNum w:abstractNumId="47" w15:restartNumberingAfterBreak="0">
+  <w:abstractNum w:abstractNumId="48" w15:restartNumberingAfterBreak="0">
     <w:nsid w:val="7E5C7433"/>
     <w:multiLevelType w:val="multilevel"/>
     <w:tmpl w:val="45486E76"/>
@@ -29325,7 +29434,7 @@
       </w:rPr>
     </w:lvl>
   </w:abstractNum>
-  <w:abstractNum w:abstractNumId="48" w15:restartNumberingAfterBreak="0">
+  <w:abstractNum w:abstractNumId="49" w15:restartNumberingAfterBreak="0">
     <w:nsid w:val="7F3323E8"/>
     <w:multiLevelType w:val="hybridMultilevel"/>
     <w:tmpl w:val="636220BC"/>
@@ -29438,7 +29547,7 @@
       </w:rPr>
     </w:lvl>
   </w:abstractNum>
-  <w:abstractNum w:abstractNumId="49" w15:restartNumberingAfterBreak="0">
+  <w:abstractNum w:abstractNumId="50" w15:restartNumberingAfterBreak="0">
     <w:nsid w:val="7F64741F"/>
     <w:multiLevelType w:val="hybridMultilevel"/>
     <w:tmpl w:val="2E38A9D0"/>
@@ -29555,7 +29664,7 @@
     <w:abstractNumId w:val="11"/>
   </w:num>
   <w:num w:numId="2" w16cid:durableId="954363457">
-    <w:abstractNumId w:val="49"/>
+    <w:abstractNumId w:val="50"/>
   </w:num>
   <w:num w:numId="3" w16cid:durableId="1084447819">
     <w:abstractNumId w:val="0"/>
@@ -29564,37 +29673,37 @@
     <w:abstractNumId w:val="6"/>
   </w:num>
   <w:num w:numId="5" w16cid:durableId="1774596171">
-    <w:abstractNumId w:val="42"/>
+    <w:abstractNumId w:val="43"/>
   </w:num>
   <w:num w:numId="6" w16cid:durableId="45419321">
+    <w:abstractNumId w:val="24"/>
+  </w:num>
+  <w:num w:numId="7" w16cid:durableId="417679766">
     <w:abstractNumId w:val="23"/>
   </w:num>
-  <w:num w:numId="7" w16cid:durableId="417679766">
-    <w:abstractNumId w:val="22"/>
-  </w:num>
   <w:num w:numId="8" w16cid:durableId="268897092">
-    <w:abstractNumId w:val="32"/>
+    <w:abstractNumId w:val="33"/>
   </w:num>
   <w:num w:numId="9" w16cid:durableId="145168977">
-    <w:abstractNumId w:val="30"/>
+    <w:abstractNumId w:val="31"/>
   </w:num>
   <w:num w:numId="10" w16cid:durableId="1898513223">
-    <w:abstractNumId w:val="35"/>
+    <w:abstractNumId w:val="36"/>
   </w:num>
   <w:num w:numId="11" w16cid:durableId="444228380">
-    <w:abstractNumId w:val="43"/>
+    <w:abstractNumId w:val="44"/>
   </w:num>
   <w:num w:numId="12" w16cid:durableId="1374379446">
-    <w:abstractNumId w:val="36"/>
+    <w:abstractNumId w:val="37"/>
   </w:num>
   <w:num w:numId="13" w16cid:durableId="1890922994">
-    <w:abstractNumId w:val="37"/>
+    <w:abstractNumId w:val="38"/>
   </w:num>
   <w:num w:numId="14" w16cid:durableId="262497753">
-    <w:abstractNumId w:val="44"/>
+    <w:abstractNumId w:val="45"/>
   </w:num>
   <w:num w:numId="15" w16cid:durableId="1382250782">
-    <w:abstractNumId w:val="25"/>
+    <w:abstractNumId w:val="26"/>
   </w:num>
   <w:num w:numId="16" w16cid:durableId="1789540652">
     <w:abstractNumId w:val="4"/>
@@ -29603,28 +29712,28 @@
     <w:abstractNumId w:val="7"/>
   </w:num>
   <w:num w:numId="18" w16cid:durableId="1790313708">
-    <w:abstractNumId w:val="41"/>
+    <w:abstractNumId w:val="42"/>
   </w:num>
   <w:num w:numId="19" w16cid:durableId="1480196989">
-    <w:abstractNumId w:val="45"/>
+    <w:abstractNumId w:val="46"/>
   </w:num>
   <w:num w:numId="20" w16cid:durableId="2128817649">
-    <w:abstractNumId w:val="19"/>
+    <w:abstractNumId w:val="20"/>
   </w:num>
   <w:num w:numId="21" w16cid:durableId="346910344">
     <w:abstractNumId w:val="13"/>
   </w:num>
   <w:num w:numId="22" w16cid:durableId="776096731">
-    <w:abstractNumId w:val="38"/>
+    <w:abstractNumId w:val="39"/>
   </w:num>
   <w:num w:numId="23" w16cid:durableId="320080921">
-    <w:abstractNumId w:val="26"/>
+    <w:abstractNumId w:val="27"/>
   </w:num>
   <w:num w:numId="24" w16cid:durableId="1944530597">
-    <w:abstractNumId w:val="16"/>
+    <w:abstractNumId w:val="17"/>
   </w:num>
   <w:num w:numId="25" w16cid:durableId="768701180">
-    <w:abstractNumId w:val="46"/>
+    <w:abstractNumId w:val="47"/>
   </w:num>
   <w:num w:numId="26" w16cid:durableId="535314963">
     <w:abstractNumId w:val="12"/>
@@ -29639,67 +29748,70 @@
     <w:abstractNumId w:val="5"/>
   </w:num>
   <w:num w:numId="30" w16cid:durableId="943269335">
-    <w:abstractNumId w:val="34"/>
+    <w:abstractNumId w:val="35"/>
   </w:num>
   <w:num w:numId="31" w16cid:durableId="1936278544">
-    <w:abstractNumId w:val="24"/>
+    <w:abstractNumId w:val="25"/>
   </w:num>
   <w:num w:numId="32" w16cid:durableId="514926312">
-    <w:abstractNumId w:val="29"/>
+    <w:abstractNumId w:val="30"/>
   </w:num>
   <w:num w:numId="33" w16cid:durableId="2115587133">
     <w:abstractNumId w:val="10"/>
   </w:num>
   <w:num w:numId="34" w16cid:durableId="1682781783">
-    <w:abstractNumId w:val="39"/>
+    <w:abstractNumId w:val="40"/>
   </w:num>
   <w:num w:numId="35" w16cid:durableId="349990158">
     <w:abstractNumId w:val="9"/>
   </w:num>
   <w:num w:numId="36" w16cid:durableId="1714620464">
+    <w:abstractNumId w:val="19"/>
+  </w:num>
+  <w:num w:numId="37" w16cid:durableId="1385518977">
+    <w:abstractNumId w:val="21"/>
+  </w:num>
+  <w:num w:numId="38" w16cid:durableId="402794919">
     <w:abstractNumId w:val="18"/>
   </w:num>
-  <w:num w:numId="37" w16cid:durableId="1385518977">
-    <w:abstractNumId w:val="20"/>
-  </w:num>
-  <w:num w:numId="38" w16cid:durableId="402794919">
-    <w:abstractNumId w:val="17"/>
-  </w:num>
   <w:num w:numId="39" w16cid:durableId="1147164969">
-    <w:abstractNumId w:val="27"/>
+    <w:abstractNumId w:val="28"/>
   </w:num>
   <w:num w:numId="40" w16cid:durableId="1953050056">
     <w:abstractNumId w:val="8"/>
   </w:num>
   <w:num w:numId="41" w16cid:durableId="581524748">
-    <w:abstractNumId w:val="31"/>
+    <w:abstractNumId w:val="32"/>
   </w:num>
   <w:num w:numId="42" w16cid:durableId="613563707">
-    <w:abstractNumId w:val="48"/>
+    <w:abstractNumId w:val="49"/>
   </w:num>
   <w:num w:numId="43" w16cid:durableId="879165775">
-    <w:abstractNumId w:val="33"/>
+    <w:abstractNumId w:val="34"/>
   </w:num>
   <w:num w:numId="44" w16cid:durableId="245382457">
     <w:abstractNumId w:val="1"/>
   </w:num>
   <w:num w:numId="45" w16cid:durableId="367418498">
-    <w:abstractNumId w:val="40"/>
+    <w:abstractNumId w:val="41"/>
   </w:num>
   <w:num w:numId="46" w16cid:durableId="536893209">
-    <w:abstractNumId w:val="21"/>
+    <w:abstractNumId w:val="22"/>
   </w:num>
   <w:num w:numId="47" w16cid:durableId="1097168414">
-    <w:abstractNumId w:val="15"/>
+    <w:abstractNumId w:val="16"/>
   </w:num>
   <w:num w:numId="48" w16cid:durableId="494759559">
-    <w:abstractNumId w:val="28"/>
+    <w:abstractNumId w:val="29"/>
   </w:num>
   <w:num w:numId="49" w16cid:durableId="1487209329">
     <w:abstractNumId w:val="3"/>
   </w:num>
   <w:num w:numId="50" w16cid:durableId="363864804">
-    <w:abstractNumId w:val="47"/>
+    <w:abstractNumId w:val="48"/>
+  </w:num>
+  <w:num w:numId="51" w16cid:durableId="2082365843">
+    <w:abstractNumId w:val="15"/>
   </w:num>
   <w:numIdMacAtCleanup w:val="40"/>
 </w:numbering>
